--- a/hp/P1_Holiday_Program_Student_Workbook.docx
+++ b/hp/P1_Holiday_Program_Student_Workbook.docx
@@ -25523,7 +25523,7 @@
           <w:sz w:val="26"/>
           <w:szCs w:val="26"/>
         </w:rPr>
-        <w:t xml:space="preserve">Make a challenge puzzle for a friend. Write the puzzle and the answer.</w:t>
+        <w:t xml:space="preserve">Make a challenge puzzle for a friend. Write the puzzle and the answer. (We do this in talk time.)</w:t>
       </w:r>
     </w:p>
     <w:p>

--- a/hp/P1_Holiday_Program_Student_Workbook.docx
+++ b/hp/P1_Holiday_Program_Student_Workbook.docx
@@ -2293,7 +2293,7 @@
           <w:sz w:val="26"/>
           <w:szCs w:val="26"/>
         </w:rPr>
-        <w:t xml:space="preserve">Ali counts in 2s from 2 up to 50. Mei counts in 5s from 5 up to 50.</w:t>
+        <w:t xml:space="preserve">Ali counts in 2s from 2 up to 50. Mei counts in 5s from 5 up to 50. Write both lists first.</w:t>
       </w:r>
     </w:p>
     <w:p>
@@ -3746,7 +3746,7 @@
           <w:sz w:val="26"/>
           <w:szCs w:val="26"/>
         </w:rPr>
-        <w:t xml:space="preserve">A pattern starts at 3 and adds 5 each time. What is the 8th number?</w:t>
+        <w:t xml:space="preserve">Is 30 in the pattern 4, 8, 12, 16 … ? How do you know?</w:t>
       </w:r>
     </w:p>
     <w:p>
@@ -3807,7 +3807,7 @@
           <w:sz w:val="26"/>
           <w:szCs w:val="26"/>
         </w:rPr>
-        <w:t xml:space="preserve">A pattern starts at 2 and adds 4 each time. What is the 7th number?</w:t>
+        <w:t xml:space="preserve">Start at 50 and take away 7 each time. What is the first number below 20?</w:t>
       </w:r>
     </w:p>
     <w:p>
@@ -3957,7 +3957,7 @@
           <w:sz w:val="26"/>
           <w:szCs w:val="26"/>
         </w:rPr>
-        <w:t xml:space="preserve">Frog A starts at 3 and jumps 4 each time. Frog B starts at 5 and jumps 3 each time. Which numbers up to 40 do both frogs land on?</w:t>
+        <w:t xml:space="preserve">1, 2, 4, 7, 11, 16 … What is the 8th number? Explain how the pattern grows.</w:t>
       </w:r>
     </w:p>
     <w:p>
@@ -4027,7 +4027,7 @@
           <w:sz w:val="26"/>
           <w:szCs w:val="26"/>
         </w:rPr>
-        <w:t xml:space="preserve">1, 2, 4, 7, 11, 16 … What is the 8th number? Explain how the pattern grows.</w:t>
+        <w:t xml:space="preserve">Ali counts up from 2 in 3s. Mei counts up from 1 in 4s. Which numbers up to 50 are in both patterns? What do you notice about the gaps between them?</w:t>
       </w:r>
     </w:p>
     <w:p>
@@ -4097,7 +4097,7 @@
           <w:sz w:val="26"/>
           <w:szCs w:val="26"/>
         </w:rPr>
-        <w:t xml:space="preserve">Ali counts up from 2 in 3s. Mei counts up from 1 in 4s. Which numbers up to 50 are in both patterns?</w:t>
+        <w:t xml:space="preserve">Make up your own two counting patterns: choose a start and a jump for each, so that they share some numbers up to 50. Write both patterns and ring the shared numbers. What do you notice about the gaps between the shared numbers?</w:t>
       </w:r>
     </w:p>
     <w:p>
@@ -4836,7 +4836,7 @@
           <w:sz w:val="26"/>
           <w:szCs w:val="26"/>
         </w:rPr>
-        <w:t xml:space="preserve">The = sign means “is the same as”. Fill in the blanks.</w:t>
+        <w:t xml:space="preserve">The = sign means “is the same as”. Use counters or draw dots to make both sides the same. Fill in the blanks.</w:t>
       </w:r>
     </w:p>
     <w:p>
@@ -5060,7 +5060,7 @@
           <w:sz w:val="26"/>
           <w:szCs w:val="26"/>
         </w:rPr>
-        <w:t xml:space="preserve">Challenge: now make each side add up to 10. Which numbers are in the corners this time?   ______________</w:t>
+        <w:t xml:space="preserve">Think harder: now make each side add up to 10. Which numbers are in the corners this time?   ______________</w:t>
       </w:r>
     </w:p>
     <w:p>
@@ -5134,7 +5134,7 @@
           <w:sz w:val="24"/>
           <w:szCs w:val="24"/>
         </w:rPr>
-        <w:t xml:space="preserve">Challenge: two numbers add up to 12. One is 4 more than the other. What are they?   </w:t>
+        <w:t xml:space="preserve">Think harder: two numbers add up to 12. One is 4 more than the other. What are they?   </w:t>
       </w:r>
       <w:r>
         <w:rPr>
@@ -5503,7 +5503,7 @@
           <w:sz w:val="26"/>
           <w:szCs w:val="26"/>
         </w:rPr>
-        <w:t xml:space="preserve">8 + 2 = 7 + __</w:t>
+        <w:t xml:space="preserve">9 + 6 = __ + 10</w:t>
       </w:r>
     </w:p>
     <w:p>
@@ -5564,7 +5564,7 @@
           <w:sz w:val="26"/>
           <w:szCs w:val="26"/>
         </w:rPr>
-        <w:t xml:space="preserve">9 + 6 = __ + 10</w:t>
+        <w:t xml:space="preserve">6 + 4 = 10, so 16 + 4 = __ and 26 + 4 = __</w:t>
       </w:r>
     </w:p>
     <w:p>
@@ -5625,7 +5625,7 @@
           <w:sz w:val="26"/>
           <w:szCs w:val="26"/>
         </w:rPr>
-        <w:t xml:space="preserve">12 + 3 = 10 + __</w:t>
+        <w:t xml:space="preserve">Find all the pairs of numbers from 1 to 11 that make 12. (3 + 9 and 9 + 3 count as the same pair.) How many pairs are there?</w:t>
       </w:r>
     </w:p>
     <w:p>
@@ -5775,7 +5775,7 @@
           <w:sz w:val="26"/>
           <w:szCs w:val="26"/>
         </w:rPr>
-        <w:t xml:space="preserve">Three different numbers from 1 to 7 add up to 10. Find every set of three.</w:t>
+        <w:t xml:space="preserve">Put 1 to 6 in the magic triangle so each side adds to 11. What goes in the corners and middles?</w:t>
       </w:r>
     </w:p>
     <w:p>
@@ -5845,7 +5845,7 @@
           <w:sz w:val="26"/>
           <w:szCs w:val="26"/>
         </w:rPr>
-        <w:t xml:space="preserve">Put 1 to 6 in the magic triangle so each side adds to 11. What goes in the corners and middles?</w:t>
+        <w:t xml:space="preserve">Ali has 20 stickers. He keeps 9 and shares the rest between Ben and Mei. Ben gets 3 more than Mei. How many does each get?</w:t>
       </w:r>
     </w:p>
     <w:p>
@@ -5915,7 +5915,7 @@
           <w:sz w:val="26"/>
           <w:szCs w:val="26"/>
         </w:rPr>
-        <w:t xml:space="preserve">Ali has 20 stickers. He keeps 9 and shares the rest between Ben and Mei. Ben gets 3 more than Mei. How many does each get?</w:t>
+        <w:t xml:space="preserve">Change the magic triangle: use the numbers 2, 3, 4, 5, 6 and 7 instead of 1 to 6. Can you make every side add to the same total? Try it. Which totals can you make?</w:t>
       </w:r>
     </w:p>
     <w:p>
@@ -8439,7 +8439,7 @@
           <w:sz w:val="26"/>
           <w:szCs w:val="26"/>
         </w:rPr>
-        <w:t xml:space="preserve">1 picture = 2 children. Red has 3 pictures and blue has 5. How many more children chose blue than red?</w:t>
+        <w:t xml:space="preserve">1 picture = 2 children. Six children chose pizza. How many pictures should we draw?</w:t>
       </w:r>
     </w:p>
     <w:p>
@@ -8500,7 +8500,7 @@
           <w:sz w:val="26"/>
           <w:szCs w:val="26"/>
         </w:rPr>
-        <w:t xml:space="preserve">1 picture = 2 children. Six children chose pizza. How many pictures should we draw?</w:t>
+        <w:t xml:space="preserve">1 picture = 2 children. A half picture means 1 child. Apple has 3 pictures and a half. How many children chose apple?</w:t>
       </w:r>
     </w:p>
     <w:p>
@@ -8650,7 +8650,7 @@
           <w:sz w:val="26"/>
           <w:szCs w:val="26"/>
         </w:rPr>
-        <w:t xml:space="preserve">1 picture = 3 children. Apple has 4 pictures, banana 2 and orange 5. Then 7 more children join and all choose banana. Which fruit wins now, and by how many votes?</w:t>
+        <w:t xml:space="preserve">24 children voted. Apple got 6 votes. Orange got 6 more votes than banana. How many votes did banana and orange get?</w:t>
       </w:r>
     </w:p>
     <w:p>
@@ -8720,7 +8720,7 @@
           <w:sz w:val="26"/>
           <w:szCs w:val="26"/>
         </w:rPr>
-        <w:t xml:space="preserve">24 children voted. Apple got 6 votes. Orange got 6 more votes than banana. How many votes did banana and orange get?</w:t>
+        <w:t xml:space="preserve">1 picture = 2 children. 20 children voted for three fruits. A has 3 pictures. B has 2 more pictures than A. How many children chose C?</w:t>
       </w:r>
     </w:p>
     <w:p>
@@ -8790,7 +8790,7 @@
           <w:sz w:val="26"/>
           <w:szCs w:val="26"/>
         </w:rPr>
-        <w:t xml:space="preserve">1 picture = 2 children. 20 children voted for three fruits. A has 3 pictures. B has 2 more pictures than A. How many children chose C?</w:t>
+        <w:t xml:space="preserve">Make up your own: 15 children vote for three fruits. Draw a picture graph where banana wins by exactly 2 votes (banana has 2 more than the fruit in second place) and no two fruits are tied. Then try to find a second graph that works.</w:t>
       </w:r>
     </w:p>
     <w:p>
@@ -9206,7 +9206,7 @@
           <w:sz w:val="26"/>
           <w:szCs w:val="26"/>
         </w:rPr>
-        <w:t xml:space="preserve">Without drawing, what shape will be in place 30?   ____________________</w:t>
+        <w:t xml:space="preserve">What shape will be in place 30? (Keep drawing, or look for a shortcut.)   ____________</w:t>
       </w:r>
     </w:p>
     <w:p>
@@ -10343,7 +10343,7 @@
           <w:sz w:val="26"/>
           <w:szCs w:val="26"/>
         </w:rPr>
-        <w:t xml:space="preserve">Challenge! Ben has 15 sticks. How many triangles in a row can he make?</w:t>
+        <w:t xml:space="preserve">Think harder! Ben has 15 sticks. How many triangles in a row can he make?</w:t>
       </w:r>
     </w:p>
     <w:p>
@@ -10825,7 +10825,7 @@
           <w:sz w:val="26"/>
           <w:szCs w:val="26"/>
         </w:rPr>
-        <w:t xml:space="preserve">Same pattern: in which places do the squares come? Write the first five.</w:t>
+        <w:t xml:space="preserve">Red, blue, blue, red, blue, blue … What colour is the 20th bead?</w:t>
       </w:r>
     </w:p>
     <w:p>
@@ -10886,7 +10886,7 @@
           <w:sz w:val="26"/>
           <w:szCs w:val="26"/>
         </w:rPr>
-        <w:t xml:space="preserve">Red, blue, blue, red, blue, blue … What colour is the 20th bead?</w:t>
+        <w:t xml:space="preserve">Squares in a row need 4, 7, 10, … sticks. With 20 sticks, how many squares can you make? How many sticks are left over?</w:t>
       </w:r>
     </w:p>
     <w:p>
@@ -11036,7 +11036,7 @@
           <w:sz w:val="26"/>
           <w:szCs w:val="26"/>
         </w:rPr>
-        <w:t xml:space="preserve">Squares in a row use 4, 7, 10 … sticks. Ben has 50 sticks. How many squares can he make? How many sticks are left?</w:t>
+        <w:t xml:space="preserve">Beads repeat in a pattern of 5: red, red, blue, blue, green. How many green beads are in the first 47 beads?</w:t>
       </w:r>
     </w:p>
     <w:p>
@@ -11106,7 +11106,7 @@
           <w:sz w:val="26"/>
           <w:szCs w:val="26"/>
         </w:rPr>
-        <w:t xml:space="preserve">Beads repeat in a pattern of 5: red, red, blue, blue, green. How many green beads are in the first 47 beads?</w:t>
+        <w:t xml:space="preserve">Dots: 1, 3, 6, 10, 15 … What are the next two numbers? What is the 10th number?</w:t>
       </w:r>
     </w:p>
     <w:p>
@@ -11176,7 +11176,7 @@
           <w:sz w:val="26"/>
           <w:szCs w:val="26"/>
         </w:rPr>
-        <w:t xml:space="preserve">Dots: 1, 3, 6, 10, 15 … What are the next two numbers? What is the 10th number?</w:t>
+        <w:t xml:space="preserve">Make up your own repeating pattern with a core of 5 beads (use up to 3 colours). Ask a partner: what colour is the 33rd bead? Write the answer and how you know.</w:t>
       </w:r>
     </w:p>
     <w:p>
@@ -13354,7 +13354,7 @@
           <w:sz w:val="26"/>
           <w:szCs w:val="26"/>
         </w:rPr>
-        <w:t xml:space="preserve">Ali is 8th from the front AND 8th from the back. How many children are in the queue? (Careful: Draw it!)</w:t>
+        <w:t xml:space="preserve">Ali is 3rd from the front AND 3rd from the back. How many children are in the queue? (Careful: Draw it!)</w:t>
       </w:r>
     </w:p>
     <w:p>
@@ -14081,7 +14081,7 @@
           <w:sz w:val="26"/>
           <w:szCs w:val="26"/>
         </w:rPr>
-        <w:t xml:space="preserve">I think of a number. I add 7, take away 3, add 5, then take away 8. I get 14. What is my number?</w:t>
+        <w:t xml:space="preserve">A number machine has two steps: add 3, then add 4. IN 5 gives OUT 12. What goes IN to give OUT 20? Can you make a one-step machine that does the same job?</w:t>
       </w:r>
     </w:p>
     <w:p>
@@ -14151,7 +14151,7 @@
           <w:sz w:val="26"/>
           <w:szCs w:val="26"/>
         </w:rPr>
-        <w:t xml:space="preserve">Ali and Ben have 20 marbles together. Ali has 4 more than Ben. How many marbles does each have?</w:t>
+        <w:t xml:space="preserve">A snail climbs 3 cm each day and slides back 1 cm each night. It starts at the bottom of a 9 cm wall. On which day does it reach the top?</w:t>
       </w:r>
     </w:p>
     <w:p>
@@ -14221,7 +14221,7 @@
           <w:sz w:val="26"/>
           <w:szCs w:val="26"/>
         </w:rPr>
-        <w:t xml:space="preserve">A snail climbs 3 cm each day and slides back 1 cm each night. It starts at the bottom of a 9 cm wall. On which day does it reach the top?</w:t>
+        <w:t xml:space="preserve">Make up a mystery number story with THREE steps whose answer is 10. Write the story. Show how a partner can work backwards to find 10, and how they can check by going forwards.</w:t>
       </w:r>
     </w:p>
     <w:p>
@@ -15551,7 +15551,7 @@
           <w:sz w:val="26"/>
           <w:szCs w:val="26"/>
         </w:rPr>
-        <w:t xml:space="preserve">Challenge! Find ALL the ways to make 30¢ using 20¢, 10¢ and 5¢ coins. Write each way like this:  20¢ + 5¢ + 5¢</w:t>
+        <w:t xml:space="preserve">Think harder! Find ALL the ways to make 30¢ using 20¢, 10¢ and 5¢ coins. Write each way like this:  20¢ + 5¢ + 5¢</w:t>
       </w:r>
     </w:p>
     <w:p>
@@ -16269,7 +16269,7 @@
           <w:sz w:val="26"/>
           <w:szCs w:val="26"/>
         </w:rPr>
-        <w:t xml:space="preserve">A bag costs $34. Ali pays with a $50 note. How much change does he get?</w:t>
+        <w:t xml:space="preserve">Make 70¢ using exactly 4 coins from 5¢, 10¢, 20¢ and 50¢. Find every set.</w:t>
       </w:r>
     </w:p>
     <w:p>
@@ -16330,7 +16330,7 @@
           <w:sz w:val="26"/>
           <w:szCs w:val="26"/>
         </w:rPr>
-        <w:t xml:space="preserve">Make 70¢ using exactly 4 coins from 5¢, 10¢, 20¢ and 50¢. Find every set.</w:t>
+        <w:t xml:space="preserve">Sam has only 10¢ and 20¢ coins. He pays exactly 90¢ using 6 coins. How many of each coin does he use?</w:t>
       </w:r>
     </w:p>
     <w:p>
@@ -16391,7 +16391,7 @@
           <w:sz w:val="26"/>
           <w:szCs w:val="26"/>
         </w:rPr>
-        <w:t xml:space="preserve">Sam has only 10¢ and 20¢ coins. He pays exactly 90¢ using 6 coins. How many of each coin does he use?</w:t>
+        <w:t xml:space="preserve">What is the fewest number of coins to make 45¢?</w:t>
       </w:r>
     </w:p>
     <w:p>
@@ -16452,7 +16452,7 @@
           <w:sz w:val="26"/>
           <w:szCs w:val="26"/>
         </w:rPr>
-        <w:t xml:space="preserve">What is the fewest number of coins to make 45¢?</w:t>
+        <w:t xml:space="preserve">How many ways can you make 25¢ using 20¢, 10¢ and 5¢ coins?</w:t>
       </w:r>
     </w:p>
     <w:p>
@@ -16602,7 +16602,7 @@
           <w:sz w:val="26"/>
           <w:szCs w:val="26"/>
         </w:rPr>
-        <w:t xml:space="preserve">Ali pays 55¢ with exactly 5 coins. He uses at least one 5¢, one 10¢ and one 20¢ coin. Which coins does he use?</w:t>
+        <w:t xml:space="preserve">You have one 5¢, one 10¢, one 20¢ and one 50¢ coin. How many different amounts can you make using any of them? What if you also had a $1 coin (100¢)?</w:t>
       </w:r>
     </w:p>
     <w:p>
@@ -16672,7 +16672,7 @@
           <w:sz w:val="26"/>
           <w:szCs w:val="26"/>
         </w:rPr>
-        <w:t xml:space="preserve">You have one 5¢, one 10¢, one 20¢ and one 50¢ coin. How many different amounts can you make using any of them?</w:t>
+        <w:t xml:space="preserve">A sweet costs 15¢ and a biscuit costs 20¢. Ben spends exactly 90¢ and buys some of each. How many sweets and biscuits does he buy?</w:t>
       </w:r>
     </w:p>
     <w:p>
@@ -16742,7 +16742,7 @@
           <w:sz w:val="26"/>
           <w:szCs w:val="26"/>
         </w:rPr>
-        <w:t xml:space="preserve">A sweet costs 15¢ and a biscuit costs 20¢. Ben spends exactly 90¢ and buys some of each. How many sweets and biscuits does he buy?</w:t>
+        <w:t xml:space="preserve">Make up your own coin puzzle that has exactly ONE answer (for example: "exactly 3 coins that make 35¢"). Write it, swap with a partner and check their answer by listing every possibility.</w:t>
       </w:r>
     </w:p>
     <w:p>
@@ -17429,1005 +17429,7 @@
           <w:sz w:val="26"/>
           <w:szCs w:val="26"/>
         </w:rPr>
-        <w:t xml:space="preserve">Sides and corners. Fill in the table.</w:t>
-      </w:r>
-    </w:p>
-    <w:tbl>
-      <w:tblPr>
-        <w:tblW w:type="dxa" w:w="9900"/>
-        <w:tblBorders>
-          <w:top w:val="single" w:color="auto" w:sz="4"/>
-          <w:left w:val="single" w:color="auto" w:sz="4"/>
-          <w:bottom w:val="single" w:color="auto" w:sz="4"/>
-          <w:right w:val="single" w:color="auto" w:sz="4"/>
-          <w:insideH w:val="single" w:color="auto" w:sz="4"/>
-          <w:insideV w:val="single" w:color="auto" w:sz="4"/>
-        </w:tblBorders>
-      </w:tblPr>
-      <w:tblGrid>
-        <w:gridCol w:w="3300"/>
-        <w:gridCol w:w="3300"/>
-        <w:gridCol w:w="3300"/>
-      </w:tblGrid>
-      <w:tr>
-        <w:trPr>
-          <w:cantSplit/>
-        </w:trPr>
-        <w:tc>
-          <w:tcPr>
-            <w:tcW w:type="dxa" w:w="3300"/>
-            <w:tcBorders>
-              <w:top w:val="single" w:color="000000" w:sz="8"/>
-              <w:left w:val="single" w:color="000000" w:sz="8"/>
-              <w:bottom w:val="single" w:color="000000" w:sz="8"/>
-              <w:right w:val="single" w:color="000000" w:sz="8"/>
-            </w:tcBorders>
-            <w:shd w:fill="EDEDED" w:color="auto" w:val="clear"/>
-            <w:tcMar>
-              <w:top w:type="dxa" w:w="100"/>
-              <w:left w:type="dxa" w:w="100"/>
-              <w:bottom w:type="dxa" w:w="100"/>
-              <w:right w:type="dxa" w:w="100"/>
-            </w:tcMar>
-            <w:vAlign w:val="center"/>
-          </w:tcPr>
-          <w:p>
-            <w:pPr>
-              <w:keepLines/>
-              <w:spacing w:after="0" w:before="0" w:line="320" w:lineRule="auto"/>
-              <w:jc w:val="center"/>
-            </w:pPr>
-            <w:r>
-              <w:rPr>
-                <w:rFonts w:ascii="Arial" w:cs="Arial" w:eastAsia="Arial" w:hAnsi="Arial"/>
-                <w:b/>
-                <w:bCs/>
-                <w:sz w:val="24"/>
-                <w:szCs w:val="24"/>
-              </w:rPr>
-              <w:t xml:space="preserve">Shape</w:t>
-            </w:r>
-          </w:p>
-        </w:tc>
-        <w:tc>
-          <w:tcPr>
-            <w:tcW w:type="dxa" w:w="3300"/>
-            <w:tcBorders>
-              <w:top w:val="single" w:color="000000" w:sz="8"/>
-              <w:left w:val="single" w:color="000000" w:sz="8"/>
-              <w:bottom w:val="single" w:color="000000" w:sz="8"/>
-              <w:right w:val="single" w:color="000000" w:sz="8"/>
-            </w:tcBorders>
-            <w:shd w:fill="EDEDED" w:color="auto" w:val="clear"/>
-            <w:tcMar>
-              <w:top w:type="dxa" w:w="100"/>
-              <w:left w:type="dxa" w:w="100"/>
-              <w:bottom w:type="dxa" w:w="100"/>
-              <w:right w:type="dxa" w:w="100"/>
-            </w:tcMar>
-            <w:vAlign w:val="center"/>
-          </w:tcPr>
-          <w:p>
-            <w:pPr>
-              <w:keepLines/>
-              <w:spacing w:after="0" w:before="0" w:line="320" w:lineRule="auto"/>
-              <w:jc w:val="center"/>
-            </w:pPr>
-            <w:r>
-              <w:rPr>
-                <w:rFonts w:ascii="Arial" w:cs="Arial" w:eastAsia="Arial" w:hAnsi="Arial"/>
-                <w:b/>
-                <w:bCs/>
-                <w:sz w:val="24"/>
-                <w:szCs w:val="24"/>
-              </w:rPr>
-              <w:t xml:space="preserve">Straight sides</w:t>
-            </w:r>
-          </w:p>
-        </w:tc>
-        <w:tc>
-          <w:tcPr>
-            <w:tcW w:type="dxa" w:w="3300"/>
-            <w:tcBorders>
-              <w:top w:val="single" w:color="000000" w:sz="8"/>
-              <w:left w:val="single" w:color="000000" w:sz="8"/>
-              <w:bottom w:val="single" w:color="000000" w:sz="8"/>
-              <w:right w:val="single" w:color="000000" w:sz="8"/>
-            </w:tcBorders>
-            <w:shd w:fill="EDEDED" w:color="auto" w:val="clear"/>
-            <w:tcMar>
-              <w:top w:type="dxa" w:w="100"/>
-              <w:left w:type="dxa" w:w="100"/>
-              <w:bottom w:type="dxa" w:w="100"/>
-              <w:right w:type="dxa" w:w="100"/>
-            </w:tcMar>
-            <w:vAlign w:val="center"/>
-          </w:tcPr>
-          <w:p>
-            <w:pPr>
-              <w:keepLines/>
-              <w:spacing w:after="0" w:before="0" w:line="320" w:lineRule="auto"/>
-              <w:jc w:val="center"/>
-            </w:pPr>
-            <w:r>
-              <w:rPr>
-                <w:rFonts w:ascii="Arial" w:cs="Arial" w:eastAsia="Arial" w:hAnsi="Arial"/>
-                <w:b/>
-                <w:bCs/>
-                <w:sz w:val="24"/>
-                <w:szCs w:val="24"/>
-              </w:rPr>
-              <w:t xml:space="preserve">Corners</w:t>
-            </w:r>
-          </w:p>
-        </w:tc>
-      </w:tr>
-      <w:tr>
-        <w:trPr>
-          <w:cantSplit/>
-        </w:trPr>
-        <w:tc>
-          <w:tcPr>
-            <w:tcW w:type="dxa" w:w="3300"/>
-            <w:tcBorders>
-              <w:top w:val="single" w:color="000000" w:sz="8"/>
-              <w:left w:val="single" w:color="000000" w:sz="8"/>
-              <w:bottom w:val="single" w:color="000000" w:sz="8"/>
-              <w:right w:val="single" w:color="000000" w:sz="8"/>
-            </w:tcBorders>
-            <w:tcMar>
-              <w:top w:type="dxa" w:w="50"/>
-              <w:left w:type="dxa" w:w="100"/>
-              <w:bottom w:type="dxa" w:w="50"/>
-              <w:right w:type="dxa" w:w="100"/>
-            </w:tcMar>
-            <w:vAlign w:val="center"/>
-          </w:tcPr>
-          <w:p>
-            <w:pPr>
-              <w:keepLines/>
-              <w:spacing w:after="0" w:before="0" w:line="320" w:lineRule="auto"/>
-              <w:jc w:val="center"/>
-            </w:pPr>
-            <w:r>
-              <w:rPr>
-                <w:rFonts w:ascii="Arial" w:cs="Arial" w:eastAsia="Arial" w:hAnsi="Arial"/>
-                <w:b/>
-                <w:bCs/>
-                <w:sz w:val="22"/>
-                <w:szCs w:val="22"/>
-              </w:rPr>
-              <w:t xml:space="preserve">Circle</w:t>
-            </w:r>
-          </w:p>
-        </w:tc>
-        <w:tc>
-          <w:tcPr>
-            <w:tcW w:type="dxa" w:w="3300"/>
-            <w:tcBorders>
-              <w:top w:val="single" w:color="000000" w:sz="8"/>
-              <w:left w:val="single" w:color="000000" w:sz="8"/>
-              <w:bottom w:val="single" w:color="000000" w:sz="8"/>
-              <w:right w:val="single" w:color="000000" w:sz="8"/>
-            </w:tcBorders>
-            <w:tcMar>
-              <w:top w:type="dxa" w:w="50"/>
-              <w:left w:type="dxa" w:w="100"/>
-              <w:bottom w:type="dxa" w:w="50"/>
-              <w:right w:type="dxa" w:w="100"/>
-            </w:tcMar>
-            <w:vAlign w:val="center"/>
-          </w:tcPr>
-          <w:p>
-            <w:pPr>
-              <w:keepLines/>
-              <w:spacing w:after="0" w:before="0" w:line="320" w:lineRule="auto"/>
-              <w:jc w:val="center"/>
-            </w:pPr>
-            <w:r>
-              <w:rPr>
-                <w:rFonts w:ascii="Arial" w:cs="Arial" w:eastAsia="Arial" w:hAnsi="Arial"/>
-                <w:b w:val="false"/>
-                <w:bCs w:val="false"/>
-                <w:sz w:val="22"/>
-                <w:szCs w:val="22"/>
-              </w:rPr>
-              <w:t xml:space="preserve">0</w:t>
-            </w:r>
-          </w:p>
-        </w:tc>
-        <w:tc>
-          <w:tcPr>
-            <w:tcW w:type="dxa" w:w="3300"/>
-            <w:tcBorders>
-              <w:top w:val="single" w:color="000000" w:sz="8"/>
-              <w:left w:val="single" w:color="000000" w:sz="8"/>
-              <w:bottom w:val="single" w:color="000000" w:sz="8"/>
-              <w:right w:val="single" w:color="000000" w:sz="8"/>
-            </w:tcBorders>
-            <w:tcMar>
-              <w:top w:type="dxa" w:w="50"/>
-              <w:left w:type="dxa" w:w="100"/>
-              <w:bottom w:type="dxa" w:w="50"/>
-              <w:right w:type="dxa" w:w="100"/>
-            </w:tcMar>
-            <w:vAlign w:val="center"/>
-          </w:tcPr>
-          <w:p>
-            <w:pPr>
-              <w:keepLines/>
-              <w:spacing w:after="0" w:before="0" w:line="320" w:lineRule="auto"/>
-              <w:jc w:val="center"/>
-            </w:pPr>
-            <w:r>
-              <w:rPr>
-                <w:rFonts w:ascii="Arial" w:cs="Arial" w:eastAsia="Arial" w:hAnsi="Arial"/>
-                <w:b w:val="false"/>
-                <w:bCs w:val="false"/>
-                <w:sz w:val="22"/>
-                <w:szCs w:val="22"/>
-              </w:rPr>
-              <w:t xml:space="preserve">0</w:t>
-            </w:r>
-          </w:p>
-        </w:tc>
-      </w:tr>
-      <w:tr>
-        <w:trPr>
-          <w:cantSplit/>
-        </w:trPr>
-        <w:tc>
-          <w:tcPr>
-            <w:tcW w:type="dxa" w:w="3300"/>
-            <w:tcBorders>
-              <w:top w:val="single" w:color="000000" w:sz="8"/>
-              <w:left w:val="single" w:color="000000" w:sz="8"/>
-              <w:bottom w:val="single" w:color="000000" w:sz="8"/>
-              <w:right w:val="single" w:color="000000" w:sz="8"/>
-            </w:tcBorders>
-            <w:tcMar>
-              <w:top w:type="dxa" w:w="50"/>
-              <w:left w:type="dxa" w:w="100"/>
-              <w:bottom w:type="dxa" w:w="50"/>
-              <w:right w:type="dxa" w:w="100"/>
-            </w:tcMar>
-            <w:vAlign w:val="center"/>
-          </w:tcPr>
-          <w:p>
-            <w:pPr>
-              <w:keepLines/>
-              <w:spacing w:after="0" w:before="0" w:line="320" w:lineRule="auto"/>
-              <w:jc w:val="center"/>
-            </w:pPr>
-            <w:r>
-              <w:rPr>
-                <w:rFonts w:ascii="Arial" w:cs="Arial" w:eastAsia="Arial" w:hAnsi="Arial"/>
-                <w:b/>
-                <w:bCs/>
-                <w:sz w:val="22"/>
-                <w:szCs w:val="22"/>
-              </w:rPr>
-              <w:t xml:space="preserve">Triangle</w:t>
-            </w:r>
-          </w:p>
-        </w:tc>
-        <w:tc>
-          <w:tcPr>
-            <w:tcW w:type="dxa" w:w="3300"/>
-            <w:tcBorders>
-              <w:top w:val="single" w:color="000000" w:sz="8"/>
-              <w:left w:val="single" w:color="000000" w:sz="8"/>
-              <w:bottom w:val="single" w:color="000000" w:sz="8"/>
-              <w:right w:val="single" w:color="000000" w:sz="8"/>
-            </w:tcBorders>
-            <w:tcMar>
-              <w:top w:type="dxa" w:w="50"/>
-              <w:left w:type="dxa" w:w="100"/>
-              <w:bottom w:type="dxa" w:w="50"/>
-              <w:right w:type="dxa" w:w="100"/>
-            </w:tcMar>
-            <w:vAlign w:val="center"/>
-          </w:tcPr>
-          <w:p>
-            <w:pPr>
-              <w:keepLines/>
-              <w:spacing w:after="0" w:before="0" w:line="320" w:lineRule="auto"/>
-              <w:jc w:val="center"/>
-            </w:pPr>
-            <w:r>
-              <w:rPr>
-                <w:rFonts w:ascii="Arial" w:cs="Arial" w:eastAsia="Arial" w:hAnsi="Arial"/>
-                <w:b w:val="false"/>
-                <w:bCs w:val="false"/>
-                <w:sz w:val="22"/>
-                <w:szCs w:val="22"/>
-              </w:rPr>
-              <w:t xml:space="preserve">3</w:t>
-            </w:r>
-          </w:p>
-        </w:tc>
-        <w:tc>
-          <w:tcPr>
-            <w:tcW w:type="dxa" w:w="3300"/>
-            <w:tcBorders>
-              <w:top w:val="single" w:color="000000" w:sz="8"/>
-              <w:left w:val="single" w:color="000000" w:sz="8"/>
-              <w:bottom w:val="single" w:color="000000" w:sz="8"/>
-              <w:right w:val="single" w:color="000000" w:sz="8"/>
-            </w:tcBorders>
-            <w:tcMar>
-              <w:top w:type="dxa" w:w="50"/>
-              <w:left w:type="dxa" w:w="100"/>
-              <w:bottom w:type="dxa" w:w="50"/>
-              <w:right w:type="dxa" w:w="100"/>
-            </w:tcMar>
-            <w:vAlign w:val="center"/>
-          </w:tcPr>
-          <w:p>
-            <w:pPr>
-              <w:keepLines/>
-              <w:spacing w:after="0" w:before="0" w:line="320" w:lineRule="auto"/>
-              <w:jc w:val="center"/>
-            </w:pPr>
-            <w:r>
-              <w:rPr>
-                <w:rFonts w:ascii="Arial" w:cs="Arial" w:eastAsia="Arial" w:hAnsi="Arial"/>
-                <w:b w:val="false"/>
-                <w:bCs w:val="false"/>
-                <w:sz w:val="22"/>
-                <w:szCs w:val="22"/>
-              </w:rPr>
-              <w:t xml:space="preserve">3</w:t>
-            </w:r>
-          </w:p>
-        </w:tc>
-      </w:tr>
-      <w:tr>
-        <w:trPr>
-          <w:cantSplit/>
-        </w:trPr>
-        <w:tc>
-          <w:tcPr>
-            <w:tcW w:type="dxa" w:w="3300"/>
-            <w:tcBorders>
-              <w:top w:val="single" w:color="000000" w:sz="8"/>
-              <w:left w:val="single" w:color="000000" w:sz="8"/>
-              <w:bottom w:val="single" w:color="000000" w:sz="8"/>
-              <w:right w:val="single" w:color="000000" w:sz="8"/>
-            </w:tcBorders>
-            <w:tcMar>
-              <w:top w:type="dxa" w:w="50"/>
-              <w:left w:type="dxa" w:w="100"/>
-              <w:bottom w:type="dxa" w:w="50"/>
-              <w:right w:type="dxa" w:w="100"/>
-            </w:tcMar>
-            <w:vAlign w:val="center"/>
-          </w:tcPr>
-          <w:p>
-            <w:pPr>
-              <w:keepLines/>
-              <w:spacing w:after="0" w:before="0" w:line="320" w:lineRule="auto"/>
-              <w:jc w:val="center"/>
-            </w:pPr>
-            <w:r>
-              <w:rPr>
-                <w:rFonts w:ascii="Arial" w:cs="Arial" w:eastAsia="Arial" w:hAnsi="Arial"/>
-                <w:b/>
-                <w:bCs/>
-                <w:sz w:val="22"/>
-                <w:szCs w:val="22"/>
-              </w:rPr>
-              <w:t xml:space="preserve">Square</w:t>
-            </w:r>
-          </w:p>
-        </w:tc>
-        <w:tc>
-          <w:tcPr>
-            <w:tcW w:type="dxa" w:w="3300"/>
-            <w:tcBorders>
-              <w:top w:val="single" w:color="000000" w:sz="8"/>
-              <w:left w:val="single" w:color="000000" w:sz="8"/>
-              <w:bottom w:val="single" w:color="000000" w:sz="8"/>
-              <w:right w:val="single" w:color="000000" w:sz="8"/>
-            </w:tcBorders>
-            <w:tcMar>
-              <w:top w:type="dxa" w:w="50"/>
-              <w:left w:type="dxa" w:w="100"/>
-              <w:bottom w:type="dxa" w:w="50"/>
-              <w:right w:type="dxa" w:w="100"/>
-            </w:tcMar>
-            <w:vAlign w:val="center"/>
-          </w:tcPr>
-          <w:p>
-            <w:pPr>
-              <w:keepLines/>
-              <w:spacing w:after="0" w:before="0" w:line="320" w:lineRule="auto"/>
-              <w:jc w:val="center"/>
-            </w:pPr>
-            <w:r>
-              <w:rPr>
-                <w:rFonts w:ascii="Arial" w:cs="Arial" w:eastAsia="Arial" w:hAnsi="Arial"/>
-                <w:b w:val="false"/>
-                <w:bCs w:val="false"/>
-                <w:sz w:val="22"/>
-                <w:szCs w:val="22"/>
-              </w:rPr>
-              <w:t xml:space="preserve"/>
-            </w:r>
-          </w:p>
-        </w:tc>
-        <w:tc>
-          <w:tcPr>
-            <w:tcW w:type="dxa" w:w="3300"/>
-            <w:tcBorders>
-              <w:top w:val="single" w:color="000000" w:sz="8"/>
-              <w:left w:val="single" w:color="000000" w:sz="8"/>
-              <w:bottom w:val="single" w:color="000000" w:sz="8"/>
-              <w:right w:val="single" w:color="000000" w:sz="8"/>
-            </w:tcBorders>
-            <w:tcMar>
-              <w:top w:type="dxa" w:w="50"/>
-              <w:left w:type="dxa" w:w="100"/>
-              <w:bottom w:type="dxa" w:w="50"/>
-              <w:right w:type="dxa" w:w="100"/>
-            </w:tcMar>
-            <w:vAlign w:val="center"/>
-          </w:tcPr>
-          <w:p>
-            <w:pPr>
-              <w:keepLines/>
-              <w:spacing w:after="0" w:before="0" w:line="320" w:lineRule="auto"/>
-              <w:jc w:val="center"/>
-            </w:pPr>
-            <w:r>
-              <w:rPr>
-                <w:rFonts w:ascii="Arial" w:cs="Arial" w:eastAsia="Arial" w:hAnsi="Arial"/>
-                <w:b w:val="false"/>
-                <w:bCs w:val="false"/>
-                <w:sz w:val="22"/>
-                <w:szCs w:val="22"/>
-              </w:rPr>
-              <w:t xml:space="preserve"/>
-            </w:r>
-          </w:p>
-        </w:tc>
-      </w:tr>
-      <w:tr>
-        <w:trPr>
-          <w:cantSplit/>
-        </w:trPr>
-        <w:tc>
-          <w:tcPr>
-            <w:tcW w:type="dxa" w:w="3300"/>
-            <w:tcBorders>
-              <w:top w:val="single" w:color="000000" w:sz="8"/>
-              <w:left w:val="single" w:color="000000" w:sz="8"/>
-              <w:bottom w:val="single" w:color="000000" w:sz="8"/>
-              <w:right w:val="single" w:color="000000" w:sz="8"/>
-            </w:tcBorders>
-            <w:tcMar>
-              <w:top w:type="dxa" w:w="50"/>
-              <w:left w:type="dxa" w:w="100"/>
-              <w:bottom w:type="dxa" w:w="50"/>
-              <w:right w:type="dxa" w:w="100"/>
-            </w:tcMar>
-            <w:vAlign w:val="center"/>
-          </w:tcPr>
-          <w:p>
-            <w:pPr>
-              <w:keepLines/>
-              <w:spacing w:after="0" w:before="0" w:line="320" w:lineRule="auto"/>
-              <w:jc w:val="center"/>
-            </w:pPr>
-            <w:r>
-              <w:rPr>
-                <w:rFonts w:ascii="Arial" w:cs="Arial" w:eastAsia="Arial" w:hAnsi="Arial"/>
-                <w:b/>
-                <w:bCs/>
-                <w:sz w:val="22"/>
-                <w:szCs w:val="22"/>
-              </w:rPr>
-              <w:t xml:space="preserve">Pentagon</w:t>
-            </w:r>
-          </w:p>
-        </w:tc>
-        <w:tc>
-          <w:tcPr>
-            <w:tcW w:type="dxa" w:w="3300"/>
-            <w:tcBorders>
-              <w:top w:val="single" w:color="000000" w:sz="8"/>
-              <w:left w:val="single" w:color="000000" w:sz="8"/>
-              <w:bottom w:val="single" w:color="000000" w:sz="8"/>
-              <w:right w:val="single" w:color="000000" w:sz="8"/>
-            </w:tcBorders>
-            <w:tcMar>
-              <w:top w:type="dxa" w:w="50"/>
-              <w:left w:type="dxa" w:w="100"/>
-              <w:bottom w:type="dxa" w:w="50"/>
-              <w:right w:type="dxa" w:w="100"/>
-            </w:tcMar>
-            <w:vAlign w:val="center"/>
-          </w:tcPr>
-          <w:p>
-            <w:pPr>
-              <w:keepLines/>
-              <w:spacing w:after="0" w:before="0" w:line="320" w:lineRule="auto"/>
-              <w:jc w:val="center"/>
-            </w:pPr>
-            <w:r>
-              <w:rPr>
-                <w:rFonts w:ascii="Arial" w:cs="Arial" w:eastAsia="Arial" w:hAnsi="Arial"/>
-                <w:b w:val="false"/>
-                <w:bCs w:val="false"/>
-                <w:sz w:val="22"/>
-                <w:szCs w:val="22"/>
-              </w:rPr>
-              <w:t xml:space="preserve"/>
-            </w:r>
-          </w:p>
-        </w:tc>
-        <w:tc>
-          <w:tcPr>
-            <w:tcW w:type="dxa" w:w="3300"/>
-            <w:tcBorders>
-              <w:top w:val="single" w:color="000000" w:sz="8"/>
-              <w:left w:val="single" w:color="000000" w:sz="8"/>
-              <w:bottom w:val="single" w:color="000000" w:sz="8"/>
-              <w:right w:val="single" w:color="000000" w:sz="8"/>
-            </w:tcBorders>
-            <w:tcMar>
-              <w:top w:type="dxa" w:w="50"/>
-              <w:left w:type="dxa" w:w="100"/>
-              <w:bottom w:type="dxa" w:w="50"/>
-              <w:right w:type="dxa" w:w="100"/>
-            </w:tcMar>
-            <w:vAlign w:val="center"/>
-          </w:tcPr>
-          <w:p>
-            <w:pPr>
-              <w:keepLines/>
-              <w:spacing w:after="0" w:before="0" w:line="320" w:lineRule="auto"/>
-              <w:jc w:val="center"/>
-            </w:pPr>
-            <w:r>
-              <w:rPr>
-                <w:rFonts w:ascii="Arial" w:cs="Arial" w:eastAsia="Arial" w:hAnsi="Arial"/>
-                <w:b w:val="false"/>
-                <w:bCs w:val="false"/>
-                <w:sz w:val="22"/>
-                <w:szCs w:val="22"/>
-              </w:rPr>
-              <w:t xml:space="preserve"/>
-            </w:r>
-          </w:p>
-        </w:tc>
-      </w:tr>
-      <w:tr>
-        <w:trPr>
-          <w:cantSplit/>
-        </w:trPr>
-        <w:tc>
-          <w:tcPr>
-            <w:tcW w:type="dxa" w:w="3300"/>
-            <w:tcBorders>
-              <w:top w:val="single" w:color="000000" w:sz="8"/>
-              <w:left w:val="single" w:color="000000" w:sz="8"/>
-              <w:bottom w:val="single" w:color="000000" w:sz="8"/>
-              <w:right w:val="single" w:color="000000" w:sz="8"/>
-            </w:tcBorders>
-            <w:tcMar>
-              <w:top w:type="dxa" w:w="50"/>
-              <w:left w:type="dxa" w:w="100"/>
-              <w:bottom w:type="dxa" w:w="50"/>
-              <w:right w:type="dxa" w:w="100"/>
-            </w:tcMar>
-            <w:vAlign w:val="center"/>
-          </w:tcPr>
-          <w:p>
-            <w:pPr>
-              <w:keepLines/>
-              <w:spacing w:after="0" w:before="0" w:line="320" w:lineRule="auto"/>
-              <w:jc w:val="center"/>
-            </w:pPr>
-            <w:r>
-              <w:rPr>
-                <w:rFonts w:ascii="Arial" w:cs="Arial" w:eastAsia="Arial" w:hAnsi="Arial"/>
-                <w:b/>
-                <w:bCs/>
-                <w:sz w:val="22"/>
-                <w:szCs w:val="22"/>
-              </w:rPr>
-              <w:t xml:space="preserve">Hexagon</w:t>
-            </w:r>
-          </w:p>
-        </w:tc>
-        <w:tc>
-          <w:tcPr>
-            <w:tcW w:type="dxa" w:w="3300"/>
-            <w:tcBorders>
-              <w:top w:val="single" w:color="000000" w:sz="8"/>
-              <w:left w:val="single" w:color="000000" w:sz="8"/>
-              <w:bottom w:val="single" w:color="000000" w:sz="8"/>
-              <w:right w:val="single" w:color="000000" w:sz="8"/>
-            </w:tcBorders>
-            <w:tcMar>
-              <w:top w:type="dxa" w:w="50"/>
-              <w:left w:type="dxa" w:w="100"/>
-              <w:bottom w:type="dxa" w:w="50"/>
-              <w:right w:type="dxa" w:w="100"/>
-            </w:tcMar>
-            <w:vAlign w:val="center"/>
-          </w:tcPr>
-          <w:p>
-            <w:pPr>
-              <w:keepLines/>
-              <w:spacing w:after="0" w:before="0" w:line="320" w:lineRule="auto"/>
-              <w:jc w:val="center"/>
-            </w:pPr>
-            <w:r>
-              <w:rPr>
-                <w:rFonts w:ascii="Arial" w:cs="Arial" w:eastAsia="Arial" w:hAnsi="Arial"/>
-                <w:b w:val="false"/>
-                <w:bCs w:val="false"/>
-                <w:sz w:val="22"/>
-                <w:szCs w:val="22"/>
-              </w:rPr>
-              <w:t xml:space="preserve"/>
-            </w:r>
-          </w:p>
-        </w:tc>
-        <w:tc>
-          <w:tcPr>
-            <w:tcW w:type="dxa" w:w="3300"/>
-            <w:tcBorders>
-              <w:top w:val="single" w:color="000000" w:sz="8"/>
-              <w:left w:val="single" w:color="000000" w:sz="8"/>
-              <w:bottom w:val="single" w:color="000000" w:sz="8"/>
-              <w:right w:val="single" w:color="000000" w:sz="8"/>
-            </w:tcBorders>
-            <w:tcMar>
-              <w:top w:type="dxa" w:w="50"/>
-              <w:left w:type="dxa" w:w="100"/>
-              <w:bottom w:type="dxa" w:w="50"/>
-              <w:right w:type="dxa" w:w="100"/>
-            </w:tcMar>
-            <w:vAlign w:val="center"/>
-          </w:tcPr>
-          <w:p>
-            <w:pPr>
-              <w:keepLines/>
-              <w:spacing w:after="0" w:before="0" w:line="320" w:lineRule="auto"/>
-              <w:jc w:val="center"/>
-            </w:pPr>
-            <w:r>
-              <w:rPr>
-                <w:rFonts w:ascii="Arial" w:cs="Arial" w:eastAsia="Arial" w:hAnsi="Arial"/>
-                <w:b w:val="false"/>
-                <w:bCs w:val="false"/>
-                <w:sz w:val="22"/>
-                <w:szCs w:val="22"/>
-              </w:rPr>
-              <w:t xml:space="preserve"/>
-            </w:r>
-          </w:p>
-        </w:tc>
-      </w:tr>
-      <w:tr>
-        <w:trPr>
-          <w:cantSplit/>
-        </w:trPr>
-        <w:tc>
-          <w:tcPr>
-            <w:tcW w:type="dxa" w:w="3300"/>
-            <w:tcBorders>
-              <w:top w:val="single" w:color="000000" w:sz="8"/>
-              <w:left w:val="single" w:color="000000" w:sz="8"/>
-              <w:bottom w:val="single" w:color="000000" w:sz="8"/>
-              <w:right w:val="single" w:color="000000" w:sz="8"/>
-            </w:tcBorders>
-            <w:tcMar>
-              <w:top w:type="dxa" w:w="50"/>
-              <w:left w:type="dxa" w:w="100"/>
-              <w:bottom w:type="dxa" w:w="50"/>
-              <w:right w:type="dxa" w:w="100"/>
-            </w:tcMar>
-            <w:vAlign w:val="center"/>
-          </w:tcPr>
-          <w:p>
-            <w:pPr>
-              <w:keepLines/>
-              <w:spacing w:after="0" w:before="0" w:line="320" w:lineRule="auto"/>
-              <w:jc w:val="center"/>
-            </w:pPr>
-            <w:r>
-              <w:rPr>
-                <w:rFonts w:ascii="Arial" w:cs="Arial" w:eastAsia="Arial" w:hAnsi="Arial"/>
-                <w:b/>
-                <w:bCs/>
-                <w:sz w:val="22"/>
-                <w:szCs w:val="22"/>
-              </w:rPr>
-              <w:t xml:space="preserve">Octagon</w:t>
-            </w:r>
-          </w:p>
-        </w:tc>
-        <w:tc>
-          <w:tcPr>
-            <w:tcW w:type="dxa" w:w="3300"/>
-            <w:tcBorders>
-              <w:top w:val="single" w:color="000000" w:sz="8"/>
-              <w:left w:val="single" w:color="000000" w:sz="8"/>
-              <w:bottom w:val="single" w:color="000000" w:sz="8"/>
-              <w:right w:val="single" w:color="000000" w:sz="8"/>
-            </w:tcBorders>
-            <w:tcMar>
-              <w:top w:type="dxa" w:w="50"/>
-              <w:left w:type="dxa" w:w="100"/>
-              <w:bottom w:type="dxa" w:w="50"/>
-              <w:right w:type="dxa" w:w="100"/>
-            </w:tcMar>
-            <w:vAlign w:val="center"/>
-          </w:tcPr>
-          <w:p>
-            <w:pPr>
-              <w:keepLines/>
-              <w:spacing w:after="0" w:before="0" w:line="320" w:lineRule="auto"/>
-              <w:jc w:val="center"/>
-            </w:pPr>
-            <w:r>
-              <w:rPr>
-                <w:rFonts w:ascii="Arial" w:cs="Arial" w:eastAsia="Arial" w:hAnsi="Arial"/>
-                <w:b w:val="false"/>
-                <w:bCs w:val="false"/>
-                <w:sz w:val="22"/>
-                <w:szCs w:val="22"/>
-              </w:rPr>
-              <w:t xml:space="preserve"/>
-            </w:r>
-          </w:p>
-        </w:tc>
-        <w:tc>
-          <w:tcPr>
-            <w:tcW w:type="dxa" w:w="3300"/>
-            <w:tcBorders>
-              <w:top w:val="single" w:color="000000" w:sz="8"/>
-              <w:left w:val="single" w:color="000000" w:sz="8"/>
-              <w:bottom w:val="single" w:color="000000" w:sz="8"/>
-              <w:right w:val="single" w:color="000000" w:sz="8"/>
-            </w:tcBorders>
-            <w:tcMar>
-              <w:top w:type="dxa" w:w="50"/>
-              <w:left w:type="dxa" w:w="100"/>
-              <w:bottom w:type="dxa" w:w="50"/>
-              <w:right w:type="dxa" w:w="100"/>
-            </w:tcMar>
-            <w:vAlign w:val="center"/>
-          </w:tcPr>
-          <w:p>
-            <w:pPr>
-              <w:keepLines/>
-              <w:spacing w:after="0" w:before="0" w:line="320" w:lineRule="auto"/>
-              <w:jc w:val="center"/>
-            </w:pPr>
-            <w:r>
-              <w:rPr>
-                <w:rFonts w:ascii="Arial" w:cs="Arial" w:eastAsia="Arial" w:hAnsi="Arial"/>
-                <w:b w:val="false"/>
-                <w:bCs w:val="false"/>
-                <w:sz w:val="22"/>
-                <w:szCs w:val="22"/>
-              </w:rPr>
-              <w:t xml:space="preserve"/>
-            </w:r>
-          </w:p>
-        </w:tc>
-      </w:tr>
-    </w:tbl>
-    <w:p>
-      <w:pPr>
-        <w:keepLines/>
-        <w:spacing w:after="60" w:before="0" w:line="320" w:lineRule="auto"/>
-      </w:pPr>
-      <w:r>
-        <w:rPr>
-          <w:rFonts w:ascii="Arial" w:cs="Arial" w:eastAsia="Arial" w:hAnsi="Arial"/>
-          <w:sz w:val="26"/>
-          <w:szCs w:val="26"/>
-        </w:rPr>
-        <w:t xml:space="preserve"/>
-      </w:r>
-    </w:p>
-    <w:p>
-      <w:pPr>
-        <w:keepLines/>
-        <w:spacing w:after="120" w:before="0" w:line="320" w:lineRule="auto"/>
-        <w:ind w:left="1000" w:hanging="440"/>
-      </w:pPr>
-      <w:r>
-        <w:rPr>
-          <w:rFonts w:ascii="Arial" w:cs="Arial" w:eastAsia="Arial" w:hAnsi="Arial"/>
-          <w:b/>
-          <w:bCs/>
-          <w:sz w:val="26"/>
-          <w:szCs w:val="26"/>
-        </w:rPr>
-        <w:t xml:space="preserve">(a)  </w:t>
-      </w:r>
-      <w:r>
-        <w:rPr>
-          <w:rFonts w:ascii="Arial" w:cs="Arial" w:eastAsia="Arial" w:hAnsi="Arial"/>
-          <w:sz w:val="26"/>
-          <w:szCs w:val="26"/>
-        </w:rPr>
-        <w:t xml:space="preserve">What do you notice about the number of sides and corners?  ______________________</w:t>
-      </w:r>
-    </w:p>
-    <w:p>
-      <w:pPr>
-        <w:keepLines/>
-        <w:spacing w:after="120" w:before="0" w:line="320" w:lineRule="auto"/>
-        <w:ind w:left="1000" w:hanging="440"/>
-      </w:pPr>
-      <w:r>
-        <w:rPr>
-          <w:rFonts w:ascii="Arial" w:cs="Arial" w:eastAsia="Arial" w:hAnsi="Arial"/>
-          <w:b/>
-          <w:bCs/>
-          <w:sz w:val="26"/>
-          <w:szCs w:val="26"/>
-        </w:rPr>
-        <w:t xml:space="preserve">(b)  </w:t>
-      </w:r>
-      <w:r>
-        <w:rPr>
-          <w:rFonts w:ascii="Arial" w:cs="Arial" w:eastAsia="Arial" w:hAnsi="Arial"/>
-          <w:sz w:val="26"/>
-          <w:szCs w:val="26"/>
-        </w:rPr>
-        <w:t xml:space="preserve">A shape has 7 sides. How many corners does it have?   ____</w:t>
-      </w:r>
-    </w:p>
-    <w:p>
-      <w:pPr>
-        <w:keepLines/>
-        <w:pageBreakBefore/>
-        <w:spacing w:after="120" w:before="0" w:line="320" w:lineRule="auto"/>
-        <w:ind w:left="560" w:hanging="560"/>
-      </w:pPr>
-      <w:r>
-        <w:rPr>
-          <w:rFonts w:ascii="Arial" w:cs="Arial" w:eastAsia="Arial" w:hAnsi="Arial"/>
-          <w:b/>
-          <w:bCs/>
-          <w:sz w:val="26"/>
-          <w:szCs w:val="26"/>
-        </w:rPr>
-        <w:t xml:space="preserve">3.</w:t>
-      </w:r>
-      <w:r>
-        <w:rPr>
-          <w:rFonts w:ascii="Arial" w:cs="Arial" w:eastAsia="Arial" w:hAnsi="Arial"/>
-          <w:sz w:val="26"/>
-          <w:szCs w:val="26"/>
-        </w:rPr>
-        <w:tab/>
-      </w:r>
-      <w:r>
-        <w:rPr>
-          <w:rFonts w:ascii="Arial" w:cs="Arial" w:eastAsia="Arial" w:hAnsi="Arial"/>
-          <w:sz w:val="26"/>
-          <w:szCs w:val="26"/>
-        </w:rPr>
-        <w:t xml:space="preserve">Who am I?</w:t>
-      </w:r>
-    </w:p>
-    <w:p>
-      <w:pPr>
-        <w:keepLines/>
-        <w:spacing w:after="120" w:before="0" w:line="320" w:lineRule="auto"/>
-        <w:ind w:left="1000" w:hanging="440"/>
-      </w:pPr>
-      <w:r>
-        <w:rPr>
-          <w:rFonts w:ascii="Arial" w:cs="Arial" w:eastAsia="Arial" w:hAnsi="Arial"/>
-          <w:b/>
-          <w:bCs/>
-          <w:sz w:val="26"/>
-          <w:szCs w:val="26"/>
-        </w:rPr>
-        <w:t xml:space="preserve">(a)  </w:t>
-      </w:r>
-      <w:r>
-        <w:rPr>
-          <w:rFonts w:ascii="Arial" w:cs="Arial" w:eastAsia="Arial" w:hAnsi="Arial"/>
-          <w:sz w:val="26"/>
-          <w:szCs w:val="26"/>
-        </w:rPr>
-        <w:t xml:space="preserve">I have 4 sides, all the same length, and 4 square corners.   ____________</w:t>
-      </w:r>
-    </w:p>
-    <w:p>
-      <w:pPr>
-        <w:keepLines/>
-        <w:spacing w:after="120" w:before="0" w:line="320" w:lineRule="auto"/>
-        <w:ind w:left="1000" w:hanging="440"/>
-      </w:pPr>
-      <w:r>
-        <w:rPr>
-          <w:rFonts w:ascii="Arial" w:cs="Arial" w:eastAsia="Arial" w:hAnsi="Arial"/>
-          <w:b/>
-          <w:bCs/>
-          <w:sz w:val="26"/>
-          <w:szCs w:val="26"/>
-        </w:rPr>
-        <w:t xml:space="preserve">(b)  </w:t>
-      </w:r>
-      <w:r>
-        <w:rPr>
-          <w:rFonts w:ascii="Arial" w:cs="Arial" w:eastAsia="Arial" w:hAnsi="Arial"/>
-          <w:sz w:val="26"/>
-          <w:szCs w:val="26"/>
-        </w:rPr>
-        <w:t xml:space="preserve">I have no corners and no straight sides.   ____________</w:t>
-      </w:r>
-    </w:p>
-    <w:p>
-      <w:pPr>
-        <w:keepLines/>
-        <w:spacing w:after="120" w:before="0" w:line="320" w:lineRule="auto"/>
-        <w:ind w:left="1000" w:hanging="440"/>
-      </w:pPr>
-      <w:r>
-        <w:rPr>
-          <w:rFonts w:ascii="Arial" w:cs="Arial" w:eastAsia="Arial" w:hAnsi="Arial"/>
-          <w:b/>
-          <w:bCs/>
-          <w:sz w:val="26"/>
-          <w:szCs w:val="26"/>
-        </w:rPr>
-        <w:t xml:space="preserve">(c)  </w:t>
-      </w:r>
-      <w:r>
-        <w:rPr>
-          <w:rFonts w:ascii="Arial" w:cs="Arial" w:eastAsia="Arial" w:hAnsi="Arial"/>
-          <w:sz w:val="26"/>
-          <w:szCs w:val="26"/>
-        </w:rPr>
-        <w:t xml:space="preserve">I have 6 sides.   ____________</w:t>
-      </w:r>
-    </w:p>
-    <w:p>
-      <w:pPr>
-        <w:keepNext/>
-        <w:keepLines/>
-        <w:spacing w:after="120" w:before="160" w:line="320" w:lineRule="auto"/>
-        <w:ind w:left="560" w:hanging="560"/>
-      </w:pPr>
-      <w:r>
-        <w:rPr>
-          <w:rFonts w:ascii="Arial" w:cs="Arial" w:eastAsia="Arial" w:hAnsi="Arial"/>
-          <w:b/>
-          <w:bCs/>
-          <w:sz w:val="26"/>
-          <w:szCs w:val="26"/>
-        </w:rPr>
-        <w:t xml:space="preserve">4.</w:t>
-      </w:r>
-      <w:r>
-        <w:rPr>
-          <w:rFonts w:ascii="Arial" w:cs="Arial" w:eastAsia="Arial" w:hAnsi="Arial"/>
-          <w:sz w:val="26"/>
-          <w:szCs w:val="26"/>
-        </w:rPr>
-        <w:tab/>
-      </w:r>
-      <w:r>
-        <w:rPr>
-          <w:rFonts w:ascii="Arial" w:cs="Arial" w:eastAsia="Arial" w:hAnsi="Arial"/>
-          <w:sz w:val="26"/>
-          <w:szCs w:val="26"/>
-        </w:rPr>
-        <w:t xml:space="preserve">How many triangles can you find in each picture? Count the small ones first, then the bigger ones.</w:t>
+        <w:t xml:space="preserve">Sides and corners. Look at the shapes, then fill in the table.</w:t>
       </w:r>
     </w:p>
     <w:p>
@@ -18439,9 +17441,9 @@
       <w:r>
         <w:drawing>
           <wp:inline distT="0" distB="0" distL="0" distR="0">
-            <wp:extent cx="5334000" cy="1247775"/>
+            <wp:extent cx="5334000" cy="1019175"/>
             <wp:effectExtent t="0" r="0" b="0" l="0"/>
-            <wp:docPr id="5" name="trifigs.png" descr="trifigs.png" title="trifigs.png"/>
+            <wp:docPr id="5" name="shapes6.png" descr="shapes6.png" title="shapes6.png"/>
             <wp:cNvGraphicFramePr>
               <a:graphicFrameLocks xmlns:a="http://schemas.openxmlformats.org/drawingml/2006/main" noChangeAspect="1"/>
             </wp:cNvGraphicFramePr>
@@ -18464,7 +17466,7 @@
                   <pic:spPr bwMode="auto">
                     <a:xfrm>
                       <a:off x="0" y="0"/>
-                      <a:ext cx="5334000" cy="1247775"/>
+                      <a:ext cx="5334000" cy="1019175"/>
                     </a:xfrm>
                     <a:prstGeom prst="rect">
                       <a:avLst/>
@@ -18477,25 +17479,973 @@
         </w:drawing>
       </w:r>
     </w:p>
-    <w:p>
-      <w:pPr>
-        <w:keepLines/>
-        <w:spacing w:after="100" w:before="0" w:line="320" w:lineRule="auto"/>
-        <w:ind w:left="1000"/>
-      </w:pPr>
-      <w:r>
-        <w:rPr>
-          <w:rFonts w:ascii="Arial" w:cs="Arial" w:eastAsia="Arial" w:hAnsi="Arial"/>
-          <w:b/>
-          <w:bCs/>
-          <w:sz w:val="26"/>
-          <w:szCs w:val="26"/>
-        </w:rPr>
-        <w:t xml:space="preserve">A: ____          B: ____          C: ____</w:t>
-      </w:r>
-    </w:p>
-    <w:p>
-      <w:pPr>
+    <w:tbl>
+      <w:tblPr>
+        <w:tblW w:type="dxa" w:w="9900"/>
+        <w:tblBorders>
+          <w:top w:val="single" w:color="auto" w:sz="4"/>
+          <w:left w:val="single" w:color="auto" w:sz="4"/>
+          <w:bottom w:val="single" w:color="auto" w:sz="4"/>
+          <w:right w:val="single" w:color="auto" w:sz="4"/>
+          <w:insideH w:val="single" w:color="auto" w:sz="4"/>
+          <w:insideV w:val="single" w:color="auto" w:sz="4"/>
+        </w:tblBorders>
+      </w:tblPr>
+      <w:tblGrid>
+        <w:gridCol w:w="3300"/>
+        <w:gridCol w:w="3300"/>
+        <w:gridCol w:w="3300"/>
+      </w:tblGrid>
+      <w:tr>
+        <w:trPr>
+          <w:cantSplit/>
+        </w:trPr>
+        <w:tc>
+          <w:tcPr>
+            <w:tcW w:type="dxa" w:w="3300"/>
+            <w:tcBorders>
+              <w:top w:val="single" w:color="000000" w:sz="8"/>
+              <w:left w:val="single" w:color="000000" w:sz="8"/>
+              <w:bottom w:val="single" w:color="000000" w:sz="8"/>
+              <w:right w:val="single" w:color="000000" w:sz="8"/>
+            </w:tcBorders>
+            <w:shd w:fill="EDEDED" w:color="auto" w:val="clear"/>
+            <w:tcMar>
+              <w:top w:type="dxa" w:w="100"/>
+              <w:left w:type="dxa" w:w="100"/>
+              <w:bottom w:type="dxa" w:w="100"/>
+              <w:right w:type="dxa" w:w="100"/>
+            </w:tcMar>
+            <w:vAlign w:val="center"/>
+          </w:tcPr>
+          <w:p>
+            <w:pPr>
+              <w:keepLines/>
+              <w:spacing w:after="0" w:before="0" w:line="320" w:lineRule="auto"/>
+              <w:jc w:val="center"/>
+            </w:pPr>
+            <w:r>
+              <w:rPr>
+                <w:rFonts w:ascii="Arial" w:cs="Arial" w:eastAsia="Arial" w:hAnsi="Arial"/>
+                <w:b/>
+                <w:bCs/>
+                <w:sz w:val="24"/>
+                <w:szCs w:val="24"/>
+              </w:rPr>
+              <w:t xml:space="preserve">Shape</w:t>
+            </w:r>
+          </w:p>
+        </w:tc>
+        <w:tc>
+          <w:tcPr>
+            <w:tcW w:type="dxa" w:w="3300"/>
+            <w:tcBorders>
+              <w:top w:val="single" w:color="000000" w:sz="8"/>
+              <w:left w:val="single" w:color="000000" w:sz="8"/>
+              <w:bottom w:val="single" w:color="000000" w:sz="8"/>
+              <w:right w:val="single" w:color="000000" w:sz="8"/>
+            </w:tcBorders>
+            <w:shd w:fill="EDEDED" w:color="auto" w:val="clear"/>
+            <w:tcMar>
+              <w:top w:type="dxa" w:w="100"/>
+              <w:left w:type="dxa" w:w="100"/>
+              <w:bottom w:type="dxa" w:w="100"/>
+              <w:right w:type="dxa" w:w="100"/>
+            </w:tcMar>
+            <w:vAlign w:val="center"/>
+          </w:tcPr>
+          <w:p>
+            <w:pPr>
+              <w:keepLines/>
+              <w:spacing w:after="0" w:before="0" w:line="320" w:lineRule="auto"/>
+              <w:jc w:val="center"/>
+            </w:pPr>
+            <w:r>
+              <w:rPr>
+                <w:rFonts w:ascii="Arial" w:cs="Arial" w:eastAsia="Arial" w:hAnsi="Arial"/>
+                <w:b/>
+                <w:bCs/>
+                <w:sz w:val="24"/>
+                <w:szCs w:val="24"/>
+              </w:rPr>
+              <w:t xml:space="preserve">Straight sides</w:t>
+            </w:r>
+          </w:p>
+        </w:tc>
+        <w:tc>
+          <w:tcPr>
+            <w:tcW w:type="dxa" w:w="3300"/>
+            <w:tcBorders>
+              <w:top w:val="single" w:color="000000" w:sz="8"/>
+              <w:left w:val="single" w:color="000000" w:sz="8"/>
+              <w:bottom w:val="single" w:color="000000" w:sz="8"/>
+              <w:right w:val="single" w:color="000000" w:sz="8"/>
+            </w:tcBorders>
+            <w:shd w:fill="EDEDED" w:color="auto" w:val="clear"/>
+            <w:tcMar>
+              <w:top w:type="dxa" w:w="100"/>
+              <w:left w:type="dxa" w:w="100"/>
+              <w:bottom w:type="dxa" w:w="100"/>
+              <w:right w:type="dxa" w:w="100"/>
+            </w:tcMar>
+            <w:vAlign w:val="center"/>
+          </w:tcPr>
+          <w:p>
+            <w:pPr>
+              <w:keepLines/>
+              <w:spacing w:after="0" w:before="0" w:line="320" w:lineRule="auto"/>
+              <w:jc w:val="center"/>
+            </w:pPr>
+            <w:r>
+              <w:rPr>
+                <w:rFonts w:ascii="Arial" w:cs="Arial" w:eastAsia="Arial" w:hAnsi="Arial"/>
+                <w:b/>
+                <w:bCs/>
+                <w:sz w:val="24"/>
+                <w:szCs w:val="24"/>
+              </w:rPr>
+              <w:t xml:space="preserve">Corners</w:t>
+            </w:r>
+          </w:p>
+        </w:tc>
+      </w:tr>
+      <w:tr>
+        <w:trPr>
+          <w:cantSplit/>
+        </w:trPr>
+        <w:tc>
+          <w:tcPr>
+            <w:tcW w:type="dxa" w:w="3300"/>
+            <w:tcBorders>
+              <w:top w:val="single" w:color="000000" w:sz="8"/>
+              <w:left w:val="single" w:color="000000" w:sz="8"/>
+              <w:bottom w:val="single" w:color="000000" w:sz="8"/>
+              <w:right w:val="single" w:color="000000" w:sz="8"/>
+            </w:tcBorders>
+            <w:tcMar>
+              <w:top w:type="dxa" w:w="50"/>
+              <w:left w:type="dxa" w:w="100"/>
+              <w:bottom w:type="dxa" w:w="50"/>
+              <w:right w:type="dxa" w:w="100"/>
+            </w:tcMar>
+            <w:vAlign w:val="center"/>
+          </w:tcPr>
+          <w:p>
+            <w:pPr>
+              <w:keepLines/>
+              <w:spacing w:after="0" w:before="0" w:line="320" w:lineRule="auto"/>
+              <w:jc w:val="center"/>
+            </w:pPr>
+            <w:r>
+              <w:rPr>
+                <w:rFonts w:ascii="Arial" w:cs="Arial" w:eastAsia="Arial" w:hAnsi="Arial"/>
+                <w:b/>
+                <w:bCs/>
+                <w:sz w:val="22"/>
+                <w:szCs w:val="22"/>
+              </w:rPr>
+              <w:t xml:space="preserve">Circle</w:t>
+            </w:r>
+          </w:p>
+        </w:tc>
+        <w:tc>
+          <w:tcPr>
+            <w:tcW w:type="dxa" w:w="3300"/>
+            <w:tcBorders>
+              <w:top w:val="single" w:color="000000" w:sz="8"/>
+              <w:left w:val="single" w:color="000000" w:sz="8"/>
+              <w:bottom w:val="single" w:color="000000" w:sz="8"/>
+              <w:right w:val="single" w:color="000000" w:sz="8"/>
+            </w:tcBorders>
+            <w:tcMar>
+              <w:top w:type="dxa" w:w="50"/>
+              <w:left w:type="dxa" w:w="100"/>
+              <w:bottom w:type="dxa" w:w="50"/>
+              <w:right w:type="dxa" w:w="100"/>
+            </w:tcMar>
+            <w:vAlign w:val="center"/>
+          </w:tcPr>
+          <w:p>
+            <w:pPr>
+              <w:keepLines/>
+              <w:spacing w:after="0" w:before="0" w:line="320" w:lineRule="auto"/>
+              <w:jc w:val="center"/>
+            </w:pPr>
+            <w:r>
+              <w:rPr>
+                <w:rFonts w:ascii="Arial" w:cs="Arial" w:eastAsia="Arial" w:hAnsi="Arial"/>
+                <w:b w:val="false"/>
+                <w:bCs w:val="false"/>
+                <w:sz w:val="22"/>
+                <w:szCs w:val="22"/>
+              </w:rPr>
+              <w:t xml:space="preserve">0</w:t>
+            </w:r>
+          </w:p>
+        </w:tc>
+        <w:tc>
+          <w:tcPr>
+            <w:tcW w:type="dxa" w:w="3300"/>
+            <w:tcBorders>
+              <w:top w:val="single" w:color="000000" w:sz="8"/>
+              <w:left w:val="single" w:color="000000" w:sz="8"/>
+              <w:bottom w:val="single" w:color="000000" w:sz="8"/>
+              <w:right w:val="single" w:color="000000" w:sz="8"/>
+            </w:tcBorders>
+            <w:tcMar>
+              <w:top w:type="dxa" w:w="50"/>
+              <w:left w:type="dxa" w:w="100"/>
+              <w:bottom w:type="dxa" w:w="50"/>
+              <w:right w:type="dxa" w:w="100"/>
+            </w:tcMar>
+            <w:vAlign w:val="center"/>
+          </w:tcPr>
+          <w:p>
+            <w:pPr>
+              <w:keepLines/>
+              <w:spacing w:after="0" w:before="0" w:line="320" w:lineRule="auto"/>
+              <w:jc w:val="center"/>
+            </w:pPr>
+            <w:r>
+              <w:rPr>
+                <w:rFonts w:ascii="Arial" w:cs="Arial" w:eastAsia="Arial" w:hAnsi="Arial"/>
+                <w:b w:val="false"/>
+                <w:bCs w:val="false"/>
+                <w:sz w:val="22"/>
+                <w:szCs w:val="22"/>
+              </w:rPr>
+              <w:t xml:space="preserve">0</w:t>
+            </w:r>
+          </w:p>
+        </w:tc>
+      </w:tr>
+      <w:tr>
+        <w:trPr>
+          <w:cantSplit/>
+        </w:trPr>
+        <w:tc>
+          <w:tcPr>
+            <w:tcW w:type="dxa" w:w="3300"/>
+            <w:tcBorders>
+              <w:top w:val="single" w:color="000000" w:sz="8"/>
+              <w:left w:val="single" w:color="000000" w:sz="8"/>
+              <w:bottom w:val="single" w:color="000000" w:sz="8"/>
+              <w:right w:val="single" w:color="000000" w:sz="8"/>
+            </w:tcBorders>
+            <w:tcMar>
+              <w:top w:type="dxa" w:w="50"/>
+              <w:left w:type="dxa" w:w="100"/>
+              <w:bottom w:type="dxa" w:w="50"/>
+              <w:right w:type="dxa" w:w="100"/>
+            </w:tcMar>
+            <w:vAlign w:val="center"/>
+          </w:tcPr>
+          <w:p>
+            <w:pPr>
+              <w:keepLines/>
+              <w:spacing w:after="0" w:before="0" w:line="320" w:lineRule="auto"/>
+              <w:jc w:val="center"/>
+            </w:pPr>
+            <w:r>
+              <w:rPr>
+                <w:rFonts w:ascii="Arial" w:cs="Arial" w:eastAsia="Arial" w:hAnsi="Arial"/>
+                <w:b/>
+                <w:bCs/>
+                <w:sz w:val="22"/>
+                <w:szCs w:val="22"/>
+              </w:rPr>
+              <w:t xml:space="preserve">Triangle</w:t>
+            </w:r>
+          </w:p>
+        </w:tc>
+        <w:tc>
+          <w:tcPr>
+            <w:tcW w:type="dxa" w:w="3300"/>
+            <w:tcBorders>
+              <w:top w:val="single" w:color="000000" w:sz="8"/>
+              <w:left w:val="single" w:color="000000" w:sz="8"/>
+              <w:bottom w:val="single" w:color="000000" w:sz="8"/>
+              <w:right w:val="single" w:color="000000" w:sz="8"/>
+            </w:tcBorders>
+            <w:tcMar>
+              <w:top w:type="dxa" w:w="50"/>
+              <w:left w:type="dxa" w:w="100"/>
+              <w:bottom w:type="dxa" w:w="50"/>
+              <w:right w:type="dxa" w:w="100"/>
+            </w:tcMar>
+            <w:vAlign w:val="center"/>
+          </w:tcPr>
+          <w:p>
+            <w:pPr>
+              <w:keepLines/>
+              <w:spacing w:after="0" w:before="0" w:line="320" w:lineRule="auto"/>
+              <w:jc w:val="center"/>
+            </w:pPr>
+            <w:r>
+              <w:rPr>
+                <w:rFonts w:ascii="Arial" w:cs="Arial" w:eastAsia="Arial" w:hAnsi="Arial"/>
+                <w:b w:val="false"/>
+                <w:bCs w:val="false"/>
+                <w:sz w:val="22"/>
+                <w:szCs w:val="22"/>
+              </w:rPr>
+              <w:t xml:space="preserve">3</w:t>
+            </w:r>
+          </w:p>
+        </w:tc>
+        <w:tc>
+          <w:tcPr>
+            <w:tcW w:type="dxa" w:w="3300"/>
+            <w:tcBorders>
+              <w:top w:val="single" w:color="000000" w:sz="8"/>
+              <w:left w:val="single" w:color="000000" w:sz="8"/>
+              <w:bottom w:val="single" w:color="000000" w:sz="8"/>
+              <w:right w:val="single" w:color="000000" w:sz="8"/>
+            </w:tcBorders>
+            <w:tcMar>
+              <w:top w:type="dxa" w:w="50"/>
+              <w:left w:type="dxa" w:w="100"/>
+              <w:bottom w:type="dxa" w:w="50"/>
+              <w:right w:type="dxa" w:w="100"/>
+            </w:tcMar>
+            <w:vAlign w:val="center"/>
+          </w:tcPr>
+          <w:p>
+            <w:pPr>
+              <w:keepLines/>
+              <w:spacing w:after="0" w:before="0" w:line="320" w:lineRule="auto"/>
+              <w:jc w:val="center"/>
+            </w:pPr>
+            <w:r>
+              <w:rPr>
+                <w:rFonts w:ascii="Arial" w:cs="Arial" w:eastAsia="Arial" w:hAnsi="Arial"/>
+                <w:b w:val="false"/>
+                <w:bCs w:val="false"/>
+                <w:sz w:val="22"/>
+                <w:szCs w:val="22"/>
+              </w:rPr>
+              <w:t xml:space="preserve">3</w:t>
+            </w:r>
+          </w:p>
+        </w:tc>
+      </w:tr>
+      <w:tr>
+        <w:trPr>
+          <w:cantSplit/>
+        </w:trPr>
+        <w:tc>
+          <w:tcPr>
+            <w:tcW w:type="dxa" w:w="3300"/>
+            <w:tcBorders>
+              <w:top w:val="single" w:color="000000" w:sz="8"/>
+              <w:left w:val="single" w:color="000000" w:sz="8"/>
+              <w:bottom w:val="single" w:color="000000" w:sz="8"/>
+              <w:right w:val="single" w:color="000000" w:sz="8"/>
+            </w:tcBorders>
+            <w:tcMar>
+              <w:top w:type="dxa" w:w="50"/>
+              <w:left w:type="dxa" w:w="100"/>
+              <w:bottom w:type="dxa" w:w="50"/>
+              <w:right w:type="dxa" w:w="100"/>
+            </w:tcMar>
+            <w:vAlign w:val="center"/>
+          </w:tcPr>
+          <w:p>
+            <w:pPr>
+              <w:keepLines/>
+              <w:spacing w:after="0" w:before="0" w:line="320" w:lineRule="auto"/>
+              <w:jc w:val="center"/>
+            </w:pPr>
+            <w:r>
+              <w:rPr>
+                <w:rFonts w:ascii="Arial" w:cs="Arial" w:eastAsia="Arial" w:hAnsi="Arial"/>
+                <w:b/>
+                <w:bCs/>
+                <w:sz w:val="22"/>
+                <w:szCs w:val="22"/>
+              </w:rPr>
+              <w:t xml:space="preserve">Square</w:t>
+            </w:r>
+          </w:p>
+        </w:tc>
+        <w:tc>
+          <w:tcPr>
+            <w:tcW w:type="dxa" w:w="3300"/>
+            <w:tcBorders>
+              <w:top w:val="single" w:color="000000" w:sz="8"/>
+              <w:left w:val="single" w:color="000000" w:sz="8"/>
+              <w:bottom w:val="single" w:color="000000" w:sz="8"/>
+              <w:right w:val="single" w:color="000000" w:sz="8"/>
+            </w:tcBorders>
+            <w:tcMar>
+              <w:top w:type="dxa" w:w="50"/>
+              <w:left w:type="dxa" w:w="100"/>
+              <w:bottom w:type="dxa" w:w="50"/>
+              <w:right w:type="dxa" w:w="100"/>
+            </w:tcMar>
+            <w:vAlign w:val="center"/>
+          </w:tcPr>
+          <w:p>
+            <w:pPr>
+              <w:keepLines/>
+              <w:spacing w:after="0" w:before="0" w:line="320" w:lineRule="auto"/>
+              <w:jc w:val="center"/>
+            </w:pPr>
+            <w:r>
+              <w:rPr>
+                <w:rFonts w:ascii="Arial" w:cs="Arial" w:eastAsia="Arial" w:hAnsi="Arial"/>
+                <w:b w:val="false"/>
+                <w:bCs w:val="false"/>
+                <w:sz w:val="22"/>
+                <w:szCs w:val="22"/>
+              </w:rPr>
+              <w:t xml:space="preserve"/>
+            </w:r>
+          </w:p>
+        </w:tc>
+        <w:tc>
+          <w:tcPr>
+            <w:tcW w:type="dxa" w:w="3300"/>
+            <w:tcBorders>
+              <w:top w:val="single" w:color="000000" w:sz="8"/>
+              <w:left w:val="single" w:color="000000" w:sz="8"/>
+              <w:bottom w:val="single" w:color="000000" w:sz="8"/>
+              <w:right w:val="single" w:color="000000" w:sz="8"/>
+            </w:tcBorders>
+            <w:tcMar>
+              <w:top w:type="dxa" w:w="50"/>
+              <w:left w:type="dxa" w:w="100"/>
+              <w:bottom w:type="dxa" w:w="50"/>
+              <w:right w:type="dxa" w:w="100"/>
+            </w:tcMar>
+            <w:vAlign w:val="center"/>
+          </w:tcPr>
+          <w:p>
+            <w:pPr>
+              <w:keepLines/>
+              <w:spacing w:after="0" w:before="0" w:line="320" w:lineRule="auto"/>
+              <w:jc w:val="center"/>
+            </w:pPr>
+            <w:r>
+              <w:rPr>
+                <w:rFonts w:ascii="Arial" w:cs="Arial" w:eastAsia="Arial" w:hAnsi="Arial"/>
+                <w:b w:val="false"/>
+                <w:bCs w:val="false"/>
+                <w:sz w:val="22"/>
+                <w:szCs w:val="22"/>
+              </w:rPr>
+              <w:t xml:space="preserve"/>
+            </w:r>
+          </w:p>
+        </w:tc>
+      </w:tr>
+      <w:tr>
+        <w:trPr>
+          <w:cantSplit/>
+        </w:trPr>
+        <w:tc>
+          <w:tcPr>
+            <w:tcW w:type="dxa" w:w="3300"/>
+            <w:tcBorders>
+              <w:top w:val="single" w:color="000000" w:sz="8"/>
+              <w:left w:val="single" w:color="000000" w:sz="8"/>
+              <w:bottom w:val="single" w:color="000000" w:sz="8"/>
+              <w:right w:val="single" w:color="000000" w:sz="8"/>
+            </w:tcBorders>
+            <w:tcMar>
+              <w:top w:type="dxa" w:w="50"/>
+              <w:left w:type="dxa" w:w="100"/>
+              <w:bottom w:type="dxa" w:w="50"/>
+              <w:right w:type="dxa" w:w="100"/>
+            </w:tcMar>
+            <w:vAlign w:val="center"/>
+          </w:tcPr>
+          <w:p>
+            <w:pPr>
+              <w:keepLines/>
+              <w:spacing w:after="0" w:before="0" w:line="320" w:lineRule="auto"/>
+              <w:jc w:val="center"/>
+            </w:pPr>
+            <w:r>
+              <w:rPr>
+                <w:rFonts w:ascii="Arial" w:cs="Arial" w:eastAsia="Arial" w:hAnsi="Arial"/>
+                <w:b/>
+                <w:bCs/>
+                <w:sz w:val="22"/>
+                <w:szCs w:val="22"/>
+              </w:rPr>
+              <w:t xml:space="preserve">Pentagon</w:t>
+            </w:r>
+          </w:p>
+        </w:tc>
+        <w:tc>
+          <w:tcPr>
+            <w:tcW w:type="dxa" w:w="3300"/>
+            <w:tcBorders>
+              <w:top w:val="single" w:color="000000" w:sz="8"/>
+              <w:left w:val="single" w:color="000000" w:sz="8"/>
+              <w:bottom w:val="single" w:color="000000" w:sz="8"/>
+              <w:right w:val="single" w:color="000000" w:sz="8"/>
+            </w:tcBorders>
+            <w:tcMar>
+              <w:top w:type="dxa" w:w="50"/>
+              <w:left w:type="dxa" w:w="100"/>
+              <w:bottom w:type="dxa" w:w="50"/>
+              <w:right w:type="dxa" w:w="100"/>
+            </w:tcMar>
+            <w:vAlign w:val="center"/>
+          </w:tcPr>
+          <w:p>
+            <w:pPr>
+              <w:keepLines/>
+              <w:spacing w:after="0" w:before="0" w:line="320" w:lineRule="auto"/>
+              <w:jc w:val="center"/>
+            </w:pPr>
+            <w:r>
+              <w:rPr>
+                <w:rFonts w:ascii="Arial" w:cs="Arial" w:eastAsia="Arial" w:hAnsi="Arial"/>
+                <w:b w:val="false"/>
+                <w:bCs w:val="false"/>
+                <w:sz w:val="22"/>
+                <w:szCs w:val="22"/>
+              </w:rPr>
+              <w:t xml:space="preserve"/>
+            </w:r>
+          </w:p>
+        </w:tc>
+        <w:tc>
+          <w:tcPr>
+            <w:tcW w:type="dxa" w:w="3300"/>
+            <w:tcBorders>
+              <w:top w:val="single" w:color="000000" w:sz="8"/>
+              <w:left w:val="single" w:color="000000" w:sz="8"/>
+              <w:bottom w:val="single" w:color="000000" w:sz="8"/>
+              <w:right w:val="single" w:color="000000" w:sz="8"/>
+            </w:tcBorders>
+            <w:tcMar>
+              <w:top w:type="dxa" w:w="50"/>
+              <w:left w:type="dxa" w:w="100"/>
+              <w:bottom w:type="dxa" w:w="50"/>
+              <w:right w:type="dxa" w:w="100"/>
+            </w:tcMar>
+            <w:vAlign w:val="center"/>
+          </w:tcPr>
+          <w:p>
+            <w:pPr>
+              <w:keepLines/>
+              <w:spacing w:after="0" w:before="0" w:line="320" w:lineRule="auto"/>
+              <w:jc w:val="center"/>
+            </w:pPr>
+            <w:r>
+              <w:rPr>
+                <w:rFonts w:ascii="Arial" w:cs="Arial" w:eastAsia="Arial" w:hAnsi="Arial"/>
+                <w:b w:val="false"/>
+                <w:bCs w:val="false"/>
+                <w:sz w:val="22"/>
+                <w:szCs w:val="22"/>
+              </w:rPr>
+              <w:t xml:space="preserve"/>
+            </w:r>
+          </w:p>
+        </w:tc>
+      </w:tr>
+      <w:tr>
+        <w:trPr>
+          <w:cantSplit/>
+        </w:trPr>
+        <w:tc>
+          <w:tcPr>
+            <w:tcW w:type="dxa" w:w="3300"/>
+            <w:tcBorders>
+              <w:top w:val="single" w:color="000000" w:sz="8"/>
+              <w:left w:val="single" w:color="000000" w:sz="8"/>
+              <w:bottom w:val="single" w:color="000000" w:sz="8"/>
+              <w:right w:val="single" w:color="000000" w:sz="8"/>
+            </w:tcBorders>
+            <w:tcMar>
+              <w:top w:type="dxa" w:w="50"/>
+              <w:left w:type="dxa" w:w="100"/>
+              <w:bottom w:type="dxa" w:w="50"/>
+              <w:right w:type="dxa" w:w="100"/>
+            </w:tcMar>
+            <w:vAlign w:val="center"/>
+          </w:tcPr>
+          <w:p>
+            <w:pPr>
+              <w:keepLines/>
+              <w:spacing w:after="0" w:before="0" w:line="320" w:lineRule="auto"/>
+              <w:jc w:val="center"/>
+            </w:pPr>
+            <w:r>
+              <w:rPr>
+                <w:rFonts w:ascii="Arial" w:cs="Arial" w:eastAsia="Arial" w:hAnsi="Arial"/>
+                <w:b/>
+                <w:bCs/>
+                <w:sz w:val="22"/>
+                <w:szCs w:val="22"/>
+              </w:rPr>
+              <w:t xml:space="preserve">Hexagon</w:t>
+            </w:r>
+          </w:p>
+        </w:tc>
+        <w:tc>
+          <w:tcPr>
+            <w:tcW w:type="dxa" w:w="3300"/>
+            <w:tcBorders>
+              <w:top w:val="single" w:color="000000" w:sz="8"/>
+              <w:left w:val="single" w:color="000000" w:sz="8"/>
+              <w:bottom w:val="single" w:color="000000" w:sz="8"/>
+              <w:right w:val="single" w:color="000000" w:sz="8"/>
+            </w:tcBorders>
+            <w:tcMar>
+              <w:top w:type="dxa" w:w="50"/>
+              <w:left w:type="dxa" w:w="100"/>
+              <w:bottom w:type="dxa" w:w="50"/>
+              <w:right w:type="dxa" w:w="100"/>
+            </w:tcMar>
+            <w:vAlign w:val="center"/>
+          </w:tcPr>
+          <w:p>
+            <w:pPr>
+              <w:keepLines/>
+              <w:spacing w:after="0" w:before="0" w:line="320" w:lineRule="auto"/>
+              <w:jc w:val="center"/>
+            </w:pPr>
+            <w:r>
+              <w:rPr>
+                <w:rFonts w:ascii="Arial" w:cs="Arial" w:eastAsia="Arial" w:hAnsi="Arial"/>
+                <w:b w:val="false"/>
+                <w:bCs w:val="false"/>
+                <w:sz w:val="22"/>
+                <w:szCs w:val="22"/>
+              </w:rPr>
+              <w:t xml:space="preserve"/>
+            </w:r>
+          </w:p>
+        </w:tc>
+        <w:tc>
+          <w:tcPr>
+            <w:tcW w:type="dxa" w:w="3300"/>
+            <w:tcBorders>
+              <w:top w:val="single" w:color="000000" w:sz="8"/>
+              <w:left w:val="single" w:color="000000" w:sz="8"/>
+              <w:bottom w:val="single" w:color="000000" w:sz="8"/>
+              <w:right w:val="single" w:color="000000" w:sz="8"/>
+            </w:tcBorders>
+            <w:tcMar>
+              <w:top w:type="dxa" w:w="50"/>
+              <w:left w:type="dxa" w:w="100"/>
+              <w:bottom w:type="dxa" w:w="50"/>
+              <w:right w:type="dxa" w:w="100"/>
+            </w:tcMar>
+            <w:vAlign w:val="center"/>
+          </w:tcPr>
+          <w:p>
+            <w:pPr>
+              <w:keepLines/>
+              <w:spacing w:after="0" w:before="0" w:line="320" w:lineRule="auto"/>
+              <w:jc w:val="center"/>
+            </w:pPr>
+            <w:r>
+              <w:rPr>
+                <w:rFonts w:ascii="Arial" w:cs="Arial" w:eastAsia="Arial" w:hAnsi="Arial"/>
+                <w:b w:val="false"/>
+                <w:bCs w:val="false"/>
+                <w:sz w:val="22"/>
+                <w:szCs w:val="22"/>
+              </w:rPr>
+              <w:t xml:space="preserve"/>
+            </w:r>
+          </w:p>
+        </w:tc>
+      </w:tr>
+      <w:tr>
+        <w:trPr>
+          <w:cantSplit/>
+        </w:trPr>
+        <w:tc>
+          <w:tcPr>
+            <w:tcW w:type="dxa" w:w="3300"/>
+            <w:tcBorders>
+              <w:top w:val="single" w:color="000000" w:sz="8"/>
+              <w:left w:val="single" w:color="000000" w:sz="8"/>
+              <w:bottom w:val="single" w:color="000000" w:sz="8"/>
+              <w:right w:val="single" w:color="000000" w:sz="8"/>
+            </w:tcBorders>
+            <w:tcMar>
+              <w:top w:type="dxa" w:w="50"/>
+              <w:left w:type="dxa" w:w="100"/>
+              <w:bottom w:type="dxa" w:w="50"/>
+              <w:right w:type="dxa" w:w="100"/>
+            </w:tcMar>
+            <w:vAlign w:val="center"/>
+          </w:tcPr>
+          <w:p>
+            <w:pPr>
+              <w:keepLines/>
+              <w:spacing w:after="0" w:before="0" w:line="320" w:lineRule="auto"/>
+              <w:jc w:val="center"/>
+            </w:pPr>
+            <w:r>
+              <w:rPr>
+                <w:rFonts w:ascii="Arial" w:cs="Arial" w:eastAsia="Arial" w:hAnsi="Arial"/>
+                <w:b/>
+                <w:bCs/>
+                <w:sz w:val="22"/>
+                <w:szCs w:val="22"/>
+              </w:rPr>
+              <w:t xml:space="preserve">Octagon</w:t>
+            </w:r>
+          </w:p>
+        </w:tc>
+        <w:tc>
+          <w:tcPr>
+            <w:tcW w:type="dxa" w:w="3300"/>
+            <w:tcBorders>
+              <w:top w:val="single" w:color="000000" w:sz="8"/>
+              <w:left w:val="single" w:color="000000" w:sz="8"/>
+              <w:bottom w:val="single" w:color="000000" w:sz="8"/>
+              <w:right w:val="single" w:color="000000" w:sz="8"/>
+            </w:tcBorders>
+            <w:tcMar>
+              <w:top w:type="dxa" w:w="50"/>
+              <w:left w:type="dxa" w:w="100"/>
+              <w:bottom w:type="dxa" w:w="50"/>
+              <w:right w:type="dxa" w:w="100"/>
+            </w:tcMar>
+            <w:vAlign w:val="center"/>
+          </w:tcPr>
+          <w:p>
+            <w:pPr>
+              <w:keepLines/>
+              <w:spacing w:after="0" w:before="0" w:line="320" w:lineRule="auto"/>
+              <w:jc w:val="center"/>
+            </w:pPr>
+            <w:r>
+              <w:rPr>
+                <w:rFonts w:ascii="Arial" w:cs="Arial" w:eastAsia="Arial" w:hAnsi="Arial"/>
+                <w:b w:val="false"/>
+                <w:bCs w:val="false"/>
+                <w:sz w:val="22"/>
+                <w:szCs w:val="22"/>
+              </w:rPr>
+              <w:t xml:space="preserve"/>
+            </w:r>
+          </w:p>
+        </w:tc>
+        <w:tc>
+          <w:tcPr>
+            <w:tcW w:type="dxa" w:w="3300"/>
+            <w:tcBorders>
+              <w:top w:val="single" w:color="000000" w:sz="8"/>
+              <w:left w:val="single" w:color="000000" w:sz="8"/>
+              <w:bottom w:val="single" w:color="000000" w:sz="8"/>
+              <w:right w:val="single" w:color="000000" w:sz="8"/>
+            </w:tcBorders>
+            <w:tcMar>
+              <w:top w:type="dxa" w:w="50"/>
+              <w:left w:type="dxa" w:w="100"/>
+              <w:bottom w:type="dxa" w:w="50"/>
+              <w:right w:type="dxa" w:w="100"/>
+            </w:tcMar>
+            <w:vAlign w:val="center"/>
+          </w:tcPr>
+          <w:p>
+            <w:pPr>
+              <w:keepLines/>
+              <w:spacing w:after="0" w:before="0" w:line="320" w:lineRule="auto"/>
+              <w:jc w:val="center"/>
+            </w:pPr>
+            <w:r>
+              <w:rPr>
+                <w:rFonts w:ascii="Arial" w:cs="Arial" w:eastAsia="Arial" w:hAnsi="Arial"/>
+                <w:b w:val="false"/>
+                <w:bCs w:val="false"/>
+                <w:sz w:val="22"/>
+                <w:szCs w:val="22"/>
+              </w:rPr>
+              <w:t xml:space="preserve"/>
+            </w:r>
+          </w:p>
+        </w:tc>
+      </w:tr>
+    </w:tbl>
+    <w:p>
+      <w:pPr>
+        <w:keepLines/>
+        <w:spacing w:after="60" w:before="0" w:line="320" w:lineRule="auto"/>
+      </w:pPr>
+      <w:r>
+        <w:rPr>
+          <w:rFonts w:ascii="Arial" w:cs="Arial" w:eastAsia="Arial" w:hAnsi="Arial"/>
+          <w:sz w:val="26"/>
+          <w:szCs w:val="26"/>
+        </w:rPr>
+        <w:t xml:space="preserve"/>
+      </w:r>
+    </w:p>
+    <w:p>
+      <w:pPr>
+        <w:keepLines/>
+        <w:spacing w:after="120" w:before="0" w:line="320" w:lineRule="auto"/>
+        <w:ind w:left="1000" w:hanging="440"/>
+      </w:pPr>
+      <w:r>
+        <w:rPr>
+          <w:rFonts w:ascii="Arial" w:cs="Arial" w:eastAsia="Arial" w:hAnsi="Arial"/>
+          <w:b/>
+          <w:bCs/>
+          <w:sz w:val="26"/>
+          <w:szCs w:val="26"/>
+        </w:rPr>
+        <w:t xml:space="preserve">(a)  </w:t>
+      </w:r>
+      <w:r>
+        <w:rPr>
+          <w:rFonts w:ascii="Arial" w:cs="Arial" w:eastAsia="Arial" w:hAnsi="Arial"/>
+          <w:sz w:val="26"/>
+          <w:szCs w:val="26"/>
+        </w:rPr>
+        <w:t xml:space="preserve">What do you notice about the number of sides and corners?  ______________________</w:t>
+      </w:r>
+    </w:p>
+    <w:p>
+      <w:pPr>
+        <w:keepLines/>
+        <w:spacing w:after="120" w:before="0" w:line="320" w:lineRule="auto"/>
+        <w:ind w:left="1000" w:hanging="440"/>
+      </w:pPr>
+      <w:r>
+        <w:rPr>
+          <w:rFonts w:ascii="Arial" w:cs="Arial" w:eastAsia="Arial" w:hAnsi="Arial"/>
+          <w:b/>
+          <w:bCs/>
+          <w:sz w:val="26"/>
+          <w:szCs w:val="26"/>
+        </w:rPr>
+        <w:t xml:space="preserve">(b)  </w:t>
+      </w:r>
+      <w:r>
+        <w:rPr>
+          <w:rFonts w:ascii="Arial" w:cs="Arial" w:eastAsia="Arial" w:hAnsi="Arial"/>
+          <w:sz w:val="26"/>
+          <w:szCs w:val="26"/>
+        </w:rPr>
+        <w:t xml:space="preserve">A shape has 7 sides. How many corners does it have?   ____</w:t>
+      </w:r>
+    </w:p>
+    <w:p>
+      <w:pPr>
+        <w:keepLines/>
+        <w:pageBreakBefore/>
+        <w:spacing w:after="120" w:before="0" w:line="320" w:lineRule="auto"/>
+        <w:ind w:left="560" w:hanging="560"/>
+      </w:pPr>
+      <w:r>
+        <w:rPr>
+          <w:rFonts w:ascii="Arial" w:cs="Arial" w:eastAsia="Arial" w:hAnsi="Arial"/>
+          <w:b/>
+          <w:bCs/>
+          <w:sz w:val="26"/>
+          <w:szCs w:val="26"/>
+        </w:rPr>
+        <w:t xml:space="preserve">3.</w:t>
+      </w:r>
+      <w:r>
+        <w:rPr>
+          <w:rFonts w:ascii="Arial" w:cs="Arial" w:eastAsia="Arial" w:hAnsi="Arial"/>
+          <w:sz w:val="26"/>
+          <w:szCs w:val="26"/>
+        </w:rPr>
+        <w:tab/>
+      </w:r>
+      <w:r>
+        <w:rPr>
+          <w:rFonts w:ascii="Arial" w:cs="Arial" w:eastAsia="Arial" w:hAnsi="Arial"/>
+          <w:sz w:val="26"/>
+          <w:szCs w:val="26"/>
+        </w:rPr>
+        <w:t xml:space="preserve">Who am I?</w:t>
+      </w:r>
+    </w:p>
+    <w:p>
+      <w:pPr>
+        <w:keepLines/>
+        <w:spacing w:after="120" w:before="0" w:line="320" w:lineRule="auto"/>
+        <w:ind w:left="1000" w:hanging="440"/>
+      </w:pPr>
+      <w:r>
+        <w:rPr>
+          <w:rFonts w:ascii="Arial" w:cs="Arial" w:eastAsia="Arial" w:hAnsi="Arial"/>
+          <w:b/>
+          <w:bCs/>
+          <w:sz w:val="26"/>
+          <w:szCs w:val="26"/>
+        </w:rPr>
+        <w:t xml:space="preserve">(a)  </w:t>
+      </w:r>
+      <w:r>
+        <w:rPr>
+          <w:rFonts w:ascii="Arial" w:cs="Arial" w:eastAsia="Arial" w:hAnsi="Arial"/>
+          <w:sz w:val="26"/>
+          <w:szCs w:val="26"/>
+        </w:rPr>
+        <w:t xml:space="preserve">I have 4 sides, all the same length, and 4 square corners.   ____________</w:t>
+      </w:r>
+    </w:p>
+    <w:p>
+      <w:pPr>
+        <w:keepLines/>
+        <w:spacing w:after="120" w:before="0" w:line="320" w:lineRule="auto"/>
+        <w:ind w:left="1000" w:hanging="440"/>
+      </w:pPr>
+      <w:r>
+        <w:rPr>
+          <w:rFonts w:ascii="Arial" w:cs="Arial" w:eastAsia="Arial" w:hAnsi="Arial"/>
+          <w:b/>
+          <w:bCs/>
+          <w:sz w:val="26"/>
+          <w:szCs w:val="26"/>
+        </w:rPr>
+        <w:t xml:space="preserve">(b)  </w:t>
+      </w:r>
+      <w:r>
+        <w:rPr>
+          <w:rFonts w:ascii="Arial" w:cs="Arial" w:eastAsia="Arial" w:hAnsi="Arial"/>
+          <w:sz w:val="26"/>
+          <w:szCs w:val="26"/>
+        </w:rPr>
+        <w:t xml:space="preserve">I have no corners and no straight sides.   ____________</w:t>
+      </w:r>
+    </w:p>
+    <w:p>
+      <w:pPr>
+        <w:keepLines/>
+        <w:spacing w:after="120" w:before="0" w:line="320" w:lineRule="auto"/>
+        <w:ind w:left="1000" w:hanging="440"/>
+      </w:pPr>
+      <w:r>
+        <w:rPr>
+          <w:rFonts w:ascii="Arial" w:cs="Arial" w:eastAsia="Arial" w:hAnsi="Arial"/>
+          <w:b/>
+          <w:bCs/>
+          <w:sz w:val="26"/>
+          <w:szCs w:val="26"/>
+        </w:rPr>
+        <w:t xml:space="preserve">(c)  </w:t>
+      </w:r>
+      <w:r>
+        <w:rPr>
+          <w:rFonts w:ascii="Arial" w:cs="Arial" w:eastAsia="Arial" w:hAnsi="Arial"/>
+          <w:sz w:val="26"/>
+          <w:szCs w:val="26"/>
+        </w:rPr>
+        <w:t xml:space="preserve">I have 6 sides.   ____________</w:t>
+      </w:r>
+    </w:p>
+    <w:p>
+      <w:pPr>
+        <w:keepNext/>
         <w:keepLines/>
         <w:spacing w:after="120" w:before="160" w:line="320" w:lineRule="auto"/>
         <w:ind w:left="560" w:hanging="560"/>
@@ -18508,7 +18458,7 @@
           <w:sz w:val="26"/>
           <w:szCs w:val="26"/>
         </w:rPr>
-        <w:t xml:space="preserve">5.</w:t>
+        <w:t xml:space="preserve">4.</w:t>
       </w:r>
       <w:r>
         <w:rPr>
@@ -18524,94 +18474,7 @@
           <w:sz w:val="26"/>
           <w:szCs w:val="26"/>
         </w:rPr>
-        <w:t xml:space="preserve">Two triangles of the same size are put together along one side. Draw one shape you can make. What is it called?</w:t>
-      </w:r>
-    </w:p>
-    <w:p>
-      <w:pPr>
-        <w:pBdr>
-          <w:bottom w:val="single" w:color="777777" w:sz="6" w:space="1"/>
-        </w:pBdr>
-        <w:spacing w:after="80" w:before="280"/>
-        <w:ind w:left="560"/>
-      </w:pPr>
-    </w:p>
-    <w:p>
-      <w:pPr>
-        <w:pBdr>
-          <w:bottom w:val="single" w:color="777777" w:sz="6" w:space="1"/>
-        </w:pBdr>
-        <w:spacing w:after="80" w:before="280"/>
-        <w:ind w:left="560"/>
-      </w:pPr>
-    </w:p>
-    <w:p>
-      <w:pPr>
-        <w:pBdr>
-          <w:bottom w:val="single" w:color="777777" w:sz="6" w:space="1"/>
-        </w:pBdr>
-        <w:spacing w:after="80" w:before="280"/>
-        <w:ind w:left="560"/>
-      </w:pPr>
-    </w:p>
-    <w:p>
-      <w:pPr>
-        <w:pBdr>
-          <w:bottom w:val="single" w:color="777777" w:sz="6" w:space="1"/>
-        </w:pBdr>
-        <w:spacing w:after="80" w:before="280"/>
-        <w:ind w:left="560"/>
-      </w:pPr>
-    </w:p>
-    <w:p>
-      <w:pPr>
-        <w:keepLines/>
-        <w:spacing w:after="140" w:before="120" w:line="320" w:lineRule="auto"/>
-        <w:ind w:left="560"/>
-      </w:pPr>
-      <w:r>
-        <w:rPr>
-          <w:rFonts w:ascii="Arial" w:cs="Arial" w:eastAsia="Arial" w:hAnsi="Arial"/>
-          <w:b/>
-          <w:bCs/>
-          <w:sz w:val="26"/>
-          <w:szCs w:val="26"/>
-        </w:rPr>
-        <w:t xml:space="preserve">Shape name: ____________________</w:t>
-      </w:r>
-    </w:p>
-    <w:p>
-      <w:pPr>
-        <w:keepNext/>
-        <w:keepLines/>
-        <w:spacing w:after="120" w:before="160" w:line="320" w:lineRule="auto"/>
-        <w:ind w:left="560" w:hanging="560"/>
-      </w:pPr>
-      <w:r>
-        <w:rPr>
-          <w:rFonts w:ascii="Arial" w:cs="Arial" w:eastAsia="Arial" w:hAnsi="Arial"/>
-          <w:b/>
-          <w:bCs/>
-          <w:sz w:val="26"/>
-          <w:szCs w:val="26"/>
-        </w:rPr>
-        <w:t xml:space="preserve">6.</w:t>
-      </w:r>
-      <w:r>
-        <w:rPr>
-          <w:rFonts w:ascii="Arial" w:cs="Arial" w:eastAsia="Arial" w:hAnsi="Arial"/>
-          <w:sz w:val="26"/>
-          <w:szCs w:val="26"/>
-        </w:rPr>
-        <w:tab/>
-      </w:r>
-      <w:r>
-        <w:rPr>
-          <w:rFonts w:ascii="Arial" w:cs="Arial" w:eastAsia="Arial" w:hAnsi="Arial"/>
-          <w:sz w:val="26"/>
-          <w:szCs w:val="26"/>
-        </w:rPr>
-        <w:t xml:space="preserve">How many squares can you find in this picture? Count the small ones first, then the bigger one.</w:t>
+        <w:t xml:space="preserve">How many triangles can you find in each picture? Count the small ones first, then the bigger ones.</w:t>
       </w:r>
     </w:p>
     <w:p>
@@ -18623,9 +18486,9 @@
       <w:r>
         <w:drawing>
           <wp:inline distT="0" distB="0" distL="0" distR="0">
-            <wp:extent cx="2095500" cy="1257300"/>
+            <wp:extent cx="3619500" cy="1266825"/>
             <wp:effectExtent t="0" r="0" b="0" l="0"/>
-            <wp:docPr id="6" name="grid2x2.png" descr="grid2x2.png" title="grid2x2.png"/>
+            <wp:docPr id="6" name="trifigs_ab.png" descr="trifigs_ab.png" title="trifigs_ab.png"/>
             <wp:cNvGraphicFramePr>
               <a:graphicFrameLocks xmlns:a="http://schemas.openxmlformats.org/drawingml/2006/main" noChangeAspect="1"/>
             </wp:cNvGraphicFramePr>
@@ -18648,7 +18511,7 @@
                   <pic:spPr bwMode="auto">
                     <a:xfrm>
                       <a:off x="0" y="0"/>
-                      <a:ext cx="2095500" cy="1257300"/>
+                      <a:ext cx="3619500" cy="1266825"/>
                     </a:xfrm>
                     <a:prstGeom prst="rect">
                       <a:avLst/>
@@ -18664,1203 +18527,22 @@
     <w:p>
       <w:pPr>
         <w:keepLines/>
-        <w:spacing w:after="140" w:before="0" w:line="320" w:lineRule="auto"/>
-        <w:ind w:left="1000"/>
-      </w:pPr>
-      <w:r>
-        <w:rPr>
-          <w:rFonts w:ascii="Arial" w:cs="Arial" w:eastAsia="Arial" w:hAnsi="Arial"/>
-          <w:b/>
-          <w:bCs/>
-          <w:sz w:val="26"/>
-          <w:szCs w:val="26"/>
-        </w:rPr>
-        <w:t xml:space="preserve">Number of squares: </w:t>
-      </w:r>
-      <w:r>
-        <w:rPr>
-          <w:rFonts w:ascii="Arial" w:cs="Arial" w:eastAsia="Arial" w:hAnsi="Arial"/>
-          <w:sz w:val="26"/>
-          <w:szCs w:val="26"/>
-        </w:rPr>
-        <w:t xml:space="preserve">______________________________</w:t>
-      </w:r>
-    </w:p>
-    <w:p>
-      <w:pPr>
-        <w:keepLines/>
-        <w:pageBreakBefore/>
-        <w:spacing w:after="60" w:before="0" w:line="320" w:lineRule="auto"/>
-        <w:jc w:val="right"/>
-      </w:pPr>
-      <w:r>
-        <w:rPr>
-          <w:rFonts w:ascii="Arial" w:cs="Arial" w:eastAsia="Arial" w:hAnsi="Arial"/>
-          <w:b/>
-          <w:bCs/>
-          <w:sz w:val="24"/>
-          <w:szCs w:val="24"/>
-        </w:rPr>
-        <w:t xml:space="preserve">Lesson 7</w:t>
-      </w:r>
-    </w:p>
-    <w:tbl>
-      <w:tblPr>
-        <w:tblW w:type="dxa" w:w="9900"/>
-        <w:tblBorders>
-          <w:top w:val="single" w:color="auto" w:sz="4"/>
-          <w:left w:val="single" w:color="auto" w:sz="4"/>
-          <w:bottom w:val="single" w:color="auto" w:sz="4"/>
-          <w:right w:val="single" w:color="auto" w:sz="4"/>
-          <w:insideH w:val="single" w:color="auto" w:sz="4"/>
-          <w:insideV w:val="single" w:color="auto" w:sz="4"/>
-        </w:tblBorders>
-      </w:tblPr>
-      <w:tblGrid>
-        <w:gridCol w:w="9900"/>
-      </w:tblGrid>
-      <w:tr>
-        <w:trPr>
-          <w:cantSplit/>
-        </w:trPr>
-        <w:tc>
-          <w:tcPr>
-            <w:tcW w:type="dxa" w:w="9900"/>
-            <w:tcBorders>
-              <w:top w:val="single" w:color="000000" w:sz="8"/>
-              <w:left w:val="single" w:color="000000" w:sz="8"/>
-              <w:bottom w:val="single" w:color="000000" w:sz="8"/>
-              <w:right w:val="single" w:color="000000" w:sz="8"/>
-            </w:tcBorders>
-            <w:shd w:fill="D9D9D9" w:color="auto" w:val="clear"/>
-            <w:tcMar>
-              <w:top w:type="dxa" w:w="100"/>
-              <w:left w:type="dxa" w:w="100"/>
-              <w:bottom w:type="dxa" w:w="100"/>
-              <w:right w:type="dxa" w:w="100"/>
-            </w:tcMar>
-            <w:vAlign w:val="center"/>
-          </w:tcPr>
-          <w:p>
-            <w:pPr>
-              <w:keepLines/>
-              <w:spacing w:after="0" w:before="0" w:line="320" w:lineRule="auto"/>
-              <w:jc w:val="center"/>
-            </w:pPr>
-            <w:r>
-              <w:rPr>
-                <w:rFonts w:ascii="Arial" w:cs="Arial" w:eastAsia="Arial" w:hAnsi="Arial"/>
-                <w:b/>
-                <w:bCs/>
-                <w:sz w:val="24"/>
-                <w:szCs w:val="24"/>
-              </w:rPr>
-              <w:t xml:space="preserve">MATH INQUIRERS HOLIDAY PROGRAM  •  PRIMARY 1</w:t>
-            </w:r>
-          </w:p>
-        </w:tc>
-      </w:tr>
-      <w:tr>
-        <w:trPr>
-          <w:cantSplit/>
-        </w:trPr>
-        <w:tc>
-          <w:tcPr>
-            <w:tcW w:type="dxa" w:w="9900"/>
-            <w:tcBorders>
-              <w:top w:val="single" w:color="000000" w:sz="8"/>
-              <w:left w:val="single" w:color="000000" w:sz="8"/>
-              <w:bottom w:val="single" w:color="000000" w:sz="8"/>
-              <w:right w:val="single" w:color="000000" w:sz="8"/>
-            </w:tcBorders>
-            <w:tcMar>
-              <w:top w:type="dxa" w:w="100"/>
-              <w:left w:type="dxa" w:w="100"/>
-              <w:bottom w:type="dxa" w:w="100"/>
-              <w:right w:type="dxa" w:w="100"/>
-            </w:tcMar>
-            <w:vAlign w:val="center"/>
-          </w:tcPr>
-          <w:p>
-            <w:pPr>
-              <w:keepLines/>
-              <w:spacing w:after="0" w:before="0" w:line="320" w:lineRule="auto"/>
-              <w:jc w:val="center"/>
-            </w:pPr>
-            <w:r>
-              <w:rPr>
-                <w:rFonts w:ascii="Arial" w:cs="Arial" w:eastAsia="Arial" w:hAnsi="Arial"/>
-                <w:b/>
-                <w:bCs/>
-                <w:sz w:val="26"/>
-                <w:szCs w:val="26"/>
-              </w:rPr>
-              <w:t xml:space="preserve">2D SHAPES</w:t>
-            </w:r>
-          </w:p>
-        </w:tc>
-      </w:tr>
-    </w:tbl>
-    <w:p>
-      <w:pPr>
-        <w:keepLines/>
-        <w:spacing w:after="120" w:before="160" w:line="320" w:lineRule="auto"/>
-      </w:pPr>
-      <w:r>
-        <w:rPr>
-          <w:rFonts w:ascii="Arial" w:cs="Arial" w:eastAsia="Arial" w:hAnsi="Arial"/>
-          <w:b/>
-          <w:bCs/>
-          <w:sz w:val="24"/>
-          <w:szCs w:val="24"/>
-        </w:rPr>
-        <w:t xml:space="preserve">Name: </w:t>
-      </w:r>
-      <w:r>
-        <w:rPr>
-          <w:rFonts w:ascii="Arial" w:cs="Arial" w:eastAsia="Arial" w:hAnsi="Arial"/>
-          <w:sz w:val="24"/>
-          <w:szCs w:val="24"/>
-        </w:rPr>
-        <w:t xml:space="preserve">______________________   </w:t>
-      </w:r>
-      <w:r>
-        <w:rPr>
-          <w:rFonts w:ascii="Arial" w:cs="Arial" w:eastAsia="Arial" w:hAnsi="Arial"/>
-          <w:b/>
-          <w:bCs/>
-          <w:sz w:val="24"/>
-          <w:szCs w:val="24"/>
-        </w:rPr>
-        <w:t xml:space="preserve">Class / Group: </w:t>
-      </w:r>
-      <w:r>
-        <w:rPr>
-          <w:rFonts w:ascii="Arial" w:cs="Arial" w:eastAsia="Arial" w:hAnsi="Arial"/>
-          <w:sz w:val="24"/>
-          <w:szCs w:val="24"/>
-        </w:rPr>
-        <w:t xml:space="preserve">_________   </w:t>
-      </w:r>
-      <w:r>
-        <w:rPr>
-          <w:rFonts w:ascii="Arial" w:cs="Arial" w:eastAsia="Arial" w:hAnsi="Arial"/>
-          <w:b/>
-          <w:bCs/>
-          <w:sz w:val="24"/>
-          <w:szCs w:val="24"/>
-        </w:rPr>
-        <w:t xml:space="preserve">Date: </w:t>
-      </w:r>
-      <w:r>
-        <w:rPr>
-          <w:rFonts w:ascii="Arial" w:cs="Arial" w:eastAsia="Arial" w:hAnsi="Arial"/>
-          <w:sz w:val="24"/>
-          <w:szCs w:val="24"/>
-        </w:rPr>
-        <w:t xml:space="preserve">____________</w:t>
-      </w:r>
-    </w:p>
-    <w:p>
-      <w:pPr>
-        <w:keepLines/>
-        <w:spacing w:after="120" w:before="20" w:line="320" w:lineRule="auto"/>
-        <w:jc w:val="center"/>
-      </w:pPr>
-      <w:r>
-        <w:rPr>
-          <w:rFonts w:ascii="Arial" w:cs="Arial" w:eastAsia="Arial" w:hAnsi="Arial"/>
-          <w:b/>
-          <w:bCs/>
-          <w:sz w:val="44"/>
-          <w:szCs w:val="44"/>
-        </w:rPr>
-        <w:t xml:space="preserve">THINK HARDER</w:t>
-      </w:r>
-    </w:p>
-    <w:p>
-      <w:pPr>
-        <w:keepLines/>
-        <w:spacing w:after="80" w:before="0" w:line="320" w:lineRule="auto"/>
-        <w:jc w:val="center"/>
-      </w:pPr>
-      <w:r>
-        <w:rPr>
-          <w:rFonts w:ascii="Arial" w:cs="Arial" w:eastAsia="Arial" w:hAnsi="Arial"/>
-          <w:i/>
-          <w:iCs/>
-          <w:sz w:val="24"/>
-          <w:szCs w:val="24"/>
-        </w:rPr>
-        <w:t xml:space="preserve">Use objects, draw a picture or make a table. Then write how you know. These pages are for early finishers or for home.</w:t>
-      </w:r>
-    </w:p>
-    <w:tbl>
-      <w:tblPr>
-        <w:tblW w:type="dxa" w:w="9900"/>
-        <w:tblBorders>
-          <w:top w:val="single" w:color="auto" w:sz="4"/>
-          <w:left w:val="single" w:color="auto" w:sz="4"/>
-          <w:bottom w:val="single" w:color="auto" w:sz="4"/>
-          <w:right w:val="single" w:color="auto" w:sz="4"/>
-          <w:insideH w:val="single" w:color="auto" w:sz="4"/>
-          <w:insideV w:val="single" w:color="auto" w:sz="4"/>
-        </w:tblBorders>
-      </w:tblPr>
-      <w:tblGrid>
-        <w:gridCol w:w="9900"/>
-      </w:tblGrid>
-      <w:tr>
-        <w:trPr>
-          <w:cantSplit/>
-        </w:trPr>
-        <w:tc>
-          <w:tcPr>
-            <w:tcW w:type="dxa" w:w="9900"/>
-            <w:tcBorders>
-              <w:top w:val="single" w:color="000000" w:sz="8"/>
-              <w:left w:val="single" w:color="000000" w:sz="8"/>
-              <w:bottom w:val="single" w:color="000000" w:sz="8"/>
-              <w:right w:val="single" w:color="000000" w:sz="8"/>
-            </w:tcBorders>
-            <w:shd w:fill="EDEDED" w:color="auto" w:val="clear"/>
-            <w:tcMar>
-              <w:top w:type="dxa" w:w="70"/>
-              <w:left w:type="dxa" w:w="100"/>
-              <w:bottom w:type="dxa" w:w="70"/>
-              <w:right w:type="dxa" w:w="100"/>
-            </w:tcMar>
-            <w:vAlign w:val="center"/>
-          </w:tcPr>
-          <w:p>
-            <w:pPr>
-              <w:keepLines/>
-              <w:spacing w:after="0" w:before="0" w:line="320" w:lineRule="auto"/>
-              <w:jc w:val="left"/>
-            </w:pPr>
-            <w:r>
-              <w:rPr>
-                <w:rFonts w:ascii="Arial" w:cs="Arial" w:eastAsia="Arial" w:hAnsi="Arial"/>
-                <w:b/>
-                <w:bCs/>
-                <w:sz w:val="26"/>
-                <w:szCs w:val="26"/>
-              </w:rPr>
-              <w:t xml:space="preserve">Stretch</w:t>
-            </w:r>
-          </w:p>
-        </w:tc>
-      </w:tr>
-    </w:tbl>
-    <w:p>
-      <w:pPr>
-        <w:keepNext/>
-        <w:keepLines/>
-        <w:spacing w:after="40" w:before="140" w:line="320" w:lineRule="auto"/>
-        <w:ind w:left="560" w:hanging="560"/>
-      </w:pPr>
-      <w:r>
-        <w:rPr>
-          <w:rFonts w:ascii="Arial" w:cs="Arial" w:eastAsia="Arial" w:hAnsi="Arial"/>
-          <w:b/>
-          <w:bCs/>
-          <w:sz w:val="26"/>
-          <w:szCs w:val="26"/>
-        </w:rPr>
-        <w:t xml:space="preserve">T1.</w:t>
-      </w:r>
-      <w:r>
-        <w:rPr>
-          <w:rFonts w:ascii="Arial" w:cs="Arial" w:eastAsia="Arial" w:hAnsi="Arial"/>
-          <w:sz w:val="26"/>
-          <w:szCs w:val="26"/>
-        </w:rPr>
-        <w:tab/>
-      </w:r>
-      <w:r>
-        <w:rPr>
-          <w:rFonts w:ascii="Arial" w:cs="Arial" w:eastAsia="Arial" w:hAnsi="Arial"/>
-          <w:sz w:val="26"/>
-          <w:szCs w:val="26"/>
-        </w:rPr>
-        <w:t xml:space="preserve">Fold a square along a diagonal and cut. Which shapes do you get?</w:t>
-      </w:r>
-    </w:p>
-    <w:p>
-      <w:pPr>
-        <w:pBdr>
-          <w:bottom w:val="single" w:color="777777" w:sz="6" w:space="1"/>
-        </w:pBdr>
-        <w:spacing w:after="80" w:before="280"/>
-        <w:ind w:left="560"/>
-      </w:pPr>
-    </w:p>
-    <w:p>
-      <w:pPr>
-        <w:pBdr>
-          <w:bottom w:val="single" w:color="777777" w:sz="6" w:space="1"/>
-        </w:pBdr>
-        <w:spacing w:after="80" w:before="280"/>
-        <w:ind w:left="560"/>
-      </w:pPr>
-    </w:p>
-    <w:p>
-      <w:pPr>
-        <w:pBdr>
-          <w:bottom w:val="single" w:color="777777" w:sz="6" w:space="1"/>
-        </w:pBdr>
-        <w:spacing w:after="80" w:before="280"/>
-        <w:ind w:left="560"/>
-      </w:pPr>
-    </w:p>
-    <w:p>
-      <w:pPr>
-        <w:keepNext/>
-        <w:keepLines/>
-        <w:spacing w:after="40" w:before="140" w:line="320" w:lineRule="auto"/>
-        <w:ind w:left="560" w:hanging="560"/>
-      </w:pPr>
-      <w:r>
-        <w:rPr>
-          <w:rFonts w:ascii="Arial" w:cs="Arial" w:eastAsia="Arial" w:hAnsi="Arial"/>
-          <w:b/>
-          <w:bCs/>
-          <w:sz w:val="26"/>
-          <w:szCs w:val="26"/>
-        </w:rPr>
-        <w:t xml:space="preserve">T2.</w:t>
-      </w:r>
-      <w:r>
-        <w:rPr>
-          <w:rFonts w:ascii="Arial" w:cs="Arial" w:eastAsia="Arial" w:hAnsi="Arial"/>
-          <w:sz w:val="26"/>
-          <w:szCs w:val="26"/>
-        </w:rPr>
-        <w:tab/>
-      </w:r>
-      <w:r>
-        <w:rPr>
-          <w:rFonts w:ascii="Arial" w:cs="Arial" w:eastAsia="Arial" w:hAnsi="Arial"/>
-          <w:sz w:val="26"/>
-          <w:szCs w:val="26"/>
-        </w:rPr>
-        <w:t xml:space="preserve">Two same-size triangles can make a square. Can they also make a bigger triangle? Draw how.</w:t>
-      </w:r>
-    </w:p>
-    <w:p>
-      <w:pPr>
-        <w:pBdr>
-          <w:bottom w:val="single" w:color="777777" w:sz="6" w:space="1"/>
-        </w:pBdr>
-        <w:spacing w:after="80" w:before="280"/>
-        <w:ind w:left="560"/>
-      </w:pPr>
-    </w:p>
-    <w:p>
-      <w:pPr>
-        <w:pBdr>
-          <w:bottom w:val="single" w:color="777777" w:sz="6" w:space="1"/>
-        </w:pBdr>
-        <w:spacing w:after="80" w:before="280"/>
-        <w:ind w:left="560"/>
-      </w:pPr>
-    </w:p>
-    <w:p>
-      <w:pPr>
-        <w:pBdr>
-          <w:bottom w:val="single" w:color="777777" w:sz="6" w:space="1"/>
-        </w:pBdr>
-        <w:spacing w:after="80" w:before="280"/>
-        <w:ind w:left="560"/>
-      </w:pPr>
-    </w:p>
-    <w:p>
-      <w:pPr>
-        <w:keepNext/>
-        <w:keepLines/>
-        <w:spacing w:after="40" w:before="140" w:line="320" w:lineRule="auto"/>
-        <w:ind w:left="560" w:hanging="560"/>
-      </w:pPr>
-      <w:r>
-        <w:rPr>
-          <w:rFonts w:ascii="Arial" w:cs="Arial" w:eastAsia="Arial" w:hAnsi="Arial"/>
-          <w:b/>
-          <w:bCs/>
-          <w:sz w:val="26"/>
-          <w:szCs w:val="26"/>
-        </w:rPr>
-        <w:t xml:space="preserve">T3.</w:t>
-      </w:r>
-      <w:r>
-        <w:rPr>
-          <w:rFonts w:ascii="Arial" w:cs="Arial" w:eastAsia="Arial" w:hAnsi="Arial"/>
-          <w:sz w:val="26"/>
-          <w:szCs w:val="26"/>
-        </w:rPr>
-        <w:tab/>
-      </w:r>
-      <w:r>
-        <w:rPr>
-          <w:rFonts w:ascii="Arial" w:cs="Arial" w:eastAsia="Arial" w:hAnsi="Arial"/>
-          <w:sz w:val="26"/>
-          <w:szCs w:val="26"/>
-        </w:rPr>
-        <w:t xml:space="preserve">How many squares are in a grid 3 squares long and 2 squares high?</w:t>
-      </w:r>
-    </w:p>
-    <w:p>
-      <w:pPr>
-        <w:pBdr>
-          <w:bottom w:val="single" w:color="777777" w:sz="6" w:space="1"/>
-        </w:pBdr>
-        <w:spacing w:after="80" w:before="280"/>
-        <w:ind w:left="560"/>
-      </w:pPr>
-    </w:p>
-    <w:p>
-      <w:pPr>
-        <w:pBdr>
-          <w:bottom w:val="single" w:color="777777" w:sz="6" w:space="1"/>
-        </w:pBdr>
-        <w:spacing w:after="80" w:before="280"/>
-        <w:ind w:left="560"/>
-      </w:pPr>
-    </w:p>
-    <w:p>
-      <w:pPr>
-        <w:pBdr>
-          <w:bottom w:val="single" w:color="777777" w:sz="6" w:space="1"/>
-        </w:pBdr>
-        <w:spacing w:after="80" w:before="280"/>
-        <w:ind w:left="560"/>
-      </w:pPr>
-    </w:p>
-    <w:p>
-      <w:pPr>
-        <w:keepNext/>
-        <w:keepLines/>
-        <w:spacing w:after="40" w:before="140" w:line="320" w:lineRule="auto"/>
-        <w:ind w:left="560" w:hanging="560"/>
-      </w:pPr>
-      <w:r>
-        <w:rPr>
-          <w:rFonts w:ascii="Arial" w:cs="Arial" w:eastAsia="Arial" w:hAnsi="Arial"/>
-          <w:b/>
-          <w:bCs/>
-          <w:sz w:val="26"/>
-          <w:szCs w:val="26"/>
-        </w:rPr>
-        <w:t xml:space="preserve">T4.</w:t>
-      </w:r>
-      <w:r>
-        <w:rPr>
-          <w:rFonts w:ascii="Arial" w:cs="Arial" w:eastAsia="Arial" w:hAnsi="Arial"/>
-          <w:sz w:val="26"/>
-          <w:szCs w:val="26"/>
-        </w:rPr>
-        <w:tab/>
-      </w:r>
-      <w:r>
-        <w:rPr>
-          <w:rFonts w:ascii="Arial" w:cs="Arial" w:eastAsia="Arial" w:hAnsi="Arial"/>
-          <w:sz w:val="26"/>
-          <w:szCs w:val="26"/>
-        </w:rPr>
-        <w:t xml:space="preserve">Join 4 same-size squares, whole sides touching. How many different shapes can you make? (Turns and flips are the same shape.)</w:t>
-      </w:r>
-    </w:p>
-    <w:p>
-      <w:pPr>
-        <w:pBdr>
-          <w:bottom w:val="single" w:color="777777" w:sz="6" w:space="1"/>
-        </w:pBdr>
-        <w:spacing w:after="80" w:before="280"/>
-        <w:ind w:left="560"/>
-      </w:pPr>
-    </w:p>
-    <w:p>
-      <w:pPr>
-        <w:pBdr>
-          <w:bottom w:val="single" w:color="777777" w:sz="6" w:space="1"/>
-        </w:pBdr>
-        <w:spacing w:after="80" w:before="280"/>
-        <w:ind w:left="560"/>
-      </w:pPr>
-    </w:p>
-    <w:p>
-      <w:pPr>
-        <w:pBdr>
-          <w:bottom w:val="single" w:color="777777" w:sz="6" w:space="1"/>
-        </w:pBdr>
-        <w:spacing w:after="80" w:before="280"/>
-        <w:ind w:left="560"/>
-      </w:pPr>
-    </w:p>
-    <w:p>
-      <w:pPr>
-        <w:keepLines/>
-        <w:pageBreakBefore/>
-        <w:spacing w:after="0" w:before="0" w:line="320" w:lineRule="auto"/>
-      </w:pPr>
-      <w:r>
-        <w:rPr>
-          <w:rFonts w:ascii="Arial" w:cs="Arial" w:eastAsia="Arial" w:hAnsi="Arial"/>
-          <w:sz w:val="26"/>
-          <w:szCs w:val="26"/>
-        </w:rPr>
-        <w:t xml:space="preserve"/>
-      </w:r>
-    </w:p>
-    <w:p>
-      <w:pPr>
-        <w:keepLines/>
-        <w:spacing w:after="60" w:before="0" w:line="320" w:lineRule="auto"/>
-      </w:pPr>
-      <w:r>
-        <w:rPr>
-          <w:rFonts w:ascii="Arial" w:cs="Arial" w:eastAsia="Arial" w:hAnsi="Arial"/>
-          <w:b/>
-          <w:bCs/>
-          <w:color w:val="666666"/>
-          <w:sz w:val="22"/>
-          <w:szCs w:val="22"/>
-        </w:rPr>
-        <w:t xml:space="preserve">Lesson 7  •  2D SHAPES</w:t>
-      </w:r>
-    </w:p>
-    <w:tbl>
-      <w:tblPr>
-        <w:tblW w:type="dxa" w:w="9900"/>
-        <w:tblBorders>
-          <w:top w:val="single" w:color="auto" w:sz="4"/>
-          <w:left w:val="single" w:color="auto" w:sz="4"/>
-          <w:bottom w:val="single" w:color="auto" w:sz="4"/>
-          <w:right w:val="single" w:color="auto" w:sz="4"/>
-          <w:insideH w:val="single" w:color="auto" w:sz="4"/>
-          <w:insideV w:val="single" w:color="auto" w:sz="4"/>
-        </w:tblBorders>
-      </w:tblPr>
-      <w:tblGrid>
-        <w:gridCol w:w="9900"/>
-      </w:tblGrid>
-      <w:tr>
-        <w:trPr>
-          <w:cantSplit/>
-        </w:trPr>
-        <w:tc>
-          <w:tcPr>
-            <w:tcW w:type="dxa" w:w="9900"/>
-            <w:tcBorders>
-              <w:top w:val="single" w:color="000000" w:sz="8"/>
-              <w:left w:val="single" w:color="000000" w:sz="8"/>
-              <w:bottom w:val="single" w:color="000000" w:sz="8"/>
-              <w:right w:val="single" w:color="000000" w:sz="8"/>
-            </w:tcBorders>
-            <w:shd w:fill="EDEDED" w:color="auto" w:val="clear"/>
-            <w:tcMar>
-              <w:top w:type="dxa" w:w="70"/>
-              <w:left w:type="dxa" w:w="100"/>
-              <w:bottom w:type="dxa" w:w="70"/>
-              <w:right w:type="dxa" w:w="100"/>
-            </w:tcMar>
-            <w:vAlign w:val="center"/>
-          </w:tcPr>
-          <w:p>
-            <w:pPr>
-              <w:keepLines/>
-              <w:spacing w:after="0" w:before="0" w:line="320" w:lineRule="auto"/>
-              <w:jc w:val="left"/>
-            </w:pPr>
-            <w:r>
-              <w:rPr>
-                <w:rFonts w:ascii="Arial" w:cs="Arial" w:eastAsia="Arial" w:hAnsi="Arial"/>
-                <w:b/>
-                <w:bCs/>
-                <w:sz w:val="26"/>
-                <w:szCs w:val="26"/>
-              </w:rPr>
-              <w:t xml:space="preserve">Challenge  (for strong thinkers)</w:t>
-            </w:r>
-          </w:p>
-        </w:tc>
-      </w:tr>
-    </w:tbl>
-    <w:p>
-      <w:pPr>
-        <w:keepNext/>
-        <w:keepLines/>
-        <w:spacing w:after="40" w:before="200" w:line="320" w:lineRule="auto"/>
-        <w:ind w:left="560" w:hanging="560"/>
-      </w:pPr>
-      <w:r>
-        <w:rPr>
-          <w:rFonts w:ascii="Arial" w:cs="Arial" w:eastAsia="Arial" w:hAnsi="Arial"/>
-          <w:b/>
-          <w:bCs/>
-          <w:sz w:val="26"/>
-          <w:szCs w:val="26"/>
-        </w:rPr>
-        <w:t xml:space="preserve">C1.</w:t>
-      </w:r>
-      <w:r>
-        <w:rPr>
-          <w:rFonts w:ascii="Arial" w:cs="Arial" w:eastAsia="Arial" w:hAnsi="Arial"/>
-          <w:sz w:val="26"/>
-          <w:szCs w:val="26"/>
-        </w:rPr>
-        <w:tab/>
-      </w:r>
-      <w:r>
-        <w:rPr>
-          <w:rFonts w:ascii="Arial" w:cs="Arial" w:eastAsia="Arial" w:hAnsi="Arial"/>
-          <w:sz w:val="26"/>
-          <w:szCs w:val="26"/>
-        </w:rPr>
-        <w:t xml:space="preserve">Three squares are joined in a row to make a long rectangle. How many rectangles can you find altogether? (A square counts as a rectangle.)</w:t>
-      </w:r>
-    </w:p>
-    <w:p>
-      <w:pPr>
-        <w:pBdr>
-          <w:bottom w:val="single" w:color="777777" w:sz="6" w:space="1"/>
-        </w:pBdr>
-        <w:spacing w:after="80" w:before="280"/>
-        <w:ind w:left="560"/>
-      </w:pPr>
-    </w:p>
-    <w:p>
-      <w:pPr>
-        <w:pBdr>
-          <w:bottom w:val="single" w:color="777777" w:sz="6" w:space="1"/>
-        </w:pBdr>
-        <w:spacing w:after="80" w:before="280"/>
-        <w:ind w:left="560"/>
-      </w:pPr>
-    </w:p>
-    <w:p>
-      <w:pPr>
-        <w:pBdr>
-          <w:bottom w:val="single" w:color="777777" w:sz="6" w:space="1"/>
-        </w:pBdr>
-        <w:spacing w:after="80" w:before="280"/>
-        <w:ind w:left="560"/>
-      </w:pPr>
-    </w:p>
-    <w:p>
-      <w:pPr>
-        <w:pBdr>
-          <w:bottom w:val="single" w:color="777777" w:sz="6" w:space="1"/>
-        </w:pBdr>
-        <w:spacing w:after="80" w:before="280"/>
-        <w:ind w:left="560"/>
-      </w:pPr>
-    </w:p>
-    <w:p>
-      <w:pPr>
-        <w:keepNext/>
-        <w:keepLines/>
-        <w:spacing w:after="40" w:before="200" w:line="320" w:lineRule="auto"/>
-        <w:ind w:left="560" w:hanging="560"/>
-      </w:pPr>
-      <w:r>
-        <w:rPr>
-          <w:rFonts w:ascii="Arial" w:cs="Arial" w:eastAsia="Arial" w:hAnsi="Arial"/>
-          <w:b/>
-          <w:bCs/>
-          <w:sz w:val="26"/>
-          <w:szCs w:val="26"/>
-        </w:rPr>
-        <w:t xml:space="preserve">C2.</w:t>
-      </w:r>
-      <w:r>
-        <w:rPr>
-          <w:rFonts w:ascii="Arial" w:cs="Arial" w:eastAsia="Arial" w:hAnsi="Arial"/>
-          <w:sz w:val="26"/>
-          <w:szCs w:val="26"/>
-        </w:rPr>
-        <w:tab/>
-      </w:r>
-      <w:r>
-        <w:rPr>
-          <w:rFonts w:ascii="Arial" w:cs="Arial" w:eastAsia="Arial" w:hAnsi="Arial"/>
-          <w:sz w:val="26"/>
-          <w:szCs w:val="26"/>
-        </w:rPr>
-        <w:t xml:space="preserve">A triangle has 4 lines drawn from the top corner to the bottom. How many triangles are there? Follow the pattern 3, 6, 10 …</w:t>
-      </w:r>
-    </w:p>
-    <w:p>
-      <w:pPr>
-        <w:pBdr>
-          <w:bottom w:val="single" w:color="777777" w:sz="6" w:space="1"/>
-        </w:pBdr>
-        <w:spacing w:after="80" w:before="280"/>
-        <w:ind w:left="560"/>
-      </w:pPr>
-    </w:p>
-    <w:p>
-      <w:pPr>
-        <w:pBdr>
-          <w:bottom w:val="single" w:color="777777" w:sz="6" w:space="1"/>
-        </w:pBdr>
-        <w:spacing w:after="80" w:before="280"/>
-        <w:ind w:left="560"/>
-      </w:pPr>
-    </w:p>
-    <w:p>
-      <w:pPr>
-        <w:pBdr>
-          <w:bottom w:val="single" w:color="777777" w:sz="6" w:space="1"/>
-        </w:pBdr>
-        <w:spacing w:after="80" w:before="280"/>
-        <w:ind w:left="560"/>
-      </w:pPr>
-    </w:p>
-    <w:p>
-      <w:pPr>
-        <w:pBdr>
-          <w:bottom w:val="single" w:color="777777" w:sz="6" w:space="1"/>
-        </w:pBdr>
-        <w:spacing w:after="80" w:before="280"/>
-        <w:ind w:left="560"/>
-      </w:pPr>
-    </w:p>
-    <w:p>
-      <w:pPr>
-        <w:keepNext/>
-        <w:keepLines/>
-        <w:spacing w:after="40" w:before="200" w:line="320" w:lineRule="auto"/>
-        <w:ind w:left="560" w:hanging="560"/>
-      </w:pPr>
-      <w:r>
-        <w:rPr>
-          <w:rFonts w:ascii="Arial" w:cs="Arial" w:eastAsia="Arial" w:hAnsi="Arial"/>
-          <w:b/>
-          <w:bCs/>
-          <w:sz w:val="26"/>
-          <w:szCs w:val="26"/>
-        </w:rPr>
-        <w:t xml:space="preserve">C3.</w:t>
-      </w:r>
-      <w:r>
-        <w:rPr>
-          <w:rFonts w:ascii="Arial" w:cs="Arial" w:eastAsia="Arial" w:hAnsi="Arial"/>
-          <w:sz w:val="26"/>
-          <w:szCs w:val="26"/>
-        </w:rPr>
-        <w:tab/>
-      </w:r>
-      <w:r>
-        <w:rPr>
-          <w:rFonts w:ascii="Arial" w:cs="Arial" w:eastAsia="Arial" w:hAnsi="Arial"/>
-          <w:sz w:val="26"/>
-          <w:szCs w:val="26"/>
-        </w:rPr>
-        <w:t xml:space="preserve">A square is cut into 4 equal squares. One of the small squares is cut into 4 even smaller squares. How many squares can you find altogether?</w:t>
-      </w:r>
-    </w:p>
-    <w:p>
-      <w:pPr>
-        <w:pBdr>
-          <w:bottom w:val="single" w:color="777777" w:sz="6" w:space="1"/>
-        </w:pBdr>
-        <w:spacing w:after="80" w:before="280"/>
-        <w:ind w:left="560"/>
-      </w:pPr>
-    </w:p>
-    <w:p>
-      <w:pPr>
-        <w:pBdr>
-          <w:bottom w:val="single" w:color="777777" w:sz="6" w:space="1"/>
-        </w:pBdr>
-        <w:spacing w:after="80" w:before="280"/>
-        <w:ind w:left="560"/>
-      </w:pPr>
-    </w:p>
-    <w:p>
-      <w:pPr>
-        <w:pBdr>
-          <w:bottom w:val="single" w:color="777777" w:sz="6" w:space="1"/>
-        </w:pBdr>
-        <w:spacing w:after="80" w:before="280"/>
-        <w:ind w:left="560"/>
-      </w:pPr>
-    </w:p>
-    <w:p>
-      <w:pPr>
-        <w:pBdr>
-          <w:bottom w:val="single" w:color="777777" w:sz="6" w:space="1"/>
-        </w:pBdr>
-        <w:spacing w:after="80" w:before="280"/>
-        <w:ind w:left="560"/>
-      </w:pPr>
-    </w:p>
-    <w:p>
-      <w:pPr>
-        <w:keepLines/>
-        <w:pageBreakBefore/>
-        <w:spacing w:after="60" w:before="0" w:line="320" w:lineRule="auto"/>
-        <w:jc w:val="right"/>
-      </w:pPr>
-      <w:r>
-        <w:rPr>
-          <w:rFonts w:ascii="Arial" w:cs="Arial" w:eastAsia="Arial" w:hAnsi="Arial"/>
-          <w:b/>
-          <w:bCs/>
-          <w:sz w:val="24"/>
-          <w:szCs w:val="24"/>
-        </w:rPr>
-        <w:t xml:space="preserve">Lesson 8</w:t>
-      </w:r>
-    </w:p>
-    <w:tbl>
-      <w:tblPr>
-        <w:tblW w:type="dxa" w:w="9900"/>
-        <w:tblBorders>
-          <w:top w:val="single" w:color="auto" w:sz="4"/>
-          <w:left w:val="single" w:color="auto" w:sz="4"/>
-          <w:bottom w:val="single" w:color="auto" w:sz="4"/>
-          <w:right w:val="single" w:color="auto" w:sz="4"/>
-          <w:insideH w:val="single" w:color="auto" w:sz="4"/>
-          <w:insideV w:val="single" w:color="auto" w:sz="4"/>
-        </w:tblBorders>
-      </w:tblPr>
-      <w:tblGrid>
-        <w:gridCol w:w="9900"/>
-      </w:tblGrid>
-      <w:tr>
-        <w:trPr>
-          <w:cantSplit/>
-        </w:trPr>
-        <w:tc>
-          <w:tcPr>
-            <w:tcW w:type="dxa" w:w="9900"/>
-            <w:tcBorders>
-              <w:top w:val="single" w:color="000000" w:sz="8"/>
-              <w:left w:val="single" w:color="000000" w:sz="8"/>
-              <w:bottom w:val="single" w:color="000000" w:sz="8"/>
-              <w:right w:val="single" w:color="000000" w:sz="8"/>
-            </w:tcBorders>
-            <w:shd w:fill="D9D9D9" w:color="auto" w:val="clear"/>
-            <w:tcMar>
-              <w:top w:type="dxa" w:w="100"/>
-              <w:left w:type="dxa" w:w="100"/>
-              <w:bottom w:type="dxa" w:w="100"/>
-              <w:right w:type="dxa" w:w="100"/>
-            </w:tcMar>
-            <w:vAlign w:val="center"/>
-          </w:tcPr>
-          <w:p>
-            <w:pPr>
-              <w:keepLines/>
-              <w:spacing w:after="0" w:before="0" w:line="320" w:lineRule="auto"/>
-              <w:jc w:val="center"/>
-            </w:pPr>
-            <w:r>
-              <w:rPr>
-                <w:rFonts w:ascii="Arial" w:cs="Arial" w:eastAsia="Arial" w:hAnsi="Arial"/>
-                <w:b/>
-                <w:bCs/>
-                <w:sz w:val="24"/>
-                <w:szCs w:val="24"/>
-              </w:rPr>
-              <w:t xml:space="preserve">MATH INQUIRERS HOLIDAY PROGRAM  •  PRIMARY 1</w:t>
-            </w:r>
-          </w:p>
-        </w:tc>
-      </w:tr>
-      <w:tr>
-        <w:trPr>
-          <w:cantSplit/>
-        </w:trPr>
-        <w:tc>
-          <w:tcPr>
-            <w:tcW w:type="dxa" w:w="9900"/>
-            <w:tcBorders>
-              <w:top w:val="single" w:color="000000" w:sz="8"/>
-              <w:left w:val="single" w:color="000000" w:sz="8"/>
-              <w:bottom w:val="single" w:color="000000" w:sz="8"/>
-              <w:right w:val="single" w:color="000000" w:sz="8"/>
-            </w:tcBorders>
-            <w:tcMar>
-              <w:top w:type="dxa" w:w="100"/>
-              <w:left w:type="dxa" w:w="100"/>
-              <w:bottom w:type="dxa" w:w="100"/>
-              <w:right w:type="dxa" w:w="100"/>
-            </w:tcMar>
-            <w:vAlign w:val="center"/>
-          </w:tcPr>
-          <w:p>
-            <w:pPr>
-              <w:keepLines/>
-              <w:spacing w:after="0" w:before="0" w:line="320" w:lineRule="auto"/>
-              <w:jc w:val="center"/>
-            </w:pPr>
-            <w:r>
-              <w:rPr>
-                <w:rFonts w:ascii="Arial" w:cs="Arial" w:eastAsia="Arial" w:hAnsi="Arial"/>
-                <w:b/>
-                <w:bCs/>
-                <w:sz w:val="26"/>
-                <w:szCs w:val="26"/>
-              </w:rPr>
-              <w:t xml:space="preserve">LOGIC AND SORTING</w:t>
-            </w:r>
-          </w:p>
-        </w:tc>
-      </w:tr>
-    </w:tbl>
-    <w:p>
-      <w:pPr>
-        <w:keepLines/>
-        <w:spacing w:after="120" w:before="160" w:line="320" w:lineRule="auto"/>
-      </w:pPr>
-      <w:r>
-        <w:rPr>
-          <w:rFonts w:ascii="Arial" w:cs="Arial" w:eastAsia="Arial" w:hAnsi="Arial"/>
-          <w:b/>
-          <w:bCs/>
-          <w:sz w:val="24"/>
-          <w:szCs w:val="24"/>
-        </w:rPr>
-        <w:t xml:space="preserve">Name: </w:t>
-      </w:r>
-      <w:r>
-        <w:rPr>
-          <w:rFonts w:ascii="Arial" w:cs="Arial" w:eastAsia="Arial" w:hAnsi="Arial"/>
-          <w:sz w:val="24"/>
-          <w:szCs w:val="24"/>
-        </w:rPr>
-        <w:t xml:space="preserve">______________________   </w:t>
-      </w:r>
-      <w:r>
-        <w:rPr>
-          <w:rFonts w:ascii="Arial" w:cs="Arial" w:eastAsia="Arial" w:hAnsi="Arial"/>
-          <w:b/>
-          <w:bCs/>
-          <w:sz w:val="24"/>
-          <w:szCs w:val="24"/>
-        </w:rPr>
-        <w:t xml:space="preserve">Class / Group: </w:t>
-      </w:r>
-      <w:r>
-        <w:rPr>
-          <w:rFonts w:ascii="Arial" w:cs="Arial" w:eastAsia="Arial" w:hAnsi="Arial"/>
-          <w:sz w:val="24"/>
-          <w:szCs w:val="24"/>
-        </w:rPr>
-        <w:t xml:space="preserve">_________   </w:t>
-      </w:r>
-      <w:r>
-        <w:rPr>
-          <w:rFonts w:ascii="Arial" w:cs="Arial" w:eastAsia="Arial" w:hAnsi="Arial"/>
-          <w:b/>
-          <w:bCs/>
-          <w:sz w:val="24"/>
-          <w:szCs w:val="24"/>
-        </w:rPr>
-        <w:t xml:space="preserve">Date: </w:t>
-      </w:r>
-      <w:r>
-        <w:rPr>
-          <w:rFonts w:ascii="Arial" w:cs="Arial" w:eastAsia="Arial" w:hAnsi="Arial"/>
-          <w:sz w:val="24"/>
-          <w:szCs w:val="24"/>
-        </w:rPr>
-        <w:t xml:space="preserve">____________</w:t>
-      </w:r>
-    </w:p>
-    <w:p>
-      <w:pPr>
-        <w:keepLines/>
-        <w:spacing w:after="120" w:before="20" w:line="320" w:lineRule="auto"/>
-        <w:jc w:val="center"/>
-      </w:pPr>
-      <w:r>
-        <w:rPr>
-          <w:rFonts w:ascii="Arial" w:cs="Arial" w:eastAsia="Arial" w:hAnsi="Arial"/>
-          <w:b/>
-          <w:bCs/>
-          <w:sz w:val="44"/>
-          <w:szCs w:val="44"/>
-        </w:rPr>
-        <w:t xml:space="preserve">LOGIC LAB</w:t>
-      </w:r>
-    </w:p>
-    <w:p>
-      <w:pPr>
-        <w:keepLines/>
-        <w:spacing w:after="120" w:before="40" w:line="320" w:lineRule="auto"/>
-        <w:ind w:left="560" w:hanging="560"/>
-      </w:pPr>
-      <w:r>
-        <w:rPr>
-          <w:rFonts w:ascii="Arial" w:cs="Arial" w:eastAsia="Arial" w:hAnsi="Arial"/>
-          <w:b/>
-          <w:bCs/>
-          <w:sz w:val="26"/>
-          <w:szCs w:val="26"/>
-        </w:rPr>
-        <w:t xml:space="preserve">1.</w:t>
-      </w:r>
-      <w:r>
-        <w:rPr>
-          <w:rFonts w:ascii="Arial" w:cs="Arial" w:eastAsia="Arial" w:hAnsi="Arial"/>
-          <w:sz w:val="26"/>
-          <w:szCs w:val="26"/>
-        </w:rPr>
-        <w:tab/>
-      </w:r>
-      <w:r>
-        <w:rPr>
-          <w:rFonts w:ascii="Arial" w:cs="Arial" w:eastAsia="Arial" w:hAnsi="Arial"/>
-          <w:sz w:val="26"/>
-          <w:szCs w:val="26"/>
-        </w:rPr>
-        <w:t xml:space="preserve">Put them in order using the clues.</w:t>
-      </w:r>
-    </w:p>
-    <w:p>
-      <w:pPr>
-        <w:keepLines/>
-        <w:spacing w:after="120" w:before="0" w:line="320" w:lineRule="auto"/>
-        <w:ind w:left="1000" w:hanging="440"/>
-      </w:pPr>
-      <w:r>
-        <w:rPr>
-          <w:rFonts w:ascii="Arial" w:cs="Arial" w:eastAsia="Arial" w:hAnsi="Arial"/>
-          <w:b/>
-          <w:bCs/>
-          <w:sz w:val="26"/>
-          <w:szCs w:val="26"/>
-        </w:rPr>
-        <w:t xml:space="preserve">(a)  </w:t>
-      </w:r>
-      <w:r>
-        <w:rPr>
-          <w:rFonts w:ascii="Arial" w:cs="Arial" w:eastAsia="Arial" w:hAnsi="Arial"/>
-          <w:sz w:val="26"/>
-          <w:szCs w:val="26"/>
-        </w:rPr>
-        <w:t xml:space="preserve">Ali is taller than Ben. Ben is taller than Mei.   Tallest: ________   Shortest: ________</w:t>
-      </w:r>
-    </w:p>
-    <w:p>
-      <w:pPr>
-        <w:keepLines/>
-        <w:spacing w:after="120" w:before="0" w:line="320" w:lineRule="auto"/>
-        <w:ind w:left="1000" w:hanging="440"/>
-      </w:pPr>
-      <w:r>
-        <w:rPr>
-          <w:rFonts w:ascii="Arial" w:cs="Arial" w:eastAsia="Arial" w:hAnsi="Arial"/>
-          <w:b/>
-          <w:bCs/>
-          <w:sz w:val="26"/>
-          <w:szCs w:val="26"/>
-        </w:rPr>
-        <w:t xml:space="preserve">(b)  </w:t>
-      </w:r>
-      <w:r>
-        <w:rPr>
-          <w:rFonts w:ascii="Arial" w:cs="Arial" w:eastAsia="Arial" w:hAnsi="Arial"/>
-          <w:sz w:val="26"/>
-          <w:szCs w:val="26"/>
-        </w:rPr>
-        <w:t xml:space="preserve">The cat is heavier than the dog. The hen is lighter than the dog.   Heaviest: ________   Lightest: ________</w:t>
-      </w:r>
-    </w:p>
-    <w:p>
-      <w:pPr>
-        <w:keepLines/>
-        <w:spacing w:after="120" w:before="0" w:line="320" w:lineRule="auto"/>
-        <w:ind w:left="1000" w:hanging="440"/>
-      </w:pPr>
-      <w:r>
-        <w:rPr>
-          <w:rFonts w:ascii="Arial" w:cs="Arial" w:eastAsia="Arial" w:hAnsi="Arial"/>
-          <w:b/>
-          <w:bCs/>
-          <w:sz w:val="26"/>
-          <w:szCs w:val="26"/>
-        </w:rPr>
-        <w:t xml:space="preserve">(c)  </w:t>
-      </w:r>
-      <w:r>
-        <w:rPr>
-          <w:rFonts w:ascii="Arial" w:cs="Arial" w:eastAsia="Arial" w:hAnsi="Arial"/>
-          <w:sz w:val="26"/>
-          <w:szCs w:val="26"/>
-        </w:rPr>
-        <w:t xml:space="preserve">The red ribbon is longer than the blue one.</w:t>
-      </w:r>
-      <w:r>
-        <w:rPr>
-          <w:rFonts w:ascii="Arial" w:cs="Arial" w:eastAsia="Arial" w:hAnsi="Arial"/>
-          <w:sz w:val="26"/>
-          <w:szCs w:val="26"/>
-        </w:rPr>
-        <w:br/>
-      </w:r>
-      <w:r>
-        <w:rPr>
-          <w:rFonts w:ascii="Arial" w:cs="Arial" w:eastAsia="Arial" w:hAnsi="Arial"/>
-          <w:sz w:val="26"/>
-          <w:szCs w:val="26"/>
-        </w:rPr>
-        <w:t xml:space="preserve">The green one is shorter than the blue one.</w:t>
-      </w:r>
-      <w:r>
-        <w:rPr>
-          <w:rFonts w:ascii="Arial" w:cs="Arial" w:eastAsia="Arial" w:hAnsi="Arial"/>
-          <w:sz w:val="26"/>
-          <w:szCs w:val="26"/>
-        </w:rPr>
-        <w:br/>
-      </w:r>
-      <w:r>
-        <w:rPr>
-          <w:rFonts w:ascii="Arial" w:cs="Arial" w:eastAsia="Arial" w:hAnsi="Arial"/>
-          <w:sz w:val="26"/>
-          <w:szCs w:val="26"/>
-        </w:rPr>
-        <w:t xml:space="preserve">The yellow one is longer than the red one.</w:t>
-      </w:r>
-      <w:r>
-        <w:rPr>
-          <w:rFonts w:ascii="Arial" w:cs="Arial" w:eastAsia="Arial" w:hAnsi="Arial"/>
-          <w:sz w:val="26"/>
-          <w:szCs w:val="26"/>
-        </w:rPr>
-        <w:br/>
-      </w:r>
-      <w:r>
-        <w:rPr>
-          <w:rFonts w:ascii="Arial" w:cs="Arial" w:eastAsia="Arial" w:hAnsi="Arial"/>
-          <w:sz w:val="26"/>
-          <w:szCs w:val="26"/>
-        </w:rPr>
-        <w:t xml:space="preserve">Write them from longest to shortest:</w:t>
-      </w:r>
-    </w:p>
-    <w:p>
-      <w:pPr>
-        <w:keepLines/>
         <w:spacing w:after="100" w:before="0" w:line="320" w:lineRule="auto"/>
         <w:ind w:left="1000"/>
       </w:pPr>
       <w:r>
         <w:rPr>
           <w:rFonts w:ascii="Arial" w:cs="Arial" w:eastAsia="Arial" w:hAnsi="Arial"/>
-          <w:sz w:val="26"/>
-          <w:szCs w:val="26"/>
-        </w:rPr>
-        <w:t xml:space="preserve">______________,  ______________,  ______________,  ______________</w:t>
-      </w:r>
-    </w:p>
-    <w:p>
-      <w:pPr>
-        <w:keepNext/>
+          <w:b/>
+          <w:bCs/>
+          <w:sz w:val="26"/>
+          <w:szCs w:val="26"/>
+        </w:rPr>
+        <w:t xml:space="preserve">A: ____          B: ____</w:t>
+      </w:r>
+    </w:p>
+    <w:p>
+      <w:pPr>
         <w:keepLines/>
         <w:spacing w:after="120" w:before="160" w:line="320" w:lineRule="auto"/>
         <w:ind w:left="560" w:hanging="560"/>
@@ -19873,7 +18555,7 @@
           <w:sz w:val="26"/>
           <w:szCs w:val="26"/>
         </w:rPr>
-        <w:t xml:space="preserve">2.</w:t>
+        <w:t xml:space="preserve">5.</w:t>
       </w:r>
       <w:r>
         <w:rPr>
@@ -19889,25 +18571,94 @@
           <w:sz w:val="26"/>
           <w:szCs w:val="26"/>
         </w:rPr>
-        <w:t xml:space="preserve">Write each number from 1 to 10 in the right place in the two-loop picture.</w:t>
+        <w:t xml:space="preserve">Two triangles of the same size are put together along one side. Draw one shape you can make. What is it called?</w:t>
+      </w:r>
+    </w:p>
+    <w:p>
+      <w:pPr>
+        <w:pBdr>
+          <w:bottom w:val="single" w:color="777777" w:sz="6" w:space="1"/>
+        </w:pBdr>
+        <w:spacing w:after="80" w:before="280"/>
+        <w:ind w:left="560"/>
+      </w:pPr>
+    </w:p>
+    <w:p>
+      <w:pPr>
+        <w:pBdr>
+          <w:bottom w:val="single" w:color="777777" w:sz="6" w:space="1"/>
+        </w:pBdr>
+        <w:spacing w:after="80" w:before="280"/>
+        <w:ind w:left="560"/>
+      </w:pPr>
+    </w:p>
+    <w:p>
+      <w:pPr>
+        <w:pBdr>
+          <w:bottom w:val="single" w:color="777777" w:sz="6" w:space="1"/>
+        </w:pBdr>
+        <w:spacing w:after="80" w:before="280"/>
+        <w:ind w:left="560"/>
+      </w:pPr>
+    </w:p>
+    <w:p>
+      <w:pPr>
+        <w:pBdr>
+          <w:bottom w:val="single" w:color="777777" w:sz="6" w:space="1"/>
+        </w:pBdr>
+        <w:spacing w:after="80" w:before="280"/>
+        <w:ind w:left="560"/>
+      </w:pPr>
+    </w:p>
+    <w:p>
+      <w:pPr>
+        <w:keepLines/>
+        <w:spacing w:after="140" w:before="120" w:line="320" w:lineRule="auto"/>
+        <w:ind w:left="560"/>
+      </w:pPr>
+      <w:r>
+        <w:rPr>
+          <w:rFonts w:ascii="Arial" w:cs="Arial" w:eastAsia="Arial" w:hAnsi="Arial"/>
+          <w:b/>
+          <w:bCs/>
+          <w:sz w:val="26"/>
+          <w:szCs w:val="26"/>
+        </w:rPr>
+        <w:t xml:space="preserve">Shape name: ____________________</w:t>
       </w:r>
     </w:p>
     <w:p>
       <w:pPr>
         <w:keepNext/>
         <w:keepLines/>
-        <w:spacing w:after="60" w:before="0" w:line="320" w:lineRule="auto"/>
-        <w:ind w:left="560"/>
-      </w:pPr>
-      <w:r>
-        <w:rPr>
-          <w:rFonts w:ascii="Arial" w:cs="Arial" w:eastAsia="Arial" w:hAnsi="Arial"/>
-          <w:i/>
-          <w:iCs/>
-          <w:sz w:val="26"/>
-          <w:szCs w:val="26"/>
-        </w:rPr>
-        <w:t xml:space="preserve">Odd numbers end in 1, 3, 5, 7 or 9. Even numbers end in 0, 2, 4, 6 or 8.</w:t>
+        <w:spacing w:after="120" w:before="160" w:line="320" w:lineRule="auto"/>
+        <w:ind w:left="560" w:hanging="560"/>
+      </w:pPr>
+      <w:r>
+        <w:rPr>
+          <w:rFonts w:ascii="Arial" w:cs="Arial" w:eastAsia="Arial" w:hAnsi="Arial"/>
+          <w:b/>
+          <w:bCs/>
+          <w:sz w:val="26"/>
+          <w:szCs w:val="26"/>
+        </w:rPr>
+        <w:t xml:space="preserve">6.</w:t>
+      </w:r>
+      <w:r>
+        <w:rPr>
+          <w:rFonts w:ascii="Arial" w:cs="Arial" w:eastAsia="Arial" w:hAnsi="Arial"/>
+          <w:sz w:val="26"/>
+          <w:szCs w:val="26"/>
+        </w:rPr>
+        <w:tab/>
+      </w:r>
+      <w:r>
+        <w:rPr>
+          <w:rFonts w:ascii="Arial" w:cs="Arial" w:eastAsia="Arial" w:hAnsi="Arial"/>
+          <w:sz w:val="26"/>
+          <w:szCs w:val="26"/>
+        </w:rPr>
+        <w:t xml:space="preserve">How many squares can you find in this picture? Count the small ones first, then the bigger one.</w:t>
       </w:r>
     </w:p>
     <w:p>
@@ -19919,9 +18670,9 @@
       <w:r>
         <w:drawing>
           <wp:inline distT="0" distB="0" distL="0" distR="0">
-            <wp:extent cx="4000500" cy="2238375"/>
+            <wp:extent cx="2095500" cy="1257300"/>
             <wp:effectExtent t="0" r="0" b="0" l="0"/>
-            <wp:docPr id="7" name="venn.png" descr="venn.png" title="venn.png"/>
+            <wp:docPr id="7" name="grid2x2.png" descr="grid2x2.png" title="grid2x2.png"/>
             <wp:cNvGraphicFramePr>
               <a:graphicFrameLocks xmlns:a="http://schemas.openxmlformats.org/drawingml/2006/main" noChangeAspect="1"/>
             </wp:cNvGraphicFramePr>
@@ -19944,6 +18695,1302 @@
                   <pic:spPr bwMode="auto">
                     <a:xfrm>
                       <a:off x="0" y="0"/>
+                      <a:ext cx="2095500" cy="1257300"/>
+                    </a:xfrm>
+                    <a:prstGeom prst="rect">
+                      <a:avLst/>
+                    </a:prstGeom>
+                  </pic:spPr>
+                </pic:pic>
+              </a:graphicData>
+            </a:graphic>
+          </wp:inline>
+        </w:drawing>
+      </w:r>
+    </w:p>
+    <w:p>
+      <w:pPr>
+        <w:keepLines/>
+        <w:spacing w:after="140" w:before="0" w:line="320" w:lineRule="auto"/>
+        <w:ind w:left="1000"/>
+      </w:pPr>
+      <w:r>
+        <w:rPr>
+          <w:rFonts w:ascii="Arial" w:cs="Arial" w:eastAsia="Arial" w:hAnsi="Arial"/>
+          <w:b/>
+          <w:bCs/>
+          <w:sz w:val="26"/>
+          <w:szCs w:val="26"/>
+        </w:rPr>
+        <w:t xml:space="preserve">Number of squares: </w:t>
+      </w:r>
+      <w:r>
+        <w:rPr>
+          <w:rFonts w:ascii="Arial" w:cs="Arial" w:eastAsia="Arial" w:hAnsi="Arial"/>
+          <w:sz w:val="26"/>
+          <w:szCs w:val="26"/>
+        </w:rPr>
+        <w:t xml:space="preserve">______________________________</w:t>
+      </w:r>
+    </w:p>
+    <w:p>
+      <w:pPr>
+        <w:keepLines/>
+        <w:pageBreakBefore/>
+        <w:spacing w:after="60" w:before="0" w:line="320" w:lineRule="auto"/>
+        <w:jc w:val="right"/>
+      </w:pPr>
+      <w:r>
+        <w:rPr>
+          <w:rFonts w:ascii="Arial" w:cs="Arial" w:eastAsia="Arial" w:hAnsi="Arial"/>
+          <w:b/>
+          <w:bCs/>
+          <w:sz w:val="24"/>
+          <w:szCs w:val="24"/>
+        </w:rPr>
+        <w:t xml:space="preserve">Lesson 7</w:t>
+      </w:r>
+    </w:p>
+    <w:tbl>
+      <w:tblPr>
+        <w:tblW w:type="dxa" w:w="9900"/>
+        <w:tblBorders>
+          <w:top w:val="single" w:color="auto" w:sz="4"/>
+          <w:left w:val="single" w:color="auto" w:sz="4"/>
+          <w:bottom w:val="single" w:color="auto" w:sz="4"/>
+          <w:right w:val="single" w:color="auto" w:sz="4"/>
+          <w:insideH w:val="single" w:color="auto" w:sz="4"/>
+          <w:insideV w:val="single" w:color="auto" w:sz="4"/>
+        </w:tblBorders>
+      </w:tblPr>
+      <w:tblGrid>
+        <w:gridCol w:w="9900"/>
+      </w:tblGrid>
+      <w:tr>
+        <w:trPr>
+          <w:cantSplit/>
+        </w:trPr>
+        <w:tc>
+          <w:tcPr>
+            <w:tcW w:type="dxa" w:w="9900"/>
+            <w:tcBorders>
+              <w:top w:val="single" w:color="000000" w:sz="8"/>
+              <w:left w:val="single" w:color="000000" w:sz="8"/>
+              <w:bottom w:val="single" w:color="000000" w:sz="8"/>
+              <w:right w:val="single" w:color="000000" w:sz="8"/>
+            </w:tcBorders>
+            <w:shd w:fill="D9D9D9" w:color="auto" w:val="clear"/>
+            <w:tcMar>
+              <w:top w:type="dxa" w:w="100"/>
+              <w:left w:type="dxa" w:w="100"/>
+              <w:bottom w:type="dxa" w:w="100"/>
+              <w:right w:type="dxa" w:w="100"/>
+            </w:tcMar>
+            <w:vAlign w:val="center"/>
+          </w:tcPr>
+          <w:p>
+            <w:pPr>
+              <w:keepLines/>
+              <w:spacing w:after="0" w:before="0" w:line="320" w:lineRule="auto"/>
+              <w:jc w:val="center"/>
+            </w:pPr>
+            <w:r>
+              <w:rPr>
+                <w:rFonts w:ascii="Arial" w:cs="Arial" w:eastAsia="Arial" w:hAnsi="Arial"/>
+                <w:b/>
+                <w:bCs/>
+                <w:sz w:val="24"/>
+                <w:szCs w:val="24"/>
+              </w:rPr>
+              <w:t xml:space="preserve">MATH INQUIRERS HOLIDAY PROGRAM  •  PRIMARY 1</w:t>
+            </w:r>
+          </w:p>
+        </w:tc>
+      </w:tr>
+      <w:tr>
+        <w:trPr>
+          <w:cantSplit/>
+        </w:trPr>
+        <w:tc>
+          <w:tcPr>
+            <w:tcW w:type="dxa" w:w="9900"/>
+            <w:tcBorders>
+              <w:top w:val="single" w:color="000000" w:sz="8"/>
+              <w:left w:val="single" w:color="000000" w:sz="8"/>
+              <w:bottom w:val="single" w:color="000000" w:sz="8"/>
+              <w:right w:val="single" w:color="000000" w:sz="8"/>
+            </w:tcBorders>
+            <w:tcMar>
+              <w:top w:type="dxa" w:w="100"/>
+              <w:left w:type="dxa" w:w="100"/>
+              <w:bottom w:type="dxa" w:w="100"/>
+              <w:right w:type="dxa" w:w="100"/>
+            </w:tcMar>
+            <w:vAlign w:val="center"/>
+          </w:tcPr>
+          <w:p>
+            <w:pPr>
+              <w:keepLines/>
+              <w:spacing w:after="0" w:before="0" w:line="320" w:lineRule="auto"/>
+              <w:jc w:val="center"/>
+            </w:pPr>
+            <w:r>
+              <w:rPr>
+                <w:rFonts w:ascii="Arial" w:cs="Arial" w:eastAsia="Arial" w:hAnsi="Arial"/>
+                <w:b/>
+                <w:bCs/>
+                <w:sz w:val="26"/>
+                <w:szCs w:val="26"/>
+              </w:rPr>
+              <w:t xml:space="preserve">2D SHAPES</w:t>
+            </w:r>
+          </w:p>
+        </w:tc>
+      </w:tr>
+    </w:tbl>
+    <w:p>
+      <w:pPr>
+        <w:keepLines/>
+        <w:spacing w:after="120" w:before="160" w:line="320" w:lineRule="auto"/>
+      </w:pPr>
+      <w:r>
+        <w:rPr>
+          <w:rFonts w:ascii="Arial" w:cs="Arial" w:eastAsia="Arial" w:hAnsi="Arial"/>
+          <w:b/>
+          <w:bCs/>
+          <w:sz w:val="24"/>
+          <w:szCs w:val="24"/>
+        </w:rPr>
+        <w:t xml:space="preserve">Name: </w:t>
+      </w:r>
+      <w:r>
+        <w:rPr>
+          <w:rFonts w:ascii="Arial" w:cs="Arial" w:eastAsia="Arial" w:hAnsi="Arial"/>
+          <w:sz w:val="24"/>
+          <w:szCs w:val="24"/>
+        </w:rPr>
+        <w:t xml:space="preserve">______________________   </w:t>
+      </w:r>
+      <w:r>
+        <w:rPr>
+          <w:rFonts w:ascii="Arial" w:cs="Arial" w:eastAsia="Arial" w:hAnsi="Arial"/>
+          <w:b/>
+          <w:bCs/>
+          <w:sz w:val="24"/>
+          <w:szCs w:val="24"/>
+        </w:rPr>
+        <w:t xml:space="preserve">Class / Group: </w:t>
+      </w:r>
+      <w:r>
+        <w:rPr>
+          <w:rFonts w:ascii="Arial" w:cs="Arial" w:eastAsia="Arial" w:hAnsi="Arial"/>
+          <w:sz w:val="24"/>
+          <w:szCs w:val="24"/>
+        </w:rPr>
+        <w:t xml:space="preserve">_________   </w:t>
+      </w:r>
+      <w:r>
+        <w:rPr>
+          <w:rFonts w:ascii="Arial" w:cs="Arial" w:eastAsia="Arial" w:hAnsi="Arial"/>
+          <w:b/>
+          <w:bCs/>
+          <w:sz w:val="24"/>
+          <w:szCs w:val="24"/>
+        </w:rPr>
+        <w:t xml:space="preserve">Date: </w:t>
+      </w:r>
+      <w:r>
+        <w:rPr>
+          <w:rFonts w:ascii="Arial" w:cs="Arial" w:eastAsia="Arial" w:hAnsi="Arial"/>
+          <w:sz w:val="24"/>
+          <w:szCs w:val="24"/>
+        </w:rPr>
+        <w:t xml:space="preserve">____________</w:t>
+      </w:r>
+    </w:p>
+    <w:p>
+      <w:pPr>
+        <w:keepLines/>
+        <w:spacing w:after="120" w:before="20" w:line="320" w:lineRule="auto"/>
+        <w:jc w:val="center"/>
+      </w:pPr>
+      <w:r>
+        <w:rPr>
+          <w:rFonts w:ascii="Arial" w:cs="Arial" w:eastAsia="Arial" w:hAnsi="Arial"/>
+          <w:b/>
+          <w:bCs/>
+          <w:sz w:val="44"/>
+          <w:szCs w:val="44"/>
+        </w:rPr>
+        <w:t xml:space="preserve">THINK HARDER</w:t>
+      </w:r>
+    </w:p>
+    <w:p>
+      <w:pPr>
+        <w:keepLines/>
+        <w:spacing w:after="80" w:before="0" w:line="320" w:lineRule="auto"/>
+        <w:jc w:val="center"/>
+      </w:pPr>
+      <w:r>
+        <w:rPr>
+          <w:rFonts w:ascii="Arial" w:cs="Arial" w:eastAsia="Arial" w:hAnsi="Arial"/>
+          <w:i/>
+          <w:iCs/>
+          <w:sz w:val="24"/>
+          <w:szCs w:val="24"/>
+        </w:rPr>
+        <w:t xml:space="preserve">Use objects, draw a picture or make a table. Then write how you know. These pages are for early finishers or for home.</w:t>
+      </w:r>
+    </w:p>
+    <w:tbl>
+      <w:tblPr>
+        <w:tblW w:type="dxa" w:w="9900"/>
+        <w:tblBorders>
+          <w:top w:val="single" w:color="auto" w:sz="4"/>
+          <w:left w:val="single" w:color="auto" w:sz="4"/>
+          <w:bottom w:val="single" w:color="auto" w:sz="4"/>
+          <w:right w:val="single" w:color="auto" w:sz="4"/>
+          <w:insideH w:val="single" w:color="auto" w:sz="4"/>
+          <w:insideV w:val="single" w:color="auto" w:sz="4"/>
+        </w:tblBorders>
+      </w:tblPr>
+      <w:tblGrid>
+        <w:gridCol w:w="9900"/>
+      </w:tblGrid>
+      <w:tr>
+        <w:trPr>
+          <w:cantSplit/>
+        </w:trPr>
+        <w:tc>
+          <w:tcPr>
+            <w:tcW w:type="dxa" w:w="9900"/>
+            <w:tcBorders>
+              <w:top w:val="single" w:color="000000" w:sz="8"/>
+              <w:left w:val="single" w:color="000000" w:sz="8"/>
+              <w:bottom w:val="single" w:color="000000" w:sz="8"/>
+              <w:right w:val="single" w:color="000000" w:sz="8"/>
+            </w:tcBorders>
+            <w:shd w:fill="EDEDED" w:color="auto" w:val="clear"/>
+            <w:tcMar>
+              <w:top w:type="dxa" w:w="70"/>
+              <w:left w:type="dxa" w:w="100"/>
+              <w:bottom w:type="dxa" w:w="70"/>
+              <w:right w:type="dxa" w:w="100"/>
+            </w:tcMar>
+            <w:vAlign w:val="center"/>
+          </w:tcPr>
+          <w:p>
+            <w:pPr>
+              <w:keepLines/>
+              <w:spacing w:after="0" w:before="0" w:line="320" w:lineRule="auto"/>
+              <w:jc w:val="left"/>
+            </w:pPr>
+            <w:r>
+              <w:rPr>
+                <w:rFonts w:ascii="Arial" w:cs="Arial" w:eastAsia="Arial" w:hAnsi="Arial"/>
+                <w:b/>
+                <w:bCs/>
+                <w:sz w:val="26"/>
+                <w:szCs w:val="26"/>
+              </w:rPr>
+              <w:t xml:space="preserve">Stretch</w:t>
+            </w:r>
+          </w:p>
+        </w:tc>
+      </w:tr>
+    </w:tbl>
+    <w:p>
+      <w:pPr>
+        <w:keepNext/>
+        <w:keepLines/>
+        <w:spacing w:after="40" w:before="140" w:line="320" w:lineRule="auto"/>
+        <w:ind w:left="560" w:hanging="560"/>
+      </w:pPr>
+      <w:r>
+        <w:rPr>
+          <w:rFonts w:ascii="Arial" w:cs="Arial" w:eastAsia="Arial" w:hAnsi="Arial"/>
+          <w:b/>
+          <w:bCs/>
+          <w:sz w:val="26"/>
+          <w:szCs w:val="26"/>
+        </w:rPr>
+        <w:t xml:space="preserve">T1.</w:t>
+      </w:r>
+      <w:r>
+        <w:rPr>
+          <w:rFonts w:ascii="Arial" w:cs="Arial" w:eastAsia="Arial" w:hAnsi="Arial"/>
+          <w:sz w:val="26"/>
+          <w:szCs w:val="26"/>
+        </w:rPr>
+        <w:tab/>
+      </w:r>
+      <w:r>
+        <w:rPr>
+          <w:rFonts w:ascii="Arial" w:cs="Arial" w:eastAsia="Arial" w:hAnsi="Arial"/>
+          <w:sz w:val="26"/>
+          <w:szCs w:val="26"/>
+        </w:rPr>
+        <w:t xml:space="preserve">Two same-size triangles can make a square. Can they also make a bigger triangle? Draw how.</w:t>
+      </w:r>
+    </w:p>
+    <w:p>
+      <w:pPr>
+        <w:pBdr>
+          <w:bottom w:val="single" w:color="777777" w:sz="6" w:space="1"/>
+        </w:pBdr>
+        <w:spacing w:after="80" w:before="280"/>
+        <w:ind w:left="560"/>
+      </w:pPr>
+    </w:p>
+    <w:p>
+      <w:pPr>
+        <w:pBdr>
+          <w:bottom w:val="single" w:color="777777" w:sz="6" w:space="1"/>
+        </w:pBdr>
+        <w:spacing w:after="80" w:before="280"/>
+        <w:ind w:left="560"/>
+      </w:pPr>
+    </w:p>
+    <w:p>
+      <w:pPr>
+        <w:pBdr>
+          <w:bottom w:val="single" w:color="777777" w:sz="6" w:space="1"/>
+        </w:pBdr>
+        <w:spacing w:after="80" w:before="280"/>
+        <w:ind w:left="560"/>
+      </w:pPr>
+    </w:p>
+    <w:p>
+      <w:pPr>
+        <w:keepNext/>
+        <w:keepLines/>
+        <w:spacing w:after="40" w:before="140" w:line="320" w:lineRule="auto"/>
+        <w:ind w:left="560" w:hanging="560"/>
+      </w:pPr>
+      <w:r>
+        <w:rPr>
+          <w:rFonts w:ascii="Arial" w:cs="Arial" w:eastAsia="Arial" w:hAnsi="Arial"/>
+          <w:b/>
+          <w:bCs/>
+          <w:sz w:val="26"/>
+          <w:szCs w:val="26"/>
+        </w:rPr>
+        <w:t xml:space="preserve">T2.</w:t>
+      </w:r>
+      <w:r>
+        <w:rPr>
+          <w:rFonts w:ascii="Arial" w:cs="Arial" w:eastAsia="Arial" w:hAnsi="Arial"/>
+          <w:sz w:val="26"/>
+          <w:szCs w:val="26"/>
+        </w:rPr>
+        <w:tab/>
+      </w:r>
+      <w:r>
+        <w:rPr>
+          <w:rFonts w:ascii="Arial" w:cs="Arial" w:eastAsia="Arial" w:hAnsi="Arial"/>
+          <w:sz w:val="26"/>
+          <w:szCs w:val="26"/>
+        </w:rPr>
+        <w:t xml:space="preserve">How many squares are in a grid 3 squares long and 2 squares high?</w:t>
+      </w:r>
+    </w:p>
+    <w:p>
+      <w:pPr>
+        <w:pBdr>
+          <w:bottom w:val="single" w:color="777777" w:sz="6" w:space="1"/>
+        </w:pBdr>
+        <w:spacing w:after="80" w:before="280"/>
+        <w:ind w:left="560"/>
+      </w:pPr>
+    </w:p>
+    <w:p>
+      <w:pPr>
+        <w:pBdr>
+          <w:bottom w:val="single" w:color="777777" w:sz="6" w:space="1"/>
+        </w:pBdr>
+        <w:spacing w:after="80" w:before="280"/>
+        <w:ind w:left="560"/>
+      </w:pPr>
+    </w:p>
+    <w:p>
+      <w:pPr>
+        <w:pBdr>
+          <w:bottom w:val="single" w:color="777777" w:sz="6" w:space="1"/>
+        </w:pBdr>
+        <w:spacing w:after="80" w:before="280"/>
+        <w:ind w:left="560"/>
+      </w:pPr>
+    </w:p>
+    <w:p>
+      <w:pPr>
+        <w:keepNext/>
+        <w:keepLines/>
+        <w:spacing w:after="40" w:before="140" w:line="320" w:lineRule="auto"/>
+        <w:ind w:left="560" w:hanging="560"/>
+      </w:pPr>
+      <w:r>
+        <w:rPr>
+          <w:rFonts w:ascii="Arial" w:cs="Arial" w:eastAsia="Arial" w:hAnsi="Arial"/>
+          <w:b/>
+          <w:bCs/>
+          <w:sz w:val="26"/>
+          <w:szCs w:val="26"/>
+        </w:rPr>
+        <w:t xml:space="preserve">T3.</w:t>
+      </w:r>
+      <w:r>
+        <w:rPr>
+          <w:rFonts w:ascii="Arial" w:cs="Arial" w:eastAsia="Arial" w:hAnsi="Arial"/>
+          <w:sz w:val="26"/>
+          <w:szCs w:val="26"/>
+        </w:rPr>
+        <w:tab/>
+      </w:r>
+      <w:r>
+        <w:rPr>
+          <w:rFonts w:ascii="Arial" w:cs="Arial" w:eastAsia="Arial" w:hAnsi="Arial"/>
+          <w:sz w:val="26"/>
+          <w:szCs w:val="26"/>
+        </w:rPr>
+        <w:t xml:space="preserve">A square has both diagonals drawn (lines joining opposite corners). How many triangles can you find? Count the small ones first.</w:t>
+      </w:r>
+    </w:p>
+    <w:p>
+      <w:pPr>
+        <w:pBdr>
+          <w:bottom w:val="single" w:color="777777" w:sz="6" w:space="1"/>
+        </w:pBdr>
+        <w:spacing w:after="80" w:before="280"/>
+        <w:ind w:left="560"/>
+      </w:pPr>
+    </w:p>
+    <w:p>
+      <w:pPr>
+        <w:pBdr>
+          <w:bottom w:val="single" w:color="777777" w:sz="6" w:space="1"/>
+        </w:pBdr>
+        <w:spacing w:after="80" w:before="280"/>
+        <w:ind w:left="560"/>
+      </w:pPr>
+    </w:p>
+    <w:p>
+      <w:pPr>
+        <w:pBdr>
+          <w:bottom w:val="single" w:color="777777" w:sz="6" w:space="1"/>
+        </w:pBdr>
+        <w:spacing w:after="80" w:before="280"/>
+        <w:ind w:left="560"/>
+      </w:pPr>
+    </w:p>
+    <w:p>
+      <w:pPr>
+        <w:keepNext/>
+        <w:keepLines/>
+        <w:spacing w:after="40" w:before="140" w:line="320" w:lineRule="auto"/>
+        <w:ind w:left="560" w:hanging="560"/>
+      </w:pPr>
+      <w:r>
+        <w:rPr>
+          <w:rFonts w:ascii="Arial" w:cs="Arial" w:eastAsia="Arial" w:hAnsi="Arial"/>
+          <w:b/>
+          <w:bCs/>
+          <w:sz w:val="26"/>
+          <w:szCs w:val="26"/>
+        </w:rPr>
+        <w:t xml:space="preserve">T4.</w:t>
+      </w:r>
+      <w:r>
+        <w:rPr>
+          <w:rFonts w:ascii="Arial" w:cs="Arial" w:eastAsia="Arial" w:hAnsi="Arial"/>
+          <w:sz w:val="26"/>
+          <w:szCs w:val="26"/>
+        </w:rPr>
+        <w:tab/>
+      </w:r>
+      <w:r>
+        <w:rPr>
+          <w:rFonts w:ascii="Arial" w:cs="Arial" w:eastAsia="Arial" w:hAnsi="Arial"/>
+          <w:sz w:val="26"/>
+          <w:szCs w:val="26"/>
+        </w:rPr>
+        <w:t xml:space="preserve">Draw a shape with 4 straight sides that is NOT a square. Is it a rectangle? How do you know?</w:t>
+      </w:r>
+    </w:p>
+    <w:p>
+      <w:pPr>
+        <w:pBdr>
+          <w:bottom w:val="single" w:color="777777" w:sz="6" w:space="1"/>
+        </w:pBdr>
+        <w:spacing w:after="80" w:before="280"/>
+        <w:ind w:left="560"/>
+      </w:pPr>
+    </w:p>
+    <w:p>
+      <w:pPr>
+        <w:pBdr>
+          <w:bottom w:val="single" w:color="777777" w:sz="6" w:space="1"/>
+        </w:pBdr>
+        <w:spacing w:after="80" w:before="280"/>
+        <w:ind w:left="560"/>
+      </w:pPr>
+    </w:p>
+    <w:p>
+      <w:pPr>
+        <w:pBdr>
+          <w:bottom w:val="single" w:color="777777" w:sz="6" w:space="1"/>
+        </w:pBdr>
+        <w:spacing w:after="80" w:before="280"/>
+        <w:ind w:left="560"/>
+      </w:pPr>
+    </w:p>
+    <w:p>
+      <w:pPr>
+        <w:keepLines/>
+        <w:pageBreakBefore/>
+        <w:spacing w:after="0" w:before="0" w:line="320" w:lineRule="auto"/>
+      </w:pPr>
+      <w:r>
+        <w:rPr>
+          <w:rFonts w:ascii="Arial" w:cs="Arial" w:eastAsia="Arial" w:hAnsi="Arial"/>
+          <w:sz w:val="26"/>
+          <w:szCs w:val="26"/>
+        </w:rPr>
+        <w:t xml:space="preserve"/>
+      </w:r>
+    </w:p>
+    <w:p>
+      <w:pPr>
+        <w:keepLines/>
+        <w:spacing w:after="60" w:before="0" w:line="320" w:lineRule="auto"/>
+      </w:pPr>
+      <w:r>
+        <w:rPr>
+          <w:rFonts w:ascii="Arial" w:cs="Arial" w:eastAsia="Arial" w:hAnsi="Arial"/>
+          <w:b/>
+          <w:bCs/>
+          <w:color w:val="666666"/>
+          <w:sz w:val="22"/>
+          <w:szCs w:val="22"/>
+        </w:rPr>
+        <w:t xml:space="preserve">Lesson 7  •  2D SHAPES</w:t>
+      </w:r>
+    </w:p>
+    <w:tbl>
+      <w:tblPr>
+        <w:tblW w:type="dxa" w:w="9900"/>
+        <w:tblBorders>
+          <w:top w:val="single" w:color="auto" w:sz="4"/>
+          <w:left w:val="single" w:color="auto" w:sz="4"/>
+          <w:bottom w:val="single" w:color="auto" w:sz="4"/>
+          <w:right w:val="single" w:color="auto" w:sz="4"/>
+          <w:insideH w:val="single" w:color="auto" w:sz="4"/>
+          <w:insideV w:val="single" w:color="auto" w:sz="4"/>
+        </w:tblBorders>
+      </w:tblPr>
+      <w:tblGrid>
+        <w:gridCol w:w="9900"/>
+      </w:tblGrid>
+      <w:tr>
+        <w:trPr>
+          <w:cantSplit/>
+        </w:trPr>
+        <w:tc>
+          <w:tcPr>
+            <w:tcW w:type="dxa" w:w="9900"/>
+            <w:tcBorders>
+              <w:top w:val="single" w:color="000000" w:sz="8"/>
+              <w:left w:val="single" w:color="000000" w:sz="8"/>
+              <w:bottom w:val="single" w:color="000000" w:sz="8"/>
+              <w:right w:val="single" w:color="000000" w:sz="8"/>
+            </w:tcBorders>
+            <w:shd w:fill="EDEDED" w:color="auto" w:val="clear"/>
+            <w:tcMar>
+              <w:top w:type="dxa" w:w="70"/>
+              <w:left w:type="dxa" w:w="100"/>
+              <w:bottom w:type="dxa" w:w="70"/>
+              <w:right w:type="dxa" w:w="100"/>
+            </w:tcMar>
+            <w:vAlign w:val="center"/>
+          </w:tcPr>
+          <w:p>
+            <w:pPr>
+              <w:keepLines/>
+              <w:spacing w:after="0" w:before="0" w:line="320" w:lineRule="auto"/>
+              <w:jc w:val="left"/>
+            </w:pPr>
+            <w:r>
+              <w:rPr>
+                <w:rFonts w:ascii="Arial" w:cs="Arial" w:eastAsia="Arial" w:hAnsi="Arial"/>
+                <w:b/>
+                <w:bCs/>
+                <w:sz w:val="26"/>
+                <w:szCs w:val="26"/>
+              </w:rPr>
+              <w:t xml:space="preserve">Challenge  (for strong thinkers)</w:t>
+            </w:r>
+          </w:p>
+        </w:tc>
+      </w:tr>
+    </w:tbl>
+    <w:p>
+      <w:pPr>
+        <w:keepNext/>
+        <w:keepLines/>
+        <w:spacing w:after="40" w:before="200" w:line="320" w:lineRule="auto"/>
+        <w:ind w:left="560" w:hanging="560"/>
+      </w:pPr>
+      <w:r>
+        <w:rPr>
+          <w:rFonts w:ascii="Arial" w:cs="Arial" w:eastAsia="Arial" w:hAnsi="Arial"/>
+          <w:b/>
+          <w:bCs/>
+          <w:sz w:val="26"/>
+          <w:szCs w:val="26"/>
+        </w:rPr>
+        <w:t xml:space="preserve">C1.</w:t>
+      </w:r>
+      <w:r>
+        <w:rPr>
+          <w:rFonts w:ascii="Arial" w:cs="Arial" w:eastAsia="Arial" w:hAnsi="Arial"/>
+          <w:sz w:val="26"/>
+          <w:szCs w:val="26"/>
+        </w:rPr>
+        <w:tab/>
+      </w:r>
+      <w:r>
+        <w:rPr>
+          <w:rFonts w:ascii="Arial" w:cs="Arial" w:eastAsia="Arial" w:hAnsi="Arial"/>
+          <w:sz w:val="26"/>
+          <w:szCs w:val="26"/>
+        </w:rPr>
+        <w:t xml:space="preserve">A triangle has 4 lines drawn from the top corner to the bottom. How many triangles are there? Follow the pattern 3, 6, 10 … What would 5 lines give?</w:t>
+      </w:r>
+    </w:p>
+    <w:p>
+      <w:pPr>
+        <w:pBdr>
+          <w:bottom w:val="single" w:color="777777" w:sz="6" w:space="1"/>
+        </w:pBdr>
+        <w:spacing w:after="80" w:before="280"/>
+        <w:ind w:left="560"/>
+      </w:pPr>
+    </w:p>
+    <w:p>
+      <w:pPr>
+        <w:pBdr>
+          <w:bottom w:val="single" w:color="777777" w:sz="6" w:space="1"/>
+        </w:pBdr>
+        <w:spacing w:after="80" w:before="280"/>
+        <w:ind w:left="560"/>
+      </w:pPr>
+    </w:p>
+    <w:p>
+      <w:pPr>
+        <w:pBdr>
+          <w:bottom w:val="single" w:color="777777" w:sz="6" w:space="1"/>
+        </w:pBdr>
+        <w:spacing w:after="80" w:before="280"/>
+        <w:ind w:left="560"/>
+      </w:pPr>
+    </w:p>
+    <w:p>
+      <w:pPr>
+        <w:pBdr>
+          <w:bottom w:val="single" w:color="777777" w:sz="6" w:space="1"/>
+        </w:pBdr>
+        <w:spacing w:after="80" w:before="280"/>
+        <w:ind w:left="560"/>
+      </w:pPr>
+    </w:p>
+    <w:p>
+      <w:pPr>
+        <w:keepNext/>
+        <w:keepLines/>
+        <w:spacing w:after="40" w:before="200" w:line="320" w:lineRule="auto"/>
+        <w:ind w:left="560" w:hanging="560"/>
+      </w:pPr>
+      <w:r>
+        <w:rPr>
+          <w:rFonts w:ascii="Arial" w:cs="Arial" w:eastAsia="Arial" w:hAnsi="Arial"/>
+          <w:b/>
+          <w:bCs/>
+          <w:sz w:val="26"/>
+          <w:szCs w:val="26"/>
+        </w:rPr>
+        <w:t xml:space="preserve">C2.</w:t>
+      </w:r>
+      <w:r>
+        <w:rPr>
+          <w:rFonts w:ascii="Arial" w:cs="Arial" w:eastAsia="Arial" w:hAnsi="Arial"/>
+          <w:sz w:val="26"/>
+          <w:szCs w:val="26"/>
+        </w:rPr>
+        <w:tab/>
+      </w:r>
+      <w:r>
+        <w:rPr>
+          <w:rFonts w:ascii="Arial" w:cs="Arial" w:eastAsia="Arial" w:hAnsi="Arial"/>
+          <w:sz w:val="26"/>
+          <w:szCs w:val="26"/>
+        </w:rPr>
+        <w:t xml:space="preserve">A square is cut into 4 equal squares. One of the small squares is cut into 4 even smaller squares. How many squares can you find altogether?</w:t>
+      </w:r>
+    </w:p>
+    <w:p>
+      <w:pPr>
+        <w:pBdr>
+          <w:bottom w:val="single" w:color="777777" w:sz="6" w:space="1"/>
+        </w:pBdr>
+        <w:spacing w:after="80" w:before="280"/>
+        <w:ind w:left="560"/>
+      </w:pPr>
+    </w:p>
+    <w:p>
+      <w:pPr>
+        <w:pBdr>
+          <w:bottom w:val="single" w:color="777777" w:sz="6" w:space="1"/>
+        </w:pBdr>
+        <w:spacing w:after="80" w:before="280"/>
+        <w:ind w:left="560"/>
+      </w:pPr>
+    </w:p>
+    <w:p>
+      <w:pPr>
+        <w:pBdr>
+          <w:bottom w:val="single" w:color="777777" w:sz="6" w:space="1"/>
+        </w:pBdr>
+        <w:spacing w:after="80" w:before="280"/>
+        <w:ind w:left="560"/>
+      </w:pPr>
+    </w:p>
+    <w:p>
+      <w:pPr>
+        <w:pBdr>
+          <w:bottom w:val="single" w:color="777777" w:sz="6" w:space="1"/>
+        </w:pBdr>
+        <w:spacing w:after="80" w:before="280"/>
+        <w:ind w:left="560"/>
+      </w:pPr>
+    </w:p>
+    <w:p>
+      <w:pPr>
+        <w:keepNext/>
+        <w:keepLines/>
+        <w:spacing w:after="40" w:before="200" w:line="320" w:lineRule="auto"/>
+        <w:ind w:left="560" w:hanging="560"/>
+      </w:pPr>
+      <w:r>
+        <w:rPr>
+          <w:rFonts w:ascii="Arial" w:cs="Arial" w:eastAsia="Arial" w:hAnsi="Arial"/>
+          <w:b/>
+          <w:bCs/>
+          <w:sz w:val="26"/>
+          <w:szCs w:val="26"/>
+        </w:rPr>
+        <w:t xml:space="preserve">C3.</w:t>
+      </w:r>
+      <w:r>
+        <w:rPr>
+          <w:rFonts w:ascii="Arial" w:cs="Arial" w:eastAsia="Arial" w:hAnsi="Arial"/>
+          <w:sz w:val="26"/>
+          <w:szCs w:val="26"/>
+        </w:rPr>
+        <w:tab/>
+      </w:r>
+      <w:r>
+        <w:rPr>
+          <w:rFonts w:ascii="Arial" w:cs="Arial" w:eastAsia="Arial" w:hAnsi="Arial"/>
+          <w:sz w:val="26"/>
+          <w:szCs w:val="26"/>
+        </w:rPr>
+        <w:t xml:space="preserve">Draw your own triangle-counting puzzle: a big triangle with some lines inside. Count the triangles. Swap with a partner. Do you both get the same number? If not, find out who missed some.</w:t>
+      </w:r>
+    </w:p>
+    <w:p>
+      <w:pPr>
+        <w:pBdr>
+          <w:bottom w:val="single" w:color="777777" w:sz="6" w:space="1"/>
+        </w:pBdr>
+        <w:spacing w:after="80" w:before="280"/>
+        <w:ind w:left="560"/>
+      </w:pPr>
+    </w:p>
+    <w:p>
+      <w:pPr>
+        <w:pBdr>
+          <w:bottom w:val="single" w:color="777777" w:sz="6" w:space="1"/>
+        </w:pBdr>
+        <w:spacing w:after="80" w:before="280"/>
+        <w:ind w:left="560"/>
+      </w:pPr>
+    </w:p>
+    <w:p>
+      <w:pPr>
+        <w:pBdr>
+          <w:bottom w:val="single" w:color="777777" w:sz="6" w:space="1"/>
+        </w:pBdr>
+        <w:spacing w:after="80" w:before="280"/>
+        <w:ind w:left="560"/>
+      </w:pPr>
+    </w:p>
+    <w:p>
+      <w:pPr>
+        <w:pBdr>
+          <w:bottom w:val="single" w:color="777777" w:sz="6" w:space="1"/>
+        </w:pBdr>
+        <w:spacing w:after="80" w:before="280"/>
+        <w:ind w:left="560"/>
+      </w:pPr>
+    </w:p>
+    <w:p>
+      <w:pPr>
+        <w:keepLines/>
+        <w:pageBreakBefore/>
+        <w:spacing w:after="60" w:before="0" w:line="320" w:lineRule="auto"/>
+        <w:jc w:val="right"/>
+      </w:pPr>
+      <w:r>
+        <w:rPr>
+          <w:rFonts w:ascii="Arial" w:cs="Arial" w:eastAsia="Arial" w:hAnsi="Arial"/>
+          <w:b/>
+          <w:bCs/>
+          <w:sz w:val="24"/>
+          <w:szCs w:val="24"/>
+        </w:rPr>
+        <w:t xml:space="preserve">Lesson 8</w:t>
+      </w:r>
+    </w:p>
+    <w:tbl>
+      <w:tblPr>
+        <w:tblW w:type="dxa" w:w="9900"/>
+        <w:tblBorders>
+          <w:top w:val="single" w:color="auto" w:sz="4"/>
+          <w:left w:val="single" w:color="auto" w:sz="4"/>
+          <w:bottom w:val="single" w:color="auto" w:sz="4"/>
+          <w:right w:val="single" w:color="auto" w:sz="4"/>
+          <w:insideH w:val="single" w:color="auto" w:sz="4"/>
+          <w:insideV w:val="single" w:color="auto" w:sz="4"/>
+        </w:tblBorders>
+      </w:tblPr>
+      <w:tblGrid>
+        <w:gridCol w:w="9900"/>
+      </w:tblGrid>
+      <w:tr>
+        <w:trPr>
+          <w:cantSplit/>
+        </w:trPr>
+        <w:tc>
+          <w:tcPr>
+            <w:tcW w:type="dxa" w:w="9900"/>
+            <w:tcBorders>
+              <w:top w:val="single" w:color="000000" w:sz="8"/>
+              <w:left w:val="single" w:color="000000" w:sz="8"/>
+              <w:bottom w:val="single" w:color="000000" w:sz="8"/>
+              <w:right w:val="single" w:color="000000" w:sz="8"/>
+            </w:tcBorders>
+            <w:shd w:fill="D9D9D9" w:color="auto" w:val="clear"/>
+            <w:tcMar>
+              <w:top w:type="dxa" w:w="100"/>
+              <w:left w:type="dxa" w:w="100"/>
+              <w:bottom w:type="dxa" w:w="100"/>
+              <w:right w:type="dxa" w:w="100"/>
+            </w:tcMar>
+            <w:vAlign w:val="center"/>
+          </w:tcPr>
+          <w:p>
+            <w:pPr>
+              <w:keepLines/>
+              <w:spacing w:after="0" w:before="0" w:line="320" w:lineRule="auto"/>
+              <w:jc w:val="center"/>
+            </w:pPr>
+            <w:r>
+              <w:rPr>
+                <w:rFonts w:ascii="Arial" w:cs="Arial" w:eastAsia="Arial" w:hAnsi="Arial"/>
+                <w:b/>
+                <w:bCs/>
+                <w:sz w:val="24"/>
+                <w:szCs w:val="24"/>
+              </w:rPr>
+              <w:t xml:space="preserve">MATH INQUIRERS HOLIDAY PROGRAM  •  PRIMARY 1</w:t>
+            </w:r>
+          </w:p>
+        </w:tc>
+      </w:tr>
+      <w:tr>
+        <w:trPr>
+          <w:cantSplit/>
+        </w:trPr>
+        <w:tc>
+          <w:tcPr>
+            <w:tcW w:type="dxa" w:w="9900"/>
+            <w:tcBorders>
+              <w:top w:val="single" w:color="000000" w:sz="8"/>
+              <w:left w:val="single" w:color="000000" w:sz="8"/>
+              <w:bottom w:val="single" w:color="000000" w:sz="8"/>
+              <w:right w:val="single" w:color="000000" w:sz="8"/>
+            </w:tcBorders>
+            <w:tcMar>
+              <w:top w:type="dxa" w:w="100"/>
+              <w:left w:type="dxa" w:w="100"/>
+              <w:bottom w:type="dxa" w:w="100"/>
+              <w:right w:type="dxa" w:w="100"/>
+            </w:tcMar>
+            <w:vAlign w:val="center"/>
+          </w:tcPr>
+          <w:p>
+            <w:pPr>
+              <w:keepLines/>
+              <w:spacing w:after="0" w:before="0" w:line="320" w:lineRule="auto"/>
+              <w:jc w:val="center"/>
+            </w:pPr>
+            <w:r>
+              <w:rPr>
+                <w:rFonts w:ascii="Arial" w:cs="Arial" w:eastAsia="Arial" w:hAnsi="Arial"/>
+                <w:b/>
+                <w:bCs/>
+                <w:sz w:val="26"/>
+                <w:szCs w:val="26"/>
+              </w:rPr>
+              <w:t xml:space="preserve">LOGIC AND SORTING</w:t>
+            </w:r>
+          </w:p>
+        </w:tc>
+      </w:tr>
+    </w:tbl>
+    <w:p>
+      <w:pPr>
+        <w:keepLines/>
+        <w:spacing w:after="120" w:before="160" w:line="320" w:lineRule="auto"/>
+      </w:pPr>
+      <w:r>
+        <w:rPr>
+          <w:rFonts w:ascii="Arial" w:cs="Arial" w:eastAsia="Arial" w:hAnsi="Arial"/>
+          <w:b/>
+          <w:bCs/>
+          <w:sz w:val="24"/>
+          <w:szCs w:val="24"/>
+        </w:rPr>
+        <w:t xml:space="preserve">Name: </w:t>
+      </w:r>
+      <w:r>
+        <w:rPr>
+          <w:rFonts w:ascii="Arial" w:cs="Arial" w:eastAsia="Arial" w:hAnsi="Arial"/>
+          <w:sz w:val="24"/>
+          <w:szCs w:val="24"/>
+        </w:rPr>
+        <w:t xml:space="preserve">______________________   </w:t>
+      </w:r>
+      <w:r>
+        <w:rPr>
+          <w:rFonts w:ascii="Arial" w:cs="Arial" w:eastAsia="Arial" w:hAnsi="Arial"/>
+          <w:b/>
+          <w:bCs/>
+          <w:sz w:val="24"/>
+          <w:szCs w:val="24"/>
+        </w:rPr>
+        <w:t xml:space="preserve">Class / Group: </w:t>
+      </w:r>
+      <w:r>
+        <w:rPr>
+          <w:rFonts w:ascii="Arial" w:cs="Arial" w:eastAsia="Arial" w:hAnsi="Arial"/>
+          <w:sz w:val="24"/>
+          <w:szCs w:val="24"/>
+        </w:rPr>
+        <w:t xml:space="preserve">_________   </w:t>
+      </w:r>
+      <w:r>
+        <w:rPr>
+          <w:rFonts w:ascii="Arial" w:cs="Arial" w:eastAsia="Arial" w:hAnsi="Arial"/>
+          <w:b/>
+          <w:bCs/>
+          <w:sz w:val="24"/>
+          <w:szCs w:val="24"/>
+        </w:rPr>
+        <w:t xml:space="preserve">Date: </w:t>
+      </w:r>
+      <w:r>
+        <w:rPr>
+          <w:rFonts w:ascii="Arial" w:cs="Arial" w:eastAsia="Arial" w:hAnsi="Arial"/>
+          <w:sz w:val="24"/>
+          <w:szCs w:val="24"/>
+        </w:rPr>
+        <w:t xml:space="preserve">____________</w:t>
+      </w:r>
+    </w:p>
+    <w:p>
+      <w:pPr>
+        <w:keepLines/>
+        <w:spacing w:after="120" w:before="20" w:line="320" w:lineRule="auto"/>
+        <w:jc w:val="center"/>
+      </w:pPr>
+      <w:r>
+        <w:rPr>
+          <w:rFonts w:ascii="Arial" w:cs="Arial" w:eastAsia="Arial" w:hAnsi="Arial"/>
+          <w:b/>
+          <w:bCs/>
+          <w:sz w:val="44"/>
+          <w:szCs w:val="44"/>
+        </w:rPr>
+        <w:t xml:space="preserve">LOGIC LAB</w:t>
+      </w:r>
+    </w:p>
+    <w:p>
+      <w:pPr>
+        <w:keepLines/>
+        <w:spacing w:after="120" w:before="40" w:line="320" w:lineRule="auto"/>
+        <w:ind w:left="560" w:hanging="560"/>
+      </w:pPr>
+      <w:r>
+        <w:rPr>
+          <w:rFonts w:ascii="Arial" w:cs="Arial" w:eastAsia="Arial" w:hAnsi="Arial"/>
+          <w:b/>
+          <w:bCs/>
+          <w:sz w:val="26"/>
+          <w:szCs w:val="26"/>
+        </w:rPr>
+        <w:t xml:space="preserve">1.</w:t>
+      </w:r>
+      <w:r>
+        <w:rPr>
+          <w:rFonts w:ascii="Arial" w:cs="Arial" w:eastAsia="Arial" w:hAnsi="Arial"/>
+          <w:sz w:val="26"/>
+          <w:szCs w:val="26"/>
+        </w:rPr>
+        <w:tab/>
+      </w:r>
+      <w:r>
+        <w:rPr>
+          <w:rFonts w:ascii="Arial" w:cs="Arial" w:eastAsia="Arial" w:hAnsi="Arial"/>
+          <w:sz w:val="26"/>
+          <w:szCs w:val="26"/>
+        </w:rPr>
+        <w:t xml:space="preserve">Put them in order using the clues.</w:t>
+      </w:r>
+    </w:p>
+    <w:p>
+      <w:pPr>
+        <w:keepLines/>
+        <w:spacing w:after="120" w:before="0" w:line="320" w:lineRule="auto"/>
+        <w:ind w:left="1000" w:hanging="440"/>
+      </w:pPr>
+      <w:r>
+        <w:rPr>
+          <w:rFonts w:ascii="Arial" w:cs="Arial" w:eastAsia="Arial" w:hAnsi="Arial"/>
+          <w:b/>
+          <w:bCs/>
+          <w:sz w:val="26"/>
+          <w:szCs w:val="26"/>
+        </w:rPr>
+        <w:t xml:space="preserve">(a)  </w:t>
+      </w:r>
+      <w:r>
+        <w:rPr>
+          <w:rFonts w:ascii="Arial" w:cs="Arial" w:eastAsia="Arial" w:hAnsi="Arial"/>
+          <w:sz w:val="26"/>
+          <w:szCs w:val="26"/>
+        </w:rPr>
+        <w:t xml:space="preserve">Ali is taller than Ben. Ben is taller than Mei.   Tallest: ________   Shortest: ________</w:t>
+      </w:r>
+    </w:p>
+    <w:p>
+      <w:pPr>
+        <w:keepLines/>
+        <w:spacing w:after="120" w:before="0" w:line="320" w:lineRule="auto"/>
+        <w:ind w:left="1000" w:hanging="440"/>
+      </w:pPr>
+      <w:r>
+        <w:rPr>
+          <w:rFonts w:ascii="Arial" w:cs="Arial" w:eastAsia="Arial" w:hAnsi="Arial"/>
+          <w:b/>
+          <w:bCs/>
+          <w:sz w:val="26"/>
+          <w:szCs w:val="26"/>
+        </w:rPr>
+        <w:t xml:space="preserve">(b)  </w:t>
+      </w:r>
+      <w:r>
+        <w:rPr>
+          <w:rFonts w:ascii="Arial" w:cs="Arial" w:eastAsia="Arial" w:hAnsi="Arial"/>
+          <w:sz w:val="26"/>
+          <w:szCs w:val="26"/>
+        </w:rPr>
+        <w:t xml:space="preserve">The cat is heavier than the dog. The hen is lighter than the dog.   Heaviest: ________   Lightest: ________</w:t>
+      </w:r>
+    </w:p>
+    <w:p>
+      <w:pPr>
+        <w:keepLines/>
+        <w:spacing w:after="120" w:before="0" w:line="320" w:lineRule="auto"/>
+        <w:ind w:left="1000" w:hanging="440"/>
+      </w:pPr>
+      <w:r>
+        <w:rPr>
+          <w:rFonts w:ascii="Arial" w:cs="Arial" w:eastAsia="Arial" w:hAnsi="Arial"/>
+          <w:b/>
+          <w:bCs/>
+          <w:sz w:val="26"/>
+          <w:szCs w:val="26"/>
+        </w:rPr>
+        <w:t xml:space="preserve">(c)  </w:t>
+      </w:r>
+      <w:r>
+        <w:rPr>
+          <w:rFonts w:ascii="Arial" w:cs="Arial" w:eastAsia="Arial" w:hAnsi="Arial"/>
+          <w:sz w:val="26"/>
+          <w:szCs w:val="26"/>
+        </w:rPr>
+        <w:t xml:space="preserve">The red ribbon is longer than the blue one.</w:t>
+      </w:r>
+      <w:r>
+        <w:rPr>
+          <w:rFonts w:ascii="Arial" w:cs="Arial" w:eastAsia="Arial" w:hAnsi="Arial"/>
+          <w:sz w:val="26"/>
+          <w:szCs w:val="26"/>
+        </w:rPr>
+        <w:br/>
+      </w:r>
+      <w:r>
+        <w:rPr>
+          <w:rFonts w:ascii="Arial" w:cs="Arial" w:eastAsia="Arial" w:hAnsi="Arial"/>
+          <w:sz w:val="26"/>
+          <w:szCs w:val="26"/>
+        </w:rPr>
+        <w:t xml:space="preserve">The green one is shorter than the blue one.</w:t>
+      </w:r>
+      <w:r>
+        <w:rPr>
+          <w:rFonts w:ascii="Arial" w:cs="Arial" w:eastAsia="Arial" w:hAnsi="Arial"/>
+          <w:sz w:val="26"/>
+          <w:szCs w:val="26"/>
+        </w:rPr>
+        <w:br/>
+      </w:r>
+      <w:r>
+        <w:rPr>
+          <w:rFonts w:ascii="Arial" w:cs="Arial" w:eastAsia="Arial" w:hAnsi="Arial"/>
+          <w:sz w:val="26"/>
+          <w:szCs w:val="26"/>
+        </w:rPr>
+        <w:t xml:space="preserve">The yellow one is longer than the red one.</w:t>
+      </w:r>
+      <w:r>
+        <w:rPr>
+          <w:rFonts w:ascii="Arial" w:cs="Arial" w:eastAsia="Arial" w:hAnsi="Arial"/>
+          <w:sz w:val="26"/>
+          <w:szCs w:val="26"/>
+        </w:rPr>
+        <w:br/>
+      </w:r>
+      <w:r>
+        <w:rPr>
+          <w:rFonts w:ascii="Arial" w:cs="Arial" w:eastAsia="Arial" w:hAnsi="Arial"/>
+          <w:sz w:val="26"/>
+          <w:szCs w:val="26"/>
+        </w:rPr>
+        <w:t xml:space="preserve">Write them from longest to shortest:</w:t>
+      </w:r>
+    </w:p>
+    <w:p>
+      <w:pPr>
+        <w:keepLines/>
+        <w:spacing w:after="100" w:before="0" w:line="320" w:lineRule="auto"/>
+        <w:ind w:left="1000"/>
+      </w:pPr>
+      <w:r>
+        <w:rPr>
+          <w:rFonts w:ascii="Arial" w:cs="Arial" w:eastAsia="Arial" w:hAnsi="Arial"/>
+          <w:sz w:val="26"/>
+          <w:szCs w:val="26"/>
+        </w:rPr>
+        <w:t xml:space="preserve">______________,  ______________,  ______________,  ______________</w:t>
+      </w:r>
+    </w:p>
+    <w:p>
+      <w:pPr>
+        <w:keepNext/>
+        <w:keepLines/>
+        <w:spacing w:after="120" w:before="160" w:line="320" w:lineRule="auto"/>
+        <w:ind w:left="560" w:hanging="560"/>
+      </w:pPr>
+      <w:r>
+        <w:rPr>
+          <w:rFonts w:ascii="Arial" w:cs="Arial" w:eastAsia="Arial" w:hAnsi="Arial"/>
+          <w:b/>
+          <w:bCs/>
+          <w:sz w:val="26"/>
+          <w:szCs w:val="26"/>
+        </w:rPr>
+        <w:t xml:space="preserve">2.</w:t>
+      </w:r>
+      <w:r>
+        <w:rPr>
+          <w:rFonts w:ascii="Arial" w:cs="Arial" w:eastAsia="Arial" w:hAnsi="Arial"/>
+          <w:sz w:val="26"/>
+          <w:szCs w:val="26"/>
+        </w:rPr>
+        <w:tab/>
+      </w:r>
+      <w:r>
+        <w:rPr>
+          <w:rFonts w:ascii="Arial" w:cs="Arial" w:eastAsia="Arial" w:hAnsi="Arial"/>
+          <w:sz w:val="26"/>
+          <w:szCs w:val="26"/>
+        </w:rPr>
+        <w:t xml:space="preserve">Write each number from 1 to 10 in the right place in the two-loop picture.</w:t>
+      </w:r>
+    </w:p>
+    <w:p>
+      <w:pPr>
+        <w:keepNext/>
+        <w:keepLines/>
+        <w:spacing w:after="60" w:before="0" w:line="320" w:lineRule="auto"/>
+        <w:ind w:left="560"/>
+      </w:pPr>
+      <w:r>
+        <w:rPr>
+          <w:rFonts w:ascii="Arial" w:cs="Arial" w:eastAsia="Arial" w:hAnsi="Arial"/>
+          <w:i/>
+          <w:iCs/>
+          <w:sz w:val="26"/>
+          <w:szCs w:val="26"/>
+        </w:rPr>
+        <w:t xml:space="preserve">Odd numbers end in 1, 3, 5, 7 or 9. Even numbers end in 0, 2, 4, 6 or 8. Tip: write each number on a small paper slip and slide it into the right place first.</w:t>
+      </w:r>
+    </w:p>
+    <w:p>
+      <w:pPr>
+        <w:keepLines/>
+        <w:spacing w:after="120" w:before="0" w:line="320" w:lineRule="auto"/>
+        <w:jc w:val="center"/>
+      </w:pPr>
+      <w:r>
+        <w:drawing>
+          <wp:inline distT="0" distB="0" distL="0" distR="0">
+            <wp:extent cx="4000500" cy="2238375"/>
+            <wp:effectExtent t="0" r="0" b="0" l="0"/>
+            <wp:docPr id="8" name="venn.png" descr="venn.png" title="venn.png"/>
+            <wp:cNvGraphicFramePr>
+              <a:graphicFrameLocks xmlns:a="http://schemas.openxmlformats.org/drawingml/2006/main" noChangeAspect="1"/>
+            </wp:cNvGraphicFramePr>
+            <a:graphic xmlns:a="http://schemas.openxmlformats.org/drawingml/2006/main">
+              <a:graphicData uri="http://schemas.openxmlformats.org/drawingml/2006/picture">
+                <pic:pic xmlns:pic="http://schemas.openxmlformats.org/drawingml/2006/picture">
+                  <pic:nvPicPr>
+                    <pic:cNvPr id="0" name="" descr=""/>
+                    <pic:cNvPicPr>
+                      <a:picLocks noChangeAspect="1" noChangeArrowheads="1"/>
+                    </pic:cNvPicPr>
+                  </pic:nvPicPr>
+                  <pic:blipFill>
+                    <a:blip r:embed="rId15" cstate="none"/>
+                    <a:srcRect/>
+                    <a:stretch>
+                      <a:fillRect/>
+                    </a:stretch>
+                  </pic:blipFill>
+                  <pic:spPr bwMode="auto">
+                    <a:xfrm>
+                      <a:off x="0" y="0"/>
                       <a:ext cx="4000500" cy="2238375"/>
                     </a:xfrm>
                     <a:prstGeom prst="rect">
@@ -21868,7 +21915,7 @@
           <w:sz w:val="26"/>
           <w:szCs w:val="26"/>
         </w:rPr>
-        <w:t xml:space="preserve">Five friends run a race. D is first. E is last. B finishes directly behind A. C is not second. In what order do they finish?</w:t>
+        <w:t xml:space="preserve">A secret number is between 10 and 30. It is even, and you say it when counting in 3s. It is 2 more than a number you say when counting in 5s. What is it?</w:t>
       </w:r>
     </w:p>
     <w:p>
@@ -21938,7 +21985,7 @@
           <w:sz w:val="26"/>
           <w:szCs w:val="26"/>
         </w:rPr>
-        <w:t xml:space="preserve">A secret number is between 10 and 30. It is even, and you say it when counting in 3s. It is 2 more than a number you say when counting in 5s. What is it?</w:t>
+        <w:t xml:space="preserve">Numbers 1 to 20. Sort them in a two-loop picture with the loops "I say it counting in 2s" and "I say it counting in 3s". How many numbers go in each part? Then use the loops "counting in 2s" and "counting in 4s". What is different, and why?</w:t>
       </w:r>
     </w:p>
     <w:p>
@@ -22008,7 +22055,7 @@
           <w:sz w:val="26"/>
           <w:szCs w:val="26"/>
         </w:rPr>
-        <w:t xml:space="preserve">Numbers 1 to 20. How many do we say only when counting in 2s, only in 3s, in both, and in neither?</w:t>
+        <w:t xml:space="preserve">Make up your own "Who has which pet?" puzzle with three friends and three pets. Write clues so that there is only ONE answer. Swap with a partner and check that they find your answer.</w:t>
       </w:r>
     </w:p>
     <w:p>
@@ -22284,7 +22331,7 @@
           <wp:inline distT="0" distB="0" distL="0" distR="0">
             <wp:extent cx="3810000" cy="1524000"/>
             <wp:effectExtent t="0" r="0" b="0" l="0"/>
-            <wp:docPr id="8" name="ribbons.png" descr="ribbons.png" title="ribbons.png"/>
+            <wp:docPr id="9" name="ribbons.png" descr="ribbons.png" title="ribbons.png"/>
             <wp:cNvGraphicFramePr>
               <a:graphicFrameLocks xmlns:a="http://schemas.openxmlformats.org/drawingml/2006/main" noChangeAspect="1"/>
             </wp:cNvGraphicFramePr>
@@ -22298,7 +22345,7 @@
                     </pic:cNvPicPr>
                   </pic:nvPicPr>
                   <pic:blipFill>
-                    <a:blip r:embed="rId15" cstate="none"/>
+                    <a:blip r:embed="rId16" cstate="none"/>
                     <a:srcRect/>
                     <a:stretch>
                       <a:fillRect/>
@@ -23285,7 +23332,7 @@
           <w:sz w:val="26"/>
           <w:szCs w:val="26"/>
         </w:rPr>
-        <w:t xml:space="preserve">How do you know?</w:t>
+        <w:t xml:space="preserve">How do you know? (Hint: measure the same line with big paper clips and then with small cubes. Which gives the bigger number?)</w:t>
       </w:r>
     </w:p>
     <w:p>
@@ -23579,7 +23626,7 @@
           <w:sz w:val="26"/>
           <w:szCs w:val="26"/>
         </w:rPr>
-        <w:t xml:space="preserve">A crayon lies from the 3 cm mark to the 8 cm mark. How long is it?   ____ cm</w:t>
+        <w:t xml:space="preserve">A crayon lies from the 3 cm mark to the 8 cm mark. How long is it? (Put a finger on 3 and hop to 8, counting each space.)   ____ cm</w:t>
       </w:r>
     </w:p>
     <w:p>
@@ -23904,7 +23951,7 @@
           <w:sz w:val="26"/>
           <w:szCs w:val="26"/>
         </w:rPr>
-        <w:t xml:space="preserve">A caterpillar is 9 cubes long. It grows 2 cubes each day. How long is it after 3 days?</w:t>
+        <w:t xml:space="preserve">A ribbon lies from the 3 cm mark to the 11 cm mark on a ruler. How long is it?</w:t>
       </w:r>
     </w:p>
     <w:p>
@@ -23965,7 +24012,7 @@
           <w:sz w:val="26"/>
           <w:szCs w:val="26"/>
         </w:rPr>
-        <w:t xml:space="preserve">A string is 15 cubes long. A rope is 8 cubes longer. How long is the rope?</w:t>
+        <w:t xml:space="preserve">A red ribbon lies from the 2 cm mark to the 9 cm mark. A blue ribbon lies from the 5 cm mark to the 11 cm mark. Which ribbon is longer? By how many cm?</w:t>
       </w:r>
     </w:p>
     <w:p>
@@ -24026,7 +24073,7 @@
           <w:sz w:val="26"/>
           <w:szCs w:val="26"/>
         </w:rPr>
-        <w:t xml:space="preserve">A ribbon lies from the 3 cm mark to the 11 cm mark. How long is it?</w:t>
+        <w:t xml:space="preserve">1 clip is as long as 3 cubes. A pen is 12 cubes long. How many clips long is the pen? A ruler is 5 clips long. How many cubes long is the ruler?</w:t>
       </w:r>
     </w:p>
     <w:p>
@@ -24237,7 +24284,7 @@
           <w:sz w:val="26"/>
           <w:szCs w:val="26"/>
         </w:rPr>
-        <w:t xml:space="preserve">A stick is 12 cubes long. Ali measures a desk by laying the stick end to end 4 times and then 5 more cubes. How long is the desk in cubes?</w:t>
+        <w:t xml:space="preserve">A train has 3 carriages. Each is 6 cubes long. There is a gap of 1 cube between carriages. How long is the whole train? What if there are 5 carriages?</w:t>
       </w:r>
     </w:p>
     <w:p>
@@ -24307,7 +24354,7 @@
           <w:sz w:val="26"/>
           <w:szCs w:val="26"/>
         </w:rPr>
-        <w:t xml:space="preserve">Ali’s pencil is 9 cubes. Mei’s is 2 cubes shorter than Ali’s. Ben’s is 3 cubes longer than Mei’s. How long are all three pencils together?</w:t>
+        <w:t xml:space="preserve">A ribbon 30 cubes long is cut into three pieces. The first is 4 cubes longer than the second. The third is 4 cubes shorter than the second. How long is each piece?</w:t>
       </w:r>
     </w:p>
     <w:p>
@@ -24377,7 +24424,7 @@
           <w:sz w:val="26"/>
           <w:szCs w:val="26"/>
         </w:rPr>
-        <w:t xml:space="preserve">A ribbon 30 cubes long is cut into three pieces. The first is 4 cubes longer than the second. The third is 4 cubes shorter than the second. How long is each piece?</w:t>
+        <w:t xml:space="preserve">Make up your own measuring puzzle that uses TWO different units (for example clips and cubes). Write the puzzle and its answer. Give it to a partner and check their answer.</w:t>
       </w:r>
     </w:p>
     <w:p>
@@ -25304,1148 +25351,9 @@
       <w:r>
         <w:drawing>
           <wp:inline distT="0" distB="0" distL="0" distR="0">
-            <wp:extent cx="2571750" cy="1543050"/>
+            <wp:extent cx="1905000" cy="1304925"/>
             <wp:effectExtent t="0" r="0" b="0" l="0"/>
-            <wp:docPr id="9" name="apex2.png" descr="apex2.png" title="apex2.png"/>
-            <wp:cNvGraphicFramePr>
-              <a:graphicFrameLocks xmlns:a="http://schemas.openxmlformats.org/drawingml/2006/main" noChangeAspect="1"/>
-            </wp:cNvGraphicFramePr>
-            <a:graphic xmlns:a="http://schemas.openxmlformats.org/drawingml/2006/main">
-              <a:graphicData uri="http://schemas.openxmlformats.org/drawingml/2006/picture">
-                <pic:pic xmlns:pic="http://schemas.openxmlformats.org/drawingml/2006/picture">
-                  <pic:nvPicPr>
-                    <pic:cNvPr id="0" name="" descr=""/>
-                    <pic:cNvPicPr>
-                      <a:picLocks noChangeAspect="1" noChangeArrowheads="1"/>
-                    </pic:cNvPicPr>
-                  </pic:nvPicPr>
-                  <pic:blipFill>
-                    <a:blip r:embed="rId16" cstate="none"/>
-                    <a:srcRect/>
-                    <a:stretch>
-                      <a:fillRect/>
-                    </a:stretch>
-                  </pic:blipFill>
-                  <pic:spPr bwMode="auto">
-                    <a:xfrm>
-                      <a:off x="0" y="0"/>
-                      <a:ext cx="2571750" cy="1543050"/>
-                    </a:xfrm>
-                    <a:prstGeom prst="rect">
-                      <a:avLst/>
-                    </a:prstGeom>
-                  </pic:spPr>
-                </pic:pic>
-              </a:graphicData>
-            </a:graphic>
-          </wp:inline>
-        </w:drawing>
-      </w:r>
-    </w:p>
-    <w:p>
-      <w:pPr>
-        <w:keepLines/>
-        <w:spacing w:after="120" w:before="160" w:line="320" w:lineRule="auto"/>
-        <w:ind w:left="560" w:hanging="560"/>
-      </w:pPr>
-      <w:r>
-        <w:rPr>
-          <w:rFonts w:ascii="Arial" w:cs="Arial" w:eastAsia="Arial" w:hAnsi="Arial"/>
-          <w:b/>
-          <w:bCs/>
-          <w:sz w:val="26"/>
-          <w:szCs w:val="26"/>
-        </w:rPr>
-        <w:t xml:space="preserve">6.</w:t>
-      </w:r>
-      <w:r>
-        <w:rPr>
-          <w:rFonts w:ascii="Arial" w:cs="Arial" w:eastAsia="Arial" w:hAnsi="Arial"/>
-          <w:sz w:val="26"/>
-          <w:szCs w:val="26"/>
-        </w:rPr>
-        <w:tab/>
-      </w:r>
-      <w:r>
-        <w:rPr>
-          <w:rFonts w:ascii="Arial" w:cs="Arial" w:eastAsia="Arial" w:hAnsi="Arial"/>
-          <w:sz w:val="26"/>
-          <w:szCs w:val="26"/>
-        </w:rPr>
-        <w:t xml:space="preserve">Ali is older than Ben. Mei is younger than Ben. Who is the youngest?   ____________</w:t>
-      </w:r>
-    </w:p>
-    <w:p>
-      <w:pPr>
-        <w:keepLines/>
-        <w:spacing w:after="120" w:before="160" w:line="320" w:lineRule="auto"/>
-        <w:ind w:left="560" w:hanging="560"/>
-      </w:pPr>
-      <w:r>
-        <w:rPr>
-          <w:rFonts w:ascii="Arial" w:cs="Arial" w:eastAsia="Arial" w:hAnsi="Arial"/>
-          <w:b/>
-          <w:bCs/>
-          <w:sz w:val="26"/>
-          <w:szCs w:val="26"/>
-        </w:rPr>
-        <w:t xml:space="preserve">7.</w:t>
-      </w:r>
-      <w:r>
-        <w:rPr>
-          <w:rFonts w:ascii="Arial" w:cs="Arial" w:eastAsia="Arial" w:hAnsi="Arial"/>
-          <w:sz w:val="26"/>
-          <w:szCs w:val="26"/>
-        </w:rPr>
-        <w:tab/>
-      </w:r>
-      <w:r>
-        <w:rPr>
-          <w:rFonts w:ascii="Arial" w:cs="Arial" w:eastAsia="Arial" w:hAnsi="Arial"/>
-          <w:sz w:val="26"/>
-          <w:szCs w:val="26"/>
-        </w:rPr>
-        <w:t xml:space="preserve">I think of a number. I add 9. Then I take away 4. I get 10. What is my number?   ____</w:t>
-      </w:r>
-    </w:p>
-    <w:p>
-      <w:pPr>
-        <w:keepNext/>
-        <w:keepLines/>
-        <w:spacing w:after="120" w:before="160" w:line="320" w:lineRule="auto"/>
-        <w:ind w:left="560" w:hanging="560"/>
-      </w:pPr>
-      <w:r>
-        <w:rPr>
-          <w:rFonts w:ascii="Arial" w:cs="Arial" w:eastAsia="Arial" w:hAnsi="Arial"/>
-          <w:b/>
-          <w:bCs/>
-          <w:sz w:val="26"/>
-          <w:szCs w:val="26"/>
-        </w:rPr>
-        <w:t xml:space="preserve">8.</w:t>
-      </w:r>
-      <w:r>
-        <w:rPr>
-          <w:rFonts w:ascii="Arial" w:cs="Arial" w:eastAsia="Arial" w:hAnsi="Arial"/>
-          <w:sz w:val="26"/>
-          <w:szCs w:val="26"/>
-        </w:rPr>
-        <w:tab/>
-      </w:r>
-      <w:r>
-        <w:rPr>
-          <w:rFonts w:ascii="Arial" w:cs="Arial" w:eastAsia="Arial" w:hAnsi="Arial"/>
-          <w:sz w:val="26"/>
-          <w:szCs w:val="26"/>
-        </w:rPr>
-        <w:t xml:space="preserve">A pencil is 6 cubes long. A pen is 4 cubes longer than the pencil.</w:t>
-      </w:r>
-    </w:p>
-    <w:p>
-      <w:pPr>
-        <w:keepLines/>
-        <w:spacing w:after="120" w:before="0" w:line="320" w:lineRule="auto"/>
-        <w:ind w:left="1000" w:hanging="440"/>
-      </w:pPr>
-      <w:r>
-        <w:rPr>
-          <w:rFonts w:ascii="Arial" w:cs="Arial" w:eastAsia="Arial" w:hAnsi="Arial"/>
-          <w:b/>
-          <w:bCs/>
-          <w:sz w:val="26"/>
-          <w:szCs w:val="26"/>
-        </w:rPr>
-        <w:t xml:space="preserve">(a)  </w:t>
-      </w:r>
-      <w:r>
-        <w:rPr>
-          <w:rFonts w:ascii="Arial" w:cs="Arial" w:eastAsia="Arial" w:hAnsi="Arial"/>
-          <w:sz w:val="26"/>
-          <w:szCs w:val="26"/>
-        </w:rPr>
-        <w:t xml:space="preserve">How long is the pen?   ____ cubes</w:t>
-      </w:r>
-    </w:p>
-    <w:p>
-      <w:pPr>
-        <w:keepLines/>
-        <w:spacing w:after="120" w:before="0" w:line="320" w:lineRule="auto"/>
-        <w:ind w:left="1000" w:hanging="440"/>
-      </w:pPr>
-      <w:r>
-        <w:rPr>
-          <w:rFonts w:ascii="Arial" w:cs="Arial" w:eastAsia="Arial" w:hAnsi="Arial"/>
-          <w:b/>
-          <w:bCs/>
-          <w:sz w:val="26"/>
-          <w:szCs w:val="26"/>
-        </w:rPr>
-        <w:t xml:space="preserve">(b)  </w:t>
-      </w:r>
-      <w:r>
-        <w:rPr>
-          <w:rFonts w:ascii="Arial" w:cs="Arial" w:eastAsia="Arial" w:hAnsi="Arial"/>
-          <w:sz w:val="26"/>
-          <w:szCs w:val="26"/>
-        </w:rPr>
-        <w:t xml:space="preserve">Put the pen and the pencil end to end. How long are they together?   ____ cubes</w:t>
-      </w:r>
-    </w:p>
-    <w:p>
-      <w:pPr>
-        <w:keepNext/>
-        <w:keepLines/>
-        <w:spacing w:after="120" w:before="160" w:line="320" w:lineRule="auto"/>
-        <w:ind w:left="560" w:hanging="560"/>
-      </w:pPr>
-      <w:r>
-        <w:rPr>
-          <w:rFonts w:ascii="Arial" w:cs="Arial" w:eastAsia="Arial" w:hAnsi="Arial"/>
-          <w:b/>
-          <w:bCs/>
-          <w:sz w:val="26"/>
-          <w:szCs w:val="26"/>
-        </w:rPr>
-        <w:t xml:space="preserve">9.</w:t>
-      </w:r>
-      <w:r>
-        <w:rPr>
-          <w:rFonts w:ascii="Arial" w:cs="Arial" w:eastAsia="Arial" w:hAnsi="Arial"/>
-          <w:sz w:val="26"/>
-          <w:szCs w:val="26"/>
-        </w:rPr>
-        <w:tab/>
-      </w:r>
-      <w:r>
-        <w:rPr>
-          <w:rFonts w:ascii="Arial" w:cs="Arial" w:eastAsia="Arial" w:hAnsi="Arial"/>
-          <w:sz w:val="26"/>
-          <w:szCs w:val="26"/>
-        </w:rPr>
-        <w:t xml:space="preserve">Make a challenge puzzle for a friend. Write the puzzle and the answer. (We do this in talk time.)</w:t>
-      </w:r>
-    </w:p>
-    <w:p>
-      <w:pPr>
-        <w:pBdr>
-          <w:bottom w:val="single" w:color="777777" w:sz="6" w:space="1"/>
-        </w:pBdr>
-        <w:spacing w:after="80" w:before="280"/>
-        <w:ind w:left="560"/>
-      </w:pPr>
-    </w:p>
-    <w:p>
-      <w:pPr>
-        <w:pBdr>
-          <w:bottom w:val="single" w:color="777777" w:sz="6" w:space="1"/>
-        </w:pBdr>
-        <w:spacing w:after="80" w:before="280"/>
-        <w:ind w:left="560"/>
-      </w:pPr>
-    </w:p>
-    <w:p>
-      <w:pPr>
-        <w:pBdr>
-          <w:bottom w:val="single" w:color="777777" w:sz="6" w:space="1"/>
-        </w:pBdr>
-        <w:spacing w:after="80" w:before="280"/>
-        <w:ind w:left="560"/>
-      </w:pPr>
-    </w:p>
-    <w:p>
-      <w:pPr>
-        <w:pBdr>
-          <w:bottom w:val="single" w:color="777777" w:sz="6" w:space="1"/>
-        </w:pBdr>
-        <w:spacing w:after="80" w:before="280"/>
-        <w:ind w:left="560"/>
-      </w:pPr>
-    </w:p>
-    <w:p>
-      <w:pPr>
-        <w:keepLines/>
-        <w:spacing w:after="100" w:before="240" w:line="320" w:lineRule="auto"/>
-      </w:pPr>
-      <w:r>
-        <w:rPr>
-          <w:rFonts w:ascii="Arial" w:cs="Arial" w:eastAsia="Arial" w:hAnsi="Arial"/>
-          <w:sz w:val="24"/>
-          <w:szCs w:val="24"/>
-        </w:rPr>
-        <w:t xml:space="preserve">The puzzle I liked best today was ______________________ because ______________________</w:t>
-      </w:r>
-    </w:p>
-    <w:p>
-      <w:pPr>
-        <w:keepLines/>
-        <w:pageBreakBefore/>
-        <w:spacing w:after="60" w:before="0" w:line="320" w:lineRule="auto"/>
-        <w:jc w:val="right"/>
-      </w:pPr>
-      <w:r>
-        <w:rPr>
-          <w:rFonts w:ascii="Arial" w:cs="Arial" w:eastAsia="Arial" w:hAnsi="Arial"/>
-          <w:b/>
-          <w:bCs/>
-          <w:sz w:val="24"/>
-          <w:szCs w:val="24"/>
-        </w:rPr>
-        <w:t xml:space="preserve">Lesson 10</w:t>
-      </w:r>
-    </w:p>
-    <w:tbl>
-      <w:tblPr>
-        <w:tblW w:type="dxa" w:w="9900"/>
-        <w:tblBorders>
-          <w:top w:val="single" w:color="auto" w:sz="4"/>
-          <w:left w:val="single" w:color="auto" w:sz="4"/>
-          <w:bottom w:val="single" w:color="auto" w:sz="4"/>
-          <w:right w:val="single" w:color="auto" w:sz="4"/>
-          <w:insideH w:val="single" w:color="auto" w:sz="4"/>
-          <w:insideV w:val="single" w:color="auto" w:sz="4"/>
-        </w:tblBorders>
-      </w:tblPr>
-      <w:tblGrid>
-        <w:gridCol w:w="9900"/>
-      </w:tblGrid>
-      <w:tr>
-        <w:trPr>
-          <w:cantSplit/>
-        </w:trPr>
-        <w:tc>
-          <w:tcPr>
-            <w:tcW w:type="dxa" w:w="9900"/>
-            <w:tcBorders>
-              <w:top w:val="single" w:color="000000" w:sz="8"/>
-              <w:left w:val="single" w:color="000000" w:sz="8"/>
-              <w:bottom w:val="single" w:color="000000" w:sz="8"/>
-              <w:right w:val="single" w:color="000000" w:sz="8"/>
-            </w:tcBorders>
-            <w:shd w:fill="D9D9D9" w:color="auto" w:val="clear"/>
-            <w:tcMar>
-              <w:top w:type="dxa" w:w="100"/>
-              <w:left w:type="dxa" w:w="100"/>
-              <w:bottom w:type="dxa" w:w="100"/>
-              <w:right w:type="dxa" w:w="100"/>
-            </w:tcMar>
-            <w:vAlign w:val="center"/>
-          </w:tcPr>
-          <w:p>
-            <w:pPr>
-              <w:keepLines/>
-              <w:spacing w:after="0" w:before="0" w:line="320" w:lineRule="auto"/>
-              <w:jc w:val="center"/>
-            </w:pPr>
-            <w:r>
-              <w:rPr>
-                <w:rFonts w:ascii="Arial" w:cs="Arial" w:eastAsia="Arial" w:hAnsi="Arial"/>
-                <w:b/>
-                <w:bCs/>
-                <w:sz w:val="24"/>
-                <w:szCs w:val="24"/>
-              </w:rPr>
-              <w:t xml:space="preserve">MATH INQUIRERS HOLIDAY PROGRAM  •  PRIMARY 1</w:t>
-            </w:r>
-          </w:p>
-        </w:tc>
-      </w:tr>
-      <w:tr>
-        <w:trPr>
-          <w:cantSplit/>
-        </w:trPr>
-        <w:tc>
-          <w:tcPr>
-            <w:tcW w:type="dxa" w:w="9900"/>
-            <w:tcBorders>
-              <w:top w:val="single" w:color="000000" w:sz="8"/>
-              <w:left w:val="single" w:color="000000" w:sz="8"/>
-              <w:bottom w:val="single" w:color="000000" w:sz="8"/>
-              <w:right w:val="single" w:color="000000" w:sz="8"/>
-            </w:tcBorders>
-            <w:tcMar>
-              <w:top w:type="dxa" w:w="100"/>
-              <w:left w:type="dxa" w:w="100"/>
-              <w:bottom w:type="dxa" w:w="100"/>
-              <w:right w:type="dxa" w:w="100"/>
-            </w:tcMar>
-            <w:vAlign w:val="center"/>
-          </w:tcPr>
-          <w:p>
-            <w:pPr>
-              <w:keepLines/>
-              <w:spacing w:after="0" w:before="0" w:line="320" w:lineRule="auto"/>
-              <w:jc w:val="center"/>
-            </w:pPr>
-            <w:r>
-              <w:rPr>
-                <w:rFonts w:ascii="Arial" w:cs="Arial" w:eastAsia="Arial" w:hAnsi="Arial"/>
-                <w:b/>
-                <w:bCs/>
-                <w:sz w:val="26"/>
-                <w:szCs w:val="26"/>
-              </w:rPr>
-              <w:t xml:space="preserve">MIXED PUZZLES</w:t>
-            </w:r>
-          </w:p>
-        </w:tc>
-      </w:tr>
-    </w:tbl>
-    <w:p>
-      <w:pPr>
-        <w:keepLines/>
-        <w:spacing w:after="120" w:before="160" w:line="320" w:lineRule="auto"/>
-      </w:pPr>
-      <w:r>
-        <w:rPr>
-          <w:rFonts w:ascii="Arial" w:cs="Arial" w:eastAsia="Arial" w:hAnsi="Arial"/>
-          <w:b/>
-          <w:bCs/>
-          <w:sz w:val="24"/>
-          <w:szCs w:val="24"/>
-        </w:rPr>
-        <w:t xml:space="preserve">Name: </w:t>
-      </w:r>
-      <w:r>
-        <w:rPr>
-          <w:rFonts w:ascii="Arial" w:cs="Arial" w:eastAsia="Arial" w:hAnsi="Arial"/>
-          <w:sz w:val="24"/>
-          <w:szCs w:val="24"/>
-        </w:rPr>
-        <w:t xml:space="preserve">______________________   </w:t>
-      </w:r>
-      <w:r>
-        <w:rPr>
-          <w:rFonts w:ascii="Arial" w:cs="Arial" w:eastAsia="Arial" w:hAnsi="Arial"/>
-          <w:b/>
-          <w:bCs/>
-          <w:sz w:val="24"/>
-          <w:szCs w:val="24"/>
-        </w:rPr>
-        <w:t xml:space="preserve">Class / Group: </w:t>
-      </w:r>
-      <w:r>
-        <w:rPr>
-          <w:rFonts w:ascii="Arial" w:cs="Arial" w:eastAsia="Arial" w:hAnsi="Arial"/>
-          <w:sz w:val="24"/>
-          <w:szCs w:val="24"/>
-        </w:rPr>
-        <w:t xml:space="preserve">_________   </w:t>
-      </w:r>
-      <w:r>
-        <w:rPr>
-          <w:rFonts w:ascii="Arial" w:cs="Arial" w:eastAsia="Arial" w:hAnsi="Arial"/>
-          <w:b/>
-          <w:bCs/>
-          <w:sz w:val="24"/>
-          <w:szCs w:val="24"/>
-        </w:rPr>
-        <w:t xml:space="preserve">Date: </w:t>
-      </w:r>
-      <w:r>
-        <w:rPr>
-          <w:rFonts w:ascii="Arial" w:cs="Arial" w:eastAsia="Arial" w:hAnsi="Arial"/>
-          <w:sz w:val="24"/>
-          <w:szCs w:val="24"/>
-        </w:rPr>
-        <w:t xml:space="preserve">____________</w:t>
-      </w:r>
-    </w:p>
-    <w:p>
-      <w:pPr>
-        <w:keepLines/>
-        <w:spacing w:after="120" w:before="20" w:line="320" w:lineRule="auto"/>
-        <w:jc w:val="center"/>
-      </w:pPr>
-      <w:r>
-        <w:rPr>
-          <w:rFonts w:ascii="Arial" w:cs="Arial" w:eastAsia="Arial" w:hAnsi="Arial"/>
-          <w:b/>
-          <w:bCs/>
-          <w:sz w:val="44"/>
-          <w:szCs w:val="44"/>
-        </w:rPr>
-        <w:t xml:space="preserve">THINK HARDER</w:t>
-      </w:r>
-    </w:p>
-    <w:p>
-      <w:pPr>
-        <w:keepLines/>
-        <w:spacing w:after="80" w:before="0" w:line="320" w:lineRule="auto"/>
-        <w:jc w:val="center"/>
-      </w:pPr>
-      <w:r>
-        <w:rPr>
-          <w:rFonts w:ascii="Arial" w:cs="Arial" w:eastAsia="Arial" w:hAnsi="Arial"/>
-          <w:i/>
-          <w:iCs/>
-          <w:sz w:val="24"/>
-          <w:szCs w:val="24"/>
-        </w:rPr>
-        <w:t xml:space="preserve">Use objects, draw a picture or make a table. Then write how you know. These pages are for early finishers or for home.</w:t>
-      </w:r>
-    </w:p>
-    <w:tbl>
-      <w:tblPr>
-        <w:tblW w:type="dxa" w:w="9900"/>
-        <w:tblBorders>
-          <w:top w:val="single" w:color="auto" w:sz="4"/>
-          <w:left w:val="single" w:color="auto" w:sz="4"/>
-          <w:bottom w:val="single" w:color="auto" w:sz="4"/>
-          <w:right w:val="single" w:color="auto" w:sz="4"/>
-          <w:insideH w:val="single" w:color="auto" w:sz="4"/>
-          <w:insideV w:val="single" w:color="auto" w:sz="4"/>
-        </w:tblBorders>
-      </w:tblPr>
-      <w:tblGrid>
-        <w:gridCol w:w="9900"/>
-      </w:tblGrid>
-      <w:tr>
-        <w:trPr>
-          <w:cantSplit/>
-        </w:trPr>
-        <w:tc>
-          <w:tcPr>
-            <w:tcW w:type="dxa" w:w="9900"/>
-            <w:tcBorders>
-              <w:top w:val="single" w:color="000000" w:sz="8"/>
-              <w:left w:val="single" w:color="000000" w:sz="8"/>
-              <w:bottom w:val="single" w:color="000000" w:sz="8"/>
-              <w:right w:val="single" w:color="000000" w:sz="8"/>
-            </w:tcBorders>
-            <w:shd w:fill="EDEDED" w:color="auto" w:val="clear"/>
-            <w:tcMar>
-              <w:top w:type="dxa" w:w="70"/>
-              <w:left w:type="dxa" w:w="100"/>
-              <w:bottom w:type="dxa" w:w="70"/>
-              <w:right w:type="dxa" w:w="100"/>
-            </w:tcMar>
-            <w:vAlign w:val="center"/>
-          </w:tcPr>
-          <w:p>
-            <w:pPr>
-              <w:keepLines/>
-              <w:spacing w:after="0" w:before="0" w:line="320" w:lineRule="auto"/>
-              <w:jc w:val="left"/>
-            </w:pPr>
-            <w:r>
-              <w:rPr>
-                <w:rFonts w:ascii="Arial" w:cs="Arial" w:eastAsia="Arial" w:hAnsi="Arial"/>
-                <w:b/>
-                <w:bCs/>
-                <w:sz w:val="26"/>
-                <w:szCs w:val="26"/>
-              </w:rPr>
-              <w:t xml:space="preserve">Stretch</w:t>
-            </w:r>
-          </w:p>
-        </w:tc>
-      </w:tr>
-    </w:tbl>
-    <w:p>
-      <w:pPr>
-        <w:keepNext/>
-        <w:keepLines/>
-        <w:spacing w:after="40" w:before="140" w:line="320" w:lineRule="auto"/>
-        <w:ind w:left="560" w:hanging="560"/>
-      </w:pPr>
-      <w:r>
-        <w:rPr>
-          <w:rFonts w:ascii="Arial" w:cs="Arial" w:eastAsia="Arial" w:hAnsi="Arial"/>
-          <w:b/>
-          <w:bCs/>
-          <w:sz w:val="26"/>
-          <w:szCs w:val="26"/>
-        </w:rPr>
-        <w:t xml:space="preserve">T1.</w:t>
-      </w:r>
-      <w:r>
-        <w:rPr>
-          <w:rFonts w:ascii="Arial" w:cs="Arial" w:eastAsia="Arial" w:hAnsi="Arial"/>
-          <w:sz w:val="26"/>
-          <w:szCs w:val="26"/>
-        </w:rPr>
-        <w:tab/>
-      </w:r>
-      <w:r>
-        <w:rPr>
-          <w:rFonts w:ascii="Arial" w:cs="Arial" w:eastAsia="Arial" w:hAnsi="Arial"/>
-          <w:sz w:val="26"/>
-          <w:szCs w:val="26"/>
-        </w:rPr>
-        <w:t xml:space="preserve">A pattern starts at 5 and adds 3 each time. What is the 10th number?</w:t>
-      </w:r>
-    </w:p>
-    <w:p>
-      <w:pPr>
-        <w:pBdr>
-          <w:bottom w:val="single" w:color="777777" w:sz="6" w:space="1"/>
-        </w:pBdr>
-        <w:spacing w:after="80" w:before="280"/>
-        <w:ind w:left="560"/>
-      </w:pPr>
-    </w:p>
-    <w:p>
-      <w:pPr>
-        <w:pBdr>
-          <w:bottom w:val="single" w:color="777777" w:sz="6" w:space="1"/>
-        </w:pBdr>
-        <w:spacing w:after="80" w:before="280"/>
-        <w:ind w:left="560"/>
-      </w:pPr>
-    </w:p>
-    <w:p>
-      <w:pPr>
-        <w:pBdr>
-          <w:bottom w:val="single" w:color="777777" w:sz="6" w:space="1"/>
-        </w:pBdr>
-        <w:spacing w:after="80" w:before="280"/>
-        <w:ind w:left="560"/>
-      </w:pPr>
-    </w:p>
-    <w:p>
-      <w:pPr>
-        <w:keepNext/>
-        <w:keepLines/>
-        <w:spacing w:after="40" w:before="140" w:line="320" w:lineRule="auto"/>
-        <w:ind w:left="560" w:hanging="560"/>
-      </w:pPr>
-      <w:r>
-        <w:rPr>
-          <w:rFonts w:ascii="Arial" w:cs="Arial" w:eastAsia="Arial" w:hAnsi="Arial"/>
-          <w:b/>
-          <w:bCs/>
-          <w:sz w:val="26"/>
-          <w:szCs w:val="26"/>
-        </w:rPr>
-        <w:t xml:space="preserve">T2.</w:t>
-      </w:r>
-      <w:r>
-        <w:rPr>
-          <w:rFonts w:ascii="Arial" w:cs="Arial" w:eastAsia="Arial" w:hAnsi="Arial"/>
-          <w:sz w:val="26"/>
-          <w:szCs w:val="26"/>
-        </w:rPr>
-        <w:tab/>
-      </w:r>
-      <w:r>
-        <w:rPr>
-          <w:rFonts w:ascii="Arial" w:cs="Arial" w:eastAsia="Arial" w:hAnsi="Arial"/>
-          <w:sz w:val="26"/>
-          <w:szCs w:val="26"/>
-        </w:rPr>
-        <w:t xml:space="preserve">Ali has 12 stickers. He gives 5 to Mei and then gets 3 more. How many does he have now?</w:t>
-      </w:r>
-    </w:p>
-    <w:p>
-      <w:pPr>
-        <w:pBdr>
-          <w:bottom w:val="single" w:color="777777" w:sz="6" w:space="1"/>
-        </w:pBdr>
-        <w:spacing w:after="80" w:before="280"/>
-        <w:ind w:left="560"/>
-      </w:pPr>
-    </w:p>
-    <w:p>
-      <w:pPr>
-        <w:pBdr>
-          <w:bottom w:val="single" w:color="777777" w:sz="6" w:space="1"/>
-        </w:pBdr>
-        <w:spacing w:after="80" w:before="280"/>
-        <w:ind w:left="560"/>
-      </w:pPr>
-    </w:p>
-    <w:p>
-      <w:pPr>
-        <w:pBdr>
-          <w:bottom w:val="single" w:color="777777" w:sz="6" w:space="1"/>
-        </w:pBdr>
-        <w:spacing w:after="80" w:before="280"/>
-        <w:ind w:left="560"/>
-      </w:pPr>
-    </w:p>
-    <w:p>
-      <w:pPr>
-        <w:keepNext/>
-        <w:keepLines/>
-        <w:spacing w:after="40" w:before="140" w:line="320" w:lineRule="auto"/>
-        <w:ind w:left="560" w:hanging="560"/>
-      </w:pPr>
-      <w:r>
-        <w:rPr>
-          <w:rFonts w:ascii="Arial" w:cs="Arial" w:eastAsia="Arial" w:hAnsi="Arial"/>
-          <w:b/>
-          <w:bCs/>
-          <w:sz w:val="26"/>
-          <w:szCs w:val="26"/>
-        </w:rPr>
-        <w:t xml:space="preserve">T3.</w:t>
-      </w:r>
-      <w:r>
-        <w:rPr>
-          <w:rFonts w:ascii="Arial" w:cs="Arial" w:eastAsia="Arial" w:hAnsi="Arial"/>
-          <w:sz w:val="26"/>
-          <w:szCs w:val="26"/>
-        </w:rPr>
-        <w:tab/>
-      </w:r>
-      <w:r>
-        <w:rPr>
-          <w:rFonts w:ascii="Arial" w:cs="Arial" w:eastAsia="Arial" w:hAnsi="Arial"/>
-          <w:sz w:val="26"/>
-          <w:szCs w:val="26"/>
-        </w:rPr>
-        <w:t xml:space="preserve">Which three coins from 5¢, 10¢, 20¢ and 50¢ make 45¢?</w:t>
-      </w:r>
-    </w:p>
-    <w:p>
-      <w:pPr>
-        <w:pBdr>
-          <w:bottom w:val="single" w:color="777777" w:sz="6" w:space="1"/>
-        </w:pBdr>
-        <w:spacing w:after="80" w:before="280"/>
-        <w:ind w:left="560"/>
-      </w:pPr>
-    </w:p>
-    <w:p>
-      <w:pPr>
-        <w:pBdr>
-          <w:bottom w:val="single" w:color="777777" w:sz="6" w:space="1"/>
-        </w:pBdr>
-        <w:spacing w:after="80" w:before="280"/>
-        <w:ind w:left="560"/>
-      </w:pPr>
-    </w:p>
-    <w:p>
-      <w:pPr>
-        <w:pBdr>
-          <w:bottom w:val="single" w:color="777777" w:sz="6" w:space="1"/>
-        </w:pBdr>
-        <w:spacing w:after="80" w:before="280"/>
-        <w:ind w:left="560"/>
-      </w:pPr>
-    </w:p>
-    <w:p>
-      <w:pPr>
-        <w:keepNext/>
-        <w:keepLines/>
-        <w:spacing w:after="40" w:before="140" w:line="320" w:lineRule="auto"/>
-        <w:ind w:left="560" w:hanging="560"/>
-      </w:pPr>
-      <w:r>
-        <w:rPr>
-          <w:rFonts w:ascii="Arial" w:cs="Arial" w:eastAsia="Arial" w:hAnsi="Arial"/>
-          <w:b/>
-          <w:bCs/>
-          <w:sz w:val="26"/>
-          <w:szCs w:val="26"/>
-        </w:rPr>
-        <w:t xml:space="preserve">T4.</w:t>
-      </w:r>
-      <w:r>
-        <w:rPr>
-          <w:rFonts w:ascii="Arial" w:cs="Arial" w:eastAsia="Arial" w:hAnsi="Arial"/>
-          <w:sz w:val="26"/>
-          <w:szCs w:val="26"/>
-        </w:rPr>
-        <w:tab/>
-      </w:r>
-      <w:r>
-        <w:rPr>
-          <w:rFonts w:ascii="Arial" w:cs="Arial" w:eastAsia="Arial" w:hAnsi="Arial"/>
-          <w:sz w:val="26"/>
-          <w:szCs w:val="26"/>
-        </w:rPr>
-        <w:t xml:space="preserve">A ribbon is 12 cubes. A string is 5 cubes shorter. How long is the string?</w:t>
-      </w:r>
-    </w:p>
-    <w:p>
-      <w:pPr>
-        <w:pBdr>
-          <w:bottom w:val="single" w:color="777777" w:sz="6" w:space="1"/>
-        </w:pBdr>
-        <w:spacing w:after="80" w:before="280"/>
-        <w:ind w:left="560"/>
-      </w:pPr>
-    </w:p>
-    <w:p>
-      <w:pPr>
-        <w:pBdr>
-          <w:bottom w:val="single" w:color="777777" w:sz="6" w:space="1"/>
-        </w:pBdr>
-        <w:spacing w:after="80" w:before="280"/>
-        <w:ind w:left="560"/>
-      </w:pPr>
-    </w:p>
-    <w:p>
-      <w:pPr>
-        <w:pBdr>
-          <w:bottom w:val="single" w:color="777777" w:sz="6" w:space="1"/>
-        </w:pBdr>
-        <w:spacing w:after="80" w:before="280"/>
-        <w:ind w:left="560"/>
-      </w:pPr>
-    </w:p>
-    <w:p>
-      <w:pPr>
-        <w:keepLines/>
-        <w:pageBreakBefore/>
-        <w:spacing w:after="0" w:before="0" w:line="320" w:lineRule="auto"/>
-      </w:pPr>
-      <w:r>
-        <w:rPr>
-          <w:rFonts w:ascii="Arial" w:cs="Arial" w:eastAsia="Arial" w:hAnsi="Arial"/>
-          <w:sz w:val="26"/>
-          <w:szCs w:val="26"/>
-        </w:rPr>
-        <w:t xml:space="preserve"/>
-      </w:r>
-    </w:p>
-    <w:p>
-      <w:pPr>
-        <w:keepLines/>
-        <w:spacing w:after="60" w:before="0" w:line="320" w:lineRule="auto"/>
-      </w:pPr>
-      <w:r>
-        <w:rPr>
-          <w:rFonts w:ascii="Arial" w:cs="Arial" w:eastAsia="Arial" w:hAnsi="Arial"/>
-          <w:b/>
-          <w:bCs/>
-          <w:color w:val="666666"/>
-          <w:sz w:val="22"/>
-          <w:szCs w:val="22"/>
-        </w:rPr>
-        <w:t xml:space="preserve">Lesson 10  •  MIXED PUZZLES</w:t>
-      </w:r>
-    </w:p>
-    <w:tbl>
-      <w:tblPr>
-        <w:tblW w:type="dxa" w:w="9900"/>
-        <w:tblBorders>
-          <w:top w:val="single" w:color="auto" w:sz="4"/>
-          <w:left w:val="single" w:color="auto" w:sz="4"/>
-          <w:bottom w:val="single" w:color="auto" w:sz="4"/>
-          <w:right w:val="single" w:color="auto" w:sz="4"/>
-          <w:insideH w:val="single" w:color="auto" w:sz="4"/>
-          <w:insideV w:val="single" w:color="auto" w:sz="4"/>
-        </w:tblBorders>
-      </w:tblPr>
-      <w:tblGrid>
-        <w:gridCol w:w="9900"/>
-      </w:tblGrid>
-      <w:tr>
-        <w:trPr>
-          <w:cantSplit/>
-        </w:trPr>
-        <w:tc>
-          <w:tcPr>
-            <w:tcW w:type="dxa" w:w="9900"/>
-            <w:tcBorders>
-              <w:top w:val="single" w:color="000000" w:sz="8"/>
-              <w:left w:val="single" w:color="000000" w:sz="8"/>
-              <w:bottom w:val="single" w:color="000000" w:sz="8"/>
-              <w:right w:val="single" w:color="000000" w:sz="8"/>
-            </w:tcBorders>
-            <w:shd w:fill="EDEDED" w:color="auto" w:val="clear"/>
-            <w:tcMar>
-              <w:top w:type="dxa" w:w="70"/>
-              <w:left w:type="dxa" w:w="100"/>
-              <w:bottom w:type="dxa" w:w="70"/>
-              <w:right w:type="dxa" w:w="100"/>
-            </w:tcMar>
-            <w:vAlign w:val="center"/>
-          </w:tcPr>
-          <w:p>
-            <w:pPr>
-              <w:keepLines/>
-              <w:spacing w:after="0" w:before="0" w:line="320" w:lineRule="auto"/>
-              <w:jc w:val="left"/>
-            </w:pPr>
-            <w:r>
-              <w:rPr>
-                <w:rFonts w:ascii="Arial" w:cs="Arial" w:eastAsia="Arial" w:hAnsi="Arial"/>
-                <w:b/>
-                <w:bCs/>
-                <w:sz w:val="26"/>
-                <w:szCs w:val="26"/>
-              </w:rPr>
-              <w:t xml:space="preserve">Challenge  (for strong thinkers)</w:t>
-            </w:r>
-          </w:p>
-        </w:tc>
-      </w:tr>
-    </w:tbl>
-    <w:p>
-      <w:pPr>
-        <w:keepNext/>
-        <w:keepLines/>
-        <w:spacing w:after="40" w:before="200" w:line="320" w:lineRule="auto"/>
-        <w:ind w:left="560" w:hanging="560"/>
-      </w:pPr>
-      <w:r>
-        <w:rPr>
-          <w:rFonts w:ascii="Arial" w:cs="Arial" w:eastAsia="Arial" w:hAnsi="Arial"/>
-          <w:b/>
-          <w:bCs/>
-          <w:sz w:val="26"/>
-          <w:szCs w:val="26"/>
-        </w:rPr>
-        <w:t xml:space="preserve">C1.</w:t>
-      </w:r>
-      <w:r>
-        <w:rPr>
-          <w:rFonts w:ascii="Arial" w:cs="Arial" w:eastAsia="Arial" w:hAnsi="Arial"/>
-          <w:sz w:val="26"/>
-          <w:szCs w:val="26"/>
-        </w:rPr>
-        <w:tab/>
-      </w:r>
-      <w:r>
-        <w:rPr>
-          <w:rFonts w:ascii="Arial" w:cs="Arial" w:eastAsia="Arial" w:hAnsi="Arial"/>
-          <w:sz w:val="26"/>
-          <w:szCs w:val="26"/>
-        </w:rPr>
-        <w:t xml:space="preserve">Frog A jumps in 3s from 0 and frog B jumps in 5s from 0. Which numbers up to 60 do both land on?</w:t>
-      </w:r>
-    </w:p>
-    <w:p>
-      <w:pPr>
-        <w:pBdr>
-          <w:bottom w:val="single" w:color="777777" w:sz="6" w:space="1"/>
-        </w:pBdr>
-        <w:spacing w:after="80" w:before="280"/>
-        <w:ind w:left="560"/>
-      </w:pPr>
-    </w:p>
-    <w:p>
-      <w:pPr>
-        <w:pBdr>
-          <w:bottom w:val="single" w:color="777777" w:sz="6" w:space="1"/>
-        </w:pBdr>
-        <w:spacing w:after="80" w:before="280"/>
-        <w:ind w:left="560"/>
-      </w:pPr>
-    </w:p>
-    <w:p>
-      <w:pPr>
-        <w:pBdr>
-          <w:bottom w:val="single" w:color="777777" w:sz="6" w:space="1"/>
-        </w:pBdr>
-        <w:spacing w:after="80" w:before="280"/>
-        <w:ind w:left="560"/>
-      </w:pPr>
-    </w:p>
-    <w:p>
-      <w:pPr>
-        <w:pBdr>
-          <w:bottom w:val="single" w:color="777777" w:sz="6" w:space="1"/>
-        </w:pBdr>
-        <w:spacing w:after="80" w:before="280"/>
-        <w:ind w:left="560"/>
-      </w:pPr>
-    </w:p>
-    <w:p>
-      <w:pPr>
-        <w:keepNext/>
-        <w:keepLines/>
-        <w:spacing w:after="40" w:before="200" w:line="320" w:lineRule="auto"/>
-        <w:ind w:left="560" w:hanging="560"/>
-      </w:pPr>
-      <w:r>
-        <w:rPr>
-          <w:rFonts w:ascii="Arial" w:cs="Arial" w:eastAsia="Arial" w:hAnsi="Arial"/>
-          <w:b/>
-          <w:bCs/>
-          <w:sz w:val="26"/>
-          <w:szCs w:val="26"/>
-        </w:rPr>
-        <w:t xml:space="preserve">C2.</w:t>
-      </w:r>
-      <w:r>
-        <w:rPr>
-          <w:rFonts w:ascii="Arial" w:cs="Arial" w:eastAsia="Arial" w:hAnsi="Arial"/>
-          <w:sz w:val="26"/>
-          <w:szCs w:val="26"/>
-        </w:rPr>
-        <w:tab/>
-      </w:r>
-      <w:r>
-        <w:rPr>
-          <w:rFonts w:ascii="Arial" w:cs="Arial" w:eastAsia="Arial" w:hAnsi="Arial"/>
-          <w:sz w:val="26"/>
-          <w:szCs w:val="26"/>
-        </w:rPr>
-        <w:t xml:space="preserve">Ali has some stickers. Ben has 4 more than Ali. Mei has 3 fewer than Ben. Together they have 29. How many does each have?</w:t>
-      </w:r>
-    </w:p>
-    <w:p>
-      <w:pPr>
-        <w:pBdr>
-          <w:bottom w:val="single" w:color="777777" w:sz="6" w:space="1"/>
-        </w:pBdr>
-        <w:spacing w:after="80" w:before="280"/>
-        <w:ind w:left="560"/>
-      </w:pPr>
-    </w:p>
-    <w:p>
-      <w:pPr>
-        <w:pBdr>
-          <w:bottom w:val="single" w:color="777777" w:sz="6" w:space="1"/>
-        </w:pBdr>
-        <w:spacing w:after="80" w:before="280"/>
-        <w:ind w:left="560"/>
-      </w:pPr>
-    </w:p>
-    <w:p>
-      <w:pPr>
-        <w:pBdr>
-          <w:bottom w:val="single" w:color="777777" w:sz="6" w:space="1"/>
-        </w:pBdr>
-        <w:spacing w:after="80" w:before="280"/>
-        <w:ind w:left="560"/>
-      </w:pPr>
-    </w:p>
-    <w:p>
-      <w:pPr>
-        <w:pBdr>
-          <w:bottom w:val="single" w:color="777777" w:sz="6" w:space="1"/>
-        </w:pBdr>
-        <w:spacing w:after="80" w:before="280"/>
-        <w:ind w:left="560"/>
-      </w:pPr>
-    </w:p>
-    <w:p>
-      <w:pPr>
-        <w:keepNext/>
-        <w:keepLines/>
-        <w:spacing w:after="40" w:before="200" w:line="320" w:lineRule="auto"/>
-        <w:ind w:left="560" w:hanging="560"/>
-      </w:pPr>
-      <w:r>
-        <w:rPr>
-          <w:rFonts w:ascii="Arial" w:cs="Arial" w:eastAsia="Arial" w:hAnsi="Arial"/>
-          <w:b/>
-          <w:bCs/>
-          <w:sz w:val="26"/>
-          <w:szCs w:val="26"/>
-        </w:rPr>
-        <w:t xml:space="preserve">C3.</w:t>
-      </w:r>
-      <w:r>
-        <w:rPr>
-          <w:rFonts w:ascii="Arial" w:cs="Arial" w:eastAsia="Arial" w:hAnsi="Arial"/>
-          <w:sz w:val="26"/>
-          <w:szCs w:val="26"/>
-        </w:rPr>
-        <w:tab/>
-      </w:r>
-      <w:r>
-        <w:rPr>
-          <w:rFonts w:ascii="Arial" w:cs="Arial" w:eastAsia="Arial" w:hAnsi="Arial"/>
-          <w:sz w:val="26"/>
-          <w:szCs w:val="26"/>
-        </w:rPr>
-        <w:t xml:space="preserve">Make 70¢ using exactly 4 coins from 5¢, 10¢, 20¢ and 50¢. How many ways are there?</w:t>
-      </w:r>
-    </w:p>
-    <w:p>
-      <w:pPr>
-        <w:pBdr>
-          <w:bottom w:val="single" w:color="777777" w:sz="6" w:space="1"/>
-        </w:pBdr>
-        <w:spacing w:after="80" w:before="280"/>
-        <w:ind w:left="560"/>
-      </w:pPr>
-    </w:p>
-    <w:p>
-      <w:pPr>
-        <w:pBdr>
-          <w:bottom w:val="single" w:color="777777" w:sz="6" w:space="1"/>
-        </w:pBdr>
-        <w:spacing w:after="80" w:before="280"/>
-        <w:ind w:left="560"/>
-      </w:pPr>
-    </w:p>
-    <w:p>
-      <w:pPr>
-        <w:pBdr>
-          <w:bottom w:val="single" w:color="777777" w:sz="6" w:space="1"/>
-        </w:pBdr>
-        <w:spacing w:after="80" w:before="280"/>
-        <w:ind w:left="560"/>
-      </w:pPr>
-    </w:p>
-    <w:p>
-      <w:pPr>
-        <w:pBdr>
-          <w:bottom w:val="single" w:color="777777" w:sz="6" w:space="1"/>
-        </w:pBdr>
-        <w:spacing w:after="80" w:before="280"/>
-        <w:ind w:left="560"/>
-      </w:pPr>
-    </w:p>
-    <w:p>
-      <w:pPr>
-        <w:keepLines/>
-        <w:pageBreakBefore/>
-        <w:spacing w:after="80" w:before="0" w:line="320" w:lineRule="auto"/>
-        <w:jc w:val="center"/>
-      </w:pPr>
-      <w:r>
-        <w:rPr>
-          <w:rFonts w:ascii="Arial" w:cs="Arial" w:eastAsia="Arial" w:hAnsi="Arial"/>
-          <w:b/>
-          <w:bCs/>
-          <w:sz w:val="40"/>
-          <w:szCs w:val="40"/>
-        </w:rPr>
-        <w:t xml:space="preserve">Cut-outs</w:t>
-      </w:r>
-    </w:p>
-    <w:p>
-      <w:pPr>
-        <w:keepLines/>
-        <w:spacing w:after="120" w:before="0" w:line="320" w:lineRule="auto"/>
-        <w:jc w:val="center"/>
-      </w:pPr>
-      <w:r>
-        <w:rPr>
-          <w:rFonts w:ascii="Arial" w:cs="Arial" w:eastAsia="Arial" w:hAnsi="Arial"/>
-          <w:sz w:val="24"/>
-          <w:szCs w:val="24"/>
-        </w:rPr>
-        <w:t xml:space="preserve">For Lesson 6 (Coin Combos) and Lesson 9 (Measure It!). Print, cut along the dashed lines, and keep in an envelope.</w:t>
-      </w:r>
-    </w:p>
-    <w:p>
-      <w:pPr>
-        <w:keepLines/>
-        <w:spacing w:after="60" w:before="0" w:line="320" w:lineRule="auto"/>
-      </w:pPr>
-      <w:r>
-        <w:rPr>
-          <w:rFonts w:ascii="Arial" w:cs="Arial" w:eastAsia="Arial" w:hAnsi="Arial"/>
-          <w:b/>
-          <w:bCs/>
-          <w:sz w:val="28"/>
-          <w:szCs w:val="28"/>
-        </w:rPr>
-        <w:t xml:space="preserve">Play coins</w:t>
-      </w:r>
-    </w:p>
-    <w:p>
-      <w:pPr>
-        <w:keepLines/>
-        <w:spacing w:after="120" w:before="0" w:line="320" w:lineRule="auto"/>
-        <w:jc w:val="center"/>
-      </w:pPr>
-      <w:r>
-        <w:drawing>
-          <wp:inline distT="0" distB="0" distL="0" distR="0">
-            <wp:extent cx="5715000" cy="3514725"/>
-            <wp:effectExtent t="0" r="0" b="0" l="0"/>
-            <wp:docPr id="10" name="coins.png" descr="coins.png" title="coins.png"/>
+            <wp:docPr id="10" name="tri_one.png" descr="tri_one.png" title="tri_one.png"/>
             <wp:cNvGraphicFramePr>
               <a:graphicFrameLocks xmlns:a="http://schemas.openxmlformats.org/drawingml/2006/main" noChangeAspect="1"/>
             </wp:cNvGraphicFramePr>
@@ -26468,7 +25376,7 @@
                   <pic:spPr bwMode="auto">
                     <a:xfrm>
                       <a:off x="0" y="0"/>
-                      <a:ext cx="5715000" cy="3514725"/>
+                      <a:ext cx="1905000" cy="1304925"/>
                     </a:xfrm>
                     <a:prstGeom prst="rect">
                       <a:avLst/>
@@ -26484,7 +25392,1083 @@
     <w:p>
       <w:pPr>
         <w:keepLines/>
-        <w:spacing w:after="60" w:before="120" w:line="320" w:lineRule="auto"/>
+        <w:spacing w:after="120" w:before="160" w:line="320" w:lineRule="auto"/>
+        <w:ind w:left="560" w:hanging="560"/>
+      </w:pPr>
+      <w:r>
+        <w:rPr>
+          <w:rFonts w:ascii="Arial" w:cs="Arial" w:eastAsia="Arial" w:hAnsi="Arial"/>
+          <w:b/>
+          <w:bCs/>
+          <w:sz w:val="26"/>
+          <w:szCs w:val="26"/>
+        </w:rPr>
+        <w:t xml:space="preserve">6.</w:t>
+      </w:r>
+      <w:r>
+        <w:rPr>
+          <w:rFonts w:ascii="Arial" w:cs="Arial" w:eastAsia="Arial" w:hAnsi="Arial"/>
+          <w:sz w:val="26"/>
+          <w:szCs w:val="26"/>
+        </w:rPr>
+        <w:tab/>
+      </w:r>
+      <w:r>
+        <w:rPr>
+          <w:rFonts w:ascii="Arial" w:cs="Arial" w:eastAsia="Arial" w:hAnsi="Arial"/>
+          <w:sz w:val="26"/>
+          <w:szCs w:val="26"/>
+        </w:rPr>
+        <w:t xml:space="preserve">Ali is older than Ben. Mei is younger than Ben. Who is the youngest?   ____________</w:t>
+      </w:r>
+    </w:p>
+    <w:p>
+      <w:pPr>
+        <w:keepLines/>
+        <w:spacing w:after="120" w:before="160" w:line="320" w:lineRule="auto"/>
+        <w:ind w:left="560" w:hanging="560"/>
+      </w:pPr>
+      <w:r>
+        <w:rPr>
+          <w:rFonts w:ascii="Arial" w:cs="Arial" w:eastAsia="Arial" w:hAnsi="Arial"/>
+          <w:b/>
+          <w:bCs/>
+          <w:sz w:val="26"/>
+          <w:szCs w:val="26"/>
+        </w:rPr>
+        <w:t xml:space="preserve">7.</w:t>
+      </w:r>
+      <w:r>
+        <w:rPr>
+          <w:rFonts w:ascii="Arial" w:cs="Arial" w:eastAsia="Arial" w:hAnsi="Arial"/>
+          <w:sz w:val="26"/>
+          <w:szCs w:val="26"/>
+        </w:rPr>
+        <w:tab/>
+      </w:r>
+      <w:r>
+        <w:rPr>
+          <w:rFonts w:ascii="Arial" w:cs="Arial" w:eastAsia="Arial" w:hAnsi="Arial"/>
+          <w:sz w:val="26"/>
+          <w:szCs w:val="26"/>
+        </w:rPr>
+        <w:t xml:space="preserve">I think of a number. I add 9. Then I take away 4. I get 10. What is my number?   ____</w:t>
+      </w:r>
+    </w:p>
+    <w:p>
+      <w:pPr>
+        <w:keepNext/>
+        <w:keepLines/>
+        <w:spacing w:after="120" w:before="160" w:line="320" w:lineRule="auto"/>
+        <w:ind w:left="560" w:hanging="560"/>
+      </w:pPr>
+      <w:r>
+        <w:rPr>
+          <w:rFonts w:ascii="Arial" w:cs="Arial" w:eastAsia="Arial" w:hAnsi="Arial"/>
+          <w:b/>
+          <w:bCs/>
+          <w:sz w:val="26"/>
+          <w:szCs w:val="26"/>
+        </w:rPr>
+        <w:t xml:space="preserve">8.</w:t>
+      </w:r>
+      <w:r>
+        <w:rPr>
+          <w:rFonts w:ascii="Arial" w:cs="Arial" w:eastAsia="Arial" w:hAnsi="Arial"/>
+          <w:sz w:val="26"/>
+          <w:szCs w:val="26"/>
+        </w:rPr>
+        <w:tab/>
+      </w:r>
+      <w:r>
+        <w:rPr>
+          <w:rFonts w:ascii="Arial" w:cs="Arial" w:eastAsia="Arial" w:hAnsi="Arial"/>
+          <w:sz w:val="26"/>
+          <w:szCs w:val="26"/>
+        </w:rPr>
+        <w:t xml:space="preserve">A pencil is 6 cubes long. A pen is 4 cubes longer than the pencil.</w:t>
+      </w:r>
+    </w:p>
+    <w:p>
+      <w:pPr>
+        <w:keepLines/>
+        <w:spacing w:after="120" w:before="0" w:line="320" w:lineRule="auto"/>
+        <w:ind w:left="1000" w:hanging="440"/>
+      </w:pPr>
+      <w:r>
+        <w:rPr>
+          <w:rFonts w:ascii="Arial" w:cs="Arial" w:eastAsia="Arial" w:hAnsi="Arial"/>
+          <w:b/>
+          <w:bCs/>
+          <w:sz w:val="26"/>
+          <w:szCs w:val="26"/>
+        </w:rPr>
+        <w:t xml:space="preserve">(a)  </w:t>
+      </w:r>
+      <w:r>
+        <w:rPr>
+          <w:rFonts w:ascii="Arial" w:cs="Arial" w:eastAsia="Arial" w:hAnsi="Arial"/>
+          <w:sz w:val="26"/>
+          <w:szCs w:val="26"/>
+        </w:rPr>
+        <w:t xml:space="preserve">How long is the pen?   ____ cubes</w:t>
+      </w:r>
+    </w:p>
+    <w:p>
+      <w:pPr>
+        <w:keepLines/>
+        <w:spacing w:after="120" w:before="0" w:line="320" w:lineRule="auto"/>
+        <w:ind w:left="1000" w:hanging="440"/>
+      </w:pPr>
+      <w:r>
+        <w:rPr>
+          <w:rFonts w:ascii="Arial" w:cs="Arial" w:eastAsia="Arial" w:hAnsi="Arial"/>
+          <w:b/>
+          <w:bCs/>
+          <w:sz w:val="26"/>
+          <w:szCs w:val="26"/>
+        </w:rPr>
+        <w:t xml:space="preserve">(b)  </w:t>
+      </w:r>
+      <w:r>
+        <w:rPr>
+          <w:rFonts w:ascii="Arial" w:cs="Arial" w:eastAsia="Arial" w:hAnsi="Arial"/>
+          <w:sz w:val="26"/>
+          <w:szCs w:val="26"/>
+        </w:rPr>
+        <w:t xml:space="preserve">Put the pen and the pencil end to end. How long are they together?   ____ cubes</w:t>
+      </w:r>
+    </w:p>
+    <w:p>
+      <w:pPr>
+        <w:keepNext/>
+        <w:keepLines/>
+        <w:spacing w:after="120" w:before="160" w:line="320" w:lineRule="auto"/>
+        <w:ind w:left="560" w:hanging="560"/>
+      </w:pPr>
+      <w:r>
+        <w:rPr>
+          <w:rFonts w:ascii="Arial" w:cs="Arial" w:eastAsia="Arial" w:hAnsi="Arial"/>
+          <w:b/>
+          <w:bCs/>
+          <w:sz w:val="26"/>
+          <w:szCs w:val="26"/>
+        </w:rPr>
+        <w:t xml:space="preserve">9.</w:t>
+      </w:r>
+      <w:r>
+        <w:rPr>
+          <w:rFonts w:ascii="Arial" w:cs="Arial" w:eastAsia="Arial" w:hAnsi="Arial"/>
+          <w:sz w:val="26"/>
+          <w:szCs w:val="26"/>
+        </w:rPr>
+        <w:tab/>
+      </w:r>
+      <w:r>
+        <w:rPr>
+          <w:rFonts w:ascii="Arial" w:cs="Arial" w:eastAsia="Arial" w:hAnsi="Arial"/>
+          <w:sz w:val="26"/>
+          <w:szCs w:val="26"/>
+        </w:rPr>
+        <w:t xml:space="preserve">Make a challenge puzzle for a friend. Write the puzzle and the answer. (We do this in talk time.)</w:t>
+      </w:r>
+    </w:p>
+    <w:p>
+      <w:pPr>
+        <w:pBdr>
+          <w:bottom w:val="single" w:color="777777" w:sz="6" w:space="1"/>
+        </w:pBdr>
+        <w:spacing w:after="80" w:before="280"/>
+        <w:ind w:left="560"/>
+      </w:pPr>
+    </w:p>
+    <w:p>
+      <w:pPr>
+        <w:pBdr>
+          <w:bottom w:val="single" w:color="777777" w:sz="6" w:space="1"/>
+        </w:pBdr>
+        <w:spacing w:after="80" w:before="280"/>
+        <w:ind w:left="560"/>
+      </w:pPr>
+    </w:p>
+    <w:p>
+      <w:pPr>
+        <w:pBdr>
+          <w:bottom w:val="single" w:color="777777" w:sz="6" w:space="1"/>
+        </w:pBdr>
+        <w:spacing w:after="80" w:before="280"/>
+        <w:ind w:left="560"/>
+      </w:pPr>
+    </w:p>
+    <w:p>
+      <w:pPr>
+        <w:pBdr>
+          <w:bottom w:val="single" w:color="777777" w:sz="6" w:space="1"/>
+        </w:pBdr>
+        <w:spacing w:after="80" w:before="280"/>
+        <w:ind w:left="560"/>
+      </w:pPr>
+    </w:p>
+    <w:p>
+      <w:pPr>
+        <w:keepLines/>
+        <w:spacing w:after="100" w:before="240" w:line="320" w:lineRule="auto"/>
+      </w:pPr>
+      <w:r>
+        <w:rPr>
+          <w:rFonts w:ascii="Arial" w:cs="Arial" w:eastAsia="Arial" w:hAnsi="Arial"/>
+          <w:sz w:val="24"/>
+          <w:szCs w:val="24"/>
+        </w:rPr>
+        <w:t xml:space="preserve">The puzzle I liked best today was ______________________ because ______________________</w:t>
+      </w:r>
+    </w:p>
+    <w:p>
+      <w:pPr>
+        <w:keepLines/>
+        <w:pageBreakBefore/>
+        <w:spacing w:after="60" w:before="0" w:line="320" w:lineRule="auto"/>
+        <w:jc w:val="right"/>
+      </w:pPr>
+      <w:r>
+        <w:rPr>
+          <w:rFonts w:ascii="Arial" w:cs="Arial" w:eastAsia="Arial" w:hAnsi="Arial"/>
+          <w:b/>
+          <w:bCs/>
+          <w:sz w:val="24"/>
+          <w:szCs w:val="24"/>
+        </w:rPr>
+        <w:t xml:space="preserve">Lesson 10</w:t>
+      </w:r>
+    </w:p>
+    <w:tbl>
+      <w:tblPr>
+        <w:tblW w:type="dxa" w:w="9900"/>
+        <w:tblBorders>
+          <w:top w:val="single" w:color="auto" w:sz="4"/>
+          <w:left w:val="single" w:color="auto" w:sz="4"/>
+          <w:bottom w:val="single" w:color="auto" w:sz="4"/>
+          <w:right w:val="single" w:color="auto" w:sz="4"/>
+          <w:insideH w:val="single" w:color="auto" w:sz="4"/>
+          <w:insideV w:val="single" w:color="auto" w:sz="4"/>
+        </w:tblBorders>
+      </w:tblPr>
+      <w:tblGrid>
+        <w:gridCol w:w="9900"/>
+      </w:tblGrid>
+      <w:tr>
+        <w:trPr>
+          <w:cantSplit/>
+        </w:trPr>
+        <w:tc>
+          <w:tcPr>
+            <w:tcW w:type="dxa" w:w="9900"/>
+            <w:tcBorders>
+              <w:top w:val="single" w:color="000000" w:sz="8"/>
+              <w:left w:val="single" w:color="000000" w:sz="8"/>
+              <w:bottom w:val="single" w:color="000000" w:sz="8"/>
+              <w:right w:val="single" w:color="000000" w:sz="8"/>
+            </w:tcBorders>
+            <w:shd w:fill="D9D9D9" w:color="auto" w:val="clear"/>
+            <w:tcMar>
+              <w:top w:type="dxa" w:w="100"/>
+              <w:left w:type="dxa" w:w="100"/>
+              <w:bottom w:type="dxa" w:w="100"/>
+              <w:right w:type="dxa" w:w="100"/>
+            </w:tcMar>
+            <w:vAlign w:val="center"/>
+          </w:tcPr>
+          <w:p>
+            <w:pPr>
+              <w:keepLines/>
+              <w:spacing w:after="0" w:before="0" w:line="320" w:lineRule="auto"/>
+              <w:jc w:val="center"/>
+            </w:pPr>
+            <w:r>
+              <w:rPr>
+                <w:rFonts w:ascii="Arial" w:cs="Arial" w:eastAsia="Arial" w:hAnsi="Arial"/>
+                <w:b/>
+                <w:bCs/>
+                <w:sz w:val="24"/>
+                <w:szCs w:val="24"/>
+              </w:rPr>
+              <w:t xml:space="preserve">MATH INQUIRERS HOLIDAY PROGRAM  •  PRIMARY 1</w:t>
+            </w:r>
+          </w:p>
+        </w:tc>
+      </w:tr>
+      <w:tr>
+        <w:trPr>
+          <w:cantSplit/>
+        </w:trPr>
+        <w:tc>
+          <w:tcPr>
+            <w:tcW w:type="dxa" w:w="9900"/>
+            <w:tcBorders>
+              <w:top w:val="single" w:color="000000" w:sz="8"/>
+              <w:left w:val="single" w:color="000000" w:sz="8"/>
+              <w:bottom w:val="single" w:color="000000" w:sz="8"/>
+              <w:right w:val="single" w:color="000000" w:sz="8"/>
+            </w:tcBorders>
+            <w:tcMar>
+              <w:top w:type="dxa" w:w="100"/>
+              <w:left w:type="dxa" w:w="100"/>
+              <w:bottom w:type="dxa" w:w="100"/>
+              <w:right w:type="dxa" w:w="100"/>
+            </w:tcMar>
+            <w:vAlign w:val="center"/>
+          </w:tcPr>
+          <w:p>
+            <w:pPr>
+              <w:keepLines/>
+              <w:spacing w:after="0" w:before="0" w:line="320" w:lineRule="auto"/>
+              <w:jc w:val="center"/>
+            </w:pPr>
+            <w:r>
+              <w:rPr>
+                <w:rFonts w:ascii="Arial" w:cs="Arial" w:eastAsia="Arial" w:hAnsi="Arial"/>
+                <w:b/>
+                <w:bCs/>
+                <w:sz w:val="26"/>
+                <w:szCs w:val="26"/>
+              </w:rPr>
+              <w:t xml:space="preserve">MIXED PUZZLES</w:t>
+            </w:r>
+          </w:p>
+        </w:tc>
+      </w:tr>
+    </w:tbl>
+    <w:p>
+      <w:pPr>
+        <w:keepLines/>
+        <w:spacing w:after="120" w:before="160" w:line="320" w:lineRule="auto"/>
+      </w:pPr>
+      <w:r>
+        <w:rPr>
+          <w:rFonts w:ascii="Arial" w:cs="Arial" w:eastAsia="Arial" w:hAnsi="Arial"/>
+          <w:b/>
+          <w:bCs/>
+          <w:sz w:val="24"/>
+          <w:szCs w:val="24"/>
+        </w:rPr>
+        <w:t xml:space="preserve">Name: </w:t>
+      </w:r>
+      <w:r>
+        <w:rPr>
+          <w:rFonts w:ascii="Arial" w:cs="Arial" w:eastAsia="Arial" w:hAnsi="Arial"/>
+          <w:sz w:val="24"/>
+          <w:szCs w:val="24"/>
+        </w:rPr>
+        <w:t xml:space="preserve">______________________   </w:t>
+      </w:r>
+      <w:r>
+        <w:rPr>
+          <w:rFonts w:ascii="Arial" w:cs="Arial" w:eastAsia="Arial" w:hAnsi="Arial"/>
+          <w:b/>
+          <w:bCs/>
+          <w:sz w:val="24"/>
+          <w:szCs w:val="24"/>
+        </w:rPr>
+        <w:t xml:space="preserve">Class / Group: </w:t>
+      </w:r>
+      <w:r>
+        <w:rPr>
+          <w:rFonts w:ascii="Arial" w:cs="Arial" w:eastAsia="Arial" w:hAnsi="Arial"/>
+          <w:sz w:val="24"/>
+          <w:szCs w:val="24"/>
+        </w:rPr>
+        <w:t xml:space="preserve">_________   </w:t>
+      </w:r>
+      <w:r>
+        <w:rPr>
+          <w:rFonts w:ascii="Arial" w:cs="Arial" w:eastAsia="Arial" w:hAnsi="Arial"/>
+          <w:b/>
+          <w:bCs/>
+          <w:sz w:val="24"/>
+          <w:szCs w:val="24"/>
+        </w:rPr>
+        <w:t xml:space="preserve">Date: </w:t>
+      </w:r>
+      <w:r>
+        <w:rPr>
+          <w:rFonts w:ascii="Arial" w:cs="Arial" w:eastAsia="Arial" w:hAnsi="Arial"/>
+          <w:sz w:val="24"/>
+          <w:szCs w:val="24"/>
+        </w:rPr>
+        <w:t xml:space="preserve">____________</w:t>
+      </w:r>
+    </w:p>
+    <w:p>
+      <w:pPr>
+        <w:keepLines/>
+        <w:spacing w:after="120" w:before="20" w:line="320" w:lineRule="auto"/>
+        <w:jc w:val="center"/>
+      </w:pPr>
+      <w:r>
+        <w:rPr>
+          <w:rFonts w:ascii="Arial" w:cs="Arial" w:eastAsia="Arial" w:hAnsi="Arial"/>
+          <w:b/>
+          <w:bCs/>
+          <w:sz w:val="44"/>
+          <w:szCs w:val="44"/>
+        </w:rPr>
+        <w:t xml:space="preserve">THINK HARDER</w:t>
+      </w:r>
+    </w:p>
+    <w:p>
+      <w:pPr>
+        <w:keepLines/>
+        <w:spacing w:after="80" w:before="0" w:line="320" w:lineRule="auto"/>
+        <w:jc w:val="center"/>
+      </w:pPr>
+      <w:r>
+        <w:rPr>
+          <w:rFonts w:ascii="Arial" w:cs="Arial" w:eastAsia="Arial" w:hAnsi="Arial"/>
+          <w:i/>
+          <w:iCs/>
+          <w:sz w:val="24"/>
+          <w:szCs w:val="24"/>
+        </w:rPr>
+        <w:t xml:space="preserve">Use objects, draw a picture or make a table. Then write how you know. These pages are for early finishers or for home.</w:t>
+      </w:r>
+    </w:p>
+    <w:tbl>
+      <w:tblPr>
+        <w:tblW w:type="dxa" w:w="9900"/>
+        <w:tblBorders>
+          <w:top w:val="single" w:color="auto" w:sz="4"/>
+          <w:left w:val="single" w:color="auto" w:sz="4"/>
+          <w:bottom w:val="single" w:color="auto" w:sz="4"/>
+          <w:right w:val="single" w:color="auto" w:sz="4"/>
+          <w:insideH w:val="single" w:color="auto" w:sz="4"/>
+          <w:insideV w:val="single" w:color="auto" w:sz="4"/>
+        </w:tblBorders>
+      </w:tblPr>
+      <w:tblGrid>
+        <w:gridCol w:w="9900"/>
+      </w:tblGrid>
+      <w:tr>
+        <w:trPr>
+          <w:cantSplit/>
+        </w:trPr>
+        <w:tc>
+          <w:tcPr>
+            <w:tcW w:type="dxa" w:w="9900"/>
+            <w:tcBorders>
+              <w:top w:val="single" w:color="000000" w:sz="8"/>
+              <w:left w:val="single" w:color="000000" w:sz="8"/>
+              <w:bottom w:val="single" w:color="000000" w:sz="8"/>
+              <w:right w:val="single" w:color="000000" w:sz="8"/>
+            </w:tcBorders>
+            <w:shd w:fill="EDEDED" w:color="auto" w:val="clear"/>
+            <w:tcMar>
+              <w:top w:type="dxa" w:w="70"/>
+              <w:left w:type="dxa" w:w="100"/>
+              <w:bottom w:type="dxa" w:w="70"/>
+              <w:right w:type="dxa" w:w="100"/>
+            </w:tcMar>
+            <w:vAlign w:val="center"/>
+          </w:tcPr>
+          <w:p>
+            <w:pPr>
+              <w:keepLines/>
+              <w:spacing w:after="0" w:before="0" w:line="320" w:lineRule="auto"/>
+              <w:jc w:val="left"/>
+            </w:pPr>
+            <w:r>
+              <w:rPr>
+                <w:rFonts w:ascii="Arial" w:cs="Arial" w:eastAsia="Arial" w:hAnsi="Arial"/>
+                <w:b/>
+                <w:bCs/>
+                <w:sz w:val="26"/>
+                <w:szCs w:val="26"/>
+              </w:rPr>
+              <w:t xml:space="preserve">Stretch</w:t>
+            </w:r>
+          </w:p>
+        </w:tc>
+      </w:tr>
+    </w:tbl>
+    <w:p>
+      <w:pPr>
+        <w:keepNext/>
+        <w:keepLines/>
+        <w:spacing w:after="40" w:before="140" w:line="320" w:lineRule="auto"/>
+        <w:ind w:left="560" w:hanging="560"/>
+      </w:pPr>
+      <w:r>
+        <w:rPr>
+          <w:rFonts w:ascii="Arial" w:cs="Arial" w:eastAsia="Arial" w:hAnsi="Arial"/>
+          <w:b/>
+          <w:bCs/>
+          <w:sz w:val="26"/>
+          <w:szCs w:val="26"/>
+        </w:rPr>
+        <w:t xml:space="preserve">T1.</w:t>
+      </w:r>
+      <w:r>
+        <w:rPr>
+          <w:rFonts w:ascii="Arial" w:cs="Arial" w:eastAsia="Arial" w:hAnsi="Arial"/>
+          <w:sz w:val="26"/>
+          <w:szCs w:val="26"/>
+        </w:rPr>
+        <w:tab/>
+      </w:r>
+      <w:r>
+        <w:rPr>
+          <w:rFonts w:ascii="Arial" w:cs="Arial" w:eastAsia="Arial" w:hAnsi="Arial"/>
+          <w:sz w:val="26"/>
+          <w:szCs w:val="26"/>
+        </w:rPr>
+        <w:t xml:space="preserve">A pattern starts at 4 and adds 6 each time. What is the 8th number? Is 50 in the pattern?</w:t>
+      </w:r>
+    </w:p>
+    <w:p>
+      <w:pPr>
+        <w:pBdr>
+          <w:bottom w:val="single" w:color="777777" w:sz="6" w:space="1"/>
+        </w:pBdr>
+        <w:spacing w:after="80" w:before="280"/>
+        <w:ind w:left="560"/>
+      </w:pPr>
+    </w:p>
+    <w:p>
+      <w:pPr>
+        <w:pBdr>
+          <w:bottom w:val="single" w:color="777777" w:sz="6" w:space="1"/>
+        </w:pBdr>
+        <w:spacing w:after="80" w:before="280"/>
+        <w:ind w:left="560"/>
+      </w:pPr>
+    </w:p>
+    <w:p>
+      <w:pPr>
+        <w:pBdr>
+          <w:bottom w:val="single" w:color="777777" w:sz="6" w:space="1"/>
+        </w:pBdr>
+        <w:spacing w:after="80" w:before="280"/>
+        <w:ind w:left="560"/>
+      </w:pPr>
+    </w:p>
+    <w:p>
+      <w:pPr>
+        <w:keepNext/>
+        <w:keepLines/>
+        <w:spacing w:after="40" w:before="140" w:line="320" w:lineRule="auto"/>
+        <w:ind w:left="560" w:hanging="560"/>
+      </w:pPr>
+      <w:r>
+        <w:rPr>
+          <w:rFonts w:ascii="Arial" w:cs="Arial" w:eastAsia="Arial" w:hAnsi="Arial"/>
+          <w:b/>
+          <w:bCs/>
+          <w:sz w:val="26"/>
+          <w:szCs w:val="26"/>
+        </w:rPr>
+        <w:t xml:space="preserve">T2.</w:t>
+      </w:r>
+      <w:r>
+        <w:rPr>
+          <w:rFonts w:ascii="Arial" w:cs="Arial" w:eastAsia="Arial" w:hAnsi="Arial"/>
+          <w:sz w:val="26"/>
+          <w:szCs w:val="26"/>
+        </w:rPr>
+        <w:tab/>
+      </w:r>
+      <w:r>
+        <w:rPr>
+          <w:rFonts w:ascii="Arial" w:cs="Arial" w:eastAsia="Arial" w:hAnsi="Arial"/>
+          <w:sz w:val="26"/>
+          <w:szCs w:val="26"/>
+        </w:rPr>
+        <w:t xml:space="preserve">Mei thinks of a number, adds 7, takes away 2 and gets 19. Ben does the same and gets 25. How much bigger is Ben's number?</w:t>
+      </w:r>
+    </w:p>
+    <w:p>
+      <w:pPr>
+        <w:pBdr>
+          <w:bottom w:val="single" w:color="777777" w:sz="6" w:space="1"/>
+        </w:pBdr>
+        <w:spacing w:after="80" w:before="280"/>
+        <w:ind w:left="560"/>
+      </w:pPr>
+    </w:p>
+    <w:p>
+      <w:pPr>
+        <w:pBdr>
+          <w:bottom w:val="single" w:color="777777" w:sz="6" w:space="1"/>
+        </w:pBdr>
+        <w:spacing w:after="80" w:before="280"/>
+        <w:ind w:left="560"/>
+      </w:pPr>
+    </w:p>
+    <w:p>
+      <w:pPr>
+        <w:pBdr>
+          <w:bottom w:val="single" w:color="777777" w:sz="6" w:space="1"/>
+        </w:pBdr>
+        <w:spacing w:after="80" w:before="280"/>
+        <w:ind w:left="560"/>
+      </w:pPr>
+    </w:p>
+    <w:p>
+      <w:pPr>
+        <w:keepNext/>
+        <w:keepLines/>
+        <w:spacing w:after="40" w:before="140" w:line="320" w:lineRule="auto"/>
+        <w:ind w:left="560" w:hanging="560"/>
+      </w:pPr>
+      <w:r>
+        <w:rPr>
+          <w:rFonts w:ascii="Arial" w:cs="Arial" w:eastAsia="Arial" w:hAnsi="Arial"/>
+          <w:b/>
+          <w:bCs/>
+          <w:sz w:val="26"/>
+          <w:szCs w:val="26"/>
+        </w:rPr>
+        <w:t xml:space="preserve">T3.</w:t>
+      </w:r>
+      <w:r>
+        <w:rPr>
+          <w:rFonts w:ascii="Arial" w:cs="Arial" w:eastAsia="Arial" w:hAnsi="Arial"/>
+          <w:sz w:val="26"/>
+          <w:szCs w:val="26"/>
+        </w:rPr>
+        <w:tab/>
+      </w:r>
+      <w:r>
+        <w:rPr>
+          <w:rFonts w:ascii="Arial" w:cs="Arial" w:eastAsia="Arial" w:hAnsi="Arial"/>
+          <w:sz w:val="26"/>
+          <w:szCs w:val="26"/>
+        </w:rPr>
+        <w:t xml:space="preserve">Ali has 5 coins worth 60¢. He has only 5¢, 10¢ and 20¢ coins. Find every possible set.</w:t>
+      </w:r>
+    </w:p>
+    <w:p>
+      <w:pPr>
+        <w:pBdr>
+          <w:bottom w:val="single" w:color="777777" w:sz="6" w:space="1"/>
+        </w:pBdr>
+        <w:spacing w:after="80" w:before="280"/>
+        <w:ind w:left="560"/>
+      </w:pPr>
+    </w:p>
+    <w:p>
+      <w:pPr>
+        <w:pBdr>
+          <w:bottom w:val="single" w:color="777777" w:sz="6" w:space="1"/>
+        </w:pBdr>
+        <w:spacing w:after="80" w:before="280"/>
+        <w:ind w:left="560"/>
+      </w:pPr>
+    </w:p>
+    <w:p>
+      <w:pPr>
+        <w:pBdr>
+          <w:bottom w:val="single" w:color="777777" w:sz="6" w:space="1"/>
+        </w:pBdr>
+        <w:spacing w:after="80" w:before="280"/>
+        <w:ind w:left="560"/>
+      </w:pPr>
+    </w:p>
+    <w:p>
+      <w:pPr>
+        <w:keepNext/>
+        <w:keepLines/>
+        <w:spacing w:after="40" w:before="140" w:line="320" w:lineRule="auto"/>
+        <w:ind w:left="560" w:hanging="560"/>
+      </w:pPr>
+      <w:r>
+        <w:rPr>
+          <w:rFonts w:ascii="Arial" w:cs="Arial" w:eastAsia="Arial" w:hAnsi="Arial"/>
+          <w:b/>
+          <w:bCs/>
+          <w:sz w:val="26"/>
+          <w:szCs w:val="26"/>
+        </w:rPr>
+        <w:t xml:space="preserve">T4.</w:t>
+      </w:r>
+      <w:r>
+        <w:rPr>
+          <w:rFonts w:ascii="Arial" w:cs="Arial" w:eastAsia="Arial" w:hAnsi="Arial"/>
+          <w:sz w:val="26"/>
+          <w:szCs w:val="26"/>
+        </w:rPr>
+        <w:tab/>
+      </w:r>
+      <w:r>
+        <w:rPr>
+          <w:rFonts w:ascii="Arial" w:cs="Arial" w:eastAsia="Arial" w:hAnsi="Arial"/>
+          <w:sz w:val="26"/>
+          <w:szCs w:val="26"/>
+        </w:rPr>
+        <w:t xml:space="preserve">Votes: Apple 6, Banana 9, Orange 7. Then 5 more children vote and all choose apple. Which fruit wins now? By how many votes?</w:t>
+      </w:r>
+    </w:p>
+    <w:p>
+      <w:pPr>
+        <w:pBdr>
+          <w:bottom w:val="single" w:color="777777" w:sz="6" w:space="1"/>
+        </w:pBdr>
+        <w:spacing w:after="80" w:before="280"/>
+        <w:ind w:left="560"/>
+      </w:pPr>
+    </w:p>
+    <w:p>
+      <w:pPr>
+        <w:pBdr>
+          <w:bottom w:val="single" w:color="777777" w:sz="6" w:space="1"/>
+        </w:pBdr>
+        <w:spacing w:after="80" w:before="280"/>
+        <w:ind w:left="560"/>
+      </w:pPr>
+    </w:p>
+    <w:p>
+      <w:pPr>
+        <w:pBdr>
+          <w:bottom w:val="single" w:color="777777" w:sz="6" w:space="1"/>
+        </w:pBdr>
+        <w:spacing w:after="80" w:before="280"/>
+        <w:ind w:left="560"/>
+      </w:pPr>
+    </w:p>
+    <w:p>
+      <w:pPr>
+        <w:keepLines/>
+        <w:pageBreakBefore/>
+        <w:spacing w:after="0" w:before="0" w:line="320" w:lineRule="auto"/>
+      </w:pPr>
+      <w:r>
+        <w:rPr>
+          <w:rFonts w:ascii="Arial" w:cs="Arial" w:eastAsia="Arial" w:hAnsi="Arial"/>
+          <w:sz w:val="26"/>
+          <w:szCs w:val="26"/>
+        </w:rPr>
+        <w:t xml:space="preserve"/>
+      </w:r>
+    </w:p>
+    <w:p>
+      <w:pPr>
+        <w:keepLines/>
+        <w:spacing w:after="60" w:before="0" w:line="320" w:lineRule="auto"/>
+      </w:pPr>
+      <w:r>
+        <w:rPr>
+          <w:rFonts w:ascii="Arial" w:cs="Arial" w:eastAsia="Arial" w:hAnsi="Arial"/>
+          <w:b/>
+          <w:bCs/>
+          <w:color w:val="666666"/>
+          <w:sz w:val="22"/>
+          <w:szCs w:val="22"/>
+        </w:rPr>
+        <w:t xml:space="preserve">Lesson 10  •  MIXED PUZZLES</w:t>
+      </w:r>
+    </w:p>
+    <w:tbl>
+      <w:tblPr>
+        <w:tblW w:type="dxa" w:w="9900"/>
+        <w:tblBorders>
+          <w:top w:val="single" w:color="auto" w:sz="4"/>
+          <w:left w:val="single" w:color="auto" w:sz="4"/>
+          <w:bottom w:val="single" w:color="auto" w:sz="4"/>
+          <w:right w:val="single" w:color="auto" w:sz="4"/>
+          <w:insideH w:val="single" w:color="auto" w:sz="4"/>
+          <w:insideV w:val="single" w:color="auto" w:sz="4"/>
+        </w:tblBorders>
+      </w:tblPr>
+      <w:tblGrid>
+        <w:gridCol w:w="9900"/>
+      </w:tblGrid>
+      <w:tr>
+        <w:trPr>
+          <w:cantSplit/>
+        </w:trPr>
+        <w:tc>
+          <w:tcPr>
+            <w:tcW w:type="dxa" w:w="9900"/>
+            <w:tcBorders>
+              <w:top w:val="single" w:color="000000" w:sz="8"/>
+              <w:left w:val="single" w:color="000000" w:sz="8"/>
+              <w:bottom w:val="single" w:color="000000" w:sz="8"/>
+              <w:right w:val="single" w:color="000000" w:sz="8"/>
+            </w:tcBorders>
+            <w:shd w:fill="EDEDED" w:color="auto" w:val="clear"/>
+            <w:tcMar>
+              <w:top w:type="dxa" w:w="70"/>
+              <w:left w:type="dxa" w:w="100"/>
+              <w:bottom w:type="dxa" w:w="70"/>
+              <w:right w:type="dxa" w:w="100"/>
+            </w:tcMar>
+            <w:vAlign w:val="center"/>
+          </w:tcPr>
+          <w:p>
+            <w:pPr>
+              <w:keepLines/>
+              <w:spacing w:after="0" w:before="0" w:line="320" w:lineRule="auto"/>
+              <w:jc w:val="left"/>
+            </w:pPr>
+            <w:r>
+              <w:rPr>
+                <w:rFonts w:ascii="Arial" w:cs="Arial" w:eastAsia="Arial" w:hAnsi="Arial"/>
+                <w:b/>
+                <w:bCs/>
+                <w:sz w:val="26"/>
+                <w:szCs w:val="26"/>
+              </w:rPr>
+              <w:t xml:space="preserve">Challenge  (for strong thinkers)</w:t>
+            </w:r>
+          </w:p>
+        </w:tc>
+      </w:tr>
+    </w:tbl>
+    <w:p>
+      <w:pPr>
+        <w:keepNext/>
+        <w:keepLines/>
+        <w:spacing w:after="40" w:before="200" w:line="320" w:lineRule="auto"/>
+        <w:ind w:left="560" w:hanging="560"/>
+      </w:pPr>
+      <w:r>
+        <w:rPr>
+          <w:rFonts w:ascii="Arial" w:cs="Arial" w:eastAsia="Arial" w:hAnsi="Arial"/>
+          <w:b/>
+          <w:bCs/>
+          <w:sz w:val="26"/>
+          <w:szCs w:val="26"/>
+        </w:rPr>
+        <w:t xml:space="preserve">C1.</w:t>
+      </w:r>
+      <w:r>
+        <w:rPr>
+          <w:rFonts w:ascii="Arial" w:cs="Arial" w:eastAsia="Arial" w:hAnsi="Arial"/>
+          <w:sz w:val="26"/>
+          <w:szCs w:val="26"/>
+        </w:rPr>
+        <w:tab/>
+      </w:r>
+      <w:r>
+        <w:rPr>
+          <w:rFonts w:ascii="Arial" w:cs="Arial" w:eastAsia="Arial" w:hAnsi="Arial"/>
+          <w:sz w:val="26"/>
+          <w:szCs w:val="26"/>
+        </w:rPr>
+        <w:t xml:space="preserve">Triangles in a row use 3, 5, 7 … sticks. Squares in a row use 4, 7, 10 … sticks. Which numbers of sticks, up to 31, can make a row of triangles AND (with the same number of sticks) a row of squares, with none left over? What do you notice?</w:t>
+      </w:r>
+    </w:p>
+    <w:p>
+      <w:pPr>
+        <w:pBdr>
+          <w:bottom w:val="single" w:color="777777" w:sz="6" w:space="1"/>
+        </w:pBdr>
+        <w:spacing w:after="80" w:before="280"/>
+        <w:ind w:left="560"/>
+      </w:pPr>
+    </w:p>
+    <w:p>
+      <w:pPr>
+        <w:pBdr>
+          <w:bottom w:val="single" w:color="777777" w:sz="6" w:space="1"/>
+        </w:pBdr>
+        <w:spacing w:after="80" w:before="280"/>
+        <w:ind w:left="560"/>
+      </w:pPr>
+    </w:p>
+    <w:p>
+      <w:pPr>
+        <w:pBdr>
+          <w:bottom w:val="single" w:color="777777" w:sz="6" w:space="1"/>
+        </w:pBdr>
+        <w:spacing w:after="80" w:before="280"/>
+        <w:ind w:left="560"/>
+      </w:pPr>
+    </w:p>
+    <w:p>
+      <w:pPr>
+        <w:pBdr>
+          <w:bottom w:val="single" w:color="777777" w:sz="6" w:space="1"/>
+        </w:pBdr>
+        <w:spacing w:after="80" w:before="280"/>
+        <w:ind w:left="560"/>
+      </w:pPr>
+    </w:p>
+    <w:p>
+      <w:pPr>
+        <w:keepNext/>
+        <w:keepLines/>
+        <w:spacing w:after="40" w:before="200" w:line="320" w:lineRule="auto"/>
+        <w:ind w:left="560" w:hanging="560"/>
+      </w:pPr>
+      <w:r>
+        <w:rPr>
+          <w:rFonts w:ascii="Arial" w:cs="Arial" w:eastAsia="Arial" w:hAnsi="Arial"/>
+          <w:b/>
+          <w:bCs/>
+          <w:sz w:val="26"/>
+          <w:szCs w:val="26"/>
+        </w:rPr>
+        <w:t xml:space="preserve">C2.</w:t>
+      </w:r>
+      <w:r>
+        <w:rPr>
+          <w:rFonts w:ascii="Arial" w:cs="Arial" w:eastAsia="Arial" w:hAnsi="Arial"/>
+          <w:sz w:val="26"/>
+          <w:szCs w:val="26"/>
+        </w:rPr>
+        <w:tab/>
+      </w:r>
+      <w:r>
+        <w:rPr>
+          <w:rFonts w:ascii="Arial" w:cs="Arial" w:eastAsia="Arial" w:hAnsi="Arial"/>
+          <w:sz w:val="26"/>
+          <w:szCs w:val="26"/>
+        </w:rPr>
+        <w:t xml:space="preserve">Ali has some stickers. Ben has 4 more than Ali. Mei has 3 fewer than Ben. Together they have 29. How many does each have?</w:t>
+      </w:r>
+    </w:p>
+    <w:p>
+      <w:pPr>
+        <w:pBdr>
+          <w:bottom w:val="single" w:color="777777" w:sz="6" w:space="1"/>
+        </w:pBdr>
+        <w:spacing w:after="80" w:before="280"/>
+        <w:ind w:left="560"/>
+      </w:pPr>
+    </w:p>
+    <w:p>
+      <w:pPr>
+        <w:pBdr>
+          <w:bottom w:val="single" w:color="777777" w:sz="6" w:space="1"/>
+        </w:pBdr>
+        <w:spacing w:after="80" w:before="280"/>
+        <w:ind w:left="560"/>
+      </w:pPr>
+    </w:p>
+    <w:p>
+      <w:pPr>
+        <w:pBdr>
+          <w:bottom w:val="single" w:color="777777" w:sz="6" w:space="1"/>
+        </w:pBdr>
+        <w:spacing w:after="80" w:before="280"/>
+        <w:ind w:left="560"/>
+      </w:pPr>
+    </w:p>
+    <w:p>
+      <w:pPr>
+        <w:pBdr>
+          <w:bottom w:val="single" w:color="777777" w:sz="6" w:space="1"/>
+        </w:pBdr>
+        <w:spacing w:after="80" w:before="280"/>
+        <w:ind w:left="560"/>
+      </w:pPr>
+    </w:p>
+    <w:p>
+      <w:pPr>
+        <w:keepNext/>
+        <w:keepLines/>
+        <w:spacing w:after="40" w:before="200" w:line="320" w:lineRule="auto"/>
+        <w:ind w:left="560" w:hanging="560"/>
+      </w:pPr>
+      <w:r>
+        <w:rPr>
+          <w:rFonts w:ascii="Arial" w:cs="Arial" w:eastAsia="Arial" w:hAnsi="Arial"/>
+          <w:b/>
+          <w:bCs/>
+          <w:sz w:val="26"/>
+          <w:szCs w:val="26"/>
+        </w:rPr>
+        <w:t xml:space="preserve">C3.</w:t>
+      </w:r>
+      <w:r>
+        <w:rPr>
+          <w:rFonts w:ascii="Arial" w:cs="Arial" w:eastAsia="Arial" w:hAnsi="Arial"/>
+          <w:sz w:val="26"/>
+          <w:szCs w:val="26"/>
+        </w:rPr>
+        <w:tab/>
+      </w:r>
+      <w:r>
+        <w:rPr>
+          <w:rFonts w:ascii="Arial" w:cs="Arial" w:eastAsia="Arial" w:hAnsi="Arial"/>
+          <w:sz w:val="26"/>
+          <w:szCs w:val="26"/>
+        </w:rPr>
+        <w:t xml:space="preserve">Pick any puzzle from today (a puzzle card or a worksheet question). Change ONE thing about it (a number, a rule or a condition) to make a new puzzle. Solve your new puzzle and say what changed in the answer, and why.</w:t>
+      </w:r>
+    </w:p>
+    <w:p>
+      <w:pPr>
+        <w:pBdr>
+          <w:bottom w:val="single" w:color="777777" w:sz="6" w:space="1"/>
+        </w:pBdr>
+        <w:spacing w:after="80" w:before="280"/>
+        <w:ind w:left="560"/>
+      </w:pPr>
+    </w:p>
+    <w:p>
+      <w:pPr>
+        <w:pBdr>
+          <w:bottom w:val="single" w:color="777777" w:sz="6" w:space="1"/>
+        </w:pBdr>
+        <w:spacing w:after="80" w:before="280"/>
+        <w:ind w:left="560"/>
+      </w:pPr>
+    </w:p>
+    <w:p>
+      <w:pPr>
+        <w:pBdr>
+          <w:bottom w:val="single" w:color="777777" w:sz="6" w:space="1"/>
+        </w:pBdr>
+        <w:spacing w:after="80" w:before="280"/>
+        <w:ind w:left="560"/>
+      </w:pPr>
+    </w:p>
+    <w:p>
+      <w:pPr>
+        <w:pBdr>
+          <w:bottom w:val="single" w:color="777777" w:sz="6" w:space="1"/>
+        </w:pBdr>
+        <w:spacing w:after="80" w:before="280"/>
+        <w:ind w:left="560"/>
+      </w:pPr>
+    </w:p>
+    <w:p>
+      <w:pPr>
+        <w:keepLines/>
+        <w:pageBreakBefore/>
+        <w:spacing w:after="80" w:before="0" w:line="320" w:lineRule="auto"/>
+        <w:jc w:val="center"/>
+      </w:pPr>
+      <w:r>
+        <w:rPr>
+          <w:rFonts w:ascii="Arial" w:cs="Arial" w:eastAsia="Arial" w:hAnsi="Arial"/>
+          <w:b/>
+          <w:bCs/>
+          <w:sz w:val="40"/>
+          <w:szCs w:val="40"/>
+        </w:rPr>
+        <w:t xml:space="preserve">Cut-outs</w:t>
+      </w:r>
+    </w:p>
+    <w:p>
+      <w:pPr>
+        <w:keepLines/>
+        <w:spacing w:after="120" w:before="0" w:line="320" w:lineRule="auto"/>
+        <w:jc w:val="center"/>
+      </w:pPr>
+      <w:r>
+        <w:rPr>
+          <w:rFonts w:ascii="Arial" w:cs="Arial" w:eastAsia="Arial" w:hAnsi="Arial"/>
+          <w:sz w:val="24"/>
+          <w:szCs w:val="24"/>
+        </w:rPr>
+        <w:t xml:space="preserve">For Lesson 6 (Coin Combos) and Lesson 9 (Measure It!). Print, cut along the dashed lines, and keep in an envelope.</w:t>
+      </w:r>
+    </w:p>
+    <w:p>
+      <w:pPr>
+        <w:keepLines/>
+        <w:spacing w:after="60" w:before="0" w:line="320" w:lineRule="auto"/>
       </w:pPr>
       <w:r>
         <w:rPr>
@@ -26494,7 +26478,7 @@
           <w:sz w:val="28"/>
           <w:szCs w:val="28"/>
         </w:rPr>
-        <w:t xml:space="preserve">Paper cube strips (every square is the same size)</w:t>
+        <w:t xml:space="preserve">Play coins</w:t>
       </w:r>
     </w:p>
     <w:p>
@@ -26506,9 +26490,9 @@
       <w:r>
         <w:drawing>
           <wp:inline distT="0" distB="0" distL="0" distR="0">
-            <wp:extent cx="6096000" cy="1143000"/>
+            <wp:extent cx="5715000" cy="3514725"/>
             <wp:effectExtent t="0" r="0" b="0" l="0"/>
-            <wp:docPr id="11" name="cubestrip.png" descr="cubestrip.png" title="cubestrip.png"/>
+            <wp:docPr id="11" name="coins.png" descr="coins.png" title="coins.png"/>
             <wp:cNvGraphicFramePr>
               <a:graphicFrameLocks xmlns:a="http://schemas.openxmlformats.org/drawingml/2006/main" noChangeAspect="1"/>
             </wp:cNvGraphicFramePr>
@@ -26531,7 +26515,7 @@
                   <pic:spPr bwMode="auto">
                     <a:xfrm>
                       <a:off x="0" y="0"/>
-                      <a:ext cx="6096000" cy="1143000"/>
+                      <a:ext cx="5715000" cy="3514725"/>
                     </a:xfrm>
                     <a:prstGeom prst="rect">
                       <a:avLst/>
@@ -26547,19 +26531,17 @@
     <w:p>
       <w:pPr>
         <w:keepLines/>
-        <w:pageBreakBefore/>
-        <w:spacing w:after="80" w:before="0" w:line="320" w:lineRule="auto"/>
-        <w:jc w:val="center"/>
-      </w:pPr>
-      <w:r>
-        <w:rPr>
-          <w:rFonts w:ascii="Arial" w:cs="Arial" w:eastAsia="Arial" w:hAnsi="Arial"/>
-          <w:b/>
-          <w:bCs/>
-          <w:sz w:val="40"/>
-          <w:szCs w:val="40"/>
-        </w:rPr>
-        <w:t xml:space="preserve">Play notes and $1 coins</w:t>
+        <w:spacing w:after="60" w:before="120" w:line="320" w:lineRule="auto"/>
+      </w:pPr>
+      <w:r>
+        <w:rPr>
+          <w:rFonts w:ascii="Arial" w:cs="Arial" w:eastAsia="Arial" w:hAnsi="Arial"/>
+          <w:b/>
+          <w:bCs/>
+          <w:sz w:val="28"/>
+          <w:szCs w:val="28"/>
+        </w:rPr>
+        <w:t xml:space="preserve">Paper cube strips (every square is the same size)</w:t>
       </w:r>
     </w:p>
     <w:p>
@@ -26569,26 +26551,11 @@
         <w:jc w:val="center"/>
       </w:pPr>
       <w:r>
-        <w:rPr>
-          <w:rFonts w:ascii="Arial" w:cs="Arial" w:eastAsia="Arial" w:hAnsi="Arial"/>
-          <w:sz w:val="24"/>
-          <w:szCs w:val="24"/>
-        </w:rPr>
-        <w:t xml:space="preserve">For Lesson 6 (Coin Combos). Cut along the dashed lines.</w:t>
-      </w:r>
-    </w:p>
-    <w:p>
-      <w:pPr>
-        <w:keepLines/>
-        <w:spacing w:after="120" w:before="0" w:line="320" w:lineRule="auto"/>
-        <w:jc w:val="center"/>
-      </w:pPr>
-      <w:r>
         <w:drawing>
           <wp:inline distT="0" distB="0" distL="0" distR="0">
-            <wp:extent cx="5715000" cy="4010025"/>
+            <wp:extent cx="6096000" cy="1143000"/>
             <wp:effectExtent t="0" r="0" b="0" l="0"/>
-            <wp:docPr id="12" name="kit_notes.png" descr="kit_notes.png" title="kit_notes.png"/>
+            <wp:docPr id="12" name="cubestrip.png" descr="cubestrip.png" title="cubestrip.png"/>
             <wp:cNvGraphicFramePr>
               <a:graphicFrameLocks xmlns:a="http://schemas.openxmlformats.org/drawingml/2006/main" noChangeAspect="1"/>
             </wp:cNvGraphicFramePr>
@@ -26611,7 +26578,7 @@
                   <pic:spPr bwMode="auto">
                     <a:xfrm>
                       <a:off x="0" y="0"/>
-                      <a:ext cx="5715000" cy="4010025"/>
+                      <a:ext cx="6096000" cy="1143000"/>
                     </a:xfrm>
                     <a:prstGeom prst="rect">
                       <a:avLst/>
@@ -26639,13 +26606,13 @@
           <w:sz w:val="40"/>
           <w:szCs w:val="40"/>
         </w:rPr>
-        <w:t xml:space="preserve">Inquirer Kit</w:t>
-      </w:r>
-    </w:p>
-    <w:p>
-      <w:pPr>
-        <w:keepLines/>
-        <w:spacing w:after="100" w:before="0" w:line="320" w:lineRule="auto"/>
+        <w:t xml:space="preserve">Play notes and $1 coins</w:t>
+      </w:r>
+    </w:p>
+    <w:p>
+      <w:pPr>
+        <w:keepLines/>
+        <w:spacing w:after="120" w:before="0" w:line="320" w:lineRule="auto"/>
         <w:jc w:val="center"/>
       </w:pPr>
       <w:r>
@@ -26654,7 +26621,7 @@
           <w:sz w:val="24"/>
           <w:szCs w:val="24"/>
         </w:rPr>
-        <w:t xml:space="preserve">Nothing needs to be bought. Print, cut out and keep everything in one envelope.</w:t>
+        <w:t xml:space="preserve">For Lesson 6 (Coin Combos). Cut along the dashed lines.</w:t>
       </w:r>
     </w:p>
     <w:p>
@@ -26666,9 +26633,9 @@
       <w:r>
         <w:drawing>
           <wp:inline distT="0" distB="0" distL="0" distR="0">
-            <wp:extent cx="5715000" cy="4819650"/>
+            <wp:extent cx="5715000" cy="4010025"/>
             <wp:effectExtent t="0" r="0" b="0" l="0"/>
-            <wp:docPr id="13" name="kit_frames.png" descr="kit_frames.png" title="kit_frames.png"/>
+            <wp:docPr id="13" name="kit_notes.png" descr="kit_notes.png" title="kit_notes.png"/>
             <wp:cNvGraphicFramePr>
               <a:graphicFrameLocks xmlns:a="http://schemas.openxmlformats.org/drawingml/2006/main" noChangeAspect="1"/>
             </wp:cNvGraphicFramePr>
@@ -26691,7 +26658,7 @@
                   <pic:spPr bwMode="auto">
                     <a:xfrm>
                       <a:off x="0" y="0"/>
-                      <a:ext cx="5715000" cy="4819650"/>
+                      <a:ext cx="5715000" cy="4010025"/>
                     </a:xfrm>
                     <a:prstGeom prst="rect">
                       <a:avLst/>
@@ -26719,7 +26686,22 @@
           <w:sz w:val="40"/>
           <w:szCs w:val="40"/>
         </w:rPr>
-        <w:t xml:space="preserve">Number strips and sorting tiles</w:t>
+        <w:t xml:space="preserve">Inquirer Kit</w:t>
+      </w:r>
+    </w:p>
+    <w:p>
+      <w:pPr>
+        <w:keepLines/>
+        <w:spacing w:after="100" w:before="0" w:line="320" w:lineRule="auto"/>
+        <w:jc w:val="center"/>
+      </w:pPr>
+      <w:r>
+        <w:rPr>
+          <w:rFonts w:ascii="Arial" w:cs="Arial" w:eastAsia="Arial" w:hAnsi="Arial"/>
+          <w:sz w:val="24"/>
+          <w:szCs w:val="24"/>
+        </w:rPr>
+        <w:t xml:space="preserve">Nothing needs to be bought. Print, cut out and keep everything in one envelope.</w:t>
       </w:r>
     </w:p>
     <w:p>
@@ -26731,9 +26713,9 @@
       <w:r>
         <w:drawing>
           <wp:inline distT="0" distB="0" distL="0" distR="0">
-            <wp:extent cx="5715000" cy="2857500"/>
+            <wp:extent cx="5715000" cy="4819650"/>
             <wp:effectExtent t="0" r="0" b="0" l="0"/>
-            <wp:docPr id="14" name="kit_strips.png" descr="kit_strips.png" title="kit_strips.png"/>
+            <wp:docPr id="14" name="kit_frames.png" descr="kit_frames.png" title="kit_frames.png"/>
             <wp:cNvGraphicFramePr>
               <a:graphicFrameLocks xmlns:a="http://schemas.openxmlformats.org/drawingml/2006/main" noChangeAspect="1"/>
             </wp:cNvGraphicFramePr>
@@ -26756,7 +26738,7 @@
                   <pic:spPr bwMode="auto">
                     <a:xfrm>
                       <a:off x="0" y="0"/>
-                      <a:ext cx="5715000" cy="2857500"/>
+                      <a:ext cx="5715000" cy="4819650"/>
                     </a:xfrm>
                     <a:prstGeom prst="rect">
                       <a:avLst/>
@@ -26772,15 +26754,33 @@
     <w:p>
       <w:pPr>
         <w:keepLines/>
+        <w:pageBreakBefore/>
+        <w:spacing w:after="80" w:before="0" w:line="320" w:lineRule="auto"/>
+        <w:jc w:val="center"/>
+      </w:pPr>
+      <w:r>
+        <w:rPr>
+          <w:rFonts w:ascii="Arial" w:cs="Arial" w:eastAsia="Arial" w:hAnsi="Arial"/>
+          <w:b/>
+          <w:bCs/>
+          <w:sz w:val="40"/>
+          <w:szCs w:val="40"/>
+        </w:rPr>
+        <w:t xml:space="preserve">Number strips and sorting tiles</w:t>
+      </w:r>
+    </w:p>
+    <w:p>
+      <w:pPr>
+        <w:keepLines/>
         <w:spacing w:after="120" w:before="0" w:line="320" w:lineRule="auto"/>
         <w:jc w:val="center"/>
       </w:pPr>
       <w:r>
         <w:drawing>
           <wp:inline distT="0" distB="0" distL="0" distR="0">
-            <wp:extent cx="5715000" cy="3724275"/>
+            <wp:extent cx="5715000" cy="2857500"/>
             <wp:effectExtent t="0" r="0" b="0" l="0"/>
-            <wp:docPr id="15" name="kit_tiles.png" descr="kit_tiles.png" title="kit_tiles.png"/>
+            <wp:docPr id="15" name="kit_strips.png" descr="kit_strips.png" title="kit_strips.png"/>
             <wp:cNvGraphicFramePr>
               <a:graphicFrameLocks xmlns:a="http://schemas.openxmlformats.org/drawingml/2006/main" noChangeAspect="1"/>
             </wp:cNvGraphicFramePr>
@@ -26795,6 +26795,53 @@
                   </pic:nvPicPr>
                   <pic:blipFill>
                     <a:blip r:embed="rId22" cstate="none"/>
+                    <a:srcRect/>
+                    <a:stretch>
+                      <a:fillRect/>
+                    </a:stretch>
+                  </pic:blipFill>
+                  <pic:spPr bwMode="auto">
+                    <a:xfrm>
+                      <a:off x="0" y="0"/>
+                      <a:ext cx="5715000" cy="2857500"/>
+                    </a:xfrm>
+                    <a:prstGeom prst="rect">
+                      <a:avLst/>
+                    </a:prstGeom>
+                  </pic:spPr>
+                </pic:pic>
+              </a:graphicData>
+            </a:graphic>
+          </wp:inline>
+        </w:drawing>
+      </w:r>
+    </w:p>
+    <w:p>
+      <w:pPr>
+        <w:keepLines/>
+        <w:spacing w:after="120" w:before="0" w:line="320" w:lineRule="auto"/>
+        <w:jc w:val="center"/>
+      </w:pPr>
+      <w:r>
+        <w:drawing>
+          <wp:inline distT="0" distB="0" distL="0" distR="0">
+            <wp:extent cx="5715000" cy="3724275"/>
+            <wp:effectExtent t="0" r="0" b="0" l="0"/>
+            <wp:docPr id="16" name="kit_tiles.png" descr="kit_tiles.png" title="kit_tiles.png"/>
+            <wp:cNvGraphicFramePr>
+              <a:graphicFrameLocks xmlns:a="http://schemas.openxmlformats.org/drawingml/2006/main" noChangeAspect="1"/>
+            </wp:cNvGraphicFramePr>
+            <a:graphic xmlns:a="http://schemas.openxmlformats.org/drawingml/2006/main">
+              <a:graphicData uri="http://schemas.openxmlformats.org/drawingml/2006/picture">
+                <pic:pic xmlns:pic="http://schemas.openxmlformats.org/drawingml/2006/picture">
+                  <pic:nvPicPr>
+                    <pic:cNvPr id="0" name="" descr=""/>
+                    <pic:cNvPicPr>
+                      <a:picLocks noChangeAspect="1" noChangeArrowheads="1"/>
+                    </pic:cNvPicPr>
+                  </pic:nvPicPr>
+                  <pic:blipFill>
+                    <a:blip r:embed="rId23" cstate="none"/>
                     <a:srcRect/>
                     <a:stretch>
                       <a:fillRect/>

--- a/hp/P1_Holiday_Program_Student_Workbook.docx
+++ b/hp/P1_Holiday_Program_Student_Workbook.docx
@@ -1203,9 +1203,9 @@
             </w:tcBorders>
             <w:shd w:fill="E8F5F2" w:color="auto" w:val="clear"/>
             <w:tcMar>
-              <w:top w:type="dxa" w:w="60"/>
+              <w:top w:type="dxa" w:w="40"/>
               <w:left w:type="dxa" w:w="100"/>
-              <w:bottom w:type="dxa" w:w="60"/>
+              <w:bottom w:type="dxa" w:w="40"/>
               <w:right w:type="dxa" w:w="100"/>
             </w:tcMar>
             <w:vAlign w:val="center"/>
@@ -1213,7 +1213,7 @@
           <w:p>
             <w:pPr>
               <w:keepLines/>
-              <w:spacing w:after="0" w:before="0" w:line="260" w:lineRule="auto"/>
+              <w:spacing w:after="0" w:before="0" w:line="240" w:lineRule="auto"/>
             </w:pPr>
             <w:r>
               <w:rPr>
@@ -1221,16 +1221,16 @@
                 <w:b/>
                 <w:bCs/>
                 <w:color w:val="1F7A6F"/>
-                <w:sz w:val="21"/>
-                <w:szCs w:val="21"/>
+                <w:sz w:val="19"/>
+                <w:szCs w:val="19"/>
               </w:rPr>
               <w:t xml:space="preserve">Fast track. </w:t>
             </w:r>
             <w:r>
               <w:rPr>
                 <w:rFonts w:ascii="Arial" w:cs="Arial" w:eastAsia="Arial" w:hAnsi="Arial"/>
-                <w:sz w:val="21"/>
-                <w:szCs w:val="21"/>
+                <w:sz w:val="19"/>
+                <w:szCs w:val="19"/>
               </w:rPr>
               <w:t xml:space="preserve">Got both warm-up check questions right and can say why? Ask your tutor. You may go straight to the Think Harder and Challenge pages and the Open investigation while the group works on this page. Come back to the group for talk time.</w:t>
             </w:r>
@@ -1241,7 +1241,7 @@
     <w:p>
       <w:pPr>
         <w:keepLines/>
-        <w:spacing w:after="60" w:before="0" w:line="320" w:lineRule="auto"/>
+        <w:spacing w:after="40" w:before="0" w:line="320" w:lineRule="auto"/>
       </w:pPr>
       <w:r>
         <w:rPr>
@@ -3409,7 +3409,7 @@
     <w:p>
       <w:pPr>
         <w:keepLines/>
-        <w:spacing w:after="60" w:before="0" w:line="320" w:lineRule="auto"/>
+        <w:spacing w:after="30" w:before="0" w:line="320" w:lineRule="auto"/>
       </w:pPr>
       <w:r>
         <w:rPr>
@@ -3450,9 +3450,9 @@
             </w:tcBorders>
             <w:shd w:fill="FFFDF5" w:color="auto" w:val="clear"/>
             <w:tcMar>
-              <w:top w:type="dxa" w:w="80"/>
+              <w:top w:type="dxa" w:w="50"/>
               <w:left w:type="dxa" w:w="100"/>
-              <w:bottom w:type="dxa" w:w="80"/>
+              <w:bottom w:type="dxa" w:w="50"/>
               <w:right w:type="dxa" w:w="100"/>
             </w:tcMar>
             <w:vAlign w:val="center"/>
@@ -3460,7 +3460,7 @@
           <w:p>
             <w:pPr>
               <w:keepLines/>
-              <w:spacing w:after="60" w:before="0" w:line="320" w:lineRule="auto"/>
+              <w:spacing w:after="30" w:before="0" w:line="320" w:lineRule="auto"/>
             </w:pPr>
             <w:r>
               <w:rPr>
@@ -3476,8 +3476,8 @@
             <w:r>
               <w:rPr>
                 <w:rFonts w:ascii="Arial" w:cs="Arial" w:eastAsia="Arial" w:hAnsi="Arial"/>
-                <w:sz w:val="21"/>
-                <w:szCs w:val="21"/>
+                <w:sz w:val="19"/>
+                <w:szCs w:val="19"/>
               </w:rPr>
               <w:t xml:space="preserve">A one-minute look-back. There are no right answers. Tick or write.</w:t>
             </w:r>
@@ -3485,15 +3485,15 @@
           <w:p>
             <w:pPr>
               <w:keepLines/>
-              <w:spacing w:after="40" w:before="0" w:line="300" w:lineRule="auto"/>
+              <w:spacing w:after="20" w:before="0" w:line="260" w:lineRule="auto"/>
             </w:pPr>
             <w:r>
               <w:rPr>
                 <w:rFonts w:ascii="Arial" w:cs="Arial" w:eastAsia="Arial" w:hAnsi="Arial"/>
                 <w:b/>
                 <w:bCs/>
-                <w:sz w:val="22"/>
-                <w:szCs w:val="22"/>
+                <w:sz w:val="20"/>
+                <w:szCs w:val="20"/>
               </w:rPr>
               <w:t xml:space="preserve">The hardest part was ...   </w:t>
             </w:r>
@@ -3540,8 +3540,8 @@
             <w:r>
               <w:rPr>
                 <w:rFonts w:ascii="Arial" w:cs="Arial" w:eastAsia="Arial" w:hAnsi="Arial"/>
-                <w:sz w:val="21"/>
-                <w:szCs w:val="21"/>
+                <w:sz w:val="19"/>
+                <w:szCs w:val="19"/>
               </w:rPr>
               <w:t xml:space="preserve"> the hops    </w:t>
             </w:r>
@@ -3588,8 +3588,8 @@
             <w:r>
               <w:rPr>
                 <w:rFonts w:ascii="Arial" w:cs="Arial" w:eastAsia="Arial" w:hAnsi="Arial"/>
-                <w:sz w:val="21"/>
-                <w:szCs w:val="21"/>
+                <w:sz w:val="19"/>
+                <w:szCs w:val="19"/>
               </w:rPr>
               <w:t xml:space="preserve"> finding the rule    </w:t>
             </w:r>
@@ -3636,8 +3636,8 @@
             <w:r>
               <w:rPr>
                 <w:rFonts w:ascii="Arial" w:cs="Arial" w:eastAsia="Arial" w:hAnsi="Arial"/>
-                <w:sz w:val="21"/>
-                <w:szCs w:val="21"/>
+                <w:sz w:val="19"/>
+                <w:szCs w:val="19"/>
               </w:rPr>
               <w:t xml:space="preserve"> saying why    </w:t>
             </w:r>
@@ -3684,8 +3684,8 @@
             <w:r>
               <w:rPr>
                 <w:rFonts w:ascii="Arial" w:cs="Arial" w:eastAsia="Arial" w:hAnsi="Arial"/>
-                <w:sz w:val="21"/>
-                <w:szCs w:val="21"/>
+                <w:sz w:val="19"/>
+                <w:szCs w:val="19"/>
               </w:rPr>
               <w:t xml:space="preserve"> something else: ____________    </w:t>
             </w:r>
@@ -3693,15 +3693,15 @@
           <w:p>
             <w:pPr>
               <w:keepLines/>
-              <w:spacing w:after="40" w:before="0" w:line="300" w:lineRule="auto"/>
+              <w:spacing w:after="20" w:before="0" w:line="260" w:lineRule="auto"/>
             </w:pPr>
             <w:r>
               <w:rPr>
                 <w:rFonts w:ascii="Arial" w:cs="Arial" w:eastAsia="Arial" w:hAnsi="Arial"/>
                 <w:b/>
                 <w:bCs/>
-                <w:sz w:val="22"/>
-                <w:szCs w:val="22"/>
+                <w:sz w:val="20"/>
+                <w:szCs w:val="20"/>
               </w:rPr>
               <w:t xml:space="preserve">I got unstuck by ...   </w:t>
             </w:r>
@@ -3748,8 +3748,8 @@
             <w:r>
               <w:rPr>
                 <w:rFonts w:ascii="Arial" w:cs="Arial" w:eastAsia="Arial" w:hAnsi="Arial"/>
-                <w:sz w:val="21"/>
-                <w:szCs w:val="21"/>
+                <w:sz w:val="19"/>
+                <w:szCs w:val="19"/>
               </w:rPr>
               <w:t xml:space="preserve"> counters or objects    </w:t>
             </w:r>
@@ -3796,8 +3796,8 @@
             <w:r>
               <w:rPr>
                 <w:rFonts w:ascii="Arial" w:cs="Arial" w:eastAsia="Arial" w:hAnsi="Arial"/>
-                <w:sz w:val="21"/>
-                <w:szCs w:val="21"/>
+                <w:sz w:val="19"/>
+                <w:szCs w:val="19"/>
               </w:rPr>
               <w:t xml:space="preserve"> drawing it    </w:t>
             </w:r>
@@ -3844,8 +3844,8 @@
             <w:r>
               <w:rPr>
                 <w:rFonts w:ascii="Arial" w:cs="Arial" w:eastAsia="Arial" w:hAnsi="Arial"/>
-                <w:sz w:val="21"/>
-                <w:szCs w:val="21"/>
+                <w:sz w:val="19"/>
+                <w:szCs w:val="19"/>
               </w:rPr>
               <w:t xml:space="preserve"> asking someone    </w:t>
             </w:r>
@@ -3892,8 +3892,8 @@
             <w:r>
               <w:rPr>
                 <w:rFonts w:ascii="Arial" w:cs="Arial" w:eastAsia="Arial" w:hAnsi="Arial"/>
-                <w:sz w:val="21"/>
-                <w:szCs w:val="21"/>
+                <w:sz w:val="19"/>
+                <w:szCs w:val="19"/>
               </w:rPr>
               <w:t xml:space="preserve"> trying again    </w:t>
             </w:r>
@@ -3901,15 +3901,15 @@
           <w:p>
             <w:pPr>
               <w:keepLines/>
-              <w:spacing w:after="0" w:before="0" w:line="300" w:lineRule="auto"/>
+              <w:spacing w:after="0" w:before="0" w:line="260" w:lineRule="auto"/>
             </w:pPr>
             <w:r>
               <w:rPr>
                 <w:rFonts w:ascii="Arial" w:cs="Arial" w:eastAsia="Arial" w:hAnsi="Arial"/>
                 <w:b/>
                 <w:bCs/>
-                <w:sz w:val="22"/>
-                <w:szCs w:val="22"/>
+                <w:sz w:val="20"/>
+                <w:szCs w:val="20"/>
               </w:rPr>
               <w:t xml:space="preserve">Next time I will try ...  ______________________     It felt:  </w:t>
             </w:r>
@@ -3956,8 +3956,8 @@
             <w:r>
               <w:rPr>
                 <w:rFonts w:ascii="Arial" w:cs="Arial" w:eastAsia="Arial" w:hAnsi="Arial"/>
-                <w:sz w:val="21"/>
-                <w:szCs w:val="21"/>
+                <w:sz w:val="19"/>
+                <w:szCs w:val="19"/>
               </w:rPr>
               <w:t xml:space="preserve"> easy   </w:t>
             </w:r>
@@ -4004,8 +4004,8 @@
             <w:r>
               <w:rPr>
                 <w:rFonts w:ascii="Arial" w:cs="Arial" w:eastAsia="Arial" w:hAnsi="Arial"/>
-                <w:sz w:val="21"/>
-                <w:szCs w:val="21"/>
+                <w:sz w:val="19"/>
+                <w:szCs w:val="19"/>
               </w:rPr>
               <w:t xml:space="preserve"> OK   </w:t>
             </w:r>
@@ -4052,8 +4052,8 @@
             <w:r>
               <w:rPr>
                 <w:rFonts w:ascii="Arial" w:cs="Arial" w:eastAsia="Arial" w:hAnsi="Arial"/>
-                <w:sz w:val="21"/>
-                <w:szCs w:val="21"/>
+                <w:sz w:val="19"/>
+                <w:szCs w:val="19"/>
               </w:rPr>
               <w:t xml:space="preserve"> hard   </w:t>
             </w:r>
@@ -4870,20 +4870,6 @@
         <w:ind w:left="560"/>
       </w:pPr>
     </w:p>
-    <w:p>
-      <w:pPr>
-        <w:keepLines/>
-        <w:spacing w:after="120" w:before="0" w:line="320" w:lineRule="auto"/>
-      </w:pPr>
-      <w:r>
-        <w:rPr>
-          <w:rFonts w:ascii="Arial" w:cs="Arial" w:eastAsia="Arial" w:hAnsi="Arial"/>
-          <w:sz w:val="26"/>
-          <w:szCs w:val="26"/>
-        </w:rPr>
-        <w:t xml:space="preserve"/>
-      </w:r>
-    </w:p>
     <w:tbl>
       <w:tblPr>
         <w:tblW w:type="dxa" w:w="9900"/>
@@ -4945,7 +4931,7 @@
       <w:pPr>
         <w:keepNext/>
         <w:keepLines/>
-        <w:spacing w:after="40" w:before="100" w:line="320" w:lineRule="auto"/>
+        <w:spacing w:after="20" w:before="60" w:line="320" w:lineRule="auto"/>
         <w:ind w:left="560" w:hanging="560"/>
       </w:pPr>
       <w:r>
@@ -4974,24 +4960,6 @@
         </w:rPr>
         <w:t xml:space="preserve">Frog 1 hops in 2s from 0. Frog 2 hops in 3s from 0. Write the numbers up to 30 that BOTH frogs land on. Now change frog 2 to hops of 4, then 5, then 6, and do it again each time. What stays the same? What changes?</w:t>
       </w:r>
-    </w:p>
-    <w:p>
-      <w:pPr>
-        <w:pBdr>
-          <w:bottom w:val="single" w:color="777777" w:sz="6" w:space="1"/>
-        </w:pBdr>
-        <w:spacing w:after="80" w:before="280"/>
-        <w:ind w:left="560"/>
-      </w:pPr>
-    </w:p>
-    <w:p>
-      <w:pPr>
-        <w:pBdr>
-          <w:bottom w:val="single" w:color="777777" w:sz="6" w:space="1"/>
-        </w:pBdr>
-        <w:spacing w:after="80" w:before="280"/>
-        <w:ind w:left="560"/>
-      </w:pPr>
     </w:p>
     <w:p>
       <w:pPr>
@@ -5242,9 +5210,9 @@
             </w:tcBorders>
             <w:shd w:fill="E8F5F2" w:color="auto" w:val="clear"/>
             <w:tcMar>
-              <w:top w:type="dxa" w:w="60"/>
+              <w:top w:type="dxa" w:w="40"/>
               <w:left w:type="dxa" w:w="100"/>
-              <w:bottom w:type="dxa" w:w="60"/>
+              <w:bottom w:type="dxa" w:w="40"/>
               <w:right w:type="dxa" w:w="100"/>
             </w:tcMar>
             <w:vAlign w:val="center"/>
@@ -5252,7 +5220,7 @@
           <w:p>
             <w:pPr>
               <w:keepLines/>
-              <w:spacing w:after="0" w:before="0" w:line="260" w:lineRule="auto"/>
+              <w:spacing w:after="0" w:before="0" w:line="240" w:lineRule="auto"/>
             </w:pPr>
             <w:r>
               <w:rPr>
@@ -5260,16 +5228,16 @@
                 <w:b/>
                 <w:bCs/>
                 <w:color w:val="1F7A6F"/>
-                <w:sz w:val="21"/>
-                <w:szCs w:val="21"/>
+                <w:sz w:val="19"/>
+                <w:szCs w:val="19"/>
               </w:rPr>
               <w:t xml:space="preserve">Fast track. </w:t>
             </w:r>
             <w:r>
               <w:rPr>
                 <w:rFonts w:ascii="Arial" w:cs="Arial" w:eastAsia="Arial" w:hAnsi="Arial"/>
-                <w:sz w:val="21"/>
-                <w:szCs w:val="21"/>
+                <w:sz w:val="19"/>
+                <w:szCs w:val="19"/>
               </w:rPr>
               <w:t xml:space="preserve">Got both warm-up check questions right and can say why? Ask your tutor. You may go straight to the Think Harder and Challenge pages and the Open investigation while the group works on this page. Come back to the group for talk time.</w:t>
             </w:r>
@@ -5280,7 +5248,7 @@
     <w:p>
       <w:pPr>
         <w:keepLines/>
-        <w:spacing w:after="60" w:before="0" w:line="320" w:lineRule="auto"/>
+        <w:spacing w:after="40" w:before="0" w:line="320" w:lineRule="auto"/>
       </w:pPr>
       <w:r>
         <w:rPr>
@@ -6111,7 +6079,7 @@
     <w:p>
       <w:pPr>
         <w:keepLines/>
-        <w:spacing w:after="60" w:before="0" w:line="320" w:lineRule="auto"/>
+        <w:spacing w:after="30" w:before="0" w:line="320" w:lineRule="auto"/>
       </w:pPr>
       <w:r>
         <w:rPr>
@@ -6152,9 +6120,9 @@
             </w:tcBorders>
             <w:shd w:fill="FFFDF5" w:color="auto" w:val="clear"/>
             <w:tcMar>
-              <w:top w:type="dxa" w:w="80"/>
+              <w:top w:type="dxa" w:w="50"/>
               <w:left w:type="dxa" w:w="100"/>
-              <w:bottom w:type="dxa" w:w="80"/>
+              <w:bottom w:type="dxa" w:w="50"/>
               <w:right w:type="dxa" w:w="100"/>
             </w:tcMar>
             <w:vAlign w:val="center"/>
@@ -6162,7 +6130,7 @@
           <w:p>
             <w:pPr>
               <w:keepLines/>
-              <w:spacing w:after="60" w:before="0" w:line="320" w:lineRule="auto"/>
+              <w:spacing w:after="30" w:before="0" w:line="320" w:lineRule="auto"/>
             </w:pPr>
             <w:r>
               <w:rPr>
@@ -6178,8 +6146,8 @@
             <w:r>
               <w:rPr>
                 <w:rFonts w:ascii="Arial" w:cs="Arial" w:eastAsia="Arial" w:hAnsi="Arial"/>
-                <w:sz w:val="21"/>
-                <w:szCs w:val="21"/>
+                <w:sz w:val="19"/>
+                <w:szCs w:val="19"/>
               </w:rPr>
               <w:t xml:space="preserve">A one-minute look-back. There are no right answers. Tick or write.</w:t>
             </w:r>
@@ -6187,15 +6155,15 @@
           <w:p>
             <w:pPr>
               <w:keepLines/>
-              <w:spacing w:after="40" w:before="0" w:line="300" w:lineRule="auto"/>
+              <w:spacing w:after="20" w:before="0" w:line="260" w:lineRule="auto"/>
             </w:pPr>
             <w:r>
               <w:rPr>
                 <w:rFonts w:ascii="Arial" w:cs="Arial" w:eastAsia="Arial" w:hAnsi="Arial"/>
                 <w:b/>
                 <w:bCs/>
-                <w:sz w:val="22"/>
-                <w:szCs w:val="22"/>
+                <w:sz w:val="20"/>
+                <w:szCs w:val="20"/>
               </w:rPr>
               <w:t xml:space="preserve">The hardest part was ...   </w:t>
             </w:r>
@@ -6242,8 +6210,8 @@
             <w:r>
               <w:rPr>
                 <w:rFonts w:ascii="Arial" w:cs="Arial" w:eastAsia="Arial" w:hAnsi="Arial"/>
-                <w:sz w:val="21"/>
-                <w:szCs w:val="21"/>
+                <w:sz w:val="19"/>
+                <w:szCs w:val="19"/>
               </w:rPr>
               <w:t xml:space="preserve"> the bonds    </w:t>
             </w:r>
@@ -6290,8 +6258,8 @@
             <w:r>
               <w:rPr>
                 <w:rFonts w:ascii="Arial" w:cs="Arial" w:eastAsia="Arial" w:hAnsi="Arial"/>
-                <w:sz w:val="21"/>
-                <w:szCs w:val="21"/>
+                <w:sz w:val="19"/>
+                <w:szCs w:val="19"/>
               </w:rPr>
               <w:t xml:space="preserve"> the = sign    </w:t>
             </w:r>
@@ -6338,8 +6306,8 @@
             <w:r>
               <w:rPr>
                 <w:rFonts w:ascii="Arial" w:cs="Arial" w:eastAsia="Arial" w:hAnsi="Arial"/>
-                <w:sz w:val="21"/>
-                <w:szCs w:val="21"/>
+                <w:sz w:val="19"/>
+                <w:szCs w:val="19"/>
               </w:rPr>
               <w:t xml:space="preserve"> saying why    </w:t>
             </w:r>
@@ -6386,8 +6354,8 @@
             <w:r>
               <w:rPr>
                 <w:rFonts w:ascii="Arial" w:cs="Arial" w:eastAsia="Arial" w:hAnsi="Arial"/>
-                <w:sz w:val="21"/>
-                <w:szCs w:val="21"/>
+                <w:sz w:val="19"/>
+                <w:szCs w:val="19"/>
               </w:rPr>
               <w:t xml:space="preserve"> something else: ____________    </w:t>
             </w:r>
@@ -6395,15 +6363,15 @@
           <w:p>
             <w:pPr>
               <w:keepLines/>
-              <w:spacing w:after="40" w:before="0" w:line="300" w:lineRule="auto"/>
+              <w:spacing w:after="20" w:before="0" w:line="260" w:lineRule="auto"/>
             </w:pPr>
             <w:r>
               <w:rPr>
                 <w:rFonts w:ascii="Arial" w:cs="Arial" w:eastAsia="Arial" w:hAnsi="Arial"/>
                 <w:b/>
                 <w:bCs/>
-                <w:sz w:val="22"/>
-                <w:szCs w:val="22"/>
+                <w:sz w:val="20"/>
+                <w:szCs w:val="20"/>
               </w:rPr>
               <w:t xml:space="preserve">I got unstuck by ...   </w:t>
             </w:r>
@@ -6450,8 +6418,8 @@
             <w:r>
               <w:rPr>
                 <w:rFonts w:ascii="Arial" w:cs="Arial" w:eastAsia="Arial" w:hAnsi="Arial"/>
-                <w:sz w:val="21"/>
-                <w:szCs w:val="21"/>
+                <w:sz w:val="19"/>
+                <w:szCs w:val="19"/>
               </w:rPr>
               <w:t xml:space="preserve"> counters or objects    </w:t>
             </w:r>
@@ -6498,8 +6466,8 @@
             <w:r>
               <w:rPr>
                 <w:rFonts w:ascii="Arial" w:cs="Arial" w:eastAsia="Arial" w:hAnsi="Arial"/>
-                <w:sz w:val="21"/>
-                <w:szCs w:val="21"/>
+                <w:sz w:val="19"/>
+                <w:szCs w:val="19"/>
               </w:rPr>
               <w:t xml:space="preserve"> drawing it    </w:t>
             </w:r>
@@ -6546,8 +6514,8 @@
             <w:r>
               <w:rPr>
                 <w:rFonts w:ascii="Arial" w:cs="Arial" w:eastAsia="Arial" w:hAnsi="Arial"/>
-                <w:sz w:val="21"/>
-                <w:szCs w:val="21"/>
+                <w:sz w:val="19"/>
+                <w:szCs w:val="19"/>
               </w:rPr>
               <w:t xml:space="preserve"> asking someone    </w:t>
             </w:r>
@@ -6594,8 +6562,8 @@
             <w:r>
               <w:rPr>
                 <w:rFonts w:ascii="Arial" w:cs="Arial" w:eastAsia="Arial" w:hAnsi="Arial"/>
-                <w:sz w:val="21"/>
-                <w:szCs w:val="21"/>
+                <w:sz w:val="19"/>
+                <w:szCs w:val="19"/>
               </w:rPr>
               <w:t xml:space="preserve"> trying again    </w:t>
             </w:r>
@@ -6603,15 +6571,15 @@
           <w:p>
             <w:pPr>
               <w:keepLines/>
-              <w:spacing w:after="0" w:before="0" w:line="300" w:lineRule="auto"/>
+              <w:spacing w:after="0" w:before="0" w:line="260" w:lineRule="auto"/>
             </w:pPr>
             <w:r>
               <w:rPr>
                 <w:rFonts w:ascii="Arial" w:cs="Arial" w:eastAsia="Arial" w:hAnsi="Arial"/>
                 <w:b/>
                 <w:bCs/>
-                <w:sz w:val="22"/>
-                <w:szCs w:val="22"/>
+                <w:sz w:val="20"/>
+                <w:szCs w:val="20"/>
               </w:rPr>
               <w:t xml:space="preserve">Next time I will try ...  ______________________     It felt:  </w:t>
             </w:r>
@@ -6658,8 +6626,8 @@
             <w:r>
               <w:rPr>
                 <w:rFonts w:ascii="Arial" w:cs="Arial" w:eastAsia="Arial" w:hAnsi="Arial"/>
-                <w:sz w:val="21"/>
-                <w:szCs w:val="21"/>
+                <w:sz w:val="19"/>
+                <w:szCs w:val="19"/>
               </w:rPr>
               <w:t xml:space="preserve"> easy   </w:t>
             </w:r>
@@ -6706,8 +6674,8 @@
             <w:r>
               <w:rPr>
                 <w:rFonts w:ascii="Arial" w:cs="Arial" w:eastAsia="Arial" w:hAnsi="Arial"/>
-                <w:sz w:val="21"/>
-                <w:szCs w:val="21"/>
+                <w:sz w:val="19"/>
+                <w:szCs w:val="19"/>
               </w:rPr>
               <w:t xml:space="preserve"> OK   </w:t>
             </w:r>
@@ -6754,8 +6722,8 @@
             <w:r>
               <w:rPr>
                 <w:rFonts w:ascii="Arial" w:cs="Arial" w:eastAsia="Arial" w:hAnsi="Arial"/>
-                <w:sz w:val="21"/>
-                <w:szCs w:val="21"/>
+                <w:sz w:val="19"/>
+                <w:szCs w:val="19"/>
               </w:rPr>
               <w:t xml:space="preserve"> hard   </w:t>
             </w:r>
@@ -7572,20 +7540,6 @@
         <w:ind w:left="560"/>
       </w:pPr>
     </w:p>
-    <w:p>
-      <w:pPr>
-        <w:keepLines/>
-        <w:spacing w:after="120" w:before="0" w:line="320" w:lineRule="auto"/>
-      </w:pPr>
-      <w:r>
-        <w:rPr>
-          <w:rFonts w:ascii="Arial" w:cs="Arial" w:eastAsia="Arial" w:hAnsi="Arial"/>
-          <w:sz w:val="26"/>
-          <w:szCs w:val="26"/>
-        </w:rPr>
-        <w:t xml:space="preserve"/>
-      </w:r>
-    </w:p>
     <w:tbl>
       <w:tblPr>
         <w:tblW w:type="dxa" w:w="9900"/>
@@ -7647,7 +7601,7 @@
       <w:pPr>
         <w:keepNext/>
         <w:keepLines/>
-        <w:spacing w:after="40" w:before="100" w:line="320" w:lineRule="auto"/>
+        <w:spacing w:after="20" w:before="60" w:line="320" w:lineRule="auto"/>
         <w:ind w:left="560" w:hanging="560"/>
       </w:pPr>
       <w:r>
@@ -7676,24 +7630,6 @@
         </w:rPr>
         <w:t xml:space="preserve">Mei says: "When two numbers make 10, they are both odd or both even." Test every pair that makes 10 (0 + 10, 1 + 9, 2 + 8 ...). Is Mei always right? Now test the pairs that make 20. Why do you think it works?</w:t>
       </w:r>
-    </w:p>
-    <w:p>
-      <w:pPr>
-        <w:pBdr>
-          <w:bottom w:val="single" w:color="777777" w:sz="6" w:space="1"/>
-        </w:pBdr>
-        <w:spacing w:after="80" w:before="280"/>
-        <w:ind w:left="560"/>
-      </w:pPr>
-    </w:p>
-    <w:p>
-      <w:pPr>
-        <w:pBdr>
-          <w:bottom w:val="single" w:color="777777" w:sz="6" w:space="1"/>
-        </w:pBdr>
-        <w:spacing w:after="80" w:before="280"/>
-        <w:ind w:left="560"/>
-      </w:pPr>
     </w:p>
     <w:p>
       <w:pPr>
@@ -7944,9 +7880,9 @@
             </w:tcBorders>
             <w:shd w:fill="E8F5F2" w:color="auto" w:val="clear"/>
             <w:tcMar>
-              <w:top w:type="dxa" w:w="60"/>
+              <w:top w:type="dxa" w:w="40"/>
               <w:left w:type="dxa" w:w="100"/>
-              <w:bottom w:type="dxa" w:w="60"/>
+              <w:bottom w:type="dxa" w:w="40"/>
               <w:right w:type="dxa" w:w="100"/>
             </w:tcMar>
             <w:vAlign w:val="center"/>
@@ -7954,7 +7890,7 @@
           <w:p>
             <w:pPr>
               <w:keepLines/>
-              <w:spacing w:after="0" w:before="0" w:line="260" w:lineRule="auto"/>
+              <w:spacing w:after="0" w:before="0" w:line="240" w:lineRule="auto"/>
             </w:pPr>
             <w:r>
               <w:rPr>
@@ -7962,16 +7898,16 @@
                 <w:b/>
                 <w:bCs/>
                 <w:color w:val="1F7A6F"/>
-                <w:sz w:val="21"/>
-                <w:szCs w:val="21"/>
+                <w:sz w:val="19"/>
+                <w:szCs w:val="19"/>
               </w:rPr>
               <w:t xml:space="preserve">Fast track. </w:t>
             </w:r>
             <w:r>
               <w:rPr>
                 <w:rFonts w:ascii="Arial" w:cs="Arial" w:eastAsia="Arial" w:hAnsi="Arial"/>
-                <w:sz w:val="21"/>
-                <w:szCs w:val="21"/>
+                <w:sz w:val="19"/>
+                <w:szCs w:val="19"/>
               </w:rPr>
               <w:t xml:space="preserve">Got both warm-up check questions right and can say why? Ask your tutor. You may go straight to the Think Harder and Challenge pages and the Open investigation while the group works on this page. Come back to the group for talk time.</w:t>
             </w:r>
@@ -7982,7 +7918,7 @@
     <w:p>
       <w:pPr>
         <w:keepLines/>
-        <w:spacing w:after="60" w:before="0" w:line="320" w:lineRule="auto"/>
+        <w:spacing w:after="40" w:before="0" w:line="320" w:lineRule="auto"/>
       </w:pPr>
       <w:r>
         <w:rPr>
@@ -10056,7 +9992,7 @@
     <w:p>
       <w:pPr>
         <w:keepLines/>
-        <w:spacing w:after="60" w:before="0" w:line="320" w:lineRule="auto"/>
+        <w:spacing w:after="30" w:before="0" w:line="320" w:lineRule="auto"/>
       </w:pPr>
       <w:r>
         <w:rPr>
@@ -10097,9 +10033,9 @@
             </w:tcBorders>
             <w:shd w:fill="FFFDF5" w:color="auto" w:val="clear"/>
             <w:tcMar>
-              <w:top w:type="dxa" w:w="80"/>
+              <w:top w:type="dxa" w:w="50"/>
               <w:left w:type="dxa" w:w="100"/>
-              <w:bottom w:type="dxa" w:w="80"/>
+              <w:bottom w:type="dxa" w:w="50"/>
               <w:right w:type="dxa" w:w="100"/>
             </w:tcMar>
             <w:vAlign w:val="center"/>
@@ -10107,7 +10043,7 @@
           <w:p>
             <w:pPr>
               <w:keepLines/>
-              <w:spacing w:after="60" w:before="0" w:line="320" w:lineRule="auto"/>
+              <w:spacing w:after="30" w:before="0" w:line="320" w:lineRule="auto"/>
             </w:pPr>
             <w:r>
               <w:rPr>
@@ -10123,8 +10059,8 @@
             <w:r>
               <w:rPr>
                 <w:rFonts w:ascii="Arial" w:cs="Arial" w:eastAsia="Arial" w:hAnsi="Arial"/>
-                <w:sz w:val="21"/>
-                <w:szCs w:val="21"/>
+                <w:sz w:val="19"/>
+                <w:szCs w:val="19"/>
               </w:rPr>
               <w:t xml:space="preserve">A one-minute look-back. There are no right answers. Tick or write.</w:t>
             </w:r>
@@ -10132,15 +10068,15 @@
           <w:p>
             <w:pPr>
               <w:keepLines/>
-              <w:spacing w:after="40" w:before="0" w:line="300" w:lineRule="auto"/>
+              <w:spacing w:after="20" w:before="0" w:line="260" w:lineRule="auto"/>
             </w:pPr>
             <w:r>
               <w:rPr>
                 <w:rFonts w:ascii="Arial" w:cs="Arial" w:eastAsia="Arial" w:hAnsi="Arial"/>
                 <w:b/>
                 <w:bCs/>
-                <w:sz w:val="22"/>
-                <w:szCs w:val="22"/>
+                <w:sz w:val="20"/>
+                <w:szCs w:val="20"/>
               </w:rPr>
               <w:t xml:space="preserve">The hardest part was ...   </w:t>
             </w:r>
@@ -10187,8 +10123,8 @@
             <w:r>
               <w:rPr>
                 <w:rFonts w:ascii="Arial" w:cs="Arial" w:eastAsia="Arial" w:hAnsi="Arial"/>
-                <w:sz w:val="21"/>
-                <w:szCs w:val="21"/>
+                <w:sz w:val="19"/>
+                <w:szCs w:val="19"/>
               </w:rPr>
               <w:t xml:space="preserve"> reading the key    </w:t>
             </w:r>
@@ -10235,8 +10171,8 @@
             <w:r>
               <w:rPr>
                 <w:rFonts w:ascii="Arial" w:cs="Arial" w:eastAsia="Arial" w:hAnsi="Arial"/>
-                <w:sz w:val="21"/>
-                <w:szCs w:val="21"/>
+                <w:sz w:val="19"/>
+                <w:szCs w:val="19"/>
               </w:rPr>
               <w:t xml:space="preserve"> comparing    </w:t>
             </w:r>
@@ -10283,8 +10219,8 @@
             <w:r>
               <w:rPr>
                 <w:rFonts w:ascii="Arial" w:cs="Arial" w:eastAsia="Arial" w:hAnsi="Arial"/>
-                <w:sz w:val="21"/>
-                <w:szCs w:val="21"/>
+                <w:sz w:val="19"/>
+                <w:szCs w:val="19"/>
               </w:rPr>
               <w:t xml:space="preserve"> saying why    </w:t>
             </w:r>
@@ -10331,8 +10267,8 @@
             <w:r>
               <w:rPr>
                 <w:rFonts w:ascii="Arial" w:cs="Arial" w:eastAsia="Arial" w:hAnsi="Arial"/>
-                <w:sz w:val="21"/>
-                <w:szCs w:val="21"/>
+                <w:sz w:val="19"/>
+                <w:szCs w:val="19"/>
               </w:rPr>
               <w:t xml:space="preserve"> something else: ____________    </w:t>
             </w:r>
@@ -10340,15 +10276,15 @@
           <w:p>
             <w:pPr>
               <w:keepLines/>
-              <w:spacing w:after="40" w:before="0" w:line="300" w:lineRule="auto"/>
+              <w:spacing w:after="20" w:before="0" w:line="260" w:lineRule="auto"/>
             </w:pPr>
             <w:r>
               <w:rPr>
                 <w:rFonts w:ascii="Arial" w:cs="Arial" w:eastAsia="Arial" w:hAnsi="Arial"/>
                 <w:b/>
                 <w:bCs/>
-                <w:sz w:val="22"/>
-                <w:szCs w:val="22"/>
+                <w:sz w:val="20"/>
+                <w:szCs w:val="20"/>
               </w:rPr>
               <w:t xml:space="preserve">I got unstuck by ...   </w:t>
             </w:r>
@@ -10395,8 +10331,8 @@
             <w:r>
               <w:rPr>
                 <w:rFonts w:ascii="Arial" w:cs="Arial" w:eastAsia="Arial" w:hAnsi="Arial"/>
-                <w:sz w:val="21"/>
-                <w:szCs w:val="21"/>
+                <w:sz w:val="19"/>
+                <w:szCs w:val="19"/>
               </w:rPr>
               <w:t xml:space="preserve"> counters or objects    </w:t>
             </w:r>
@@ -10443,8 +10379,8 @@
             <w:r>
               <w:rPr>
                 <w:rFonts w:ascii="Arial" w:cs="Arial" w:eastAsia="Arial" w:hAnsi="Arial"/>
-                <w:sz w:val="21"/>
-                <w:szCs w:val="21"/>
+                <w:sz w:val="19"/>
+                <w:szCs w:val="19"/>
               </w:rPr>
               <w:t xml:space="preserve"> drawing it    </w:t>
             </w:r>
@@ -10491,8 +10427,8 @@
             <w:r>
               <w:rPr>
                 <w:rFonts w:ascii="Arial" w:cs="Arial" w:eastAsia="Arial" w:hAnsi="Arial"/>
-                <w:sz w:val="21"/>
-                <w:szCs w:val="21"/>
+                <w:sz w:val="19"/>
+                <w:szCs w:val="19"/>
               </w:rPr>
               <w:t xml:space="preserve"> asking someone    </w:t>
             </w:r>
@@ -10539,8 +10475,8 @@
             <w:r>
               <w:rPr>
                 <w:rFonts w:ascii="Arial" w:cs="Arial" w:eastAsia="Arial" w:hAnsi="Arial"/>
-                <w:sz w:val="21"/>
-                <w:szCs w:val="21"/>
+                <w:sz w:val="19"/>
+                <w:szCs w:val="19"/>
               </w:rPr>
               <w:t xml:space="preserve"> trying again    </w:t>
             </w:r>
@@ -10548,15 +10484,15 @@
           <w:p>
             <w:pPr>
               <w:keepLines/>
-              <w:spacing w:after="0" w:before="0" w:line="300" w:lineRule="auto"/>
+              <w:spacing w:after="0" w:before="0" w:line="260" w:lineRule="auto"/>
             </w:pPr>
             <w:r>
               <w:rPr>
                 <w:rFonts w:ascii="Arial" w:cs="Arial" w:eastAsia="Arial" w:hAnsi="Arial"/>
                 <w:b/>
                 <w:bCs/>
-                <w:sz w:val="22"/>
-                <w:szCs w:val="22"/>
+                <w:sz w:val="20"/>
+                <w:szCs w:val="20"/>
               </w:rPr>
               <w:t xml:space="preserve">Next time I will try ...  ______________________     It felt:  </w:t>
             </w:r>
@@ -10603,8 +10539,8 @@
             <w:r>
               <w:rPr>
                 <w:rFonts w:ascii="Arial" w:cs="Arial" w:eastAsia="Arial" w:hAnsi="Arial"/>
-                <w:sz w:val="21"/>
-                <w:szCs w:val="21"/>
+                <w:sz w:val="19"/>
+                <w:szCs w:val="19"/>
               </w:rPr>
               <w:t xml:space="preserve"> easy   </w:t>
             </w:r>
@@ -10651,8 +10587,8 @@
             <w:r>
               <w:rPr>
                 <w:rFonts w:ascii="Arial" w:cs="Arial" w:eastAsia="Arial" w:hAnsi="Arial"/>
-                <w:sz w:val="21"/>
-                <w:szCs w:val="21"/>
+                <w:sz w:val="19"/>
+                <w:szCs w:val="19"/>
               </w:rPr>
               <w:t xml:space="preserve"> OK   </w:t>
             </w:r>
@@ -10699,8 +10635,8 @@
             <w:r>
               <w:rPr>
                 <w:rFonts w:ascii="Arial" w:cs="Arial" w:eastAsia="Arial" w:hAnsi="Arial"/>
-                <w:sz w:val="21"/>
-                <w:szCs w:val="21"/>
+                <w:sz w:val="19"/>
+                <w:szCs w:val="19"/>
               </w:rPr>
               <w:t xml:space="preserve"> hard   </w:t>
             </w:r>
@@ -11517,20 +11453,6 @@
         <w:ind w:left="560"/>
       </w:pPr>
     </w:p>
-    <w:p>
-      <w:pPr>
-        <w:keepLines/>
-        <w:spacing w:after="120" w:before="0" w:line="320" w:lineRule="auto"/>
-      </w:pPr>
-      <w:r>
-        <w:rPr>
-          <w:rFonts w:ascii="Arial" w:cs="Arial" w:eastAsia="Arial" w:hAnsi="Arial"/>
-          <w:sz w:val="26"/>
-          <w:szCs w:val="26"/>
-        </w:rPr>
-        <w:t xml:space="preserve"/>
-      </w:r>
-    </w:p>
     <w:tbl>
       <w:tblPr>
         <w:tblW w:type="dxa" w:w="9900"/>
@@ -11592,7 +11514,7 @@
       <w:pPr>
         <w:keepNext/>
         <w:keepLines/>
-        <w:spacing w:after="40" w:before="100" w:line="320" w:lineRule="auto"/>
+        <w:spacing w:after="20" w:before="60" w:line="320" w:lineRule="auto"/>
         <w:ind w:left="560" w:hanging="560"/>
       </w:pPr>
       <w:r>
@@ -11621,33 +11543,6 @@
         </w:rPr>
         <w:t xml:space="preserve">A picture graph has 1 picture = 1 child: Cats 4, Dogs 6, Fish 2. Draw it again with 1 picture = 2 children. What stays the same? What changes? Could you use 1 picture = 3 children? Why or why not?</w:t>
       </w:r>
-    </w:p>
-    <w:p>
-      <w:pPr>
-        <w:pBdr>
-          <w:bottom w:val="single" w:color="777777" w:sz="6" w:space="1"/>
-        </w:pBdr>
-        <w:spacing w:after="80" w:before="280"/>
-        <w:ind w:left="560"/>
-      </w:pPr>
-    </w:p>
-    <w:p>
-      <w:pPr>
-        <w:pBdr>
-          <w:bottom w:val="single" w:color="777777" w:sz="6" w:space="1"/>
-        </w:pBdr>
-        <w:spacing w:after="80" w:before="280"/>
-        <w:ind w:left="560"/>
-      </w:pPr>
-    </w:p>
-    <w:p>
-      <w:pPr>
-        <w:pBdr>
-          <w:bottom w:val="single" w:color="777777" w:sz="6" w:space="1"/>
-        </w:pBdr>
-        <w:spacing w:after="80" w:before="280"/>
-        <w:ind w:left="560"/>
-      </w:pPr>
     </w:p>
     <w:p>
       <w:pPr>
@@ -11898,9 +11793,9 @@
             </w:tcBorders>
             <w:shd w:fill="E8F5F2" w:color="auto" w:val="clear"/>
             <w:tcMar>
-              <w:top w:type="dxa" w:w="60"/>
+              <w:top w:type="dxa" w:w="40"/>
               <w:left w:type="dxa" w:w="100"/>
-              <w:bottom w:type="dxa" w:w="60"/>
+              <w:bottom w:type="dxa" w:w="40"/>
               <w:right w:type="dxa" w:w="100"/>
             </w:tcMar>
             <w:vAlign w:val="center"/>
@@ -11908,7 +11803,7 @@
           <w:p>
             <w:pPr>
               <w:keepLines/>
-              <w:spacing w:after="0" w:before="0" w:line="260" w:lineRule="auto"/>
+              <w:spacing w:after="0" w:before="0" w:line="240" w:lineRule="auto"/>
             </w:pPr>
             <w:r>
               <w:rPr>
@@ -11916,16 +11811,16 @@
                 <w:b/>
                 <w:bCs/>
                 <w:color w:val="1F7A6F"/>
-                <w:sz w:val="21"/>
-                <w:szCs w:val="21"/>
+                <w:sz w:val="19"/>
+                <w:szCs w:val="19"/>
               </w:rPr>
               <w:t xml:space="preserve">Fast track. </w:t>
             </w:r>
             <w:r>
               <w:rPr>
                 <w:rFonts w:ascii="Arial" w:cs="Arial" w:eastAsia="Arial" w:hAnsi="Arial"/>
-                <w:sz w:val="21"/>
-                <w:szCs w:val="21"/>
+                <w:sz w:val="19"/>
+                <w:szCs w:val="19"/>
               </w:rPr>
               <w:t xml:space="preserve">Got both warm-up check questions right and can say why? Ask your tutor. You may go straight to the Think Harder and Challenge pages and the Open investigation while the group works on this page. Come back to the group for talk time.</w:t>
             </w:r>
@@ -11936,7 +11831,7 @@
     <w:p>
       <w:pPr>
         <w:keepLines/>
-        <w:spacing w:after="60" w:before="0" w:line="320" w:lineRule="auto"/>
+        <w:spacing w:after="40" w:before="0" w:line="320" w:lineRule="auto"/>
       </w:pPr>
       <w:r>
         <w:rPr>
@@ -13335,7 +13230,7 @@
     <w:p>
       <w:pPr>
         <w:keepLines/>
-        <w:spacing w:after="60" w:before="0" w:line="320" w:lineRule="auto"/>
+        <w:spacing w:after="30" w:before="0" w:line="320" w:lineRule="auto"/>
       </w:pPr>
       <w:r>
         <w:rPr>
@@ -13376,9 +13271,9 @@
             </w:tcBorders>
             <w:shd w:fill="FFFDF5" w:color="auto" w:val="clear"/>
             <w:tcMar>
-              <w:top w:type="dxa" w:w="80"/>
+              <w:top w:type="dxa" w:w="50"/>
               <w:left w:type="dxa" w:w="100"/>
-              <w:bottom w:type="dxa" w:w="80"/>
+              <w:bottom w:type="dxa" w:w="50"/>
               <w:right w:type="dxa" w:w="100"/>
             </w:tcMar>
             <w:vAlign w:val="center"/>
@@ -13386,7 +13281,7 @@
           <w:p>
             <w:pPr>
               <w:keepLines/>
-              <w:spacing w:after="60" w:before="0" w:line="320" w:lineRule="auto"/>
+              <w:spacing w:after="30" w:before="0" w:line="320" w:lineRule="auto"/>
             </w:pPr>
             <w:r>
               <w:rPr>
@@ -13402,8 +13297,8 @@
             <w:r>
               <w:rPr>
                 <w:rFonts w:ascii="Arial" w:cs="Arial" w:eastAsia="Arial" w:hAnsi="Arial"/>
-                <w:sz w:val="21"/>
-                <w:szCs w:val="21"/>
+                <w:sz w:val="19"/>
+                <w:szCs w:val="19"/>
               </w:rPr>
               <w:t xml:space="preserve">A one-minute look-back. There are no right answers. Tick or write.</w:t>
             </w:r>
@@ -13411,15 +13306,15 @@
           <w:p>
             <w:pPr>
               <w:keepLines/>
-              <w:spacing w:after="40" w:before="0" w:line="300" w:lineRule="auto"/>
+              <w:spacing w:after="20" w:before="0" w:line="260" w:lineRule="auto"/>
             </w:pPr>
             <w:r>
               <w:rPr>
                 <w:rFonts w:ascii="Arial" w:cs="Arial" w:eastAsia="Arial" w:hAnsi="Arial"/>
                 <w:b/>
                 <w:bCs/>
-                <w:sz w:val="22"/>
-                <w:szCs w:val="22"/>
+                <w:sz w:val="20"/>
+                <w:szCs w:val="20"/>
               </w:rPr>
               <w:t xml:space="preserve">The hardest part was ...   </w:t>
             </w:r>
@@ -13466,8 +13361,8 @@
             <w:r>
               <w:rPr>
                 <w:rFonts w:ascii="Arial" w:cs="Arial" w:eastAsia="Arial" w:hAnsi="Arial"/>
-                <w:sz w:val="21"/>
-                <w:szCs w:val="21"/>
+                <w:sz w:val="19"/>
+                <w:szCs w:val="19"/>
               </w:rPr>
               <w:t xml:space="preserve"> the core    </w:t>
             </w:r>
@@ -13514,8 +13409,8 @@
             <w:r>
               <w:rPr>
                 <w:rFonts w:ascii="Arial" w:cs="Arial" w:eastAsia="Arial" w:hAnsi="Arial"/>
-                <w:sz w:val="21"/>
-                <w:szCs w:val="21"/>
+                <w:sz w:val="19"/>
+                <w:szCs w:val="19"/>
               </w:rPr>
               <w:t xml:space="preserve"> the 30th place    </w:t>
             </w:r>
@@ -13562,8 +13457,8 @@
             <w:r>
               <w:rPr>
                 <w:rFonts w:ascii="Arial" w:cs="Arial" w:eastAsia="Arial" w:hAnsi="Arial"/>
-                <w:sz w:val="21"/>
-                <w:szCs w:val="21"/>
+                <w:sz w:val="19"/>
+                <w:szCs w:val="19"/>
               </w:rPr>
               <w:t xml:space="preserve"> the sticks    </w:t>
             </w:r>
@@ -13610,8 +13505,8 @@
             <w:r>
               <w:rPr>
                 <w:rFonts w:ascii="Arial" w:cs="Arial" w:eastAsia="Arial" w:hAnsi="Arial"/>
-                <w:sz w:val="21"/>
-                <w:szCs w:val="21"/>
+                <w:sz w:val="19"/>
+                <w:szCs w:val="19"/>
               </w:rPr>
               <w:t xml:space="preserve"> something else: ____________    </w:t>
             </w:r>
@@ -13619,15 +13514,15 @@
           <w:p>
             <w:pPr>
               <w:keepLines/>
-              <w:spacing w:after="40" w:before="0" w:line="300" w:lineRule="auto"/>
+              <w:spacing w:after="20" w:before="0" w:line="260" w:lineRule="auto"/>
             </w:pPr>
             <w:r>
               <w:rPr>
                 <w:rFonts w:ascii="Arial" w:cs="Arial" w:eastAsia="Arial" w:hAnsi="Arial"/>
                 <w:b/>
                 <w:bCs/>
-                <w:sz w:val="22"/>
-                <w:szCs w:val="22"/>
+                <w:sz w:val="20"/>
+                <w:szCs w:val="20"/>
               </w:rPr>
               <w:t xml:space="preserve">I got unstuck by ...   </w:t>
             </w:r>
@@ -13674,8 +13569,8 @@
             <w:r>
               <w:rPr>
                 <w:rFonts w:ascii="Arial" w:cs="Arial" w:eastAsia="Arial" w:hAnsi="Arial"/>
-                <w:sz w:val="21"/>
-                <w:szCs w:val="21"/>
+                <w:sz w:val="19"/>
+                <w:szCs w:val="19"/>
               </w:rPr>
               <w:t xml:space="preserve"> counters or objects    </w:t>
             </w:r>
@@ -13722,8 +13617,8 @@
             <w:r>
               <w:rPr>
                 <w:rFonts w:ascii="Arial" w:cs="Arial" w:eastAsia="Arial" w:hAnsi="Arial"/>
-                <w:sz w:val="21"/>
-                <w:szCs w:val="21"/>
+                <w:sz w:val="19"/>
+                <w:szCs w:val="19"/>
               </w:rPr>
               <w:t xml:space="preserve"> drawing it    </w:t>
             </w:r>
@@ -13770,8 +13665,8 @@
             <w:r>
               <w:rPr>
                 <w:rFonts w:ascii="Arial" w:cs="Arial" w:eastAsia="Arial" w:hAnsi="Arial"/>
-                <w:sz w:val="21"/>
-                <w:szCs w:val="21"/>
+                <w:sz w:val="19"/>
+                <w:szCs w:val="19"/>
               </w:rPr>
               <w:t xml:space="preserve"> asking someone    </w:t>
             </w:r>
@@ -13818,8 +13713,8 @@
             <w:r>
               <w:rPr>
                 <w:rFonts w:ascii="Arial" w:cs="Arial" w:eastAsia="Arial" w:hAnsi="Arial"/>
-                <w:sz w:val="21"/>
-                <w:szCs w:val="21"/>
+                <w:sz w:val="19"/>
+                <w:szCs w:val="19"/>
               </w:rPr>
               <w:t xml:space="preserve"> trying again    </w:t>
             </w:r>
@@ -13827,15 +13722,15 @@
           <w:p>
             <w:pPr>
               <w:keepLines/>
-              <w:spacing w:after="0" w:before="0" w:line="300" w:lineRule="auto"/>
+              <w:spacing w:after="0" w:before="0" w:line="260" w:lineRule="auto"/>
             </w:pPr>
             <w:r>
               <w:rPr>
                 <w:rFonts w:ascii="Arial" w:cs="Arial" w:eastAsia="Arial" w:hAnsi="Arial"/>
                 <w:b/>
                 <w:bCs/>
-                <w:sz w:val="22"/>
-                <w:szCs w:val="22"/>
+                <w:sz w:val="20"/>
+                <w:szCs w:val="20"/>
               </w:rPr>
               <w:t xml:space="preserve">Next time I will try ...  ______________________     It felt:  </w:t>
             </w:r>
@@ -13882,8 +13777,8 @@
             <w:r>
               <w:rPr>
                 <w:rFonts w:ascii="Arial" w:cs="Arial" w:eastAsia="Arial" w:hAnsi="Arial"/>
-                <w:sz w:val="21"/>
-                <w:szCs w:val="21"/>
+                <w:sz w:val="19"/>
+                <w:szCs w:val="19"/>
               </w:rPr>
               <w:t xml:space="preserve"> easy   </w:t>
             </w:r>
@@ -13930,8 +13825,8 @@
             <w:r>
               <w:rPr>
                 <w:rFonts w:ascii="Arial" w:cs="Arial" w:eastAsia="Arial" w:hAnsi="Arial"/>
-                <w:sz w:val="21"/>
-                <w:szCs w:val="21"/>
+                <w:sz w:val="19"/>
+                <w:szCs w:val="19"/>
               </w:rPr>
               <w:t xml:space="preserve"> OK   </w:t>
             </w:r>
@@ -13978,8 +13873,8 @@
             <w:r>
               <w:rPr>
                 <w:rFonts w:ascii="Arial" w:cs="Arial" w:eastAsia="Arial" w:hAnsi="Arial"/>
-                <w:sz w:val="21"/>
-                <w:szCs w:val="21"/>
+                <w:sz w:val="19"/>
+                <w:szCs w:val="19"/>
               </w:rPr>
               <w:t xml:space="preserve"> hard   </w:t>
             </w:r>
@@ -14796,20 +14691,6 @@
         <w:ind w:left="560"/>
       </w:pPr>
     </w:p>
-    <w:p>
-      <w:pPr>
-        <w:keepLines/>
-        <w:spacing w:after="120" w:before="0" w:line="320" w:lineRule="auto"/>
-      </w:pPr>
-      <w:r>
-        <w:rPr>
-          <w:rFonts w:ascii="Arial" w:cs="Arial" w:eastAsia="Arial" w:hAnsi="Arial"/>
-          <w:sz w:val="26"/>
-          <w:szCs w:val="26"/>
-        </w:rPr>
-        <w:t xml:space="preserve"/>
-      </w:r>
-    </w:p>
     <w:tbl>
       <w:tblPr>
         <w:tblW w:type="dxa" w:w="9900"/>
@@ -14871,7 +14752,7 @@
       <w:pPr>
         <w:keepNext/>
         <w:keepLines/>
-        <w:spacing w:after="40" w:before="100" w:line="320" w:lineRule="auto"/>
+        <w:spacing w:after="20" w:before="60" w:line="320" w:lineRule="auto"/>
         <w:ind w:left="560" w:hanging="560"/>
       </w:pPr>
       <w:r>
@@ -14900,24 +14781,6 @@
         </w:rPr>
         <w:t xml:space="preserve">Mei says: "In a pattern that repeats every 3 shapes, place 30 is the same shape as place 3." Draw your own 3-shape pattern up to place 9. Test Mei on places 6 and 9, then on place 30. Is she always right? What about a pattern that repeats every 4 shapes: which places match place 4?</w:t>
       </w:r>
-    </w:p>
-    <w:p>
-      <w:pPr>
-        <w:pBdr>
-          <w:bottom w:val="single" w:color="777777" w:sz="6" w:space="1"/>
-        </w:pBdr>
-        <w:spacing w:after="80" w:before="280"/>
-        <w:ind w:left="560"/>
-      </w:pPr>
-    </w:p>
-    <w:p>
-      <w:pPr>
-        <w:pBdr>
-          <w:bottom w:val="single" w:color="777777" w:sz="6" w:space="1"/>
-        </w:pBdr>
-        <w:spacing w:after="80" w:before="280"/>
-        <w:ind w:left="560"/>
-      </w:pPr>
     </w:p>
     <w:p>
       <w:pPr>
@@ -15168,9 +15031,9 @@
             </w:tcBorders>
             <w:shd w:fill="E8F5F2" w:color="auto" w:val="clear"/>
             <w:tcMar>
-              <w:top w:type="dxa" w:w="60"/>
+              <w:top w:type="dxa" w:w="40"/>
               <w:left w:type="dxa" w:w="100"/>
-              <w:bottom w:type="dxa" w:w="60"/>
+              <w:bottom w:type="dxa" w:w="40"/>
               <w:right w:type="dxa" w:w="100"/>
             </w:tcMar>
             <w:vAlign w:val="center"/>
@@ -15178,7 +15041,7 @@
           <w:p>
             <w:pPr>
               <w:keepLines/>
-              <w:spacing w:after="0" w:before="0" w:line="260" w:lineRule="auto"/>
+              <w:spacing w:after="0" w:before="0" w:line="240" w:lineRule="auto"/>
             </w:pPr>
             <w:r>
               <w:rPr>
@@ -15186,16 +15049,16 @@
                 <w:b/>
                 <w:bCs/>
                 <w:color w:val="1F7A6F"/>
-                <w:sz w:val="21"/>
-                <w:szCs w:val="21"/>
+                <w:sz w:val="19"/>
+                <w:szCs w:val="19"/>
               </w:rPr>
               <w:t xml:space="preserve">Fast track. </w:t>
             </w:r>
             <w:r>
               <w:rPr>
                 <w:rFonts w:ascii="Arial" w:cs="Arial" w:eastAsia="Arial" w:hAnsi="Arial"/>
-                <w:sz w:val="21"/>
-                <w:szCs w:val="21"/>
+                <w:sz w:val="19"/>
+                <w:szCs w:val="19"/>
               </w:rPr>
               <w:t xml:space="preserve">Got both warm-up check questions right and can say why? Ask your tutor. You may go straight to the Think Harder and Challenge pages and the Open investigation while the group works on this page. Come back to the group for talk time.</w:t>
             </w:r>
@@ -15206,7 +15069,7 @@
     <w:p>
       <w:pPr>
         <w:keepLines/>
-        <w:spacing w:after="60" w:before="0" w:line="320" w:lineRule="auto"/>
+        <w:spacing w:after="40" w:before="0" w:line="320" w:lineRule="auto"/>
       </w:pPr>
       <w:r>
         <w:rPr>
@@ -17264,7 +17127,7 @@
     <w:p>
       <w:pPr>
         <w:keepLines/>
-        <w:spacing w:after="60" w:before="0" w:line="320" w:lineRule="auto"/>
+        <w:spacing w:after="30" w:before="0" w:line="320" w:lineRule="auto"/>
       </w:pPr>
       <w:r>
         <w:rPr>
@@ -17305,9 +17168,9 @@
             </w:tcBorders>
             <w:shd w:fill="FFFDF5" w:color="auto" w:val="clear"/>
             <w:tcMar>
-              <w:top w:type="dxa" w:w="80"/>
+              <w:top w:type="dxa" w:w="50"/>
               <w:left w:type="dxa" w:w="100"/>
-              <w:bottom w:type="dxa" w:w="80"/>
+              <w:bottom w:type="dxa" w:w="50"/>
               <w:right w:type="dxa" w:w="100"/>
             </w:tcMar>
             <w:vAlign w:val="center"/>
@@ -17315,7 +17178,7 @@
           <w:p>
             <w:pPr>
               <w:keepLines/>
-              <w:spacing w:after="60" w:before="0" w:line="320" w:lineRule="auto"/>
+              <w:spacing w:after="30" w:before="0" w:line="320" w:lineRule="auto"/>
             </w:pPr>
             <w:r>
               <w:rPr>
@@ -17331,8 +17194,8 @@
             <w:r>
               <w:rPr>
                 <w:rFonts w:ascii="Arial" w:cs="Arial" w:eastAsia="Arial" w:hAnsi="Arial"/>
-                <w:sz w:val="21"/>
-                <w:szCs w:val="21"/>
+                <w:sz w:val="19"/>
+                <w:szCs w:val="19"/>
               </w:rPr>
               <w:t xml:space="preserve">A one-minute look-back. There are no right answers. Tick or write.</w:t>
             </w:r>
@@ -17340,15 +17203,15 @@
           <w:p>
             <w:pPr>
               <w:keepLines/>
-              <w:spacing w:after="40" w:before="0" w:line="300" w:lineRule="auto"/>
+              <w:spacing w:after="20" w:before="0" w:line="260" w:lineRule="auto"/>
             </w:pPr>
             <w:r>
               <w:rPr>
                 <w:rFonts w:ascii="Arial" w:cs="Arial" w:eastAsia="Arial" w:hAnsi="Arial"/>
                 <w:b/>
                 <w:bCs/>
-                <w:sz w:val="22"/>
-                <w:szCs w:val="22"/>
+                <w:sz w:val="20"/>
+                <w:szCs w:val="20"/>
               </w:rPr>
               <w:t xml:space="preserve">The hardest part was ...   </w:t>
             </w:r>
@@ -17395,8 +17258,8 @@
             <w:r>
               <w:rPr>
                 <w:rFonts w:ascii="Arial" w:cs="Arial" w:eastAsia="Arial" w:hAnsi="Arial"/>
-                <w:sz w:val="21"/>
-                <w:szCs w:val="21"/>
+                <w:sz w:val="19"/>
+                <w:szCs w:val="19"/>
               </w:rPr>
               <w:t xml:space="preserve"> the machine    </w:t>
             </w:r>
@@ -17443,8 +17306,8 @@
             <w:r>
               <w:rPr>
                 <w:rFonts w:ascii="Arial" w:cs="Arial" w:eastAsia="Arial" w:hAnsi="Arial"/>
-                <w:sz w:val="21"/>
-                <w:szCs w:val="21"/>
+                <w:sz w:val="19"/>
+                <w:szCs w:val="19"/>
               </w:rPr>
               <w:t xml:space="preserve"> undoing the steps    </w:t>
             </w:r>
@@ -17491,8 +17354,8 @@
             <w:r>
               <w:rPr>
                 <w:rFonts w:ascii="Arial" w:cs="Arial" w:eastAsia="Arial" w:hAnsi="Arial"/>
-                <w:sz w:val="21"/>
-                <w:szCs w:val="21"/>
+                <w:sz w:val="19"/>
+                <w:szCs w:val="19"/>
               </w:rPr>
               <w:t xml:space="preserve"> the queue    </w:t>
             </w:r>
@@ -17539,8 +17402,8 @@
             <w:r>
               <w:rPr>
                 <w:rFonts w:ascii="Arial" w:cs="Arial" w:eastAsia="Arial" w:hAnsi="Arial"/>
-                <w:sz w:val="21"/>
-                <w:szCs w:val="21"/>
+                <w:sz w:val="19"/>
+                <w:szCs w:val="19"/>
               </w:rPr>
               <w:t xml:space="preserve"> something else: ____________    </w:t>
             </w:r>
@@ -17548,15 +17411,15 @@
           <w:p>
             <w:pPr>
               <w:keepLines/>
-              <w:spacing w:after="40" w:before="0" w:line="300" w:lineRule="auto"/>
+              <w:spacing w:after="20" w:before="0" w:line="260" w:lineRule="auto"/>
             </w:pPr>
             <w:r>
               <w:rPr>
                 <w:rFonts w:ascii="Arial" w:cs="Arial" w:eastAsia="Arial" w:hAnsi="Arial"/>
                 <w:b/>
                 <w:bCs/>
-                <w:sz w:val="22"/>
-                <w:szCs w:val="22"/>
+                <w:sz w:val="20"/>
+                <w:szCs w:val="20"/>
               </w:rPr>
               <w:t xml:space="preserve">I got unstuck by ...   </w:t>
             </w:r>
@@ -17603,8 +17466,8 @@
             <w:r>
               <w:rPr>
                 <w:rFonts w:ascii="Arial" w:cs="Arial" w:eastAsia="Arial" w:hAnsi="Arial"/>
-                <w:sz w:val="21"/>
-                <w:szCs w:val="21"/>
+                <w:sz w:val="19"/>
+                <w:szCs w:val="19"/>
               </w:rPr>
               <w:t xml:space="preserve"> counters or objects    </w:t>
             </w:r>
@@ -17651,8 +17514,8 @@
             <w:r>
               <w:rPr>
                 <w:rFonts w:ascii="Arial" w:cs="Arial" w:eastAsia="Arial" w:hAnsi="Arial"/>
-                <w:sz w:val="21"/>
-                <w:szCs w:val="21"/>
+                <w:sz w:val="19"/>
+                <w:szCs w:val="19"/>
               </w:rPr>
               <w:t xml:space="preserve"> drawing it    </w:t>
             </w:r>
@@ -17699,8 +17562,8 @@
             <w:r>
               <w:rPr>
                 <w:rFonts w:ascii="Arial" w:cs="Arial" w:eastAsia="Arial" w:hAnsi="Arial"/>
-                <w:sz w:val="21"/>
-                <w:szCs w:val="21"/>
+                <w:sz w:val="19"/>
+                <w:szCs w:val="19"/>
               </w:rPr>
               <w:t xml:space="preserve"> asking someone    </w:t>
             </w:r>
@@ -17747,8 +17610,8 @@
             <w:r>
               <w:rPr>
                 <w:rFonts w:ascii="Arial" w:cs="Arial" w:eastAsia="Arial" w:hAnsi="Arial"/>
-                <w:sz w:val="21"/>
-                <w:szCs w:val="21"/>
+                <w:sz w:val="19"/>
+                <w:szCs w:val="19"/>
               </w:rPr>
               <w:t xml:space="preserve"> trying again    </w:t>
             </w:r>
@@ -17756,15 +17619,15 @@
           <w:p>
             <w:pPr>
               <w:keepLines/>
-              <w:spacing w:after="0" w:before="0" w:line="300" w:lineRule="auto"/>
+              <w:spacing w:after="0" w:before="0" w:line="260" w:lineRule="auto"/>
             </w:pPr>
             <w:r>
               <w:rPr>
                 <w:rFonts w:ascii="Arial" w:cs="Arial" w:eastAsia="Arial" w:hAnsi="Arial"/>
                 <w:b/>
                 <w:bCs/>
-                <w:sz w:val="22"/>
-                <w:szCs w:val="22"/>
+                <w:sz w:val="20"/>
+                <w:szCs w:val="20"/>
               </w:rPr>
               <w:t xml:space="preserve">Next time I will try ...  ______________________     It felt:  </w:t>
             </w:r>
@@ -17811,8 +17674,8 @@
             <w:r>
               <w:rPr>
                 <w:rFonts w:ascii="Arial" w:cs="Arial" w:eastAsia="Arial" w:hAnsi="Arial"/>
-                <w:sz w:val="21"/>
-                <w:szCs w:val="21"/>
+                <w:sz w:val="19"/>
+                <w:szCs w:val="19"/>
               </w:rPr>
               <w:t xml:space="preserve"> easy   </w:t>
             </w:r>
@@ -17859,8 +17722,8 @@
             <w:r>
               <w:rPr>
                 <w:rFonts w:ascii="Arial" w:cs="Arial" w:eastAsia="Arial" w:hAnsi="Arial"/>
-                <w:sz w:val="21"/>
-                <w:szCs w:val="21"/>
+                <w:sz w:val="19"/>
+                <w:szCs w:val="19"/>
               </w:rPr>
               <w:t xml:space="preserve"> OK   </w:t>
             </w:r>
@@ -17907,8 +17770,8 @@
             <w:r>
               <w:rPr>
                 <w:rFonts w:ascii="Arial" w:cs="Arial" w:eastAsia="Arial" w:hAnsi="Arial"/>
-                <w:sz w:val="21"/>
-                <w:szCs w:val="21"/>
+                <w:sz w:val="19"/>
+                <w:szCs w:val="19"/>
               </w:rPr>
               <w:t xml:space="preserve"> hard   </w:t>
             </w:r>
@@ -18725,20 +18588,6 @@
         <w:ind w:left="560"/>
       </w:pPr>
     </w:p>
-    <w:p>
-      <w:pPr>
-        <w:keepLines/>
-        <w:spacing w:after="120" w:before="0" w:line="320" w:lineRule="auto"/>
-      </w:pPr>
-      <w:r>
-        <w:rPr>
-          <w:rFonts w:ascii="Arial" w:cs="Arial" w:eastAsia="Arial" w:hAnsi="Arial"/>
-          <w:sz w:val="26"/>
-          <w:szCs w:val="26"/>
-        </w:rPr>
-        <w:t xml:space="preserve"/>
-      </w:r>
-    </w:p>
     <w:tbl>
       <w:tblPr>
         <w:tblW w:type="dxa" w:w="9900"/>
@@ -18800,7 +18649,7 @@
       <w:pPr>
         <w:keepNext/>
         <w:keepLines/>
-        <w:spacing w:after="40" w:before="100" w:line="320" w:lineRule="auto"/>
+        <w:spacing w:after="20" w:before="60" w:line="320" w:lineRule="auto"/>
         <w:ind w:left="560" w:hanging="560"/>
       </w:pPr>
       <w:r>
@@ -18829,24 +18678,6 @@
         </w:rPr>
         <w:t xml:space="preserve">A number machine adds 6 and then takes away 6. Mei says: "OUT is always the same as IN." Test IN = 3, 10 and 25, and one number you choose. Is Mei always right? Now change the machine: add 6, then take away 4. What happens to every number? Why?</w:t>
       </w:r>
-    </w:p>
-    <w:p>
-      <w:pPr>
-        <w:pBdr>
-          <w:bottom w:val="single" w:color="777777" w:sz="6" w:space="1"/>
-        </w:pBdr>
-        <w:spacing w:after="80" w:before="280"/>
-        <w:ind w:left="560"/>
-      </w:pPr>
-    </w:p>
-    <w:p>
-      <w:pPr>
-        <w:pBdr>
-          <w:bottom w:val="single" w:color="777777" w:sz="6" w:space="1"/>
-        </w:pBdr>
-        <w:spacing w:after="80" w:before="280"/>
-        <w:ind w:left="560"/>
-      </w:pPr>
     </w:p>
     <w:p>
       <w:pPr>
@@ -19097,9 +18928,9 @@
             </w:tcBorders>
             <w:shd w:fill="E8F5F2" w:color="auto" w:val="clear"/>
             <w:tcMar>
-              <w:top w:type="dxa" w:w="60"/>
+              <w:top w:type="dxa" w:w="40"/>
               <w:left w:type="dxa" w:w="100"/>
-              <w:bottom w:type="dxa" w:w="60"/>
+              <w:bottom w:type="dxa" w:w="40"/>
               <w:right w:type="dxa" w:w="100"/>
             </w:tcMar>
             <w:vAlign w:val="center"/>
@@ -19107,7 +18938,7 @@
           <w:p>
             <w:pPr>
               <w:keepLines/>
-              <w:spacing w:after="0" w:before="0" w:line="260" w:lineRule="auto"/>
+              <w:spacing w:after="0" w:before="0" w:line="240" w:lineRule="auto"/>
             </w:pPr>
             <w:r>
               <w:rPr>
@@ -19115,16 +18946,16 @@
                 <w:b/>
                 <w:bCs/>
                 <w:color w:val="1F7A6F"/>
-                <w:sz w:val="21"/>
-                <w:szCs w:val="21"/>
+                <w:sz w:val="19"/>
+                <w:szCs w:val="19"/>
               </w:rPr>
               <w:t xml:space="preserve">Fast track. </w:t>
             </w:r>
             <w:r>
               <w:rPr>
                 <w:rFonts w:ascii="Arial" w:cs="Arial" w:eastAsia="Arial" w:hAnsi="Arial"/>
-                <w:sz w:val="21"/>
-                <w:szCs w:val="21"/>
+                <w:sz w:val="19"/>
+                <w:szCs w:val="19"/>
               </w:rPr>
               <w:t xml:space="preserve">Got both warm-up check questions right and can say why? Ask your tutor. You may go straight to the Think Harder and Challenge pages and the Open investigation while the group works on this page. Come back to the group for talk time.</w:t>
             </w:r>
@@ -19135,7 +18966,7 @@
     <w:p>
       <w:pPr>
         <w:keepLines/>
-        <w:spacing w:after="60" w:before="0" w:line="320" w:lineRule="auto"/>
+        <w:spacing w:after="40" w:before="0" w:line="320" w:lineRule="auto"/>
       </w:pPr>
       <w:r>
         <w:rPr>
@@ -20669,7 +20500,7 @@
     <w:p>
       <w:pPr>
         <w:keepLines/>
-        <w:spacing w:after="60" w:before="0" w:line="320" w:lineRule="auto"/>
+        <w:spacing w:after="30" w:before="0" w:line="320" w:lineRule="auto"/>
       </w:pPr>
       <w:r>
         <w:rPr>
@@ -20710,9 +20541,9 @@
             </w:tcBorders>
             <w:shd w:fill="FFFDF5" w:color="auto" w:val="clear"/>
             <w:tcMar>
-              <w:top w:type="dxa" w:w="80"/>
+              <w:top w:type="dxa" w:w="50"/>
               <w:left w:type="dxa" w:w="100"/>
-              <w:bottom w:type="dxa" w:w="80"/>
+              <w:bottom w:type="dxa" w:w="50"/>
               <w:right w:type="dxa" w:w="100"/>
             </w:tcMar>
             <w:vAlign w:val="center"/>
@@ -20720,7 +20551,7 @@
           <w:p>
             <w:pPr>
               <w:keepLines/>
-              <w:spacing w:after="60" w:before="0" w:line="320" w:lineRule="auto"/>
+              <w:spacing w:after="30" w:before="0" w:line="320" w:lineRule="auto"/>
             </w:pPr>
             <w:r>
               <w:rPr>
@@ -20736,8 +20567,8 @@
             <w:r>
               <w:rPr>
                 <w:rFonts w:ascii="Arial" w:cs="Arial" w:eastAsia="Arial" w:hAnsi="Arial"/>
-                <w:sz w:val="21"/>
-                <w:szCs w:val="21"/>
+                <w:sz w:val="19"/>
+                <w:szCs w:val="19"/>
               </w:rPr>
               <w:t xml:space="preserve">A one-minute look-back. There are no right answers. Tick or write.</w:t>
             </w:r>
@@ -20745,15 +20576,15 @@
           <w:p>
             <w:pPr>
               <w:keepLines/>
-              <w:spacing w:after="40" w:before="0" w:line="300" w:lineRule="auto"/>
+              <w:spacing w:after="20" w:before="0" w:line="260" w:lineRule="auto"/>
             </w:pPr>
             <w:r>
               <w:rPr>
                 <w:rFonts w:ascii="Arial" w:cs="Arial" w:eastAsia="Arial" w:hAnsi="Arial"/>
                 <w:b/>
                 <w:bCs/>
-                <w:sz w:val="22"/>
-                <w:szCs w:val="22"/>
+                <w:sz w:val="20"/>
+                <w:szCs w:val="20"/>
               </w:rPr>
               <w:t xml:space="preserve">The hardest part was ...   </w:t>
             </w:r>
@@ -20800,8 +20631,8 @@
             <w:r>
               <w:rPr>
                 <w:rFonts w:ascii="Arial" w:cs="Arial" w:eastAsia="Arial" w:hAnsi="Arial"/>
-                <w:sz w:val="21"/>
-                <w:szCs w:val="21"/>
+                <w:sz w:val="19"/>
+                <w:szCs w:val="19"/>
               </w:rPr>
               <w:t xml:space="preserve"> finding all the ways    </w:t>
             </w:r>
@@ -20848,8 +20679,8 @@
             <w:r>
               <w:rPr>
                 <w:rFonts w:ascii="Arial" w:cs="Arial" w:eastAsia="Arial" w:hAnsi="Arial"/>
-                <w:sz w:val="21"/>
-                <w:szCs w:val="21"/>
+                <w:sz w:val="19"/>
+                <w:szCs w:val="19"/>
               </w:rPr>
               <w:t xml:space="preserve"> knowing I had them all    </w:t>
             </w:r>
@@ -20896,8 +20727,8 @@
             <w:r>
               <w:rPr>
                 <w:rFonts w:ascii="Arial" w:cs="Arial" w:eastAsia="Arial" w:hAnsi="Arial"/>
-                <w:sz w:val="21"/>
-                <w:szCs w:val="21"/>
+                <w:sz w:val="19"/>
+                <w:szCs w:val="19"/>
               </w:rPr>
               <w:t xml:space="preserve"> the dollars    </w:t>
             </w:r>
@@ -20944,8 +20775,8 @@
             <w:r>
               <w:rPr>
                 <w:rFonts w:ascii="Arial" w:cs="Arial" w:eastAsia="Arial" w:hAnsi="Arial"/>
-                <w:sz w:val="21"/>
-                <w:szCs w:val="21"/>
+                <w:sz w:val="19"/>
+                <w:szCs w:val="19"/>
               </w:rPr>
               <w:t xml:space="preserve"> something else: ____________    </w:t>
             </w:r>
@@ -20953,15 +20784,15 @@
           <w:p>
             <w:pPr>
               <w:keepLines/>
-              <w:spacing w:after="40" w:before="0" w:line="300" w:lineRule="auto"/>
+              <w:spacing w:after="20" w:before="0" w:line="260" w:lineRule="auto"/>
             </w:pPr>
             <w:r>
               <w:rPr>
                 <w:rFonts w:ascii="Arial" w:cs="Arial" w:eastAsia="Arial" w:hAnsi="Arial"/>
                 <w:b/>
                 <w:bCs/>
-                <w:sz w:val="22"/>
-                <w:szCs w:val="22"/>
+                <w:sz w:val="20"/>
+                <w:szCs w:val="20"/>
               </w:rPr>
               <w:t xml:space="preserve">I got unstuck by ...   </w:t>
             </w:r>
@@ -21008,8 +20839,8 @@
             <w:r>
               <w:rPr>
                 <w:rFonts w:ascii="Arial" w:cs="Arial" w:eastAsia="Arial" w:hAnsi="Arial"/>
-                <w:sz w:val="21"/>
-                <w:szCs w:val="21"/>
+                <w:sz w:val="19"/>
+                <w:szCs w:val="19"/>
               </w:rPr>
               <w:t xml:space="preserve"> counters or objects    </w:t>
             </w:r>
@@ -21056,8 +20887,8 @@
             <w:r>
               <w:rPr>
                 <w:rFonts w:ascii="Arial" w:cs="Arial" w:eastAsia="Arial" w:hAnsi="Arial"/>
-                <w:sz w:val="21"/>
-                <w:szCs w:val="21"/>
+                <w:sz w:val="19"/>
+                <w:szCs w:val="19"/>
               </w:rPr>
               <w:t xml:space="preserve"> drawing it    </w:t>
             </w:r>
@@ -21104,8 +20935,8 @@
             <w:r>
               <w:rPr>
                 <w:rFonts w:ascii="Arial" w:cs="Arial" w:eastAsia="Arial" w:hAnsi="Arial"/>
-                <w:sz w:val="21"/>
-                <w:szCs w:val="21"/>
+                <w:sz w:val="19"/>
+                <w:szCs w:val="19"/>
               </w:rPr>
               <w:t xml:space="preserve"> asking someone    </w:t>
             </w:r>
@@ -21152,8 +20983,8 @@
             <w:r>
               <w:rPr>
                 <w:rFonts w:ascii="Arial" w:cs="Arial" w:eastAsia="Arial" w:hAnsi="Arial"/>
-                <w:sz w:val="21"/>
-                <w:szCs w:val="21"/>
+                <w:sz w:val="19"/>
+                <w:szCs w:val="19"/>
               </w:rPr>
               <w:t xml:space="preserve"> trying again    </w:t>
             </w:r>
@@ -21161,15 +20992,15 @@
           <w:p>
             <w:pPr>
               <w:keepLines/>
-              <w:spacing w:after="0" w:before="0" w:line="300" w:lineRule="auto"/>
+              <w:spacing w:after="0" w:before="0" w:line="260" w:lineRule="auto"/>
             </w:pPr>
             <w:r>
               <w:rPr>
                 <w:rFonts w:ascii="Arial" w:cs="Arial" w:eastAsia="Arial" w:hAnsi="Arial"/>
                 <w:b/>
                 <w:bCs/>
-                <w:sz w:val="22"/>
-                <w:szCs w:val="22"/>
+                <w:sz w:val="20"/>
+                <w:szCs w:val="20"/>
               </w:rPr>
               <w:t xml:space="preserve">Next time I will try ...  ______________________     It felt:  </w:t>
             </w:r>
@@ -21216,8 +21047,8 @@
             <w:r>
               <w:rPr>
                 <w:rFonts w:ascii="Arial" w:cs="Arial" w:eastAsia="Arial" w:hAnsi="Arial"/>
-                <w:sz w:val="21"/>
-                <w:szCs w:val="21"/>
+                <w:sz w:val="19"/>
+                <w:szCs w:val="19"/>
               </w:rPr>
               <w:t xml:space="preserve"> easy   </w:t>
             </w:r>
@@ -21264,8 +21095,8 @@
             <w:r>
               <w:rPr>
                 <w:rFonts w:ascii="Arial" w:cs="Arial" w:eastAsia="Arial" w:hAnsi="Arial"/>
-                <w:sz w:val="21"/>
-                <w:szCs w:val="21"/>
+                <w:sz w:val="19"/>
+                <w:szCs w:val="19"/>
               </w:rPr>
               <w:t xml:space="preserve"> OK   </w:t>
             </w:r>
@@ -21312,8 +21143,8 @@
             <w:r>
               <w:rPr>
                 <w:rFonts w:ascii="Arial" w:cs="Arial" w:eastAsia="Arial" w:hAnsi="Arial"/>
-                <w:sz w:val="21"/>
-                <w:szCs w:val="21"/>
+                <w:sz w:val="19"/>
+                <w:szCs w:val="19"/>
               </w:rPr>
               <w:t xml:space="preserve"> hard   </w:t>
             </w:r>
@@ -22130,20 +21961,6 @@
         <w:ind w:left="560"/>
       </w:pPr>
     </w:p>
-    <w:p>
-      <w:pPr>
-        <w:keepLines/>
-        <w:spacing w:after="120" w:before="0" w:line="320" w:lineRule="auto"/>
-      </w:pPr>
-      <w:r>
-        <w:rPr>
-          <w:rFonts w:ascii="Arial" w:cs="Arial" w:eastAsia="Arial" w:hAnsi="Arial"/>
-          <w:sz w:val="26"/>
-          <w:szCs w:val="26"/>
-        </w:rPr>
-        <w:t xml:space="preserve"/>
-      </w:r>
-    </w:p>
     <w:tbl>
       <w:tblPr>
         <w:tblW w:type="dxa" w:w="9900"/>
@@ -22205,7 +22022,7 @@
       <w:pPr>
         <w:keepNext/>
         <w:keepLines/>
-        <w:spacing w:after="40" w:before="100" w:line="320" w:lineRule="auto"/>
+        <w:spacing w:after="20" w:before="60" w:line="320" w:lineRule="auto"/>
         <w:ind w:left="560" w:hanging="560"/>
       </w:pPr>
       <w:r>
@@ -22234,24 +22051,6 @@
         </w:rPr>
         <w:t xml:space="preserve">Our coins are 5¢, 10¢, 20¢ and 50¢. Put the 5¢ coin away. Which amounts from 5¢ to 50¢ (5¢, 10¢, 15¢ ... 50¢) can you NOT make with the 10¢, 20¢ and 50¢ coins? What do those amounts have in common? Why? (Use your coins.)</w:t>
       </w:r>
-    </w:p>
-    <w:p>
-      <w:pPr>
-        <w:pBdr>
-          <w:bottom w:val="single" w:color="777777" w:sz="6" w:space="1"/>
-        </w:pBdr>
-        <w:spacing w:after="80" w:before="280"/>
-        <w:ind w:left="560"/>
-      </w:pPr>
-    </w:p>
-    <w:p>
-      <w:pPr>
-        <w:pBdr>
-          <w:bottom w:val="single" w:color="777777" w:sz="6" w:space="1"/>
-        </w:pBdr>
-        <w:spacing w:after="80" w:before="280"/>
-        <w:ind w:left="560"/>
-      </w:pPr>
     </w:p>
     <w:p>
       <w:pPr>
@@ -22502,9 +22301,9 @@
             </w:tcBorders>
             <w:shd w:fill="E8F5F2" w:color="auto" w:val="clear"/>
             <w:tcMar>
-              <w:top w:type="dxa" w:w="60"/>
+              <w:top w:type="dxa" w:w="40"/>
               <w:left w:type="dxa" w:w="100"/>
-              <w:bottom w:type="dxa" w:w="60"/>
+              <w:bottom w:type="dxa" w:w="40"/>
               <w:right w:type="dxa" w:w="100"/>
             </w:tcMar>
             <w:vAlign w:val="center"/>
@@ -22512,7 +22311,7 @@
           <w:p>
             <w:pPr>
               <w:keepLines/>
-              <w:spacing w:after="0" w:before="0" w:line="260" w:lineRule="auto"/>
+              <w:spacing w:after="0" w:before="0" w:line="240" w:lineRule="auto"/>
             </w:pPr>
             <w:r>
               <w:rPr>
@@ -22520,16 +22319,16 @@
                 <w:b/>
                 <w:bCs/>
                 <w:color w:val="1F7A6F"/>
-                <w:sz w:val="21"/>
-                <w:szCs w:val="21"/>
+                <w:sz w:val="19"/>
+                <w:szCs w:val="19"/>
               </w:rPr>
               <w:t xml:space="preserve">Fast track. </w:t>
             </w:r>
             <w:r>
               <w:rPr>
                 <w:rFonts w:ascii="Arial" w:cs="Arial" w:eastAsia="Arial" w:hAnsi="Arial"/>
-                <w:sz w:val="21"/>
-                <w:szCs w:val="21"/>
+                <w:sz w:val="19"/>
+                <w:szCs w:val="19"/>
               </w:rPr>
               <w:t xml:space="preserve">Got both warm-up check questions right and can say why? Ask your tutor. You may go straight to the Think Harder and Challenge pages and the Open investigation while the group works on this page. Come back to the group for talk time.</w:t>
             </w:r>
@@ -22540,7 +22339,7 @@
     <w:p>
       <w:pPr>
         <w:keepLines/>
-        <w:spacing w:after="60" w:before="0" w:line="320" w:lineRule="auto"/>
+        <w:spacing w:after="40" w:before="0" w:line="320" w:lineRule="auto"/>
       </w:pPr>
       <w:r>
         <w:rPr>
@@ -24314,7 +24113,7 @@
     <w:p>
       <w:pPr>
         <w:keepLines/>
-        <w:spacing w:after="60" w:before="0" w:line="320" w:lineRule="auto"/>
+        <w:spacing w:after="30" w:before="0" w:line="320" w:lineRule="auto"/>
       </w:pPr>
       <w:r>
         <w:rPr>
@@ -24355,9 +24154,9 @@
             </w:tcBorders>
             <w:shd w:fill="FFFDF5" w:color="auto" w:val="clear"/>
             <w:tcMar>
-              <w:top w:type="dxa" w:w="80"/>
+              <w:top w:type="dxa" w:w="50"/>
               <w:left w:type="dxa" w:w="100"/>
-              <w:bottom w:type="dxa" w:w="80"/>
+              <w:bottom w:type="dxa" w:w="50"/>
               <w:right w:type="dxa" w:w="100"/>
             </w:tcMar>
             <w:vAlign w:val="center"/>
@@ -24365,7 +24164,7 @@
           <w:p>
             <w:pPr>
               <w:keepLines/>
-              <w:spacing w:after="60" w:before="0" w:line="320" w:lineRule="auto"/>
+              <w:spacing w:after="30" w:before="0" w:line="320" w:lineRule="auto"/>
             </w:pPr>
             <w:r>
               <w:rPr>
@@ -24381,8 +24180,8 @@
             <w:r>
               <w:rPr>
                 <w:rFonts w:ascii="Arial" w:cs="Arial" w:eastAsia="Arial" w:hAnsi="Arial"/>
-                <w:sz w:val="21"/>
-                <w:szCs w:val="21"/>
+                <w:sz w:val="19"/>
+                <w:szCs w:val="19"/>
               </w:rPr>
               <w:t xml:space="preserve">A one-minute look-back. There are no right answers. Tick or write.</w:t>
             </w:r>
@@ -24390,15 +24189,15 @@
           <w:p>
             <w:pPr>
               <w:keepLines/>
-              <w:spacing w:after="40" w:before="0" w:line="300" w:lineRule="auto"/>
+              <w:spacing w:after="20" w:before="0" w:line="260" w:lineRule="auto"/>
             </w:pPr>
             <w:r>
               <w:rPr>
                 <w:rFonts w:ascii="Arial" w:cs="Arial" w:eastAsia="Arial" w:hAnsi="Arial"/>
                 <w:b/>
                 <w:bCs/>
-                <w:sz w:val="22"/>
-                <w:szCs w:val="22"/>
+                <w:sz w:val="20"/>
+                <w:szCs w:val="20"/>
               </w:rPr>
               <w:t xml:space="preserve">The hardest part was ...   </w:t>
             </w:r>
@@ -24445,8 +24244,8 @@
             <w:r>
               <w:rPr>
                 <w:rFonts w:ascii="Arial" w:cs="Arial" w:eastAsia="Arial" w:hAnsi="Arial"/>
-                <w:sz w:val="21"/>
-                <w:szCs w:val="21"/>
+                <w:sz w:val="19"/>
+                <w:szCs w:val="19"/>
               </w:rPr>
               <w:t xml:space="preserve"> sides and corners    </w:t>
             </w:r>
@@ -24493,8 +24292,8 @@
             <w:r>
               <w:rPr>
                 <w:rFonts w:ascii="Arial" w:cs="Arial" w:eastAsia="Arial" w:hAnsi="Arial"/>
-                <w:sz w:val="21"/>
-                <w:szCs w:val="21"/>
+                <w:sz w:val="19"/>
+                <w:szCs w:val="19"/>
               </w:rPr>
               <w:t xml:space="preserve"> counting triangles    </w:t>
             </w:r>
@@ -24541,8 +24340,8 @@
             <w:r>
               <w:rPr>
                 <w:rFonts w:ascii="Arial" w:cs="Arial" w:eastAsia="Arial" w:hAnsi="Arial"/>
-                <w:sz w:val="21"/>
-                <w:szCs w:val="21"/>
+                <w:sz w:val="19"/>
+                <w:szCs w:val="19"/>
               </w:rPr>
               <w:t xml:space="preserve"> naming shapes    </w:t>
             </w:r>
@@ -24589,8 +24388,8 @@
             <w:r>
               <w:rPr>
                 <w:rFonts w:ascii="Arial" w:cs="Arial" w:eastAsia="Arial" w:hAnsi="Arial"/>
-                <w:sz w:val="21"/>
-                <w:szCs w:val="21"/>
+                <w:sz w:val="19"/>
+                <w:szCs w:val="19"/>
               </w:rPr>
               <w:t xml:space="preserve"> something else: ____________    </w:t>
             </w:r>
@@ -24598,15 +24397,15 @@
           <w:p>
             <w:pPr>
               <w:keepLines/>
-              <w:spacing w:after="40" w:before="0" w:line="300" w:lineRule="auto"/>
+              <w:spacing w:after="20" w:before="0" w:line="260" w:lineRule="auto"/>
             </w:pPr>
             <w:r>
               <w:rPr>
                 <w:rFonts w:ascii="Arial" w:cs="Arial" w:eastAsia="Arial" w:hAnsi="Arial"/>
                 <w:b/>
                 <w:bCs/>
-                <w:sz w:val="22"/>
-                <w:szCs w:val="22"/>
+                <w:sz w:val="20"/>
+                <w:szCs w:val="20"/>
               </w:rPr>
               <w:t xml:space="preserve">I got unstuck by ...   </w:t>
             </w:r>
@@ -24653,8 +24452,8 @@
             <w:r>
               <w:rPr>
                 <w:rFonts w:ascii="Arial" w:cs="Arial" w:eastAsia="Arial" w:hAnsi="Arial"/>
-                <w:sz w:val="21"/>
-                <w:szCs w:val="21"/>
+                <w:sz w:val="19"/>
+                <w:szCs w:val="19"/>
               </w:rPr>
               <w:t xml:space="preserve"> counters or objects    </w:t>
             </w:r>
@@ -24701,8 +24500,8 @@
             <w:r>
               <w:rPr>
                 <w:rFonts w:ascii="Arial" w:cs="Arial" w:eastAsia="Arial" w:hAnsi="Arial"/>
-                <w:sz w:val="21"/>
-                <w:szCs w:val="21"/>
+                <w:sz w:val="19"/>
+                <w:szCs w:val="19"/>
               </w:rPr>
               <w:t xml:space="preserve"> drawing it    </w:t>
             </w:r>
@@ -24749,8 +24548,8 @@
             <w:r>
               <w:rPr>
                 <w:rFonts w:ascii="Arial" w:cs="Arial" w:eastAsia="Arial" w:hAnsi="Arial"/>
-                <w:sz w:val="21"/>
-                <w:szCs w:val="21"/>
+                <w:sz w:val="19"/>
+                <w:szCs w:val="19"/>
               </w:rPr>
               <w:t xml:space="preserve"> asking someone    </w:t>
             </w:r>
@@ -24797,8 +24596,8 @@
             <w:r>
               <w:rPr>
                 <w:rFonts w:ascii="Arial" w:cs="Arial" w:eastAsia="Arial" w:hAnsi="Arial"/>
-                <w:sz w:val="21"/>
-                <w:szCs w:val="21"/>
+                <w:sz w:val="19"/>
+                <w:szCs w:val="19"/>
               </w:rPr>
               <w:t xml:space="preserve"> trying again    </w:t>
             </w:r>
@@ -24806,15 +24605,15 @@
           <w:p>
             <w:pPr>
               <w:keepLines/>
-              <w:spacing w:after="0" w:before="0" w:line="300" w:lineRule="auto"/>
+              <w:spacing w:after="0" w:before="0" w:line="260" w:lineRule="auto"/>
             </w:pPr>
             <w:r>
               <w:rPr>
                 <w:rFonts w:ascii="Arial" w:cs="Arial" w:eastAsia="Arial" w:hAnsi="Arial"/>
                 <w:b/>
                 <w:bCs/>
-                <w:sz w:val="22"/>
-                <w:szCs w:val="22"/>
+                <w:sz w:val="20"/>
+                <w:szCs w:val="20"/>
               </w:rPr>
               <w:t xml:space="preserve">Next time I will try ...  ______________________     It felt:  </w:t>
             </w:r>
@@ -24861,8 +24660,8 @@
             <w:r>
               <w:rPr>
                 <w:rFonts w:ascii="Arial" w:cs="Arial" w:eastAsia="Arial" w:hAnsi="Arial"/>
-                <w:sz w:val="21"/>
-                <w:szCs w:val="21"/>
+                <w:sz w:val="19"/>
+                <w:szCs w:val="19"/>
               </w:rPr>
               <w:t xml:space="preserve"> easy   </w:t>
             </w:r>
@@ -24909,8 +24708,8 @@
             <w:r>
               <w:rPr>
                 <w:rFonts w:ascii="Arial" w:cs="Arial" w:eastAsia="Arial" w:hAnsi="Arial"/>
-                <w:sz w:val="21"/>
-                <w:szCs w:val="21"/>
+                <w:sz w:val="19"/>
+                <w:szCs w:val="19"/>
               </w:rPr>
               <w:t xml:space="preserve"> OK   </w:t>
             </w:r>
@@ -24957,8 +24756,8 @@
             <w:r>
               <w:rPr>
                 <w:rFonts w:ascii="Arial" w:cs="Arial" w:eastAsia="Arial" w:hAnsi="Arial"/>
-                <w:sz w:val="21"/>
-                <w:szCs w:val="21"/>
+                <w:sz w:val="19"/>
+                <w:szCs w:val="19"/>
               </w:rPr>
               <w:t xml:space="preserve"> hard   </w:t>
             </w:r>
@@ -25775,20 +25574,6 @@
         <w:ind w:left="560"/>
       </w:pPr>
     </w:p>
-    <w:p>
-      <w:pPr>
-        <w:keepLines/>
-        <w:spacing w:after="120" w:before="0" w:line="320" w:lineRule="auto"/>
-      </w:pPr>
-      <w:r>
-        <w:rPr>
-          <w:rFonts w:ascii="Arial" w:cs="Arial" w:eastAsia="Arial" w:hAnsi="Arial"/>
-          <w:sz w:val="26"/>
-          <w:szCs w:val="26"/>
-        </w:rPr>
-        <w:t xml:space="preserve"/>
-      </w:r>
-    </w:p>
     <w:tbl>
       <w:tblPr>
         <w:tblW w:type="dxa" w:w="9900"/>
@@ -25850,7 +25635,7 @@
       <w:pPr>
         <w:keepNext/>
         <w:keepLines/>
-        <w:spacing w:after="40" w:before="100" w:line="320" w:lineRule="auto"/>
+        <w:spacing w:after="20" w:before="60" w:line="320" w:lineRule="auto"/>
         <w:ind w:left="560" w:hanging="560"/>
       </w:pPr>
       <w:r>
@@ -25879,42 +25664,6 @@
         </w:rPr>
         <w:t xml:space="preserve">Join 3 squares so that whole sides touch. How many different shapes can you make? Turning or flipping a shape does not make a new one. Draw each shape you find. Then try with 4 squares. Use paper squares or counters to help.</w:t>
       </w:r>
-    </w:p>
-    <w:p>
-      <w:pPr>
-        <w:pBdr>
-          <w:bottom w:val="single" w:color="777777" w:sz="6" w:space="1"/>
-        </w:pBdr>
-        <w:spacing w:after="80" w:before="280"/>
-        <w:ind w:left="560"/>
-      </w:pPr>
-    </w:p>
-    <w:p>
-      <w:pPr>
-        <w:pBdr>
-          <w:bottom w:val="single" w:color="777777" w:sz="6" w:space="1"/>
-        </w:pBdr>
-        <w:spacing w:after="80" w:before="280"/>
-        <w:ind w:left="560"/>
-      </w:pPr>
-    </w:p>
-    <w:p>
-      <w:pPr>
-        <w:pBdr>
-          <w:bottom w:val="single" w:color="777777" w:sz="6" w:space="1"/>
-        </w:pBdr>
-        <w:spacing w:after="80" w:before="280"/>
-        <w:ind w:left="560"/>
-      </w:pPr>
-    </w:p>
-    <w:p>
-      <w:pPr>
-        <w:pBdr>
-          <w:bottom w:val="single" w:color="777777" w:sz="6" w:space="1"/>
-        </w:pBdr>
-        <w:spacing w:after="80" w:before="280"/>
-        <w:ind w:left="560"/>
-      </w:pPr>
     </w:p>
     <w:p>
       <w:pPr>
@@ -26165,9 +25914,9 @@
             </w:tcBorders>
             <w:shd w:fill="E8F5F2" w:color="auto" w:val="clear"/>
             <w:tcMar>
-              <w:top w:type="dxa" w:w="60"/>
+              <w:top w:type="dxa" w:w="40"/>
               <w:left w:type="dxa" w:w="100"/>
-              <w:bottom w:type="dxa" w:w="60"/>
+              <w:bottom w:type="dxa" w:w="40"/>
               <w:right w:type="dxa" w:w="100"/>
             </w:tcMar>
             <w:vAlign w:val="center"/>
@@ -26175,7 +25924,7 @@
           <w:p>
             <w:pPr>
               <w:keepLines/>
-              <w:spacing w:after="0" w:before="0" w:line="260" w:lineRule="auto"/>
+              <w:spacing w:after="0" w:before="0" w:line="240" w:lineRule="auto"/>
             </w:pPr>
             <w:r>
               <w:rPr>
@@ -26183,16 +25932,16 @@
                 <w:b/>
                 <w:bCs/>
                 <w:color w:val="1F7A6F"/>
-                <w:sz w:val="21"/>
-                <w:szCs w:val="21"/>
+                <w:sz w:val="19"/>
+                <w:szCs w:val="19"/>
               </w:rPr>
               <w:t xml:space="preserve">Fast track. </w:t>
             </w:r>
             <w:r>
               <w:rPr>
                 <w:rFonts w:ascii="Arial" w:cs="Arial" w:eastAsia="Arial" w:hAnsi="Arial"/>
-                <w:sz w:val="21"/>
-                <w:szCs w:val="21"/>
+                <w:sz w:val="19"/>
+                <w:szCs w:val="19"/>
               </w:rPr>
               <w:t xml:space="preserve">Got both warm-up check questions right and can say why? Ask your tutor. You may go straight to the Think Harder and Challenge pages and the Open investigation while the group works on this page. Come back to the group for talk time.</w:t>
             </w:r>
@@ -26203,7 +25952,7 @@
     <w:p>
       <w:pPr>
         <w:keepLines/>
-        <w:spacing w:after="60" w:before="0" w:line="320" w:lineRule="auto"/>
+        <w:spacing w:after="40" w:before="0" w:line="320" w:lineRule="auto"/>
       </w:pPr>
       <w:r>
         <w:rPr>
@@ -27768,7 +27517,7 @@
     <w:p>
       <w:pPr>
         <w:keepLines/>
-        <w:spacing w:after="60" w:before="0" w:line="320" w:lineRule="auto"/>
+        <w:spacing w:after="30" w:before="0" w:line="320" w:lineRule="auto"/>
       </w:pPr>
       <w:r>
         <w:rPr>
@@ -27809,9 +27558,9 @@
             </w:tcBorders>
             <w:shd w:fill="FFFDF5" w:color="auto" w:val="clear"/>
             <w:tcMar>
-              <w:top w:type="dxa" w:w="80"/>
+              <w:top w:type="dxa" w:w="50"/>
               <w:left w:type="dxa" w:w="100"/>
-              <w:bottom w:type="dxa" w:w="80"/>
+              <w:bottom w:type="dxa" w:w="50"/>
               <w:right w:type="dxa" w:w="100"/>
             </w:tcMar>
             <w:vAlign w:val="center"/>
@@ -27819,7 +27568,7 @@
           <w:p>
             <w:pPr>
               <w:keepLines/>
-              <w:spacing w:after="60" w:before="0" w:line="320" w:lineRule="auto"/>
+              <w:spacing w:after="30" w:before="0" w:line="320" w:lineRule="auto"/>
             </w:pPr>
             <w:r>
               <w:rPr>
@@ -27835,8 +27584,8 @@
             <w:r>
               <w:rPr>
                 <w:rFonts w:ascii="Arial" w:cs="Arial" w:eastAsia="Arial" w:hAnsi="Arial"/>
-                <w:sz w:val="21"/>
-                <w:szCs w:val="21"/>
+                <w:sz w:val="19"/>
+                <w:szCs w:val="19"/>
               </w:rPr>
               <w:t xml:space="preserve">A one-minute look-back. There are no right answers. Tick or write.</w:t>
             </w:r>
@@ -27844,15 +27593,15 @@
           <w:p>
             <w:pPr>
               <w:keepLines/>
-              <w:spacing w:after="40" w:before="0" w:line="300" w:lineRule="auto"/>
+              <w:spacing w:after="20" w:before="0" w:line="260" w:lineRule="auto"/>
             </w:pPr>
             <w:r>
               <w:rPr>
                 <w:rFonts w:ascii="Arial" w:cs="Arial" w:eastAsia="Arial" w:hAnsi="Arial"/>
                 <w:b/>
                 <w:bCs/>
-                <w:sz w:val="22"/>
-                <w:szCs w:val="22"/>
+                <w:sz w:val="20"/>
+                <w:szCs w:val="20"/>
               </w:rPr>
               <w:t xml:space="preserve">The hardest part was ...   </w:t>
             </w:r>
@@ -27899,8 +27648,8 @@
             <w:r>
               <w:rPr>
                 <w:rFonts w:ascii="Arial" w:cs="Arial" w:eastAsia="Arial" w:hAnsi="Arial"/>
-                <w:sz w:val="21"/>
-                <w:szCs w:val="21"/>
+                <w:sz w:val="19"/>
+                <w:szCs w:val="19"/>
               </w:rPr>
               <w:t xml:space="preserve"> the grid    </w:t>
             </w:r>
@@ -27947,8 +27696,8 @@
             <w:r>
               <w:rPr>
                 <w:rFonts w:ascii="Arial" w:cs="Arial" w:eastAsia="Arial" w:hAnsi="Arial"/>
-                <w:sz w:val="21"/>
-                <w:szCs w:val="21"/>
+                <w:sz w:val="19"/>
+                <w:szCs w:val="19"/>
               </w:rPr>
               <w:t xml:space="preserve"> the two-loop picture    </w:t>
             </w:r>
@@ -27995,8 +27744,8 @@
             <w:r>
               <w:rPr>
                 <w:rFonts w:ascii="Arial" w:cs="Arial" w:eastAsia="Arial" w:hAnsi="Arial"/>
-                <w:sz w:val="21"/>
-                <w:szCs w:val="21"/>
+                <w:sz w:val="19"/>
+                <w:szCs w:val="19"/>
               </w:rPr>
               <w:t xml:space="preserve"> the clues    </w:t>
             </w:r>
@@ -28043,8 +27792,8 @@
             <w:r>
               <w:rPr>
                 <w:rFonts w:ascii="Arial" w:cs="Arial" w:eastAsia="Arial" w:hAnsi="Arial"/>
-                <w:sz w:val="21"/>
-                <w:szCs w:val="21"/>
+                <w:sz w:val="19"/>
+                <w:szCs w:val="19"/>
               </w:rPr>
               <w:t xml:space="preserve"> something else: ____________    </w:t>
             </w:r>
@@ -28052,15 +27801,15 @@
           <w:p>
             <w:pPr>
               <w:keepLines/>
-              <w:spacing w:after="40" w:before="0" w:line="300" w:lineRule="auto"/>
+              <w:spacing w:after="20" w:before="0" w:line="260" w:lineRule="auto"/>
             </w:pPr>
             <w:r>
               <w:rPr>
                 <w:rFonts w:ascii="Arial" w:cs="Arial" w:eastAsia="Arial" w:hAnsi="Arial"/>
                 <w:b/>
                 <w:bCs/>
-                <w:sz w:val="22"/>
-                <w:szCs w:val="22"/>
+                <w:sz w:val="20"/>
+                <w:szCs w:val="20"/>
               </w:rPr>
               <w:t xml:space="preserve">I got unstuck by ...   </w:t>
             </w:r>
@@ -28107,8 +27856,8 @@
             <w:r>
               <w:rPr>
                 <w:rFonts w:ascii="Arial" w:cs="Arial" w:eastAsia="Arial" w:hAnsi="Arial"/>
-                <w:sz w:val="21"/>
-                <w:szCs w:val="21"/>
+                <w:sz w:val="19"/>
+                <w:szCs w:val="19"/>
               </w:rPr>
               <w:t xml:space="preserve"> counters or objects    </w:t>
             </w:r>
@@ -28155,8 +27904,8 @@
             <w:r>
               <w:rPr>
                 <w:rFonts w:ascii="Arial" w:cs="Arial" w:eastAsia="Arial" w:hAnsi="Arial"/>
-                <w:sz w:val="21"/>
-                <w:szCs w:val="21"/>
+                <w:sz w:val="19"/>
+                <w:szCs w:val="19"/>
               </w:rPr>
               <w:t xml:space="preserve"> drawing it    </w:t>
             </w:r>
@@ -28203,8 +27952,8 @@
             <w:r>
               <w:rPr>
                 <w:rFonts w:ascii="Arial" w:cs="Arial" w:eastAsia="Arial" w:hAnsi="Arial"/>
-                <w:sz w:val="21"/>
-                <w:szCs w:val="21"/>
+                <w:sz w:val="19"/>
+                <w:szCs w:val="19"/>
               </w:rPr>
               <w:t xml:space="preserve"> asking someone    </w:t>
             </w:r>
@@ -28251,8 +28000,8 @@
             <w:r>
               <w:rPr>
                 <w:rFonts w:ascii="Arial" w:cs="Arial" w:eastAsia="Arial" w:hAnsi="Arial"/>
-                <w:sz w:val="21"/>
-                <w:szCs w:val="21"/>
+                <w:sz w:val="19"/>
+                <w:szCs w:val="19"/>
               </w:rPr>
               <w:t xml:space="preserve"> trying again    </w:t>
             </w:r>
@@ -28260,15 +28009,15 @@
           <w:p>
             <w:pPr>
               <w:keepLines/>
-              <w:spacing w:after="0" w:before="0" w:line="300" w:lineRule="auto"/>
+              <w:spacing w:after="0" w:before="0" w:line="260" w:lineRule="auto"/>
             </w:pPr>
             <w:r>
               <w:rPr>
                 <w:rFonts w:ascii="Arial" w:cs="Arial" w:eastAsia="Arial" w:hAnsi="Arial"/>
                 <w:b/>
                 <w:bCs/>
-                <w:sz w:val="22"/>
-                <w:szCs w:val="22"/>
+                <w:sz w:val="20"/>
+                <w:szCs w:val="20"/>
               </w:rPr>
               <w:t xml:space="preserve">Next time I will try ...  ______________________     It felt:  </w:t>
             </w:r>
@@ -28315,8 +28064,8 @@
             <w:r>
               <w:rPr>
                 <w:rFonts w:ascii="Arial" w:cs="Arial" w:eastAsia="Arial" w:hAnsi="Arial"/>
-                <w:sz w:val="21"/>
-                <w:szCs w:val="21"/>
+                <w:sz w:val="19"/>
+                <w:szCs w:val="19"/>
               </w:rPr>
               <w:t xml:space="preserve"> easy   </w:t>
             </w:r>
@@ -28363,8 +28112,8 @@
             <w:r>
               <w:rPr>
                 <w:rFonts w:ascii="Arial" w:cs="Arial" w:eastAsia="Arial" w:hAnsi="Arial"/>
-                <w:sz w:val="21"/>
-                <w:szCs w:val="21"/>
+                <w:sz w:val="19"/>
+                <w:szCs w:val="19"/>
               </w:rPr>
               <w:t xml:space="preserve"> OK   </w:t>
             </w:r>
@@ -28411,8 +28160,8 @@
             <w:r>
               <w:rPr>
                 <w:rFonts w:ascii="Arial" w:cs="Arial" w:eastAsia="Arial" w:hAnsi="Arial"/>
-                <w:sz w:val="21"/>
-                <w:szCs w:val="21"/>
+                <w:sz w:val="19"/>
+                <w:szCs w:val="19"/>
               </w:rPr>
               <w:t xml:space="preserve"> hard   </w:t>
             </w:r>
@@ -29229,20 +28978,6 @@
         <w:ind w:left="560"/>
       </w:pPr>
     </w:p>
-    <w:p>
-      <w:pPr>
-        <w:keepLines/>
-        <w:spacing w:after="120" w:before="0" w:line="320" w:lineRule="auto"/>
-      </w:pPr>
-      <w:r>
-        <w:rPr>
-          <w:rFonts w:ascii="Arial" w:cs="Arial" w:eastAsia="Arial" w:hAnsi="Arial"/>
-          <w:sz w:val="26"/>
-          <w:szCs w:val="26"/>
-        </w:rPr>
-        <w:t xml:space="preserve"/>
-      </w:r>
-    </w:p>
     <w:tbl>
       <w:tblPr>
         <w:tblW w:type="dxa" w:w="9900"/>
@@ -29304,7 +29039,7 @@
       <w:pPr>
         <w:keepNext/>
         <w:keepLines/>
-        <w:spacing w:after="40" w:before="100" w:line="320" w:lineRule="auto"/>
+        <w:spacing w:after="20" w:before="60" w:line="320" w:lineRule="auto"/>
         <w:ind w:left="560" w:hanging="560"/>
       </w:pPr>
       <w:r>
@@ -29333,33 +29068,6 @@
         </w:rPr>
         <w:t xml:space="preserve">Ali, Mei and Ben stand in a line. Write ALL the different orders they can stand in. How do you know you have them all? Now add a clue: "Ali is not first." How many orders are left? Make up your own clue so that only ONE order is left.</w:t>
       </w:r>
-    </w:p>
-    <w:p>
-      <w:pPr>
-        <w:pBdr>
-          <w:bottom w:val="single" w:color="777777" w:sz="6" w:space="1"/>
-        </w:pBdr>
-        <w:spacing w:after="80" w:before="280"/>
-        <w:ind w:left="560"/>
-      </w:pPr>
-    </w:p>
-    <w:p>
-      <w:pPr>
-        <w:pBdr>
-          <w:bottom w:val="single" w:color="777777" w:sz="6" w:space="1"/>
-        </w:pBdr>
-        <w:spacing w:after="80" w:before="280"/>
-        <w:ind w:left="560"/>
-      </w:pPr>
-    </w:p>
-    <w:p>
-      <w:pPr>
-        <w:pBdr>
-          <w:bottom w:val="single" w:color="777777" w:sz="6" w:space="1"/>
-        </w:pBdr>
-        <w:spacing w:after="80" w:before="280"/>
-        <w:ind w:left="560"/>
-      </w:pPr>
     </w:p>
     <w:p>
       <w:pPr>
@@ -29610,9 +29318,9 @@
             </w:tcBorders>
             <w:shd w:fill="E8F5F2" w:color="auto" w:val="clear"/>
             <w:tcMar>
-              <w:top w:type="dxa" w:w="60"/>
+              <w:top w:type="dxa" w:w="40"/>
               <w:left w:type="dxa" w:w="100"/>
-              <w:bottom w:type="dxa" w:w="60"/>
+              <w:bottom w:type="dxa" w:w="40"/>
               <w:right w:type="dxa" w:w="100"/>
             </w:tcMar>
             <w:vAlign w:val="center"/>
@@ -29620,7 +29328,7 @@
           <w:p>
             <w:pPr>
               <w:keepLines/>
-              <w:spacing w:after="0" w:before="0" w:line="260" w:lineRule="auto"/>
+              <w:spacing w:after="0" w:before="0" w:line="240" w:lineRule="auto"/>
             </w:pPr>
             <w:r>
               <w:rPr>
@@ -29628,16 +29336,16 @@
                 <w:b/>
                 <w:bCs/>
                 <w:color w:val="1F7A6F"/>
-                <w:sz w:val="21"/>
-                <w:szCs w:val="21"/>
+                <w:sz w:val="19"/>
+                <w:szCs w:val="19"/>
               </w:rPr>
               <w:t xml:space="preserve">Fast track. </w:t>
             </w:r>
             <w:r>
               <w:rPr>
                 <w:rFonts w:ascii="Arial" w:cs="Arial" w:eastAsia="Arial" w:hAnsi="Arial"/>
-                <w:sz w:val="21"/>
-                <w:szCs w:val="21"/>
+                <w:sz w:val="19"/>
+                <w:szCs w:val="19"/>
               </w:rPr>
               <w:t xml:space="preserve">Got both warm-up check questions right and can say why? Ask your tutor. You may go straight to the Think Harder and Challenge pages and the Open investigation while the group works on this page. Come back to the group for talk time.</w:t>
             </w:r>
@@ -29648,7 +29356,7 @@
     <w:p>
       <w:pPr>
         <w:keepLines/>
-        <w:spacing w:after="60" w:before="0" w:line="320" w:lineRule="auto"/>
+        <w:spacing w:after="40" w:before="0" w:line="320" w:lineRule="auto"/>
       </w:pPr>
       <w:r>
         <w:rPr>
@@ -31030,7 +30738,7 @@
     <w:p>
       <w:pPr>
         <w:keepLines/>
-        <w:spacing w:after="60" w:before="0" w:line="320" w:lineRule="auto"/>
+        <w:spacing w:after="30" w:before="0" w:line="320" w:lineRule="auto"/>
       </w:pPr>
       <w:r>
         <w:rPr>
@@ -31071,9 +30779,9 @@
             </w:tcBorders>
             <w:shd w:fill="FFFDF5" w:color="auto" w:val="clear"/>
             <w:tcMar>
-              <w:top w:type="dxa" w:w="80"/>
+              <w:top w:type="dxa" w:w="50"/>
               <w:left w:type="dxa" w:w="100"/>
-              <w:bottom w:type="dxa" w:w="80"/>
+              <w:bottom w:type="dxa" w:w="50"/>
               <w:right w:type="dxa" w:w="100"/>
             </w:tcMar>
             <w:vAlign w:val="center"/>
@@ -31081,7 +30789,7 @@
           <w:p>
             <w:pPr>
               <w:keepLines/>
-              <w:spacing w:after="60" w:before="0" w:line="320" w:lineRule="auto"/>
+              <w:spacing w:after="30" w:before="0" w:line="320" w:lineRule="auto"/>
             </w:pPr>
             <w:r>
               <w:rPr>
@@ -31097,8 +30805,8 @@
             <w:r>
               <w:rPr>
                 <w:rFonts w:ascii="Arial" w:cs="Arial" w:eastAsia="Arial" w:hAnsi="Arial"/>
-                <w:sz w:val="21"/>
-                <w:szCs w:val="21"/>
+                <w:sz w:val="19"/>
+                <w:szCs w:val="19"/>
               </w:rPr>
               <w:t xml:space="preserve">A one-minute look-back. There are no right answers. Tick or write.</w:t>
             </w:r>
@@ -31106,15 +30814,15 @@
           <w:p>
             <w:pPr>
               <w:keepLines/>
-              <w:spacing w:after="40" w:before="0" w:line="300" w:lineRule="auto"/>
+              <w:spacing w:after="20" w:before="0" w:line="260" w:lineRule="auto"/>
             </w:pPr>
             <w:r>
               <w:rPr>
                 <w:rFonts w:ascii="Arial" w:cs="Arial" w:eastAsia="Arial" w:hAnsi="Arial"/>
                 <w:b/>
                 <w:bCs/>
-                <w:sz w:val="22"/>
-                <w:szCs w:val="22"/>
+                <w:sz w:val="20"/>
+                <w:szCs w:val="20"/>
               </w:rPr>
               <w:t xml:space="preserve">The hardest part was ...   </w:t>
             </w:r>
@@ -31161,8 +30869,8 @@
             <w:r>
               <w:rPr>
                 <w:rFonts w:ascii="Arial" w:cs="Arial" w:eastAsia="Arial" w:hAnsi="Arial"/>
-                <w:sz w:val="21"/>
-                <w:szCs w:val="21"/>
+                <w:sz w:val="19"/>
+                <w:szCs w:val="19"/>
               </w:rPr>
               <w:t xml:space="preserve"> the ruler    </w:t>
             </w:r>
@@ -31209,8 +30917,8 @@
             <w:r>
               <w:rPr>
                 <w:rFonts w:ascii="Arial" w:cs="Arial" w:eastAsia="Arial" w:hAnsi="Arial"/>
-                <w:sz w:val="21"/>
-                <w:szCs w:val="21"/>
+                <w:sz w:val="19"/>
+                <w:szCs w:val="19"/>
               </w:rPr>
               <w:t xml:space="preserve"> the units    </w:t>
             </w:r>
@@ -31257,8 +30965,8 @@
             <w:r>
               <w:rPr>
                 <w:rFonts w:ascii="Arial" w:cs="Arial" w:eastAsia="Arial" w:hAnsi="Arial"/>
-                <w:sz w:val="21"/>
-                <w:szCs w:val="21"/>
+                <w:sz w:val="19"/>
+                <w:szCs w:val="19"/>
               </w:rPr>
               <w:t xml:space="preserve"> guessing    </w:t>
             </w:r>
@@ -31305,8 +31013,8 @@
             <w:r>
               <w:rPr>
                 <w:rFonts w:ascii="Arial" w:cs="Arial" w:eastAsia="Arial" w:hAnsi="Arial"/>
-                <w:sz w:val="21"/>
-                <w:szCs w:val="21"/>
+                <w:sz w:val="19"/>
+                <w:szCs w:val="19"/>
               </w:rPr>
               <w:t xml:space="preserve"> something else: ____________    </w:t>
             </w:r>
@@ -31314,15 +31022,15 @@
           <w:p>
             <w:pPr>
               <w:keepLines/>
-              <w:spacing w:after="40" w:before="0" w:line="300" w:lineRule="auto"/>
+              <w:spacing w:after="20" w:before="0" w:line="260" w:lineRule="auto"/>
             </w:pPr>
             <w:r>
               <w:rPr>
                 <w:rFonts w:ascii="Arial" w:cs="Arial" w:eastAsia="Arial" w:hAnsi="Arial"/>
                 <w:b/>
                 <w:bCs/>
-                <w:sz w:val="22"/>
-                <w:szCs w:val="22"/>
+                <w:sz w:val="20"/>
+                <w:szCs w:val="20"/>
               </w:rPr>
               <w:t xml:space="preserve">I got unstuck by ...   </w:t>
             </w:r>
@@ -31369,8 +31077,8 @@
             <w:r>
               <w:rPr>
                 <w:rFonts w:ascii="Arial" w:cs="Arial" w:eastAsia="Arial" w:hAnsi="Arial"/>
-                <w:sz w:val="21"/>
-                <w:szCs w:val="21"/>
+                <w:sz w:val="19"/>
+                <w:szCs w:val="19"/>
               </w:rPr>
               <w:t xml:space="preserve"> counters or objects    </w:t>
             </w:r>
@@ -31417,8 +31125,8 @@
             <w:r>
               <w:rPr>
                 <w:rFonts w:ascii="Arial" w:cs="Arial" w:eastAsia="Arial" w:hAnsi="Arial"/>
-                <w:sz w:val="21"/>
-                <w:szCs w:val="21"/>
+                <w:sz w:val="19"/>
+                <w:szCs w:val="19"/>
               </w:rPr>
               <w:t xml:space="preserve"> drawing it    </w:t>
             </w:r>
@@ -31465,8 +31173,8 @@
             <w:r>
               <w:rPr>
                 <w:rFonts w:ascii="Arial" w:cs="Arial" w:eastAsia="Arial" w:hAnsi="Arial"/>
-                <w:sz w:val="21"/>
-                <w:szCs w:val="21"/>
+                <w:sz w:val="19"/>
+                <w:szCs w:val="19"/>
               </w:rPr>
               <w:t xml:space="preserve"> asking someone    </w:t>
             </w:r>
@@ -31513,8 +31221,8 @@
             <w:r>
               <w:rPr>
                 <w:rFonts w:ascii="Arial" w:cs="Arial" w:eastAsia="Arial" w:hAnsi="Arial"/>
-                <w:sz w:val="21"/>
-                <w:szCs w:val="21"/>
+                <w:sz w:val="19"/>
+                <w:szCs w:val="19"/>
               </w:rPr>
               <w:t xml:space="preserve"> trying again    </w:t>
             </w:r>
@@ -31522,15 +31230,15 @@
           <w:p>
             <w:pPr>
               <w:keepLines/>
-              <w:spacing w:after="0" w:before="0" w:line="300" w:lineRule="auto"/>
+              <w:spacing w:after="0" w:before="0" w:line="260" w:lineRule="auto"/>
             </w:pPr>
             <w:r>
               <w:rPr>
                 <w:rFonts w:ascii="Arial" w:cs="Arial" w:eastAsia="Arial" w:hAnsi="Arial"/>
                 <w:b/>
                 <w:bCs/>
-                <w:sz w:val="22"/>
-                <w:szCs w:val="22"/>
+                <w:sz w:val="20"/>
+                <w:szCs w:val="20"/>
               </w:rPr>
               <w:t xml:space="preserve">Next time I will try ...  ______________________     It felt:  </w:t>
             </w:r>
@@ -31577,8 +31285,8 @@
             <w:r>
               <w:rPr>
                 <w:rFonts w:ascii="Arial" w:cs="Arial" w:eastAsia="Arial" w:hAnsi="Arial"/>
-                <w:sz w:val="21"/>
-                <w:szCs w:val="21"/>
+                <w:sz w:val="19"/>
+                <w:szCs w:val="19"/>
               </w:rPr>
               <w:t xml:space="preserve"> easy   </w:t>
             </w:r>
@@ -31625,8 +31333,8 @@
             <w:r>
               <w:rPr>
                 <w:rFonts w:ascii="Arial" w:cs="Arial" w:eastAsia="Arial" w:hAnsi="Arial"/>
-                <w:sz w:val="21"/>
-                <w:szCs w:val="21"/>
+                <w:sz w:val="19"/>
+                <w:szCs w:val="19"/>
               </w:rPr>
               <w:t xml:space="preserve"> OK   </w:t>
             </w:r>
@@ -31673,8 +31381,8 @@
             <w:r>
               <w:rPr>
                 <w:rFonts w:ascii="Arial" w:cs="Arial" w:eastAsia="Arial" w:hAnsi="Arial"/>
-                <w:sz w:val="21"/>
-                <w:szCs w:val="21"/>
+                <w:sz w:val="19"/>
+                <w:szCs w:val="19"/>
               </w:rPr>
               <w:t xml:space="preserve"> hard   </w:t>
             </w:r>
@@ -32491,20 +32199,6 @@
         <w:ind w:left="560"/>
       </w:pPr>
     </w:p>
-    <w:p>
-      <w:pPr>
-        <w:keepLines/>
-        <w:spacing w:after="120" w:before="0" w:line="320" w:lineRule="auto"/>
-      </w:pPr>
-      <w:r>
-        <w:rPr>
-          <w:rFonts w:ascii="Arial" w:cs="Arial" w:eastAsia="Arial" w:hAnsi="Arial"/>
-          <w:sz w:val="26"/>
-          <w:szCs w:val="26"/>
-        </w:rPr>
-        <w:t xml:space="preserve"/>
-      </w:r>
-    </w:p>
     <w:tbl>
       <w:tblPr>
         <w:tblW w:type="dxa" w:w="9900"/>
@@ -32566,7 +32260,7 @@
       <w:pPr>
         <w:keepNext/>
         <w:keepLines/>
-        <w:spacing w:after="40" w:before="100" w:line="320" w:lineRule="auto"/>
+        <w:spacing w:after="20" w:before="60" w:line="320" w:lineRule="auto"/>
         <w:ind w:left="560" w:hanging="560"/>
       </w:pPr>
       <w:r>
@@ -32595,24 +32289,6 @@
         </w:rPr>
         <w:t xml:space="preserve">Ben says: "If I measure the same thing with a SHORTER unit, I always get a BIGGER number." Measure your pencil with the cube strip, then with a paper clip (or your finger width). Which unit is shorter? Which one gave the bigger number? Is Ben right? Guess: if a unit is half as long as a cube, what number would you get for your pencil?</w:t>
       </w:r>
-    </w:p>
-    <w:p>
-      <w:pPr>
-        <w:pBdr>
-          <w:bottom w:val="single" w:color="777777" w:sz="6" w:space="1"/>
-        </w:pBdr>
-        <w:spacing w:after="80" w:before="280"/>
-        <w:ind w:left="560"/>
-      </w:pPr>
-    </w:p>
-    <w:p>
-      <w:pPr>
-        <w:pBdr>
-          <w:bottom w:val="single" w:color="777777" w:sz="6" w:space="1"/>
-        </w:pBdr>
-        <w:spacing w:after="80" w:before="280"/>
-        <w:ind w:left="560"/>
-      </w:pPr>
     </w:p>
     <w:p>
       <w:pPr>
@@ -32863,9 +32539,9 @@
             </w:tcBorders>
             <w:shd w:fill="E8F5F2" w:color="auto" w:val="clear"/>
             <w:tcMar>
-              <w:top w:type="dxa" w:w="60"/>
+              <w:top w:type="dxa" w:w="40"/>
               <w:left w:type="dxa" w:w="100"/>
-              <w:bottom w:type="dxa" w:w="60"/>
+              <w:bottom w:type="dxa" w:w="40"/>
               <w:right w:type="dxa" w:w="100"/>
             </w:tcMar>
             <w:vAlign w:val="center"/>
@@ -32873,7 +32549,7 @@
           <w:p>
             <w:pPr>
               <w:keepLines/>
-              <w:spacing w:after="0" w:before="0" w:line="260" w:lineRule="auto"/>
+              <w:spacing w:after="0" w:before="0" w:line="240" w:lineRule="auto"/>
             </w:pPr>
             <w:r>
               <w:rPr>
@@ -32881,16 +32557,16 @@
                 <w:b/>
                 <w:bCs/>
                 <w:color w:val="1F7A6F"/>
-                <w:sz w:val="21"/>
-                <w:szCs w:val="21"/>
+                <w:sz w:val="19"/>
+                <w:szCs w:val="19"/>
               </w:rPr>
               <w:t xml:space="preserve">Fast track. </w:t>
             </w:r>
             <w:r>
               <w:rPr>
                 <w:rFonts w:ascii="Arial" w:cs="Arial" w:eastAsia="Arial" w:hAnsi="Arial"/>
-                <w:sz w:val="21"/>
-                <w:szCs w:val="21"/>
+                <w:sz w:val="19"/>
+                <w:szCs w:val="19"/>
               </w:rPr>
               <w:t xml:space="preserve">Got both warm-up check questions right and can say why? Ask your tutor. You may go straight to the Think Harder and Challenge pages and the Open investigation while the group works on this page. Come back to the group for talk time.</w:t>
             </w:r>
@@ -32901,7 +32577,7 @@
     <w:p>
       <w:pPr>
         <w:keepLines/>
-        <w:spacing w:after="60" w:before="0" w:line="320" w:lineRule="auto"/>
+        <w:spacing w:after="40" w:before="0" w:line="320" w:lineRule="auto"/>
       </w:pPr>
       <w:r>
         <w:rPr>
@@ -34047,7 +33723,7 @@
     <w:p>
       <w:pPr>
         <w:keepLines/>
-        <w:spacing w:after="60" w:before="0" w:line="320" w:lineRule="auto"/>
+        <w:spacing w:after="30" w:before="0" w:line="320" w:lineRule="auto"/>
       </w:pPr>
       <w:r>
         <w:rPr>
@@ -34088,9 +33764,9 @@
             </w:tcBorders>
             <w:shd w:fill="FFFDF5" w:color="auto" w:val="clear"/>
             <w:tcMar>
-              <w:top w:type="dxa" w:w="80"/>
+              <w:top w:type="dxa" w:w="50"/>
               <w:left w:type="dxa" w:w="100"/>
-              <w:bottom w:type="dxa" w:w="80"/>
+              <w:bottom w:type="dxa" w:w="50"/>
               <w:right w:type="dxa" w:w="100"/>
             </w:tcMar>
             <w:vAlign w:val="center"/>
@@ -34098,7 +33774,7 @@
           <w:p>
             <w:pPr>
               <w:keepLines/>
-              <w:spacing w:after="60" w:before="0" w:line="320" w:lineRule="auto"/>
+              <w:spacing w:after="30" w:before="0" w:line="320" w:lineRule="auto"/>
             </w:pPr>
             <w:r>
               <w:rPr>
@@ -34114,8 +33790,8 @@
             <w:r>
               <w:rPr>
                 <w:rFonts w:ascii="Arial" w:cs="Arial" w:eastAsia="Arial" w:hAnsi="Arial"/>
-                <w:sz w:val="21"/>
-                <w:szCs w:val="21"/>
+                <w:sz w:val="19"/>
+                <w:szCs w:val="19"/>
               </w:rPr>
               <w:t xml:space="preserve">A one-minute look-back. There are no right answers. Tick or write.</w:t>
             </w:r>
@@ -34123,15 +33799,15 @@
           <w:p>
             <w:pPr>
               <w:keepLines/>
-              <w:spacing w:after="40" w:before="0" w:line="300" w:lineRule="auto"/>
+              <w:spacing w:after="20" w:before="0" w:line="260" w:lineRule="auto"/>
             </w:pPr>
             <w:r>
               <w:rPr>
                 <w:rFonts w:ascii="Arial" w:cs="Arial" w:eastAsia="Arial" w:hAnsi="Arial"/>
                 <w:b/>
                 <w:bCs/>
-                <w:sz w:val="22"/>
-                <w:szCs w:val="22"/>
+                <w:sz w:val="20"/>
+                <w:szCs w:val="20"/>
               </w:rPr>
               <w:t xml:space="preserve">The hardest part was ...   </w:t>
             </w:r>
@@ -34178,8 +33854,8 @@
             <w:r>
               <w:rPr>
                 <w:rFonts w:ascii="Arial" w:cs="Arial" w:eastAsia="Arial" w:hAnsi="Arial"/>
-                <w:sz w:val="21"/>
-                <w:szCs w:val="21"/>
+                <w:sz w:val="19"/>
+                <w:szCs w:val="19"/>
               </w:rPr>
               <w:t xml:space="preserve"> the patterns    </w:t>
             </w:r>
@@ -34226,8 +33902,8 @@
             <w:r>
               <w:rPr>
                 <w:rFonts w:ascii="Arial" w:cs="Arial" w:eastAsia="Arial" w:hAnsi="Arial"/>
-                <w:sz w:val="21"/>
-                <w:szCs w:val="21"/>
+                <w:sz w:val="19"/>
+                <w:szCs w:val="19"/>
               </w:rPr>
               <w:t xml:space="preserve"> the puzzles    </w:t>
             </w:r>
@@ -34274,8 +33950,8 @@
             <w:r>
               <w:rPr>
                 <w:rFonts w:ascii="Arial" w:cs="Arial" w:eastAsia="Arial" w:hAnsi="Arial"/>
-                <w:sz w:val="21"/>
-                <w:szCs w:val="21"/>
+                <w:sz w:val="19"/>
+                <w:szCs w:val="19"/>
               </w:rPr>
               <w:t xml:space="preserve"> the explaining    </w:t>
             </w:r>
@@ -34322,8 +33998,8 @@
             <w:r>
               <w:rPr>
                 <w:rFonts w:ascii="Arial" w:cs="Arial" w:eastAsia="Arial" w:hAnsi="Arial"/>
-                <w:sz w:val="21"/>
-                <w:szCs w:val="21"/>
+                <w:sz w:val="19"/>
+                <w:szCs w:val="19"/>
               </w:rPr>
               <w:t xml:space="preserve"> something else: ____________    </w:t>
             </w:r>
@@ -34331,15 +34007,15 @@
           <w:p>
             <w:pPr>
               <w:keepLines/>
-              <w:spacing w:after="40" w:before="0" w:line="300" w:lineRule="auto"/>
+              <w:spacing w:after="20" w:before="0" w:line="260" w:lineRule="auto"/>
             </w:pPr>
             <w:r>
               <w:rPr>
                 <w:rFonts w:ascii="Arial" w:cs="Arial" w:eastAsia="Arial" w:hAnsi="Arial"/>
                 <w:b/>
                 <w:bCs/>
-                <w:sz w:val="22"/>
-                <w:szCs w:val="22"/>
+                <w:sz w:val="20"/>
+                <w:szCs w:val="20"/>
               </w:rPr>
               <w:t xml:space="preserve">I got unstuck by ...   </w:t>
             </w:r>
@@ -34386,8 +34062,8 @@
             <w:r>
               <w:rPr>
                 <w:rFonts w:ascii="Arial" w:cs="Arial" w:eastAsia="Arial" w:hAnsi="Arial"/>
-                <w:sz w:val="21"/>
-                <w:szCs w:val="21"/>
+                <w:sz w:val="19"/>
+                <w:szCs w:val="19"/>
               </w:rPr>
               <w:t xml:space="preserve"> counters or objects    </w:t>
             </w:r>
@@ -34434,8 +34110,8 @@
             <w:r>
               <w:rPr>
                 <w:rFonts w:ascii="Arial" w:cs="Arial" w:eastAsia="Arial" w:hAnsi="Arial"/>
-                <w:sz w:val="21"/>
-                <w:szCs w:val="21"/>
+                <w:sz w:val="19"/>
+                <w:szCs w:val="19"/>
               </w:rPr>
               <w:t xml:space="preserve"> drawing it    </w:t>
             </w:r>
@@ -34482,8 +34158,8 @@
             <w:r>
               <w:rPr>
                 <w:rFonts w:ascii="Arial" w:cs="Arial" w:eastAsia="Arial" w:hAnsi="Arial"/>
-                <w:sz w:val="21"/>
-                <w:szCs w:val="21"/>
+                <w:sz w:val="19"/>
+                <w:szCs w:val="19"/>
               </w:rPr>
               <w:t xml:space="preserve"> asking someone    </w:t>
             </w:r>
@@ -34530,8 +34206,8 @@
             <w:r>
               <w:rPr>
                 <w:rFonts w:ascii="Arial" w:cs="Arial" w:eastAsia="Arial" w:hAnsi="Arial"/>
-                <w:sz w:val="21"/>
-                <w:szCs w:val="21"/>
+                <w:sz w:val="19"/>
+                <w:szCs w:val="19"/>
               </w:rPr>
               <w:t xml:space="preserve"> trying again    </w:t>
             </w:r>
@@ -34539,15 +34215,15 @@
           <w:p>
             <w:pPr>
               <w:keepLines/>
-              <w:spacing w:after="0" w:before="0" w:line="300" w:lineRule="auto"/>
+              <w:spacing w:after="0" w:before="0" w:line="260" w:lineRule="auto"/>
             </w:pPr>
             <w:r>
               <w:rPr>
                 <w:rFonts w:ascii="Arial" w:cs="Arial" w:eastAsia="Arial" w:hAnsi="Arial"/>
                 <w:b/>
                 <w:bCs/>
-                <w:sz w:val="22"/>
-                <w:szCs w:val="22"/>
+                <w:sz w:val="20"/>
+                <w:szCs w:val="20"/>
               </w:rPr>
               <w:t xml:space="preserve">Next time I will try ...  ______________________     It felt:  </w:t>
             </w:r>
@@ -34594,8 +34270,8 @@
             <w:r>
               <w:rPr>
                 <w:rFonts w:ascii="Arial" w:cs="Arial" w:eastAsia="Arial" w:hAnsi="Arial"/>
-                <w:sz w:val="21"/>
-                <w:szCs w:val="21"/>
+                <w:sz w:val="19"/>
+                <w:szCs w:val="19"/>
               </w:rPr>
               <w:t xml:space="preserve"> easy   </w:t>
             </w:r>
@@ -34642,8 +34318,8 @@
             <w:r>
               <w:rPr>
                 <w:rFonts w:ascii="Arial" w:cs="Arial" w:eastAsia="Arial" w:hAnsi="Arial"/>
-                <w:sz w:val="21"/>
-                <w:szCs w:val="21"/>
+                <w:sz w:val="19"/>
+                <w:szCs w:val="19"/>
               </w:rPr>
               <w:t xml:space="preserve"> OK   </w:t>
             </w:r>
@@ -34690,8 +34366,8 @@
             <w:r>
               <w:rPr>
                 <w:rFonts w:ascii="Arial" w:cs="Arial" w:eastAsia="Arial" w:hAnsi="Arial"/>
-                <w:sz w:val="21"/>
-                <w:szCs w:val="21"/>
+                <w:sz w:val="19"/>
+                <w:szCs w:val="19"/>
               </w:rPr>
               <w:t xml:space="preserve"> hard   </w:t>
             </w:r>
@@ -35508,20 +35184,6 @@
         <w:ind w:left="560"/>
       </w:pPr>
     </w:p>
-    <w:p>
-      <w:pPr>
-        <w:keepLines/>
-        <w:spacing w:after="120" w:before="0" w:line="320" w:lineRule="auto"/>
-      </w:pPr>
-      <w:r>
-        <w:rPr>
-          <w:rFonts w:ascii="Arial" w:cs="Arial" w:eastAsia="Arial" w:hAnsi="Arial"/>
-          <w:sz w:val="26"/>
-          <w:szCs w:val="26"/>
-        </w:rPr>
-        <w:t xml:space="preserve"/>
-      </w:r>
-    </w:p>
     <w:tbl>
       <w:tblPr>
         <w:tblW w:type="dxa" w:w="9900"/>
@@ -35583,7 +35245,7 @@
       <w:pPr>
         <w:keepNext/>
         <w:keepLines/>
-        <w:spacing w:after="40" w:before="100" w:line="320" w:lineRule="auto"/>
+        <w:spacing w:after="20" w:before="60" w:line="320" w:lineRule="auto"/>
         <w:ind w:left="560" w:hanging="560"/>
       </w:pPr>
       <w:r>
@@ -35612,24 +35274,6 @@
         </w:rPr>
         <w:t xml:space="preserve">Three numbers in a row start at 5 and jump by 3: 5, 8, 11. Their total is 24. Change the jump to 1, 2, 4 and 5 and find each total. What stays the same? What changes? Can you find a shortcut for the total?</w:t>
       </w:r>
-    </w:p>
-    <w:p>
-      <w:pPr>
-        <w:pBdr>
-          <w:bottom w:val="single" w:color="777777" w:sz="6" w:space="1"/>
-        </w:pBdr>
-        <w:spacing w:after="80" w:before="280"/>
-        <w:ind w:left="560"/>
-      </w:pPr>
-    </w:p>
-    <w:p>
-      <w:pPr>
-        <w:pBdr>
-          <w:bottom w:val="single" w:color="777777" w:sz="6" w:space="1"/>
-        </w:pBdr>
-        <w:spacing w:after="80" w:before="280"/>
-        <w:ind w:left="560"/>
-      </w:pPr>
     </w:p>
     <w:p>
       <w:pPr>

--- a/hp/P1_Holiday_Program_Student_Workbook.docx
+++ b/hp/P1_Holiday_Program_Student_Workbook.docx
@@ -3716,7 +3716,7 @@
                 <w:sz w:val="19"/>
                 <w:szCs w:val="19"/>
               </w:rPr>
-              <w:t xml:space="preserve">Two minutes. There are no right answers. You can pass. Only your tutor may read this, privately.</w:t>
+              <w:t xml:space="preserve">Two minutes. There are no right answers. You can pass. Nobody reads it out.</w:t>
             </w:r>
           </w:p>
           <w:p>
@@ -4250,7 +4250,7 @@
                 <w:sz w:val="19"/>
                 <w:szCs w:val="19"/>
               </w:rPr>
-              <w:t xml:space="preserve"> I am still stuck (my tutor will check in privately)    </w:t>
+              <w:t xml:space="preserve"> I am still stuck (my tutor will come and help)    </w:t>
             </w:r>
             <w:r>
               <w:drawing>
@@ -6528,7 +6528,7 @@
                 <w:sz w:val="19"/>
                 <w:szCs w:val="19"/>
               </w:rPr>
-              <w:t xml:space="preserve">Two minutes. There are no right answers. You can pass. Only your tutor may read this, privately.</w:t>
+              <w:t xml:space="preserve">Two minutes. There are no right answers. You can pass. Nobody reads it out.</w:t>
             </w:r>
           </w:p>
           <w:p>
@@ -7062,7 +7062,7 @@
                 <w:sz w:val="19"/>
                 <w:szCs w:val="19"/>
               </w:rPr>
-              <w:t xml:space="preserve"> I am still stuck (my tutor will check in privately)    </w:t>
+              <w:t xml:space="preserve"> I am still stuck (my tutor will come and help)    </w:t>
             </w:r>
             <w:r>
               <w:drawing>
@@ -10538,7 +10538,7 @@
                 <w:sz w:val="19"/>
                 <w:szCs w:val="19"/>
               </w:rPr>
-              <w:t xml:space="preserve">Two minutes. There are no right answers. You can pass. Only your tutor may read this, privately.</w:t>
+              <w:t xml:space="preserve">Two minutes. There are no right answers. You can pass. Nobody reads it out.</w:t>
             </w:r>
           </w:p>
           <w:p>
@@ -11072,7 +11072,7 @@
                 <w:sz w:val="19"/>
                 <w:szCs w:val="19"/>
               </w:rPr>
-              <w:t xml:space="preserve"> I am still stuck (my tutor will check in privately)    </w:t>
+              <w:t xml:space="preserve"> I am still stuck (my tutor will come and help)    </w:t>
             </w:r>
             <w:r>
               <w:drawing>
@@ -13901,7 +13901,7 @@
                 <w:sz w:val="19"/>
                 <w:szCs w:val="19"/>
               </w:rPr>
-              <w:t xml:space="preserve">Two minutes. There are no right answers. You can pass. Only your tutor may read this, privately.</w:t>
+              <w:t xml:space="preserve">Two minutes. There are no right answers. You can pass. Nobody reads it out.</w:t>
             </w:r>
           </w:p>
           <w:p>
@@ -14435,7 +14435,7 @@
                 <w:sz w:val="19"/>
                 <w:szCs w:val="19"/>
               </w:rPr>
-              <w:t xml:space="preserve"> I am still stuck (my tutor will check in privately)    </w:t>
+              <w:t xml:space="preserve"> I am still stuck (my tutor will come and help)    </w:t>
             </w:r>
             <w:r>
               <w:drawing>
@@ -19469,7 +19469,7 @@
                 <w:sz w:val="19"/>
                 <w:szCs w:val="19"/>
               </w:rPr>
-              <w:t xml:space="preserve">Two minutes. There are no right answers. You can pass. Only your tutor may read this, privately.</w:t>
+              <w:t xml:space="preserve">Two minutes. There are no right answers. You can pass. Nobody reads it out.</w:t>
             </w:r>
           </w:p>
           <w:p>
@@ -20003,7 +20003,7 @@
                 <w:sz w:val="19"/>
                 <w:szCs w:val="19"/>
               </w:rPr>
-              <w:t xml:space="preserve"> I am still stuck (my tutor will check in privately)    </w:t>
+              <w:t xml:space="preserve"> I am still stuck (my tutor will come and help)    </w:t>
             </w:r>
             <w:r>
               <w:drawing>
@@ -22788,7 +22788,7 @@
                 <w:sz w:val="19"/>
                 <w:szCs w:val="19"/>
               </w:rPr>
-              <w:t xml:space="preserve">Two minutes. There are no right answers. You can pass. Only your tutor may read this, privately.</w:t>
+              <w:t xml:space="preserve">Two minutes. There are no right answers. You can pass. Nobody reads it out.</w:t>
             </w:r>
           </w:p>
           <w:p>
@@ -23322,7 +23322,7 @@
                 <w:sz w:val="19"/>
                 <w:szCs w:val="19"/>
               </w:rPr>
-              <w:t xml:space="preserve"> I am still stuck (my tutor will check in privately)    </w:t>
+              <w:t xml:space="preserve"> I am still stuck (my tutor will come and help)    </w:t>
             </w:r>
             <w:r>
               <w:drawing>
@@ -26566,7 +26566,7 @@
                 <w:sz w:val="19"/>
                 <w:szCs w:val="19"/>
               </w:rPr>
-              <w:t xml:space="preserve">Two minutes. There are no right answers. You can pass. Only your tutor may read this, privately.</w:t>
+              <w:t xml:space="preserve">Two minutes. There are no right answers. You can pass. Nobody reads it out.</w:t>
             </w:r>
           </w:p>
           <w:p>
@@ -27100,7 +27100,7 @@
                 <w:sz w:val="19"/>
                 <w:szCs w:val="19"/>
               </w:rPr>
-              <w:t xml:space="preserve"> I am still stuck (my tutor will check in privately)    </w:t>
+              <w:t xml:space="preserve"> I am still stuck (my tutor will come and help)    </w:t>
             </w:r>
             <w:r>
               <w:drawing>
@@ -30135,7 +30135,7 @@
                 <w:sz w:val="19"/>
                 <w:szCs w:val="19"/>
               </w:rPr>
-              <w:t xml:space="preserve">Two minutes. There are no right answers. You can pass. Only your tutor may read this, privately.</w:t>
+              <w:t xml:space="preserve">Two minutes. There are no right answers. You can pass. Nobody reads it out.</w:t>
             </w:r>
           </w:p>
           <w:p>
@@ -30669,7 +30669,7 @@
                 <w:sz w:val="19"/>
                 <w:szCs w:val="19"/>
               </w:rPr>
-              <w:t xml:space="preserve"> I am still stuck (my tutor will check in privately)    </w:t>
+              <w:t xml:space="preserve"> I am still stuck (my tutor will come and help)    </w:t>
             </w:r>
             <w:r>
               <w:drawing>
@@ -33568,7 +33568,7 @@
                 <w:sz w:val="19"/>
                 <w:szCs w:val="19"/>
               </w:rPr>
-              <w:t xml:space="preserve">Two minutes. There are no right answers. You can pass. Only your tutor may read this, privately.</w:t>
+              <w:t xml:space="preserve">Two minutes. There are no right answers. You can pass. Nobody reads it out.</w:t>
             </w:r>
           </w:p>
           <w:p>
@@ -34102,7 +34102,7 @@
                 <w:sz w:val="19"/>
                 <w:szCs w:val="19"/>
               </w:rPr>
-              <w:t xml:space="preserve"> I am still stuck (my tutor will check in privately)    </w:t>
+              <w:t xml:space="preserve"> I am still stuck (my tutor will come and help)    </w:t>
             </w:r>
             <w:r>
               <w:drawing>
@@ -36678,7 +36678,7 @@
                 <w:sz w:val="19"/>
                 <w:szCs w:val="19"/>
               </w:rPr>
-              <w:t xml:space="preserve">Two minutes. There are no right answers. You can pass. Only your tutor may read this, privately.</w:t>
+              <w:t xml:space="preserve">Two minutes. There are no right answers. You can pass. Nobody reads it out.</w:t>
             </w:r>
           </w:p>
           <w:p>
@@ -37212,7 +37212,7 @@
                 <w:sz w:val="19"/>
                 <w:szCs w:val="19"/>
               </w:rPr>
-              <w:t xml:space="preserve"> I am still stuck (my tutor will check in privately)    </w:t>
+              <w:t xml:space="preserve"> I am still stuck (my tutor will come and help)    </w:t>
             </w:r>
             <w:r>
               <w:drawing>

--- a/hp/P1_Holiday_Program_Student_Workbook.docx
+++ b/hp/P1_Holiday_Program_Student_Workbook.docx
@@ -4202,8 +4202,18 @@
           <w:p>
             <w:pPr>
               <w:keepLines/>
-              <w:spacing w:after="0" w:before="0" w:line="260" w:lineRule="auto"/>
-            </w:pPr>
+              <w:spacing w:after="20" w:before="0" w:line="260" w:lineRule="auto"/>
+            </w:pPr>
+            <w:r>
+              <w:rPr>
+                <w:rFonts w:ascii="Arial" w:cs="Arial" w:eastAsia="Arial" w:hAnsi="Arial"/>
+                <w:b/>
+                <w:bCs/>
+                <w:sz w:val="20"/>
+                <w:szCs w:val="20"/>
+              </w:rPr>
+              <w:t xml:space="preserve">Next time I will try:   </w:t>
+            </w:r>
             <w:r>
               <w:drawing>
                 <wp:inline distT="0" distB="0" distL="0" distR="0">
@@ -4250,7 +4260,7 @@
                 <w:sz w:val="19"/>
                 <w:szCs w:val="19"/>
               </w:rPr>
-              <w:t xml:space="preserve"> I am still stuck (my tutor will come and help)    </w:t>
+              <w:t xml:space="preserve"> drawing it    </w:t>
             </w:r>
             <w:r>
               <w:drawing>
@@ -4258,6 +4268,204 @@
                   <wp:extent cx="142875" cy="142875"/>
                   <wp:effectExtent t="0" r="0" b="0" l="0"/>
                   <wp:docPr id="11" name="gap_box.png" descr="gap_box.png" title="gap_box.png"/>
+                  <wp:cNvGraphicFramePr>
+                    <a:graphicFrameLocks xmlns:a="http://schemas.openxmlformats.org/drawingml/2006/main" noChangeAspect="1"/>
+                  </wp:cNvGraphicFramePr>
+                  <a:graphic xmlns:a="http://schemas.openxmlformats.org/drawingml/2006/main">
+                    <a:graphicData uri="http://schemas.openxmlformats.org/drawingml/2006/picture">
+                      <pic:pic xmlns:pic="http://schemas.openxmlformats.org/drawingml/2006/picture">
+                        <pic:nvPicPr>
+                          <pic:cNvPr id="0" name="" descr=""/>
+                          <pic:cNvPicPr>
+                            <a:picLocks noChangeAspect="1" noChangeArrowheads="1"/>
+                          </pic:cNvPicPr>
+                        </pic:nvPicPr>
+                        <pic:blipFill>
+                          <a:blip r:embed="rId8" cstate="none"/>
+                          <a:srcRect/>
+                          <a:stretch>
+                            <a:fillRect/>
+                          </a:stretch>
+                        </pic:blipFill>
+                        <pic:spPr bwMode="auto">
+                          <a:xfrm>
+                            <a:off x="0" y="0"/>
+                            <a:ext cx="142875" cy="142875"/>
+                          </a:xfrm>
+                          <a:prstGeom prst="rect">
+                            <a:avLst/>
+                          </a:prstGeom>
+                        </pic:spPr>
+                      </pic:pic>
+                    </a:graphicData>
+                  </a:graphic>
+                </wp:inline>
+              </w:drawing>
+            </w:r>
+            <w:r>
+              <w:rPr>
+                <w:rFonts w:ascii="Arial" w:cs="Arial" w:eastAsia="Arial" w:hAnsi="Arial"/>
+                <w:sz w:val="19"/>
+                <w:szCs w:val="19"/>
+              </w:rPr>
+              <w:t xml:space="preserve"> using objects    </w:t>
+            </w:r>
+            <w:r>
+              <w:drawing>
+                <wp:inline distT="0" distB="0" distL="0" distR="0">
+                  <wp:extent cx="142875" cy="142875"/>
+                  <wp:effectExtent t="0" r="0" b="0" l="0"/>
+                  <wp:docPr id="12" name="gap_box.png" descr="gap_box.png" title="gap_box.png"/>
+                  <wp:cNvGraphicFramePr>
+                    <a:graphicFrameLocks xmlns:a="http://schemas.openxmlformats.org/drawingml/2006/main" noChangeAspect="1"/>
+                  </wp:cNvGraphicFramePr>
+                  <a:graphic xmlns:a="http://schemas.openxmlformats.org/drawingml/2006/main">
+                    <a:graphicData uri="http://schemas.openxmlformats.org/drawingml/2006/picture">
+                      <pic:pic xmlns:pic="http://schemas.openxmlformats.org/drawingml/2006/picture">
+                        <pic:nvPicPr>
+                          <pic:cNvPr id="0" name="" descr=""/>
+                          <pic:cNvPicPr>
+                            <a:picLocks noChangeAspect="1" noChangeArrowheads="1"/>
+                          </pic:cNvPicPr>
+                        </pic:nvPicPr>
+                        <pic:blipFill>
+                          <a:blip r:embed="rId8" cstate="none"/>
+                          <a:srcRect/>
+                          <a:stretch>
+                            <a:fillRect/>
+                          </a:stretch>
+                        </pic:blipFill>
+                        <pic:spPr bwMode="auto">
+                          <a:xfrm>
+                            <a:off x="0" y="0"/>
+                            <a:ext cx="142875" cy="142875"/>
+                          </a:xfrm>
+                          <a:prstGeom prst="rect">
+                            <a:avLst/>
+                          </a:prstGeom>
+                        </pic:spPr>
+                      </pic:pic>
+                    </a:graphicData>
+                  </a:graphic>
+                </wp:inline>
+              </w:drawing>
+            </w:r>
+            <w:r>
+              <w:rPr>
+                <w:rFonts w:ascii="Arial" w:cs="Arial" w:eastAsia="Arial" w:hAnsi="Arial"/>
+                <w:sz w:val="19"/>
+                <w:szCs w:val="19"/>
+              </w:rPr>
+              <w:t xml:space="preserve"> checking my answer    </w:t>
+            </w:r>
+            <w:r>
+              <w:drawing>
+                <wp:inline distT="0" distB="0" distL="0" distR="0">
+                  <wp:extent cx="142875" cy="142875"/>
+                  <wp:effectExtent t="0" r="0" b="0" l="0"/>
+                  <wp:docPr id="13" name="gap_box.png" descr="gap_box.png" title="gap_box.png"/>
+                  <wp:cNvGraphicFramePr>
+                    <a:graphicFrameLocks xmlns:a="http://schemas.openxmlformats.org/drawingml/2006/main" noChangeAspect="1"/>
+                  </wp:cNvGraphicFramePr>
+                  <a:graphic xmlns:a="http://schemas.openxmlformats.org/drawingml/2006/main">
+                    <a:graphicData uri="http://schemas.openxmlformats.org/drawingml/2006/picture">
+                      <pic:pic xmlns:pic="http://schemas.openxmlformats.org/drawingml/2006/picture">
+                        <pic:nvPicPr>
+                          <pic:cNvPr id="0" name="" descr=""/>
+                          <pic:cNvPicPr>
+                            <a:picLocks noChangeAspect="1" noChangeArrowheads="1"/>
+                          </pic:cNvPicPr>
+                        </pic:nvPicPr>
+                        <pic:blipFill>
+                          <a:blip r:embed="rId8" cstate="none"/>
+                          <a:srcRect/>
+                          <a:stretch>
+                            <a:fillRect/>
+                          </a:stretch>
+                        </pic:blipFill>
+                        <pic:spPr bwMode="auto">
+                          <a:xfrm>
+                            <a:off x="0" y="0"/>
+                            <a:ext cx="142875" cy="142875"/>
+                          </a:xfrm>
+                          <a:prstGeom prst="rect">
+                            <a:avLst/>
+                          </a:prstGeom>
+                        </pic:spPr>
+                      </pic:pic>
+                    </a:graphicData>
+                  </a:graphic>
+                </wp:inline>
+              </w:drawing>
+            </w:r>
+            <w:r>
+              <w:rPr>
+                <w:rFonts w:ascii="Arial" w:cs="Arial" w:eastAsia="Arial" w:hAnsi="Arial"/>
+                <w:sz w:val="19"/>
+                <w:szCs w:val="19"/>
+              </w:rPr>
+              <w:t xml:space="preserve"> asking a question    </w:t>
+            </w:r>
+          </w:p>
+          <w:p>
+            <w:pPr>
+              <w:keepLines/>
+              <w:spacing w:after="0" w:before="0" w:line="260" w:lineRule="auto"/>
+            </w:pPr>
+            <w:r>
+              <w:drawing>
+                <wp:inline distT="0" distB="0" distL="0" distR="0">
+                  <wp:extent cx="142875" cy="142875"/>
+                  <wp:effectExtent t="0" r="0" b="0" l="0"/>
+                  <wp:docPr id="14" name="gap_box.png" descr="gap_box.png" title="gap_box.png"/>
+                  <wp:cNvGraphicFramePr>
+                    <a:graphicFrameLocks xmlns:a="http://schemas.openxmlformats.org/drawingml/2006/main" noChangeAspect="1"/>
+                  </wp:cNvGraphicFramePr>
+                  <a:graphic xmlns:a="http://schemas.openxmlformats.org/drawingml/2006/main">
+                    <a:graphicData uri="http://schemas.openxmlformats.org/drawingml/2006/picture">
+                      <pic:pic xmlns:pic="http://schemas.openxmlformats.org/drawingml/2006/picture">
+                        <pic:nvPicPr>
+                          <pic:cNvPr id="0" name="" descr=""/>
+                          <pic:cNvPicPr>
+                            <a:picLocks noChangeAspect="1" noChangeArrowheads="1"/>
+                          </pic:cNvPicPr>
+                        </pic:nvPicPr>
+                        <pic:blipFill>
+                          <a:blip r:embed="rId8" cstate="none"/>
+                          <a:srcRect/>
+                          <a:stretch>
+                            <a:fillRect/>
+                          </a:stretch>
+                        </pic:blipFill>
+                        <pic:spPr bwMode="auto">
+                          <a:xfrm>
+                            <a:off x="0" y="0"/>
+                            <a:ext cx="142875" cy="142875"/>
+                          </a:xfrm>
+                          <a:prstGeom prst="rect">
+                            <a:avLst/>
+                          </a:prstGeom>
+                        </pic:spPr>
+                      </pic:pic>
+                    </a:graphicData>
+                  </a:graphic>
+                </wp:inline>
+              </w:drawing>
+            </w:r>
+            <w:r>
+              <w:rPr>
+                <w:rFonts w:ascii="Arial" w:cs="Arial" w:eastAsia="Arial" w:hAnsi="Arial"/>
+                <w:sz w:val="19"/>
+                <w:szCs w:val="19"/>
+              </w:rPr>
+              <w:t xml:space="preserve"> I am still stuck (my tutor will come and help)    </w:t>
+            </w:r>
+            <w:r>
+              <w:drawing>
+                <wp:inline distT="0" distB="0" distL="0" distR="0">
+                  <wp:extent cx="142875" cy="142875"/>
+                  <wp:effectExtent t="0" r="0" b="0" l="0"/>
+                  <wp:docPr id="15" name="gap_box.png" descr="gap_box.png" title="gap_box.png"/>
                   <wp:cNvGraphicFramePr>
                     <a:graphicFrameLocks xmlns:a="http://schemas.openxmlformats.org/drawingml/2006/main" noChangeAspect="1"/>
                   </wp:cNvGraphicFramePr>
@@ -6012,7 +6220,7 @@
           <w:sz w:val="26"/>
           <w:szCs w:val="26"/>
         </w:rPr>
-        <w:t xml:space="preserve">Magic triangle. Put the numbers 1, 2, 3, 4, 5 and 6 in the circles so that each side of the triangle adds up to 9.</w:t>
+        <w:t xml:space="preserve">Magic triangle. Put 1, 2, 3, 4, 5 and 6 in the circles so that each side adds up to 9. Start with 1, 2 and 3 in the corners.</w:t>
       </w:r>
     </w:p>
     <w:p>
@@ -6029,7 +6237,7 @@
           <w:sz w:val="26"/>
           <w:szCs w:val="26"/>
         </w:rPr>
-        <w:t xml:space="preserve">Hint: every corner counts in two sides. For a small total, use small numbers in the corners.</w:t>
+        <w:t xml:space="preserve">Hint: use counters or number cards. Find the number that goes between each pair of corners.</w:t>
       </w:r>
     </w:p>
     <w:p>
@@ -6043,7 +6251,7 @@
           <wp:inline distT="0" distB="0" distL="0" distR="0">
             <wp:extent cx="2857500" cy="2543175"/>
             <wp:effectExtent t="0" r="0" b="0" l="0"/>
-            <wp:docPr id="12" name="magic.png" descr="magic.png" title="magic.png"/>
+            <wp:docPr id="16" name="magic.png" descr="magic.png" title="magic.png"/>
             <wp:cNvGraphicFramePr>
               <a:graphicFrameLocks xmlns:a="http://schemas.openxmlformats.org/drawingml/2006/main" noChangeAspect="1"/>
             </wp:cNvGraphicFramePr>
@@ -6101,7 +6309,7 @@
           <w:sz w:val="26"/>
           <w:szCs w:val="26"/>
         </w:rPr>
-        <w:t xml:space="preserve">Which numbers did you put in the corners?   ______________</w:t>
+        <w:t xml:space="preserve">Which numbers go between the corners?   ______________</w:t>
       </w:r>
     </w:p>
     <w:p>
@@ -6561,214 +6769,6 @@
                 <w:szCs w:val="20"/>
               </w:rPr>
               <w:t xml:space="preserve">The hardest part was ...   </w:t>
-            </w:r>
-            <w:r>
-              <w:drawing>
-                <wp:inline distT="0" distB="0" distL="0" distR="0">
-                  <wp:extent cx="142875" cy="142875"/>
-                  <wp:effectExtent t="0" r="0" b="0" l="0"/>
-                  <wp:docPr id="13" name="gap_box.png" descr="gap_box.png" title="gap_box.png"/>
-                  <wp:cNvGraphicFramePr>
-                    <a:graphicFrameLocks xmlns:a="http://schemas.openxmlformats.org/drawingml/2006/main" noChangeAspect="1"/>
-                  </wp:cNvGraphicFramePr>
-                  <a:graphic xmlns:a="http://schemas.openxmlformats.org/drawingml/2006/main">
-                    <a:graphicData uri="http://schemas.openxmlformats.org/drawingml/2006/picture">
-                      <pic:pic xmlns:pic="http://schemas.openxmlformats.org/drawingml/2006/picture">
-                        <pic:nvPicPr>
-                          <pic:cNvPr id="0" name="" descr=""/>
-                          <pic:cNvPicPr>
-                            <a:picLocks noChangeAspect="1" noChangeArrowheads="1"/>
-                          </pic:cNvPicPr>
-                        </pic:nvPicPr>
-                        <pic:blipFill>
-                          <a:blip r:embed="rId8" cstate="none"/>
-                          <a:srcRect/>
-                          <a:stretch>
-                            <a:fillRect/>
-                          </a:stretch>
-                        </pic:blipFill>
-                        <pic:spPr bwMode="auto">
-                          <a:xfrm>
-                            <a:off x="0" y="0"/>
-                            <a:ext cx="142875" cy="142875"/>
-                          </a:xfrm>
-                          <a:prstGeom prst="rect">
-                            <a:avLst/>
-                          </a:prstGeom>
-                        </pic:spPr>
-                      </pic:pic>
-                    </a:graphicData>
-                  </a:graphic>
-                </wp:inline>
-              </w:drawing>
-            </w:r>
-            <w:r>
-              <w:rPr>
-                <w:rFonts w:ascii="Arial" w:cs="Arial" w:eastAsia="Arial" w:hAnsi="Arial"/>
-                <w:sz w:val="19"/>
-                <w:szCs w:val="19"/>
-              </w:rPr>
-              <w:t xml:space="preserve"> the bonds    </w:t>
-            </w:r>
-            <w:r>
-              <w:drawing>
-                <wp:inline distT="0" distB="0" distL="0" distR="0">
-                  <wp:extent cx="142875" cy="142875"/>
-                  <wp:effectExtent t="0" r="0" b="0" l="0"/>
-                  <wp:docPr id="14" name="gap_box.png" descr="gap_box.png" title="gap_box.png"/>
-                  <wp:cNvGraphicFramePr>
-                    <a:graphicFrameLocks xmlns:a="http://schemas.openxmlformats.org/drawingml/2006/main" noChangeAspect="1"/>
-                  </wp:cNvGraphicFramePr>
-                  <a:graphic xmlns:a="http://schemas.openxmlformats.org/drawingml/2006/main">
-                    <a:graphicData uri="http://schemas.openxmlformats.org/drawingml/2006/picture">
-                      <pic:pic xmlns:pic="http://schemas.openxmlformats.org/drawingml/2006/picture">
-                        <pic:nvPicPr>
-                          <pic:cNvPr id="0" name="" descr=""/>
-                          <pic:cNvPicPr>
-                            <a:picLocks noChangeAspect="1" noChangeArrowheads="1"/>
-                          </pic:cNvPicPr>
-                        </pic:nvPicPr>
-                        <pic:blipFill>
-                          <a:blip r:embed="rId8" cstate="none"/>
-                          <a:srcRect/>
-                          <a:stretch>
-                            <a:fillRect/>
-                          </a:stretch>
-                        </pic:blipFill>
-                        <pic:spPr bwMode="auto">
-                          <a:xfrm>
-                            <a:off x="0" y="0"/>
-                            <a:ext cx="142875" cy="142875"/>
-                          </a:xfrm>
-                          <a:prstGeom prst="rect">
-                            <a:avLst/>
-                          </a:prstGeom>
-                        </pic:spPr>
-                      </pic:pic>
-                    </a:graphicData>
-                  </a:graphic>
-                </wp:inline>
-              </w:drawing>
-            </w:r>
-            <w:r>
-              <w:rPr>
-                <w:rFonts w:ascii="Arial" w:cs="Arial" w:eastAsia="Arial" w:hAnsi="Arial"/>
-                <w:sz w:val="19"/>
-                <w:szCs w:val="19"/>
-              </w:rPr>
-              <w:t xml:space="preserve"> the = sign    </w:t>
-            </w:r>
-            <w:r>
-              <w:drawing>
-                <wp:inline distT="0" distB="0" distL="0" distR="0">
-                  <wp:extent cx="142875" cy="142875"/>
-                  <wp:effectExtent t="0" r="0" b="0" l="0"/>
-                  <wp:docPr id="15" name="gap_box.png" descr="gap_box.png" title="gap_box.png"/>
-                  <wp:cNvGraphicFramePr>
-                    <a:graphicFrameLocks xmlns:a="http://schemas.openxmlformats.org/drawingml/2006/main" noChangeAspect="1"/>
-                  </wp:cNvGraphicFramePr>
-                  <a:graphic xmlns:a="http://schemas.openxmlformats.org/drawingml/2006/main">
-                    <a:graphicData uri="http://schemas.openxmlformats.org/drawingml/2006/picture">
-                      <pic:pic xmlns:pic="http://schemas.openxmlformats.org/drawingml/2006/picture">
-                        <pic:nvPicPr>
-                          <pic:cNvPr id="0" name="" descr=""/>
-                          <pic:cNvPicPr>
-                            <a:picLocks noChangeAspect="1" noChangeArrowheads="1"/>
-                          </pic:cNvPicPr>
-                        </pic:nvPicPr>
-                        <pic:blipFill>
-                          <a:blip r:embed="rId8" cstate="none"/>
-                          <a:srcRect/>
-                          <a:stretch>
-                            <a:fillRect/>
-                          </a:stretch>
-                        </pic:blipFill>
-                        <pic:spPr bwMode="auto">
-                          <a:xfrm>
-                            <a:off x="0" y="0"/>
-                            <a:ext cx="142875" cy="142875"/>
-                          </a:xfrm>
-                          <a:prstGeom prst="rect">
-                            <a:avLst/>
-                          </a:prstGeom>
-                        </pic:spPr>
-                      </pic:pic>
-                    </a:graphicData>
-                  </a:graphic>
-                </wp:inline>
-              </w:drawing>
-            </w:r>
-            <w:r>
-              <w:rPr>
-                <w:rFonts w:ascii="Arial" w:cs="Arial" w:eastAsia="Arial" w:hAnsi="Arial"/>
-                <w:sz w:val="19"/>
-                <w:szCs w:val="19"/>
-              </w:rPr>
-              <w:t xml:space="preserve"> saying why    </w:t>
-            </w:r>
-            <w:r>
-              <w:drawing>
-                <wp:inline distT="0" distB="0" distL="0" distR="0">
-                  <wp:extent cx="142875" cy="142875"/>
-                  <wp:effectExtent t="0" r="0" b="0" l="0"/>
-                  <wp:docPr id="16" name="gap_box.png" descr="gap_box.png" title="gap_box.png"/>
-                  <wp:cNvGraphicFramePr>
-                    <a:graphicFrameLocks xmlns:a="http://schemas.openxmlformats.org/drawingml/2006/main" noChangeAspect="1"/>
-                  </wp:cNvGraphicFramePr>
-                  <a:graphic xmlns:a="http://schemas.openxmlformats.org/drawingml/2006/main">
-                    <a:graphicData uri="http://schemas.openxmlformats.org/drawingml/2006/picture">
-                      <pic:pic xmlns:pic="http://schemas.openxmlformats.org/drawingml/2006/picture">
-                        <pic:nvPicPr>
-                          <pic:cNvPr id="0" name="" descr=""/>
-                          <pic:cNvPicPr>
-                            <a:picLocks noChangeAspect="1" noChangeArrowheads="1"/>
-                          </pic:cNvPicPr>
-                        </pic:nvPicPr>
-                        <pic:blipFill>
-                          <a:blip r:embed="rId8" cstate="none"/>
-                          <a:srcRect/>
-                          <a:stretch>
-                            <a:fillRect/>
-                          </a:stretch>
-                        </pic:blipFill>
-                        <pic:spPr bwMode="auto">
-                          <a:xfrm>
-                            <a:off x="0" y="0"/>
-                            <a:ext cx="142875" cy="142875"/>
-                          </a:xfrm>
-                          <a:prstGeom prst="rect">
-                            <a:avLst/>
-                          </a:prstGeom>
-                        </pic:spPr>
-                      </pic:pic>
-                    </a:graphicData>
-                  </a:graphic>
-                </wp:inline>
-              </w:drawing>
-            </w:r>
-            <w:r>
-              <w:rPr>
-                <w:rFonts w:ascii="Arial" w:cs="Arial" w:eastAsia="Arial" w:hAnsi="Arial"/>
-                <w:sz w:val="19"/>
-                <w:szCs w:val="19"/>
-              </w:rPr>
-              <w:t xml:space="preserve"> something else: ____________    </w:t>
-            </w:r>
-          </w:p>
-          <w:p>
-            <w:pPr>
-              <w:keepLines/>
-              <w:spacing w:after="20" w:before="0" w:line="260" w:lineRule="auto"/>
-            </w:pPr>
-            <w:r>
-              <w:rPr>
-                <w:rFonts w:ascii="Arial" w:cs="Arial" w:eastAsia="Arial" w:hAnsi="Arial"/>
-                <w:b/>
-                <w:bCs/>
-                <w:sz w:val="20"/>
-                <w:szCs w:val="20"/>
-              </w:rPr>
-              <w:t xml:space="preserve">What helped me:   </w:t>
             </w:r>
             <w:r>
               <w:drawing>
@@ -6816,7 +6816,7 @@
                 <w:sz w:val="19"/>
                 <w:szCs w:val="19"/>
               </w:rPr>
-              <w:t xml:space="preserve"> counters or objects    </w:t>
+              <w:t xml:space="preserve"> the bonds    </w:t>
             </w:r>
             <w:r>
               <w:drawing>
@@ -6864,7 +6864,7 @@
                 <w:sz w:val="19"/>
                 <w:szCs w:val="19"/>
               </w:rPr>
-              <w:t xml:space="preserve"> drawing it    </w:t>
+              <w:t xml:space="preserve"> the = sign    </w:t>
             </w:r>
             <w:r>
               <w:drawing>
@@ -6912,7 +6912,7 @@
                 <w:sz w:val="19"/>
                 <w:szCs w:val="19"/>
               </w:rPr>
-              <w:t xml:space="preserve"> trying again    </w:t>
+              <w:t xml:space="preserve"> saying why    </w:t>
             </w:r>
             <w:r>
               <w:drawing>
@@ -6960,7 +6960,23 @@
                 <w:sz w:val="19"/>
                 <w:szCs w:val="19"/>
               </w:rPr>
-              <w:t xml:space="preserve"> I asked for help    </w:t>
+              <w:t xml:space="preserve"> something else: ____________    </w:t>
+            </w:r>
+          </w:p>
+          <w:p>
+            <w:pPr>
+              <w:keepLines/>
+              <w:spacing w:after="20" w:before="0" w:line="260" w:lineRule="auto"/>
+            </w:pPr>
+            <w:r>
+              <w:rPr>
+                <w:rFonts w:ascii="Arial" w:cs="Arial" w:eastAsia="Arial" w:hAnsi="Arial"/>
+                <w:b/>
+                <w:bCs/>
+                <w:sz w:val="20"/>
+                <w:szCs w:val="20"/>
+              </w:rPr>
+              <w:t xml:space="preserve">What helped me:   </w:t>
             </w:r>
             <w:r>
               <w:drawing>
@@ -7008,14 +7024,8 @@
                 <w:sz w:val="19"/>
                 <w:szCs w:val="19"/>
               </w:rPr>
-              <w:t xml:space="preserve"> I was not stuck    </w:t>
-            </w:r>
-          </w:p>
-          <w:p>
-            <w:pPr>
-              <w:keepLines/>
-              <w:spacing w:after="0" w:before="0" w:line="260" w:lineRule="auto"/>
-            </w:pPr>
+              <w:t xml:space="preserve"> counters or objects    </w:t>
+            </w:r>
             <w:r>
               <w:drawing>
                 <wp:inline distT="0" distB="0" distL="0" distR="0">
@@ -7062,7 +7072,7 @@
                 <w:sz w:val="19"/>
                 <w:szCs w:val="19"/>
               </w:rPr>
-              <w:t xml:space="preserve"> I am still stuck (my tutor will come and help)    </w:t>
+              <w:t xml:space="preserve"> drawing it    </w:t>
             </w:r>
             <w:r>
               <w:drawing>
@@ -7110,6 +7120,412 @@
                 <w:sz w:val="19"/>
                 <w:szCs w:val="19"/>
               </w:rPr>
+              <w:t xml:space="preserve"> trying again    </w:t>
+            </w:r>
+            <w:r>
+              <w:drawing>
+                <wp:inline distT="0" distB="0" distL="0" distR="0">
+                  <wp:extent cx="142875" cy="142875"/>
+                  <wp:effectExtent t="0" r="0" b="0" l="0"/>
+                  <wp:docPr id="24" name="gap_box.png" descr="gap_box.png" title="gap_box.png"/>
+                  <wp:cNvGraphicFramePr>
+                    <a:graphicFrameLocks xmlns:a="http://schemas.openxmlformats.org/drawingml/2006/main" noChangeAspect="1"/>
+                  </wp:cNvGraphicFramePr>
+                  <a:graphic xmlns:a="http://schemas.openxmlformats.org/drawingml/2006/main">
+                    <a:graphicData uri="http://schemas.openxmlformats.org/drawingml/2006/picture">
+                      <pic:pic xmlns:pic="http://schemas.openxmlformats.org/drawingml/2006/picture">
+                        <pic:nvPicPr>
+                          <pic:cNvPr id="0" name="" descr=""/>
+                          <pic:cNvPicPr>
+                            <a:picLocks noChangeAspect="1" noChangeArrowheads="1"/>
+                          </pic:cNvPicPr>
+                        </pic:nvPicPr>
+                        <pic:blipFill>
+                          <a:blip r:embed="rId8" cstate="none"/>
+                          <a:srcRect/>
+                          <a:stretch>
+                            <a:fillRect/>
+                          </a:stretch>
+                        </pic:blipFill>
+                        <pic:spPr bwMode="auto">
+                          <a:xfrm>
+                            <a:off x="0" y="0"/>
+                            <a:ext cx="142875" cy="142875"/>
+                          </a:xfrm>
+                          <a:prstGeom prst="rect">
+                            <a:avLst/>
+                          </a:prstGeom>
+                        </pic:spPr>
+                      </pic:pic>
+                    </a:graphicData>
+                  </a:graphic>
+                </wp:inline>
+              </w:drawing>
+            </w:r>
+            <w:r>
+              <w:rPr>
+                <w:rFonts w:ascii="Arial" w:cs="Arial" w:eastAsia="Arial" w:hAnsi="Arial"/>
+                <w:sz w:val="19"/>
+                <w:szCs w:val="19"/>
+              </w:rPr>
+              <w:t xml:space="preserve"> I asked for help    </w:t>
+            </w:r>
+            <w:r>
+              <w:drawing>
+                <wp:inline distT="0" distB="0" distL="0" distR="0">
+                  <wp:extent cx="142875" cy="142875"/>
+                  <wp:effectExtent t="0" r="0" b="0" l="0"/>
+                  <wp:docPr id="25" name="gap_box.png" descr="gap_box.png" title="gap_box.png"/>
+                  <wp:cNvGraphicFramePr>
+                    <a:graphicFrameLocks xmlns:a="http://schemas.openxmlformats.org/drawingml/2006/main" noChangeAspect="1"/>
+                  </wp:cNvGraphicFramePr>
+                  <a:graphic xmlns:a="http://schemas.openxmlformats.org/drawingml/2006/main">
+                    <a:graphicData uri="http://schemas.openxmlformats.org/drawingml/2006/picture">
+                      <pic:pic xmlns:pic="http://schemas.openxmlformats.org/drawingml/2006/picture">
+                        <pic:nvPicPr>
+                          <pic:cNvPr id="0" name="" descr=""/>
+                          <pic:cNvPicPr>
+                            <a:picLocks noChangeAspect="1" noChangeArrowheads="1"/>
+                          </pic:cNvPicPr>
+                        </pic:nvPicPr>
+                        <pic:blipFill>
+                          <a:blip r:embed="rId8" cstate="none"/>
+                          <a:srcRect/>
+                          <a:stretch>
+                            <a:fillRect/>
+                          </a:stretch>
+                        </pic:blipFill>
+                        <pic:spPr bwMode="auto">
+                          <a:xfrm>
+                            <a:off x="0" y="0"/>
+                            <a:ext cx="142875" cy="142875"/>
+                          </a:xfrm>
+                          <a:prstGeom prst="rect">
+                            <a:avLst/>
+                          </a:prstGeom>
+                        </pic:spPr>
+                      </pic:pic>
+                    </a:graphicData>
+                  </a:graphic>
+                </wp:inline>
+              </w:drawing>
+            </w:r>
+            <w:r>
+              <w:rPr>
+                <w:rFonts w:ascii="Arial" w:cs="Arial" w:eastAsia="Arial" w:hAnsi="Arial"/>
+                <w:sz w:val="19"/>
+                <w:szCs w:val="19"/>
+              </w:rPr>
+              <w:t xml:space="preserve"> I was not stuck    </w:t>
+            </w:r>
+          </w:p>
+          <w:p>
+            <w:pPr>
+              <w:keepLines/>
+              <w:spacing w:after="20" w:before="0" w:line="260" w:lineRule="auto"/>
+            </w:pPr>
+            <w:r>
+              <w:rPr>
+                <w:rFonts w:ascii="Arial" w:cs="Arial" w:eastAsia="Arial" w:hAnsi="Arial"/>
+                <w:b/>
+                <w:bCs/>
+                <w:sz w:val="20"/>
+                <w:szCs w:val="20"/>
+              </w:rPr>
+              <w:t xml:space="preserve">Next time I will try:   </w:t>
+            </w:r>
+            <w:r>
+              <w:drawing>
+                <wp:inline distT="0" distB="0" distL="0" distR="0">
+                  <wp:extent cx="142875" cy="142875"/>
+                  <wp:effectExtent t="0" r="0" b="0" l="0"/>
+                  <wp:docPr id="26" name="gap_box.png" descr="gap_box.png" title="gap_box.png"/>
+                  <wp:cNvGraphicFramePr>
+                    <a:graphicFrameLocks xmlns:a="http://schemas.openxmlformats.org/drawingml/2006/main" noChangeAspect="1"/>
+                  </wp:cNvGraphicFramePr>
+                  <a:graphic xmlns:a="http://schemas.openxmlformats.org/drawingml/2006/main">
+                    <a:graphicData uri="http://schemas.openxmlformats.org/drawingml/2006/picture">
+                      <pic:pic xmlns:pic="http://schemas.openxmlformats.org/drawingml/2006/picture">
+                        <pic:nvPicPr>
+                          <pic:cNvPr id="0" name="" descr=""/>
+                          <pic:cNvPicPr>
+                            <a:picLocks noChangeAspect="1" noChangeArrowheads="1"/>
+                          </pic:cNvPicPr>
+                        </pic:nvPicPr>
+                        <pic:blipFill>
+                          <a:blip r:embed="rId8" cstate="none"/>
+                          <a:srcRect/>
+                          <a:stretch>
+                            <a:fillRect/>
+                          </a:stretch>
+                        </pic:blipFill>
+                        <pic:spPr bwMode="auto">
+                          <a:xfrm>
+                            <a:off x="0" y="0"/>
+                            <a:ext cx="142875" cy="142875"/>
+                          </a:xfrm>
+                          <a:prstGeom prst="rect">
+                            <a:avLst/>
+                          </a:prstGeom>
+                        </pic:spPr>
+                      </pic:pic>
+                    </a:graphicData>
+                  </a:graphic>
+                </wp:inline>
+              </w:drawing>
+            </w:r>
+            <w:r>
+              <w:rPr>
+                <w:rFonts w:ascii="Arial" w:cs="Arial" w:eastAsia="Arial" w:hAnsi="Arial"/>
+                <w:sz w:val="19"/>
+                <w:szCs w:val="19"/>
+              </w:rPr>
+              <w:t xml:space="preserve"> drawing it    </w:t>
+            </w:r>
+            <w:r>
+              <w:drawing>
+                <wp:inline distT="0" distB="0" distL="0" distR="0">
+                  <wp:extent cx="142875" cy="142875"/>
+                  <wp:effectExtent t="0" r="0" b="0" l="0"/>
+                  <wp:docPr id="27" name="gap_box.png" descr="gap_box.png" title="gap_box.png"/>
+                  <wp:cNvGraphicFramePr>
+                    <a:graphicFrameLocks xmlns:a="http://schemas.openxmlformats.org/drawingml/2006/main" noChangeAspect="1"/>
+                  </wp:cNvGraphicFramePr>
+                  <a:graphic xmlns:a="http://schemas.openxmlformats.org/drawingml/2006/main">
+                    <a:graphicData uri="http://schemas.openxmlformats.org/drawingml/2006/picture">
+                      <pic:pic xmlns:pic="http://schemas.openxmlformats.org/drawingml/2006/picture">
+                        <pic:nvPicPr>
+                          <pic:cNvPr id="0" name="" descr=""/>
+                          <pic:cNvPicPr>
+                            <a:picLocks noChangeAspect="1" noChangeArrowheads="1"/>
+                          </pic:cNvPicPr>
+                        </pic:nvPicPr>
+                        <pic:blipFill>
+                          <a:blip r:embed="rId8" cstate="none"/>
+                          <a:srcRect/>
+                          <a:stretch>
+                            <a:fillRect/>
+                          </a:stretch>
+                        </pic:blipFill>
+                        <pic:spPr bwMode="auto">
+                          <a:xfrm>
+                            <a:off x="0" y="0"/>
+                            <a:ext cx="142875" cy="142875"/>
+                          </a:xfrm>
+                          <a:prstGeom prst="rect">
+                            <a:avLst/>
+                          </a:prstGeom>
+                        </pic:spPr>
+                      </pic:pic>
+                    </a:graphicData>
+                  </a:graphic>
+                </wp:inline>
+              </w:drawing>
+            </w:r>
+            <w:r>
+              <w:rPr>
+                <w:rFonts w:ascii="Arial" w:cs="Arial" w:eastAsia="Arial" w:hAnsi="Arial"/>
+                <w:sz w:val="19"/>
+                <w:szCs w:val="19"/>
+              </w:rPr>
+              <w:t xml:space="preserve"> using objects    </w:t>
+            </w:r>
+            <w:r>
+              <w:drawing>
+                <wp:inline distT="0" distB="0" distL="0" distR="0">
+                  <wp:extent cx="142875" cy="142875"/>
+                  <wp:effectExtent t="0" r="0" b="0" l="0"/>
+                  <wp:docPr id="28" name="gap_box.png" descr="gap_box.png" title="gap_box.png"/>
+                  <wp:cNvGraphicFramePr>
+                    <a:graphicFrameLocks xmlns:a="http://schemas.openxmlformats.org/drawingml/2006/main" noChangeAspect="1"/>
+                  </wp:cNvGraphicFramePr>
+                  <a:graphic xmlns:a="http://schemas.openxmlformats.org/drawingml/2006/main">
+                    <a:graphicData uri="http://schemas.openxmlformats.org/drawingml/2006/picture">
+                      <pic:pic xmlns:pic="http://schemas.openxmlformats.org/drawingml/2006/picture">
+                        <pic:nvPicPr>
+                          <pic:cNvPr id="0" name="" descr=""/>
+                          <pic:cNvPicPr>
+                            <a:picLocks noChangeAspect="1" noChangeArrowheads="1"/>
+                          </pic:cNvPicPr>
+                        </pic:nvPicPr>
+                        <pic:blipFill>
+                          <a:blip r:embed="rId8" cstate="none"/>
+                          <a:srcRect/>
+                          <a:stretch>
+                            <a:fillRect/>
+                          </a:stretch>
+                        </pic:blipFill>
+                        <pic:spPr bwMode="auto">
+                          <a:xfrm>
+                            <a:off x="0" y="0"/>
+                            <a:ext cx="142875" cy="142875"/>
+                          </a:xfrm>
+                          <a:prstGeom prst="rect">
+                            <a:avLst/>
+                          </a:prstGeom>
+                        </pic:spPr>
+                      </pic:pic>
+                    </a:graphicData>
+                  </a:graphic>
+                </wp:inline>
+              </w:drawing>
+            </w:r>
+            <w:r>
+              <w:rPr>
+                <w:rFonts w:ascii="Arial" w:cs="Arial" w:eastAsia="Arial" w:hAnsi="Arial"/>
+                <w:sz w:val="19"/>
+                <w:szCs w:val="19"/>
+              </w:rPr>
+              <w:t xml:space="preserve"> checking my answer    </w:t>
+            </w:r>
+            <w:r>
+              <w:drawing>
+                <wp:inline distT="0" distB="0" distL="0" distR="0">
+                  <wp:extent cx="142875" cy="142875"/>
+                  <wp:effectExtent t="0" r="0" b="0" l="0"/>
+                  <wp:docPr id="29" name="gap_box.png" descr="gap_box.png" title="gap_box.png"/>
+                  <wp:cNvGraphicFramePr>
+                    <a:graphicFrameLocks xmlns:a="http://schemas.openxmlformats.org/drawingml/2006/main" noChangeAspect="1"/>
+                  </wp:cNvGraphicFramePr>
+                  <a:graphic xmlns:a="http://schemas.openxmlformats.org/drawingml/2006/main">
+                    <a:graphicData uri="http://schemas.openxmlformats.org/drawingml/2006/picture">
+                      <pic:pic xmlns:pic="http://schemas.openxmlformats.org/drawingml/2006/picture">
+                        <pic:nvPicPr>
+                          <pic:cNvPr id="0" name="" descr=""/>
+                          <pic:cNvPicPr>
+                            <a:picLocks noChangeAspect="1" noChangeArrowheads="1"/>
+                          </pic:cNvPicPr>
+                        </pic:nvPicPr>
+                        <pic:blipFill>
+                          <a:blip r:embed="rId8" cstate="none"/>
+                          <a:srcRect/>
+                          <a:stretch>
+                            <a:fillRect/>
+                          </a:stretch>
+                        </pic:blipFill>
+                        <pic:spPr bwMode="auto">
+                          <a:xfrm>
+                            <a:off x="0" y="0"/>
+                            <a:ext cx="142875" cy="142875"/>
+                          </a:xfrm>
+                          <a:prstGeom prst="rect">
+                            <a:avLst/>
+                          </a:prstGeom>
+                        </pic:spPr>
+                      </pic:pic>
+                    </a:graphicData>
+                  </a:graphic>
+                </wp:inline>
+              </w:drawing>
+            </w:r>
+            <w:r>
+              <w:rPr>
+                <w:rFonts w:ascii="Arial" w:cs="Arial" w:eastAsia="Arial" w:hAnsi="Arial"/>
+                <w:sz w:val="19"/>
+                <w:szCs w:val="19"/>
+              </w:rPr>
+              <w:t xml:space="preserve"> asking a question    </w:t>
+            </w:r>
+          </w:p>
+          <w:p>
+            <w:pPr>
+              <w:keepLines/>
+              <w:spacing w:after="0" w:before="0" w:line="260" w:lineRule="auto"/>
+            </w:pPr>
+            <w:r>
+              <w:drawing>
+                <wp:inline distT="0" distB="0" distL="0" distR="0">
+                  <wp:extent cx="142875" cy="142875"/>
+                  <wp:effectExtent t="0" r="0" b="0" l="0"/>
+                  <wp:docPr id="30" name="gap_box.png" descr="gap_box.png" title="gap_box.png"/>
+                  <wp:cNvGraphicFramePr>
+                    <a:graphicFrameLocks xmlns:a="http://schemas.openxmlformats.org/drawingml/2006/main" noChangeAspect="1"/>
+                  </wp:cNvGraphicFramePr>
+                  <a:graphic xmlns:a="http://schemas.openxmlformats.org/drawingml/2006/main">
+                    <a:graphicData uri="http://schemas.openxmlformats.org/drawingml/2006/picture">
+                      <pic:pic xmlns:pic="http://schemas.openxmlformats.org/drawingml/2006/picture">
+                        <pic:nvPicPr>
+                          <pic:cNvPr id="0" name="" descr=""/>
+                          <pic:cNvPicPr>
+                            <a:picLocks noChangeAspect="1" noChangeArrowheads="1"/>
+                          </pic:cNvPicPr>
+                        </pic:nvPicPr>
+                        <pic:blipFill>
+                          <a:blip r:embed="rId8" cstate="none"/>
+                          <a:srcRect/>
+                          <a:stretch>
+                            <a:fillRect/>
+                          </a:stretch>
+                        </pic:blipFill>
+                        <pic:spPr bwMode="auto">
+                          <a:xfrm>
+                            <a:off x="0" y="0"/>
+                            <a:ext cx="142875" cy="142875"/>
+                          </a:xfrm>
+                          <a:prstGeom prst="rect">
+                            <a:avLst/>
+                          </a:prstGeom>
+                        </pic:spPr>
+                      </pic:pic>
+                    </a:graphicData>
+                  </a:graphic>
+                </wp:inline>
+              </w:drawing>
+            </w:r>
+            <w:r>
+              <w:rPr>
+                <w:rFonts w:ascii="Arial" w:cs="Arial" w:eastAsia="Arial" w:hAnsi="Arial"/>
+                <w:sz w:val="19"/>
+                <w:szCs w:val="19"/>
+              </w:rPr>
+              <w:t xml:space="preserve"> I am still stuck (my tutor will come and help)    </w:t>
+            </w:r>
+            <w:r>
+              <w:drawing>
+                <wp:inline distT="0" distB="0" distL="0" distR="0">
+                  <wp:extent cx="142875" cy="142875"/>
+                  <wp:effectExtent t="0" r="0" b="0" l="0"/>
+                  <wp:docPr id="31" name="gap_box.png" descr="gap_box.png" title="gap_box.png"/>
+                  <wp:cNvGraphicFramePr>
+                    <a:graphicFrameLocks xmlns:a="http://schemas.openxmlformats.org/drawingml/2006/main" noChangeAspect="1"/>
+                  </wp:cNvGraphicFramePr>
+                  <a:graphic xmlns:a="http://schemas.openxmlformats.org/drawingml/2006/main">
+                    <a:graphicData uri="http://schemas.openxmlformats.org/drawingml/2006/picture">
+                      <pic:pic xmlns:pic="http://schemas.openxmlformats.org/drawingml/2006/picture">
+                        <pic:nvPicPr>
+                          <pic:cNvPr id="0" name="" descr=""/>
+                          <pic:cNvPicPr>
+                            <a:picLocks noChangeAspect="1" noChangeArrowheads="1"/>
+                          </pic:cNvPicPr>
+                        </pic:nvPicPr>
+                        <pic:blipFill>
+                          <a:blip r:embed="rId8" cstate="none"/>
+                          <a:srcRect/>
+                          <a:stretch>
+                            <a:fillRect/>
+                          </a:stretch>
+                        </pic:blipFill>
+                        <pic:spPr bwMode="auto">
+                          <a:xfrm>
+                            <a:off x="0" y="0"/>
+                            <a:ext cx="142875" cy="142875"/>
+                          </a:xfrm>
+                          <a:prstGeom prst="rect">
+                            <a:avLst/>
+                          </a:prstGeom>
+                        </pic:spPr>
+                      </pic:pic>
+                    </a:graphicData>
+                  </a:graphic>
+                </wp:inline>
+              </w:drawing>
+            </w:r>
+            <w:r>
+              <w:rPr>
+                <w:rFonts w:ascii="Arial" w:cs="Arial" w:eastAsia="Arial" w:hAnsi="Arial"/>
+                <w:sz w:val="19"/>
+                <w:szCs w:val="19"/>
+              </w:rPr>
               <w:t xml:space="preserve"> I would like to pass    </w:t>
             </w:r>
           </w:p>
@@ -8223,7 +8639,7 @@
           <wp:inline distT="0" distB="0" distL="0" distR="0">
             <wp:extent cx="190500" cy="152400"/>
             <wp:effectExtent t="0" r="0" b="0" l="0"/>
-            <wp:docPr id="24" name="one picture" descr="one picture" title="one picture"/>
+            <wp:docPr id="32" name="one picture" descr="one picture" title="one picture"/>
             <wp:cNvGraphicFramePr>
               <a:graphicFrameLocks xmlns:a="http://schemas.openxmlformats.org/drawingml/2006/main" noChangeAspect="1"/>
             </wp:cNvGraphicFramePr>
@@ -8427,7 +8843,7 @@
                 <wp:inline distT="0" distB="0" distL="0" distR="0">
                   <wp:extent cx="1657350" cy="209550"/>
                   <wp:effectExtent t="0" r="0" b="0" l="0"/>
-                  <wp:docPr id="25" name="dots" descr="6 pictures" title="dots"/>
+                  <wp:docPr id="33" name="dots" descr="6 pictures" title="dots"/>
                   <wp:cNvGraphicFramePr>
                     <a:graphicFrameLocks xmlns:a="http://schemas.openxmlformats.org/drawingml/2006/main" noChangeAspect="1"/>
                   </wp:cNvGraphicFramePr>
@@ -8532,7 +8948,7 @@
                 <wp:inline distT="0" distB="0" distL="0" distR="0">
                   <wp:extent cx="1409700" cy="209550"/>
                   <wp:effectExtent t="0" r="0" b="0" l="0"/>
-                  <wp:docPr id="26" name="dots" descr="5 pictures" title="dots"/>
+                  <wp:docPr id="34" name="dots" descr="5 pictures" title="dots"/>
                   <wp:cNvGraphicFramePr>
                     <a:graphicFrameLocks xmlns:a="http://schemas.openxmlformats.org/drawingml/2006/main" noChangeAspect="1"/>
                   </wp:cNvGraphicFramePr>
@@ -8637,7 +9053,7 @@
                 <wp:inline distT="0" distB="0" distL="0" distR="0">
                   <wp:extent cx="2152650" cy="209550"/>
                   <wp:effectExtent t="0" r="0" b="0" l="0"/>
-                  <wp:docPr id="27" name="dots" descr="8 pictures" title="dots"/>
+                  <wp:docPr id="35" name="dots" descr="8 pictures" title="dots"/>
                   <wp:cNvGraphicFramePr>
                     <a:graphicFrameLocks xmlns:a="http://schemas.openxmlformats.org/drawingml/2006/main" noChangeAspect="1"/>
                   </wp:cNvGraphicFramePr>
@@ -8742,7 +9158,7 @@
                 <wp:inline distT="0" distB="0" distL="0" distR="0">
                   <wp:extent cx="781050" cy="209550"/>
                   <wp:effectExtent t="0" r="0" b="0" l="0"/>
-                  <wp:docPr id="28" name="dots" descr="3 pictures" title="dots"/>
+                  <wp:docPr id="36" name="dots" descr="3 pictures" title="dots"/>
                   <wp:cNvGraphicFramePr>
                     <a:graphicFrameLocks xmlns:a="http://schemas.openxmlformats.org/drawingml/2006/main" noChangeAspect="1"/>
                   </wp:cNvGraphicFramePr>
@@ -8847,7 +9263,7 @@
                 <wp:inline distT="0" distB="0" distL="0" distR="0">
                   <wp:extent cx="1409700" cy="209550"/>
                   <wp:effectExtent t="0" r="0" b="0" l="0"/>
-                  <wp:docPr id="29" name="dots" descr="5 pictures" title="dots"/>
+                  <wp:docPr id="37" name="dots" descr="5 pictures" title="dots"/>
                   <wp:cNvGraphicFramePr>
                     <a:graphicFrameLocks xmlns:a="http://schemas.openxmlformats.org/drawingml/2006/main" noChangeAspect="1"/>
                   </wp:cNvGraphicFramePr>
@@ -10577,406 +10993,6 @@
                 <wp:inline distT="0" distB="0" distL="0" distR="0">
                   <wp:extent cx="142875" cy="142875"/>
                   <wp:effectExtent t="0" r="0" b="0" l="0"/>
-                  <wp:docPr id="30" name="gap_box.png" descr="gap_box.png" title="gap_box.png"/>
-                  <wp:cNvGraphicFramePr>
-                    <a:graphicFrameLocks xmlns:a="http://schemas.openxmlformats.org/drawingml/2006/main" noChangeAspect="1"/>
-                  </wp:cNvGraphicFramePr>
-                  <a:graphic xmlns:a="http://schemas.openxmlformats.org/drawingml/2006/main">
-                    <a:graphicData uri="http://schemas.openxmlformats.org/drawingml/2006/picture">
-                      <pic:pic xmlns:pic="http://schemas.openxmlformats.org/drawingml/2006/picture">
-                        <pic:nvPicPr>
-                          <pic:cNvPr id="0" name="" descr=""/>
-                          <pic:cNvPicPr>
-                            <a:picLocks noChangeAspect="1" noChangeArrowheads="1"/>
-                          </pic:cNvPicPr>
-                        </pic:nvPicPr>
-                        <pic:blipFill>
-                          <a:blip r:embed="rId8" cstate="none"/>
-                          <a:srcRect/>
-                          <a:stretch>
-                            <a:fillRect/>
-                          </a:stretch>
-                        </pic:blipFill>
-                        <pic:spPr bwMode="auto">
-                          <a:xfrm>
-                            <a:off x="0" y="0"/>
-                            <a:ext cx="142875" cy="142875"/>
-                          </a:xfrm>
-                          <a:prstGeom prst="rect">
-                            <a:avLst/>
-                          </a:prstGeom>
-                        </pic:spPr>
-                      </pic:pic>
-                    </a:graphicData>
-                  </a:graphic>
-                </wp:inline>
-              </w:drawing>
-            </w:r>
-            <w:r>
-              <w:rPr>
-                <w:rFonts w:ascii="Arial" w:cs="Arial" w:eastAsia="Arial" w:hAnsi="Arial"/>
-                <w:sz w:val="19"/>
-                <w:szCs w:val="19"/>
-              </w:rPr>
-              <w:t xml:space="preserve"> reading the key    </w:t>
-            </w:r>
-            <w:r>
-              <w:drawing>
-                <wp:inline distT="0" distB="0" distL="0" distR="0">
-                  <wp:extent cx="142875" cy="142875"/>
-                  <wp:effectExtent t="0" r="0" b="0" l="0"/>
-                  <wp:docPr id="31" name="gap_box.png" descr="gap_box.png" title="gap_box.png"/>
-                  <wp:cNvGraphicFramePr>
-                    <a:graphicFrameLocks xmlns:a="http://schemas.openxmlformats.org/drawingml/2006/main" noChangeAspect="1"/>
-                  </wp:cNvGraphicFramePr>
-                  <a:graphic xmlns:a="http://schemas.openxmlformats.org/drawingml/2006/main">
-                    <a:graphicData uri="http://schemas.openxmlformats.org/drawingml/2006/picture">
-                      <pic:pic xmlns:pic="http://schemas.openxmlformats.org/drawingml/2006/picture">
-                        <pic:nvPicPr>
-                          <pic:cNvPr id="0" name="" descr=""/>
-                          <pic:cNvPicPr>
-                            <a:picLocks noChangeAspect="1" noChangeArrowheads="1"/>
-                          </pic:cNvPicPr>
-                        </pic:nvPicPr>
-                        <pic:blipFill>
-                          <a:blip r:embed="rId8" cstate="none"/>
-                          <a:srcRect/>
-                          <a:stretch>
-                            <a:fillRect/>
-                          </a:stretch>
-                        </pic:blipFill>
-                        <pic:spPr bwMode="auto">
-                          <a:xfrm>
-                            <a:off x="0" y="0"/>
-                            <a:ext cx="142875" cy="142875"/>
-                          </a:xfrm>
-                          <a:prstGeom prst="rect">
-                            <a:avLst/>
-                          </a:prstGeom>
-                        </pic:spPr>
-                      </pic:pic>
-                    </a:graphicData>
-                  </a:graphic>
-                </wp:inline>
-              </w:drawing>
-            </w:r>
-            <w:r>
-              <w:rPr>
-                <w:rFonts w:ascii="Arial" w:cs="Arial" w:eastAsia="Arial" w:hAnsi="Arial"/>
-                <w:sz w:val="19"/>
-                <w:szCs w:val="19"/>
-              </w:rPr>
-              <w:t xml:space="preserve"> comparing    </w:t>
-            </w:r>
-            <w:r>
-              <w:drawing>
-                <wp:inline distT="0" distB="0" distL="0" distR="0">
-                  <wp:extent cx="142875" cy="142875"/>
-                  <wp:effectExtent t="0" r="0" b="0" l="0"/>
-                  <wp:docPr id="32" name="gap_box.png" descr="gap_box.png" title="gap_box.png"/>
-                  <wp:cNvGraphicFramePr>
-                    <a:graphicFrameLocks xmlns:a="http://schemas.openxmlformats.org/drawingml/2006/main" noChangeAspect="1"/>
-                  </wp:cNvGraphicFramePr>
-                  <a:graphic xmlns:a="http://schemas.openxmlformats.org/drawingml/2006/main">
-                    <a:graphicData uri="http://schemas.openxmlformats.org/drawingml/2006/picture">
-                      <pic:pic xmlns:pic="http://schemas.openxmlformats.org/drawingml/2006/picture">
-                        <pic:nvPicPr>
-                          <pic:cNvPr id="0" name="" descr=""/>
-                          <pic:cNvPicPr>
-                            <a:picLocks noChangeAspect="1" noChangeArrowheads="1"/>
-                          </pic:cNvPicPr>
-                        </pic:nvPicPr>
-                        <pic:blipFill>
-                          <a:blip r:embed="rId8" cstate="none"/>
-                          <a:srcRect/>
-                          <a:stretch>
-                            <a:fillRect/>
-                          </a:stretch>
-                        </pic:blipFill>
-                        <pic:spPr bwMode="auto">
-                          <a:xfrm>
-                            <a:off x="0" y="0"/>
-                            <a:ext cx="142875" cy="142875"/>
-                          </a:xfrm>
-                          <a:prstGeom prst="rect">
-                            <a:avLst/>
-                          </a:prstGeom>
-                        </pic:spPr>
-                      </pic:pic>
-                    </a:graphicData>
-                  </a:graphic>
-                </wp:inline>
-              </w:drawing>
-            </w:r>
-            <w:r>
-              <w:rPr>
-                <w:rFonts w:ascii="Arial" w:cs="Arial" w:eastAsia="Arial" w:hAnsi="Arial"/>
-                <w:sz w:val="19"/>
-                <w:szCs w:val="19"/>
-              </w:rPr>
-              <w:t xml:space="preserve"> saying why    </w:t>
-            </w:r>
-            <w:r>
-              <w:drawing>
-                <wp:inline distT="0" distB="0" distL="0" distR="0">
-                  <wp:extent cx="142875" cy="142875"/>
-                  <wp:effectExtent t="0" r="0" b="0" l="0"/>
-                  <wp:docPr id="33" name="gap_box.png" descr="gap_box.png" title="gap_box.png"/>
-                  <wp:cNvGraphicFramePr>
-                    <a:graphicFrameLocks xmlns:a="http://schemas.openxmlformats.org/drawingml/2006/main" noChangeAspect="1"/>
-                  </wp:cNvGraphicFramePr>
-                  <a:graphic xmlns:a="http://schemas.openxmlformats.org/drawingml/2006/main">
-                    <a:graphicData uri="http://schemas.openxmlformats.org/drawingml/2006/picture">
-                      <pic:pic xmlns:pic="http://schemas.openxmlformats.org/drawingml/2006/picture">
-                        <pic:nvPicPr>
-                          <pic:cNvPr id="0" name="" descr=""/>
-                          <pic:cNvPicPr>
-                            <a:picLocks noChangeAspect="1" noChangeArrowheads="1"/>
-                          </pic:cNvPicPr>
-                        </pic:nvPicPr>
-                        <pic:blipFill>
-                          <a:blip r:embed="rId8" cstate="none"/>
-                          <a:srcRect/>
-                          <a:stretch>
-                            <a:fillRect/>
-                          </a:stretch>
-                        </pic:blipFill>
-                        <pic:spPr bwMode="auto">
-                          <a:xfrm>
-                            <a:off x="0" y="0"/>
-                            <a:ext cx="142875" cy="142875"/>
-                          </a:xfrm>
-                          <a:prstGeom prst="rect">
-                            <a:avLst/>
-                          </a:prstGeom>
-                        </pic:spPr>
-                      </pic:pic>
-                    </a:graphicData>
-                  </a:graphic>
-                </wp:inline>
-              </w:drawing>
-            </w:r>
-            <w:r>
-              <w:rPr>
-                <w:rFonts w:ascii="Arial" w:cs="Arial" w:eastAsia="Arial" w:hAnsi="Arial"/>
-                <w:sz w:val="19"/>
-                <w:szCs w:val="19"/>
-              </w:rPr>
-              <w:t xml:space="preserve"> something else: ____________    </w:t>
-            </w:r>
-          </w:p>
-          <w:p>
-            <w:pPr>
-              <w:keepLines/>
-              <w:spacing w:after="20" w:before="0" w:line="260" w:lineRule="auto"/>
-            </w:pPr>
-            <w:r>
-              <w:rPr>
-                <w:rFonts w:ascii="Arial" w:cs="Arial" w:eastAsia="Arial" w:hAnsi="Arial"/>
-                <w:b/>
-                <w:bCs/>
-                <w:sz w:val="20"/>
-                <w:szCs w:val="20"/>
-              </w:rPr>
-              <w:t xml:space="preserve">What helped me:   </w:t>
-            </w:r>
-            <w:r>
-              <w:drawing>
-                <wp:inline distT="0" distB="0" distL="0" distR="0">
-                  <wp:extent cx="142875" cy="142875"/>
-                  <wp:effectExtent t="0" r="0" b="0" l="0"/>
-                  <wp:docPr id="34" name="gap_box.png" descr="gap_box.png" title="gap_box.png"/>
-                  <wp:cNvGraphicFramePr>
-                    <a:graphicFrameLocks xmlns:a="http://schemas.openxmlformats.org/drawingml/2006/main" noChangeAspect="1"/>
-                  </wp:cNvGraphicFramePr>
-                  <a:graphic xmlns:a="http://schemas.openxmlformats.org/drawingml/2006/main">
-                    <a:graphicData uri="http://schemas.openxmlformats.org/drawingml/2006/picture">
-                      <pic:pic xmlns:pic="http://schemas.openxmlformats.org/drawingml/2006/picture">
-                        <pic:nvPicPr>
-                          <pic:cNvPr id="0" name="" descr=""/>
-                          <pic:cNvPicPr>
-                            <a:picLocks noChangeAspect="1" noChangeArrowheads="1"/>
-                          </pic:cNvPicPr>
-                        </pic:nvPicPr>
-                        <pic:blipFill>
-                          <a:blip r:embed="rId8" cstate="none"/>
-                          <a:srcRect/>
-                          <a:stretch>
-                            <a:fillRect/>
-                          </a:stretch>
-                        </pic:blipFill>
-                        <pic:spPr bwMode="auto">
-                          <a:xfrm>
-                            <a:off x="0" y="0"/>
-                            <a:ext cx="142875" cy="142875"/>
-                          </a:xfrm>
-                          <a:prstGeom prst="rect">
-                            <a:avLst/>
-                          </a:prstGeom>
-                        </pic:spPr>
-                      </pic:pic>
-                    </a:graphicData>
-                  </a:graphic>
-                </wp:inline>
-              </w:drawing>
-            </w:r>
-            <w:r>
-              <w:rPr>
-                <w:rFonts w:ascii="Arial" w:cs="Arial" w:eastAsia="Arial" w:hAnsi="Arial"/>
-                <w:sz w:val="19"/>
-                <w:szCs w:val="19"/>
-              </w:rPr>
-              <w:t xml:space="preserve"> counters or objects    </w:t>
-            </w:r>
-            <w:r>
-              <w:drawing>
-                <wp:inline distT="0" distB="0" distL="0" distR="0">
-                  <wp:extent cx="142875" cy="142875"/>
-                  <wp:effectExtent t="0" r="0" b="0" l="0"/>
-                  <wp:docPr id="35" name="gap_box.png" descr="gap_box.png" title="gap_box.png"/>
-                  <wp:cNvGraphicFramePr>
-                    <a:graphicFrameLocks xmlns:a="http://schemas.openxmlformats.org/drawingml/2006/main" noChangeAspect="1"/>
-                  </wp:cNvGraphicFramePr>
-                  <a:graphic xmlns:a="http://schemas.openxmlformats.org/drawingml/2006/main">
-                    <a:graphicData uri="http://schemas.openxmlformats.org/drawingml/2006/picture">
-                      <pic:pic xmlns:pic="http://schemas.openxmlformats.org/drawingml/2006/picture">
-                        <pic:nvPicPr>
-                          <pic:cNvPr id="0" name="" descr=""/>
-                          <pic:cNvPicPr>
-                            <a:picLocks noChangeAspect="1" noChangeArrowheads="1"/>
-                          </pic:cNvPicPr>
-                        </pic:nvPicPr>
-                        <pic:blipFill>
-                          <a:blip r:embed="rId8" cstate="none"/>
-                          <a:srcRect/>
-                          <a:stretch>
-                            <a:fillRect/>
-                          </a:stretch>
-                        </pic:blipFill>
-                        <pic:spPr bwMode="auto">
-                          <a:xfrm>
-                            <a:off x="0" y="0"/>
-                            <a:ext cx="142875" cy="142875"/>
-                          </a:xfrm>
-                          <a:prstGeom prst="rect">
-                            <a:avLst/>
-                          </a:prstGeom>
-                        </pic:spPr>
-                      </pic:pic>
-                    </a:graphicData>
-                  </a:graphic>
-                </wp:inline>
-              </w:drawing>
-            </w:r>
-            <w:r>
-              <w:rPr>
-                <w:rFonts w:ascii="Arial" w:cs="Arial" w:eastAsia="Arial" w:hAnsi="Arial"/>
-                <w:sz w:val="19"/>
-                <w:szCs w:val="19"/>
-              </w:rPr>
-              <w:t xml:space="preserve"> drawing it    </w:t>
-            </w:r>
-            <w:r>
-              <w:drawing>
-                <wp:inline distT="0" distB="0" distL="0" distR="0">
-                  <wp:extent cx="142875" cy="142875"/>
-                  <wp:effectExtent t="0" r="0" b="0" l="0"/>
-                  <wp:docPr id="36" name="gap_box.png" descr="gap_box.png" title="gap_box.png"/>
-                  <wp:cNvGraphicFramePr>
-                    <a:graphicFrameLocks xmlns:a="http://schemas.openxmlformats.org/drawingml/2006/main" noChangeAspect="1"/>
-                  </wp:cNvGraphicFramePr>
-                  <a:graphic xmlns:a="http://schemas.openxmlformats.org/drawingml/2006/main">
-                    <a:graphicData uri="http://schemas.openxmlformats.org/drawingml/2006/picture">
-                      <pic:pic xmlns:pic="http://schemas.openxmlformats.org/drawingml/2006/picture">
-                        <pic:nvPicPr>
-                          <pic:cNvPr id="0" name="" descr=""/>
-                          <pic:cNvPicPr>
-                            <a:picLocks noChangeAspect="1" noChangeArrowheads="1"/>
-                          </pic:cNvPicPr>
-                        </pic:nvPicPr>
-                        <pic:blipFill>
-                          <a:blip r:embed="rId8" cstate="none"/>
-                          <a:srcRect/>
-                          <a:stretch>
-                            <a:fillRect/>
-                          </a:stretch>
-                        </pic:blipFill>
-                        <pic:spPr bwMode="auto">
-                          <a:xfrm>
-                            <a:off x="0" y="0"/>
-                            <a:ext cx="142875" cy="142875"/>
-                          </a:xfrm>
-                          <a:prstGeom prst="rect">
-                            <a:avLst/>
-                          </a:prstGeom>
-                        </pic:spPr>
-                      </pic:pic>
-                    </a:graphicData>
-                  </a:graphic>
-                </wp:inline>
-              </w:drawing>
-            </w:r>
-            <w:r>
-              <w:rPr>
-                <w:rFonts w:ascii="Arial" w:cs="Arial" w:eastAsia="Arial" w:hAnsi="Arial"/>
-                <w:sz w:val="19"/>
-                <w:szCs w:val="19"/>
-              </w:rPr>
-              <w:t xml:space="preserve"> trying again    </w:t>
-            </w:r>
-            <w:r>
-              <w:drawing>
-                <wp:inline distT="0" distB="0" distL="0" distR="0">
-                  <wp:extent cx="142875" cy="142875"/>
-                  <wp:effectExtent t="0" r="0" b="0" l="0"/>
-                  <wp:docPr id="37" name="gap_box.png" descr="gap_box.png" title="gap_box.png"/>
-                  <wp:cNvGraphicFramePr>
-                    <a:graphicFrameLocks xmlns:a="http://schemas.openxmlformats.org/drawingml/2006/main" noChangeAspect="1"/>
-                  </wp:cNvGraphicFramePr>
-                  <a:graphic xmlns:a="http://schemas.openxmlformats.org/drawingml/2006/main">
-                    <a:graphicData uri="http://schemas.openxmlformats.org/drawingml/2006/picture">
-                      <pic:pic xmlns:pic="http://schemas.openxmlformats.org/drawingml/2006/picture">
-                        <pic:nvPicPr>
-                          <pic:cNvPr id="0" name="" descr=""/>
-                          <pic:cNvPicPr>
-                            <a:picLocks noChangeAspect="1" noChangeArrowheads="1"/>
-                          </pic:cNvPicPr>
-                        </pic:nvPicPr>
-                        <pic:blipFill>
-                          <a:blip r:embed="rId8" cstate="none"/>
-                          <a:srcRect/>
-                          <a:stretch>
-                            <a:fillRect/>
-                          </a:stretch>
-                        </pic:blipFill>
-                        <pic:spPr bwMode="auto">
-                          <a:xfrm>
-                            <a:off x="0" y="0"/>
-                            <a:ext cx="142875" cy="142875"/>
-                          </a:xfrm>
-                          <a:prstGeom prst="rect">
-                            <a:avLst/>
-                          </a:prstGeom>
-                        </pic:spPr>
-                      </pic:pic>
-                    </a:graphicData>
-                  </a:graphic>
-                </wp:inline>
-              </w:drawing>
-            </w:r>
-            <w:r>
-              <w:rPr>
-                <w:rFonts w:ascii="Arial" w:cs="Arial" w:eastAsia="Arial" w:hAnsi="Arial"/>
-                <w:sz w:val="19"/>
-                <w:szCs w:val="19"/>
-              </w:rPr>
-              <w:t xml:space="preserve"> I asked for help    </w:t>
-            </w:r>
-            <w:r>
-              <w:drawing>
-                <wp:inline distT="0" distB="0" distL="0" distR="0">
-                  <wp:extent cx="142875" cy="142875"/>
-                  <wp:effectExtent t="0" r="0" b="0" l="0"/>
                   <wp:docPr id="38" name="gap_box.png" descr="gap_box.png" title="gap_box.png"/>
                   <wp:cNvGraphicFramePr>
                     <a:graphicFrameLocks xmlns:a="http://schemas.openxmlformats.org/drawingml/2006/main" noChangeAspect="1"/>
@@ -11018,14 +11034,8 @@
                 <w:sz w:val="19"/>
                 <w:szCs w:val="19"/>
               </w:rPr>
-              <w:t xml:space="preserve"> I was not stuck    </w:t>
-            </w:r>
-          </w:p>
-          <w:p>
-            <w:pPr>
-              <w:keepLines/>
-              <w:spacing w:after="0" w:before="0" w:line="260" w:lineRule="auto"/>
-            </w:pPr>
+              <w:t xml:space="preserve"> reading the key    </w:t>
+            </w:r>
             <w:r>
               <w:drawing>
                 <wp:inline distT="0" distB="0" distL="0" distR="0">
@@ -11072,7 +11082,7 @@
                 <w:sz w:val="19"/>
                 <w:szCs w:val="19"/>
               </w:rPr>
-              <w:t xml:space="preserve"> I am still stuck (my tutor will come and help)    </w:t>
+              <w:t xml:space="preserve"> comparing    </w:t>
             </w:r>
             <w:r>
               <w:drawing>
@@ -11120,6 +11130,620 @@
                 <w:sz w:val="19"/>
                 <w:szCs w:val="19"/>
               </w:rPr>
+              <w:t xml:space="preserve"> saying why    </w:t>
+            </w:r>
+            <w:r>
+              <w:drawing>
+                <wp:inline distT="0" distB="0" distL="0" distR="0">
+                  <wp:extent cx="142875" cy="142875"/>
+                  <wp:effectExtent t="0" r="0" b="0" l="0"/>
+                  <wp:docPr id="41" name="gap_box.png" descr="gap_box.png" title="gap_box.png"/>
+                  <wp:cNvGraphicFramePr>
+                    <a:graphicFrameLocks xmlns:a="http://schemas.openxmlformats.org/drawingml/2006/main" noChangeAspect="1"/>
+                  </wp:cNvGraphicFramePr>
+                  <a:graphic xmlns:a="http://schemas.openxmlformats.org/drawingml/2006/main">
+                    <a:graphicData uri="http://schemas.openxmlformats.org/drawingml/2006/picture">
+                      <pic:pic xmlns:pic="http://schemas.openxmlformats.org/drawingml/2006/picture">
+                        <pic:nvPicPr>
+                          <pic:cNvPr id="0" name="" descr=""/>
+                          <pic:cNvPicPr>
+                            <a:picLocks noChangeAspect="1" noChangeArrowheads="1"/>
+                          </pic:cNvPicPr>
+                        </pic:nvPicPr>
+                        <pic:blipFill>
+                          <a:blip r:embed="rId8" cstate="none"/>
+                          <a:srcRect/>
+                          <a:stretch>
+                            <a:fillRect/>
+                          </a:stretch>
+                        </pic:blipFill>
+                        <pic:spPr bwMode="auto">
+                          <a:xfrm>
+                            <a:off x="0" y="0"/>
+                            <a:ext cx="142875" cy="142875"/>
+                          </a:xfrm>
+                          <a:prstGeom prst="rect">
+                            <a:avLst/>
+                          </a:prstGeom>
+                        </pic:spPr>
+                      </pic:pic>
+                    </a:graphicData>
+                  </a:graphic>
+                </wp:inline>
+              </w:drawing>
+            </w:r>
+            <w:r>
+              <w:rPr>
+                <w:rFonts w:ascii="Arial" w:cs="Arial" w:eastAsia="Arial" w:hAnsi="Arial"/>
+                <w:sz w:val="19"/>
+                <w:szCs w:val="19"/>
+              </w:rPr>
+              <w:t xml:space="preserve"> something else: ____________    </w:t>
+            </w:r>
+          </w:p>
+          <w:p>
+            <w:pPr>
+              <w:keepLines/>
+              <w:spacing w:after="20" w:before="0" w:line="260" w:lineRule="auto"/>
+            </w:pPr>
+            <w:r>
+              <w:rPr>
+                <w:rFonts w:ascii="Arial" w:cs="Arial" w:eastAsia="Arial" w:hAnsi="Arial"/>
+                <w:b/>
+                <w:bCs/>
+                <w:sz w:val="20"/>
+                <w:szCs w:val="20"/>
+              </w:rPr>
+              <w:t xml:space="preserve">What helped me:   </w:t>
+            </w:r>
+            <w:r>
+              <w:drawing>
+                <wp:inline distT="0" distB="0" distL="0" distR="0">
+                  <wp:extent cx="142875" cy="142875"/>
+                  <wp:effectExtent t="0" r="0" b="0" l="0"/>
+                  <wp:docPr id="42" name="gap_box.png" descr="gap_box.png" title="gap_box.png"/>
+                  <wp:cNvGraphicFramePr>
+                    <a:graphicFrameLocks xmlns:a="http://schemas.openxmlformats.org/drawingml/2006/main" noChangeAspect="1"/>
+                  </wp:cNvGraphicFramePr>
+                  <a:graphic xmlns:a="http://schemas.openxmlformats.org/drawingml/2006/main">
+                    <a:graphicData uri="http://schemas.openxmlformats.org/drawingml/2006/picture">
+                      <pic:pic xmlns:pic="http://schemas.openxmlformats.org/drawingml/2006/picture">
+                        <pic:nvPicPr>
+                          <pic:cNvPr id="0" name="" descr=""/>
+                          <pic:cNvPicPr>
+                            <a:picLocks noChangeAspect="1" noChangeArrowheads="1"/>
+                          </pic:cNvPicPr>
+                        </pic:nvPicPr>
+                        <pic:blipFill>
+                          <a:blip r:embed="rId8" cstate="none"/>
+                          <a:srcRect/>
+                          <a:stretch>
+                            <a:fillRect/>
+                          </a:stretch>
+                        </pic:blipFill>
+                        <pic:spPr bwMode="auto">
+                          <a:xfrm>
+                            <a:off x="0" y="0"/>
+                            <a:ext cx="142875" cy="142875"/>
+                          </a:xfrm>
+                          <a:prstGeom prst="rect">
+                            <a:avLst/>
+                          </a:prstGeom>
+                        </pic:spPr>
+                      </pic:pic>
+                    </a:graphicData>
+                  </a:graphic>
+                </wp:inline>
+              </w:drawing>
+            </w:r>
+            <w:r>
+              <w:rPr>
+                <w:rFonts w:ascii="Arial" w:cs="Arial" w:eastAsia="Arial" w:hAnsi="Arial"/>
+                <w:sz w:val="19"/>
+                <w:szCs w:val="19"/>
+              </w:rPr>
+              <w:t xml:space="preserve"> counters or objects    </w:t>
+            </w:r>
+            <w:r>
+              <w:drawing>
+                <wp:inline distT="0" distB="0" distL="0" distR="0">
+                  <wp:extent cx="142875" cy="142875"/>
+                  <wp:effectExtent t="0" r="0" b="0" l="0"/>
+                  <wp:docPr id="43" name="gap_box.png" descr="gap_box.png" title="gap_box.png"/>
+                  <wp:cNvGraphicFramePr>
+                    <a:graphicFrameLocks xmlns:a="http://schemas.openxmlformats.org/drawingml/2006/main" noChangeAspect="1"/>
+                  </wp:cNvGraphicFramePr>
+                  <a:graphic xmlns:a="http://schemas.openxmlformats.org/drawingml/2006/main">
+                    <a:graphicData uri="http://schemas.openxmlformats.org/drawingml/2006/picture">
+                      <pic:pic xmlns:pic="http://schemas.openxmlformats.org/drawingml/2006/picture">
+                        <pic:nvPicPr>
+                          <pic:cNvPr id="0" name="" descr=""/>
+                          <pic:cNvPicPr>
+                            <a:picLocks noChangeAspect="1" noChangeArrowheads="1"/>
+                          </pic:cNvPicPr>
+                        </pic:nvPicPr>
+                        <pic:blipFill>
+                          <a:blip r:embed="rId8" cstate="none"/>
+                          <a:srcRect/>
+                          <a:stretch>
+                            <a:fillRect/>
+                          </a:stretch>
+                        </pic:blipFill>
+                        <pic:spPr bwMode="auto">
+                          <a:xfrm>
+                            <a:off x="0" y="0"/>
+                            <a:ext cx="142875" cy="142875"/>
+                          </a:xfrm>
+                          <a:prstGeom prst="rect">
+                            <a:avLst/>
+                          </a:prstGeom>
+                        </pic:spPr>
+                      </pic:pic>
+                    </a:graphicData>
+                  </a:graphic>
+                </wp:inline>
+              </w:drawing>
+            </w:r>
+            <w:r>
+              <w:rPr>
+                <w:rFonts w:ascii="Arial" w:cs="Arial" w:eastAsia="Arial" w:hAnsi="Arial"/>
+                <w:sz w:val="19"/>
+                <w:szCs w:val="19"/>
+              </w:rPr>
+              <w:t xml:space="preserve"> drawing it    </w:t>
+            </w:r>
+            <w:r>
+              <w:drawing>
+                <wp:inline distT="0" distB="0" distL="0" distR="0">
+                  <wp:extent cx="142875" cy="142875"/>
+                  <wp:effectExtent t="0" r="0" b="0" l="0"/>
+                  <wp:docPr id="44" name="gap_box.png" descr="gap_box.png" title="gap_box.png"/>
+                  <wp:cNvGraphicFramePr>
+                    <a:graphicFrameLocks xmlns:a="http://schemas.openxmlformats.org/drawingml/2006/main" noChangeAspect="1"/>
+                  </wp:cNvGraphicFramePr>
+                  <a:graphic xmlns:a="http://schemas.openxmlformats.org/drawingml/2006/main">
+                    <a:graphicData uri="http://schemas.openxmlformats.org/drawingml/2006/picture">
+                      <pic:pic xmlns:pic="http://schemas.openxmlformats.org/drawingml/2006/picture">
+                        <pic:nvPicPr>
+                          <pic:cNvPr id="0" name="" descr=""/>
+                          <pic:cNvPicPr>
+                            <a:picLocks noChangeAspect="1" noChangeArrowheads="1"/>
+                          </pic:cNvPicPr>
+                        </pic:nvPicPr>
+                        <pic:blipFill>
+                          <a:blip r:embed="rId8" cstate="none"/>
+                          <a:srcRect/>
+                          <a:stretch>
+                            <a:fillRect/>
+                          </a:stretch>
+                        </pic:blipFill>
+                        <pic:spPr bwMode="auto">
+                          <a:xfrm>
+                            <a:off x="0" y="0"/>
+                            <a:ext cx="142875" cy="142875"/>
+                          </a:xfrm>
+                          <a:prstGeom prst="rect">
+                            <a:avLst/>
+                          </a:prstGeom>
+                        </pic:spPr>
+                      </pic:pic>
+                    </a:graphicData>
+                  </a:graphic>
+                </wp:inline>
+              </w:drawing>
+            </w:r>
+            <w:r>
+              <w:rPr>
+                <w:rFonts w:ascii="Arial" w:cs="Arial" w:eastAsia="Arial" w:hAnsi="Arial"/>
+                <w:sz w:val="19"/>
+                <w:szCs w:val="19"/>
+              </w:rPr>
+              <w:t xml:space="preserve"> trying again    </w:t>
+            </w:r>
+            <w:r>
+              <w:drawing>
+                <wp:inline distT="0" distB="0" distL="0" distR="0">
+                  <wp:extent cx="142875" cy="142875"/>
+                  <wp:effectExtent t="0" r="0" b="0" l="0"/>
+                  <wp:docPr id="45" name="gap_box.png" descr="gap_box.png" title="gap_box.png"/>
+                  <wp:cNvGraphicFramePr>
+                    <a:graphicFrameLocks xmlns:a="http://schemas.openxmlformats.org/drawingml/2006/main" noChangeAspect="1"/>
+                  </wp:cNvGraphicFramePr>
+                  <a:graphic xmlns:a="http://schemas.openxmlformats.org/drawingml/2006/main">
+                    <a:graphicData uri="http://schemas.openxmlformats.org/drawingml/2006/picture">
+                      <pic:pic xmlns:pic="http://schemas.openxmlformats.org/drawingml/2006/picture">
+                        <pic:nvPicPr>
+                          <pic:cNvPr id="0" name="" descr=""/>
+                          <pic:cNvPicPr>
+                            <a:picLocks noChangeAspect="1" noChangeArrowheads="1"/>
+                          </pic:cNvPicPr>
+                        </pic:nvPicPr>
+                        <pic:blipFill>
+                          <a:blip r:embed="rId8" cstate="none"/>
+                          <a:srcRect/>
+                          <a:stretch>
+                            <a:fillRect/>
+                          </a:stretch>
+                        </pic:blipFill>
+                        <pic:spPr bwMode="auto">
+                          <a:xfrm>
+                            <a:off x="0" y="0"/>
+                            <a:ext cx="142875" cy="142875"/>
+                          </a:xfrm>
+                          <a:prstGeom prst="rect">
+                            <a:avLst/>
+                          </a:prstGeom>
+                        </pic:spPr>
+                      </pic:pic>
+                    </a:graphicData>
+                  </a:graphic>
+                </wp:inline>
+              </w:drawing>
+            </w:r>
+            <w:r>
+              <w:rPr>
+                <w:rFonts w:ascii="Arial" w:cs="Arial" w:eastAsia="Arial" w:hAnsi="Arial"/>
+                <w:sz w:val="19"/>
+                <w:szCs w:val="19"/>
+              </w:rPr>
+              <w:t xml:space="preserve"> I asked for help    </w:t>
+            </w:r>
+            <w:r>
+              <w:drawing>
+                <wp:inline distT="0" distB="0" distL="0" distR="0">
+                  <wp:extent cx="142875" cy="142875"/>
+                  <wp:effectExtent t="0" r="0" b="0" l="0"/>
+                  <wp:docPr id="46" name="gap_box.png" descr="gap_box.png" title="gap_box.png"/>
+                  <wp:cNvGraphicFramePr>
+                    <a:graphicFrameLocks xmlns:a="http://schemas.openxmlformats.org/drawingml/2006/main" noChangeAspect="1"/>
+                  </wp:cNvGraphicFramePr>
+                  <a:graphic xmlns:a="http://schemas.openxmlformats.org/drawingml/2006/main">
+                    <a:graphicData uri="http://schemas.openxmlformats.org/drawingml/2006/picture">
+                      <pic:pic xmlns:pic="http://schemas.openxmlformats.org/drawingml/2006/picture">
+                        <pic:nvPicPr>
+                          <pic:cNvPr id="0" name="" descr=""/>
+                          <pic:cNvPicPr>
+                            <a:picLocks noChangeAspect="1" noChangeArrowheads="1"/>
+                          </pic:cNvPicPr>
+                        </pic:nvPicPr>
+                        <pic:blipFill>
+                          <a:blip r:embed="rId8" cstate="none"/>
+                          <a:srcRect/>
+                          <a:stretch>
+                            <a:fillRect/>
+                          </a:stretch>
+                        </pic:blipFill>
+                        <pic:spPr bwMode="auto">
+                          <a:xfrm>
+                            <a:off x="0" y="0"/>
+                            <a:ext cx="142875" cy="142875"/>
+                          </a:xfrm>
+                          <a:prstGeom prst="rect">
+                            <a:avLst/>
+                          </a:prstGeom>
+                        </pic:spPr>
+                      </pic:pic>
+                    </a:graphicData>
+                  </a:graphic>
+                </wp:inline>
+              </w:drawing>
+            </w:r>
+            <w:r>
+              <w:rPr>
+                <w:rFonts w:ascii="Arial" w:cs="Arial" w:eastAsia="Arial" w:hAnsi="Arial"/>
+                <w:sz w:val="19"/>
+                <w:szCs w:val="19"/>
+              </w:rPr>
+              <w:t xml:space="preserve"> I was not stuck    </w:t>
+            </w:r>
+          </w:p>
+          <w:p>
+            <w:pPr>
+              <w:keepLines/>
+              <w:spacing w:after="20" w:before="0" w:line="260" w:lineRule="auto"/>
+            </w:pPr>
+            <w:r>
+              <w:rPr>
+                <w:rFonts w:ascii="Arial" w:cs="Arial" w:eastAsia="Arial" w:hAnsi="Arial"/>
+                <w:b/>
+                <w:bCs/>
+                <w:sz w:val="20"/>
+                <w:szCs w:val="20"/>
+              </w:rPr>
+              <w:t xml:space="preserve">Next time I will try:   </w:t>
+            </w:r>
+            <w:r>
+              <w:drawing>
+                <wp:inline distT="0" distB="0" distL="0" distR="0">
+                  <wp:extent cx="142875" cy="142875"/>
+                  <wp:effectExtent t="0" r="0" b="0" l="0"/>
+                  <wp:docPr id="47" name="gap_box.png" descr="gap_box.png" title="gap_box.png"/>
+                  <wp:cNvGraphicFramePr>
+                    <a:graphicFrameLocks xmlns:a="http://schemas.openxmlformats.org/drawingml/2006/main" noChangeAspect="1"/>
+                  </wp:cNvGraphicFramePr>
+                  <a:graphic xmlns:a="http://schemas.openxmlformats.org/drawingml/2006/main">
+                    <a:graphicData uri="http://schemas.openxmlformats.org/drawingml/2006/picture">
+                      <pic:pic xmlns:pic="http://schemas.openxmlformats.org/drawingml/2006/picture">
+                        <pic:nvPicPr>
+                          <pic:cNvPr id="0" name="" descr=""/>
+                          <pic:cNvPicPr>
+                            <a:picLocks noChangeAspect="1" noChangeArrowheads="1"/>
+                          </pic:cNvPicPr>
+                        </pic:nvPicPr>
+                        <pic:blipFill>
+                          <a:blip r:embed="rId8" cstate="none"/>
+                          <a:srcRect/>
+                          <a:stretch>
+                            <a:fillRect/>
+                          </a:stretch>
+                        </pic:blipFill>
+                        <pic:spPr bwMode="auto">
+                          <a:xfrm>
+                            <a:off x="0" y="0"/>
+                            <a:ext cx="142875" cy="142875"/>
+                          </a:xfrm>
+                          <a:prstGeom prst="rect">
+                            <a:avLst/>
+                          </a:prstGeom>
+                        </pic:spPr>
+                      </pic:pic>
+                    </a:graphicData>
+                  </a:graphic>
+                </wp:inline>
+              </w:drawing>
+            </w:r>
+            <w:r>
+              <w:rPr>
+                <w:rFonts w:ascii="Arial" w:cs="Arial" w:eastAsia="Arial" w:hAnsi="Arial"/>
+                <w:sz w:val="19"/>
+                <w:szCs w:val="19"/>
+              </w:rPr>
+              <w:t xml:space="preserve"> drawing it    </w:t>
+            </w:r>
+            <w:r>
+              <w:drawing>
+                <wp:inline distT="0" distB="0" distL="0" distR="0">
+                  <wp:extent cx="142875" cy="142875"/>
+                  <wp:effectExtent t="0" r="0" b="0" l="0"/>
+                  <wp:docPr id="48" name="gap_box.png" descr="gap_box.png" title="gap_box.png"/>
+                  <wp:cNvGraphicFramePr>
+                    <a:graphicFrameLocks xmlns:a="http://schemas.openxmlformats.org/drawingml/2006/main" noChangeAspect="1"/>
+                  </wp:cNvGraphicFramePr>
+                  <a:graphic xmlns:a="http://schemas.openxmlformats.org/drawingml/2006/main">
+                    <a:graphicData uri="http://schemas.openxmlformats.org/drawingml/2006/picture">
+                      <pic:pic xmlns:pic="http://schemas.openxmlformats.org/drawingml/2006/picture">
+                        <pic:nvPicPr>
+                          <pic:cNvPr id="0" name="" descr=""/>
+                          <pic:cNvPicPr>
+                            <a:picLocks noChangeAspect="1" noChangeArrowheads="1"/>
+                          </pic:cNvPicPr>
+                        </pic:nvPicPr>
+                        <pic:blipFill>
+                          <a:blip r:embed="rId8" cstate="none"/>
+                          <a:srcRect/>
+                          <a:stretch>
+                            <a:fillRect/>
+                          </a:stretch>
+                        </pic:blipFill>
+                        <pic:spPr bwMode="auto">
+                          <a:xfrm>
+                            <a:off x="0" y="0"/>
+                            <a:ext cx="142875" cy="142875"/>
+                          </a:xfrm>
+                          <a:prstGeom prst="rect">
+                            <a:avLst/>
+                          </a:prstGeom>
+                        </pic:spPr>
+                      </pic:pic>
+                    </a:graphicData>
+                  </a:graphic>
+                </wp:inline>
+              </w:drawing>
+            </w:r>
+            <w:r>
+              <w:rPr>
+                <w:rFonts w:ascii="Arial" w:cs="Arial" w:eastAsia="Arial" w:hAnsi="Arial"/>
+                <w:sz w:val="19"/>
+                <w:szCs w:val="19"/>
+              </w:rPr>
+              <w:t xml:space="preserve"> using objects    </w:t>
+            </w:r>
+            <w:r>
+              <w:drawing>
+                <wp:inline distT="0" distB="0" distL="0" distR="0">
+                  <wp:extent cx="142875" cy="142875"/>
+                  <wp:effectExtent t="0" r="0" b="0" l="0"/>
+                  <wp:docPr id="49" name="gap_box.png" descr="gap_box.png" title="gap_box.png"/>
+                  <wp:cNvGraphicFramePr>
+                    <a:graphicFrameLocks xmlns:a="http://schemas.openxmlformats.org/drawingml/2006/main" noChangeAspect="1"/>
+                  </wp:cNvGraphicFramePr>
+                  <a:graphic xmlns:a="http://schemas.openxmlformats.org/drawingml/2006/main">
+                    <a:graphicData uri="http://schemas.openxmlformats.org/drawingml/2006/picture">
+                      <pic:pic xmlns:pic="http://schemas.openxmlformats.org/drawingml/2006/picture">
+                        <pic:nvPicPr>
+                          <pic:cNvPr id="0" name="" descr=""/>
+                          <pic:cNvPicPr>
+                            <a:picLocks noChangeAspect="1" noChangeArrowheads="1"/>
+                          </pic:cNvPicPr>
+                        </pic:nvPicPr>
+                        <pic:blipFill>
+                          <a:blip r:embed="rId8" cstate="none"/>
+                          <a:srcRect/>
+                          <a:stretch>
+                            <a:fillRect/>
+                          </a:stretch>
+                        </pic:blipFill>
+                        <pic:spPr bwMode="auto">
+                          <a:xfrm>
+                            <a:off x="0" y="0"/>
+                            <a:ext cx="142875" cy="142875"/>
+                          </a:xfrm>
+                          <a:prstGeom prst="rect">
+                            <a:avLst/>
+                          </a:prstGeom>
+                        </pic:spPr>
+                      </pic:pic>
+                    </a:graphicData>
+                  </a:graphic>
+                </wp:inline>
+              </w:drawing>
+            </w:r>
+            <w:r>
+              <w:rPr>
+                <w:rFonts w:ascii="Arial" w:cs="Arial" w:eastAsia="Arial" w:hAnsi="Arial"/>
+                <w:sz w:val="19"/>
+                <w:szCs w:val="19"/>
+              </w:rPr>
+              <w:t xml:space="preserve"> checking my answer    </w:t>
+            </w:r>
+            <w:r>
+              <w:drawing>
+                <wp:inline distT="0" distB="0" distL="0" distR="0">
+                  <wp:extent cx="142875" cy="142875"/>
+                  <wp:effectExtent t="0" r="0" b="0" l="0"/>
+                  <wp:docPr id="50" name="gap_box.png" descr="gap_box.png" title="gap_box.png"/>
+                  <wp:cNvGraphicFramePr>
+                    <a:graphicFrameLocks xmlns:a="http://schemas.openxmlformats.org/drawingml/2006/main" noChangeAspect="1"/>
+                  </wp:cNvGraphicFramePr>
+                  <a:graphic xmlns:a="http://schemas.openxmlformats.org/drawingml/2006/main">
+                    <a:graphicData uri="http://schemas.openxmlformats.org/drawingml/2006/picture">
+                      <pic:pic xmlns:pic="http://schemas.openxmlformats.org/drawingml/2006/picture">
+                        <pic:nvPicPr>
+                          <pic:cNvPr id="0" name="" descr=""/>
+                          <pic:cNvPicPr>
+                            <a:picLocks noChangeAspect="1" noChangeArrowheads="1"/>
+                          </pic:cNvPicPr>
+                        </pic:nvPicPr>
+                        <pic:blipFill>
+                          <a:blip r:embed="rId8" cstate="none"/>
+                          <a:srcRect/>
+                          <a:stretch>
+                            <a:fillRect/>
+                          </a:stretch>
+                        </pic:blipFill>
+                        <pic:spPr bwMode="auto">
+                          <a:xfrm>
+                            <a:off x="0" y="0"/>
+                            <a:ext cx="142875" cy="142875"/>
+                          </a:xfrm>
+                          <a:prstGeom prst="rect">
+                            <a:avLst/>
+                          </a:prstGeom>
+                        </pic:spPr>
+                      </pic:pic>
+                    </a:graphicData>
+                  </a:graphic>
+                </wp:inline>
+              </w:drawing>
+            </w:r>
+            <w:r>
+              <w:rPr>
+                <w:rFonts w:ascii="Arial" w:cs="Arial" w:eastAsia="Arial" w:hAnsi="Arial"/>
+                <w:sz w:val="19"/>
+                <w:szCs w:val="19"/>
+              </w:rPr>
+              <w:t xml:space="preserve"> asking a question    </w:t>
+            </w:r>
+          </w:p>
+          <w:p>
+            <w:pPr>
+              <w:keepLines/>
+              <w:spacing w:after="0" w:before="0" w:line="260" w:lineRule="auto"/>
+            </w:pPr>
+            <w:r>
+              <w:drawing>
+                <wp:inline distT="0" distB="0" distL="0" distR="0">
+                  <wp:extent cx="142875" cy="142875"/>
+                  <wp:effectExtent t="0" r="0" b="0" l="0"/>
+                  <wp:docPr id="51" name="gap_box.png" descr="gap_box.png" title="gap_box.png"/>
+                  <wp:cNvGraphicFramePr>
+                    <a:graphicFrameLocks xmlns:a="http://schemas.openxmlformats.org/drawingml/2006/main" noChangeAspect="1"/>
+                  </wp:cNvGraphicFramePr>
+                  <a:graphic xmlns:a="http://schemas.openxmlformats.org/drawingml/2006/main">
+                    <a:graphicData uri="http://schemas.openxmlformats.org/drawingml/2006/picture">
+                      <pic:pic xmlns:pic="http://schemas.openxmlformats.org/drawingml/2006/picture">
+                        <pic:nvPicPr>
+                          <pic:cNvPr id="0" name="" descr=""/>
+                          <pic:cNvPicPr>
+                            <a:picLocks noChangeAspect="1" noChangeArrowheads="1"/>
+                          </pic:cNvPicPr>
+                        </pic:nvPicPr>
+                        <pic:blipFill>
+                          <a:blip r:embed="rId8" cstate="none"/>
+                          <a:srcRect/>
+                          <a:stretch>
+                            <a:fillRect/>
+                          </a:stretch>
+                        </pic:blipFill>
+                        <pic:spPr bwMode="auto">
+                          <a:xfrm>
+                            <a:off x="0" y="0"/>
+                            <a:ext cx="142875" cy="142875"/>
+                          </a:xfrm>
+                          <a:prstGeom prst="rect">
+                            <a:avLst/>
+                          </a:prstGeom>
+                        </pic:spPr>
+                      </pic:pic>
+                    </a:graphicData>
+                  </a:graphic>
+                </wp:inline>
+              </w:drawing>
+            </w:r>
+            <w:r>
+              <w:rPr>
+                <w:rFonts w:ascii="Arial" w:cs="Arial" w:eastAsia="Arial" w:hAnsi="Arial"/>
+                <w:sz w:val="19"/>
+                <w:szCs w:val="19"/>
+              </w:rPr>
+              <w:t xml:space="preserve"> I am still stuck (my tutor will come and help)    </w:t>
+            </w:r>
+            <w:r>
+              <w:drawing>
+                <wp:inline distT="0" distB="0" distL="0" distR="0">
+                  <wp:extent cx="142875" cy="142875"/>
+                  <wp:effectExtent t="0" r="0" b="0" l="0"/>
+                  <wp:docPr id="52" name="gap_box.png" descr="gap_box.png" title="gap_box.png"/>
+                  <wp:cNvGraphicFramePr>
+                    <a:graphicFrameLocks xmlns:a="http://schemas.openxmlformats.org/drawingml/2006/main" noChangeAspect="1"/>
+                  </wp:cNvGraphicFramePr>
+                  <a:graphic xmlns:a="http://schemas.openxmlformats.org/drawingml/2006/main">
+                    <a:graphicData uri="http://schemas.openxmlformats.org/drawingml/2006/picture">
+                      <pic:pic xmlns:pic="http://schemas.openxmlformats.org/drawingml/2006/picture">
+                        <pic:nvPicPr>
+                          <pic:cNvPr id="0" name="" descr=""/>
+                          <pic:cNvPicPr>
+                            <a:picLocks noChangeAspect="1" noChangeArrowheads="1"/>
+                          </pic:cNvPicPr>
+                        </pic:nvPicPr>
+                        <pic:blipFill>
+                          <a:blip r:embed="rId8" cstate="none"/>
+                          <a:srcRect/>
+                          <a:stretch>
+                            <a:fillRect/>
+                          </a:stretch>
+                        </pic:blipFill>
+                        <pic:spPr bwMode="auto">
+                          <a:xfrm>
+                            <a:off x="0" y="0"/>
+                            <a:ext cx="142875" cy="142875"/>
+                          </a:xfrm>
+                          <a:prstGeom prst="rect">
+                            <a:avLst/>
+                          </a:prstGeom>
+                        </pic:spPr>
+                      </pic:pic>
+                    </a:graphicData>
+                  </a:graphic>
+                </wp:inline>
+              </w:drawing>
+            </w:r>
+            <w:r>
+              <w:rPr>
+                <w:rFonts w:ascii="Arial" w:cs="Arial" w:eastAsia="Arial" w:hAnsi="Arial"/>
+                <w:sz w:val="19"/>
+                <w:szCs w:val="19"/>
+              </w:rPr>
               <w:t xml:space="preserve"> I would like to pass    </w:t>
             </w:r>
           </w:p>
@@ -12243,7 +12867,7 @@
           <wp:inline distT="0" distB="0" distL="0" distR="0">
             <wp:extent cx="6096000" cy="876300"/>
             <wp:effectExtent t="0" r="0" b="0" l="0"/>
-            <wp:docPr id="41" name="shapes.png" descr="shapes.png" title="shapes.png"/>
+            <wp:docPr id="53" name="shapes.png" descr="shapes.png" title="shapes.png"/>
             <wp:cNvGraphicFramePr>
               <a:graphicFrameLocks xmlns:a="http://schemas.openxmlformats.org/drawingml/2006/main" noChangeAspect="1"/>
             </wp:cNvGraphicFramePr>
@@ -12476,7 +13100,7 @@
           <wp:inline distT="0" distB="0" distL="0" distR="0">
             <wp:extent cx="5905500" cy="1209675"/>
             <wp:effectExtent t="0" r="0" b="0" l="0"/>
-            <wp:docPr id="42" name="sticks.png" descr="sticks.png" title="sticks.png"/>
+            <wp:docPr id="54" name="sticks.png" descr="sticks.png" title="sticks.png"/>
             <wp:cNvGraphicFramePr>
               <a:graphicFrameLocks xmlns:a="http://schemas.openxmlformats.org/drawingml/2006/main" noChangeAspect="1"/>
             </wp:cNvGraphicFramePr>
@@ -13940,7 +14564,7 @@
                 <wp:inline distT="0" distB="0" distL="0" distR="0">
                   <wp:extent cx="142875" cy="142875"/>
                   <wp:effectExtent t="0" r="0" b="0" l="0"/>
-                  <wp:docPr id="43" name="gap_box.png" descr="gap_box.png" title="gap_box.png"/>
+                  <wp:docPr id="55" name="gap_box.png" descr="gap_box.png" title="gap_box.png"/>
                   <wp:cNvGraphicFramePr>
                     <a:graphicFrameLocks xmlns:a="http://schemas.openxmlformats.org/drawingml/2006/main" noChangeAspect="1"/>
                   </wp:cNvGraphicFramePr>
@@ -13988,7 +14612,7 @@
                 <wp:inline distT="0" distB="0" distL="0" distR="0">
                   <wp:extent cx="142875" cy="142875"/>
                   <wp:effectExtent t="0" r="0" b="0" l="0"/>
-                  <wp:docPr id="44" name="gap_box.png" descr="gap_box.png" title="gap_box.png"/>
+                  <wp:docPr id="56" name="gap_box.png" descr="gap_box.png" title="gap_box.png"/>
                   <wp:cNvGraphicFramePr>
                     <a:graphicFrameLocks xmlns:a="http://schemas.openxmlformats.org/drawingml/2006/main" noChangeAspect="1"/>
                   </wp:cNvGraphicFramePr>
@@ -14036,7 +14660,7 @@
                 <wp:inline distT="0" distB="0" distL="0" distR="0">
                   <wp:extent cx="142875" cy="142875"/>
                   <wp:effectExtent t="0" r="0" b="0" l="0"/>
-                  <wp:docPr id="45" name="gap_box.png" descr="gap_box.png" title="gap_box.png"/>
+                  <wp:docPr id="57" name="gap_box.png" descr="gap_box.png" title="gap_box.png"/>
                   <wp:cNvGraphicFramePr>
                     <a:graphicFrameLocks xmlns:a="http://schemas.openxmlformats.org/drawingml/2006/main" noChangeAspect="1"/>
                   </wp:cNvGraphicFramePr>
@@ -14084,7 +14708,7 @@
                 <wp:inline distT="0" distB="0" distL="0" distR="0">
                   <wp:extent cx="142875" cy="142875"/>
                   <wp:effectExtent t="0" r="0" b="0" l="0"/>
-                  <wp:docPr id="46" name="gap_box.png" descr="gap_box.png" title="gap_box.png"/>
+                  <wp:docPr id="58" name="gap_box.png" descr="gap_box.png" title="gap_box.png"/>
                   <wp:cNvGraphicFramePr>
                     <a:graphicFrameLocks xmlns:a="http://schemas.openxmlformats.org/drawingml/2006/main" noChangeAspect="1"/>
                   </wp:cNvGraphicFramePr>
@@ -14148,7 +14772,7 @@
                 <wp:inline distT="0" distB="0" distL="0" distR="0">
                   <wp:extent cx="142875" cy="142875"/>
                   <wp:effectExtent t="0" r="0" b="0" l="0"/>
-                  <wp:docPr id="47" name="gap_box.png" descr="gap_box.png" title="gap_box.png"/>
+                  <wp:docPr id="59" name="gap_box.png" descr="gap_box.png" title="gap_box.png"/>
                   <wp:cNvGraphicFramePr>
                     <a:graphicFrameLocks xmlns:a="http://schemas.openxmlformats.org/drawingml/2006/main" noChangeAspect="1"/>
                   </wp:cNvGraphicFramePr>
@@ -14196,7 +14820,7 @@
                 <wp:inline distT="0" distB="0" distL="0" distR="0">
                   <wp:extent cx="142875" cy="142875"/>
                   <wp:effectExtent t="0" r="0" b="0" l="0"/>
-                  <wp:docPr id="48" name="gap_box.png" descr="gap_box.png" title="gap_box.png"/>
+                  <wp:docPr id="60" name="gap_box.png" descr="gap_box.png" title="gap_box.png"/>
                   <wp:cNvGraphicFramePr>
                     <a:graphicFrameLocks xmlns:a="http://schemas.openxmlformats.org/drawingml/2006/main" noChangeAspect="1"/>
                   </wp:cNvGraphicFramePr>
@@ -14244,7 +14868,7 @@
                 <wp:inline distT="0" distB="0" distL="0" distR="0">
                   <wp:extent cx="142875" cy="142875"/>
                   <wp:effectExtent t="0" r="0" b="0" l="0"/>
-                  <wp:docPr id="49" name="gap_box.png" descr="gap_box.png" title="gap_box.png"/>
+                  <wp:docPr id="61" name="gap_box.png" descr="gap_box.png" title="gap_box.png"/>
                   <wp:cNvGraphicFramePr>
                     <a:graphicFrameLocks xmlns:a="http://schemas.openxmlformats.org/drawingml/2006/main" noChangeAspect="1"/>
                   </wp:cNvGraphicFramePr>
@@ -14292,7 +14916,7 @@
                 <wp:inline distT="0" distB="0" distL="0" distR="0">
                   <wp:extent cx="142875" cy="142875"/>
                   <wp:effectExtent t="0" r="0" b="0" l="0"/>
-                  <wp:docPr id="50" name="gap_box.png" descr="gap_box.png" title="gap_box.png"/>
+                  <wp:docPr id="62" name="gap_box.png" descr="gap_box.png" title="gap_box.png"/>
                   <wp:cNvGraphicFramePr>
                     <a:graphicFrameLocks xmlns:a="http://schemas.openxmlformats.org/drawingml/2006/main" noChangeAspect="1"/>
                   </wp:cNvGraphicFramePr>
@@ -14340,7 +14964,7 @@
                 <wp:inline distT="0" distB="0" distL="0" distR="0">
                   <wp:extent cx="142875" cy="142875"/>
                   <wp:effectExtent t="0" r="0" b="0" l="0"/>
-                  <wp:docPr id="51" name="gap_box.png" descr="gap_box.png" title="gap_box.png"/>
+                  <wp:docPr id="63" name="gap_box.png" descr="gap_box.png" title="gap_box.png"/>
                   <wp:cNvGraphicFramePr>
                     <a:graphicFrameLocks xmlns:a="http://schemas.openxmlformats.org/drawingml/2006/main" noChangeAspect="1"/>
                   </wp:cNvGraphicFramePr>
@@ -14387,14 +15011,24 @@
           <w:p>
             <w:pPr>
               <w:keepLines/>
-              <w:spacing w:after="0" w:before="0" w:line="260" w:lineRule="auto"/>
-            </w:pPr>
+              <w:spacing w:after="20" w:before="0" w:line="260" w:lineRule="auto"/>
+            </w:pPr>
+            <w:r>
+              <w:rPr>
+                <w:rFonts w:ascii="Arial" w:cs="Arial" w:eastAsia="Arial" w:hAnsi="Arial"/>
+                <w:b/>
+                <w:bCs/>
+                <w:sz w:val="20"/>
+                <w:szCs w:val="20"/>
+              </w:rPr>
+              <w:t xml:space="preserve">Next time I will try:   </w:t>
+            </w:r>
             <w:r>
               <w:drawing>
                 <wp:inline distT="0" distB="0" distL="0" distR="0">
                   <wp:extent cx="142875" cy="142875"/>
                   <wp:effectExtent t="0" r="0" b="0" l="0"/>
-                  <wp:docPr id="52" name="gap_box.png" descr="gap_box.png" title="gap_box.png"/>
+                  <wp:docPr id="64" name="gap_box.png" descr="gap_box.png" title="gap_box.png"/>
                   <wp:cNvGraphicFramePr>
                     <a:graphicFrameLocks xmlns:a="http://schemas.openxmlformats.org/drawingml/2006/main" noChangeAspect="1"/>
                   </wp:cNvGraphicFramePr>
@@ -14435,14 +15069,212 @@
                 <w:sz w:val="19"/>
                 <w:szCs w:val="19"/>
               </w:rPr>
-              <w:t xml:space="preserve"> I am still stuck (my tutor will come and help)    </w:t>
+              <w:t xml:space="preserve"> drawing it    </w:t>
             </w:r>
             <w:r>
               <w:drawing>
                 <wp:inline distT="0" distB="0" distL="0" distR="0">
                   <wp:extent cx="142875" cy="142875"/>
                   <wp:effectExtent t="0" r="0" b="0" l="0"/>
-                  <wp:docPr id="53" name="gap_box.png" descr="gap_box.png" title="gap_box.png"/>
+                  <wp:docPr id="65" name="gap_box.png" descr="gap_box.png" title="gap_box.png"/>
+                  <wp:cNvGraphicFramePr>
+                    <a:graphicFrameLocks xmlns:a="http://schemas.openxmlformats.org/drawingml/2006/main" noChangeAspect="1"/>
+                  </wp:cNvGraphicFramePr>
+                  <a:graphic xmlns:a="http://schemas.openxmlformats.org/drawingml/2006/main">
+                    <a:graphicData uri="http://schemas.openxmlformats.org/drawingml/2006/picture">
+                      <pic:pic xmlns:pic="http://schemas.openxmlformats.org/drawingml/2006/picture">
+                        <pic:nvPicPr>
+                          <pic:cNvPr id="0" name="" descr=""/>
+                          <pic:cNvPicPr>
+                            <a:picLocks noChangeAspect="1" noChangeArrowheads="1"/>
+                          </pic:cNvPicPr>
+                        </pic:nvPicPr>
+                        <pic:blipFill>
+                          <a:blip r:embed="rId8" cstate="none"/>
+                          <a:srcRect/>
+                          <a:stretch>
+                            <a:fillRect/>
+                          </a:stretch>
+                        </pic:blipFill>
+                        <pic:spPr bwMode="auto">
+                          <a:xfrm>
+                            <a:off x="0" y="0"/>
+                            <a:ext cx="142875" cy="142875"/>
+                          </a:xfrm>
+                          <a:prstGeom prst="rect">
+                            <a:avLst/>
+                          </a:prstGeom>
+                        </pic:spPr>
+                      </pic:pic>
+                    </a:graphicData>
+                  </a:graphic>
+                </wp:inline>
+              </w:drawing>
+            </w:r>
+            <w:r>
+              <w:rPr>
+                <w:rFonts w:ascii="Arial" w:cs="Arial" w:eastAsia="Arial" w:hAnsi="Arial"/>
+                <w:sz w:val="19"/>
+                <w:szCs w:val="19"/>
+              </w:rPr>
+              <w:t xml:space="preserve"> using objects    </w:t>
+            </w:r>
+            <w:r>
+              <w:drawing>
+                <wp:inline distT="0" distB="0" distL="0" distR="0">
+                  <wp:extent cx="142875" cy="142875"/>
+                  <wp:effectExtent t="0" r="0" b="0" l="0"/>
+                  <wp:docPr id="66" name="gap_box.png" descr="gap_box.png" title="gap_box.png"/>
+                  <wp:cNvGraphicFramePr>
+                    <a:graphicFrameLocks xmlns:a="http://schemas.openxmlformats.org/drawingml/2006/main" noChangeAspect="1"/>
+                  </wp:cNvGraphicFramePr>
+                  <a:graphic xmlns:a="http://schemas.openxmlformats.org/drawingml/2006/main">
+                    <a:graphicData uri="http://schemas.openxmlformats.org/drawingml/2006/picture">
+                      <pic:pic xmlns:pic="http://schemas.openxmlformats.org/drawingml/2006/picture">
+                        <pic:nvPicPr>
+                          <pic:cNvPr id="0" name="" descr=""/>
+                          <pic:cNvPicPr>
+                            <a:picLocks noChangeAspect="1" noChangeArrowheads="1"/>
+                          </pic:cNvPicPr>
+                        </pic:nvPicPr>
+                        <pic:blipFill>
+                          <a:blip r:embed="rId8" cstate="none"/>
+                          <a:srcRect/>
+                          <a:stretch>
+                            <a:fillRect/>
+                          </a:stretch>
+                        </pic:blipFill>
+                        <pic:spPr bwMode="auto">
+                          <a:xfrm>
+                            <a:off x="0" y="0"/>
+                            <a:ext cx="142875" cy="142875"/>
+                          </a:xfrm>
+                          <a:prstGeom prst="rect">
+                            <a:avLst/>
+                          </a:prstGeom>
+                        </pic:spPr>
+                      </pic:pic>
+                    </a:graphicData>
+                  </a:graphic>
+                </wp:inline>
+              </w:drawing>
+            </w:r>
+            <w:r>
+              <w:rPr>
+                <w:rFonts w:ascii="Arial" w:cs="Arial" w:eastAsia="Arial" w:hAnsi="Arial"/>
+                <w:sz w:val="19"/>
+                <w:szCs w:val="19"/>
+              </w:rPr>
+              <w:t xml:space="preserve"> checking my answer    </w:t>
+            </w:r>
+            <w:r>
+              <w:drawing>
+                <wp:inline distT="0" distB="0" distL="0" distR="0">
+                  <wp:extent cx="142875" cy="142875"/>
+                  <wp:effectExtent t="0" r="0" b="0" l="0"/>
+                  <wp:docPr id="67" name="gap_box.png" descr="gap_box.png" title="gap_box.png"/>
+                  <wp:cNvGraphicFramePr>
+                    <a:graphicFrameLocks xmlns:a="http://schemas.openxmlformats.org/drawingml/2006/main" noChangeAspect="1"/>
+                  </wp:cNvGraphicFramePr>
+                  <a:graphic xmlns:a="http://schemas.openxmlformats.org/drawingml/2006/main">
+                    <a:graphicData uri="http://schemas.openxmlformats.org/drawingml/2006/picture">
+                      <pic:pic xmlns:pic="http://schemas.openxmlformats.org/drawingml/2006/picture">
+                        <pic:nvPicPr>
+                          <pic:cNvPr id="0" name="" descr=""/>
+                          <pic:cNvPicPr>
+                            <a:picLocks noChangeAspect="1" noChangeArrowheads="1"/>
+                          </pic:cNvPicPr>
+                        </pic:nvPicPr>
+                        <pic:blipFill>
+                          <a:blip r:embed="rId8" cstate="none"/>
+                          <a:srcRect/>
+                          <a:stretch>
+                            <a:fillRect/>
+                          </a:stretch>
+                        </pic:blipFill>
+                        <pic:spPr bwMode="auto">
+                          <a:xfrm>
+                            <a:off x="0" y="0"/>
+                            <a:ext cx="142875" cy="142875"/>
+                          </a:xfrm>
+                          <a:prstGeom prst="rect">
+                            <a:avLst/>
+                          </a:prstGeom>
+                        </pic:spPr>
+                      </pic:pic>
+                    </a:graphicData>
+                  </a:graphic>
+                </wp:inline>
+              </w:drawing>
+            </w:r>
+            <w:r>
+              <w:rPr>
+                <w:rFonts w:ascii="Arial" w:cs="Arial" w:eastAsia="Arial" w:hAnsi="Arial"/>
+                <w:sz w:val="19"/>
+                <w:szCs w:val="19"/>
+              </w:rPr>
+              <w:t xml:space="preserve"> asking a question    </w:t>
+            </w:r>
+          </w:p>
+          <w:p>
+            <w:pPr>
+              <w:keepLines/>
+              <w:spacing w:after="0" w:before="0" w:line="260" w:lineRule="auto"/>
+            </w:pPr>
+            <w:r>
+              <w:drawing>
+                <wp:inline distT="0" distB="0" distL="0" distR="0">
+                  <wp:extent cx="142875" cy="142875"/>
+                  <wp:effectExtent t="0" r="0" b="0" l="0"/>
+                  <wp:docPr id="68" name="gap_box.png" descr="gap_box.png" title="gap_box.png"/>
+                  <wp:cNvGraphicFramePr>
+                    <a:graphicFrameLocks xmlns:a="http://schemas.openxmlformats.org/drawingml/2006/main" noChangeAspect="1"/>
+                  </wp:cNvGraphicFramePr>
+                  <a:graphic xmlns:a="http://schemas.openxmlformats.org/drawingml/2006/main">
+                    <a:graphicData uri="http://schemas.openxmlformats.org/drawingml/2006/picture">
+                      <pic:pic xmlns:pic="http://schemas.openxmlformats.org/drawingml/2006/picture">
+                        <pic:nvPicPr>
+                          <pic:cNvPr id="0" name="" descr=""/>
+                          <pic:cNvPicPr>
+                            <a:picLocks noChangeAspect="1" noChangeArrowheads="1"/>
+                          </pic:cNvPicPr>
+                        </pic:nvPicPr>
+                        <pic:blipFill>
+                          <a:blip r:embed="rId8" cstate="none"/>
+                          <a:srcRect/>
+                          <a:stretch>
+                            <a:fillRect/>
+                          </a:stretch>
+                        </pic:blipFill>
+                        <pic:spPr bwMode="auto">
+                          <a:xfrm>
+                            <a:off x="0" y="0"/>
+                            <a:ext cx="142875" cy="142875"/>
+                          </a:xfrm>
+                          <a:prstGeom prst="rect">
+                            <a:avLst/>
+                          </a:prstGeom>
+                        </pic:spPr>
+                      </pic:pic>
+                    </a:graphicData>
+                  </a:graphic>
+                </wp:inline>
+              </w:drawing>
+            </w:r>
+            <w:r>
+              <w:rPr>
+                <w:rFonts w:ascii="Arial" w:cs="Arial" w:eastAsia="Arial" w:hAnsi="Arial"/>
+                <w:sz w:val="19"/>
+                <w:szCs w:val="19"/>
+              </w:rPr>
+              <w:t xml:space="preserve"> I am still stuck (my tutor will come and help)    </w:t>
+            </w:r>
+            <w:r>
+              <w:drawing>
+                <wp:inline distT="0" distB="0" distL="0" distR="0">
+                  <wp:extent cx="142875" cy="142875"/>
+                  <wp:effectExtent t="0" r="0" b="0" l="0"/>
+                  <wp:docPr id="69" name="gap_box.png" descr="gap_box.png" title="gap_box.png"/>
                   <wp:cNvGraphicFramePr>
                     <a:graphicFrameLocks xmlns:a="http://schemas.openxmlformats.org/drawingml/2006/main" noChangeAspect="1"/>
                   </wp:cNvGraphicFramePr>
@@ -15575,7 +16407,7 @@
           <w:sz w:val="26"/>
           <w:szCs w:val="26"/>
         </w:rPr>
-        <w:t xml:space="preserve">To find a mystery number, work backwards. Do the opposite steps in the opposite order.</w:t>
+        <w:t xml:space="preserve">Find each mystery number. Try a number and check it.</w:t>
       </w:r>
     </w:p>
     <w:p>
@@ -15609,7 +16441,7 @@
           <w:sz w:val="26"/>
           <w:szCs w:val="26"/>
         </w:rPr>
-        <w:t xml:space="preserve">I think of a number. Find my number and write it in the yellow box.</w:t>
+        <w:t xml:space="preserve">I think of a number. Find it and write it in the yellow box.</w:t>
       </w:r>
     </w:p>
     <w:p>
@@ -16435,7 +17267,7 @@
           <w:sz w:val="26"/>
           <w:szCs w:val="26"/>
         </w:rPr>
-        <w:t xml:space="preserve">The machine adds 6. Fill in the table.</w:t>
+        <w:t xml:space="preserve">It adds 6. Fill in the table.</w:t>
       </w:r>
     </w:p>
     <w:tbl>
@@ -16841,7 +17673,7 @@
           <w:sz w:val="26"/>
           <w:szCs w:val="26"/>
         </w:rPr>
-        <w:t xml:space="preserve">A different machine. What does it do to every number?</w:t>
+        <w:t xml:space="preserve">A different machine. What does it do?</w:t>
       </w:r>
     </w:p>
     <w:tbl>
@@ -17222,7 +18054,7 @@
           <w:sz w:val="26"/>
           <w:szCs w:val="26"/>
         </w:rPr>
-        <w:t xml:space="preserve">Rule: ______________     If OUT is 30, then IN is ______</w:t>
+        <w:t xml:space="preserve">Rule: ______________     If you have time: OUT 30 means IN ______</w:t>
       </w:r>
     </w:p>
     <w:p>
@@ -19508,7 +20340,7 @@
                 <wp:inline distT="0" distB="0" distL="0" distR="0">
                   <wp:extent cx="142875" cy="142875"/>
                   <wp:effectExtent t="0" r="0" b="0" l="0"/>
-                  <wp:docPr id="54" name="gap_box.png" descr="gap_box.png" title="gap_box.png"/>
+                  <wp:docPr id="70" name="gap_box.png" descr="gap_box.png" title="gap_box.png"/>
                   <wp:cNvGraphicFramePr>
                     <a:graphicFrameLocks xmlns:a="http://schemas.openxmlformats.org/drawingml/2006/main" noChangeAspect="1"/>
                   </wp:cNvGraphicFramePr>
@@ -19556,7 +20388,7 @@
                 <wp:inline distT="0" distB="0" distL="0" distR="0">
                   <wp:extent cx="142875" cy="142875"/>
                   <wp:effectExtent t="0" r="0" b="0" l="0"/>
-                  <wp:docPr id="55" name="gap_box.png" descr="gap_box.png" title="gap_box.png"/>
+                  <wp:docPr id="71" name="gap_box.png" descr="gap_box.png" title="gap_box.png"/>
                   <wp:cNvGraphicFramePr>
                     <a:graphicFrameLocks xmlns:a="http://schemas.openxmlformats.org/drawingml/2006/main" noChangeAspect="1"/>
                   </wp:cNvGraphicFramePr>
@@ -19604,7 +20436,7 @@
                 <wp:inline distT="0" distB="0" distL="0" distR="0">
                   <wp:extent cx="142875" cy="142875"/>
                   <wp:effectExtent t="0" r="0" b="0" l="0"/>
-                  <wp:docPr id="56" name="gap_box.png" descr="gap_box.png" title="gap_box.png"/>
+                  <wp:docPr id="72" name="gap_box.png" descr="gap_box.png" title="gap_box.png"/>
                   <wp:cNvGraphicFramePr>
                     <a:graphicFrameLocks xmlns:a="http://schemas.openxmlformats.org/drawingml/2006/main" noChangeAspect="1"/>
                   </wp:cNvGraphicFramePr>
@@ -19652,7 +20484,7 @@
                 <wp:inline distT="0" distB="0" distL="0" distR="0">
                   <wp:extent cx="142875" cy="142875"/>
                   <wp:effectExtent t="0" r="0" b="0" l="0"/>
-                  <wp:docPr id="57" name="gap_box.png" descr="gap_box.png" title="gap_box.png"/>
+                  <wp:docPr id="73" name="gap_box.png" descr="gap_box.png" title="gap_box.png"/>
                   <wp:cNvGraphicFramePr>
                     <a:graphicFrameLocks xmlns:a="http://schemas.openxmlformats.org/drawingml/2006/main" noChangeAspect="1"/>
                   </wp:cNvGraphicFramePr>
@@ -19716,7 +20548,7 @@
                 <wp:inline distT="0" distB="0" distL="0" distR="0">
                   <wp:extent cx="142875" cy="142875"/>
                   <wp:effectExtent t="0" r="0" b="0" l="0"/>
-                  <wp:docPr id="58" name="gap_box.png" descr="gap_box.png" title="gap_box.png"/>
+                  <wp:docPr id="74" name="gap_box.png" descr="gap_box.png" title="gap_box.png"/>
                   <wp:cNvGraphicFramePr>
                     <a:graphicFrameLocks xmlns:a="http://schemas.openxmlformats.org/drawingml/2006/main" noChangeAspect="1"/>
                   </wp:cNvGraphicFramePr>
@@ -19764,7 +20596,7 @@
                 <wp:inline distT="0" distB="0" distL="0" distR="0">
                   <wp:extent cx="142875" cy="142875"/>
                   <wp:effectExtent t="0" r="0" b="0" l="0"/>
-                  <wp:docPr id="59" name="gap_box.png" descr="gap_box.png" title="gap_box.png"/>
+                  <wp:docPr id="75" name="gap_box.png" descr="gap_box.png" title="gap_box.png"/>
                   <wp:cNvGraphicFramePr>
                     <a:graphicFrameLocks xmlns:a="http://schemas.openxmlformats.org/drawingml/2006/main" noChangeAspect="1"/>
                   </wp:cNvGraphicFramePr>
@@ -19812,7 +20644,7 @@
                 <wp:inline distT="0" distB="0" distL="0" distR="0">
                   <wp:extent cx="142875" cy="142875"/>
                   <wp:effectExtent t="0" r="0" b="0" l="0"/>
-                  <wp:docPr id="60" name="gap_box.png" descr="gap_box.png" title="gap_box.png"/>
+                  <wp:docPr id="76" name="gap_box.png" descr="gap_box.png" title="gap_box.png"/>
                   <wp:cNvGraphicFramePr>
                     <a:graphicFrameLocks xmlns:a="http://schemas.openxmlformats.org/drawingml/2006/main" noChangeAspect="1"/>
                   </wp:cNvGraphicFramePr>
@@ -19860,7 +20692,7 @@
                 <wp:inline distT="0" distB="0" distL="0" distR="0">
                   <wp:extent cx="142875" cy="142875"/>
                   <wp:effectExtent t="0" r="0" b="0" l="0"/>
-                  <wp:docPr id="61" name="gap_box.png" descr="gap_box.png" title="gap_box.png"/>
+                  <wp:docPr id="77" name="gap_box.png" descr="gap_box.png" title="gap_box.png"/>
                   <wp:cNvGraphicFramePr>
                     <a:graphicFrameLocks xmlns:a="http://schemas.openxmlformats.org/drawingml/2006/main" noChangeAspect="1"/>
                   </wp:cNvGraphicFramePr>
@@ -19908,7 +20740,7 @@
                 <wp:inline distT="0" distB="0" distL="0" distR="0">
                   <wp:extent cx="142875" cy="142875"/>
                   <wp:effectExtent t="0" r="0" b="0" l="0"/>
-                  <wp:docPr id="62" name="gap_box.png" descr="gap_box.png" title="gap_box.png"/>
+                  <wp:docPr id="78" name="gap_box.png" descr="gap_box.png" title="gap_box.png"/>
                   <wp:cNvGraphicFramePr>
                     <a:graphicFrameLocks xmlns:a="http://schemas.openxmlformats.org/drawingml/2006/main" noChangeAspect="1"/>
                   </wp:cNvGraphicFramePr>
@@ -19955,14 +20787,24 @@
           <w:p>
             <w:pPr>
               <w:keepLines/>
-              <w:spacing w:after="0" w:before="0" w:line="260" w:lineRule="auto"/>
-            </w:pPr>
+              <w:spacing w:after="20" w:before="0" w:line="260" w:lineRule="auto"/>
+            </w:pPr>
+            <w:r>
+              <w:rPr>
+                <w:rFonts w:ascii="Arial" w:cs="Arial" w:eastAsia="Arial" w:hAnsi="Arial"/>
+                <w:b/>
+                <w:bCs/>
+                <w:sz w:val="20"/>
+                <w:szCs w:val="20"/>
+              </w:rPr>
+              <w:t xml:space="preserve">Next time I will try:   </w:t>
+            </w:r>
             <w:r>
               <w:drawing>
                 <wp:inline distT="0" distB="0" distL="0" distR="0">
                   <wp:extent cx="142875" cy="142875"/>
                   <wp:effectExtent t="0" r="0" b="0" l="0"/>
-                  <wp:docPr id="63" name="gap_box.png" descr="gap_box.png" title="gap_box.png"/>
+                  <wp:docPr id="79" name="gap_box.png" descr="gap_box.png" title="gap_box.png"/>
                   <wp:cNvGraphicFramePr>
                     <a:graphicFrameLocks xmlns:a="http://schemas.openxmlformats.org/drawingml/2006/main" noChangeAspect="1"/>
                   </wp:cNvGraphicFramePr>
@@ -20003,14 +20845,212 @@
                 <w:sz w:val="19"/>
                 <w:szCs w:val="19"/>
               </w:rPr>
-              <w:t xml:space="preserve"> I am still stuck (my tutor will come and help)    </w:t>
+              <w:t xml:space="preserve"> drawing it    </w:t>
             </w:r>
             <w:r>
               <w:drawing>
                 <wp:inline distT="0" distB="0" distL="0" distR="0">
                   <wp:extent cx="142875" cy="142875"/>
                   <wp:effectExtent t="0" r="0" b="0" l="0"/>
-                  <wp:docPr id="64" name="gap_box.png" descr="gap_box.png" title="gap_box.png"/>
+                  <wp:docPr id="80" name="gap_box.png" descr="gap_box.png" title="gap_box.png"/>
+                  <wp:cNvGraphicFramePr>
+                    <a:graphicFrameLocks xmlns:a="http://schemas.openxmlformats.org/drawingml/2006/main" noChangeAspect="1"/>
+                  </wp:cNvGraphicFramePr>
+                  <a:graphic xmlns:a="http://schemas.openxmlformats.org/drawingml/2006/main">
+                    <a:graphicData uri="http://schemas.openxmlformats.org/drawingml/2006/picture">
+                      <pic:pic xmlns:pic="http://schemas.openxmlformats.org/drawingml/2006/picture">
+                        <pic:nvPicPr>
+                          <pic:cNvPr id="0" name="" descr=""/>
+                          <pic:cNvPicPr>
+                            <a:picLocks noChangeAspect="1" noChangeArrowheads="1"/>
+                          </pic:cNvPicPr>
+                        </pic:nvPicPr>
+                        <pic:blipFill>
+                          <a:blip r:embed="rId8" cstate="none"/>
+                          <a:srcRect/>
+                          <a:stretch>
+                            <a:fillRect/>
+                          </a:stretch>
+                        </pic:blipFill>
+                        <pic:spPr bwMode="auto">
+                          <a:xfrm>
+                            <a:off x="0" y="0"/>
+                            <a:ext cx="142875" cy="142875"/>
+                          </a:xfrm>
+                          <a:prstGeom prst="rect">
+                            <a:avLst/>
+                          </a:prstGeom>
+                        </pic:spPr>
+                      </pic:pic>
+                    </a:graphicData>
+                  </a:graphic>
+                </wp:inline>
+              </w:drawing>
+            </w:r>
+            <w:r>
+              <w:rPr>
+                <w:rFonts w:ascii="Arial" w:cs="Arial" w:eastAsia="Arial" w:hAnsi="Arial"/>
+                <w:sz w:val="19"/>
+                <w:szCs w:val="19"/>
+              </w:rPr>
+              <w:t xml:space="preserve"> using objects    </w:t>
+            </w:r>
+            <w:r>
+              <w:drawing>
+                <wp:inline distT="0" distB="0" distL="0" distR="0">
+                  <wp:extent cx="142875" cy="142875"/>
+                  <wp:effectExtent t="0" r="0" b="0" l="0"/>
+                  <wp:docPr id="81" name="gap_box.png" descr="gap_box.png" title="gap_box.png"/>
+                  <wp:cNvGraphicFramePr>
+                    <a:graphicFrameLocks xmlns:a="http://schemas.openxmlformats.org/drawingml/2006/main" noChangeAspect="1"/>
+                  </wp:cNvGraphicFramePr>
+                  <a:graphic xmlns:a="http://schemas.openxmlformats.org/drawingml/2006/main">
+                    <a:graphicData uri="http://schemas.openxmlformats.org/drawingml/2006/picture">
+                      <pic:pic xmlns:pic="http://schemas.openxmlformats.org/drawingml/2006/picture">
+                        <pic:nvPicPr>
+                          <pic:cNvPr id="0" name="" descr=""/>
+                          <pic:cNvPicPr>
+                            <a:picLocks noChangeAspect="1" noChangeArrowheads="1"/>
+                          </pic:cNvPicPr>
+                        </pic:nvPicPr>
+                        <pic:blipFill>
+                          <a:blip r:embed="rId8" cstate="none"/>
+                          <a:srcRect/>
+                          <a:stretch>
+                            <a:fillRect/>
+                          </a:stretch>
+                        </pic:blipFill>
+                        <pic:spPr bwMode="auto">
+                          <a:xfrm>
+                            <a:off x="0" y="0"/>
+                            <a:ext cx="142875" cy="142875"/>
+                          </a:xfrm>
+                          <a:prstGeom prst="rect">
+                            <a:avLst/>
+                          </a:prstGeom>
+                        </pic:spPr>
+                      </pic:pic>
+                    </a:graphicData>
+                  </a:graphic>
+                </wp:inline>
+              </w:drawing>
+            </w:r>
+            <w:r>
+              <w:rPr>
+                <w:rFonts w:ascii="Arial" w:cs="Arial" w:eastAsia="Arial" w:hAnsi="Arial"/>
+                <w:sz w:val="19"/>
+                <w:szCs w:val="19"/>
+              </w:rPr>
+              <w:t xml:space="preserve"> checking my answer    </w:t>
+            </w:r>
+            <w:r>
+              <w:drawing>
+                <wp:inline distT="0" distB="0" distL="0" distR="0">
+                  <wp:extent cx="142875" cy="142875"/>
+                  <wp:effectExtent t="0" r="0" b="0" l="0"/>
+                  <wp:docPr id="82" name="gap_box.png" descr="gap_box.png" title="gap_box.png"/>
+                  <wp:cNvGraphicFramePr>
+                    <a:graphicFrameLocks xmlns:a="http://schemas.openxmlformats.org/drawingml/2006/main" noChangeAspect="1"/>
+                  </wp:cNvGraphicFramePr>
+                  <a:graphic xmlns:a="http://schemas.openxmlformats.org/drawingml/2006/main">
+                    <a:graphicData uri="http://schemas.openxmlformats.org/drawingml/2006/picture">
+                      <pic:pic xmlns:pic="http://schemas.openxmlformats.org/drawingml/2006/picture">
+                        <pic:nvPicPr>
+                          <pic:cNvPr id="0" name="" descr=""/>
+                          <pic:cNvPicPr>
+                            <a:picLocks noChangeAspect="1" noChangeArrowheads="1"/>
+                          </pic:cNvPicPr>
+                        </pic:nvPicPr>
+                        <pic:blipFill>
+                          <a:blip r:embed="rId8" cstate="none"/>
+                          <a:srcRect/>
+                          <a:stretch>
+                            <a:fillRect/>
+                          </a:stretch>
+                        </pic:blipFill>
+                        <pic:spPr bwMode="auto">
+                          <a:xfrm>
+                            <a:off x="0" y="0"/>
+                            <a:ext cx="142875" cy="142875"/>
+                          </a:xfrm>
+                          <a:prstGeom prst="rect">
+                            <a:avLst/>
+                          </a:prstGeom>
+                        </pic:spPr>
+                      </pic:pic>
+                    </a:graphicData>
+                  </a:graphic>
+                </wp:inline>
+              </w:drawing>
+            </w:r>
+            <w:r>
+              <w:rPr>
+                <w:rFonts w:ascii="Arial" w:cs="Arial" w:eastAsia="Arial" w:hAnsi="Arial"/>
+                <w:sz w:val="19"/>
+                <w:szCs w:val="19"/>
+              </w:rPr>
+              <w:t xml:space="preserve"> asking a question    </w:t>
+            </w:r>
+          </w:p>
+          <w:p>
+            <w:pPr>
+              <w:keepLines/>
+              <w:spacing w:after="0" w:before="0" w:line="260" w:lineRule="auto"/>
+            </w:pPr>
+            <w:r>
+              <w:drawing>
+                <wp:inline distT="0" distB="0" distL="0" distR="0">
+                  <wp:extent cx="142875" cy="142875"/>
+                  <wp:effectExtent t="0" r="0" b="0" l="0"/>
+                  <wp:docPr id="83" name="gap_box.png" descr="gap_box.png" title="gap_box.png"/>
+                  <wp:cNvGraphicFramePr>
+                    <a:graphicFrameLocks xmlns:a="http://schemas.openxmlformats.org/drawingml/2006/main" noChangeAspect="1"/>
+                  </wp:cNvGraphicFramePr>
+                  <a:graphic xmlns:a="http://schemas.openxmlformats.org/drawingml/2006/main">
+                    <a:graphicData uri="http://schemas.openxmlformats.org/drawingml/2006/picture">
+                      <pic:pic xmlns:pic="http://schemas.openxmlformats.org/drawingml/2006/picture">
+                        <pic:nvPicPr>
+                          <pic:cNvPr id="0" name="" descr=""/>
+                          <pic:cNvPicPr>
+                            <a:picLocks noChangeAspect="1" noChangeArrowheads="1"/>
+                          </pic:cNvPicPr>
+                        </pic:nvPicPr>
+                        <pic:blipFill>
+                          <a:blip r:embed="rId8" cstate="none"/>
+                          <a:srcRect/>
+                          <a:stretch>
+                            <a:fillRect/>
+                          </a:stretch>
+                        </pic:blipFill>
+                        <pic:spPr bwMode="auto">
+                          <a:xfrm>
+                            <a:off x="0" y="0"/>
+                            <a:ext cx="142875" cy="142875"/>
+                          </a:xfrm>
+                          <a:prstGeom prst="rect">
+                            <a:avLst/>
+                          </a:prstGeom>
+                        </pic:spPr>
+                      </pic:pic>
+                    </a:graphicData>
+                  </a:graphic>
+                </wp:inline>
+              </w:drawing>
+            </w:r>
+            <w:r>
+              <w:rPr>
+                <w:rFonts w:ascii="Arial" w:cs="Arial" w:eastAsia="Arial" w:hAnsi="Arial"/>
+                <w:sz w:val="19"/>
+                <w:szCs w:val="19"/>
+              </w:rPr>
+              <w:t xml:space="preserve"> I am still stuck (my tutor will come and help)    </w:t>
+            </w:r>
+            <w:r>
+              <w:drawing>
+                <wp:inline distT="0" distB="0" distL="0" distR="0">
+                  <wp:extent cx="142875" cy="142875"/>
+                  <wp:effectExtent t="0" r="0" b="0" l="0"/>
+                  <wp:docPr id="84" name="gap_box.png" descr="gap_box.png" title="gap_box.png"/>
                   <wp:cNvGraphicFramePr>
                     <a:graphicFrameLocks xmlns:a="http://schemas.openxmlformats.org/drawingml/2006/main" noChangeAspect="1"/>
                   </wp:cNvGraphicFramePr>
@@ -22323,6 +23363,23 @@
     <w:p>
       <w:pPr>
         <w:keepLines/>
+        <w:spacing w:after="60" w:before="0" w:line="320" w:lineRule="auto"/>
+        <w:ind w:left="560"/>
+      </w:pPr>
+      <w:r>
+        <w:rPr>
+          <w:rFonts w:ascii="Arial" w:cs="Arial" w:eastAsia="Arial" w:hAnsi="Arial"/>
+          <w:i/>
+          <w:iCs/>
+          <w:sz w:val="26"/>
+          <w:szCs w:val="26"/>
+        </w:rPr>
+        <w:t xml:space="preserve">Tip: use play coins. Pay 85¢ any way you can, then try to use fewer coins.</w:t>
+      </w:r>
+    </w:p>
+    <w:p>
+      <w:pPr>
+        <w:keepLines/>
         <w:spacing w:after="120" w:before="0" w:line="320" w:lineRule="auto"/>
         <w:ind w:left="1000" w:hanging="440"/>
       </w:pPr>
@@ -22827,7 +23884,7 @@
                 <wp:inline distT="0" distB="0" distL="0" distR="0">
                   <wp:extent cx="142875" cy="142875"/>
                   <wp:effectExtent t="0" r="0" b="0" l="0"/>
-                  <wp:docPr id="65" name="gap_box.png" descr="gap_box.png" title="gap_box.png"/>
+                  <wp:docPr id="85" name="gap_box.png" descr="gap_box.png" title="gap_box.png"/>
                   <wp:cNvGraphicFramePr>
                     <a:graphicFrameLocks xmlns:a="http://schemas.openxmlformats.org/drawingml/2006/main" noChangeAspect="1"/>
                   </wp:cNvGraphicFramePr>
@@ -22875,7 +23932,7 @@
                 <wp:inline distT="0" distB="0" distL="0" distR="0">
                   <wp:extent cx="142875" cy="142875"/>
                   <wp:effectExtent t="0" r="0" b="0" l="0"/>
-                  <wp:docPr id="66" name="gap_box.png" descr="gap_box.png" title="gap_box.png"/>
+                  <wp:docPr id="86" name="gap_box.png" descr="gap_box.png" title="gap_box.png"/>
                   <wp:cNvGraphicFramePr>
                     <a:graphicFrameLocks xmlns:a="http://schemas.openxmlformats.org/drawingml/2006/main" noChangeAspect="1"/>
                   </wp:cNvGraphicFramePr>
@@ -22923,7 +23980,7 @@
                 <wp:inline distT="0" distB="0" distL="0" distR="0">
                   <wp:extent cx="142875" cy="142875"/>
                   <wp:effectExtent t="0" r="0" b="0" l="0"/>
-                  <wp:docPr id="67" name="gap_box.png" descr="gap_box.png" title="gap_box.png"/>
+                  <wp:docPr id="87" name="gap_box.png" descr="gap_box.png" title="gap_box.png"/>
                   <wp:cNvGraphicFramePr>
                     <a:graphicFrameLocks xmlns:a="http://schemas.openxmlformats.org/drawingml/2006/main" noChangeAspect="1"/>
                   </wp:cNvGraphicFramePr>
@@ -22971,7 +24028,7 @@
                 <wp:inline distT="0" distB="0" distL="0" distR="0">
                   <wp:extent cx="142875" cy="142875"/>
                   <wp:effectExtent t="0" r="0" b="0" l="0"/>
-                  <wp:docPr id="68" name="gap_box.png" descr="gap_box.png" title="gap_box.png"/>
+                  <wp:docPr id="88" name="gap_box.png" descr="gap_box.png" title="gap_box.png"/>
                   <wp:cNvGraphicFramePr>
                     <a:graphicFrameLocks xmlns:a="http://schemas.openxmlformats.org/drawingml/2006/main" noChangeAspect="1"/>
                   </wp:cNvGraphicFramePr>
@@ -23035,7 +24092,7 @@
                 <wp:inline distT="0" distB="0" distL="0" distR="0">
                   <wp:extent cx="142875" cy="142875"/>
                   <wp:effectExtent t="0" r="0" b="0" l="0"/>
-                  <wp:docPr id="69" name="gap_box.png" descr="gap_box.png" title="gap_box.png"/>
+                  <wp:docPr id="89" name="gap_box.png" descr="gap_box.png" title="gap_box.png"/>
                   <wp:cNvGraphicFramePr>
                     <a:graphicFrameLocks xmlns:a="http://schemas.openxmlformats.org/drawingml/2006/main" noChangeAspect="1"/>
                   </wp:cNvGraphicFramePr>
@@ -23083,7 +24140,7 @@
                 <wp:inline distT="0" distB="0" distL="0" distR="0">
                   <wp:extent cx="142875" cy="142875"/>
                   <wp:effectExtent t="0" r="0" b="0" l="0"/>
-                  <wp:docPr id="70" name="gap_box.png" descr="gap_box.png" title="gap_box.png"/>
+                  <wp:docPr id="90" name="gap_box.png" descr="gap_box.png" title="gap_box.png"/>
                   <wp:cNvGraphicFramePr>
                     <a:graphicFrameLocks xmlns:a="http://schemas.openxmlformats.org/drawingml/2006/main" noChangeAspect="1"/>
                   </wp:cNvGraphicFramePr>
@@ -23131,7 +24188,7 @@
                 <wp:inline distT="0" distB="0" distL="0" distR="0">
                   <wp:extent cx="142875" cy="142875"/>
                   <wp:effectExtent t="0" r="0" b="0" l="0"/>
-                  <wp:docPr id="71" name="gap_box.png" descr="gap_box.png" title="gap_box.png"/>
+                  <wp:docPr id="91" name="gap_box.png" descr="gap_box.png" title="gap_box.png"/>
                   <wp:cNvGraphicFramePr>
                     <a:graphicFrameLocks xmlns:a="http://schemas.openxmlformats.org/drawingml/2006/main" noChangeAspect="1"/>
                   </wp:cNvGraphicFramePr>
@@ -23179,7 +24236,7 @@
                 <wp:inline distT="0" distB="0" distL="0" distR="0">
                   <wp:extent cx="142875" cy="142875"/>
                   <wp:effectExtent t="0" r="0" b="0" l="0"/>
-                  <wp:docPr id="72" name="gap_box.png" descr="gap_box.png" title="gap_box.png"/>
+                  <wp:docPr id="92" name="gap_box.png" descr="gap_box.png" title="gap_box.png"/>
                   <wp:cNvGraphicFramePr>
                     <a:graphicFrameLocks xmlns:a="http://schemas.openxmlformats.org/drawingml/2006/main" noChangeAspect="1"/>
                   </wp:cNvGraphicFramePr>
@@ -23227,7 +24284,7 @@
                 <wp:inline distT="0" distB="0" distL="0" distR="0">
                   <wp:extent cx="142875" cy="142875"/>
                   <wp:effectExtent t="0" r="0" b="0" l="0"/>
-                  <wp:docPr id="73" name="gap_box.png" descr="gap_box.png" title="gap_box.png"/>
+                  <wp:docPr id="93" name="gap_box.png" descr="gap_box.png" title="gap_box.png"/>
                   <wp:cNvGraphicFramePr>
                     <a:graphicFrameLocks xmlns:a="http://schemas.openxmlformats.org/drawingml/2006/main" noChangeAspect="1"/>
                   </wp:cNvGraphicFramePr>
@@ -23274,14 +24331,24 @@
           <w:p>
             <w:pPr>
               <w:keepLines/>
-              <w:spacing w:after="0" w:before="0" w:line="260" w:lineRule="auto"/>
-            </w:pPr>
+              <w:spacing w:after="20" w:before="0" w:line="260" w:lineRule="auto"/>
+            </w:pPr>
+            <w:r>
+              <w:rPr>
+                <w:rFonts w:ascii="Arial" w:cs="Arial" w:eastAsia="Arial" w:hAnsi="Arial"/>
+                <w:b/>
+                <w:bCs/>
+                <w:sz w:val="20"/>
+                <w:szCs w:val="20"/>
+              </w:rPr>
+              <w:t xml:space="preserve">Next time I will try:   </w:t>
+            </w:r>
             <w:r>
               <w:drawing>
                 <wp:inline distT="0" distB="0" distL="0" distR="0">
                   <wp:extent cx="142875" cy="142875"/>
                   <wp:effectExtent t="0" r="0" b="0" l="0"/>
-                  <wp:docPr id="74" name="gap_box.png" descr="gap_box.png" title="gap_box.png"/>
+                  <wp:docPr id="94" name="gap_box.png" descr="gap_box.png" title="gap_box.png"/>
                   <wp:cNvGraphicFramePr>
                     <a:graphicFrameLocks xmlns:a="http://schemas.openxmlformats.org/drawingml/2006/main" noChangeAspect="1"/>
                   </wp:cNvGraphicFramePr>
@@ -23322,14 +24389,212 @@
                 <w:sz w:val="19"/>
                 <w:szCs w:val="19"/>
               </w:rPr>
-              <w:t xml:space="preserve"> I am still stuck (my tutor will come and help)    </w:t>
+              <w:t xml:space="preserve"> drawing it    </w:t>
             </w:r>
             <w:r>
               <w:drawing>
                 <wp:inline distT="0" distB="0" distL="0" distR="0">
                   <wp:extent cx="142875" cy="142875"/>
                   <wp:effectExtent t="0" r="0" b="0" l="0"/>
-                  <wp:docPr id="75" name="gap_box.png" descr="gap_box.png" title="gap_box.png"/>
+                  <wp:docPr id="95" name="gap_box.png" descr="gap_box.png" title="gap_box.png"/>
+                  <wp:cNvGraphicFramePr>
+                    <a:graphicFrameLocks xmlns:a="http://schemas.openxmlformats.org/drawingml/2006/main" noChangeAspect="1"/>
+                  </wp:cNvGraphicFramePr>
+                  <a:graphic xmlns:a="http://schemas.openxmlformats.org/drawingml/2006/main">
+                    <a:graphicData uri="http://schemas.openxmlformats.org/drawingml/2006/picture">
+                      <pic:pic xmlns:pic="http://schemas.openxmlformats.org/drawingml/2006/picture">
+                        <pic:nvPicPr>
+                          <pic:cNvPr id="0" name="" descr=""/>
+                          <pic:cNvPicPr>
+                            <a:picLocks noChangeAspect="1" noChangeArrowheads="1"/>
+                          </pic:cNvPicPr>
+                        </pic:nvPicPr>
+                        <pic:blipFill>
+                          <a:blip r:embed="rId8" cstate="none"/>
+                          <a:srcRect/>
+                          <a:stretch>
+                            <a:fillRect/>
+                          </a:stretch>
+                        </pic:blipFill>
+                        <pic:spPr bwMode="auto">
+                          <a:xfrm>
+                            <a:off x="0" y="0"/>
+                            <a:ext cx="142875" cy="142875"/>
+                          </a:xfrm>
+                          <a:prstGeom prst="rect">
+                            <a:avLst/>
+                          </a:prstGeom>
+                        </pic:spPr>
+                      </pic:pic>
+                    </a:graphicData>
+                  </a:graphic>
+                </wp:inline>
+              </w:drawing>
+            </w:r>
+            <w:r>
+              <w:rPr>
+                <w:rFonts w:ascii="Arial" w:cs="Arial" w:eastAsia="Arial" w:hAnsi="Arial"/>
+                <w:sz w:val="19"/>
+                <w:szCs w:val="19"/>
+              </w:rPr>
+              <w:t xml:space="preserve"> using objects    </w:t>
+            </w:r>
+            <w:r>
+              <w:drawing>
+                <wp:inline distT="0" distB="0" distL="0" distR="0">
+                  <wp:extent cx="142875" cy="142875"/>
+                  <wp:effectExtent t="0" r="0" b="0" l="0"/>
+                  <wp:docPr id="96" name="gap_box.png" descr="gap_box.png" title="gap_box.png"/>
+                  <wp:cNvGraphicFramePr>
+                    <a:graphicFrameLocks xmlns:a="http://schemas.openxmlformats.org/drawingml/2006/main" noChangeAspect="1"/>
+                  </wp:cNvGraphicFramePr>
+                  <a:graphic xmlns:a="http://schemas.openxmlformats.org/drawingml/2006/main">
+                    <a:graphicData uri="http://schemas.openxmlformats.org/drawingml/2006/picture">
+                      <pic:pic xmlns:pic="http://schemas.openxmlformats.org/drawingml/2006/picture">
+                        <pic:nvPicPr>
+                          <pic:cNvPr id="0" name="" descr=""/>
+                          <pic:cNvPicPr>
+                            <a:picLocks noChangeAspect="1" noChangeArrowheads="1"/>
+                          </pic:cNvPicPr>
+                        </pic:nvPicPr>
+                        <pic:blipFill>
+                          <a:blip r:embed="rId8" cstate="none"/>
+                          <a:srcRect/>
+                          <a:stretch>
+                            <a:fillRect/>
+                          </a:stretch>
+                        </pic:blipFill>
+                        <pic:spPr bwMode="auto">
+                          <a:xfrm>
+                            <a:off x="0" y="0"/>
+                            <a:ext cx="142875" cy="142875"/>
+                          </a:xfrm>
+                          <a:prstGeom prst="rect">
+                            <a:avLst/>
+                          </a:prstGeom>
+                        </pic:spPr>
+                      </pic:pic>
+                    </a:graphicData>
+                  </a:graphic>
+                </wp:inline>
+              </w:drawing>
+            </w:r>
+            <w:r>
+              <w:rPr>
+                <w:rFonts w:ascii="Arial" w:cs="Arial" w:eastAsia="Arial" w:hAnsi="Arial"/>
+                <w:sz w:val="19"/>
+                <w:szCs w:val="19"/>
+              </w:rPr>
+              <w:t xml:space="preserve"> checking my answer    </w:t>
+            </w:r>
+            <w:r>
+              <w:drawing>
+                <wp:inline distT="0" distB="0" distL="0" distR="0">
+                  <wp:extent cx="142875" cy="142875"/>
+                  <wp:effectExtent t="0" r="0" b="0" l="0"/>
+                  <wp:docPr id="97" name="gap_box.png" descr="gap_box.png" title="gap_box.png"/>
+                  <wp:cNvGraphicFramePr>
+                    <a:graphicFrameLocks xmlns:a="http://schemas.openxmlformats.org/drawingml/2006/main" noChangeAspect="1"/>
+                  </wp:cNvGraphicFramePr>
+                  <a:graphic xmlns:a="http://schemas.openxmlformats.org/drawingml/2006/main">
+                    <a:graphicData uri="http://schemas.openxmlformats.org/drawingml/2006/picture">
+                      <pic:pic xmlns:pic="http://schemas.openxmlformats.org/drawingml/2006/picture">
+                        <pic:nvPicPr>
+                          <pic:cNvPr id="0" name="" descr=""/>
+                          <pic:cNvPicPr>
+                            <a:picLocks noChangeAspect="1" noChangeArrowheads="1"/>
+                          </pic:cNvPicPr>
+                        </pic:nvPicPr>
+                        <pic:blipFill>
+                          <a:blip r:embed="rId8" cstate="none"/>
+                          <a:srcRect/>
+                          <a:stretch>
+                            <a:fillRect/>
+                          </a:stretch>
+                        </pic:blipFill>
+                        <pic:spPr bwMode="auto">
+                          <a:xfrm>
+                            <a:off x="0" y="0"/>
+                            <a:ext cx="142875" cy="142875"/>
+                          </a:xfrm>
+                          <a:prstGeom prst="rect">
+                            <a:avLst/>
+                          </a:prstGeom>
+                        </pic:spPr>
+                      </pic:pic>
+                    </a:graphicData>
+                  </a:graphic>
+                </wp:inline>
+              </w:drawing>
+            </w:r>
+            <w:r>
+              <w:rPr>
+                <w:rFonts w:ascii="Arial" w:cs="Arial" w:eastAsia="Arial" w:hAnsi="Arial"/>
+                <w:sz w:val="19"/>
+                <w:szCs w:val="19"/>
+              </w:rPr>
+              <w:t xml:space="preserve"> asking a question    </w:t>
+            </w:r>
+          </w:p>
+          <w:p>
+            <w:pPr>
+              <w:keepLines/>
+              <w:spacing w:after="0" w:before="0" w:line="260" w:lineRule="auto"/>
+            </w:pPr>
+            <w:r>
+              <w:drawing>
+                <wp:inline distT="0" distB="0" distL="0" distR="0">
+                  <wp:extent cx="142875" cy="142875"/>
+                  <wp:effectExtent t="0" r="0" b="0" l="0"/>
+                  <wp:docPr id="98" name="gap_box.png" descr="gap_box.png" title="gap_box.png"/>
+                  <wp:cNvGraphicFramePr>
+                    <a:graphicFrameLocks xmlns:a="http://schemas.openxmlformats.org/drawingml/2006/main" noChangeAspect="1"/>
+                  </wp:cNvGraphicFramePr>
+                  <a:graphic xmlns:a="http://schemas.openxmlformats.org/drawingml/2006/main">
+                    <a:graphicData uri="http://schemas.openxmlformats.org/drawingml/2006/picture">
+                      <pic:pic xmlns:pic="http://schemas.openxmlformats.org/drawingml/2006/picture">
+                        <pic:nvPicPr>
+                          <pic:cNvPr id="0" name="" descr=""/>
+                          <pic:cNvPicPr>
+                            <a:picLocks noChangeAspect="1" noChangeArrowheads="1"/>
+                          </pic:cNvPicPr>
+                        </pic:nvPicPr>
+                        <pic:blipFill>
+                          <a:blip r:embed="rId8" cstate="none"/>
+                          <a:srcRect/>
+                          <a:stretch>
+                            <a:fillRect/>
+                          </a:stretch>
+                        </pic:blipFill>
+                        <pic:spPr bwMode="auto">
+                          <a:xfrm>
+                            <a:off x="0" y="0"/>
+                            <a:ext cx="142875" cy="142875"/>
+                          </a:xfrm>
+                          <a:prstGeom prst="rect">
+                            <a:avLst/>
+                          </a:prstGeom>
+                        </pic:spPr>
+                      </pic:pic>
+                    </a:graphicData>
+                  </a:graphic>
+                </wp:inline>
+              </w:drawing>
+            </w:r>
+            <w:r>
+              <w:rPr>
+                <w:rFonts w:ascii="Arial" w:cs="Arial" w:eastAsia="Arial" w:hAnsi="Arial"/>
+                <w:sz w:val="19"/>
+                <w:szCs w:val="19"/>
+              </w:rPr>
+              <w:t xml:space="preserve"> I am still stuck (my tutor will come and help)    </w:t>
+            </w:r>
+            <w:r>
+              <w:drawing>
+                <wp:inline distT="0" distB="0" distL="0" distR="0">
+                  <wp:extent cx="142875" cy="142875"/>
+                  <wp:effectExtent t="0" r="0" b="0" l="0"/>
+                  <wp:docPr id="99" name="gap_box.png" descr="gap_box.png" title="gap_box.png"/>
                   <wp:cNvGraphicFramePr>
                     <a:graphicFrameLocks xmlns:a="http://schemas.openxmlformats.org/drawingml/2006/main" noChangeAspect="1"/>
                   </wp:cNvGraphicFramePr>
@@ -24534,7 +25799,7 @@
           <wp:inline distT="0" distB="0" distL="0" distR="0">
             <wp:extent cx="1952625" cy="1238250"/>
             <wp:effectExtent t="0" r="0" b="0" l="0"/>
-            <wp:docPr id="76" name="house.png" descr="house.png" title="house.png"/>
+            <wp:docPr id="100" name="house.png" descr="house.png" title="house.png"/>
             <wp:cNvGraphicFramePr>
               <a:graphicFrameLocks xmlns:a="http://schemas.openxmlformats.org/drawingml/2006/main" noChangeAspect="1"/>
             </wp:cNvGraphicFramePr>
@@ -24959,7 +26224,7 @@
           <wp:inline distT="0" distB="0" distL="0" distR="0">
             <wp:extent cx="3619500" cy="695325"/>
             <wp:effectExtent t="0" r="0" b="0" l="0"/>
-            <wp:docPr id="77" name="shapes6.png" descr="shapes6.png" title="shapes6.png"/>
+            <wp:docPr id="101" name="shapes6.png" descr="shapes6.png" title="shapes6.png"/>
             <wp:cNvGraphicFramePr>
               <a:graphicFrameLocks xmlns:a="http://schemas.openxmlformats.org/drawingml/2006/main" noChangeAspect="1"/>
             </wp:cNvGraphicFramePr>
@@ -26004,7 +27269,7 @@
           <wp:inline distT="0" distB="0" distL="0" distR="0">
             <wp:extent cx="3619500" cy="1266825"/>
             <wp:effectExtent t="0" r="0" b="0" l="0"/>
-            <wp:docPr id="78" name="trifigs_ab.png" descr="trifigs_ab.png" title="trifigs_ab.png"/>
+            <wp:docPr id="102" name="trifigs_ab.png" descr="trifigs_ab.png" title="trifigs_ab.png"/>
             <wp:cNvGraphicFramePr>
               <a:graphicFrameLocks xmlns:a="http://schemas.openxmlformats.org/drawingml/2006/main" noChangeAspect="1"/>
             </wp:cNvGraphicFramePr>
@@ -26188,7 +27453,7 @@
           <wp:inline distT="0" distB="0" distL="0" distR="0">
             <wp:extent cx="2095500" cy="1257300"/>
             <wp:effectExtent t="0" r="0" b="0" l="0"/>
-            <wp:docPr id="79" name="grid2x2.png" descr="grid2x2.png" title="grid2x2.png"/>
+            <wp:docPr id="103" name="grid2x2.png" descr="grid2x2.png" title="grid2x2.png"/>
             <wp:cNvGraphicFramePr>
               <a:graphicFrameLocks xmlns:a="http://schemas.openxmlformats.org/drawingml/2006/main" noChangeAspect="1"/>
             </wp:cNvGraphicFramePr>
@@ -26605,7 +27870,7 @@
                 <wp:inline distT="0" distB="0" distL="0" distR="0">
                   <wp:extent cx="142875" cy="142875"/>
                   <wp:effectExtent t="0" r="0" b="0" l="0"/>
-                  <wp:docPr id="80" name="gap_box.png" descr="gap_box.png" title="gap_box.png"/>
+                  <wp:docPr id="104" name="gap_box.png" descr="gap_box.png" title="gap_box.png"/>
                   <wp:cNvGraphicFramePr>
                     <a:graphicFrameLocks xmlns:a="http://schemas.openxmlformats.org/drawingml/2006/main" noChangeAspect="1"/>
                   </wp:cNvGraphicFramePr>
@@ -26653,7 +27918,7 @@
                 <wp:inline distT="0" distB="0" distL="0" distR="0">
                   <wp:extent cx="142875" cy="142875"/>
                   <wp:effectExtent t="0" r="0" b="0" l="0"/>
-                  <wp:docPr id="81" name="gap_box.png" descr="gap_box.png" title="gap_box.png"/>
+                  <wp:docPr id="105" name="gap_box.png" descr="gap_box.png" title="gap_box.png"/>
                   <wp:cNvGraphicFramePr>
                     <a:graphicFrameLocks xmlns:a="http://schemas.openxmlformats.org/drawingml/2006/main" noChangeAspect="1"/>
                   </wp:cNvGraphicFramePr>
@@ -26701,7 +27966,7 @@
                 <wp:inline distT="0" distB="0" distL="0" distR="0">
                   <wp:extent cx="142875" cy="142875"/>
                   <wp:effectExtent t="0" r="0" b="0" l="0"/>
-                  <wp:docPr id="82" name="gap_box.png" descr="gap_box.png" title="gap_box.png"/>
+                  <wp:docPr id="106" name="gap_box.png" descr="gap_box.png" title="gap_box.png"/>
                   <wp:cNvGraphicFramePr>
                     <a:graphicFrameLocks xmlns:a="http://schemas.openxmlformats.org/drawingml/2006/main" noChangeAspect="1"/>
                   </wp:cNvGraphicFramePr>
@@ -26749,7 +28014,7 @@
                 <wp:inline distT="0" distB="0" distL="0" distR="0">
                   <wp:extent cx="142875" cy="142875"/>
                   <wp:effectExtent t="0" r="0" b="0" l="0"/>
-                  <wp:docPr id="83" name="gap_box.png" descr="gap_box.png" title="gap_box.png"/>
+                  <wp:docPr id="107" name="gap_box.png" descr="gap_box.png" title="gap_box.png"/>
                   <wp:cNvGraphicFramePr>
                     <a:graphicFrameLocks xmlns:a="http://schemas.openxmlformats.org/drawingml/2006/main" noChangeAspect="1"/>
                   </wp:cNvGraphicFramePr>
@@ -26813,7 +28078,7 @@
                 <wp:inline distT="0" distB="0" distL="0" distR="0">
                   <wp:extent cx="142875" cy="142875"/>
                   <wp:effectExtent t="0" r="0" b="0" l="0"/>
-                  <wp:docPr id="84" name="gap_box.png" descr="gap_box.png" title="gap_box.png"/>
+                  <wp:docPr id="108" name="gap_box.png" descr="gap_box.png" title="gap_box.png"/>
                   <wp:cNvGraphicFramePr>
                     <a:graphicFrameLocks xmlns:a="http://schemas.openxmlformats.org/drawingml/2006/main" noChangeAspect="1"/>
                   </wp:cNvGraphicFramePr>
@@ -26861,7 +28126,7 @@
                 <wp:inline distT="0" distB="0" distL="0" distR="0">
                   <wp:extent cx="142875" cy="142875"/>
                   <wp:effectExtent t="0" r="0" b="0" l="0"/>
-                  <wp:docPr id="85" name="gap_box.png" descr="gap_box.png" title="gap_box.png"/>
+                  <wp:docPr id="109" name="gap_box.png" descr="gap_box.png" title="gap_box.png"/>
                   <wp:cNvGraphicFramePr>
                     <a:graphicFrameLocks xmlns:a="http://schemas.openxmlformats.org/drawingml/2006/main" noChangeAspect="1"/>
                   </wp:cNvGraphicFramePr>
@@ -26909,7 +28174,7 @@
                 <wp:inline distT="0" distB="0" distL="0" distR="0">
                   <wp:extent cx="142875" cy="142875"/>
                   <wp:effectExtent t="0" r="0" b="0" l="0"/>
-                  <wp:docPr id="86" name="gap_box.png" descr="gap_box.png" title="gap_box.png"/>
+                  <wp:docPr id="110" name="gap_box.png" descr="gap_box.png" title="gap_box.png"/>
                   <wp:cNvGraphicFramePr>
                     <a:graphicFrameLocks xmlns:a="http://schemas.openxmlformats.org/drawingml/2006/main" noChangeAspect="1"/>
                   </wp:cNvGraphicFramePr>
@@ -26957,7 +28222,7 @@
                 <wp:inline distT="0" distB="0" distL="0" distR="0">
                   <wp:extent cx="142875" cy="142875"/>
                   <wp:effectExtent t="0" r="0" b="0" l="0"/>
-                  <wp:docPr id="87" name="gap_box.png" descr="gap_box.png" title="gap_box.png"/>
+                  <wp:docPr id="111" name="gap_box.png" descr="gap_box.png" title="gap_box.png"/>
                   <wp:cNvGraphicFramePr>
                     <a:graphicFrameLocks xmlns:a="http://schemas.openxmlformats.org/drawingml/2006/main" noChangeAspect="1"/>
                   </wp:cNvGraphicFramePr>
@@ -27005,7 +28270,7 @@
                 <wp:inline distT="0" distB="0" distL="0" distR="0">
                   <wp:extent cx="142875" cy="142875"/>
                   <wp:effectExtent t="0" r="0" b="0" l="0"/>
-                  <wp:docPr id="88" name="gap_box.png" descr="gap_box.png" title="gap_box.png"/>
+                  <wp:docPr id="112" name="gap_box.png" descr="gap_box.png" title="gap_box.png"/>
                   <wp:cNvGraphicFramePr>
                     <a:graphicFrameLocks xmlns:a="http://schemas.openxmlformats.org/drawingml/2006/main" noChangeAspect="1"/>
                   </wp:cNvGraphicFramePr>
@@ -27052,14 +28317,24 @@
           <w:p>
             <w:pPr>
               <w:keepLines/>
-              <w:spacing w:after="0" w:before="0" w:line="260" w:lineRule="auto"/>
-            </w:pPr>
+              <w:spacing w:after="20" w:before="0" w:line="260" w:lineRule="auto"/>
+            </w:pPr>
+            <w:r>
+              <w:rPr>
+                <w:rFonts w:ascii="Arial" w:cs="Arial" w:eastAsia="Arial" w:hAnsi="Arial"/>
+                <w:b/>
+                <w:bCs/>
+                <w:sz w:val="20"/>
+                <w:szCs w:val="20"/>
+              </w:rPr>
+              <w:t xml:space="preserve">Next time I will try:   </w:t>
+            </w:r>
             <w:r>
               <w:drawing>
                 <wp:inline distT="0" distB="0" distL="0" distR="0">
                   <wp:extent cx="142875" cy="142875"/>
                   <wp:effectExtent t="0" r="0" b="0" l="0"/>
-                  <wp:docPr id="89" name="gap_box.png" descr="gap_box.png" title="gap_box.png"/>
+                  <wp:docPr id="113" name="gap_box.png" descr="gap_box.png" title="gap_box.png"/>
                   <wp:cNvGraphicFramePr>
                     <a:graphicFrameLocks xmlns:a="http://schemas.openxmlformats.org/drawingml/2006/main" noChangeAspect="1"/>
                   </wp:cNvGraphicFramePr>
@@ -27100,14 +28375,212 @@
                 <w:sz w:val="19"/>
                 <w:szCs w:val="19"/>
               </w:rPr>
-              <w:t xml:space="preserve"> I am still stuck (my tutor will come and help)    </w:t>
+              <w:t xml:space="preserve"> drawing it    </w:t>
             </w:r>
             <w:r>
               <w:drawing>
                 <wp:inline distT="0" distB="0" distL="0" distR="0">
                   <wp:extent cx="142875" cy="142875"/>
                   <wp:effectExtent t="0" r="0" b="0" l="0"/>
-                  <wp:docPr id="90" name="gap_box.png" descr="gap_box.png" title="gap_box.png"/>
+                  <wp:docPr id="114" name="gap_box.png" descr="gap_box.png" title="gap_box.png"/>
+                  <wp:cNvGraphicFramePr>
+                    <a:graphicFrameLocks xmlns:a="http://schemas.openxmlformats.org/drawingml/2006/main" noChangeAspect="1"/>
+                  </wp:cNvGraphicFramePr>
+                  <a:graphic xmlns:a="http://schemas.openxmlformats.org/drawingml/2006/main">
+                    <a:graphicData uri="http://schemas.openxmlformats.org/drawingml/2006/picture">
+                      <pic:pic xmlns:pic="http://schemas.openxmlformats.org/drawingml/2006/picture">
+                        <pic:nvPicPr>
+                          <pic:cNvPr id="0" name="" descr=""/>
+                          <pic:cNvPicPr>
+                            <a:picLocks noChangeAspect="1" noChangeArrowheads="1"/>
+                          </pic:cNvPicPr>
+                        </pic:nvPicPr>
+                        <pic:blipFill>
+                          <a:blip r:embed="rId8" cstate="none"/>
+                          <a:srcRect/>
+                          <a:stretch>
+                            <a:fillRect/>
+                          </a:stretch>
+                        </pic:blipFill>
+                        <pic:spPr bwMode="auto">
+                          <a:xfrm>
+                            <a:off x="0" y="0"/>
+                            <a:ext cx="142875" cy="142875"/>
+                          </a:xfrm>
+                          <a:prstGeom prst="rect">
+                            <a:avLst/>
+                          </a:prstGeom>
+                        </pic:spPr>
+                      </pic:pic>
+                    </a:graphicData>
+                  </a:graphic>
+                </wp:inline>
+              </w:drawing>
+            </w:r>
+            <w:r>
+              <w:rPr>
+                <w:rFonts w:ascii="Arial" w:cs="Arial" w:eastAsia="Arial" w:hAnsi="Arial"/>
+                <w:sz w:val="19"/>
+                <w:szCs w:val="19"/>
+              </w:rPr>
+              <w:t xml:space="preserve"> using objects    </w:t>
+            </w:r>
+            <w:r>
+              <w:drawing>
+                <wp:inline distT="0" distB="0" distL="0" distR="0">
+                  <wp:extent cx="142875" cy="142875"/>
+                  <wp:effectExtent t="0" r="0" b="0" l="0"/>
+                  <wp:docPr id="115" name="gap_box.png" descr="gap_box.png" title="gap_box.png"/>
+                  <wp:cNvGraphicFramePr>
+                    <a:graphicFrameLocks xmlns:a="http://schemas.openxmlformats.org/drawingml/2006/main" noChangeAspect="1"/>
+                  </wp:cNvGraphicFramePr>
+                  <a:graphic xmlns:a="http://schemas.openxmlformats.org/drawingml/2006/main">
+                    <a:graphicData uri="http://schemas.openxmlformats.org/drawingml/2006/picture">
+                      <pic:pic xmlns:pic="http://schemas.openxmlformats.org/drawingml/2006/picture">
+                        <pic:nvPicPr>
+                          <pic:cNvPr id="0" name="" descr=""/>
+                          <pic:cNvPicPr>
+                            <a:picLocks noChangeAspect="1" noChangeArrowheads="1"/>
+                          </pic:cNvPicPr>
+                        </pic:nvPicPr>
+                        <pic:blipFill>
+                          <a:blip r:embed="rId8" cstate="none"/>
+                          <a:srcRect/>
+                          <a:stretch>
+                            <a:fillRect/>
+                          </a:stretch>
+                        </pic:blipFill>
+                        <pic:spPr bwMode="auto">
+                          <a:xfrm>
+                            <a:off x="0" y="0"/>
+                            <a:ext cx="142875" cy="142875"/>
+                          </a:xfrm>
+                          <a:prstGeom prst="rect">
+                            <a:avLst/>
+                          </a:prstGeom>
+                        </pic:spPr>
+                      </pic:pic>
+                    </a:graphicData>
+                  </a:graphic>
+                </wp:inline>
+              </w:drawing>
+            </w:r>
+            <w:r>
+              <w:rPr>
+                <w:rFonts w:ascii="Arial" w:cs="Arial" w:eastAsia="Arial" w:hAnsi="Arial"/>
+                <w:sz w:val="19"/>
+                <w:szCs w:val="19"/>
+              </w:rPr>
+              <w:t xml:space="preserve"> checking my answer    </w:t>
+            </w:r>
+            <w:r>
+              <w:drawing>
+                <wp:inline distT="0" distB="0" distL="0" distR="0">
+                  <wp:extent cx="142875" cy="142875"/>
+                  <wp:effectExtent t="0" r="0" b="0" l="0"/>
+                  <wp:docPr id="116" name="gap_box.png" descr="gap_box.png" title="gap_box.png"/>
+                  <wp:cNvGraphicFramePr>
+                    <a:graphicFrameLocks xmlns:a="http://schemas.openxmlformats.org/drawingml/2006/main" noChangeAspect="1"/>
+                  </wp:cNvGraphicFramePr>
+                  <a:graphic xmlns:a="http://schemas.openxmlformats.org/drawingml/2006/main">
+                    <a:graphicData uri="http://schemas.openxmlformats.org/drawingml/2006/picture">
+                      <pic:pic xmlns:pic="http://schemas.openxmlformats.org/drawingml/2006/picture">
+                        <pic:nvPicPr>
+                          <pic:cNvPr id="0" name="" descr=""/>
+                          <pic:cNvPicPr>
+                            <a:picLocks noChangeAspect="1" noChangeArrowheads="1"/>
+                          </pic:cNvPicPr>
+                        </pic:nvPicPr>
+                        <pic:blipFill>
+                          <a:blip r:embed="rId8" cstate="none"/>
+                          <a:srcRect/>
+                          <a:stretch>
+                            <a:fillRect/>
+                          </a:stretch>
+                        </pic:blipFill>
+                        <pic:spPr bwMode="auto">
+                          <a:xfrm>
+                            <a:off x="0" y="0"/>
+                            <a:ext cx="142875" cy="142875"/>
+                          </a:xfrm>
+                          <a:prstGeom prst="rect">
+                            <a:avLst/>
+                          </a:prstGeom>
+                        </pic:spPr>
+                      </pic:pic>
+                    </a:graphicData>
+                  </a:graphic>
+                </wp:inline>
+              </w:drawing>
+            </w:r>
+            <w:r>
+              <w:rPr>
+                <w:rFonts w:ascii="Arial" w:cs="Arial" w:eastAsia="Arial" w:hAnsi="Arial"/>
+                <w:sz w:val="19"/>
+                <w:szCs w:val="19"/>
+              </w:rPr>
+              <w:t xml:space="preserve"> asking a question    </w:t>
+            </w:r>
+          </w:p>
+          <w:p>
+            <w:pPr>
+              <w:keepLines/>
+              <w:spacing w:after="0" w:before="0" w:line="260" w:lineRule="auto"/>
+            </w:pPr>
+            <w:r>
+              <w:drawing>
+                <wp:inline distT="0" distB="0" distL="0" distR="0">
+                  <wp:extent cx="142875" cy="142875"/>
+                  <wp:effectExtent t="0" r="0" b="0" l="0"/>
+                  <wp:docPr id="117" name="gap_box.png" descr="gap_box.png" title="gap_box.png"/>
+                  <wp:cNvGraphicFramePr>
+                    <a:graphicFrameLocks xmlns:a="http://schemas.openxmlformats.org/drawingml/2006/main" noChangeAspect="1"/>
+                  </wp:cNvGraphicFramePr>
+                  <a:graphic xmlns:a="http://schemas.openxmlformats.org/drawingml/2006/main">
+                    <a:graphicData uri="http://schemas.openxmlformats.org/drawingml/2006/picture">
+                      <pic:pic xmlns:pic="http://schemas.openxmlformats.org/drawingml/2006/picture">
+                        <pic:nvPicPr>
+                          <pic:cNvPr id="0" name="" descr=""/>
+                          <pic:cNvPicPr>
+                            <a:picLocks noChangeAspect="1" noChangeArrowheads="1"/>
+                          </pic:cNvPicPr>
+                        </pic:nvPicPr>
+                        <pic:blipFill>
+                          <a:blip r:embed="rId8" cstate="none"/>
+                          <a:srcRect/>
+                          <a:stretch>
+                            <a:fillRect/>
+                          </a:stretch>
+                        </pic:blipFill>
+                        <pic:spPr bwMode="auto">
+                          <a:xfrm>
+                            <a:off x="0" y="0"/>
+                            <a:ext cx="142875" cy="142875"/>
+                          </a:xfrm>
+                          <a:prstGeom prst="rect">
+                            <a:avLst/>
+                          </a:prstGeom>
+                        </pic:spPr>
+                      </pic:pic>
+                    </a:graphicData>
+                  </a:graphic>
+                </wp:inline>
+              </w:drawing>
+            </w:r>
+            <w:r>
+              <w:rPr>
+                <w:rFonts w:ascii="Arial" w:cs="Arial" w:eastAsia="Arial" w:hAnsi="Arial"/>
+                <w:sz w:val="19"/>
+                <w:szCs w:val="19"/>
+              </w:rPr>
+              <w:t xml:space="preserve"> I am still stuck (my tutor will come and help)    </w:t>
+            </w:r>
+            <w:r>
+              <w:drawing>
+                <wp:inline distT="0" distB="0" distL="0" distR="0">
+                  <wp:extent cx="142875" cy="142875"/>
+                  <wp:effectExtent t="0" r="0" b="0" l="0"/>
+                  <wp:docPr id="118" name="gap_box.png" descr="gap_box.png" title="gap_box.png"/>
                   <wp:cNvGraphicFramePr>
                     <a:graphicFrameLocks xmlns:a="http://schemas.openxmlformats.org/drawingml/2006/main" noChangeAspect="1"/>
                   </wp:cNvGraphicFramePr>
@@ -27784,7 +29257,54 @@
           <w:sz w:val="26"/>
           <w:szCs w:val="26"/>
         </w:rPr>
-        <w:t xml:space="preserve">A triangle has 4 lines drawn from the top corner to the bottom. How many triangles are there? Follow the pattern 3, 6, 10 … What would 5 lines give?</w:t>
+        <w:t xml:space="preserve">A big triangle has lines drawn from its top corner to the bottom. With 1 line there are 3 triangles, with 2 lines 6, with 3 lines 10. How many triangles with 4 lines? With 5 lines? Draw it to check.</w:t>
+      </w:r>
+    </w:p>
+    <w:p>
+      <w:pPr>
+        <w:keepLines/>
+        <w:spacing w:after="120" w:before="0" w:line="320" w:lineRule="auto"/>
+        <w:jc w:val="center"/>
+      </w:pPr>
+      <w:r>
+        <w:drawing>
+          <wp:inline distT="0" distB="0" distL="0" distR="0">
+            <wp:extent cx="4000500" cy="1000125"/>
+            <wp:effectExtent t="0" r="0" b="0" l="0"/>
+            <wp:docPr id="119" name="tri_lines.png" descr="tri_lines.png" title="tri_lines.png"/>
+            <wp:cNvGraphicFramePr>
+              <a:graphicFrameLocks xmlns:a="http://schemas.openxmlformats.org/drawingml/2006/main" noChangeAspect="1"/>
+            </wp:cNvGraphicFramePr>
+            <a:graphic xmlns:a="http://schemas.openxmlformats.org/drawingml/2006/main">
+              <a:graphicData uri="http://schemas.openxmlformats.org/drawingml/2006/picture">
+                <pic:pic xmlns:pic="http://schemas.openxmlformats.org/drawingml/2006/picture">
+                  <pic:nvPicPr>
+                    <pic:cNvPr id="0" name="" descr=""/>
+                    <pic:cNvPicPr>
+                      <a:picLocks noChangeAspect="1" noChangeArrowheads="1"/>
+                    </pic:cNvPicPr>
+                  </pic:nvPicPr>
+                  <pic:blipFill>
+                    <a:blip r:embed="rId22" cstate="none"/>
+                    <a:srcRect/>
+                    <a:stretch>
+                      <a:fillRect/>
+                    </a:stretch>
+                  </pic:blipFill>
+                  <pic:spPr bwMode="auto">
+                    <a:xfrm>
+                      <a:off x="0" y="0"/>
+                      <a:ext cx="4000500" cy="1000125"/>
+                    </a:xfrm>
+                    <a:prstGeom prst="rect">
+                      <a:avLst/>
+                    </a:prstGeom>
+                  </pic:spPr>
+                </pic:pic>
+              </a:graphicData>
+            </a:graphic>
+          </wp:inline>
+        </w:drawing>
       </w:r>
     </w:p>
     <w:p>
@@ -27816,15 +29336,6 @@
     </w:p>
     <w:p>
       <w:pPr>
-        <w:pBdr>
-          <w:bottom w:val="single" w:color="777777" w:sz="6" w:space="1"/>
-        </w:pBdr>
-        <w:spacing w:after="80" w:before="280"/>
-        <w:ind w:left="560"/>
-      </w:pPr>
-    </w:p>
-    <w:p>
-      <w:pPr>
         <w:keepNext/>
         <w:keepLines/>
         <w:spacing w:after="40" w:before="200" w:line="320" w:lineRule="auto"/>
@@ -27854,17 +29365,55 @@
           <w:sz w:val="26"/>
           <w:szCs w:val="26"/>
         </w:rPr>
-        <w:t xml:space="preserve">A square is cut into 4 equal squares. One of the small squares is cut into 4 even smaller squares. How many squares can you find altogether?</w:t>
-      </w:r>
-    </w:p>
-    <w:p>
-      <w:pPr>
-        <w:pBdr>
-          <w:bottom w:val="single" w:color="777777" w:sz="6" w:space="1"/>
-        </w:pBdr>
-        <w:spacing w:after="80" w:before="280"/>
-        <w:ind w:left="560"/>
-      </w:pPr>
+        <w:t xml:space="preserve">Draw a square and cut it into 4 equal squares. Then cut ONE of those small squares into 4 even smaller squares. How many squares can you find altogether? Count the small ones first, then the bigger ones.</w:t>
+      </w:r>
+    </w:p>
+    <w:p>
+      <w:pPr>
+        <w:keepLines/>
+        <w:spacing w:after="120" w:before="0" w:line="320" w:lineRule="auto"/>
+        <w:jc w:val="center"/>
+      </w:pPr>
+      <w:r>
+        <w:drawing>
+          <wp:inline distT="0" distB="0" distL="0" distR="0">
+            <wp:extent cx="1524000" cy="876300"/>
+            <wp:effectExtent t="0" r="0" b="0" l="0"/>
+            <wp:docPr id="120" name="nested_sq.png" descr="nested_sq.png" title="nested_sq.png"/>
+            <wp:cNvGraphicFramePr>
+              <a:graphicFrameLocks xmlns:a="http://schemas.openxmlformats.org/drawingml/2006/main" noChangeAspect="1"/>
+            </wp:cNvGraphicFramePr>
+            <a:graphic xmlns:a="http://schemas.openxmlformats.org/drawingml/2006/main">
+              <a:graphicData uri="http://schemas.openxmlformats.org/drawingml/2006/picture">
+                <pic:pic xmlns:pic="http://schemas.openxmlformats.org/drawingml/2006/picture">
+                  <pic:nvPicPr>
+                    <pic:cNvPr id="0" name="" descr=""/>
+                    <pic:cNvPicPr>
+                      <a:picLocks noChangeAspect="1" noChangeArrowheads="1"/>
+                    </pic:cNvPicPr>
+                  </pic:nvPicPr>
+                  <pic:blipFill>
+                    <a:blip r:embed="rId23" cstate="none"/>
+                    <a:srcRect/>
+                    <a:stretch>
+                      <a:fillRect/>
+                    </a:stretch>
+                  </pic:blipFill>
+                  <pic:spPr bwMode="auto">
+                    <a:xfrm>
+                      <a:off x="0" y="0"/>
+                      <a:ext cx="1524000" cy="876300"/>
+                    </a:xfrm>
+                    <a:prstGeom prst="rect">
+                      <a:avLst/>
+                    </a:prstGeom>
+                  </pic:spPr>
+                </pic:pic>
+              </a:graphicData>
+            </a:graphic>
+          </wp:inline>
+        </w:drawing>
+      </w:r>
     </w:p>
     <w:p>
       <w:pPr>
@@ -28429,7 +29978,7 @@
           <w:sz w:val="26"/>
           <w:szCs w:val="26"/>
         </w:rPr>
-        <w:t xml:space="preserve">Write each number from 1 to 10 in the right place in the two-loop picture.</w:t>
+        <w:t xml:space="preserve">Write the numbers 1 to 10 in the two-loop picture.</w:t>
       </w:r>
     </w:p>
     <w:tbl>
@@ -28539,7 +30088,7 @@
           <wp:inline distT="0" distB="0" distL="0" distR="0">
             <wp:extent cx="3048000" cy="1714500"/>
             <wp:effectExtent t="0" r="0" b="0" l="0"/>
-            <wp:docPr id="91" name="venn.png" descr="venn.png" title="venn.png"/>
+            <wp:docPr id="121" name="venn.png" descr="venn.png" title="venn.png"/>
             <wp:cNvGraphicFramePr>
               <a:graphicFrameLocks xmlns:a="http://schemas.openxmlformats.org/drawingml/2006/main" noChangeAspect="1"/>
             </wp:cNvGraphicFramePr>
@@ -28553,7 +30102,7 @@
                     </pic:cNvPicPr>
                   </pic:nvPicPr>
                   <pic:blipFill>
-                    <a:blip r:embed="rId22" cstate="none"/>
+                    <a:blip r:embed="rId24" cstate="none"/>
                     <a:srcRect/>
                     <a:stretch>
                       <a:fillRect/>
@@ -28597,7 +30146,7 @@
           <w:sz w:val="26"/>
           <w:szCs w:val="26"/>
         </w:rPr>
-        <w:t xml:space="preserve">Numbers that are in BOTH circles: ____________________</w:t>
+        <w:t xml:space="preserve">Numbers in BOTH circles: ____________________</w:t>
       </w:r>
     </w:p>
     <w:p>
@@ -28622,7 +30171,7 @@
           <w:sz w:val="26"/>
           <w:szCs w:val="26"/>
         </w:rPr>
-        <w:t xml:space="preserve">Why do those numbers belong in the middle?</w:t>
+        <w:t xml:space="preserve">Why are they in the middle?</w:t>
       </w:r>
     </w:p>
     <w:p>
@@ -28674,7 +30223,7 @@
           <w:sz w:val="26"/>
           <w:szCs w:val="26"/>
         </w:rPr>
-        <w:t xml:space="preserve">Who has which pet? Ali, Mei and Ben each have a different pet: a cat, a dog or a fish.</w:t>
+        <w:t xml:space="preserve">Who has which pet? Ali, Mei and Ben each have a different pet: cat, dog or fish.</w:t>
       </w:r>
     </w:p>
     <w:p>
@@ -28689,7 +30238,7 @@
           <w:sz w:val="26"/>
           <w:szCs w:val="26"/>
         </w:rPr>
-        <w:t xml:space="preserve">Clue 1: Ali does not have a cat or a dog.</w:t>
+        <w:t xml:space="preserve">Clue 1: Ali has no cat and no dog.</w:t>
       </w:r>
     </w:p>
     <w:p>
@@ -28721,7 +30270,7 @@
           <w:sz w:val="26"/>
           <w:szCs w:val="26"/>
         </w:rPr>
-        <w:t xml:space="preserve">Put a tick where it fits and a cross where it cannot. We crossed two boxes for you because of Clue 1.</w:t>
+        <w:t xml:space="preserve">Tick where it fits, cross where it cannot. Clue 1 is crossed for you.</w:t>
       </w:r>
     </w:p>
     <w:tbl>
@@ -29384,7 +30933,7 @@
           <w:sz w:val="26"/>
           <w:szCs w:val="26"/>
         </w:rPr>
-        <w:t xml:space="preserve">Mei is first. Ali is in front of Ben. Ben is in front of Sam. Where does each child stand?</w:t>
+        <w:t xml:space="preserve">Mei is first. Ali is in front of Ben. Ben is in front of Sam. Who stands where?</w:t>
       </w:r>
     </w:p>
     <w:tbl>
@@ -29723,7 +31272,7 @@
           <w:sz w:val="26"/>
           <w:szCs w:val="26"/>
         </w:rPr>
-        <w:t xml:space="preserve">If you have time: number riddles. Who am I?</w:t>
+        <w:t xml:space="preserve">If you have time: number riddle.</w:t>
       </w:r>
     </w:p>
     <w:p>
@@ -29748,7 +31297,7 @@
           <w:sz w:val="26"/>
           <w:szCs w:val="26"/>
         </w:rPr>
-        <w:t xml:space="preserve">I am between 10 and 20. I am odd. When you count in 5s, you say me.   ____</w:t>
+        <w:t xml:space="preserve">I am between 10 and 20. I am odd. You say me counting in 5s.   ____</w:t>
       </w:r>
     </w:p>
     <w:p>
@@ -29797,7 +31346,7 @@
           <w:sz w:val="26"/>
           <w:szCs w:val="26"/>
         </w:rPr>
-        <w:t xml:space="preserve">Explain why. Then try to find a second reason!</w:t>
+        <w:t xml:space="preserve">Explain why. Find a second reason.</w:t>
       </w:r>
     </w:p>
     <w:p>
@@ -30174,7 +31723,7 @@
                 <wp:inline distT="0" distB="0" distL="0" distR="0">
                   <wp:extent cx="142875" cy="142875"/>
                   <wp:effectExtent t="0" r="0" b="0" l="0"/>
-                  <wp:docPr id="92" name="gap_box.png" descr="gap_box.png" title="gap_box.png"/>
+                  <wp:docPr id="122" name="gap_box.png" descr="gap_box.png" title="gap_box.png"/>
                   <wp:cNvGraphicFramePr>
                     <a:graphicFrameLocks xmlns:a="http://schemas.openxmlformats.org/drawingml/2006/main" noChangeAspect="1"/>
                   </wp:cNvGraphicFramePr>
@@ -30222,7 +31771,7 @@
                 <wp:inline distT="0" distB="0" distL="0" distR="0">
                   <wp:extent cx="142875" cy="142875"/>
                   <wp:effectExtent t="0" r="0" b="0" l="0"/>
-                  <wp:docPr id="93" name="gap_box.png" descr="gap_box.png" title="gap_box.png"/>
+                  <wp:docPr id="123" name="gap_box.png" descr="gap_box.png" title="gap_box.png"/>
                   <wp:cNvGraphicFramePr>
                     <a:graphicFrameLocks xmlns:a="http://schemas.openxmlformats.org/drawingml/2006/main" noChangeAspect="1"/>
                   </wp:cNvGraphicFramePr>
@@ -30270,7 +31819,7 @@
                 <wp:inline distT="0" distB="0" distL="0" distR="0">
                   <wp:extent cx="142875" cy="142875"/>
                   <wp:effectExtent t="0" r="0" b="0" l="0"/>
-                  <wp:docPr id="94" name="gap_box.png" descr="gap_box.png" title="gap_box.png"/>
+                  <wp:docPr id="124" name="gap_box.png" descr="gap_box.png" title="gap_box.png"/>
                   <wp:cNvGraphicFramePr>
                     <a:graphicFrameLocks xmlns:a="http://schemas.openxmlformats.org/drawingml/2006/main" noChangeAspect="1"/>
                   </wp:cNvGraphicFramePr>
@@ -30318,7 +31867,7 @@
                 <wp:inline distT="0" distB="0" distL="0" distR="0">
                   <wp:extent cx="142875" cy="142875"/>
                   <wp:effectExtent t="0" r="0" b="0" l="0"/>
-                  <wp:docPr id="95" name="gap_box.png" descr="gap_box.png" title="gap_box.png"/>
+                  <wp:docPr id="125" name="gap_box.png" descr="gap_box.png" title="gap_box.png"/>
                   <wp:cNvGraphicFramePr>
                     <a:graphicFrameLocks xmlns:a="http://schemas.openxmlformats.org/drawingml/2006/main" noChangeAspect="1"/>
                   </wp:cNvGraphicFramePr>
@@ -30382,7 +31931,7 @@
                 <wp:inline distT="0" distB="0" distL="0" distR="0">
                   <wp:extent cx="142875" cy="142875"/>
                   <wp:effectExtent t="0" r="0" b="0" l="0"/>
-                  <wp:docPr id="96" name="gap_box.png" descr="gap_box.png" title="gap_box.png"/>
+                  <wp:docPr id="126" name="gap_box.png" descr="gap_box.png" title="gap_box.png"/>
                   <wp:cNvGraphicFramePr>
                     <a:graphicFrameLocks xmlns:a="http://schemas.openxmlformats.org/drawingml/2006/main" noChangeAspect="1"/>
                   </wp:cNvGraphicFramePr>
@@ -30430,7 +31979,7 @@
                 <wp:inline distT="0" distB="0" distL="0" distR="0">
                   <wp:extent cx="142875" cy="142875"/>
                   <wp:effectExtent t="0" r="0" b="0" l="0"/>
-                  <wp:docPr id="97" name="gap_box.png" descr="gap_box.png" title="gap_box.png"/>
+                  <wp:docPr id="127" name="gap_box.png" descr="gap_box.png" title="gap_box.png"/>
                   <wp:cNvGraphicFramePr>
                     <a:graphicFrameLocks xmlns:a="http://schemas.openxmlformats.org/drawingml/2006/main" noChangeAspect="1"/>
                   </wp:cNvGraphicFramePr>
@@ -30478,7 +32027,7 @@
                 <wp:inline distT="0" distB="0" distL="0" distR="0">
                   <wp:extent cx="142875" cy="142875"/>
                   <wp:effectExtent t="0" r="0" b="0" l="0"/>
-                  <wp:docPr id="98" name="gap_box.png" descr="gap_box.png" title="gap_box.png"/>
+                  <wp:docPr id="128" name="gap_box.png" descr="gap_box.png" title="gap_box.png"/>
                   <wp:cNvGraphicFramePr>
                     <a:graphicFrameLocks xmlns:a="http://schemas.openxmlformats.org/drawingml/2006/main" noChangeAspect="1"/>
                   </wp:cNvGraphicFramePr>
@@ -30526,7 +32075,7 @@
                 <wp:inline distT="0" distB="0" distL="0" distR="0">
                   <wp:extent cx="142875" cy="142875"/>
                   <wp:effectExtent t="0" r="0" b="0" l="0"/>
-                  <wp:docPr id="99" name="gap_box.png" descr="gap_box.png" title="gap_box.png"/>
+                  <wp:docPr id="129" name="gap_box.png" descr="gap_box.png" title="gap_box.png"/>
                   <wp:cNvGraphicFramePr>
                     <a:graphicFrameLocks xmlns:a="http://schemas.openxmlformats.org/drawingml/2006/main" noChangeAspect="1"/>
                   </wp:cNvGraphicFramePr>
@@ -30574,7 +32123,7 @@
                 <wp:inline distT="0" distB="0" distL="0" distR="0">
                   <wp:extent cx="142875" cy="142875"/>
                   <wp:effectExtent t="0" r="0" b="0" l="0"/>
-                  <wp:docPr id="100" name="gap_box.png" descr="gap_box.png" title="gap_box.png"/>
+                  <wp:docPr id="130" name="gap_box.png" descr="gap_box.png" title="gap_box.png"/>
                   <wp:cNvGraphicFramePr>
                     <a:graphicFrameLocks xmlns:a="http://schemas.openxmlformats.org/drawingml/2006/main" noChangeAspect="1"/>
                   </wp:cNvGraphicFramePr>
@@ -30621,14 +32170,24 @@
           <w:p>
             <w:pPr>
               <w:keepLines/>
-              <w:spacing w:after="0" w:before="0" w:line="260" w:lineRule="auto"/>
-            </w:pPr>
+              <w:spacing w:after="20" w:before="0" w:line="260" w:lineRule="auto"/>
+            </w:pPr>
+            <w:r>
+              <w:rPr>
+                <w:rFonts w:ascii="Arial" w:cs="Arial" w:eastAsia="Arial" w:hAnsi="Arial"/>
+                <w:b/>
+                <w:bCs/>
+                <w:sz w:val="20"/>
+                <w:szCs w:val="20"/>
+              </w:rPr>
+              <w:t xml:space="preserve">Next time I will try:   </w:t>
+            </w:r>
             <w:r>
               <w:drawing>
                 <wp:inline distT="0" distB="0" distL="0" distR="0">
                   <wp:extent cx="142875" cy="142875"/>
                   <wp:effectExtent t="0" r="0" b="0" l="0"/>
-                  <wp:docPr id="101" name="gap_box.png" descr="gap_box.png" title="gap_box.png"/>
+                  <wp:docPr id="131" name="gap_box.png" descr="gap_box.png" title="gap_box.png"/>
                   <wp:cNvGraphicFramePr>
                     <a:graphicFrameLocks xmlns:a="http://schemas.openxmlformats.org/drawingml/2006/main" noChangeAspect="1"/>
                   </wp:cNvGraphicFramePr>
@@ -30669,14 +32228,212 @@
                 <w:sz w:val="19"/>
                 <w:szCs w:val="19"/>
               </w:rPr>
-              <w:t xml:space="preserve"> I am still stuck (my tutor will come and help)    </w:t>
+              <w:t xml:space="preserve"> drawing it    </w:t>
             </w:r>
             <w:r>
               <w:drawing>
                 <wp:inline distT="0" distB="0" distL="0" distR="0">
                   <wp:extent cx="142875" cy="142875"/>
                   <wp:effectExtent t="0" r="0" b="0" l="0"/>
-                  <wp:docPr id="102" name="gap_box.png" descr="gap_box.png" title="gap_box.png"/>
+                  <wp:docPr id="132" name="gap_box.png" descr="gap_box.png" title="gap_box.png"/>
+                  <wp:cNvGraphicFramePr>
+                    <a:graphicFrameLocks xmlns:a="http://schemas.openxmlformats.org/drawingml/2006/main" noChangeAspect="1"/>
+                  </wp:cNvGraphicFramePr>
+                  <a:graphic xmlns:a="http://schemas.openxmlformats.org/drawingml/2006/main">
+                    <a:graphicData uri="http://schemas.openxmlformats.org/drawingml/2006/picture">
+                      <pic:pic xmlns:pic="http://schemas.openxmlformats.org/drawingml/2006/picture">
+                        <pic:nvPicPr>
+                          <pic:cNvPr id="0" name="" descr=""/>
+                          <pic:cNvPicPr>
+                            <a:picLocks noChangeAspect="1" noChangeArrowheads="1"/>
+                          </pic:cNvPicPr>
+                        </pic:nvPicPr>
+                        <pic:blipFill>
+                          <a:blip r:embed="rId8" cstate="none"/>
+                          <a:srcRect/>
+                          <a:stretch>
+                            <a:fillRect/>
+                          </a:stretch>
+                        </pic:blipFill>
+                        <pic:spPr bwMode="auto">
+                          <a:xfrm>
+                            <a:off x="0" y="0"/>
+                            <a:ext cx="142875" cy="142875"/>
+                          </a:xfrm>
+                          <a:prstGeom prst="rect">
+                            <a:avLst/>
+                          </a:prstGeom>
+                        </pic:spPr>
+                      </pic:pic>
+                    </a:graphicData>
+                  </a:graphic>
+                </wp:inline>
+              </w:drawing>
+            </w:r>
+            <w:r>
+              <w:rPr>
+                <w:rFonts w:ascii="Arial" w:cs="Arial" w:eastAsia="Arial" w:hAnsi="Arial"/>
+                <w:sz w:val="19"/>
+                <w:szCs w:val="19"/>
+              </w:rPr>
+              <w:t xml:space="preserve"> using objects    </w:t>
+            </w:r>
+            <w:r>
+              <w:drawing>
+                <wp:inline distT="0" distB="0" distL="0" distR="0">
+                  <wp:extent cx="142875" cy="142875"/>
+                  <wp:effectExtent t="0" r="0" b="0" l="0"/>
+                  <wp:docPr id="133" name="gap_box.png" descr="gap_box.png" title="gap_box.png"/>
+                  <wp:cNvGraphicFramePr>
+                    <a:graphicFrameLocks xmlns:a="http://schemas.openxmlformats.org/drawingml/2006/main" noChangeAspect="1"/>
+                  </wp:cNvGraphicFramePr>
+                  <a:graphic xmlns:a="http://schemas.openxmlformats.org/drawingml/2006/main">
+                    <a:graphicData uri="http://schemas.openxmlformats.org/drawingml/2006/picture">
+                      <pic:pic xmlns:pic="http://schemas.openxmlformats.org/drawingml/2006/picture">
+                        <pic:nvPicPr>
+                          <pic:cNvPr id="0" name="" descr=""/>
+                          <pic:cNvPicPr>
+                            <a:picLocks noChangeAspect="1" noChangeArrowheads="1"/>
+                          </pic:cNvPicPr>
+                        </pic:nvPicPr>
+                        <pic:blipFill>
+                          <a:blip r:embed="rId8" cstate="none"/>
+                          <a:srcRect/>
+                          <a:stretch>
+                            <a:fillRect/>
+                          </a:stretch>
+                        </pic:blipFill>
+                        <pic:spPr bwMode="auto">
+                          <a:xfrm>
+                            <a:off x="0" y="0"/>
+                            <a:ext cx="142875" cy="142875"/>
+                          </a:xfrm>
+                          <a:prstGeom prst="rect">
+                            <a:avLst/>
+                          </a:prstGeom>
+                        </pic:spPr>
+                      </pic:pic>
+                    </a:graphicData>
+                  </a:graphic>
+                </wp:inline>
+              </w:drawing>
+            </w:r>
+            <w:r>
+              <w:rPr>
+                <w:rFonts w:ascii="Arial" w:cs="Arial" w:eastAsia="Arial" w:hAnsi="Arial"/>
+                <w:sz w:val="19"/>
+                <w:szCs w:val="19"/>
+              </w:rPr>
+              <w:t xml:space="preserve"> checking my answer    </w:t>
+            </w:r>
+            <w:r>
+              <w:drawing>
+                <wp:inline distT="0" distB="0" distL="0" distR="0">
+                  <wp:extent cx="142875" cy="142875"/>
+                  <wp:effectExtent t="0" r="0" b="0" l="0"/>
+                  <wp:docPr id="134" name="gap_box.png" descr="gap_box.png" title="gap_box.png"/>
+                  <wp:cNvGraphicFramePr>
+                    <a:graphicFrameLocks xmlns:a="http://schemas.openxmlformats.org/drawingml/2006/main" noChangeAspect="1"/>
+                  </wp:cNvGraphicFramePr>
+                  <a:graphic xmlns:a="http://schemas.openxmlformats.org/drawingml/2006/main">
+                    <a:graphicData uri="http://schemas.openxmlformats.org/drawingml/2006/picture">
+                      <pic:pic xmlns:pic="http://schemas.openxmlformats.org/drawingml/2006/picture">
+                        <pic:nvPicPr>
+                          <pic:cNvPr id="0" name="" descr=""/>
+                          <pic:cNvPicPr>
+                            <a:picLocks noChangeAspect="1" noChangeArrowheads="1"/>
+                          </pic:cNvPicPr>
+                        </pic:nvPicPr>
+                        <pic:blipFill>
+                          <a:blip r:embed="rId8" cstate="none"/>
+                          <a:srcRect/>
+                          <a:stretch>
+                            <a:fillRect/>
+                          </a:stretch>
+                        </pic:blipFill>
+                        <pic:spPr bwMode="auto">
+                          <a:xfrm>
+                            <a:off x="0" y="0"/>
+                            <a:ext cx="142875" cy="142875"/>
+                          </a:xfrm>
+                          <a:prstGeom prst="rect">
+                            <a:avLst/>
+                          </a:prstGeom>
+                        </pic:spPr>
+                      </pic:pic>
+                    </a:graphicData>
+                  </a:graphic>
+                </wp:inline>
+              </w:drawing>
+            </w:r>
+            <w:r>
+              <w:rPr>
+                <w:rFonts w:ascii="Arial" w:cs="Arial" w:eastAsia="Arial" w:hAnsi="Arial"/>
+                <w:sz w:val="19"/>
+                <w:szCs w:val="19"/>
+              </w:rPr>
+              <w:t xml:space="preserve"> asking a question    </w:t>
+            </w:r>
+          </w:p>
+          <w:p>
+            <w:pPr>
+              <w:keepLines/>
+              <w:spacing w:after="0" w:before="0" w:line="260" w:lineRule="auto"/>
+            </w:pPr>
+            <w:r>
+              <w:drawing>
+                <wp:inline distT="0" distB="0" distL="0" distR="0">
+                  <wp:extent cx="142875" cy="142875"/>
+                  <wp:effectExtent t="0" r="0" b="0" l="0"/>
+                  <wp:docPr id="135" name="gap_box.png" descr="gap_box.png" title="gap_box.png"/>
+                  <wp:cNvGraphicFramePr>
+                    <a:graphicFrameLocks xmlns:a="http://schemas.openxmlformats.org/drawingml/2006/main" noChangeAspect="1"/>
+                  </wp:cNvGraphicFramePr>
+                  <a:graphic xmlns:a="http://schemas.openxmlformats.org/drawingml/2006/main">
+                    <a:graphicData uri="http://schemas.openxmlformats.org/drawingml/2006/picture">
+                      <pic:pic xmlns:pic="http://schemas.openxmlformats.org/drawingml/2006/picture">
+                        <pic:nvPicPr>
+                          <pic:cNvPr id="0" name="" descr=""/>
+                          <pic:cNvPicPr>
+                            <a:picLocks noChangeAspect="1" noChangeArrowheads="1"/>
+                          </pic:cNvPicPr>
+                        </pic:nvPicPr>
+                        <pic:blipFill>
+                          <a:blip r:embed="rId8" cstate="none"/>
+                          <a:srcRect/>
+                          <a:stretch>
+                            <a:fillRect/>
+                          </a:stretch>
+                        </pic:blipFill>
+                        <pic:spPr bwMode="auto">
+                          <a:xfrm>
+                            <a:off x="0" y="0"/>
+                            <a:ext cx="142875" cy="142875"/>
+                          </a:xfrm>
+                          <a:prstGeom prst="rect">
+                            <a:avLst/>
+                          </a:prstGeom>
+                        </pic:spPr>
+                      </pic:pic>
+                    </a:graphicData>
+                  </a:graphic>
+                </wp:inline>
+              </w:drawing>
+            </w:r>
+            <w:r>
+              <w:rPr>
+                <w:rFonts w:ascii="Arial" w:cs="Arial" w:eastAsia="Arial" w:hAnsi="Arial"/>
+                <w:sz w:val="19"/>
+                <w:szCs w:val="19"/>
+              </w:rPr>
+              <w:t xml:space="preserve"> I am still stuck (my tutor will come and help)    </w:t>
+            </w:r>
+            <w:r>
+              <w:drawing>
+                <wp:inline distT="0" distB="0" distL="0" distR="0">
+                  <wp:extent cx="142875" cy="142875"/>
+                  <wp:effectExtent t="0" r="0" b="0" l="0"/>
+                  <wp:docPr id="136" name="gap_box.png" descr="gap_box.png" title="gap_box.png"/>
                   <wp:cNvGraphicFramePr>
                     <a:graphicFrameLocks xmlns:a="http://schemas.openxmlformats.org/drawingml/2006/main" noChangeAspect="1"/>
                   </wp:cNvGraphicFramePr>
@@ -31881,7 +33638,7 @@
           <wp:inline distT="0" distB="0" distL="0" distR="0">
             <wp:extent cx="3810000" cy="1524000"/>
             <wp:effectExtent t="0" r="0" b="0" l="0"/>
-            <wp:docPr id="103" name="ribbons.png" descr="ribbons.png" title="ribbons.png"/>
+            <wp:docPr id="137" name="ribbons.png" descr="ribbons.png" title="ribbons.png"/>
             <wp:cNvGraphicFramePr>
               <a:graphicFrameLocks xmlns:a="http://schemas.openxmlformats.org/drawingml/2006/main" noChangeAspect="1"/>
             </wp:cNvGraphicFramePr>
@@ -31895,7 +33652,7 @@
                     </pic:cNvPicPr>
                   </pic:nvPicPr>
                   <pic:blipFill>
-                    <a:blip r:embed="rId23" cstate="none"/>
+                    <a:blip r:embed="rId25" cstate="none"/>
                     <a:srcRect/>
                     <a:stretch>
                       <a:fillRect/>
@@ -32832,301 +34589,7 @@
           <w:sz w:val="26"/>
           <w:szCs w:val="26"/>
         </w:rPr>
-        <w:t xml:space="preserve">Ali measures a desk with his hand span. It is 6 spans long. Mei measures the same desk with her hand span. It is 8 spans long.</w:t>
-      </w:r>
-    </w:p>
-    <w:p>
-      <w:pPr>
-        <w:keepLines/>
-        <w:spacing w:after="120" w:before="0" w:line="320" w:lineRule="auto"/>
-        <w:ind w:left="1000" w:hanging="440"/>
-      </w:pPr>
-      <w:r>
-        <w:rPr>
-          <w:rFonts w:ascii="Arial" w:cs="Arial" w:eastAsia="Arial" w:hAnsi="Arial"/>
-          <w:b/>
-          <w:bCs/>
-          <w:sz w:val="26"/>
-          <w:szCs w:val="26"/>
-        </w:rPr>
-        <w:t xml:space="preserve">(a)  </w:t>
-      </w:r>
-      <w:r>
-        <w:rPr>
-          <w:rFonts w:ascii="Arial" w:cs="Arial" w:eastAsia="Arial" w:hAnsi="Arial"/>
-          <w:sz w:val="26"/>
-          <w:szCs w:val="26"/>
-        </w:rPr>
-        <w:t xml:space="preserve">Whose hand span is longer?   ____________</w:t>
-      </w:r>
-    </w:p>
-    <w:p>
-      <w:pPr>
-        <w:keepLines/>
-        <w:spacing w:after="120" w:before="0" w:line="320" w:lineRule="auto"/>
-        <w:ind w:left="1000" w:hanging="440"/>
-      </w:pPr>
-      <w:r>
-        <w:rPr>
-          <w:rFonts w:ascii="Arial" w:cs="Arial" w:eastAsia="Arial" w:hAnsi="Arial"/>
-          <w:b/>
-          <w:bCs/>
-          <w:sz w:val="26"/>
-          <w:szCs w:val="26"/>
-        </w:rPr>
-        <w:t xml:space="preserve">(b)  </w:t>
-      </w:r>
-      <w:r>
-        <w:rPr>
-          <w:rFonts w:ascii="Arial" w:cs="Arial" w:eastAsia="Arial" w:hAnsi="Arial"/>
-          <w:sz w:val="26"/>
-          <w:szCs w:val="26"/>
-        </w:rPr>
-        <w:t xml:space="preserve">How do you know? (Hint: measure one line with paper clips, then with cubes. Which unit gives the bigger number?)</w:t>
-      </w:r>
-    </w:p>
-    <w:p>
-      <w:pPr>
-        <w:pBdr>
-          <w:bottom w:val="single" w:color="777777" w:sz="6" w:space="1"/>
-        </w:pBdr>
-        <w:spacing w:after="80" w:before="280"/>
-        <w:ind w:left="560"/>
-      </w:pPr>
-    </w:p>
-    <w:p>
-      <w:pPr>
-        <w:pBdr>
-          <w:bottom w:val="single" w:color="777777" w:sz="6" w:space="1"/>
-        </w:pBdr>
-        <w:spacing w:after="80" w:before="280"/>
-        <w:ind w:left="560"/>
-      </w:pPr>
-    </w:p>
-    <w:p>
-      <w:pPr>
-        <w:keepLines/>
-        <w:spacing w:after="120" w:before="160" w:line="320" w:lineRule="auto"/>
-        <w:ind w:left="560" w:hanging="560"/>
-      </w:pPr>
-      <w:r>
-        <w:rPr>
-          <w:rFonts w:ascii="Arial" w:cs="Arial" w:eastAsia="Arial" w:hAnsi="Arial"/>
-          <w:b/>
-          <w:bCs/>
-          <w:sz w:val="26"/>
-          <w:szCs w:val="26"/>
-        </w:rPr>
-        <w:t xml:space="preserve">4.</w:t>
-      </w:r>
-      <w:r>
-        <w:rPr>
-          <w:rFonts w:ascii="Arial" w:cs="Arial" w:eastAsia="Arial" w:hAnsi="Arial"/>
-          <w:sz w:val="26"/>
-          <w:szCs w:val="26"/>
-        </w:rPr>
-        <w:tab/>
-      </w:r>
-      <w:r>
-        <w:rPr>
-          <w:rFonts w:ascii="Arial" w:cs="Arial" w:eastAsia="Arial" w:hAnsi="Arial"/>
-          <w:sz w:val="26"/>
-          <w:szCs w:val="26"/>
-        </w:rPr>
-        <w:t xml:space="preserve">If you have time: one paper clip is as long as 2 erasers.</w:t>
-      </w:r>
-    </w:p>
-    <w:p>
-      <w:pPr>
-        <w:keepLines/>
-        <w:spacing w:after="120" w:before="0" w:line="320" w:lineRule="auto"/>
-        <w:ind w:left="1000" w:hanging="440"/>
-      </w:pPr>
-      <w:r>
-        <w:rPr>
-          <w:rFonts w:ascii="Arial" w:cs="Arial" w:eastAsia="Arial" w:hAnsi="Arial"/>
-          <w:b/>
-          <w:bCs/>
-          <w:sz w:val="26"/>
-          <w:szCs w:val="26"/>
-        </w:rPr>
-        <w:t xml:space="preserve">(a)  </w:t>
-      </w:r>
-      <w:r>
-        <w:rPr>
-          <w:rFonts w:ascii="Arial" w:cs="Arial" w:eastAsia="Arial" w:hAnsi="Arial"/>
-          <w:sz w:val="26"/>
-          <w:szCs w:val="26"/>
-        </w:rPr>
-        <w:t xml:space="preserve">A desk is 5 paper clips long. How many erasers long is it?   ____</w:t>
-      </w:r>
-    </w:p>
-    <w:p>
-      <w:pPr>
-        <w:keepLines/>
-        <w:spacing w:after="120" w:before="0" w:line="320" w:lineRule="auto"/>
-        <w:ind w:left="1000" w:hanging="440"/>
-      </w:pPr>
-      <w:r>
-        <w:rPr>
-          <w:rFonts w:ascii="Arial" w:cs="Arial" w:eastAsia="Arial" w:hAnsi="Arial"/>
-          <w:b/>
-          <w:bCs/>
-          <w:sz w:val="26"/>
-          <w:szCs w:val="26"/>
-        </w:rPr>
-        <w:t xml:space="preserve">(b)  </w:t>
-      </w:r>
-      <w:r>
-        <w:rPr>
-          <w:rFonts w:ascii="Arial" w:cs="Arial" w:eastAsia="Arial" w:hAnsi="Arial"/>
-          <w:sz w:val="26"/>
-          <w:szCs w:val="26"/>
-        </w:rPr>
-        <w:t xml:space="preserve">A pencil is 12 erasers long. How many paper clips long is it?   ____</w:t>
-      </w:r>
-    </w:p>
-    <w:p>
-      <w:pPr>
-        <w:keepNext/>
-        <w:keepLines/>
-        <w:spacing w:after="120" w:before="160" w:line="320" w:lineRule="auto"/>
-        <w:ind w:left="560" w:hanging="560"/>
-      </w:pPr>
-      <w:r>
-        <w:rPr>
-          <w:rFonts w:ascii="Arial" w:cs="Arial" w:eastAsia="Arial" w:hAnsi="Arial"/>
-          <w:b/>
-          <w:bCs/>
-          <w:sz w:val="26"/>
-          <w:szCs w:val="26"/>
-        </w:rPr>
-        <w:t xml:space="preserve">5.</w:t>
-      </w:r>
-      <w:r>
-        <w:rPr>
-          <w:rFonts w:ascii="Arial" w:cs="Arial" w:eastAsia="Arial" w:hAnsi="Arial"/>
-          <w:sz w:val="26"/>
-          <w:szCs w:val="26"/>
-        </w:rPr>
-        <w:tab/>
-      </w:r>
-      <w:r>
-        <w:rPr>
-          <w:rFonts w:ascii="Arial" w:cs="Arial" w:eastAsia="Arial" w:hAnsi="Arial"/>
-          <w:sz w:val="26"/>
-          <w:szCs w:val="26"/>
-        </w:rPr>
-        <w:t xml:space="preserve">Mei’s pencil is 8 cubes long. Ali’s pencil is 3 cubes longer than Mei’s. Ben’s pencil is 2 cubes shorter than Mei’s.</w:t>
-      </w:r>
-    </w:p>
-    <w:p>
-      <w:pPr>
-        <w:keepLines/>
-        <w:spacing w:after="120" w:before="0" w:line="320" w:lineRule="auto"/>
-        <w:ind w:left="1000" w:hanging="440"/>
-      </w:pPr>
-      <w:r>
-        <w:rPr>
-          <w:rFonts w:ascii="Arial" w:cs="Arial" w:eastAsia="Arial" w:hAnsi="Arial"/>
-          <w:b/>
-          <w:bCs/>
-          <w:sz w:val="26"/>
-          <w:szCs w:val="26"/>
-        </w:rPr>
-        <w:t xml:space="preserve">(a)  </w:t>
-      </w:r>
-      <w:r>
-        <w:rPr>
-          <w:rFonts w:ascii="Arial" w:cs="Arial" w:eastAsia="Arial" w:hAnsi="Arial"/>
-          <w:sz w:val="26"/>
-          <w:szCs w:val="26"/>
-        </w:rPr>
-        <w:t xml:space="preserve">How long is Ali’s pencil?   ____ cubes</w:t>
-      </w:r>
-    </w:p>
-    <w:p>
-      <w:pPr>
-        <w:keepLines/>
-        <w:spacing w:after="120" w:before="0" w:line="320" w:lineRule="auto"/>
-        <w:ind w:left="1000" w:hanging="440"/>
-      </w:pPr>
-      <w:r>
-        <w:rPr>
-          <w:rFonts w:ascii="Arial" w:cs="Arial" w:eastAsia="Arial" w:hAnsi="Arial"/>
-          <w:b/>
-          <w:bCs/>
-          <w:sz w:val="26"/>
-          <w:szCs w:val="26"/>
-        </w:rPr>
-        <w:t xml:space="preserve">(b)  </w:t>
-      </w:r>
-      <w:r>
-        <w:rPr>
-          <w:rFonts w:ascii="Arial" w:cs="Arial" w:eastAsia="Arial" w:hAnsi="Arial"/>
-          <w:sz w:val="26"/>
-          <w:szCs w:val="26"/>
-        </w:rPr>
-        <w:t xml:space="preserve">How long is Ben’s pencil?   ____ cubes</w:t>
-      </w:r>
-    </w:p>
-    <w:p>
-      <w:pPr>
-        <w:keepLines/>
-        <w:spacing w:after="120" w:before="0" w:line="320" w:lineRule="auto"/>
-        <w:ind w:left="1000" w:hanging="440"/>
-      </w:pPr>
-      <w:r>
-        <w:rPr>
-          <w:rFonts w:ascii="Arial" w:cs="Arial" w:eastAsia="Arial" w:hAnsi="Arial"/>
-          <w:b/>
-          <w:bCs/>
-          <w:sz w:val="26"/>
-          <w:szCs w:val="26"/>
-        </w:rPr>
-        <w:t xml:space="preserve">(c)  </w:t>
-      </w:r>
-      <w:r>
-        <w:rPr>
-          <w:rFonts w:ascii="Arial" w:cs="Arial" w:eastAsia="Arial" w:hAnsi="Arial"/>
-          <w:sz w:val="26"/>
-          <w:szCs w:val="26"/>
-        </w:rPr>
-        <w:t xml:space="preserve">If all three pencils are put end to end, how many cubes long are they?   ____ cubes</w:t>
-      </w:r>
-    </w:p>
-    <w:p>
-      <w:pPr>
-        <w:keepNext/>
-        <w:keepLines/>
-        <w:spacing w:after="120" w:before="160" w:line="320" w:lineRule="auto"/>
-        <w:ind w:left="560" w:hanging="560"/>
-      </w:pPr>
-      <w:r>
-        <w:rPr>
-          <w:rFonts w:ascii="Arial" w:cs="Arial" w:eastAsia="Arial" w:hAnsi="Arial"/>
-          <w:b/>
-          <w:bCs/>
-          <w:sz w:val="26"/>
-          <w:szCs w:val="26"/>
-        </w:rPr>
-        <w:t xml:space="preserve">6.</w:t>
-      </w:r>
-      <w:r>
-        <w:rPr>
-          <w:rFonts w:ascii="Arial" w:cs="Arial" w:eastAsia="Arial" w:hAnsi="Arial"/>
-          <w:sz w:val="26"/>
-          <w:szCs w:val="26"/>
-        </w:rPr>
-        <w:tab/>
-      </w:r>
-      <w:r>
-        <w:rPr>
-          <w:rFonts w:ascii="Arial" w:cs="Arial" w:eastAsia="Arial" w:hAnsi="Arial"/>
-          <w:sz w:val="26"/>
-          <w:szCs w:val="26"/>
-        </w:rPr>
-        <w:t xml:space="preserve">Use the ruler picture (or your own ruler).</w:t>
+        <w:t xml:space="preserve">Ali’s desk is 6 spans long. Mei measures the same desk: 8 spans.</w:t>
       </w:r>
     </w:p>
     <w:p>
@@ -33138,9 +34601,9 @@
       <w:r>
         <w:drawing>
           <wp:inline distT="0" distB="0" distL="0" distR="0">
-            <wp:extent cx="5715000" cy="1238250"/>
+            <wp:extent cx="4191000" cy="1047750"/>
             <wp:effectExtent t="0" r="0" b="0" l="0"/>
-            <wp:docPr id="104" name="ruler_q6.png" descr="ruler_q6.png" title="ruler_q6.png"/>
+            <wp:docPr id="138" name="desk_spans.png" descr="desk_spans.png" title="desk_spans.png"/>
             <wp:cNvGraphicFramePr>
               <a:graphicFrameLocks xmlns:a="http://schemas.openxmlformats.org/drawingml/2006/main" noChangeAspect="1"/>
             </wp:cNvGraphicFramePr>
@@ -33154,7 +34617,348 @@
                     </pic:cNvPicPr>
                   </pic:nvPicPr>
                   <pic:blipFill>
-                    <a:blip r:embed="rId24" cstate="none"/>
+                    <a:blip r:embed="rId26" cstate="none"/>
+                    <a:srcRect/>
+                    <a:stretch>
+                      <a:fillRect/>
+                    </a:stretch>
+                  </pic:blipFill>
+                  <pic:spPr bwMode="auto">
+                    <a:xfrm>
+                      <a:off x="0" y="0"/>
+                      <a:ext cx="4191000" cy="1047750"/>
+                    </a:xfrm>
+                    <a:prstGeom prst="rect">
+                      <a:avLst/>
+                    </a:prstGeom>
+                  </pic:spPr>
+                </pic:pic>
+              </a:graphicData>
+            </a:graphic>
+          </wp:inline>
+        </w:drawing>
+      </w:r>
+    </w:p>
+    <w:p>
+      <w:pPr>
+        <w:keepLines/>
+        <w:spacing w:after="120" w:before="0" w:line="320" w:lineRule="auto"/>
+        <w:ind w:left="1000" w:hanging="440"/>
+      </w:pPr>
+      <w:r>
+        <w:rPr>
+          <w:rFonts w:ascii="Arial" w:cs="Arial" w:eastAsia="Arial" w:hAnsi="Arial"/>
+          <w:b/>
+          <w:bCs/>
+          <w:sz w:val="26"/>
+          <w:szCs w:val="26"/>
+        </w:rPr>
+        <w:t xml:space="preserve">(a)  </w:t>
+      </w:r>
+      <w:r>
+        <w:rPr>
+          <w:rFonts w:ascii="Arial" w:cs="Arial" w:eastAsia="Arial" w:hAnsi="Arial"/>
+          <w:sz w:val="26"/>
+          <w:szCs w:val="26"/>
+        </w:rPr>
+        <w:t xml:space="preserve">Whose span is longer?   ____________</w:t>
+      </w:r>
+    </w:p>
+    <w:p>
+      <w:pPr>
+        <w:keepLines/>
+        <w:spacing w:after="120" w:before="0" w:line="320" w:lineRule="auto"/>
+        <w:ind w:left="1000" w:hanging="440"/>
+      </w:pPr>
+      <w:r>
+        <w:rPr>
+          <w:rFonts w:ascii="Arial" w:cs="Arial" w:eastAsia="Arial" w:hAnsi="Arial"/>
+          <w:b/>
+          <w:bCs/>
+          <w:sz w:val="26"/>
+          <w:szCs w:val="26"/>
+        </w:rPr>
+        <w:t xml:space="preserve">(b)  </w:t>
+      </w:r>
+      <w:r>
+        <w:rPr>
+          <w:rFonts w:ascii="Arial" w:cs="Arial" w:eastAsia="Arial" w:hAnsi="Arial"/>
+          <w:sz w:val="26"/>
+          <w:szCs w:val="26"/>
+        </w:rPr>
+        <w:t xml:space="preserve">How do you know?</w:t>
+      </w:r>
+    </w:p>
+    <w:p>
+      <w:pPr>
+        <w:pBdr>
+          <w:bottom w:val="single" w:color="777777" w:sz="6" w:space="1"/>
+        </w:pBdr>
+        <w:spacing w:after="80" w:before="280"/>
+        <w:ind w:left="560"/>
+      </w:pPr>
+    </w:p>
+    <w:p>
+      <w:pPr>
+        <w:pBdr>
+          <w:bottom w:val="single" w:color="777777" w:sz="6" w:space="1"/>
+        </w:pBdr>
+        <w:spacing w:after="80" w:before="280"/>
+        <w:ind w:left="560"/>
+      </w:pPr>
+    </w:p>
+    <w:p>
+      <w:pPr>
+        <w:keepLines/>
+        <w:spacing w:after="120" w:before="160" w:line="320" w:lineRule="auto"/>
+        <w:ind w:left="560" w:hanging="560"/>
+      </w:pPr>
+      <w:r>
+        <w:rPr>
+          <w:rFonts w:ascii="Arial" w:cs="Arial" w:eastAsia="Arial" w:hAnsi="Arial"/>
+          <w:b/>
+          <w:bCs/>
+          <w:sz w:val="26"/>
+          <w:szCs w:val="26"/>
+        </w:rPr>
+        <w:t xml:space="preserve">4.</w:t>
+      </w:r>
+      <w:r>
+        <w:rPr>
+          <w:rFonts w:ascii="Arial" w:cs="Arial" w:eastAsia="Arial" w:hAnsi="Arial"/>
+          <w:sz w:val="26"/>
+          <w:szCs w:val="26"/>
+        </w:rPr>
+        <w:tab/>
+      </w:r>
+      <w:r>
+        <w:rPr>
+          <w:rFonts w:ascii="Arial" w:cs="Arial" w:eastAsia="Arial" w:hAnsi="Arial"/>
+          <w:sz w:val="26"/>
+          <w:szCs w:val="26"/>
+        </w:rPr>
+        <w:t xml:space="preserve">If you have time: 1 clip = 2 erasers.</w:t>
+      </w:r>
+    </w:p>
+    <w:p>
+      <w:pPr>
+        <w:keepLines/>
+        <w:spacing w:after="120" w:before="0" w:line="320" w:lineRule="auto"/>
+        <w:ind w:left="1000" w:hanging="440"/>
+      </w:pPr>
+      <w:r>
+        <w:rPr>
+          <w:rFonts w:ascii="Arial" w:cs="Arial" w:eastAsia="Arial" w:hAnsi="Arial"/>
+          <w:b/>
+          <w:bCs/>
+          <w:sz w:val="26"/>
+          <w:szCs w:val="26"/>
+        </w:rPr>
+        <w:t xml:space="preserve">(a)  </w:t>
+      </w:r>
+      <w:r>
+        <w:rPr>
+          <w:rFonts w:ascii="Arial" w:cs="Arial" w:eastAsia="Arial" w:hAnsi="Arial"/>
+          <w:sz w:val="26"/>
+          <w:szCs w:val="26"/>
+        </w:rPr>
+        <w:t xml:space="preserve">A desk is 5 clips. How many erasers? (Draw it or count in 2s.)   ____</w:t>
+      </w:r>
+    </w:p>
+    <w:p>
+      <w:pPr>
+        <w:keepLines/>
+        <w:spacing w:after="120" w:before="0" w:line="320" w:lineRule="auto"/>
+        <w:ind w:left="1000" w:hanging="440"/>
+      </w:pPr>
+      <w:r>
+        <w:rPr>
+          <w:rFonts w:ascii="Arial" w:cs="Arial" w:eastAsia="Arial" w:hAnsi="Arial"/>
+          <w:b/>
+          <w:bCs/>
+          <w:sz w:val="26"/>
+          <w:szCs w:val="26"/>
+        </w:rPr>
+        <w:t xml:space="preserve">(b)  </w:t>
+      </w:r>
+      <w:r>
+        <w:rPr>
+          <w:rFonts w:ascii="Arial" w:cs="Arial" w:eastAsia="Arial" w:hAnsi="Arial"/>
+          <w:sz w:val="26"/>
+          <w:szCs w:val="26"/>
+        </w:rPr>
+        <w:t xml:space="preserve">A pencil is 12 erasers long. How many clips?   ____</w:t>
+      </w:r>
+    </w:p>
+    <w:p>
+      <w:pPr>
+        <w:keepNext/>
+        <w:keepLines/>
+        <w:spacing w:after="120" w:before="160" w:line="320" w:lineRule="auto"/>
+        <w:ind w:left="560" w:hanging="560"/>
+      </w:pPr>
+      <w:r>
+        <w:rPr>
+          <w:rFonts w:ascii="Arial" w:cs="Arial" w:eastAsia="Arial" w:hAnsi="Arial"/>
+          <w:b/>
+          <w:bCs/>
+          <w:sz w:val="26"/>
+          <w:szCs w:val="26"/>
+        </w:rPr>
+        <w:t xml:space="preserve">5.</w:t>
+      </w:r>
+      <w:r>
+        <w:rPr>
+          <w:rFonts w:ascii="Arial" w:cs="Arial" w:eastAsia="Arial" w:hAnsi="Arial"/>
+          <w:sz w:val="26"/>
+          <w:szCs w:val="26"/>
+        </w:rPr>
+        <w:tab/>
+      </w:r>
+      <w:r>
+        <w:rPr>
+          <w:rFonts w:ascii="Arial" w:cs="Arial" w:eastAsia="Arial" w:hAnsi="Arial"/>
+          <w:sz w:val="26"/>
+          <w:szCs w:val="26"/>
+        </w:rPr>
+        <w:t xml:space="preserve">Mei’s pencil is 8 cubes. Ali’s is 3 cubes longer. Ben’s is 2 cubes shorter.</w:t>
+      </w:r>
+    </w:p>
+    <w:p>
+      <w:pPr>
+        <w:keepLines/>
+        <w:spacing w:after="120" w:before="0" w:line="320" w:lineRule="auto"/>
+        <w:ind w:left="1000" w:hanging="440"/>
+      </w:pPr>
+      <w:r>
+        <w:rPr>
+          <w:rFonts w:ascii="Arial" w:cs="Arial" w:eastAsia="Arial" w:hAnsi="Arial"/>
+          <w:b/>
+          <w:bCs/>
+          <w:sz w:val="26"/>
+          <w:szCs w:val="26"/>
+        </w:rPr>
+        <w:t xml:space="preserve">(a)  </w:t>
+      </w:r>
+      <w:r>
+        <w:rPr>
+          <w:rFonts w:ascii="Arial" w:cs="Arial" w:eastAsia="Arial" w:hAnsi="Arial"/>
+          <w:sz w:val="26"/>
+          <w:szCs w:val="26"/>
+        </w:rPr>
+        <w:t xml:space="preserve">How long is Ali’s pencil?   ____ cubes</w:t>
+      </w:r>
+    </w:p>
+    <w:p>
+      <w:pPr>
+        <w:keepLines/>
+        <w:spacing w:after="120" w:before="0" w:line="320" w:lineRule="auto"/>
+        <w:ind w:left="1000" w:hanging="440"/>
+      </w:pPr>
+      <w:r>
+        <w:rPr>
+          <w:rFonts w:ascii="Arial" w:cs="Arial" w:eastAsia="Arial" w:hAnsi="Arial"/>
+          <w:b/>
+          <w:bCs/>
+          <w:sz w:val="26"/>
+          <w:szCs w:val="26"/>
+        </w:rPr>
+        <w:t xml:space="preserve">(b)  </w:t>
+      </w:r>
+      <w:r>
+        <w:rPr>
+          <w:rFonts w:ascii="Arial" w:cs="Arial" w:eastAsia="Arial" w:hAnsi="Arial"/>
+          <w:sz w:val="26"/>
+          <w:szCs w:val="26"/>
+        </w:rPr>
+        <w:t xml:space="preserve">How long is Ben’s pencil?   ____ cubes</w:t>
+      </w:r>
+    </w:p>
+    <w:p>
+      <w:pPr>
+        <w:keepLines/>
+        <w:spacing w:after="120" w:before="0" w:line="320" w:lineRule="auto"/>
+        <w:ind w:left="1000" w:hanging="440"/>
+      </w:pPr>
+      <w:r>
+        <w:rPr>
+          <w:rFonts w:ascii="Arial" w:cs="Arial" w:eastAsia="Arial" w:hAnsi="Arial"/>
+          <w:b/>
+          <w:bCs/>
+          <w:sz w:val="26"/>
+          <w:szCs w:val="26"/>
+        </w:rPr>
+        <w:t xml:space="preserve">(c)  </w:t>
+      </w:r>
+      <w:r>
+        <w:rPr>
+          <w:rFonts w:ascii="Arial" w:cs="Arial" w:eastAsia="Arial" w:hAnsi="Arial"/>
+          <w:sz w:val="26"/>
+          <w:szCs w:val="26"/>
+        </w:rPr>
+        <w:t xml:space="preserve">All three end to end: ____ cubes?</w:t>
+      </w:r>
+    </w:p>
+    <w:p>
+      <w:pPr>
+        <w:keepNext/>
+        <w:keepLines/>
+        <w:spacing w:after="120" w:before="160" w:line="320" w:lineRule="auto"/>
+        <w:ind w:left="560" w:hanging="560"/>
+      </w:pPr>
+      <w:r>
+        <w:rPr>
+          <w:rFonts w:ascii="Arial" w:cs="Arial" w:eastAsia="Arial" w:hAnsi="Arial"/>
+          <w:b/>
+          <w:bCs/>
+          <w:sz w:val="26"/>
+          <w:szCs w:val="26"/>
+        </w:rPr>
+        <w:t xml:space="preserve">6.</w:t>
+      </w:r>
+      <w:r>
+        <w:rPr>
+          <w:rFonts w:ascii="Arial" w:cs="Arial" w:eastAsia="Arial" w:hAnsi="Arial"/>
+          <w:sz w:val="26"/>
+          <w:szCs w:val="26"/>
+        </w:rPr>
+        <w:tab/>
+      </w:r>
+      <w:r>
+        <w:rPr>
+          <w:rFonts w:ascii="Arial" w:cs="Arial" w:eastAsia="Arial" w:hAnsi="Arial"/>
+          <w:sz w:val="26"/>
+          <w:szCs w:val="26"/>
+        </w:rPr>
+        <w:t xml:space="preserve">Read the ruler.</w:t>
+      </w:r>
+    </w:p>
+    <w:p>
+      <w:pPr>
+        <w:keepLines/>
+        <w:spacing w:after="120" w:before="0" w:line="320" w:lineRule="auto"/>
+        <w:jc w:val="center"/>
+      </w:pPr>
+      <w:r>
+        <w:drawing>
+          <wp:inline distT="0" distB="0" distL="0" distR="0">
+            <wp:extent cx="5715000" cy="1238250"/>
+            <wp:effectExtent t="0" r="0" b="0" l="0"/>
+            <wp:docPr id="139" name="ruler_q6.png" descr="ruler_q6.png" title="ruler_q6.png"/>
+            <wp:cNvGraphicFramePr>
+              <a:graphicFrameLocks xmlns:a="http://schemas.openxmlformats.org/drawingml/2006/main" noChangeAspect="1"/>
+            </wp:cNvGraphicFramePr>
+            <a:graphic xmlns:a="http://schemas.openxmlformats.org/drawingml/2006/main">
+              <a:graphicData uri="http://schemas.openxmlformats.org/drawingml/2006/picture">
+                <pic:pic xmlns:pic="http://schemas.openxmlformats.org/drawingml/2006/picture">
+                  <pic:nvPicPr>
+                    <pic:cNvPr id="0" name="" descr=""/>
+                    <pic:cNvPicPr>
+                      <a:picLocks noChangeAspect="1" noChangeArrowheads="1"/>
+                    </pic:cNvPicPr>
+                  </pic:nvPicPr>
+                  <pic:blipFill>
+                    <a:blip r:embed="rId27" cstate="none"/>
                     <a:srcRect/>
                     <a:stretch>
                       <a:fillRect/>
@@ -33198,7 +35002,7 @@
           <w:sz w:val="26"/>
           <w:szCs w:val="26"/>
         </w:rPr>
-        <w:t xml:space="preserve">A pencil lies from the 0 cm mark to the 12 cm mark. How long is it?   ____ cm</w:t>
+        <w:t xml:space="preserve">The pencil goes from 0 to 12 cm. How long?   ____ cm</w:t>
       </w:r>
     </w:p>
     <w:p>
@@ -33223,7 +35027,7 @@
           <w:sz w:val="26"/>
           <w:szCs w:val="26"/>
         </w:rPr>
-        <w:t xml:space="preserve">A crayon lies from the 3 cm mark to the 8 cm mark. How long is it? (Put a finger on 3 and hop to 8, counting each space.)   ____ cm</w:t>
+        <w:t xml:space="preserve">The crayon goes from 3 to 8 cm. How long? (Hop from 3 to 8.)   ____ cm</w:t>
       </w:r>
     </w:p>
     <w:p>
@@ -33248,7 +35052,7 @@
           <w:sz w:val="26"/>
           <w:szCs w:val="26"/>
         </w:rPr>
-        <w:t xml:space="preserve">Measure your own pencil with your ruler.   ____ cm.   Is it longer or shorter than 10 cm?   ____________</w:t>
+        <w:t xml:space="preserve">My pencil: ____ cm. Longer or shorter than 10 cm?   ________</w:t>
       </w:r>
     </w:p>
     <w:p>
@@ -33607,7 +35411,7 @@
                 <wp:inline distT="0" distB="0" distL="0" distR="0">
                   <wp:extent cx="142875" cy="142875"/>
                   <wp:effectExtent t="0" r="0" b="0" l="0"/>
-                  <wp:docPr id="105" name="gap_box.png" descr="gap_box.png" title="gap_box.png"/>
+                  <wp:docPr id="140" name="gap_box.png" descr="gap_box.png" title="gap_box.png"/>
                   <wp:cNvGraphicFramePr>
                     <a:graphicFrameLocks xmlns:a="http://schemas.openxmlformats.org/drawingml/2006/main" noChangeAspect="1"/>
                   </wp:cNvGraphicFramePr>
@@ -33655,7 +35459,7 @@
                 <wp:inline distT="0" distB="0" distL="0" distR="0">
                   <wp:extent cx="142875" cy="142875"/>
                   <wp:effectExtent t="0" r="0" b="0" l="0"/>
-                  <wp:docPr id="106" name="gap_box.png" descr="gap_box.png" title="gap_box.png"/>
+                  <wp:docPr id="141" name="gap_box.png" descr="gap_box.png" title="gap_box.png"/>
                   <wp:cNvGraphicFramePr>
                     <a:graphicFrameLocks xmlns:a="http://schemas.openxmlformats.org/drawingml/2006/main" noChangeAspect="1"/>
                   </wp:cNvGraphicFramePr>
@@ -33703,7 +35507,7 @@
                 <wp:inline distT="0" distB="0" distL="0" distR="0">
                   <wp:extent cx="142875" cy="142875"/>
                   <wp:effectExtent t="0" r="0" b="0" l="0"/>
-                  <wp:docPr id="107" name="gap_box.png" descr="gap_box.png" title="gap_box.png"/>
+                  <wp:docPr id="142" name="gap_box.png" descr="gap_box.png" title="gap_box.png"/>
                   <wp:cNvGraphicFramePr>
                     <a:graphicFrameLocks xmlns:a="http://schemas.openxmlformats.org/drawingml/2006/main" noChangeAspect="1"/>
                   </wp:cNvGraphicFramePr>
@@ -33751,7 +35555,7 @@
                 <wp:inline distT="0" distB="0" distL="0" distR="0">
                   <wp:extent cx="142875" cy="142875"/>
                   <wp:effectExtent t="0" r="0" b="0" l="0"/>
-                  <wp:docPr id="108" name="gap_box.png" descr="gap_box.png" title="gap_box.png"/>
+                  <wp:docPr id="143" name="gap_box.png" descr="gap_box.png" title="gap_box.png"/>
                   <wp:cNvGraphicFramePr>
                     <a:graphicFrameLocks xmlns:a="http://schemas.openxmlformats.org/drawingml/2006/main" noChangeAspect="1"/>
                   </wp:cNvGraphicFramePr>
@@ -33815,7 +35619,7 @@
                 <wp:inline distT="0" distB="0" distL="0" distR="0">
                   <wp:extent cx="142875" cy="142875"/>
                   <wp:effectExtent t="0" r="0" b="0" l="0"/>
-                  <wp:docPr id="109" name="gap_box.png" descr="gap_box.png" title="gap_box.png"/>
+                  <wp:docPr id="144" name="gap_box.png" descr="gap_box.png" title="gap_box.png"/>
                   <wp:cNvGraphicFramePr>
                     <a:graphicFrameLocks xmlns:a="http://schemas.openxmlformats.org/drawingml/2006/main" noChangeAspect="1"/>
                   </wp:cNvGraphicFramePr>
@@ -33863,7 +35667,7 @@
                 <wp:inline distT="0" distB="0" distL="0" distR="0">
                   <wp:extent cx="142875" cy="142875"/>
                   <wp:effectExtent t="0" r="0" b="0" l="0"/>
-                  <wp:docPr id="110" name="gap_box.png" descr="gap_box.png" title="gap_box.png"/>
+                  <wp:docPr id="145" name="gap_box.png" descr="gap_box.png" title="gap_box.png"/>
                   <wp:cNvGraphicFramePr>
                     <a:graphicFrameLocks xmlns:a="http://schemas.openxmlformats.org/drawingml/2006/main" noChangeAspect="1"/>
                   </wp:cNvGraphicFramePr>
@@ -33911,7 +35715,7 @@
                 <wp:inline distT="0" distB="0" distL="0" distR="0">
                   <wp:extent cx="142875" cy="142875"/>
                   <wp:effectExtent t="0" r="0" b="0" l="0"/>
-                  <wp:docPr id="111" name="gap_box.png" descr="gap_box.png" title="gap_box.png"/>
+                  <wp:docPr id="146" name="gap_box.png" descr="gap_box.png" title="gap_box.png"/>
                   <wp:cNvGraphicFramePr>
                     <a:graphicFrameLocks xmlns:a="http://schemas.openxmlformats.org/drawingml/2006/main" noChangeAspect="1"/>
                   </wp:cNvGraphicFramePr>
@@ -33959,7 +35763,7 @@
                 <wp:inline distT="0" distB="0" distL="0" distR="0">
                   <wp:extent cx="142875" cy="142875"/>
                   <wp:effectExtent t="0" r="0" b="0" l="0"/>
-                  <wp:docPr id="112" name="gap_box.png" descr="gap_box.png" title="gap_box.png"/>
+                  <wp:docPr id="147" name="gap_box.png" descr="gap_box.png" title="gap_box.png"/>
                   <wp:cNvGraphicFramePr>
                     <a:graphicFrameLocks xmlns:a="http://schemas.openxmlformats.org/drawingml/2006/main" noChangeAspect="1"/>
                   </wp:cNvGraphicFramePr>
@@ -34007,7 +35811,7 @@
                 <wp:inline distT="0" distB="0" distL="0" distR="0">
                   <wp:extent cx="142875" cy="142875"/>
                   <wp:effectExtent t="0" r="0" b="0" l="0"/>
-                  <wp:docPr id="113" name="gap_box.png" descr="gap_box.png" title="gap_box.png"/>
+                  <wp:docPr id="148" name="gap_box.png" descr="gap_box.png" title="gap_box.png"/>
                   <wp:cNvGraphicFramePr>
                     <a:graphicFrameLocks xmlns:a="http://schemas.openxmlformats.org/drawingml/2006/main" noChangeAspect="1"/>
                   </wp:cNvGraphicFramePr>
@@ -34054,14 +35858,24 @@
           <w:p>
             <w:pPr>
               <w:keepLines/>
-              <w:spacing w:after="0" w:before="0" w:line="260" w:lineRule="auto"/>
-            </w:pPr>
+              <w:spacing w:after="20" w:before="0" w:line="260" w:lineRule="auto"/>
+            </w:pPr>
+            <w:r>
+              <w:rPr>
+                <w:rFonts w:ascii="Arial" w:cs="Arial" w:eastAsia="Arial" w:hAnsi="Arial"/>
+                <w:b/>
+                <w:bCs/>
+                <w:sz w:val="20"/>
+                <w:szCs w:val="20"/>
+              </w:rPr>
+              <w:t xml:space="preserve">Next time I will try:   </w:t>
+            </w:r>
             <w:r>
               <w:drawing>
                 <wp:inline distT="0" distB="0" distL="0" distR="0">
                   <wp:extent cx="142875" cy="142875"/>
                   <wp:effectExtent t="0" r="0" b="0" l="0"/>
-                  <wp:docPr id="114" name="gap_box.png" descr="gap_box.png" title="gap_box.png"/>
+                  <wp:docPr id="149" name="gap_box.png" descr="gap_box.png" title="gap_box.png"/>
                   <wp:cNvGraphicFramePr>
                     <a:graphicFrameLocks xmlns:a="http://schemas.openxmlformats.org/drawingml/2006/main" noChangeAspect="1"/>
                   </wp:cNvGraphicFramePr>
@@ -34102,14 +35916,212 @@
                 <w:sz w:val="19"/>
                 <w:szCs w:val="19"/>
               </w:rPr>
-              <w:t xml:space="preserve"> I am still stuck (my tutor will come and help)    </w:t>
+              <w:t xml:space="preserve"> drawing it    </w:t>
             </w:r>
             <w:r>
               <w:drawing>
                 <wp:inline distT="0" distB="0" distL="0" distR="0">
                   <wp:extent cx="142875" cy="142875"/>
                   <wp:effectExtent t="0" r="0" b="0" l="0"/>
-                  <wp:docPr id="115" name="gap_box.png" descr="gap_box.png" title="gap_box.png"/>
+                  <wp:docPr id="150" name="gap_box.png" descr="gap_box.png" title="gap_box.png"/>
+                  <wp:cNvGraphicFramePr>
+                    <a:graphicFrameLocks xmlns:a="http://schemas.openxmlformats.org/drawingml/2006/main" noChangeAspect="1"/>
+                  </wp:cNvGraphicFramePr>
+                  <a:graphic xmlns:a="http://schemas.openxmlformats.org/drawingml/2006/main">
+                    <a:graphicData uri="http://schemas.openxmlformats.org/drawingml/2006/picture">
+                      <pic:pic xmlns:pic="http://schemas.openxmlformats.org/drawingml/2006/picture">
+                        <pic:nvPicPr>
+                          <pic:cNvPr id="0" name="" descr=""/>
+                          <pic:cNvPicPr>
+                            <a:picLocks noChangeAspect="1" noChangeArrowheads="1"/>
+                          </pic:cNvPicPr>
+                        </pic:nvPicPr>
+                        <pic:blipFill>
+                          <a:blip r:embed="rId8" cstate="none"/>
+                          <a:srcRect/>
+                          <a:stretch>
+                            <a:fillRect/>
+                          </a:stretch>
+                        </pic:blipFill>
+                        <pic:spPr bwMode="auto">
+                          <a:xfrm>
+                            <a:off x="0" y="0"/>
+                            <a:ext cx="142875" cy="142875"/>
+                          </a:xfrm>
+                          <a:prstGeom prst="rect">
+                            <a:avLst/>
+                          </a:prstGeom>
+                        </pic:spPr>
+                      </pic:pic>
+                    </a:graphicData>
+                  </a:graphic>
+                </wp:inline>
+              </w:drawing>
+            </w:r>
+            <w:r>
+              <w:rPr>
+                <w:rFonts w:ascii="Arial" w:cs="Arial" w:eastAsia="Arial" w:hAnsi="Arial"/>
+                <w:sz w:val="19"/>
+                <w:szCs w:val="19"/>
+              </w:rPr>
+              <w:t xml:space="preserve"> using objects    </w:t>
+            </w:r>
+            <w:r>
+              <w:drawing>
+                <wp:inline distT="0" distB="0" distL="0" distR="0">
+                  <wp:extent cx="142875" cy="142875"/>
+                  <wp:effectExtent t="0" r="0" b="0" l="0"/>
+                  <wp:docPr id="151" name="gap_box.png" descr="gap_box.png" title="gap_box.png"/>
+                  <wp:cNvGraphicFramePr>
+                    <a:graphicFrameLocks xmlns:a="http://schemas.openxmlformats.org/drawingml/2006/main" noChangeAspect="1"/>
+                  </wp:cNvGraphicFramePr>
+                  <a:graphic xmlns:a="http://schemas.openxmlformats.org/drawingml/2006/main">
+                    <a:graphicData uri="http://schemas.openxmlformats.org/drawingml/2006/picture">
+                      <pic:pic xmlns:pic="http://schemas.openxmlformats.org/drawingml/2006/picture">
+                        <pic:nvPicPr>
+                          <pic:cNvPr id="0" name="" descr=""/>
+                          <pic:cNvPicPr>
+                            <a:picLocks noChangeAspect="1" noChangeArrowheads="1"/>
+                          </pic:cNvPicPr>
+                        </pic:nvPicPr>
+                        <pic:blipFill>
+                          <a:blip r:embed="rId8" cstate="none"/>
+                          <a:srcRect/>
+                          <a:stretch>
+                            <a:fillRect/>
+                          </a:stretch>
+                        </pic:blipFill>
+                        <pic:spPr bwMode="auto">
+                          <a:xfrm>
+                            <a:off x="0" y="0"/>
+                            <a:ext cx="142875" cy="142875"/>
+                          </a:xfrm>
+                          <a:prstGeom prst="rect">
+                            <a:avLst/>
+                          </a:prstGeom>
+                        </pic:spPr>
+                      </pic:pic>
+                    </a:graphicData>
+                  </a:graphic>
+                </wp:inline>
+              </w:drawing>
+            </w:r>
+            <w:r>
+              <w:rPr>
+                <w:rFonts w:ascii="Arial" w:cs="Arial" w:eastAsia="Arial" w:hAnsi="Arial"/>
+                <w:sz w:val="19"/>
+                <w:szCs w:val="19"/>
+              </w:rPr>
+              <w:t xml:space="preserve"> checking my answer    </w:t>
+            </w:r>
+            <w:r>
+              <w:drawing>
+                <wp:inline distT="0" distB="0" distL="0" distR="0">
+                  <wp:extent cx="142875" cy="142875"/>
+                  <wp:effectExtent t="0" r="0" b="0" l="0"/>
+                  <wp:docPr id="152" name="gap_box.png" descr="gap_box.png" title="gap_box.png"/>
+                  <wp:cNvGraphicFramePr>
+                    <a:graphicFrameLocks xmlns:a="http://schemas.openxmlformats.org/drawingml/2006/main" noChangeAspect="1"/>
+                  </wp:cNvGraphicFramePr>
+                  <a:graphic xmlns:a="http://schemas.openxmlformats.org/drawingml/2006/main">
+                    <a:graphicData uri="http://schemas.openxmlformats.org/drawingml/2006/picture">
+                      <pic:pic xmlns:pic="http://schemas.openxmlformats.org/drawingml/2006/picture">
+                        <pic:nvPicPr>
+                          <pic:cNvPr id="0" name="" descr=""/>
+                          <pic:cNvPicPr>
+                            <a:picLocks noChangeAspect="1" noChangeArrowheads="1"/>
+                          </pic:cNvPicPr>
+                        </pic:nvPicPr>
+                        <pic:blipFill>
+                          <a:blip r:embed="rId8" cstate="none"/>
+                          <a:srcRect/>
+                          <a:stretch>
+                            <a:fillRect/>
+                          </a:stretch>
+                        </pic:blipFill>
+                        <pic:spPr bwMode="auto">
+                          <a:xfrm>
+                            <a:off x="0" y="0"/>
+                            <a:ext cx="142875" cy="142875"/>
+                          </a:xfrm>
+                          <a:prstGeom prst="rect">
+                            <a:avLst/>
+                          </a:prstGeom>
+                        </pic:spPr>
+                      </pic:pic>
+                    </a:graphicData>
+                  </a:graphic>
+                </wp:inline>
+              </w:drawing>
+            </w:r>
+            <w:r>
+              <w:rPr>
+                <w:rFonts w:ascii="Arial" w:cs="Arial" w:eastAsia="Arial" w:hAnsi="Arial"/>
+                <w:sz w:val="19"/>
+                <w:szCs w:val="19"/>
+              </w:rPr>
+              <w:t xml:space="preserve"> asking a question    </w:t>
+            </w:r>
+          </w:p>
+          <w:p>
+            <w:pPr>
+              <w:keepLines/>
+              <w:spacing w:after="0" w:before="0" w:line="260" w:lineRule="auto"/>
+            </w:pPr>
+            <w:r>
+              <w:drawing>
+                <wp:inline distT="0" distB="0" distL="0" distR="0">
+                  <wp:extent cx="142875" cy="142875"/>
+                  <wp:effectExtent t="0" r="0" b="0" l="0"/>
+                  <wp:docPr id="153" name="gap_box.png" descr="gap_box.png" title="gap_box.png"/>
+                  <wp:cNvGraphicFramePr>
+                    <a:graphicFrameLocks xmlns:a="http://schemas.openxmlformats.org/drawingml/2006/main" noChangeAspect="1"/>
+                  </wp:cNvGraphicFramePr>
+                  <a:graphic xmlns:a="http://schemas.openxmlformats.org/drawingml/2006/main">
+                    <a:graphicData uri="http://schemas.openxmlformats.org/drawingml/2006/picture">
+                      <pic:pic xmlns:pic="http://schemas.openxmlformats.org/drawingml/2006/picture">
+                        <pic:nvPicPr>
+                          <pic:cNvPr id="0" name="" descr=""/>
+                          <pic:cNvPicPr>
+                            <a:picLocks noChangeAspect="1" noChangeArrowheads="1"/>
+                          </pic:cNvPicPr>
+                        </pic:nvPicPr>
+                        <pic:blipFill>
+                          <a:blip r:embed="rId8" cstate="none"/>
+                          <a:srcRect/>
+                          <a:stretch>
+                            <a:fillRect/>
+                          </a:stretch>
+                        </pic:blipFill>
+                        <pic:spPr bwMode="auto">
+                          <a:xfrm>
+                            <a:off x="0" y="0"/>
+                            <a:ext cx="142875" cy="142875"/>
+                          </a:xfrm>
+                          <a:prstGeom prst="rect">
+                            <a:avLst/>
+                          </a:prstGeom>
+                        </pic:spPr>
+                      </pic:pic>
+                    </a:graphicData>
+                  </a:graphic>
+                </wp:inline>
+              </w:drawing>
+            </w:r>
+            <w:r>
+              <w:rPr>
+                <w:rFonts w:ascii="Arial" w:cs="Arial" w:eastAsia="Arial" w:hAnsi="Arial"/>
+                <w:sz w:val="19"/>
+                <w:szCs w:val="19"/>
+              </w:rPr>
+              <w:t xml:space="preserve"> I am still stuck (my tutor will come and help)    </w:t>
+            </w:r>
+            <w:r>
+              <w:drawing>
+                <wp:inline distT="0" distB="0" distL="0" distR="0">
+                  <wp:extent cx="142875" cy="142875"/>
+                  <wp:effectExtent t="0" r="0" b="0" l="0"/>
+                  <wp:docPr id="154" name="gap_box.png" descr="gap_box.png" title="gap_box.png"/>
                   <wp:cNvGraphicFramePr>
                     <a:graphicFrameLocks xmlns:a="http://schemas.openxmlformats.org/drawingml/2006/main" noChangeAspect="1"/>
                   </wp:cNvGraphicFramePr>
@@ -35428,7 +37440,7 @@
                 <wp:inline distT="0" distB="0" distL="0" distR="0">
                   <wp:extent cx="952500" cy="190500"/>
                   <wp:effectExtent t="0" r="0" b="0" l="0"/>
-                  <wp:docPr id="116" name="dots" descr="4 pictures" title="dots"/>
+                  <wp:docPr id="155" name="dots" descr="4 pictures" title="dots"/>
                   <wp:cNvGraphicFramePr>
                     <a:graphicFrameLocks xmlns:a="http://schemas.openxmlformats.org/drawingml/2006/main" noChangeAspect="1"/>
                   </wp:cNvGraphicFramePr>
@@ -35442,7 +37454,7 @@
                           </pic:cNvPicPr>
                         </pic:nvPicPr>
                         <pic:blipFill>
-                          <a:blip r:embed="rId25" cstate="none"/>
+                          <a:blip r:embed="rId28" cstate="none"/>
                           <a:srcRect/>
                           <a:stretch>
                             <a:fillRect/>
@@ -35533,7 +37545,7 @@
                 <wp:inline distT="0" distB="0" distL="0" distR="0">
                   <wp:extent cx="1771650" cy="190500"/>
                   <wp:effectExtent t="0" r="0" b="0" l="0"/>
-                  <wp:docPr id="117" name="dots" descr="7 pictures" title="dots"/>
+                  <wp:docPr id="156" name="dots" descr="7 pictures" title="dots"/>
                   <wp:cNvGraphicFramePr>
                     <a:graphicFrameLocks xmlns:a="http://schemas.openxmlformats.org/drawingml/2006/main" noChangeAspect="1"/>
                   </wp:cNvGraphicFramePr>
@@ -35547,7 +37559,7 @@
                           </pic:cNvPicPr>
                         </pic:nvPicPr>
                         <pic:blipFill>
-                          <a:blip r:embed="rId26" cstate="none"/>
+                          <a:blip r:embed="rId29" cstate="none"/>
                           <a:srcRect/>
                           <a:stretch>
                             <a:fillRect/>
@@ -35638,7 +37650,7 @@
                 <wp:inline distT="0" distB="0" distL="0" distR="0">
                   <wp:extent cx="723900" cy="190500"/>
                   <wp:effectExtent t="0" r="0" b="0" l="0"/>
-                  <wp:docPr id="118" name="dots" descr="3 pictures" title="dots"/>
+                  <wp:docPr id="157" name="dots" descr="3 pictures" title="dots"/>
                   <wp:cNvGraphicFramePr>
                     <a:graphicFrameLocks xmlns:a="http://schemas.openxmlformats.org/drawingml/2006/main" noChangeAspect="1"/>
                   </wp:cNvGraphicFramePr>
@@ -35652,7 +37664,7 @@
                           </pic:cNvPicPr>
                         </pic:nvPicPr>
                         <pic:blipFill>
-                          <a:blip r:embed="rId27" cstate="none"/>
+                          <a:blip r:embed="rId30" cstate="none"/>
                           <a:srcRect/>
                           <a:stretch>
                             <a:fillRect/>
@@ -35743,7 +37755,7 @@
                 <wp:inline distT="0" distB="0" distL="0" distR="0">
                   <wp:extent cx="1314450" cy="190500"/>
                   <wp:effectExtent t="0" r="0" b="0" l="0"/>
-                  <wp:docPr id="119" name="dots" descr="5 pictures" title="dots"/>
+                  <wp:docPr id="158" name="dots" descr="5 pictures" title="dots"/>
                   <wp:cNvGraphicFramePr>
                     <a:graphicFrameLocks xmlns:a="http://schemas.openxmlformats.org/drawingml/2006/main" noChangeAspect="1"/>
                   </wp:cNvGraphicFramePr>
@@ -35792,7 +37804,7 @@
           <wp:inline distT="0" distB="0" distL="0" distR="0">
             <wp:extent cx="190500" cy="152400"/>
             <wp:effectExtent t="0" r="0" b="0" l="0"/>
-            <wp:docPr id="120" name="one picture" descr="one picture" title="one picture"/>
+            <wp:docPr id="159" name="one picture" descr="one picture" title="one picture"/>
             <wp:cNvGraphicFramePr>
               <a:graphicFrameLocks xmlns:a="http://schemas.openxmlformats.org/drawingml/2006/main" noChangeAspect="1"/>
             </wp:cNvGraphicFramePr>
@@ -36091,7 +38103,7 @@
           <wp:inline distT="0" distB="0" distL="0" distR="0">
             <wp:extent cx="1905000" cy="1304925"/>
             <wp:effectExtent t="0" r="0" b="0" l="0"/>
-            <wp:docPr id="121" name="tri_one.png" descr="tri_one.png" title="tri_one.png"/>
+            <wp:docPr id="160" name="tri_one.png" descr="tri_one.png" title="tri_one.png"/>
             <wp:cNvGraphicFramePr>
               <a:graphicFrameLocks xmlns:a="http://schemas.openxmlformats.org/drawingml/2006/main" noChangeAspect="1"/>
             </wp:cNvGraphicFramePr>
@@ -36105,7 +38117,7 @@
                     </pic:cNvPicPr>
                   </pic:nvPicPr>
                   <pic:blipFill>
-                    <a:blip r:embed="rId28" cstate="none"/>
+                    <a:blip r:embed="rId31" cstate="none"/>
                     <a:srcRect/>
                     <a:stretch>
                       <a:fillRect/>
@@ -36190,7 +38202,7 @@
           <w:sz w:val="26"/>
           <w:szCs w:val="26"/>
         </w:rPr>
-        <w:t xml:space="preserve">I think of a number. I add 9. Then I take away 4. I get 10. What is my number?   ____</w:t>
+        <w:t xml:space="preserve">If you have time: I think of a number. I add 9, then take away 4. I get 10. What is it? (Try a number and check.)   ____</w:t>
       </w:r>
     </w:p>
     <w:p>
@@ -36308,7 +38320,7 @@
           <w:sz w:val="26"/>
           <w:szCs w:val="26"/>
         </w:rPr>
-        <w:t xml:space="preserve">Make a challenge puzzle for a friend. Write the puzzle and the answer. (We do this in talk time.)</w:t>
+        <w:t xml:space="preserve">Make a puzzle for a friend. Write the puzzle and the answer. (We do this in talk time.)</w:t>
       </w:r>
     </w:p>
     <w:p>
@@ -36717,7 +38729,7 @@
                 <wp:inline distT="0" distB="0" distL="0" distR="0">
                   <wp:extent cx="142875" cy="142875"/>
                   <wp:effectExtent t="0" r="0" b="0" l="0"/>
-                  <wp:docPr id="122" name="gap_box.png" descr="gap_box.png" title="gap_box.png"/>
+                  <wp:docPr id="161" name="gap_box.png" descr="gap_box.png" title="gap_box.png"/>
                   <wp:cNvGraphicFramePr>
                     <a:graphicFrameLocks xmlns:a="http://schemas.openxmlformats.org/drawingml/2006/main" noChangeAspect="1"/>
                   </wp:cNvGraphicFramePr>
@@ -36765,7 +38777,7 @@
                 <wp:inline distT="0" distB="0" distL="0" distR="0">
                   <wp:extent cx="142875" cy="142875"/>
                   <wp:effectExtent t="0" r="0" b="0" l="0"/>
-                  <wp:docPr id="123" name="gap_box.png" descr="gap_box.png" title="gap_box.png"/>
+                  <wp:docPr id="162" name="gap_box.png" descr="gap_box.png" title="gap_box.png"/>
                   <wp:cNvGraphicFramePr>
                     <a:graphicFrameLocks xmlns:a="http://schemas.openxmlformats.org/drawingml/2006/main" noChangeAspect="1"/>
                   </wp:cNvGraphicFramePr>
@@ -36813,7 +38825,7 @@
                 <wp:inline distT="0" distB="0" distL="0" distR="0">
                   <wp:extent cx="142875" cy="142875"/>
                   <wp:effectExtent t="0" r="0" b="0" l="0"/>
-                  <wp:docPr id="124" name="gap_box.png" descr="gap_box.png" title="gap_box.png"/>
+                  <wp:docPr id="163" name="gap_box.png" descr="gap_box.png" title="gap_box.png"/>
                   <wp:cNvGraphicFramePr>
                     <a:graphicFrameLocks xmlns:a="http://schemas.openxmlformats.org/drawingml/2006/main" noChangeAspect="1"/>
                   </wp:cNvGraphicFramePr>
@@ -36861,7 +38873,7 @@
                 <wp:inline distT="0" distB="0" distL="0" distR="0">
                   <wp:extent cx="142875" cy="142875"/>
                   <wp:effectExtent t="0" r="0" b="0" l="0"/>
-                  <wp:docPr id="125" name="gap_box.png" descr="gap_box.png" title="gap_box.png"/>
+                  <wp:docPr id="164" name="gap_box.png" descr="gap_box.png" title="gap_box.png"/>
                   <wp:cNvGraphicFramePr>
                     <a:graphicFrameLocks xmlns:a="http://schemas.openxmlformats.org/drawingml/2006/main" noChangeAspect="1"/>
                   </wp:cNvGraphicFramePr>
@@ -36925,7 +38937,7 @@
                 <wp:inline distT="0" distB="0" distL="0" distR="0">
                   <wp:extent cx="142875" cy="142875"/>
                   <wp:effectExtent t="0" r="0" b="0" l="0"/>
-                  <wp:docPr id="126" name="gap_box.png" descr="gap_box.png" title="gap_box.png"/>
+                  <wp:docPr id="165" name="gap_box.png" descr="gap_box.png" title="gap_box.png"/>
                   <wp:cNvGraphicFramePr>
                     <a:graphicFrameLocks xmlns:a="http://schemas.openxmlformats.org/drawingml/2006/main" noChangeAspect="1"/>
                   </wp:cNvGraphicFramePr>
@@ -36973,7 +38985,7 @@
                 <wp:inline distT="0" distB="0" distL="0" distR="0">
                   <wp:extent cx="142875" cy="142875"/>
                   <wp:effectExtent t="0" r="0" b="0" l="0"/>
-                  <wp:docPr id="127" name="gap_box.png" descr="gap_box.png" title="gap_box.png"/>
+                  <wp:docPr id="166" name="gap_box.png" descr="gap_box.png" title="gap_box.png"/>
                   <wp:cNvGraphicFramePr>
                     <a:graphicFrameLocks xmlns:a="http://schemas.openxmlformats.org/drawingml/2006/main" noChangeAspect="1"/>
                   </wp:cNvGraphicFramePr>
@@ -37021,7 +39033,7 @@
                 <wp:inline distT="0" distB="0" distL="0" distR="0">
                   <wp:extent cx="142875" cy="142875"/>
                   <wp:effectExtent t="0" r="0" b="0" l="0"/>
-                  <wp:docPr id="128" name="gap_box.png" descr="gap_box.png" title="gap_box.png"/>
+                  <wp:docPr id="167" name="gap_box.png" descr="gap_box.png" title="gap_box.png"/>
                   <wp:cNvGraphicFramePr>
                     <a:graphicFrameLocks xmlns:a="http://schemas.openxmlformats.org/drawingml/2006/main" noChangeAspect="1"/>
                   </wp:cNvGraphicFramePr>
@@ -37069,7 +39081,7 @@
                 <wp:inline distT="0" distB="0" distL="0" distR="0">
                   <wp:extent cx="142875" cy="142875"/>
                   <wp:effectExtent t="0" r="0" b="0" l="0"/>
-                  <wp:docPr id="129" name="gap_box.png" descr="gap_box.png" title="gap_box.png"/>
+                  <wp:docPr id="168" name="gap_box.png" descr="gap_box.png" title="gap_box.png"/>
                   <wp:cNvGraphicFramePr>
                     <a:graphicFrameLocks xmlns:a="http://schemas.openxmlformats.org/drawingml/2006/main" noChangeAspect="1"/>
                   </wp:cNvGraphicFramePr>
@@ -37117,7 +39129,7 @@
                 <wp:inline distT="0" distB="0" distL="0" distR="0">
                   <wp:extent cx="142875" cy="142875"/>
                   <wp:effectExtent t="0" r="0" b="0" l="0"/>
-                  <wp:docPr id="130" name="gap_box.png" descr="gap_box.png" title="gap_box.png"/>
+                  <wp:docPr id="169" name="gap_box.png" descr="gap_box.png" title="gap_box.png"/>
                   <wp:cNvGraphicFramePr>
                     <a:graphicFrameLocks xmlns:a="http://schemas.openxmlformats.org/drawingml/2006/main" noChangeAspect="1"/>
                   </wp:cNvGraphicFramePr>
@@ -37164,14 +39176,24 @@
           <w:p>
             <w:pPr>
               <w:keepLines/>
-              <w:spacing w:after="0" w:before="0" w:line="260" w:lineRule="auto"/>
-            </w:pPr>
+              <w:spacing w:after="20" w:before="0" w:line="260" w:lineRule="auto"/>
+            </w:pPr>
+            <w:r>
+              <w:rPr>
+                <w:rFonts w:ascii="Arial" w:cs="Arial" w:eastAsia="Arial" w:hAnsi="Arial"/>
+                <w:b/>
+                <w:bCs/>
+                <w:sz w:val="20"/>
+                <w:szCs w:val="20"/>
+              </w:rPr>
+              <w:t xml:space="preserve">Next time I will try:   </w:t>
+            </w:r>
             <w:r>
               <w:drawing>
                 <wp:inline distT="0" distB="0" distL="0" distR="0">
                   <wp:extent cx="142875" cy="142875"/>
                   <wp:effectExtent t="0" r="0" b="0" l="0"/>
-                  <wp:docPr id="131" name="gap_box.png" descr="gap_box.png" title="gap_box.png"/>
+                  <wp:docPr id="170" name="gap_box.png" descr="gap_box.png" title="gap_box.png"/>
                   <wp:cNvGraphicFramePr>
                     <a:graphicFrameLocks xmlns:a="http://schemas.openxmlformats.org/drawingml/2006/main" noChangeAspect="1"/>
                   </wp:cNvGraphicFramePr>
@@ -37212,14 +39234,212 @@
                 <w:sz w:val="19"/>
                 <w:szCs w:val="19"/>
               </w:rPr>
-              <w:t xml:space="preserve"> I am still stuck (my tutor will come and help)    </w:t>
+              <w:t xml:space="preserve"> drawing it    </w:t>
             </w:r>
             <w:r>
               <w:drawing>
                 <wp:inline distT="0" distB="0" distL="0" distR="0">
                   <wp:extent cx="142875" cy="142875"/>
                   <wp:effectExtent t="0" r="0" b="0" l="0"/>
-                  <wp:docPr id="132" name="gap_box.png" descr="gap_box.png" title="gap_box.png"/>
+                  <wp:docPr id="171" name="gap_box.png" descr="gap_box.png" title="gap_box.png"/>
+                  <wp:cNvGraphicFramePr>
+                    <a:graphicFrameLocks xmlns:a="http://schemas.openxmlformats.org/drawingml/2006/main" noChangeAspect="1"/>
+                  </wp:cNvGraphicFramePr>
+                  <a:graphic xmlns:a="http://schemas.openxmlformats.org/drawingml/2006/main">
+                    <a:graphicData uri="http://schemas.openxmlformats.org/drawingml/2006/picture">
+                      <pic:pic xmlns:pic="http://schemas.openxmlformats.org/drawingml/2006/picture">
+                        <pic:nvPicPr>
+                          <pic:cNvPr id="0" name="" descr=""/>
+                          <pic:cNvPicPr>
+                            <a:picLocks noChangeAspect="1" noChangeArrowheads="1"/>
+                          </pic:cNvPicPr>
+                        </pic:nvPicPr>
+                        <pic:blipFill>
+                          <a:blip r:embed="rId8" cstate="none"/>
+                          <a:srcRect/>
+                          <a:stretch>
+                            <a:fillRect/>
+                          </a:stretch>
+                        </pic:blipFill>
+                        <pic:spPr bwMode="auto">
+                          <a:xfrm>
+                            <a:off x="0" y="0"/>
+                            <a:ext cx="142875" cy="142875"/>
+                          </a:xfrm>
+                          <a:prstGeom prst="rect">
+                            <a:avLst/>
+                          </a:prstGeom>
+                        </pic:spPr>
+                      </pic:pic>
+                    </a:graphicData>
+                  </a:graphic>
+                </wp:inline>
+              </w:drawing>
+            </w:r>
+            <w:r>
+              <w:rPr>
+                <w:rFonts w:ascii="Arial" w:cs="Arial" w:eastAsia="Arial" w:hAnsi="Arial"/>
+                <w:sz w:val="19"/>
+                <w:szCs w:val="19"/>
+              </w:rPr>
+              <w:t xml:space="preserve"> using objects    </w:t>
+            </w:r>
+            <w:r>
+              <w:drawing>
+                <wp:inline distT="0" distB="0" distL="0" distR="0">
+                  <wp:extent cx="142875" cy="142875"/>
+                  <wp:effectExtent t="0" r="0" b="0" l="0"/>
+                  <wp:docPr id="172" name="gap_box.png" descr="gap_box.png" title="gap_box.png"/>
+                  <wp:cNvGraphicFramePr>
+                    <a:graphicFrameLocks xmlns:a="http://schemas.openxmlformats.org/drawingml/2006/main" noChangeAspect="1"/>
+                  </wp:cNvGraphicFramePr>
+                  <a:graphic xmlns:a="http://schemas.openxmlformats.org/drawingml/2006/main">
+                    <a:graphicData uri="http://schemas.openxmlformats.org/drawingml/2006/picture">
+                      <pic:pic xmlns:pic="http://schemas.openxmlformats.org/drawingml/2006/picture">
+                        <pic:nvPicPr>
+                          <pic:cNvPr id="0" name="" descr=""/>
+                          <pic:cNvPicPr>
+                            <a:picLocks noChangeAspect="1" noChangeArrowheads="1"/>
+                          </pic:cNvPicPr>
+                        </pic:nvPicPr>
+                        <pic:blipFill>
+                          <a:blip r:embed="rId8" cstate="none"/>
+                          <a:srcRect/>
+                          <a:stretch>
+                            <a:fillRect/>
+                          </a:stretch>
+                        </pic:blipFill>
+                        <pic:spPr bwMode="auto">
+                          <a:xfrm>
+                            <a:off x="0" y="0"/>
+                            <a:ext cx="142875" cy="142875"/>
+                          </a:xfrm>
+                          <a:prstGeom prst="rect">
+                            <a:avLst/>
+                          </a:prstGeom>
+                        </pic:spPr>
+                      </pic:pic>
+                    </a:graphicData>
+                  </a:graphic>
+                </wp:inline>
+              </w:drawing>
+            </w:r>
+            <w:r>
+              <w:rPr>
+                <w:rFonts w:ascii="Arial" w:cs="Arial" w:eastAsia="Arial" w:hAnsi="Arial"/>
+                <w:sz w:val="19"/>
+                <w:szCs w:val="19"/>
+              </w:rPr>
+              <w:t xml:space="preserve"> checking my answer    </w:t>
+            </w:r>
+            <w:r>
+              <w:drawing>
+                <wp:inline distT="0" distB="0" distL="0" distR="0">
+                  <wp:extent cx="142875" cy="142875"/>
+                  <wp:effectExtent t="0" r="0" b="0" l="0"/>
+                  <wp:docPr id="173" name="gap_box.png" descr="gap_box.png" title="gap_box.png"/>
+                  <wp:cNvGraphicFramePr>
+                    <a:graphicFrameLocks xmlns:a="http://schemas.openxmlformats.org/drawingml/2006/main" noChangeAspect="1"/>
+                  </wp:cNvGraphicFramePr>
+                  <a:graphic xmlns:a="http://schemas.openxmlformats.org/drawingml/2006/main">
+                    <a:graphicData uri="http://schemas.openxmlformats.org/drawingml/2006/picture">
+                      <pic:pic xmlns:pic="http://schemas.openxmlformats.org/drawingml/2006/picture">
+                        <pic:nvPicPr>
+                          <pic:cNvPr id="0" name="" descr=""/>
+                          <pic:cNvPicPr>
+                            <a:picLocks noChangeAspect="1" noChangeArrowheads="1"/>
+                          </pic:cNvPicPr>
+                        </pic:nvPicPr>
+                        <pic:blipFill>
+                          <a:blip r:embed="rId8" cstate="none"/>
+                          <a:srcRect/>
+                          <a:stretch>
+                            <a:fillRect/>
+                          </a:stretch>
+                        </pic:blipFill>
+                        <pic:spPr bwMode="auto">
+                          <a:xfrm>
+                            <a:off x="0" y="0"/>
+                            <a:ext cx="142875" cy="142875"/>
+                          </a:xfrm>
+                          <a:prstGeom prst="rect">
+                            <a:avLst/>
+                          </a:prstGeom>
+                        </pic:spPr>
+                      </pic:pic>
+                    </a:graphicData>
+                  </a:graphic>
+                </wp:inline>
+              </w:drawing>
+            </w:r>
+            <w:r>
+              <w:rPr>
+                <w:rFonts w:ascii="Arial" w:cs="Arial" w:eastAsia="Arial" w:hAnsi="Arial"/>
+                <w:sz w:val="19"/>
+                <w:szCs w:val="19"/>
+              </w:rPr>
+              <w:t xml:space="preserve"> asking a question    </w:t>
+            </w:r>
+          </w:p>
+          <w:p>
+            <w:pPr>
+              <w:keepLines/>
+              <w:spacing w:after="0" w:before="0" w:line="260" w:lineRule="auto"/>
+            </w:pPr>
+            <w:r>
+              <w:drawing>
+                <wp:inline distT="0" distB="0" distL="0" distR="0">
+                  <wp:extent cx="142875" cy="142875"/>
+                  <wp:effectExtent t="0" r="0" b="0" l="0"/>
+                  <wp:docPr id="174" name="gap_box.png" descr="gap_box.png" title="gap_box.png"/>
+                  <wp:cNvGraphicFramePr>
+                    <a:graphicFrameLocks xmlns:a="http://schemas.openxmlformats.org/drawingml/2006/main" noChangeAspect="1"/>
+                  </wp:cNvGraphicFramePr>
+                  <a:graphic xmlns:a="http://schemas.openxmlformats.org/drawingml/2006/main">
+                    <a:graphicData uri="http://schemas.openxmlformats.org/drawingml/2006/picture">
+                      <pic:pic xmlns:pic="http://schemas.openxmlformats.org/drawingml/2006/picture">
+                        <pic:nvPicPr>
+                          <pic:cNvPr id="0" name="" descr=""/>
+                          <pic:cNvPicPr>
+                            <a:picLocks noChangeAspect="1" noChangeArrowheads="1"/>
+                          </pic:cNvPicPr>
+                        </pic:nvPicPr>
+                        <pic:blipFill>
+                          <a:blip r:embed="rId8" cstate="none"/>
+                          <a:srcRect/>
+                          <a:stretch>
+                            <a:fillRect/>
+                          </a:stretch>
+                        </pic:blipFill>
+                        <pic:spPr bwMode="auto">
+                          <a:xfrm>
+                            <a:off x="0" y="0"/>
+                            <a:ext cx="142875" cy="142875"/>
+                          </a:xfrm>
+                          <a:prstGeom prst="rect">
+                            <a:avLst/>
+                          </a:prstGeom>
+                        </pic:spPr>
+                      </pic:pic>
+                    </a:graphicData>
+                  </a:graphic>
+                </wp:inline>
+              </w:drawing>
+            </w:r>
+            <w:r>
+              <w:rPr>
+                <w:rFonts w:ascii="Arial" w:cs="Arial" w:eastAsia="Arial" w:hAnsi="Arial"/>
+                <w:sz w:val="19"/>
+                <w:szCs w:val="19"/>
+              </w:rPr>
+              <w:t xml:space="preserve"> I am still stuck (my tutor will come and help)    </w:t>
+            </w:r>
+            <w:r>
+              <w:drawing>
+                <wp:inline distT="0" distB="0" distL="0" distR="0">
+                  <wp:extent cx="142875" cy="142875"/>
+                  <wp:effectExtent t="0" r="0" b="0" l="0"/>
+                  <wp:docPr id="175" name="gap_box.png" descr="gap_box.png" title="gap_box.png"/>
                   <wp:cNvGraphicFramePr>
                     <a:graphicFrameLocks xmlns:a="http://schemas.openxmlformats.org/drawingml/2006/main" noChangeAspect="1"/>
                   </wp:cNvGraphicFramePr>
@@ -38135,230 +40355,7 @@
           <wp:inline distT="0" distB="0" distL="0" distR="0">
             <wp:extent cx="5715000" cy="3514725"/>
             <wp:effectExtent t="0" r="0" b="0" l="0"/>
-            <wp:docPr id="133" name="coins.png" descr="coins.png" title="coins.png"/>
-            <wp:cNvGraphicFramePr>
-              <a:graphicFrameLocks xmlns:a="http://schemas.openxmlformats.org/drawingml/2006/main" noChangeAspect="1"/>
-            </wp:cNvGraphicFramePr>
-            <a:graphic xmlns:a="http://schemas.openxmlformats.org/drawingml/2006/main">
-              <a:graphicData uri="http://schemas.openxmlformats.org/drawingml/2006/picture">
-                <pic:pic xmlns:pic="http://schemas.openxmlformats.org/drawingml/2006/picture">
-                  <pic:nvPicPr>
-                    <pic:cNvPr id="0" name="" descr=""/>
-                    <pic:cNvPicPr>
-                      <a:picLocks noChangeAspect="1" noChangeArrowheads="1"/>
-                    </pic:cNvPicPr>
-                  </pic:nvPicPr>
-                  <pic:blipFill>
-                    <a:blip r:embed="rId29" cstate="none"/>
-                    <a:srcRect/>
-                    <a:stretch>
-                      <a:fillRect/>
-                    </a:stretch>
-                  </pic:blipFill>
-                  <pic:spPr bwMode="auto">
-                    <a:xfrm>
-                      <a:off x="0" y="0"/>
-                      <a:ext cx="5715000" cy="3514725"/>
-                    </a:xfrm>
-                    <a:prstGeom prst="rect">
-                      <a:avLst/>
-                    </a:prstGeom>
-                  </pic:spPr>
-                </pic:pic>
-              </a:graphicData>
-            </a:graphic>
-          </wp:inline>
-        </w:drawing>
-      </w:r>
-    </w:p>
-    <w:p>
-      <w:pPr>
-        <w:keepLines/>
-        <w:spacing w:after="60" w:before="120" w:line="320" w:lineRule="auto"/>
-      </w:pPr>
-      <w:r>
-        <w:rPr>
-          <w:rFonts w:ascii="Arial" w:cs="Arial" w:eastAsia="Arial" w:hAnsi="Arial"/>
-          <w:b/>
-          <w:bCs/>
-          <w:sz w:val="28"/>
-          <w:szCs w:val="28"/>
-        </w:rPr>
-        <w:t xml:space="preserve">Paper cube strips (every square is the same size)</w:t>
-      </w:r>
-    </w:p>
-    <w:p>
-      <w:pPr>
-        <w:keepLines/>
-        <w:spacing w:after="120" w:before="0" w:line="320" w:lineRule="auto"/>
-        <w:jc w:val="center"/>
-      </w:pPr>
-      <w:r>
-        <w:drawing>
-          <wp:inline distT="0" distB="0" distL="0" distR="0">
-            <wp:extent cx="6096000" cy="1143000"/>
-            <wp:effectExtent t="0" r="0" b="0" l="0"/>
-            <wp:docPr id="134" name="cubestrip.png" descr="cubestrip.png" title="cubestrip.png"/>
-            <wp:cNvGraphicFramePr>
-              <a:graphicFrameLocks xmlns:a="http://schemas.openxmlformats.org/drawingml/2006/main" noChangeAspect="1"/>
-            </wp:cNvGraphicFramePr>
-            <a:graphic xmlns:a="http://schemas.openxmlformats.org/drawingml/2006/main">
-              <a:graphicData uri="http://schemas.openxmlformats.org/drawingml/2006/picture">
-                <pic:pic xmlns:pic="http://schemas.openxmlformats.org/drawingml/2006/picture">
-                  <pic:nvPicPr>
-                    <pic:cNvPr id="0" name="" descr=""/>
-                    <pic:cNvPicPr>
-                      <a:picLocks noChangeAspect="1" noChangeArrowheads="1"/>
-                    </pic:cNvPicPr>
-                  </pic:nvPicPr>
-                  <pic:blipFill>
-                    <a:blip r:embed="rId30" cstate="none"/>
-                    <a:srcRect/>
-                    <a:stretch>
-                      <a:fillRect/>
-                    </a:stretch>
-                  </pic:blipFill>
-                  <pic:spPr bwMode="auto">
-                    <a:xfrm>
-                      <a:off x="0" y="0"/>
-                      <a:ext cx="6096000" cy="1143000"/>
-                    </a:xfrm>
-                    <a:prstGeom prst="rect">
-                      <a:avLst/>
-                    </a:prstGeom>
-                  </pic:spPr>
-                </pic:pic>
-              </a:graphicData>
-            </a:graphic>
-          </wp:inline>
-        </w:drawing>
-      </w:r>
-    </w:p>
-    <w:p>
-      <w:pPr>
-        <w:keepLines/>
-        <w:pageBreakBefore/>
-        <w:spacing w:after="80" w:before="0" w:line="320" w:lineRule="auto"/>
-        <w:jc w:val="center"/>
-      </w:pPr>
-      <w:r>
-        <w:rPr>
-          <w:rFonts w:ascii="Arial" w:cs="Arial" w:eastAsia="Arial" w:hAnsi="Arial"/>
-          <w:b/>
-          <w:bCs/>
-          <w:sz w:val="40"/>
-          <w:szCs w:val="40"/>
-        </w:rPr>
-        <w:t xml:space="preserve">Play notes and $1 coins</w:t>
-      </w:r>
-    </w:p>
-    <w:p>
-      <w:pPr>
-        <w:keepLines/>
-        <w:spacing w:after="120" w:before="0" w:line="320" w:lineRule="auto"/>
-        <w:jc w:val="center"/>
-      </w:pPr>
-      <w:r>
-        <w:rPr>
-          <w:rFonts w:ascii="Arial" w:cs="Arial" w:eastAsia="Arial" w:hAnsi="Arial"/>
-          <w:sz w:val="24"/>
-          <w:szCs w:val="24"/>
-        </w:rPr>
-        <w:t xml:space="preserve">For Lesson 6 (Coin Combos). Cut along the dashed lines.</w:t>
-      </w:r>
-    </w:p>
-    <w:p>
-      <w:pPr>
-        <w:keepLines/>
-        <w:spacing w:after="120" w:before="0" w:line="320" w:lineRule="auto"/>
-        <w:jc w:val="center"/>
-      </w:pPr>
-      <w:r>
-        <w:drawing>
-          <wp:inline distT="0" distB="0" distL="0" distR="0">
-            <wp:extent cx="5715000" cy="4010025"/>
-            <wp:effectExtent t="0" r="0" b="0" l="0"/>
-            <wp:docPr id="135" name="kit_notes.png" descr="kit_notes.png" title="kit_notes.png"/>
-            <wp:cNvGraphicFramePr>
-              <a:graphicFrameLocks xmlns:a="http://schemas.openxmlformats.org/drawingml/2006/main" noChangeAspect="1"/>
-            </wp:cNvGraphicFramePr>
-            <a:graphic xmlns:a="http://schemas.openxmlformats.org/drawingml/2006/main">
-              <a:graphicData uri="http://schemas.openxmlformats.org/drawingml/2006/picture">
-                <pic:pic xmlns:pic="http://schemas.openxmlformats.org/drawingml/2006/picture">
-                  <pic:nvPicPr>
-                    <pic:cNvPr id="0" name="" descr=""/>
-                    <pic:cNvPicPr>
-                      <a:picLocks noChangeAspect="1" noChangeArrowheads="1"/>
-                    </pic:cNvPicPr>
-                  </pic:nvPicPr>
-                  <pic:blipFill>
-                    <a:blip r:embed="rId31" cstate="none"/>
-                    <a:srcRect/>
-                    <a:stretch>
-                      <a:fillRect/>
-                    </a:stretch>
-                  </pic:blipFill>
-                  <pic:spPr bwMode="auto">
-                    <a:xfrm>
-                      <a:off x="0" y="0"/>
-                      <a:ext cx="5715000" cy="4010025"/>
-                    </a:xfrm>
-                    <a:prstGeom prst="rect">
-                      <a:avLst/>
-                    </a:prstGeom>
-                  </pic:spPr>
-                </pic:pic>
-              </a:graphicData>
-            </a:graphic>
-          </wp:inline>
-        </w:drawing>
-      </w:r>
-    </w:p>
-    <w:p>
-      <w:pPr>
-        <w:keepLines/>
-        <w:pageBreakBefore/>
-        <w:spacing w:after="80" w:before="0" w:line="320" w:lineRule="auto"/>
-        <w:jc w:val="center"/>
-      </w:pPr>
-      <w:r>
-        <w:rPr>
-          <w:rFonts w:ascii="Arial" w:cs="Arial" w:eastAsia="Arial" w:hAnsi="Arial"/>
-          <w:b/>
-          <w:bCs/>
-          <w:sz w:val="40"/>
-          <w:szCs w:val="40"/>
-        </w:rPr>
-        <w:t xml:space="preserve">Inquirer Kit</w:t>
-      </w:r>
-    </w:p>
-    <w:p>
-      <w:pPr>
-        <w:keepLines/>
-        <w:spacing w:after="100" w:before="0" w:line="320" w:lineRule="auto"/>
-        <w:jc w:val="center"/>
-      </w:pPr>
-      <w:r>
-        <w:rPr>
-          <w:rFonts w:ascii="Arial" w:cs="Arial" w:eastAsia="Arial" w:hAnsi="Arial"/>
-          <w:sz w:val="24"/>
-          <w:szCs w:val="24"/>
-        </w:rPr>
-        <w:t xml:space="preserve">Nothing needs to be bought. Print, cut out and keep everything in one envelope.</w:t>
-      </w:r>
-    </w:p>
-    <w:p>
-      <w:pPr>
-        <w:keepLines/>
-        <w:spacing w:after="120" w:before="0" w:line="320" w:lineRule="auto"/>
-        <w:jc w:val="center"/>
-      </w:pPr>
-      <w:r>
-        <w:drawing>
-          <wp:inline distT="0" distB="0" distL="0" distR="0">
-            <wp:extent cx="5715000" cy="4819650"/>
-            <wp:effectExtent t="0" r="0" b="0" l="0"/>
-            <wp:docPr id="136" name="kit_frames.png" descr="kit_frames.png" title="kit_frames.png"/>
+            <wp:docPr id="176" name="coins.png" descr="coins.png" title="coins.png"/>
             <wp:cNvGraphicFramePr>
               <a:graphicFrameLocks xmlns:a="http://schemas.openxmlformats.org/drawingml/2006/main" noChangeAspect="1"/>
             </wp:cNvGraphicFramePr>
@@ -38381,7 +40378,7 @@
                   <pic:spPr bwMode="auto">
                     <a:xfrm>
                       <a:off x="0" y="0"/>
-                      <a:ext cx="5715000" cy="4819650"/>
+                      <a:ext cx="5715000" cy="3514725"/>
                     </a:xfrm>
                     <a:prstGeom prst="rect">
                       <a:avLst/>
@@ -38397,19 +40394,17 @@
     <w:p>
       <w:pPr>
         <w:keepLines/>
-        <w:pageBreakBefore/>
-        <w:spacing w:after="80" w:before="0" w:line="320" w:lineRule="auto"/>
-        <w:jc w:val="center"/>
+        <w:spacing w:after="60" w:before="120" w:line="320" w:lineRule="auto"/>
       </w:pPr>
       <w:r>
         <w:rPr>
           <w:rFonts w:ascii="Arial" w:cs="Arial" w:eastAsia="Arial" w:hAnsi="Arial"/>
           <w:b/>
           <w:bCs/>
-          <w:sz w:val="40"/>
-          <w:szCs w:val="40"/>
-        </w:rPr>
-        <w:t xml:space="preserve">Number strips and sorting tiles</w:t>
+          <w:sz w:val="28"/>
+          <w:szCs w:val="28"/>
+        </w:rPr>
+        <w:t xml:space="preserve">Paper cube strips (every square is the same size)</w:t>
       </w:r>
     </w:p>
     <w:p>
@@ -38421,9 +40416,9 @@
       <w:r>
         <w:drawing>
           <wp:inline distT="0" distB="0" distL="0" distR="0">
-            <wp:extent cx="5715000" cy="3019425"/>
+            <wp:extent cx="6096000" cy="1143000"/>
             <wp:effectExtent t="0" r="0" b="0" l="0"/>
-            <wp:docPr id="137" name="kit_strips.png" descr="kit_strips.png" title="kit_strips.png"/>
+            <wp:docPr id="177" name="cubestrip.png" descr="cubestrip.png" title="cubestrip.png"/>
             <wp:cNvGraphicFramePr>
               <a:graphicFrameLocks xmlns:a="http://schemas.openxmlformats.org/drawingml/2006/main" noChangeAspect="1"/>
             </wp:cNvGraphicFramePr>
@@ -38446,7 +40441,7 @@
                   <pic:spPr bwMode="auto">
                     <a:xfrm>
                       <a:off x="0" y="0"/>
-                      <a:ext cx="5715000" cy="3019425"/>
+                      <a:ext cx="6096000" cy="1143000"/>
                     </a:xfrm>
                     <a:prstGeom prst="rect">
                       <a:avLst/>
@@ -38462,15 +40457,48 @@
     <w:p>
       <w:pPr>
         <w:keepLines/>
+        <w:pageBreakBefore/>
+        <w:spacing w:after="80" w:before="0" w:line="320" w:lineRule="auto"/>
+        <w:jc w:val="center"/>
+      </w:pPr>
+      <w:r>
+        <w:rPr>
+          <w:rFonts w:ascii="Arial" w:cs="Arial" w:eastAsia="Arial" w:hAnsi="Arial"/>
+          <w:b/>
+          <w:bCs/>
+          <w:sz w:val="40"/>
+          <w:szCs w:val="40"/>
+        </w:rPr>
+        <w:t xml:space="preserve">Play notes and $1 coins</w:t>
+      </w:r>
+    </w:p>
+    <w:p>
+      <w:pPr>
+        <w:keepLines/>
         <w:spacing w:after="120" w:before="0" w:line="320" w:lineRule="auto"/>
         <w:jc w:val="center"/>
       </w:pPr>
       <w:r>
+        <w:rPr>
+          <w:rFonts w:ascii="Arial" w:cs="Arial" w:eastAsia="Arial" w:hAnsi="Arial"/>
+          <w:sz w:val="24"/>
+          <w:szCs w:val="24"/>
+        </w:rPr>
+        <w:t xml:space="preserve">For Lesson 6 (Coin Combos). Cut along the dashed lines.</w:t>
+      </w:r>
+    </w:p>
+    <w:p>
+      <w:pPr>
+        <w:keepLines/>
+        <w:spacing w:after="120" w:before="0" w:line="320" w:lineRule="auto"/>
+        <w:jc w:val="center"/>
+      </w:pPr>
+      <w:r>
         <w:drawing>
           <wp:inline distT="0" distB="0" distL="0" distR="0">
-            <wp:extent cx="5715000" cy="3724275"/>
+            <wp:extent cx="5715000" cy="4010025"/>
             <wp:effectExtent t="0" r="0" b="0" l="0"/>
-            <wp:docPr id="138" name="kit_tiles.png" descr="kit_tiles.png" title="kit_tiles.png"/>
+            <wp:docPr id="178" name="kit_notes.png" descr="kit_notes.png" title="kit_notes.png"/>
             <wp:cNvGraphicFramePr>
               <a:graphicFrameLocks xmlns:a="http://schemas.openxmlformats.org/drawingml/2006/main" noChangeAspect="1"/>
             </wp:cNvGraphicFramePr>
@@ -38485,6 +40513,198 @@
                   </pic:nvPicPr>
                   <pic:blipFill>
                     <a:blip r:embed="rId34" cstate="none"/>
+                    <a:srcRect/>
+                    <a:stretch>
+                      <a:fillRect/>
+                    </a:stretch>
+                  </pic:blipFill>
+                  <pic:spPr bwMode="auto">
+                    <a:xfrm>
+                      <a:off x="0" y="0"/>
+                      <a:ext cx="5715000" cy="4010025"/>
+                    </a:xfrm>
+                    <a:prstGeom prst="rect">
+                      <a:avLst/>
+                    </a:prstGeom>
+                  </pic:spPr>
+                </pic:pic>
+              </a:graphicData>
+            </a:graphic>
+          </wp:inline>
+        </w:drawing>
+      </w:r>
+    </w:p>
+    <w:p>
+      <w:pPr>
+        <w:keepLines/>
+        <w:pageBreakBefore/>
+        <w:spacing w:after="80" w:before="0" w:line="320" w:lineRule="auto"/>
+        <w:jc w:val="center"/>
+      </w:pPr>
+      <w:r>
+        <w:rPr>
+          <w:rFonts w:ascii="Arial" w:cs="Arial" w:eastAsia="Arial" w:hAnsi="Arial"/>
+          <w:b/>
+          <w:bCs/>
+          <w:sz w:val="40"/>
+          <w:szCs w:val="40"/>
+        </w:rPr>
+        <w:t xml:space="preserve">Inquirer Kit</w:t>
+      </w:r>
+    </w:p>
+    <w:p>
+      <w:pPr>
+        <w:keepLines/>
+        <w:spacing w:after="100" w:before="0" w:line="320" w:lineRule="auto"/>
+        <w:jc w:val="center"/>
+      </w:pPr>
+      <w:r>
+        <w:rPr>
+          <w:rFonts w:ascii="Arial" w:cs="Arial" w:eastAsia="Arial" w:hAnsi="Arial"/>
+          <w:sz w:val="24"/>
+          <w:szCs w:val="24"/>
+        </w:rPr>
+        <w:t xml:space="preserve">Nothing needs to be bought. Print, cut out and keep everything in one envelope.</w:t>
+      </w:r>
+    </w:p>
+    <w:p>
+      <w:pPr>
+        <w:keepLines/>
+        <w:spacing w:after="120" w:before="0" w:line="320" w:lineRule="auto"/>
+        <w:jc w:val="center"/>
+      </w:pPr>
+      <w:r>
+        <w:drawing>
+          <wp:inline distT="0" distB="0" distL="0" distR="0">
+            <wp:extent cx="5715000" cy="4819650"/>
+            <wp:effectExtent t="0" r="0" b="0" l="0"/>
+            <wp:docPr id="179" name="kit_frames.png" descr="kit_frames.png" title="kit_frames.png"/>
+            <wp:cNvGraphicFramePr>
+              <a:graphicFrameLocks xmlns:a="http://schemas.openxmlformats.org/drawingml/2006/main" noChangeAspect="1"/>
+            </wp:cNvGraphicFramePr>
+            <a:graphic xmlns:a="http://schemas.openxmlformats.org/drawingml/2006/main">
+              <a:graphicData uri="http://schemas.openxmlformats.org/drawingml/2006/picture">
+                <pic:pic xmlns:pic="http://schemas.openxmlformats.org/drawingml/2006/picture">
+                  <pic:nvPicPr>
+                    <pic:cNvPr id="0" name="" descr=""/>
+                    <pic:cNvPicPr>
+                      <a:picLocks noChangeAspect="1" noChangeArrowheads="1"/>
+                    </pic:cNvPicPr>
+                  </pic:nvPicPr>
+                  <pic:blipFill>
+                    <a:blip r:embed="rId35" cstate="none"/>
+                    <a:srcRect/>
+                    <a:stretch>
+                      <a:fillRect/>
+                    </a:stretch>
+                  </pic:blipFill>
+                  <pic:spPr bwMode="auto">
+                    <a:xfrm>
+                      <a:off x="0" y="0"/>
+                      <a:ext cx="5715000" cy="4819650"/>
+                    </a:xfrm>
+                    <a:prstGeom prst="rect">
+                      <a:avLst/>
+                    </a:prstGeom>
+                  </pic:spPr>
+                </pic:pic>
+              </a:graphicData>
+            </a:graphic>
+          </wp:inline>
+        </w:drawing>
+      </w:r>
+    </w:p>
+    <w:p>
+      <w:pPr>
+        <w:keepLines/>
+        <w:pageBreakBefore/>
+        <w:spacing w:after="80" w:before="0" w:line="320" w:lineRule="auto"/>
+        <w:jc w:val="center"/>
+      </w:pPr>
+      <w:r>
+        <w:rPr>
+          <w:rFonts w:ascii="Arial" w:cs="Arial" w:eastAsia="Arial" w:hAnsi="Arial"/>
+          <w:b/>
+          <w:bCs/>
+          <w:sz w:val="40"/>
+          <w:szCs w:val="40"/>
+        </w:rPr>
+        <w:t xml:space="preserve">Number strips and sorting tiles</w:t>
+      </w:r>
+    </w:p>
+    <w:p>
+      <w:pPr>
+        <w:keepLines/>
+        <w:spacing w:after="120" w:before="0" w:line="320" w:lineRule="auto"/>
+        <w:jc w:val="center"/>
+      </w:pPr>
+      <w:r>
+        <w:drawing>
+          <wp:inline distT="0" distB="0" distL="0" distR="0">
+            <wp:extent cx="5715000" cy="3019425"/>
+            <wp:effectExtent t="0" r="0" b="0" l="0"/>
+            <wp:docPr id="180" name="kit_strips.png" descr="kit_strips.png" title="kit_strips.png"/>
+            <wp:cNvGraphicFramePr>
+              <a:graphicFrameLocks xmlns:a="http://schemas.openxmlformats.org/drawingml/2006/main" noChangeAspect="1"/>
+            </wp:cNvGraphicFramePr>
+            <a:graphic xmlns:a="http://schemas.openxmlformats.org/drawingml/2006/main">
+              <a:graphicData uri="http://schemas.openxmlformats.org/drawingml/2006/picture">
+                <pic:pic xmlns:pic="http://schemas.openxmlformats.org/drawingml/2006/picture">
+                  <pic:nvPicPr>
+                    <pic:cNvPr id="0" name="" descr=""/>
+                    <pic:cNvPicPr>
+                      <a:picLocks noChangeAspect="1" noChangeArrowheads="1"/>
+                    </pic:cNvPicPr>
+                  </pic:nvPicPr>
+                  <pic:blipFill>
+                    <a:blip r:embed="rId36" cstate="none"/>
+                    <a:srcRect/>
+                    <a:stretch>
+                      <a:fillRect/>
+                    </a:stretch>
+                  </pic:blipFill>
+                  <pic:spPr bwMode="auto">
+                    <a:xfrm>
+                      <a:off x="0" y="0"/>
+                      <a:ext cx="5715000" cy="3019425"/>
+                    </a:xfrm>
+                    <a:prstGeom prst="rect">
+                      <a:avLst/>
+                    </a:prstGeom>
+                  </pic:spPr>
+                </pic:pic>
+              </a:graphicData>
+            </a:graphic>
+          </wp:inline>
+        </w:drawing>
+      </w:r>
+    </w:p>
+    <w:p>
+      <w:pPr>
+        <w:keepLines/>
+        <w:spacing w:after="120" w:before="0" w:line="320" w:lineRule="auto"/>
+        <w:jc w:val="center"/>
+      </w:pPr>
+      <w:r>
+        <w:drawing>
+          <wp:inline distT="0" distB="0" distL="0" distR="0">
+            <wp:extent cx="5715000" cy="3724275"/>
+            <wp:effectExtent t="0" r="0" b="0" l="0"/>
+            <wp:docPr id="181" name="kit_tiles.png" descr="kit_tiles.png" title="kit_tiles.png"/>
+            <wp:cNvGraphicFramePr>
+              <a:graphicFrameLocks xmlns:a="http://schemas.openxmlformats.org/drawingml/2006/main" noChangeAspect="1"/>
+            </wp:cNvGraphicFramePr>
+            <a:graphic xmlns:a="http://schemas.openxmlformats.org/drawingml/2006/main">
+              <a:graphicData uri="http://schemas.openxmlformats.org/drawingml/2006/picture">
+                <pic:pic xmlns:pic="http://schemas.openxmlformats.org/drawingml/2006/picture">
+                  <pic:nvPicPr>
+                    <pic:cNvPr id="0" name="" descr=""/>
+                    <pic:cNvPicPr>
+                      <a:picLocks noChangeAspect="1" noChangeArrowheads="1"/>
+                    </pic:cNvPicPr>
+                  </pic:nvPicPr>
+                  <pic:blipFill>
+                    <a:blip r:embed="rId37" cstate="none"/>
                     <a:srcRect/>
                     <a:stretch>
                       <a:fillRect/>
@@ -39074,8 +41294,32 @@
         <w:szCs w:val="18"/>
       </w:rPr>
       <w:fldChar w:fldCharType="begin"/>
+    </w:r>
+    <w:r>
+      <w:rPr>
+        <w:rFonts w:ascii="Arial" w:cs="Arial" w:eastAsia="Arial" w:hAnsi="Arial"/>
+        <w:color w:val="777777"/>
+        <w:sz w:val="18"/>
+        <w:szCs w:val="18"/>
+      </w:rPr>
       <w:instrText xml:space="preserve">PAGE</w:instrText>
+    </w:r>
+    <w:r>
+      <w:rPr>
+        <w:rFonts w:ascii="Arial" w:cs="Arial" w:eastAsia="Arial" w:hAnsi="Arial"/>
+        <w:color w:val="777777"/>
+        <w:sz w:val="18"/>
+        <w:szCs w:val="18"/>
+      </w:rPr>
       <w:fldChar w:fldCharType="separate"/>
+    </w:r>
+    <w:r>
+      <w:rPr>
+        <w:rFonts w:ascii="Arial" w:cs="Arial" w:eastAsia="Arial" w:hAnsi="Arial"/>
+        <w:color w:val="777777"/>
+        <w:sz w:val="18"/>
+        <w:szCs w:val="18"/>
+      </w:rPr>
       <w:fldChar w:fldCharType="end"/>
     </w:r>
   </w:p>
@@ -39229,6 +41473,21 @@
   <w:style w:type="paragraph" w:styleId="Normal" w:default="1">
     <w:name w:val="Normal"/>
     <w:qFormat/>
+  </w:style>
+  <w:style w:type="table" w:styleId="TableNormal" w:default="true">
+    <w:name w:val="Normal Table"/>
+    <w:uiPriority w:val="99"/>
+    <w:semiHidden/>
+    <w:unhideWhenUsed/>
+    <w:tblPr>
+      <w:tblInd w:type="dxa" w:w="0"/>
+      <w:tblCellMar>
+        <w:top w:type="dxa" w:w="0"/>
+        <w:left w:type="dxa" w:w="108"/>
+        <w:bottom w:type="dxa" w:w="0"/>
+        <w:right w:type="dxa" w:w="108"/>
+      </w:tblCellMar>
+    </w:tblPr>
   </w:style>
   <w:style w:type="paragraph" w:styleId="Title">
     <w:name w:val="Title"/>

--- a/hp/P1_Holiday_Program_Student_Workbook.docx
+++ b/hp/P1_Holiday_Program_Student_Workbook.docx
@@ -3716,7 +3716,7 @@
                 <w:sz w:val="19"/>
                 <w:szCs w:val="19"/>
               </w:rPr>
-              <w:t xml:space="preserve">Two minutes. There are no right answers. You can pass. Nobody reads it out.</w:t>
+              <w:t xml:space="preserve">Three minutes. There are no right answers. You can pass. Nobody reads it out.</w:t>
             </w:r>
           </w:p>
           <w:p>
@@ -6736,7 +6736,7 @@
                 <w:sz w:val="19"/>
                 <w:szCs w:val="19"/>
               </w:rPr>
-              <w:t xml:space="preserve">Two minutes. There are no right answers. You can pass. Nobody reads it out.</w:t>
+              <w:t xml:space="preserve">Three minutes. There are no right answers. You can pass. Nobody reads it out.</w:t>
             </w:r>
           </w:p>
           <w:p>
@@ -10954,7 +10954,7 @@
                 <w:sz w:val="19"/>
                 <w:szCs w:val="19"/>
               </w:rPr>
-              <w:t xml:space="preserve">Two minutes. There are no right answers. You can pass. Nobody reads it out.</w:t>
+              <w:t xml:space="preserve">Three minutes. There are no right answers. You can pass. Nobody reads it out.</w:t>
             </w:r>
           </w:p>
           <w:p>
@@ -12906,6 +12906,122 @@
     <w:p>
       <w:pPr>
         <w:keepLines/>
+        <w:spacing w:after="120" w:before="100" w:line="320" w:lineRule="auto"/>
+        <w:ind w:left="560" w:hanging="560"/>
+      </w:pPr>
+      <w:r>
+        <w:rPr>
+          <w:rFonts w:ascii="Arial" w:cs="Arial" w:eastAsia="Arial" w:hAnsi="Arial"/>
+          <w:b/>
+          <w:bCs/>
+          <w:sz w:val="26"/>
+          <w:szCs w:val="26"/>
+        </w:rPr>
+        <w:t xml:space="preserve">2.</w:t>
+      </w:r>
+      <w:r>
+        <w:rPr>
+          <w:rFonts w:ascii="Arial" w:cs="Arial" w:eastAsia="Arial" w:hAnsi="Arial"/>
+          <w:sz w:val="26"/>
+          <w:szCs w:val="26"/>
+        </w:rPr>
+        <w:tab/>
+      </w:r>
+      <w:r>
+        <w:rPr>
+          <w:rFonts w:ascii="Arial" w:cs="Arial" w:eastAsia="Arial" w:hAnsi="Arial"/>
+          <w:sz w:val="26"/>
+          <w:szCs w:val="26"/>
+        </w:rPr>
+        <w:t xml:space="preserve">The pattern is circle, square, triangle, circle, square, triangle, circle … What is the 10th one? (Keep writing the pattern until you get there.)</w:t>
+      </w:r>
+    </w:p>
+    <w:p>
+      <w:pPr>
+        <w:keepLines/>
+        <w:spacing w:after="140" w:before="0" w:line="320" w:lineRule="auto"/>
+        <w:ind w:left="560"/>
+      </w:pPr>
+      <w:r>
+        <w:rPr>
+          <w:rFonts w:ascii="Arial" w:cs="Arial" w:eastAsia="Arial" w:hAnsi="Arial"/>
+          <w:b/>
+          <w:bCs/>
+          <w:sz w:val="26"/>
+          <w:szCs w:val="26"/>
+        </w:rPr>
+        <w:t xml:space="preserve">Answer: </w:t>
+      </w:r>
+      <w:r>
+        <w:rPr>
+          <w:rFonts w:ascii="Arial" w:cs="Arial" w:eastAsia="Arial" w:hAnsi="Arial"/>
+          <w:sz w:val="26"/>
+          <w:szCs w:val="26"/>
+        </w:rPr>
+        <w:t xml:space="preserve">______________________________</w:t>
+      </w:r>
+    </w:p>
+    <w:p>
+      <w:pPr>
+        <w:keepLines/>
+        <w:spacing w:after="120" w:before="100" w:line="320" w:lineRule="auto"/>
+        <w:ind w:left="560" w:hanging="560"/>
+      </w:pPr>
+      <w:r>
+        <w:rPr>
+          <w:rFonts w:ascii="Arial" w:cs="Arial" w:eastAsia="Arial" w:hAnsi="Arial"/>
+          <w:b/>
+          <w:bCs/>
+          <w:sz w:val="26"/>
+          <w:szCs w:val="26"/>
+        </w:rPr>
+        <w:t xml:space="preserve">3.</w:t>
+      </w:r>
+      <w:r>
+        <w:rPr>
+          <w:rFonts w:ascii="Arial" w:cs="Arial" w:eastAsia="Arial" w:hAnsi="Arial"/>
+          <w:sz w:val="26"/>
+          <w:szCs w:val="26"/>
+        </w:rPr>
+        <w:tab/>
+      </w:r>
+      <w:r>
+        <w:rPr>
+          <w:rFonts w:ascii="Arial" w:cs="Arial" w:eastAsia="Arial" w:hAnsi="Arial"/>
+          <w:sz w:val="26"/>
+          <w:szCs w:val="26"/>
+        </w:rPr>
+        <w:t xml:space="preserve">The pattern is red, red, blue, red, red, blue, red … What is the 8th one?</w:t>
+      </w:r>
+    </w:p>
+    <w:p>
+      <w:pPr>
+        <w:keepLines/>
+        <w:spacing w:after="140" w:before="0" w:line="320" w:lineRule="auto"/>
+        <w:ind w:left="560"/>
+      </w:pPr>
+      <w:r>
+        <w:rPr>
+          <w:rFonts w:ascii="Arial" w:cs="Arial" w:eastAsia="Arial" w:hAnsi="Arial"/>
+          <w:b/>
+          <w:bCs/>
+          <w:sz w:val="26"/>
+          <w:szCs w:val="26"/>
+        </w:rPr>
+        <w:t xml:space="preserve">Answer: </w:t>
+      </w:r>
+      <w:r>
+        <w:rPr>
+          <w:rFonts w:ascii="Arial" w:cs="Arial" w:eastAsia="Arial" w:hAnsi="Arial"/>
+          <w:sz w:val="26"/>
+          <w:szCs w:val="26"/>
+        </w:rPr>
+        <w:t xml:space="preserve">______________________________</w:t>
+      </w:r>
+    </w:p>
+    <w:p>
+      <w:pPr>
+        <w:keepLines/>
         <w:spacing w:after="120" w:before="160" w:line="320" w:lineRule="auto"/>
         <w:ind w:left="560" w:hanging="560"/>
       </w:pPr>
@@ -12917,7 +13033,7 @@
           <w:sz w:val="26"/>
           <w:szCs w:val="26"/>
         </w:rPr>
-        <w:t xml:space="preserve">2.</w:t>
+        <w:t xml:space="preserve">4.</w:t>
       </w:r>
       <w:r>
         <w:rPr>
@@ -13056,7 +13172,6 @@
     </w:p>
     <w:p>
       <w:pPr>
-        <w:keepNext/>
         <w:keepLines/>
         <w:pageBreakBefore/>
         <w:spacing w:after="120" w:before="0" w:line="320" w:lineRule="auto"/>
@@ -13070,7 +13185,124 @@
           <w:sz w:val="26"/>
           <w:szCs w:val="26"/>
         </w:rPr>
-        <w:t xml:space="preserve">3.</w:t>
+        <w:t xml:space="preserve">5.</w:t>
+      </w:r>
+      <w:r>
+        <w:rPr>
+          <w:rFonts w:ascii="Arial" w:cs="Arial" w:eastAsia="Arial" w:hAnsi="Arial"/>
+          <w:sz w:val="26"/>
+          <w:szCs w:val="26"/>
+        </w:rPr>
+        <w:tab/>
+      </w:r>
+      <w:r>
+        <w:rPr>
+          <w:rFonts w:ascii="Arial" w:cs="Arial" w:eastAsia="Arial" w:hAnsi="Arial"/>
+          <w:sz w:val="26"/>
+          <w:szCs w:val="26"/>
+        </w:rPr>
+        <w:t xml:space="preserve">The pattern is cat, dog, dog, cat, dog, dog, cat … What is the 12th one?</w:t>
+      </w:r>
+    </w:p>
+    <w:p>
+      <w:pPr>
+        <w:keepLines/>
+        <w:spacing w:after="140" w:before="0" w:line="320" w:lineRule="auto"/>
+        <w:ind w:left="560"/>
+      </w:pPr>
+      <w:r>
+        <w:rPr>
+          <w:rFonts w:ascii="Arial" w:cs="Arial" w:eastAsia="Arial" w:hAnsi="Arial"/>
+          <w:b/>
+          <w:bCs/>
+          <w:sz w:val="26"/>
+          <w:szCs w:val="26"/>
+        </w:rPr>
+        <w:t xml:space="preserve">Answer: </w:t>
+      </w:r>
+      <w:r>
+        <w:rPr>
+          <w:rFonts w:ascii="Arial" w:cs="Arial" w:eastAsia="Arial" w:hAnsi="Arial"/>
+          <w:sz w:val="26"/>
+          <w:szCs w:val="26"/>
+        </w:rPr>
+        <w:t xml:space="preserve">______________________________</w:t>
+      </w:r>
+    </w:p>
+    <w:p>
+      <w:pPr>
+        <w:keepLines/>
+        <w:spacing w:after="120" w:before="100" w:line="320" w:lineRule="auto"/>
+        <w:ind w:left="560" w:hanging="560"/>
+      </w:pPr>
+      <w:r>
+        <w:rPr>
+          <w:rFonts w:ascii="Arial" w:cs="Arial" w:eastAsia="Arial" w:hAnsi="Arial"/>
+          <w:b/>
+          <w:bCs/>
+          <w:sz w:val="26"/>
+          <w:szCs w:val="26"/>
+        </w:rPr>
+        <w:t xml:space="preserve">6.</w:t>
+      </w:r>
+      <w:r>
+        <w:rPr>
+          <w:rFonts w:ascii="Arial" w:cs="Arial" w:eastAsia="Arial" w:hAnsi="Arial"/>
+          <w:sz w:val="26"/>
+          <w:szCs w:val="26"/>
+        </w:rPr>
+        <w:tab/>
+      </w:r>
+      <w:r>
+        <w:rPr>
+          <w:rFonts w:ascii="Arial" w:cs="Arial" w:eastAsia="Arial" w:hAnsi="Arial"/>
+          <w:sz w:val="26"/>
+          <w:szCs w:val="26"/>
+        </w:rPr>
+        <w:t xml:space="preserve">The pattern is A, B, C, D, A, B, C … What is the 11th one? (Write the letters in a row and number them.)</w:t>
+      </w:r>
+    </w:p>
+    <w:p>
+      <w:pPr>
+        <w:keepLines/>
+        <w:spacing w:after="140" w:before="0" w:line="320" w:lineRule="auto"/>
+        <w:ind w:left="560"/>
+      </w:pPr>
+      <w:r>
+        <w:rPr>
+          <w:rFonts w:ascii="Arial" w:cs="Arial" w:eastAsia="Arial" w:hAnsi="Arial"/>
+          <w:b/>
+          <w:bCs/>
+          <w:sz w:val="26"/>
+          <w:szCs w:val="26"/>
+        </w:rPr>
+        <w:t xml:space="preserve">Answer: </w:t>
+      </w:r>
+      <w:r>
+        <w:rPr>
+          <w:rFonts w:ascii="Arial" w:cs="Arial" w:eastAsia="Arial" w:hAnsi="Arial"/>
+          <w:sz w:val="26"/>
+          <w:szCs w:val="26"/>
+        </w:rPr>
+        <w:t xml:space="preserve">______________________________</w:t>
+      </w:r>
+    </w:p>
+    <w:p>
+      <w:pPr>
+        <w:keepNext/>
+        <w:keepLines/>
+        <w:spacing w:after="120" w:before="160" w:line="320" w:lineRule="auto"/>
+        <w:ind w:left="560" w:hanging="560"/>
+      </w:pPr>
+      <w:r>
+        <w:rPr>
+          <w:rFonts w:ascii="Arial" w:cs="Arial" w:eastAsia="Arial" w:hAnsi="Arial"/>
+          <w:b/>
+          <w:bCs/>
+          <w:sz w:val="26"/>
+          <w:szCs w:val="26"/>
+        </w:rPr>
+        <w:t xml:space="preserve">7.</w:t>
       </w:r>
       <w:r>
         <w:rPr>
@@ -14129,7 +14361,7 @@
           <w:sz w:val="26"/>
           <w:szCs w:val="26"/>
         </w:rPr>
-        <w:t xml:space="preserve">4.</w:t>
+        <w:t xml:space="preserve">8.</w:t>
       </w:r>
       <w:r>
         <w:rPr>
@@ -14525,7 +14757,7 @@
                 <w:sz w:val="19"/>
                 <w:szCs w:val="19"/>
               </w:rPr>
-              <w:t xml:space="preserve">Two minutes. There are no right answers. You can pass. Nobody reads it out.</w:t>
+              <w:t xml:space="preserve">Three minutes. There are no right answers. You can pass. Nobody reads it out.</w:t>
             </w:r>
           </w:p>
           <w:p>
@@ -19951,10 +20183,20 @@
       <w:r>
         <w:rPr>
           <w:rFonts w:ascii="Arial" w:cs="Arial" w:eastAsia="Arial" w:hAnsi="Arial"/>
-          <w:sz w:val="26"/>
-          <w:szCs w:val="26"/>
-        </w:rPr>
-        <w:t xml:space="preserve">Make your own mystery number story. Give it to a friend to solve!</w:t>
+          <w:b/>
+          <w:bCs/>
+          <w:sz w:val="26"/>
+          <w:szCs w:val="26"/>
+        </w:rPr>
+        <w:t xml:space="preserve">★ Take-home </w:t>
+      </w:r>
+      <w:r>
+        <w:rPr>
+          <w:rFonts w:ascii="Arial" w:cs="Arial" w:eastAsia="Arial" w:hAnsi="Arial"/>
+          <w:sz w:val="26"/>
+          <w:szCs w:val="26"/>
+        </w:rPr>
+        <w:t xml:space="preserve">(if you have time, or at home): make your own mystery number story. Give it to a friend to solve!</w:t>
       </w:r>
     </w:p>
     <w:p>
@@ -20301,7 +20543,7 @@
                 <w:sz w:val="19"/>
                 <w:szCs w:val="19"/>
               </w:rPr>
-              <w:t xml:space="preserve">Two minutes. There are no right answers. You can pass. Nobody reads it out.</w:t>
+              <w:t xml:space="preserve">Three minutes. There are no right answers. You can pass. Nobody reads it out.</w:t>
             </w:r>
           </w:p>
           <w:p>
@@ -23531,6 +23773,122 @@
     <w:p>
       <w:pPr>
         <w:keepLines/>
+        <w:spacing w:after="120" w:before="160" w:line="320" w:lineRule="auto"/>
+        <w:ind w:left="560" w:hanging="560"/>
+      </w:pPr>
+      <w:r>
+        <w:rPr>
+          <w:rFonts w:ascii="Arial" w:cs="Arial" w:eastAsia="Arial" w:hAnsi="Arial"/>
+          <w:b/>
+          <w:bCs/>
+          <w:sz w:val="26"/>
+          <w:szCs w:val="26"/>
+        </w:rPr>
+        <w:t xml:space="preserve">5.</w:t>
+      </w:r>
+      <w:r>
+        <w:rPr>
+          <w:rFonts w:ascii="Arial" w:cs="Arial" w:eastAsia="Arial" w:hAnsi="Arial"/>
+          <w:sz w:val="26"/>
+          <w:szCs w:val="26"/>
+        </w:rPr>
+        <w:tab/>
+      </w:r>
+      <w:r>
+        <w:rPr>
+          <w:rFonts w:ascii="Arial" w:cs="Arial" w:eastAsia="Arial" w:hAnsi="Arial"/>
+          <w:sz w:val="26"/>
+          <w:szCs w:val="26"/>
+        </w:rPr>
+        <w:t xml:space="preserve">Ali has a 20¢ coin, a 10¢ coin and a 5¢ coin. How much money does he have?</w:t>
+      </w:r>
+    </w:p>
+    <w:p>
+      <w:pPr>
+        <w:keepLines/>
+        <w:spacing w:after="140" w:before="0" w:line="320" w:lineRule="auto"/>
+        <w:ind w:left="560"/>
+      </w:pPr>
+      <w:r>
+        <w:rPr>
+          <w:rFonts w:ascii="Arial" w:cs="Arial" w:eastAsia="Arial" w:hAnsi="Arial"/>
+          <w:b/>
+          <w:bCs/>
+          <w:sz w:val="26"/>
+          <w:szCs w:val="26"/>
+        </w:rPr>
+        <w:t xml:space="preserve">Answer: </w:t>
+      </w:r>
+      <w:r>
+        <w:rPr>
+          <w:rFonts w:ascii="Arial" w:cs="Arial" w:eastAsia="Arial" w:hAnsi="Arial"/>
+          <w:sz w:val="26"/>
+          <w:szCs w:val="26"/>
+        </w:rPr>
+        <w:t xml:space="preserve">______________________________</w:t>
+      </w:r>
+    </w:p>
+    <w:p>
+      <w:pPr>
+        <w:keepLines/>
+        <w:spacing w:after="120" w:before="160" w:line="320" w:lineRule="auto"/>
+        <w:ind w:left="560" w:hanging="560"/>
+      </w:pPr>
+      <w:r>
+        <w:rPr>
+          <w:rFonts w:ascii="Arial" w:cs="Arial" w:eastAsia="Arial" w:hAnsi="Arial"/>
+          <w:b/>
+          <w:bCs/>
+          <w:sz w:val="26"/>
+          <w:szCs w:val="26"/>
+        </w:rPr>
+        <w:t xml:space="preserve">6.</w:t>
+      </w:r>
+      <w:r>
+        <w:rPr>
+          <w:rFonts w:ascii="Arial" w:cs="Arial" w:eastAsia="Arial" w:hAnsi="Arial"/>
+          <w:sz w:val="26"/>
+          <w:szCs w:val="26"/>
+        </w:rPr>
+        <w:tab/>
+      </w:r>
+      <w:r>
+        <w:rPr>
+          <w:rFonts w:ascii="Arial" w:cs="Arial" w:eastAsia="Arial" w:hAnsi="Arial"/>
+          <w:sz w:val="26"/>
+          <w:szCs w:val="26"/>
+        </w:rPr>
+        <w:t xml:space="preserve">Mei has two 20¢ coins and one 5¢ coin. How much money does she have?</w:t>
+      </w:r>
+    </w:p>
+    <w:p>
+      <w:pPr>
+        <w:keepLines/>
+        <w:spacing w:after="140" w:before="0" w:line="320" w:lineRule="auto"/>
+        <w:ind w:left="560"/>
+      </w:pPr>
+      <w:r>
+        <w:rPr>
+          <w:rFonts w:ascii="Arial" w:cs="Arial" w:eastAsia="Arial" w:hAnsi="Arial"/>
+          <w:b/>
+          <w:bCs/>
+          <w:sz w:val="26"/>
+          <w:szCs w:val="26"/>
+        </w:rPr>
+        <w:t xml:space="preserve">Answer: </w:t>
+      </w:r>
+      <w:r>
+        <w:rPr>
+          <w:rFonts w:ascii="Arial" w:cs="Arial" w:eastAsia="Arial" w:hAnsi="Arial"/>
+          <w:sz w:val="26"/>
+          <w:szCs w:val="26"/>
+        </w:rPr>
+        <w:t xml:space="preserve">______________________________</w:t>
+      </w:r>
+    </w:p>
+    <w:p>
+      <w:pPr>
+        <w:keepLines/>
         <w:pageBreakBefore/>
         <w:spacing w:after="0" w:before="0" w:line="320" w:lineRule="auto"/>
       </w:pPr>
@@ -23845,7 +24203,7 @@
                 <w:sz w:val="19"/>
                 <w:szCs w:val="19"/>
               </w:rPr>
-              <w:t xml:space="preserve">Two minutes. There are no right answers. You can pass. Nobody reads it out.</w:t>
+              <w:t xml:space="preserve">Three minutes. There are no right answers. You can pass. Nobody reads it out.</w:t>
             </w:r>
           </w:p>
           <w:p>
@@ -27831,7 +28189,7 @@
                 <w:sz w:val="19"/>
                 <w:szCs w:val="19"/>
               </w:rPr>
-              <w:t xml:space="preserve">Two minutes. There are no right answers. You can pass. Nobody reads it out.</w:t>
+              <w:t xml:space="preserve">Three minutes. There are no right answers. You can pass. Nobody reads it out.</w:t>
             </w:r>
           </w:p>
           <w:p>
@@ -31684,7 +32042,7 @@
                 <w:sz w:val="19"/>
                 <w:szCs w:val="19"/>
               </w:rPr>
-              <w:t xml:space="preserve">Two minutes. There are no right answers. You can pass. Nobody reads it out.</w:t>
+              <w:t xml:space="preserve">Three minutes. There are no right answers. You can pass. Nobody reads it out.</w:t>
             </w:r>
           </w:p>
           <w:p>
@@ -33805,7 +34163,7 @@
           <w:sz w:val="26"/>
           <w:szCs w:val="26"/>
         </w:rPr>
-        <w:t xml:space="preserve">Measure with cubes. Use the paper cube strip from the back of the workbook (or real cubes). Guess first, then measure. Write how far off your guess was.</w:t>
+        <w:t xml:space="preserve">Use what you measured in Explore. Write your guess, what you measured, and how far off your guess was. Only the last row is new: guess first, then measure it with the paper cube strip from the back of the workbook (or real cubes).</w:t>
       </w:r>
     </w:p>
     <w:tbl>
@@ -35372,7 +35730,7 @@
                 <w:sz w:val="19"/>
                 <w:szCs w:val="19"/>
               </w:rPr>
-              <w:t xml:space="preserve">Two minutes. There are no right answers. You can pass. Nobody reads it out.</w:t>
+              <w:t xml:space="preserve">Three minutes. There are no right answers. You can pass. Nobody reads it out.</w:t>
             </w:r>
           </w:p>
           <w:p>
@@ -38320,7 +38678,7 @@
           <w:sz w:val="26"/>
           <w:szCs w:val="26"/>
         </w:rPr>
-        <w:t xml:space="preserve">Make a puzzle for a friend. Write the puzzle and the answer. (We do this in talk time.)</w:t>
+        <w:t xml:space="preserve">Make a puzzle for a friend. Write the puzzle and the answer here. (We swap puzzles in talk time.)</w:t>
       </w:r>
     </w:p>
     <w:p>
@@ -38690,7 +39048,7 @@
                 <w:sz w:val="19"/>
                 <w:szCs w:val="19"/>
               </w:rPr>
-              <w:t xml:space="preserve">Two minutes. There are no right answers. You can pass. Nobody reads it out.</w:t>
+              <w:t xml:space="preserve">Three minutes. There are no right answers. You can pass. Nobody reads it out.</w:t>
             </w:r>
           </w:p>
           <w:p>

--- a/hp/P1_Holiday_Program_Student_Workbook.docx
+++ b/hp/P1_Holiday_Program_Student_Workbook.docx
@@ -1221,7 +1221,7 @@
                 <w:sz w:val="21"/>
                 <w:szCs w:val="21"/>
               </w:rPr>
-              <w:t xml:space="preserve">After question 3 you may choose: carry on, or try </w:t>
+              <w:t xml:space="preserve">When you finish this page you may choose: carry on, or try </w:t>
             </w:r>
             <w:r>
               <w:rPr>
@@ -4250,7 +4250,7 @@
                 <w:sz w:val="19"/>
                 <w:szCs w:val="19"/>
               </w:rPr>
-              <w:t xml:space="preserve"> I am still stuck (my tutor will come and help)    </w:t>
+              <w:t xml:space="preserve"> I am still stuck (my tutor will look at this after class)    </w:t>
             </w:r>
             <w:r>
               <w:drawing>
@@ -5353,7 +5353,7 @@
                 <w:sz w:val="21"/>
                 <w:szCs w:val="21"/>
               </w:rPr>
-              <w:t xml:space="preserve">After question 3 you may choose: carry on, or try </w:t>
+              <w:t xml:space="preserve">When you finish this page you may choose: carry on, or try </w:t>
             </w:r>
             <w:r>
               <w:rPr>
@@ -7062,7 +7062,7 @@
                 <w:sz w:val="19"/>
                 <w:szCs w:val="19"/>
               </w:rPr>
-              <w:t xml:space="preserve"> I am still stuck (my tutor will come and help)    </w:t>
+              <w:t xml:space="preserve"> I am still stuck (my tutor will look at this after class)    </w:t>
             </w:r>
             <w:r>
               <w:drawing>
@@ -8165,7 +8165,7 @@
                 <w:sz w:val="21"/>
                 <w:szCs w:val="21"/>
               </w:rPr>
-              <w:t xml:space="preserve">After question 3 you may choose: carry on, or try </w:t>
+              <w:t xml:space="preserve">When you finish this page you may choose: carry on, or try </w:t>
             </w:r>
             <w:r>
               <w:rPr>
@@ -11072,7 +11072,7 @@
                 <w:sz w:val="19"/>
                 <w:szCs w:val="19"/>
               </w:rPr>
-              <w:t xml:space="preserve"> I am still stuck (my tutor will come and help)    </w:t>
+              <w:t xml:space="preserve"> I am still stuck (my tutor will look at this after class)    </w:t>
             </w:r>
             <w:r>
               <w:drawing>
@@ -11756,7 +11756,7 @@
           <w:sz w:val="26"/>
           <w:szCs w:val="26"/>
         </w:rPr>
-        <w:t xml:space="preserve">24 children voted. Apple got 6 votes. Orange got 6 more votes than banana. How many votes did banana and orange get?</w:t>
+        <w:t xml:space="preserve">24 children voted for three fruits: apple, banana and orange. Apple got 6 votes. Orange got 6 more votes than banana. How many votes did banana and orange get?</w:t>
       </w:r>
     </w:p>
     <w:p>
@@ -12175,7 +12175,7 @@
                 <w:sz w:val="21"/>
                 <w:szCs w:val="21"/>
               </w:rPr>
-              <w:t xml:space="preserve">After question 3 you may choose: carry on, or try </w:t>
+              <w:t xml:space="preserve">When you finish this page you may choose: carry on, or try </w:t>
             </w:r>
             <w:r>
               <w:rPr>
@@ -14435,7 +14435,7 @@
                 <w:sz w:val="19"/>
                 <w:szCs w:val="19"/>
               </w:rPr>
-              <w:t xml:space="preserve"> I am still stuck (my tutor will come and help)    </w:t>
+              <w:t xml:space="preserve"> I am still stuck (my tutor will look at this after class)    </w:t>
             </w:r>
             <w:r>
               <w:drawing>
@@ -15538,7 +15538,7 @@
                 <w:sz w:val="21"/>
                 <w:szCs w:val="21"/>
               </w:rPr>
-              <w:t xml:space="preserve">After question 3 you may choose: carry on, or try </w:t>
+              <w:t xml:space="preserve">When you finish this page you may choose: carry on, or try </w:t>
             </w:r>
             <w:r>
               <w:rPr>
@@ -20003,7 +20003,7 @@
                 <w:sz w:val="19"/>
                 <w:szCs w:val="19"/>
               </w:rPr>
-              <w:t xml:space="preserve"> I am still stuck (my tutor will come and help)    </w:t>
+              <w:t xml:space="preserve"> I am still stuck (my tutor will look at this after class)    </w:t>
             </w:r>
             <w:r>
               <w:drawing>
@@ -21106,7 +21106,7 @@
                 <w:sz w:val="21"/>
                 <w:szCs w:val="21"/>
               </w:rPr>
-              <w:t xml:space="preserve">After question 3 you may choose: carry on, or try </w:t>
+              <w:t xml:space="preserve">When you finish this page you may choose: carry on, or try </w:t>
             </w:r>
             <w:r>
               <w:rPr>
@@ -23322,7 +23322,7 @@
                 <w:sz w:val="19"/>
                 <w:szCs w:val="19"/>
               </w:rPr>
-              <w:t xml:space="preserve"> I am still stuck (my tutor will come and help)    </w:t>
+              <w:t xml:space="preserve"> I am still stuck (my tutor will look at this after class)    </w:t>
             </w:r>
             <w:r>
               <w:drawing>
@@ -24465,7 +24465,7 @@
                 <w:sz w:val="21"/>
                 <w:szCs w:val="21"/>
               </w:rPr>
-              <w:t xml:space="preserve">After question 3 you may choose: carry on, or try </w:t>
+              <w:t xml:space="preserve">When you finish this page you may choose: carry on, or try </w:t>
             </w:r>
             <w:r>
               <w:rPr>
@@ -25956,7 +25956,7 @@
           <w:sz w:val="26"/>
           <w:szCs w:val="26"/>
         </w:rPr>
-        <w:t xml:space="preserve">I have 6 sides.   ____________</w:t>
+        <w:t xml:space="preserve">I have 3 sides and 3 corners.   ____________</w:t>
       </w:r>
     </w:p>
     <w:p>
@@ -27100,7 +27100,7 @@
                 <w:sz w:val="19"/>
                 <w:szCs w:val="19"/>
               </w:rPr>
-              <w:t xml:space="preserve"> I am still stuck (my tutor will come and help)    </w:t>
+              <w:t xml:space="preserve"> I am still stuck (my tutor will look at this after class)    </w:t>
             </w:r>
             <w:r>
               <w:drawing>
@@ -27573,7 +27573,7 @@
           <w:sz w:val="26"/>
           <w:szCs w:val="26"/>
         </w:rPr>
-        <w:t xml:space="preserve">A square has both diagonals drawn (lines joining opposite corners). How many triangles can you find? Count the small ones first.</w:t>
+        <w:t xml:space="preserve">Three squares are joined in a row to make a long rectangle. How many rectangles can you find altogether? (A square counts as a rectangle.)</w:t>
       </w:r>
     </w:p>
     <w:p>
@@ -28203,7 +28203,7 @@
                 <w:sz w:val="21"/>
                 <w:szCs w:val="21"/>
               </w:rPr>
-              <w:t xml:space="preserve">After question 3 you may choose: carry on, or try </w:t>
+              <w:t xml:space="preserve">When you finish this page you may choose: carry on, or try </w:t>
             </w:r>
             <w:r>
               <w:rPr>
@@ -30669,7 +30669,7 @@
                 <w:sz w:val="19"/>
                 <w:szCs w:val="19"/>
               </w:rPr>
-              <w:t xml:space="preserve"> I am still stuck (my tutor will come and help)    </w:t>
+              <w:t xml:space="preserve"> I am still stuck (my tutor will look at this after class)    </w:t>
             </w:r>
             <w:r>
               <w:drawing>
@@ -31812,7 +31812,7 @@
                 <w:sz w:val="21"/>
                 <w:szCs w:val="21"/>
               </w:rPr>
-              <w:t xml:space="preserve">After question 3 you may choose: carry on, or try </w:t>
+              <w:t xml:space="preserve">When you finish this page you may choose: carry on, or try </w:t>
             </w:r>
             <w:r>
               <w:rPr>
@@ -32933,7 +32933,7 @@
           <w:sz w:val="26"/>
           <w:szCs w:val="26"/>
         </w:rPr>
-        <w:t xml:space="preserve">If you have time: one paper clip is as long as 2 erasers.</w:t>
+        <w:t xml:space="preserve">If you have time: one paper clip is as long as 3 erasers.</w:t>
       </w:r>
     </w:p>
     <w:p>
@@ -32958,7 +32958,7 @@
           <w:sz w:val="26"/>
           <w:szCs w:val="26"/>
         </w:rPr>
-        <w:t xml:space="preserve">A desk is 5 paper clips long. How many erasers long is it?   ____</w:t>
+        <w:t xml:space="preserve">A desk is 6 paper clips long. How many erasers long is it?   ____</w:t>
       </w:r>
     </w:p>
     <w:p>
@@ -32983,7 +32983,7 @@
           <w:sz w:val="26"/>
           <w:szCs w:val="26"/>
         </w:rPr>
-        <w:t xml:space="preserve">A pencil is 12 erasers long. How many paper clips long is it?   ____</w:t>
+        <w:t xml:space="preserve">A pencil is 15 erasers long. How many paper clips long is it?   ____</w:t>
       </w:r>
     </w:p>
     <w:p>
@@ -34102,7 +34102,7 @@
                 <w:sz w:val="19"/>
                 <w:szCs w:val="19"/>
               </w:rPr>
-              <w:t xml:space="preserve"> I am still stuck (my tutor will come and help)    </w:t>
+              <w:t xml:space="preserve"> I am still stuck (my tutor will look at this after class)    </w:t>
             </w:r>
             <w:r>
               <w:drawing>
@@ -35205,7 +35205,7 @@
                 <w:sz w:val="21"/>
                 <w:szCs w:val="21"/>
               </w:rPr>
-              <w:t xml:space="preserve">After question 3 you may choose: carry on, or try </w:t>
+              <w:t xml:space="preserve">When you finish this page you may choose: carry on, or try </w:t>
             </w:r>
             <w:r>
               <w:rPr>
@@ -37212,7 +37212,7 @@
                 <w:sz w:val="19"/>
                 <w:szCs w:val="19"/>
               </w:rPr>
-              <w:t xml:space="preserve"> I am still stuck (my tutor will come and help)    </w:t>
+              <w:t xml:space="preserve"> I am still stuck (my tutor will look at this after class)    </w:t>
             </w:r>
             <w:r>
               <w:drawing>

--- a/hp/P1_Holiday_Program_Student_Workbook.docx
+++ b/hp/P1_Holiday_Program_Student_Workbook.docx
@@ -4307,6 +4307,147 @@
     <w:p>
       <w:pPr>
         <w:keepLines/>
+        <w:spacing w:after="60" w:before="0" w:line="320" w:lineRule="auto"/>
+      </w:pPr>
+      <w:r>
+        <w:rPr>
+          <w:rFonts w:ascii="Arial" w:cs="Arial" w:eastAsia="Arial" w:hAnsi="Arial"/>
+          <w:sz w:val="26"/>
+          <w:szCs w:val="26"/>
+        </w:rPr>
+        <w:t xml:space="preserve"/>
+      </w:r>
+    </w:p>
+    <w:tbl>
+      <w:tblPr>
+        <w:tblW w:type="dxa" w:w="9900"/>
+        <w:tblBorders>
+          <w:top w:val="single" w:color="auto" w:sz="4"/>
+          <w:left w:val="single" w:color="auto" w:sz="4"/>
+          <w:bottom w:val="single" w:color="auto" w:sz="4"/>
+          <w:right w:val="single" w:color="auto" w:sz="4"/>
+          <w:insideH w:val="single" w:color="auto" w:sz="4"/>
+          <w:insideV w:val="single" w:color="auto" w:sz="4"/>
+        </w:tblBorders>
+      </w:tblPr>
+      <w:tblGrid>
+        <w:gridCol w:w="9900"/>
+      </w:tblGrid>
+      <w:tr>
+        <w:trPr>
+          <w:cantSplit/>
+        </w:trPr>
+        <w:tc>
+          <w:tcPr>
+            <w:tcW w:type="dxa" w:w="9900"/>
+            <w:tcBorders>
+              <w:top w:val="single" w:color="000000" w:sz="8"/>
+              <w:left w:val="single" w:color="000000" w:sz="8"/>
+              <w:bottom w:val="single" w:color="000000" w:sz="8"/>
+              <w:right w:val="single" w:color="000000" w:sz="8"/>
+            </w:tcBorders>
+            <w:shd w:fill="FFF6D6" w:color="auto" w:val="clear"/>
+            <w:tcMar>
+              <w:top w:type="dxa" w:w="50"/>
+              <w:left w:type="dxa" w:w="100"/>
+              <w:bottom w:type="dxa" w:w="50"/>
+              <w:right w:type="dxa" w:w="100"/>
+            </w:tcMar>
+            <w:vAlign w:val="center"/>
+          </w:tcPr>
+          <w:p>
+            <w:pPr>
+              <w:keepLines/>
+              <w:spacing w:after="30" w:before="0" w:line="320" w:lineRule="auto"/>
+            </w:pPr>
+            <w:r>
+              <w:rPr>
+                <w:rFonts w:ascii="Arial" w:cs="Arial" w:eastAsia="Arial" w:hAnsi="Arial"/>
+                <w:b/>
+                <w:bCs/>
+                <w:color w:val="1F7A6F"/>
+                <w:sz w:val="22"/>
+                <w:szCs w:val="22"/>
+              </w:rPr>
+              <w:t xml:space="preserve">Story corner: Julia Robinson  </w:t>
+            </w:r>
+            <w:r>
+              <w:rPr>
+                <w:rFonts w:ascii="Arial" w:cs="Arial" w:eastAsia="Arial" w:hAnsi="Arial"/>
+                <w:sz w:val="18"/>
+                <w:szCs w:val="18"/>
+              </w:rPr>
+              <w:t xml:space="preserve">Just for fun. You can pass.</w:t>
+            </w:r>
+          </w:p>
+          <w:p>
+            <w:pPr>
+              <w:keepLines/>
+              <w:spacing w:after="30" w:before="0" w:line="260" w:lineRule="auto"/>
+            </w:pPr>
+            <w:r>
+              <w:rPr>
+                <w:rFonts w:ascii="Arial" w:cs="Arial" w:eastAsia="Arial" w:hAnsi="Arial"/>
+                <w:sz w:val="20"/>
+                <w:szCs w:val="20"/>
+              </w:rPr>
+              <w:t xml:space="preserve">Julia Robinson (USA, 1919-1985) loved the counting numbers, and as a small child she liked arranging pebbles. She grew up to be a mathematician who worked on hard number puzzles.</w:t>
+            </w:r>
+          </w:p>
+          <w:p>
+            <w:pPr>
+              <w:keepLines/>
+              <w:spacing w:after="30" w:before="0" w:line="260" w:lineRule="auto"/>
+            </w:pPr>
+            <w:r>
+              <w:rPr>
+                <w:rFonts w:ascii="Arial" w:cs="Arial" w:eastAsia="Arial" w:hAnsi="Arial"/>
+                <w:b/>
+                <w:bCs/>
+                <w:sz w:val="20"/>
+                <w:szCs w:val="20"/>
+              </w:rPr>
+              <w:t xml:space="preserve">Try it: </w:t>
+            </w:r>
+            <w:r>
+              <w:rPr>
+                <w:rFonts w:ascii="Arial" w:cs="Arial" w:eastAsia="Arial" w:hAnsi="Arial"/>
+                <w:sz w:val="20"/>
+                <w:szCs w:val="20"/>
+              </w:rPr>
+              <w:t xml:space="preserve">Julia puts pebbles in rows. Row 1 has 3 pebbles, row 2 has 6, row 3 has 9. How many pebbles are in row 5? What is the rule?</w:t>
+            </w:r>
+          </w:p>
+          <w:p>
+            <w:pPr>
+              <w:keepLines/>
+              <w:spacing w:after="0" w:before="0" w:line="320" w:lineRule="auto"/>
+            </w:pPr>
+            <w:r>
+              <w:rPr>
+                <w:rFonts w:ascii="Arial" w:cs="Arial" w:eastAsia="Arial" w:hAnsi="Arial"/>
+                <w:b/>
+                <w:bCs/>
+                <w:sz w:val="20"/>
+                <w:szCs w:val="20"/>
+              </w:rPr>
+              <w:t xml:space="preserve">My answer: </w:t>
+            </w:r>
+            <w:r>
+              <w:rPr>
+                <w:rFonts w:ascii="Arial" w:cs="Arial" w:eastAsia="Arial" w:hAnsi="Arial"/>
+                <w:sz w:val="20"/>
+                <w:szCs w:val="20"/>
+              </w:rPr>
+              <w:t xml:space="preserve">______________________________</w:t>
+            </w:r>
+          </w:p>
+        </w:tc>
+      </w:tr>
+    </w:tbl>
+    <w:p>
+      <w:pPr>
+        <w:keepLines/>
         <w:pageBreakBefore/>
         <w:spacing w:after="60" w:before="0" w:line="320" w:lineRule="auto"/>
         <w:jc w:val="right"/>
@@ -7119,6 +7260,147 @@
     <w:p>
       <w:pPr>
         <w:keepLines/>
+        <w:spacing w:after="60" w:before="0" w:line="320" w:lineRule="auto"/>
+      </w:pPr>
+      <w:r>
+        <w:rPr>
+          <w:rFonts w:ascii="Arial" w:cs="Arial" w:eastAsia="Arial" w:hAnsi="Arial"/>
+          <w:sz w:val="26"/>
+          <w:szCs w:val="26"/>
+        </w:rPr>
+        <w:t xml:space="preserve"/>
+      </w:r>
+    </w:p>
+    <w:tbl>
+      <w:tblPr>
+        <w:tblW w:type="dxa" w:w="9900"/>
+        <w:tblBorders>
+          <w:top w:val="single" w:color="auto" w:sz="4"/>
+          <w:left w:val="single" w:color="auto" w:sz="4"/>
+          <w:bottom w:val="single" w:color="auto" w:sz="4"/>
+          <w:right w:val="single" w:color="auto" w:sz="4"/>
+          <w:insideH w:val="single" w:color="auto" w:sz="4"/>
+          <w:insideV w:val="single" w:color="auto" w:sz="4"/>
+        </w:tblBorders>
+      </w:tblPr>
+      <w:tblGrid>
+        <w:gridCol w:w="9900"/>
+      </w:tblGrid>
+      <w:tr>
+        <w:trPr>
+          <w:cantSplit/>
+        </w:trPr>
+        <w:tc>
+          <w:tcPr>
+            <w:tcW w:type="dxa" w:w="9900"/>
+            <w:tcBorders>
+              <w:top w:val="single" w:color="000000" w:sz="8"/>
+              <w:left w:val="single" w:color="000000" w:sz="8"/>
+              <w:bottom w:val="single" w:color="000000" w:sz="8"/>
+              <w:right w:val="single" w:color="000000" w:sz="8"/>
+            </w:tcBorders>
+            <w:shd w:fill="FFF6D6" w:color="auto" w:val="clear"/>
+            <w:tcMar>
+              <w:top w:type="dxa" w:w="50"/>
+              <w:left w:type="dxa" w:w="100"/>
+              <w:bottom w:type="dxa" w:w="50"/>
+              <w:right w:type="dxa" w:w="100"/>
+            </w:tcMar>
+            <w:vAlign w:val="center"/>
+          </w:tcPr>
+          <w:p>
+            <w:pPr>
+              <w:keepLines/>
+              <w:spacing w:after="30" w:before="0" w:line="320" w:lineRule="auto"/>
+            </w:pPr>
+            <w:r>
+              <w:rPr>
+                <w:rFonts w:ascii="Arial" w:cs="Arial" w:eastAsia="Arial" w:hAnsi="Arial"/>
+                <w:b/>
+                <w:bCs/>
+                <w:color w:val="1F7A6F"/>
+                <w:sz w:val="22"/>
+                <w:szCs w:val="22"/>
+              </w:rPr>
+              <w:t xml:space="preserve">Story corner: Robert Recorde  </w:t>
+            </w:r>
+            <w:r>
+              <w:rPr>
+                <w:rFonts w:ascii="Arial" w:cs="Arial" w:eastAsia="Arial" w:hAnsi="Arial"/>
+                <w:sz w:val="18"/>
+                <w:szCs w:val="18"/>
+              </w:rPr>
+              <w:t xml:space="preserve">Just for fun. You can pass.</w:t>
+            </w:r>
+          </w:p>
+          <w:p>
+            <w:pPr>
+              <w:keepLines/>
+              <w:spacing w:after="30" w:before="0" w:line="260" w:lineRule="auto"/>
+            </w:pPr>
+            <w:r>
+              <w:rPr>
+                <w:rFonts w:ascii="Arial" w:cs="Arial" w:eastAsia="Arial" w:hAnsi="Arial"/>
+                <w:sz w:val="20"/>
+                <w:szCs w:val="20"/>
+              </w:rPr>
+              <w:t xml:space="preserve">Robert Recorde (Wales, about 1510-1558) was a doctor who wrote maths books. In 1557 he used the sign = for the first time in a book, because no two things can be more equal than two straight lines of the same length.</w:t>
+            </w:r>
+          </w:p>
+          <w:p>
+            <w:pPr>
+              <w:keepLines/>
+              <w:spacing w:after="30" w:before="0" w:line="260" w:lineRule="auto"/>
+            </w:pPr>
+            <w:r>
+              <w:rPr>
+                <w:rFonts w:ascii="Arial" w:cs="Arial" w:eastAsia="Arial" w:hAnsi="Arial"/>
+                <w:b/>
+                <w:bCs/>
+                <w:sz w:val="20"/>
+                <w:szCs w:val="20"/>
+              </w:rPr>
+              <w:t xml:space="preserve">Try it: </w:t>
+            </w:r>
+            <w:r>
+              <w:rPr>
+                <w:rFonts w:ascii="Arial" w:cs="Arial" w:eastAsia="Arial" w:hAnsi="Arial"/>
+                <w:sz w:val="20"/>
+                <w:szCs w:val="20"/>
+              </w:rPr>
+              <w:t xml:space="preserve">Use Recorde's sign. Fill in the missing number so that both sides are equal: 4 + 4 = 5 + __</w:t>
+            </w:r>
+          </w:p>
+          <w:p>
+            <w:pPr>
+              <w:keepLines/>
+              <w:spacing w:after="0" w:before="0" w:line="320" w:lineRule="auto"/>
+            </w:pPr>
+            <w:r>
+              <w:rPr>
+                <w:rFonts w:ascii="Arial" w:cs="Arial" w:eastAsia="Arial" w:hAnsi="Arial"/>
+                <w:b/>
+                <w:bCs/>
+                <w:sz w:val="20"/>
+                <w:szCs w:val="20"/>
+              </w:rPr>
+              <w:t xml:space="preserve">My answer: </w:t>
+            </w:r>
+            <w:r>
+              <w:rPr>
+                <w:rFonts w:ascii="Arial" w:cs="Arial" w:eastAsia="Arial" w:hAnsi="Arial"/>
+                <w:sz w:val="20"/>
+                <w:szCs w:val="20"/>
+              </w:rPr>
+              <w:t xml:space="preserve">______________________________</w:t>
+            </w:r>
+          </w:p>
+        </w:tc>
+      </w:tr>
+    </w:tbl>
+    <w:p>
+      <w:pPr>
+        <w:keepLines/>
         <w:pageBreakBefore/>
         <w:spacing w:after="60" w:before="0" w:line="320" w:lineRule="auto"/>
         <w:jc w:val="right"/>
@@ -11121,6 +11403,147 @@
                 <w:szCs w:val="19"/>
               </w:rPr>
               <w:t xml:space="preserve"> I would like to pass    </w:t>
+            </w:r>
+          </w:p>
+        </w:tc>
+      </w:tr>
+    </w:tbl>
+    <w:p>
+      <w:pPr>
+        <w:keepLines/>
+        <w:spacing w:after="60" w:before="0" w:line="320" w:lineRule="auto"/>
+      </w:pPr>
+      <w:r>
+        <w:rPr>
+          <w:rFonts w:ascii="Arial" w:cs="Arial" w:eastAsia="Arial" w:hAnsi="Arial"/>
+          <w:sz w:val="26"/>
+          <w:szCs w:val="26"/>
+        </w:rPr>
+        <w:t xml:space="preserve"/>
+      </w:r>
+    </w:p>
+    <w:tbl>
+      <w:tblPr>
+        <w:tblW w:type="dxa" w:w="9900"/>
+        <w:tblBorders>
+          <w:top w:val="single" w:color="auto" w:sz="4"/>
+          <w:left w:val="single" w:color="auto" w:sz="4"/>
+          <w:bottom w:val="single" w:color="auto" w:sz="4"/>
+          <w:right w:val="single" w:color="auto" w:sz="4"/>
+          <w:insideH w:val="single" w:color="auto" w:sz="4"/>
+          <w:insideV w:val="single" w:color="auto" w:sz="4"/>
+        </w:tblBorders>
+      </w:tblPr>
+      <w:tblGrid>
+        <w:gridCol w:w="9900"/>
+      </w:tblGrid>
+      <w:tr>
+        <w:trPr>
+          <w:cantSplit/>
+        </w:trPr>
+        <w:tc>
+          <w:tcPr>
+            <w:tcW w:type="dxa" w:w="9900"/>
+            <w:tcBorders>
+              <w:top w:val="single" w:color="000000" w:sz="8"/>
+              <w:left w:val="single" w:color="000000" w:sz="8"/>
+              <w:bottom w:val="single" w:color="000000" w:sz="8"/>
+              <w:right w:val="single" w:color="000000" w:sz="8"/>
+            </w:tcBorders>
+            <w:shd w:fill="FFF6D6" w:color="auto" w:val="clear"/>
+            <w:tcMar>
+              <w:top w:type="dxa" w:w="50"/>
+              <w:left w:type="dxa" w:w="100"/>
+              <w:bottom w:type="dxa" w:w="50"/>
+              <w:right w:type="dxa" w:w="100"/>
+            </w:tcMar>
+            <w:vAlign w:val="center"/>
+          </w:tcPr>
+          <w:p>
+            <w:pPr>
+              <w:keepLines/>
+              <w:spacing w:after="30" w:before="0" w:line="320" w:lineRule="auto"/>
+            </w:pPr>
+            <w:r>
+              <w:rPr>
+                <w:rFonts w:ascii="Arial" w:cs="Arial" w:eastAsia="Arial" w:hAnsi="Arial"/>
+                <w:b/>
+                <w:bCs/>
+                <w:color w:val="1F7A6F"/>
+                <w:sz w:val="22"/>
+                <w:szCs w:val="22"/>
+              </w:rPr>
+              <w:t xml:space="preserve">Story corner: Marie Neurath  </w:t>
+            </w:r>
+            <w:r>
+              <w:rPr>
+                <w:rFonts w:ascii="Arial" w:cs="Arial" w:eastAsia="Arial" w:hAnsi="Arial"/>
+                <w:sz w:val="18"/>
+                <w:szCs w:val="18"/>
+              </w:rPr>
+              <w:t xml:space="preserve">Just for fun. You can pass.</w:t>
+            </w:r>
+          </w:p>
+          <w:p>
+            <w:pPr>
+              <w:keepLines/>
+              <w:spacing w:after="30" w:before="0" w:line="260" w:lineRule="auto"/>
+            </w:pPr>
+            <w:r>
+              <w:rPr>
+                <w:rFonts w:ascii="Arial" w:cs="Arial" w:eastAsia="Arial" w:hAnsi="Arial"/>
+                <w:sz w:val="20"/>
+                <w:szCs w:val="20"/>
+              </w:rPr>
+              <w:t xml:space="preserve">Marie Neurath (Germany, 1898-1986) helped make Isotype, a way of showing numbers with little pictures. More of something means more pictures, all the same size.</w:t>
+            </w:r>
+          </w:p>
+          <w:p>
+            <w:pPr>
+              <w:keepLines/>
+              <w:spacing w:after="30" w:before="0" w:line="260" w:lineRule="auto"/>
+            </w:pPr>
+            <w:r>
+              <w:rPr>
+                <w:rFonts w:ascii="Arial" w:cs="Arial" w:eastAsia="Arial" w:hAnsi="Arial"/>
+                <w:b/>
+                <w:bCs/>
+                <w:sz w:val="20"/>
+                <w:szCs w:val="20"/>
+              </w:rPr>
+              <w:t xml:space="preserve">Try it: </w:t>
+            </w:r>
+            <w:r>
+              <w:rPr>
+                <w:rFonts w:ascii="Arial" w:cs="Arial" w:eastAsia="Arial" w:hAnsi="Arial"/>
+                <w:sz w:val="20"/>
+                <w:szCs w:val="20"/>
+              </w:rPr>
+              <w:t xml:space="preserve">Marie draws one small apple picture for each child who chose apples. 6 children chose apples and 4 chose pears. How many apple pictures does she draw? How many more apple pictures than pear pictures?</w:t>
+            </w:r>
+          </w:p>
+          <w:p>
+            <w:pPr>
+              <w:keepLines/>
+              <w:spacing w:after="0" w:before="0" w:line="320" w:lineRule="auto"/>
+            </w:pPr>
+            <w:r>
+              <w:rPr>
+                <w:rFonts w:ascii="Arial" w:cs="Arial" w:eastAsia="Arial" w:hAnsi="Arial"/>
+                <w:b/>
+                <w:bCs/>
+                <w:sz w:val="20"/>
+                <w:szCs w:val="20"/>
+              </w:rPr>
+              <w:t xml:space="preserve">My answer: </w:t>
+            </w:r>
+            <w:r>
+              <w:rPr>
+                <w:rFonts w:ascii="Arial" w:cs="Arial" w:eastAsia="Arial" w:hAnsi="Arial"/>
+                <w:sz w:val="20"/>
+                <w:szCs w:val="20"/>
+              </w:rPr>
+              <w:t xml:space="preserve">______________________________</w:t>
             </w:r>
           </w:p>
         </w:tc>
@@ -14484,6 +14907,147 @@
                 <w:szCs w:val="19"/>
               </w:rPr>
               <w:t xml:space="preserve"> I would like to pass    </w:t>
+            </w:r>
+          </w:p>
+        </w:tc>
+      </w:tr>
+    </w:tbl>
+    <w:p>
+      <w:pPr>
+        <w:keepLines/>
+        <w:spacing w:after="60" w:before="0" w:line="320" w:lineRule="auto"/>
+      </w:pPr>
+      <w:r>
+        <w:rPr>
+          <w:rFonts w:ascii="Arial" w:cs="Arial" w:eastAsia="Arial" w:hAnsi="Arial"/>
+          <w:sz w:val="26"/>
+          <w:szCs w:val="26"/>
+        </w:rPr>
+        <w:t xml:space="preserve"/>
+      </w:r>
+    </w:p>
+    <w:tbl>
+      <w:tblPr>
+        <w:tblW w:type="dxa" w:w="9900"/>
+        <w:tblBorders>
+          <w:top w:val="single" w:color="auto" w:sz="4"/>
+          <w:left w:val="single" w:color="auto" w:sz="4"/>
+          <w:bottom w:val="single" w:color="auto" w:sz="4"/>
+          <w:right w:val="single" w:color="auto" w:sz="4"/>
+          <w:insideH w:val="single" w:color="auto" w:sz="4"/>
+          <w:insideV w:val="single" w:color="auto" w:sz="4"/>
+        </w:tblBorders>
+      </w:tblPr>
+      <w:tblGrid>
+        <w:gridCol w:w="9900"/>
+      </w:tblGrid>
+      <w:tr>
+        <w:trPr>
+          <w:cantSplit/>
+        </w:trPr>
+        <w:tc>
+          <w:tcPr>
+            <w:tcW w:type="dxa" w:w="9900"/>
+            <w:tcBorders>
+              <w:top w:val="single" w:color="000000" w:sz="8"/>
+              <w:left w:val="single" w:color="000000" w:sz="8"/>
+              <w:bottom w:val="single" w:color="000000" w:sz="8"/>
+              <w:right w:val="single" w:color="000000" w:sz="8"/>
+            </w:tcBorders>
+            <w:shd w:fill="FFF6D6" w:color="auto" w:val="clear"/>
+            <w:tcMar>
+              <w:top w:type="dxa" w:w="50"/>
+              <w:left w:type="dxa" w:w="100"/>
+              <w:bottom w:type="dxa" w:w="50"/>
+              <w:right w:type="dxa" w:w="100"/>
+            </w:tcMar>
+            <w:vAlign w:val="center"/>
+          </w:tcPr>
+          <w:p>
+            <w:pPr>
+              <w:keepLines/>
+              <w:spacing w:after="30" w:before="0" w:line="320" w:lineRule="auto"/>
+            </w:pPr>
+            <w:r>
+              <w:rPr>
+                <w:rFonts w:ascii="Arial" w:cs="Arial" w:eastAsia="Arial" w:hAnsi="Arial"/>
+                <w:b/>
+                <w:bCs/>
+                <w:color w:val="1F7A6F"/>
+                <w:sz w:val="22"/>
+                <w:szCs w:val="22"/>
+              </w:rPr>
+              <w:t xml:space="preserve">Story corner: Ingrid Daubechies  </w:t>
+            </w:r>
+            <w:r>
+              <w:rPr>
+                <w:rFonts w:ascii="Arial" w:cs="Arial" w:eastAsia="Arial" w:hAnsi="Arial"/>
+                <w:sz w:val="18"/>
+                <w:szCs w:val="18"/>
+              </w:rPr>
+              <w:t xml:space="preserve">Just for fun. You can pass.</w:t>
+            </w:r>
+          </w:p>
+          <w:p>
+            <w:pPr>
+              <w:keepLines/>
+              <w:spacing w:after="30" w:before="0" w:line="260" w:lineRule="auto"/>
+            </w:pPr>
+            <w:r>
+              <w:rPr>
+                <w:rFonts w:ascii="Arial" w:cs="Arial" w:eastAsia="Arial" w:hAnsi="Arial"/>
+                <w:sz w:val="20"/>
+                <w:szCs w:val="20"/>
+              </w:rPr>
+              <w:t xml:space="preserve">Ingrid Daubechies (Belgium, born 1954) liked weaving as a girl. When she could not sleep she doubled numbers in her head: 2, 4, 8, 16 and on. Now she is a maths professor.</w:t>
+            </w:r>
+          </w:p>
+          <w:p>
+            <w:pPr>
+              <w:keepLines/>
+              <w:spacing w:after="30" w:before="0" w:line="260" w:lineRule="auto"/>
+            </w:pPr>
+            <w:r>
+              <w:rPr>
+                <w:rFonts w:ascii="Arial" w:cs="Arial" w:eastAsia="Arial" w:hAnsi="Arial"/>
+                <w:b/>
+                <w:bCs/>
+                <w:sz w:val="20"/>
+                <w:szCs w:val="20"/>
+              </w:rPr>
+              <w:t xml:space="preserve">Try it: </w:t>
+            </w:r>
+            <w:r>
+              <w:rPr>
+                <w:rFonts w:ascii="Arial" w:cs="Arial" w:eastAsia="Arial" w:hAnsi="Arial"/>
+                <w:sz w:val="20"/>
+                <w:szCs w:val="20"/>
+              </w:rPr>
+              <w:t xml:space="preserve">Try Ingrid's doubling game: 1, 2, 4, 8, __, __. What is the rule? What are the next two numbers?</w:t>
+            </w:r>
+          </w:p>
+          <w:p>
+            <w:pPr>
+              <w:keepLines/>
+              <w:spacing w:after="0" w:before="0" w:line="320" w:lineRule="auto"/>
+            </w:pPr>
+            <w:r>
+              <w:rPr>
+                <w:rFonts w:ascii="Arial" w:cs="Arial" w:eastAsia="Arial" w:hAnsi="Arial"/>
+                <w:b/>
+                <w:bCs/>
+                <w:sz w:val="20"/>
+                <w:szCs w:val="20"/>
+              </w:rPr>
+              <w:t xml:space="preserve">My answer: </w:t>
+            </w:r>
+            <w:r>
+              <w:rPr>
+                <w:rFonts w:ascii="Arial" w:cs="Arial" w:eastAsia="Arial" w:hAnsi="Arial"/>
+                <w:sz w:val="20"/>
+                <w:szCs w:val="20"/>
+              </w:rPr>
+              <w:t xml:space="preserve">______________________________</w:t>
             </w:r>
           </w:p>
         </w:tc>
@@ -20060,6 +20624,147 @@
     <w:p>
       <w:pPr>
         <w:keepLines/>
+        <w:spacing w:after="60" w:before="0" w:line="320" w:lineRule="auto"/>
+      </w:pPr>
+      <w:r>
+        <w:rPr>
+          <w:rFonts w:ascii="Arial" w:cs="Arial" w:eastAsia="Arial" w:hAnsi="Arial"/>
+          <w:sz w:val="26"/>
+          <w:szCs w:val="26"/>
+        </w:rPr>
+        <w:t xml:space="preserve"/>
+      </w:r>
+    </w:p>
+    <w:tbl>
+      <w:tblPr>
+        <w:tblW w:type="dxa" w:w="9900"/>
+        <w:tblBorders>
+          <w:top w:val="single" w:color="auto" w:sz="4"/>
+          <w:left w:val="single" w:color="auto" w:sz="4"/>
+          <w:bottom w:val="single" w:color="auto" w:sz="4"/>
+          <w:right w:val="single" w:color="auto" w:sz="4"/>
+          <w:insideH w:val="single" w:color="auto" w:sz="4"/>
+          <w:insideV w:val="single" w:color="auto" w:sz="4"/>
+        </w:tblBorders>
+      </w:tblPr>
+      <w:tblGrid>
+        <w:gridCol w:w="9900"/>
+      </w:tblGrid>
+      <w:tr>
+        <w:trPr>
+          <w:cantSplit/>
+        </w:trPr>
+        <w:tc>
+          <w:tcPr>
+            <w:tcW w:type="dxa" w:w="9900"/>
+            <w:tcBorders>
+              <w:top w:val="single" w:color="000000" w:sz="8"/>
+              <w:left w:val="single" w:color="000000" w:sz="8"/>
+              <w:bottom w:val="single" w:color="000000" w:sz="8"/>
+              <w:right w:val="single" w:color="000000" w:sz="8"/>
+            </w:tcBorders>
+            <w:shd w:fill="FFF6D6" w:color="auto" w:val="clear"/>
+            <w:tcMar>
+              <w:top w:type="dxa" w:w="50"/>
+              <w:left w:type="dxa" w:w="100"/>
+              <w:bottom w:type="dxa" w:w="50"/>
+              <w:right w:type="dxa" w:w="100"/>
+            </w:tcMar>
+            <w:vAlign w:val="center"/>
+          </w:tcPr>
+          <w:p>
+            <w:pPr>
+              <w:keepLines/>
+              <w:spacing w:after="30" w:before="0" w:line="320" w:lineRule="auto"/>
+            </w:pPr>
+            <w:r>
+              <w:rPr>
+                <w:rFonts w:ascii="Arial" w:cs="Arial" w:eastAsia="Arial" w:hAnsi="Arial"/>
+                <w:b/>
+                <w:bCs/>
+                <w:color w:val="1F7A6F"/>
+                <w:sz w:val="22"/>
+                <w:szCs w:val="22"/>
+              </w:rPr>
+              <w:t xml:space="preserve">Story corner: René Descartes  </w:t>
+            </w:r>
+            <w:r>
+              <w:rPr>
+                <w:rFonts w:ascii="Arial" w:cs="Arial" w:eastAsia="Arial" w:hAnsi="Arial"/>
+                <w:sz w:val="18"/>
+                <w:szCs w:val="18"/>
+              </w:rPr>
+              <w:t xml:space="preserve">Just for fun. You can pass.</w:t>
+            </w:r>
+          </w:p>
+          <w:p>
+            <w:pPr>
+              <w:keepLines/>
+              <w:spacing w:after="30" w:before="0" w:line="260" w:lineRule="auto"/>
+            </w:pPr>
+            <w:r>
+              <w:rPr>
+                <w:rFonts w:ascii="Arial" w:cs="Arial" w:eastAsia="Arial" w:hAnsi="Arial"/>
+                <w:sz w:val="20"/>
+                <w:szCs w:val="20"/>
+              </w:rPr>
+              <w:t xml:space="preserve">René Descartes (France, 1596-1650) wrote a book in 1637 that used x, y and z for numbers we do not know yet. We still call a mystery number x.</w:t>
+            </w:r>
+          </w:p>
+          <w:p>
+            <w:pPr>
+              <w:keepLines/>
+              <w:spacing w:after="30" w:before="0" w:line="260" w:lineRule="auto"/>
+            </w:pPr>
+            <w:r>
+              <w:rPr>
+                <w:rFonts w:ascii="Arial" w:cs="Arial" w:eastAsia="Arial" w:hAnsi="Arial"/>
+                <w:b/>
+                <w:bCs/>
+                <w:sz w:val="20"/>
+                <w:szCs w:val="20"/>
+              </w:rPr>
+              <w:t xml:space="preserve">Try it: </w:t>
+            </w:r>
+            <w:r>
+              <w:rPr>
+                <w:rFonts w:ascii="Arial" w:cs="Arial" w:eastAsia="Arial" w:hAnsi="Arial"/>
+                <w:sz w:val="20"/>
+                <w:szCs w:val="20"/>
+              </w:rPr>
+              <w:t xml:space="preserve">Call the mystery number x. x + 8 = 14. Work backwards: what is x?</w:t>
+            </w:r>
+          </w:p>
+          <w:p>
+            <w:pPr>
+              <w:keepLines/>
+              <w:spacing w:after="0" w:before="0" w:line="320" w:lineRule="auto"/>
+            </w:pPr>
+            <w:r>
+              <w:rPr>
+                <w:rFonts w:ascii="Arial" w:cs="Arial" w:eastAsia="Arial" w:hAnsi="Arial"/>
+                <w:b/>
+                <w:bCs/>
+                <w:sz w:val="20"/>
+                <w:szCs w:val="20"/>
+              </w:rPr>
+              <w:t xml:space="preserve">My answer: </w:t>
+            </w:r>
+            <w:r>
+              <w:rPr>
+                <w:rFonts w:ascii="Arial" w:cs="Arial" w:eastAsia="Arial" w:hAnsi="Arial"/>
+                <w:sz w:val="20"/>
+                <w:szCs w:val="20"/>
+              </w:rPr>
+              <w:t xml:space="preserve">______________________________</w:t>
+            </w:r>
+          </w:p>
+        </w:tc>
+      </w:tr>
+    </w:tbl>
+    <w:p>
+      <w:pPr>
+        <w:keepLines/>
         <w:pageBreakBefore/>
         <w:spacing w:after="60" w:before="0" w:line="320" w:lineRule="auto"/>
         <w:jc w:val="right"/>
@@ -23379,6 +24084,147 @@
     <w:p>
       <w:pPr>
         <w:keepLines/>
+        <w:spacing w:after="60" w:before="0" w:line="320" w:lineRule="auto"/>
+      </w:pPr>
+      <w:r>
+        <w:rPr>
+          <w:rFonts w:ascii="Arial" w:cs="Arial" w:eastAsia="Arial" w:hAnsi="Arial"/>
+          <w:sz w:val="26"/>
+          <w:szCs w:val="26"/>
+        </w:rPr>
+        <w:t xml:space="preserve"/>
+      </w:r>
+    </w:p>
+    <w:tbl>
+      <w:tblPr>
+        <w:tblW w:type="dxa" w:w="9900"/>
+        <w:tblBorders>
+          <w:top w:val="single" w:color="auto" w:sz="4"/>
+          <w:left w:val="single" w:color="auto" w:sz="4"/>
+          <w:bottom w:val="single" w:color="auto" w:sz="4"/>
+          <w:right w:val="single" w:color="auto" w:sz="4"/>
+          <w:insideH w:val="single" w:color="auto" w:sz="4"/>
+          <w:insideV w:val="single" w:color="auto" w:sz="4"/>
+        </w:tblBorders>
+      </w:tblPr>
+      <w:tblGrid>
+        <w:gridCol w:w="9900"/>
+      </w:tblGrid>
+      <w:tr>
+        <w:trPr>
+          <w:cantSplit/>
+        </w:trPr>
+        <w:tc>
+          <w:tcPr>
+            <w:tcW w:type="dxa" w:w="9900"/>
+            <w:tcBorders>
+              <w:top w:val="single" w:color="000000" w:sz="8"/>
+              <w:left w:val="single" w:color="000000" w:sz="8"/>
+              <w:bottom w:val="single" w:color="000000" w:sz="8"/>
+              <w:right w:val="single" w:color="000000" w:sz="8"/>
+            </w:tcBorders>
+            <w:shd w:fill="FFF6D6" w:color="auto" w:val="clear"/>
+            <w:tcMar>
+              <w:top w:type="dxa" w:w="50"/>
+              <w:left w:type="dxa" w:w="100"/>
+              <w:bottom w:type="dxa" w:w="50"/>
+              <w:right w:type="dxa" w:w="100"/>
+            </w:tcMar>
+            <w:vAlign w:val="center"/>
+          </w:tcPr>
+          <w:p>
+            <w:pPr>
+              <w:keepLines/>
+              <w:spacing w:after="30" w:before="0" w:line="320" w:lineRule="auto"/>
+            </w:pPr>
+            <w:r>
+              <w:rPr>
+                <w:rFonts w:ascii="Arial" w:cs="Arial" w:eastAsia="Arial" w:hAnsi="Arial"/>
+                <w:b/>
+                <w:bCs/>
+                <w:color w:val="1F7A6F"/>
+                <w:sz w:val="22"/>
+                <w:szCs w:val="22"/>
+              </w:rPr>
+              <w:t xml:space="preserve">Story corner: Isaac Newton  </w:t>
+            </w:r>
+            <w:r>
+              <w:rPr>
+                <w:rFonts w:ascii="Arial" w:cs="Arial" w:eastAsia="Arial" w:hAnsi="Arial"/>
+                <w:sz w:val="18"/>
+                <w:szCs w:val="18"/>
+              </w:rPr>
+              <w:t xml:space="preserve">Just for fun. You can pass.</w:t>
+            </w:r>
+          </w:p>
+          <w:p>
+            <w:pPr>
+              <w:keepLines/>
+              <w:spacing w:after="30" w:before="0" w:line="260" w:lineRule="auto"/>
+            </w:pPr>
+            <w:r>
+              <w:rPr>
+                <w:rFonts w:ascii="Arial" w:cs="Arial" w:eastAsia="Arial" w:hAnsi="Arial"/>
+                <w:sz w:val="20"/>
+                <w:szCs w:val="20"/>
+              </w:rPr>
+              <w:t xml:space="preserve">Isaac Newton (England, 1642-1727) is famous for science, but he also worked at the Royal Mint, where English coins were made. The Mint cared that every coin had the right weight.</w:t>
+            </w:r>
+          </w:p>
+          <w:p>
+            <w:pPr>
+              <w:keepLines/>
+              <w:spacing w:after="30" w:before="0" w:line="260" w:lineRule="auto"/>
+            </w:pPr>
+            <w:r>
+              <w:rPr>
+                <w:rFonts w:ascii="Arial" w:cs="Arial" w:eastAsia="Arial" w:hAnsi="Arial"/>
+                <w:b/>
+                <w:bCs/>
+                <w:sz w:val="20"/>
+                <w:szCs w:val="20"/>
+              </w:rPr>
+              <w:t xml:space="preserve">Try it: </w:t>
+            </w:r>
+            <w:r>
+              <w:rPr>
+                <w:rFonts w:ascii="Arial" w:cs="Arial" w:eastAsia="Arial" w:hAnsi="Arial"/>
+                <w:sz w:val="20"/>
+                <w:szCs w:val="20"/>
+              </w:rPr>
+              <w:t xml:space="preserve">You have one 10-cent coin and some 5-cent coins. You want 20 cents. How many 5-cent coins do you need?</w:t>
+            </w:r>
+          </w:p>
+          <w:p>
+            <w:pPr>
+              <w:keepLines/>
+              <w:spacing w:after="0" w:before="0" w:line="320" w:lineRule="auto"/>
+            </w:pPr>
+            <w:r>
+              <w:rPr>
+                <w:rFonts w:ascii="Arial" w:cs="Arial" w:eastAsia="Arial" w:hAnsi="Arial"/>
+                <w:b/>
+                <w:bCs/>
+                <w:sz w:val="20"/>
+                <w:szCs w:val="20"/>
+              </w:rPr>
+              <w:t xml:space="preserve">My answer: </w:t>
+            </w:r>
+            <w:r>
+              <w:rPr>
+                <w:rFonts w:ascii="Arial" w:cs="Arial" w:eastAsia="Arial" w:hAnsi="Arial"/>
+                <w:sz w:val="20"/>
+                <w:szCs w:val="20"/>
+              </w:rPr>
+              <w:t xml:space="preserve">______________________________</w:t>
+            </w:r>
+          </w:p>
+        </w:tc>
+      </w:tr>
+    </w:tbl>
+    <w:p>
+      <w:pPr>
+        <w:keepLines/>
         <w:pageBreakBefore/>
         <w:spacing w:after="60" w:before="0" w:line="320" w:lineRule="auto"/>
         <w:jc w:val="right"/>
@@ -27157,6 +28003,147 @@
     <w:p>
       <w:pPr>
         <w:keepLines/>
+        <w:spacing w:after="60" w:before="0" w:line="320" w:lineRule="auto"/>
+      </w:pPr>
+      <w:r>
+        <w:rPr>
+          <w:rFonts w:ascii="Arial" w:cs="Arial" w:eastAsia="Arial" w:hAnsi="Arial"/>
+          <w:sz w:val="26"/>
+          <w:szCs w:val="26"/>
+        </w:rPr>
+        <w:t xml:space="preserve"/>
+      </w:r>
+    </w:p>
+    <w:tbl>
+      <w:tblPr>
+        <w:tblW w:type="dxa" w:w="9900"/>
+        <w:tblBorders>
+          <w:top w:val="single" w:color="auto" w:sz="4"/>
+          <w:left w:val="single" w:color="auto" w:sz="4"/>
+          <w:bottom w:val="single" w:color="auto" w:sz="4"/>
+          <w:right w:val="single" w:color="auto" w:sz="4"/>
+          <w:insideH w:val="single" w:color="auto" w:sz="4"/>
+          <w:insideV w:val="single" w:color="auto" w:sz="4"/>
+        </w:tblBorders>
+      </w:tblPr>
+      <w:tblGrid>
+        <w:gridCol w:w="9900"/>
+      </w:tblGrid>
+      <w:tr>
+        <w:trPr>
+          <w:cantSplit/>
+        </w:trPr>
+        <w:tc>
+          <w:tcPr>
+            <w:tcW w:type="dxa" w:w="9900"/>
+            <w:tcBorders>
+              <w:top w:val="single" w:color="000000" w:sz="8"/>
+              <w:left w:val="single" w:color="000000" w:sz="8"/>
+              <w:bottom w:val="single" w:color="000000" w:sz="8"/>
+              <w:right w:val="single" w:color="000000" w:sz="8"/>
+            </w:tcBorders>
+            <w:shd w:fill="FFF6D6" w:color="auto" w:val="clear"/>
+            <w:tcMar>
+              <w:top w:type="dxa" w:w="50"/>
+              <w:left w:type="dxa" w:w="100"/>
+              <w:bottom w:type="dxa" w:w="50"/>
+              <w:right w:type="dxa" w:w="100"/>
+            </w:tcMar>
+            <w:vAlign w:val="center"/>
+          </w:tcPr>
+          <w:p>
+            <w:pPr>
+              <w:keepLines/>
+              <w:spacing w:after="30" w:before="0" w:line="320" w:lineRule="auto"/>
+            </w:pPr>
+            <w:r>
+              <w:rPr>
+                <w:rFonts w:ascii="Arial" w:cs="Arial" w:eastAsia="Arial" w:hAnsi="Arial"/>
+                <w:b/>
+                <w:bCs/>
+                <w:color w:val="1F7A6F"/>
+                <w:sz w:val="22"/>
+                <w:szCs w:val="22"/>
+              </w:rPr>
+              <w:t xml:space="preserve">Story corner: Johannes Kepler  </w:t>
+            </w:r>
+            <w:r>
+              <w:rPr>
+                <w:rFonts w:ascii="Arial" w:cs="Arial" w:eastAsia="Arial" w:hAnsi="Arial"/>
+                <w:sz w:val="18"/>
+                <w:szCs w:val="18"/>
+              </w:rPr>
+              <w:t xml:space="preserve">Just for fun. You can pass.</w:t>
+            </w:r>
+          </w:p>
+          <w:p>
+            <w:pPr>
+              <w:keepLines/>
+              <w:spacing w:after="30" w:before="0" w:line="260" w:lineRule="auto"/>
+            </w:pPr>
+            <w:r>
+              <w:rPr>
+                <w:rFonts w:ascii="Arial" w:cs="Arial" w:eastAsia="Arial" w:hAnsi="Arial"/>
+                <w:sz w:val="20"/>
+                <w:szCs w:val="20"/>
+              </w:rPr>
+              <w:t xml:space="preserve">Johannes Kepler (Germany, 1571-1630) was an astronomer. In 1611 he noticed that snowflakes have six corners and asked why.</w:t>
+            </w:r>
+          </w:p>
+          <w:p>
+            <w:pPr>
+              <w:keepLines/>
+              <w:spacing w:after="30" w:before="0" w:line="260" w:lineRule="auto"/>
+            </w:pPr>
+            <w:r>
+              <w:rPr>
+                <w:rFonts w:ascii="Arial" w:cs="Arial" w:eastAsia="Arial" w:hAnsi="Arial"/>
+                <w:b/>
+                <w:bCs/>
+                <w:sz w:val="20"/>
+                <w:szCs w:val="20"/>
+              </w:rPr>
+              <w:t xml:space="preserve">Try it: </w:t>
+            </w:r>
+            <w:r>
+              <w:rPr>
+                <w:rFonts w:ascii="Arial" w:cs="Arial" w:eastAsia="Arial" w:hAnsi="Arial"/>
+                <w:sz w:val="20"/>
+                <w:szCs w:val="20"/>
+              </w:rPr>
+              <w:t xml:space="preserve">Kepler's snowflake has six corners. What shape has 6 straight sides and 6 corners? How many sides do two of these shapes have altogether?</w:t>
+            </w:r>
+          </w:p>
+          <w:p>
+            <w:pPr>
+              <w:keepLines/>
+              <w:spacing w:after="0" w:before="0" w:line="320" w:lineRule="auto"/>
+            </w:pPr>
+            <w:r>
+              <w:rPr>
+                <w:rFonts w:ascii="Arial" w:cs="Arial" w:eastAsia="Arial" w:hAnsi="Arial"/>
+                <w:b/>
+                <w:bCs/>
+                <w:sz w:val="20"/>
+                <w:szCs w:val="20"/>
+              </w:rPr>
+              <w:t xml:space="preserve">My answer: </w:t>
+            </w:r>
+            <w:r>
+              <w:rPr>
+                <w:rFonts w:ascii="Arial" w:cs="Arial" w:eastAsia="Arial" w:hAnsi="Arial"/>
+                <w:sz w:val="20"/>
+                <w:szCs w:val="20"/>
+              </w:rPr>
+              <w:t xml:space="preserve">______________________________</w:t>
+            </w:r>
+          </w:p>
+        </w:tc>
+      </w:tr>
+    </w:tbl>
+    <w:p>
+      <w:pPr>
+        <w:keepLines/>
         <w:pageBreakBefore/>
         <w:spacing w:after="60" w:before="0" w:line="320" w:lineRule="auto"/>
         <w:jc w:val="right"/>
@@ -30726,6 +31713,147 @@
     <w:p>
       <w:pPr>
         <w:keepLines/>
+        <w:spacing w:after="60" w:before="0" w:line="320" w:lineRule="auto"/>
+      </w:pPr>
+      <w:r>
+        <w:rPr>
+          <w:rFonts w:ascii="Arial" w:cs="Arial" w:eastAsia="Arial" w:hAnsi="Arial"/>
+          <w:sz w:val="26"/>
+          <w:szCs w:val="26"/>
+        </w:rPr>
+        <w:t xml:space="preserve"/>
+      </w:r>
+    </w:p>
+    <w:tbl>
+      <w:tblPr>
+        <w:tblW w:type="dxa" w:w="9900"/>
+        <w:tblBorders>
+          <w:top w:val="single" w:color="auto" w:sz="4"/>
+          <w:left w:val="single" w:color="auto" w:sz="4"/>
+          <w:bottom w:val="single" w:color="auto" w:sz="4"/>
+          <w:right w:val="single" w:color="auto" w:sz="4"/>
+          <w:insideH w:val="single" w:color="auto" w:sz="4"/>
+          <w:insideV w:val="single" w:color="auto" w:sz="4"/>
+        </w:tblBorders>
+      </w:tblPr>
+      <w:tblGrid>
+        <w:gridCol w:w="9900"/>
+      </w:tblGrid>
+      <w:tr>
+        <w:trPr>
+          <w:cantSplit/>
+        </w:trPr>
+        <w:tc>
+          <w:tcPr>
+            <w:tcW w:type="dxa" w:w="9900"/>
+            <w:tcBorders>
+              <w:top w:val="single" w:color="000000" w:sz="8"/>
+              <w:left w:val="single" w:color="000000" w:sz="8"/>
+              <w:bottom w:val="single" w:color="000000" w:sz="8"/>
+              <w:right w:val="single" w:color="000000" w:sz="8"/>
+            </w:tcBorders>
+            <w:shd w:fill="FFF6D6" w:color="auto" w:val="clear"/>
+            <w:tcMar>
+              <w:top w:type="dxa" w:w="50"/>
+              <w:left w:type="dxa" w:w="100"/>
+              <w:bottom w:type="dxa" w:w="50"/>
+              <w:right w:type="dxa" w:w="100"/>
+            </w:tcMar>
+            <w:vAlign w:val="center"/>
+          </w:tcPr>
+          <w:p>
+            <w:pPr>
+              <w:keepLines/>
+              <w:spacing w:after="30" w:before="0" w:line="320" w:lineRule="auto"/>
+            </w:pPr>
+            <w:r>
+              <w:rPr>
+                <w:rFonts w:ascii="Arial" w:cs="Arial" w:eastAsia="Arial" w:hAnsi="Arial"/>
+                <w:b/>
+                <w:bCs/>
+                <w:color w:val="1F7A6F"/>
+                <w:sz w:val="22"/>
+                <w:szCs w:val="22"/>
+              </w:rPr>
+              <w:t xml:space="preserve">Story corner: Leonhard Euler  </w:t>
+            </w:r>
+            <w:r>
+              <w:rPr>
+                <w:rFonts w:ascii="Arial" w:cs="Arial" w:eastAsia="Arial" w:hAnsi="Arial"/>
+                <w:sz w:val="18"/>
+                <w:szCs w:val="18"/>
+              </w:rPr>
+              <w:t xml:space="preserve">Just for fun. You can pass.</w:t>
+            </w:r>
+          </w:p>
+          <w:p>
+            <w:pPr>
+              <w:keepLines/>
+              <w:spacing w:after="30" w:before="0" w:line="260" w:lineRule="auto"/>
+            </w:pPr>
+            <w:r>
+              <w:rPr>
+                <w:rFonts w:ascii="Arial" w:cs="Arial" w:eastAsia="Arial" w:hAnsi="Arial"/>
+                <w:sz w:val="20"/>
+                <w:szCs w:val="20"/>
+              </w:rPr>
+              <w:t xml:space="preserve">Leonhard Euler (Switzerland, 1707-1783) drew circles in his letters to show groups. A small circle inside a big circle is a smaller group inside a bigger one.</w:t>
+            </w:r>
+          </w:p>
+          <w:p>
+            <w:pPr>
+              <w:keepLines/>
+              <w:spacing w:after="30" w:before="0" w:line="260" w:lineRule="auto"/>
+            </w:pPr>
+            <w:r>
+              <w:rPr>
+                <w:rFonts w:ascii="Arial" w:cs="Arial" w:eastAsia="Arial" w:hAnsi="Arial"/>
+                <w:b/>
+                <w:bCs/>
+                <w:sz w:val="20"/>
+                <w:szCs w:val="20"/>
+              </w:rPr>
+              <w:t xml:space="preserve">Try it: </w:t>
+            </w:r>
+            <w:r>
+              <w:rPr>
+                <w:rFonts w:ascii="Arial" w:cs="Arial" w:eastAsia="Arial" w:hAnsi="Arial"/>
+                <w:sz w:val="20"/>
+                <w:szCs w:val="20"/>
+              </w:rPr>
+              <w:t xml:space="preserve">Draw a big circle for animals and a small circle inside it for cats. Is every cat an animal? Is every animal a cat?</w:t>
+            </w:r>
+          </w:p>
+          <w:p>
+            <w:pPr>
+              <w:keepLines/>
+              <w:spacing w:after="0" w:before="0" w:line="320" w:lineRule="auto"/>
+            </w:pPr>
+            <w:r>
+              <w:rPr>
+                <w:rFonts w:ascii="Arial" w:cs="Arial" w:eastAsia="Arial" w:hAnsi="Arial"/>
+                <w:b/>
+                <w:bCs/>
+                <w:sz w:val="20"/>
+                <w:szCs w:val="20"/>
+              </w:rPr>
+              <w:t xml:space="preserve">My answer: </w:t>
+            </w:r>
+            <w:r>
+              <w:rPr>
+                <w:rFonts w:ascii="Arial" w:cs="Arial" w:eastAsia="Arial" w:hAnsi="Arial"/>
+                <w:sz w:val="20"/>
+                <w:szCs w:val="20"/>
+              </w:rPr>
+              <w:t xml:space="preserve">______________________________</w:t>
+            </w:r>
+          </w:p>
+        </w:tc>
+      </w:tr>
+    </w:tbl>
+    <w:p>
+      <w:pPr>
+        <w:keepLines/>
         <w:pageBreakBefore/>
         <w:spacing w:after="60" w:before="0" w:line="320" w:lineRule="auto"/>
         <w:jc w:val="right"/>
@@ -34159,6 +35287,147 @@
     <w:p>
       <w:pPr>
         <w:keepLines/>
+        <w:spacing w:after="60" w:before="0" w:line="320" w:lineRule="auto"/>
+      </w:pPr>
+      <w:r>
+        <w:rPr>
+          <w:rFonts w:ascii="Arial" w:cs="Arial" w:eastAsia="Arial" w:hAnsi="Arial"/>
+          <w:sz w:val="26"/>
+          <w:szCs w:val="26"/>
+        </w:rPr>
+        <w:t xml:space="preserve"/>
+      </w:r>
+    </w:p>
+    <w:tbl>
+      <w:tblPr>
+        <w:tblW w:type="dxa" w:w="9900"/>
+        <w:tblBorders>
+          <w:top w:val="single" w:color="auto" w:sz="4"/>
+          <w:left w:val="single" w:color="auto" w:sz="4"/>
+          <w:bottom w:val="single" w:color="auto" w:sz="4"/>
+          <w:right w:val="single" w:color="auto" w:sz="4"/>
+          <w:insideH w:val="single" w:color="auto" w:sz="4"/>
+          <w:insideV w:val="single" w:color="auto" w:sz="4"/>
+        </w:tblBorders>
+      </w:tblPr>
+      <w:tblGrid>
+        <w:gridCol w:w="9900"/>
+      </w:tblGrid>
+      <w:tr>
+        <w:trPr>
+          <w:cantSplit/>
+        </w:trPr>
+        <w:tc>
+          <w:tcPr>
+            <w:tcW w:type="dxa" w:w="9900"/>
+            <w:tcBorders>
+              <w:top w:val="single" w:color="000000" w:sz="8"/>
+              <w:left w:val="single" w:color="000000" w:sz="8"/>
+              <w:bottom w:val="single" w:color="000000" w:sz="8"/>
+              <w:right w:val="single" w:color="000000" w:sz="8"/>
+            </w:tcBorders>
+            <w:shd w:fill="FFF6D6" w:color="auto" w:val="clear"/>
+            <w:tcMar>
+              <w:top w:type="dxa" w:w="50"/>
+              <w:left w:type="dxa" w:w="100"/>
+              <w:bottom w:type="dxa" w:w="50"/>
+              <w:right w:type="dxa" w:w="100"/>
+            </w:tcMar>
+            <w:vAlign w:val="center"/>
+          </w:tcPr>
+          <w:p>
+            <w:pPr>
+              <w:keepLines/>
+              <w:spacing w:after="30" w:before="0" w:line="320" w:lineRule="auto"/>
+            </w:pPr>
+            <w:r>
+              <w:rPr>
+                <w:rFonts w:ascii="Arial" w:cs="Arial" w:eastAsia="Arial" w:hAnsi="Arial"/>
+                <w:b/>
+                <w:bCs/>
+                <w:color w:val="1F7A6F"/>
+                <w:sz w:val="22"/>
+                <w:szCs w:val="22"/>
+              </w:rPr>
+              <w:t xml:space="preserve">Story corner: Al-Biruni  </w:t>
+            </w:r>
+            <w:r>
+              <w:rPr>
+                <w:rFonts w:ascii="Arial" w:cs="Arial" w:eastAsia="Arial" w:hAnsi="Arial"/>
+                <w:sz w:val="18"/>
+                <w:szCs w:val="18"/>
+              </w:rPr>
+              <w:t xml:space="preserve">Just for fun. You can pass.</w:t>
+            </w:r>
+          </w:p>
+          <w:p>
+            <w:pPr>
+              <w:keepLines/>
+              <w:spacing w:after="30" w:before="0" w:line="260" w:lineRule="auto"/>
+            </w:pPr>
+            <w:r>
+              <w:rPr>
+                <w:rFonts w:ascii="Arial" w:cs="Arial" w:eastAsia="Arial" w:hAnsi="Arial"/>
+                <w:sz w:val="20"/>
+                <w:szCs w:val="20"/>
+              </w:rPr>
+              <w:t xml:space="preserve">Al-Biruni (Central Asia, 973-1048) loved to measure. He used careful measuring of a hill to work out the size of the whole Earth, and found a value close to today's.</w:t>
+            </w:r>
+          </w:p>
+          <w:p>
+            <w:pPr>
+              <w:keepLines/>
+              <w:spacing w:after="30" w:before="0" w:line="260" w:lineRule="auto"/>
+            </w:pPr>
+            <w:r>
+              <w:rPr>
+                <w:rFonts w:ascii="Arial" w:cs="Arial" w:eastAsia="Arial" w:hAnsi="Arial"/>
+                <w:b/>
+                <w:bCs/>
+                <w:sz w:val="20"/>
+                <w:szCs w:val="20"/>
+              </w:rPr>
+              <w:t xml:space="preserve">Try it: </w:t>
+            </w:r>
+            <w:r>
+              <w:rPr>
+                <w:rFonts w:ascii="Arial" w:cs="Arial" w:eastAsia="Arial" w:hAnsi="Arial"/>
+                <w:sz w:val="20"/>
+                <w:szCs w:val="20"/>
+              </w:rPr>
+              <w:t xml:space="preserve">Al-Biruni needed careful measuring. A rod is 10 cm long. A table is 6 rods long. How long is the table in cm?</w:t>
+            </w:r>
+          </w:p>
+          <w:p>
+            <w:pPr>
+              <w:keepLines/>
+              <w:spacing w:after="0" w:before="0" w:line="320" w:lineRule="auto"/>
+            </w:pPr>
+            <w:r>
+              <w:rPr>
+                <w:rFonts w:ascii="Arial" w:cs="Arial" w:eastAsia="Arial" w:hAnsi="Arial"/>
+                <w:b/>
+                <w:bCs/>
+                <w:sz w:val="20"/>
+                <w:szCs w:val="20"/>
+              </w:rPr>
+              <w:t xml:space="preserve">My answer: </w:t>
+            </w:r>
+            <w:r>
+              <w:rPr>
+                <w:rFonts w:ascii="Arial" w:cs="Arial" w:eastAsia="Arial" w:hAnsi="Arial"/>
+                <w:sz w:val="20"/>
+                <w:szCs w:val="20"/>
+              </w:rPr>
+              <w:t xml:space="preserve">______________________________</w:t>
+            </w:r>
+          </w:p>
+        </w:tc>
+      </w:tr>
+    </w:tbl>
+    <w:p>
+      <w:pPr>
+        <w:keepLines/>
         <w:pageBreakBefore/>
         <w:spacing w:after="60" w:before="0" w:line="320" w:lineRule="auto"/>
         <w:jc w:val="right"/>
@@ -37261,6 +38530,147 @@
                 <w:szCs w:val="19"/>
               </w:rPr>
               <w:t xml:space="preserve"> I would like to pass    </w:t>
+            </w:r>
+          </w:p>
+        </w:tc>
+      </w:tr>
+    </w:tbl>
+    <w:p>
+      <w:pPr>
+        <w:keepLines/>
+        <w:spacing w:after="60" w:before="0" w:line="320" w:lineRule="auto"/>
+      </w:pPr>
+      <w:r>
+        <w:rPr>
+          <w:rFonts w:ascii="Arial" w:cs="Arial" w:eastAsia="Arial" w:hAnsi="Arial"/>
+          <w:sz w:val="26"/>
+          <w:szCs w:val="26"/>
+        </w:rPr>
+        <w:t xml:space="preserve"/>
+      </w:r>
+    </w:p>
+    <w:tbl>
+      <w:tblPr>
+        <w:tblW w:type="dxa" w:w="9900"/>
+        <w:tblBorders>
+          <w:top w:val="single" w:color="auto" w:sz="4"/>
+          <w:left w:val="single" w:color="auto" w:sz="4"/>
+          <w:bottom w:val="single" w:color="auto" w:sz="4"/>
+          <w:right w:val="single" w:color="auto" w:sz="4"/>
+          <w:insideH w:val="single" w:color="auto" w:sz="4"/>
+          <w:insideV w:val="single" w:color="auto" w:sz="4"/>
+        </w:tblBorders>
+      </w:tblPr>
+      <w:tblGrid>
+        <w:gridCol w:w="9900"/>
+      </w:tblGrid>
+      <w:tr>
+        <w:trPr>
+          <w:cantSplit/>
+        </w:trPr>
+        <w:tc>
+          <w:tcPr>
+            <w:tcW w:type="dxa" w:w="9900"/>
+            <w:tcBorders>
+              <w:top w:val="single" w:color="000000" w:sz="8"/>
+              <w:left w:val="single" w:color="000000" w:sz="8"/>
+              <w:bottom w:val="single" w:color="000000" w:sz="8"/>
+              <w:right w:val="single" w:color="000000" w:sz="8"/>
+            </w:tcBorders>
+            <w:shd w:fill="FFF6D6" w:color="auto" w:val="clear"/>
+            <w:tcMar>
+              <w:top w:type="dxa" w:w="50"/>
+              <w:left w:type="dxa" w:w="100"/>
+              <w:bottom w:type="dxa" w:w="50"/>
+              <w:right w:type="dxa" w:w="100"/>
+            </w:tcMar>
+            <w:vAlign w:val="center"/>
+          </w:tcPr>
+          <w:p>
+            <w:pPr>
+              <w:keepLines/>
+              <w:spacing w:after="30" w:before="0" w:line="320" w:lineRule="auto"/>
+            </w:pPr>
+            <w:r>
+              <w:rPr>
+                <w:rFonts w:ascii="Arial" w:cs="Arial" w:eastAsia="Arial" w:hAnsi="Arial"/>
+                <w:b/>
+                <w:bCs/>
+                <w:color w:val="1F7A6F"/>
+                <w:sz w:val="22"/>
+                <w:szCs w:val="22"/>
+              </w:rPr>
+              <w:t xml:space="preserve">Story corner: Srinivasa Ramanujan  </w:t>
+            </w:r>
+            <w:r>
+              <w:rPr>
+                <w:rFonts w:ascii="Arial" w:cs="Arial" w:eastAsia="Arial" w:hAnsi="Arial"/>
+                <w:sz w:val="18"/>
+                <w:szCs w:val="18"/>
+              </w:rPr>
+              <w:t xml:space="preserve">Just for fun. You can pass.</w:t>
+            </w:r>
+          </w:p>
+          <w:p>
+            <w:pPr>
+              <w:keepLines/>
+              <w:spacing w:after="30" w:before="0" w:line="260" w:lineRule="auto"/>
+            </w:pPr>
+            <w:r>
+              <w:rPr>
+                <w:rFonts w:ascii="Arial" w:cs="Arial" w:eastAsia="Arial" w:hAnsi="Arial"/>
+                <w:sz w:val="20"/>
+                <w:szCs w:val="20"/>
+              </w:rPr>
+              <w:t xml:space="preserve">Srinivasa Ramanujan (India, 1887-1920) loved numbers and sent his ideas to mathematicians in England. He treated numbers like puzzles to explore.</w:t>
+            </w:r>
+          </w:p>
+          <w:p>
+            <w:pPr>
+              <w:keepLines/>
+              <w:spacing w:after="30" w:before="0" w:line="260" w:lineRule="auto"/>
+            </w:pPr>
+            <w:r>
+              <w:rPr>
+                <w:rFonts w:ascii="Arial" w:cs="Arial" w:eastAsia="Arial" w:hAnsi="Arial"/>
+                <w:b/>
+                <w:bCs/>
+                <w:sz w:val="20"/>
+                <w:szCs w:val="20"/>
+              </w:rPr>
+              <w:t xml:space="preserve">Try it: </w:t>
+            </w:r>
+            <w:r>
+              <w:rPr>
+                <w:rFonts w:ascii="Arial" w:cs="Arial" w:eastAsia="Arial" w:hAnsi="Arial"/>
+                <w:sz w:val="20"/>
+                <w:szCs w:val="20"/>
+              </w:rPr>
+              <w:t xml:space="preserve">Puzzle: find two numbers that add up to 12 and have a difference of 2.</w:t>
+            </w:r>
+          </w:p>
+          <w:p>
+            <w:pPr>
+              <w:keepLines/>
+              <w:spacing w:after="0" w:before="0" w:line="320" w:lineRule="auto"/>
+            </w:pPr>
+            <w:r>
+              <w:rPr>
+                <w:rFonts w:ascii="Arial" w:cs="Arial" w:eastAsia="Arial" w:hAnsi="Arial"/>
+                <w:b/>
+                <w:bCs/>
+                <w:sz w:val="20"/>
+                <w:szCs w:val="20"/>
+              </w:rPr>
+              <w:t xml:space="preserve">My answer: </w:t>
+            </w:r>
+            <w:r>
+              <w:rPr>
+                <w:rFonts w:ascii="Arial" w:cs="Arial" w:eastAsia="Arial" w:hAnsi="Arial"/>
+                <w:sz w:val="20"/>
+                <w:szCs w:val="20"/>
+              </w:rPr>
+              <w:t xml:space="preserve">______________________________</w:t>
             </w:r>
           </w:p>
         </w:tc>

--- a/hp/P1_Holiday_Program_Student_Workbook.docx
+++ b/hp/P1_Holiday_Program_Student_Workbook.docx
@@ -946,7 +946,7 @@
                 <w:sz w:val="24"/>
                 <w:szCs w:val="24"/>
               </w:rPr>
-              <w:t xml:space="preserve">Challenge Day</w:t>
+              <w:t xml:space="preserve">Puzzle Day</w:t>
             </w:r>
           </w:p>
           <w:p>
@@ -1258,7 +1258,7 @@
           <w:sz w:val="26"/>
           <w:szCs w:val="26"/>
         </w:rPr>
-        <w:t xml:space="preserve">Look for the pattern. Fill in the missing numbers. Your number strip is in the kit at the back.</w:t>
+        <w:t xml:space="preserve">Fill in the missing numbers. Your number strip is in the kit at the back.</w:t>
       </w:r>
     </w:p>
     <w:p>
@@ -6237,7 +6237,7 @@
           <w:sz w:val="26"/>
           <w:szCs w:val="26"/>
         </w:rPr>
-        <w:t xml:space="preserve">Hint: use counters or number cards. Find the number that goes between each pair of corners.</w:t>
+        <w:t xml:space="preserve">Hint: use counters. Find the number between each pair of corners.</w:t>
       </w:r>
     </w:p>
     <w:p>
@@ -7829,7 +7829,7 @@
           <w:sz w:val="26"/>
           <w:szCs w:val="26"/>
         </w:rPr>
-        <w:t xml:space="preserve">5 + 4 = 6 + __</w:t>
+        <w:t xml:space="preserve">Mei says 7 + 5 = 8 + 4. Ben says 7 + 5 = 8 + 5. Who is right? Show how you know without adding both sides.</w:t>
       </w:r>
     </w:p>
     <w:p>
@@ -7890,7 +7890,7 @@
           <w:sz w:val="26"/>
           <w:szCs w:val="26"/>
         </w:rPr>
-        <w:t xml:space="preserve">9 + 6 = __ + 10</w:t>
+        <w:t xml:space="preserve">Siti puts 10 stickers into two pockets. The left pocket must have MORE stickers than the right pocket, and each pocket has at least 1 sticker. How many ways can she do it? List them in order.</w:t>
       </w:r>
     </w:p>
     <w:p>
@@ -7951,7 +7951,7 @@
           <w:sz w:val="26"/>
           <w:szCs w:val="26"/>
         </w:rPr>
-        <w:t xml:space="preserve">6 + 4 = 10, so 16 + 4 = __ and 26 + 4 = __</w:t>
+        <w:t xml:space="preserve">7 + 3 = 10. What is 8 + 4? What is 8 + 2? What happened to the total each time, and why?</w:t>
       </w:r>
     </w:p>
     <w:p>
@@ -8162,7 +8162,7 @@
           <w:sz w:val="26"/>
           <w:szCs w:val="26"/>
         </w:rPr>
-        <w:t xml:space="preserve">Put 1 to 6 in the magic triangle so each side adds to 11. What goes in the corners and middles?</w:t>
+        <w:t xml:space="preserve">Two circles and one square add up to 12. One circle and two squares add up to 9. What number is each shape? Explain how you found it.</w:t>
       </w:r>
     </w:p>
     <w:p>
@@ -34163,7 +34163,7 @@
           <w:sz w:val="26"/>
           <w:szCs w:val="26"/>
         </w:rPr>
-        <w:t xml:space="preserve">Use what you measured in Explore. Write your guess, what you measured, and how far off your guess was. Only the last row is new: guess first, then measure it with the paper cube strip from the back of the workbook (or real cubes).</w:t>
+        <w:t xml:space="preserve">Write what you guessed, what you measured, and how far off your guess was. In the last row, guess first, then measure it with the cube strip from the back of the workbook.</w:t>
       </w:r>
     </w:p>
     <w:tbl>
@@ -41114,7 +41114,7 @@
           <w:sz w:val="24"/>
           <w:szCs w:val="24"/>
         </w:rPr>
-        <w:t xml:space="preserve">For Lesson 10 (Challenge Day). Cut out the four cards. Choose a card to start with. You may swap with another pair later. Show how you know on a whiteboard or on paper.</w:t>
+        <w:t xml:space="preserve">For Lesson 10 (Puzzle Day). Cut out the four cards. Choose a card to start with. You may swap with another pair later. Show how you know on a whiteboard or on paper.</w:t>
       </w:r>
     </w:p>
     <w:tbl>

--- a/hp/P1_Holiday_Program_Student_Workbook.docx
+++ b/hp/P1_Holiday_Program_Student_Workbook.docx
@@ -37524,7 +37524,7 @@
           <w:sz w:val="44"/>
           <w:szCs w:val="44"/>
         </w:rPr>
-        <w:t xml:space="preserve">CHALLENGE DAY!</w:t>
+        <w:t xml:space="preserve">PUZZLE DAY!</w:t>
       </w:r>
     </w:p>
     <w:tbl>
